--- a/cpf-docs/guides/07_Specification_기술_명세.docx
+++ b/cpf-docs/guides/07_Specification_기술_명세.docx
@@ -4,6 +4,7 @@
   <w:body>
     <w:p>
       <w:pPr>
+        <w:keepNext w:val="0"/>
         <w:jc w:val="center"/>
       </w:pPr>
       <w:r>
@@ -23,6 +24,7 @@
     </w:p>
     <w:p>
       <w:pPr>
+        <w:keepNext w:val="0"/>
         <w:jc w:val="center"/>
       </w:pPr>
       <w:r>
@@ -36,6 +38,7 @@
     </w:p>
     <w:p>
       <w:pPr>
+        <w:keepNext w:val="0"/>
         <w:spacing w:before="560"/>
         <w:jc w:val="center"/>
       </w:pPr>
@@ -51,6 +54,7 @@
     </w:p>
     <w:p>
       <w:pPr>
+        <w:keepNext w:val="0"/>
         <w:spacing w:before="3200"/>
         <w:jc w:val="center"/>
       </w:pPr>
@@ -70,7 +74,7 @@
     </w:p>
     <w:p>
       <w:pPr>
-        <w:keepNext w:val="1"/>
+        <w:keepNext w:val="0"/>
         <w:keepLines/>
       </w:pPr>
       <w:bookmarkStart w:id="170" w:name="TOC"/>
@@ -87,33 +91,37 @@
     </w:p>
     <w:tbl>
       <w:tblPr>
-        <w:tblW w:type="auto" w:w="0"/>
+        <w:tblW w:type="dxa" w:w="10601"/>
         <w:jc w:val="center"/>
         <w:tblLayout w:type="fixed"/>
         <w:tblLook w:firstColumn="1" w:firstRow="1" w:lastColumn="0" w:lastRow="0" w:noHBand="0" w:noVBand="1" w:val="04A0"/>
       </w:tblPr>
       <w:tblGrid>
-        <w:gridCol w:w="3515"/>
-        <w:gridCol w:w="6407"/>
+        <w:gridCol w:w="2621"/>
+        <w:gridCol w:w="7979"/>
       </w:tblGrid>
       <w:tr>
         <w:trPr>
           <w:tblHeader w:val="true"/>
+          <w:cantSplit/>
         </w:trPr>
         <w:tc>
           <w:tcPr>
-            <w:tcW w:type="dxa" w:w="3515"/>
+            <w:tcW w:type="dxa" w:w="2621"/>
             <w:shd w:fill="18233D"/>
             <w:vAlign w:val="center"/>
             <w:tcMar>
-              <w:top w:w="80" w:type="dxa"/>
-              <w:start w:w="100" w:type="dxa"/>
-              <w:bottom w:w="80" w:type="dxa"/>
-              <w:end w:w="100" w:type="dxa"/>
+              <w:top w:w="55" w:type="dxa"/>
+              <w:start w:w="70" w:type="dxa"/>
+              <w:bottom w:w="55" w:type="dxa"/>
+              <w:end w:w="70" w:type="dxa"/>
             </w:tcMar>
           </w:tcPr>
           <w:p>
             <w:pPr>
+              <w:keepNext w:val="0"/>
+              <w:keepLines/>
+              <w:spacing w:before="0" w:after="0" w:line="240" w:lineRule="auto"/>
               <w:jc w:val="center"/>
             </w:pPr>
             <w:r>
@@ -129,18 +137,21 @@
         </w:tc>
         <w:tc>
           <w:tcPr>
-            <w:tcW w:type="dxa" w:w="6406"/>
+            <w:tcW w:type="dxa" w:w="7979"/>
             <w:shd w:fill="18233D"/>
             <w:vAlign w:val="center"/>
             <w:tcMar>
-              <w:top w:w="80" w:type="dxa"/>
-              <w:start w:w="100" w:type="dxa"/>
-              <w:bottom w:w="80" w:type="dxa"/>
-              <w:end w:w="100" w:type="dxa"/>
+              <w:top w:w="55" w:type="dxa"/>
+              <w:start w:w="70" w:type="dxa"/>
+              <w:bottom w:w="55" w:type="dxa"/>
+              <w:end w:w="70" w:type="dxa"/>
             </w:tcMar>
           </w:tcPr>
           <w:p>
             <w:pPr>
+              <w:keepNext w:val="0"/>
+              <w:keepLines/>
+              <w:spacing w:before="0" w:after="0" w:line="240" w:lineRule="auto"/>
               <w:jc w:val="center"/>
             </w:pPr>
             <w:r>
@@ -161,17 +172,20 @@
         </w:trPr>
         <w:tc>
           <w:tcPr>
-            <w:tcW w:type="dxa" w:w="3515"/>
+            <w:tcW w:type="dxa" w:w="2621"/>
             <w:tcMar>
-              <w:top w:w="60" w:type="dxa"/>
-              <w:start w:w="90" w:type="dxa"/>
-              <w:bottom w:w="60" w:type="dxa"/>
-              <w:end w:w="90" w:type="dxa"/>
+              <w:top w:w="55" w:type="dxa"/>
+              <w:start w:w="70" w:type="dxa"/>
+              <w:bottom w:w="55" w:type="dxa"/>
+              <w:end w:w="70" w:type="dxa"/>
             </w:tcMar>
+            <w:vAlign w:val="center"/>
           </w:tcPr>
           <w:p>
             <w:pPr>
-              <w:spacing w:after="0"/>
+              <w:keepNext w:val="0"/>
+              <w:keepLines/>
+              <w:spacing w:after="0" w:before="0" w:line="240" w:lineRule="auto"/>
             </w:pPr>
             <w:hyperlink w:anchor="sarch">
               <w:r>
@@ -187,17 +201,20 @@
         </w:tc>
         <w:tc>
           <w:tcPr>
-            <w:tcW w:type="dxa" w:w="6406"/>
+            <w:tcW w:type="dxa" w:w="7979"/>
             <w:tcMar>
-              <w:top w:w="60" w:type="dxa"/>
-              <w:start w:w="90" w:type="dxa"/>
-              <w:bottom w:w="60" w:type="dxa"/>
-              <w:end w:w="90" w:type="dxa"/>
+              <w:top w:w="55" w:type="dxa"/>
+              <w:start w:w="70" w:type="dxa"/>
+              <w:bottom w:w="55" w:type="dxa"/>
+              <w:end w:w="70" w:type="dxa"/>
             </w:tcMar>
+            <w:vAlign w:val="center"/>
           </w:tcPr>
           <w:p>
             <w:pPr>
-              <w:spacing w:after="0"/>
+              <w:keepNext w:val="0"/>
+              <w:keepLines/>
+              <w:spacing w:after="0" w:before="0" w:line="240" w:lineRule="auto"/>
             </w:pPr>
             <w:r>
               <w:rPr>
@@ -216,17 +233,20 @@
         </w:trPr>
         <w:tc>
           <w:tcPr>
-            <w:tcW w:type="dxa" w:w="3515"/>
+            <w:tcW w:type="dxa" w:w="2621"/>
             <w:tcMar>
-              <w:top w:w="60" w:type="dxa"/>
-              <w:start w:w="90" w:type="dxa"/>
-              <w:bottom w:w="60" w:type="dxa"/>
-              <w:end w:w="90" w:type="dxa"/>
+              <w:top w:w="55" w:type="dxa"/>
+              <w:start w:w="70" w:type="dxa"/>
+              <w:bottom w:w="55" w:type="dxa"/>
+              <w:end w:w="70" w:type="dxa"/>
             </w:tcMar>
+            <w:vAlign w:val="center"/>
           </w:tcPr>
           <w:p>
             <w:pPr>
-              <w:spacing w:after="0"/>
+              <w:keepNext w:val="0"/>
+              <w:keepLines/>
+              <w:spacing w:after="0" w:before="0" w:line="240" w:lineRule="auto"/>
             </w:pPr>
             <w:hyperlink w:anchor="sstarter">
               <w:r>
@@ -242,17 +262,20 @@
         </w:tc>
         <w:tc>
           <w:tcPr>
-            <w:tcW w:type="dxa" w:w="6406"/>
+            <w:tcW w:type="dxa" w:w="7979"/>
             <w:tcMar>
-              <w:top w:w="60" w:type="dxa"/>
-              <w:start w:w="90" w:type="dxa"/>
-              <w:bottom w:w="60" w:type="dxa"/>
-              <w:end w:w="90" w:type="dxa"/>
+              <w:top w:w="55" w:type="dxa"/>
+              <w:start w:w="70" w:type="dxa"/>
+              <w:bottom w:w="55" w:type="dxa"/>
+              <w:end w:w="70" w:type="dxa"/>
             </w:tcMar>
+            <w:vAlign w:val="center"/>
           </w:tcPr>
           <w:p>
             <w:pPr>
-              <w:spacing w:after="0"/>
+              <w:keepNext w:val="0"/>
+              <w:keepLines/>
+              <w:spacing w:after="0" w:before="0" w:line="240" w:lineRule="auto"/>
             </w:pPr>
             <w:r>
               <w:rPr>
@@ -271,17 +294,20 @@
         </w:trPr>
         <w:tc>
           <w:tcPr>
-            <w:tcW w:type="dxa" w:w="3515"/>
+            <w:tcW w:type="dxa" w:w="2621"/>
             <w:tcMar>
-              <w:top w:w="60" w:type="dxa"/>
-              <w:start w:w="90" w:type="dxa"/>
-              <w:bottom w:w="60" w:type="dxa"/>
-              <w:end w:w="90" w:type="dxa"/>
+              <w:top w:w="55" w:type="dxa"/>
+              <w:start w:w="70" w:type="dxa"/>
+              <w:bottom w:w="55" w:type="dxa"/>
+              <w:end w:w="70" w:type="dxa"/>
             </w:tcMar>
+            <w:vAlign w:val="center"/>
           </w:tcPr>
           <w:p>
             <w:pPr>
-              <w:spacing w:after="0"/>
+              <w:keepNext w:val="0"/>
+              <w:keepLines/>
+              <w:spacing w:after="0" w:before="0" w:line="240" w:lineRule="auto"/>
             </w:pPr>
             <w:hyperlink w:anchor="sweb">
               <w:r>
@@ -297,17 +323,20 @@
         </w:tc>
         <w:tc>
           <w:tcPr>
-            <w:tcW w:type="dxa" w:w="6406"/>
+            <w:tcW w:type="dxa" w:w="7979"/>
             <w:tcMar>
-              <w:top w:w="60" w:type="dxa"/>
-              <w:start w:w="90" w:type="dxa"/>
-              <w:bottom w:w="60" w:type="dxa"/>
-              <w:end w:w="90" w:type="dxa"/>
+              <w:top w:w="55" w:type="dxa"/>
+              <w:start w:w="70" w:type="dxa"/>
+              <w:bottom w:w="55" w:type="dxa"/>
+              <w:end w:w="70" w:type="dxa"/>
             </w:tcMar>
+            <w:vAlign w:val="center"/>
           </w:tcPr>
           <w:p>
             <w:pPr>
-              <w:spacing w:after="0"/>
+              <w:keepNext w:val="0"/>
+              <w:keepLines/>
+              <w:spacing w:after="0" w:before="0" w:line="240" w:lineRule="auto"/>
             </w:pPr>
             <w:r>
               <w:rPr>
@@ -326,17 +355,20 @@
         </w:trPr>
         <w:tc>
           <w:tcPr>
-            <w:tcW w:type="dxa" w:w="3515"/>
+            <w:tcW w:type="dxa" w:w="2621"/>
             <w:tcMar>
-              <w:top w:w="60" w:type="dxa"/>
-              <w:start w:w="90" w:type="dxa"/>
-              <w:bottom w:w="60" w:type="dxa"/>
-              <w:end w:w="90" w:type="dxa"/>
+              <w:top w:w="55" w:type="dxa"/>
+              <w:start w:w="70" w:type="dxa"/>
+              <w:bottom w:w="55" w:type="dxa"/>
+              <w:end w:w="70" w:type="dxa"/>
             </w:tcMar>
+            <w:vAlign w:val="center"/>
           </w:tcPr>
           <w:p>
             <w:pPr>
-              <w:spacing w:after="0"/>
+              <w:keepNext w:val="0"/>
+              <w:keepLines/>
+              <w:spacing w:after="0" w:before="0" w:line="240" w:lineRule="auto"/>
             </w:pPr>
             <w:hyperlink w:anchor="sservice">
               <w:r>
@@ -352,17 +384,20 @@
         </w:tc>
         <w:tc>
           <w:tcPr>
-            <w:tcW w:type="dxa" w:w="6406"/>
+            <w:tcW w:type="dxa" w:w="7979"/>
             <w:tcMar>
-              <w:top w:w="60" w:type="dxa"/>
-              <w:start w:w="90" w:type="dxa"/>
-              <w:bottom w:w="60" w:type="dxa"/>
-              <w:end w:w="90" w:type="dxa"/>
+              <w:top w:w="55" w:type="dxa"/>
+              <w:start w:w="70" w:type="dxa"/>
+              <w:bottom w:w="55" w:type="dxa"/>
+              <w:end w:w="70" w:type="dxa"/>
             </w:tcMar>
+            <w:vAlign w:val="center"/>
           </w:tcPr>
           <w:p>
             <w:pPr>
-              <w:spacing w:after="0"/>
+              <w:keepNext w:val="0"/>
+              <w:keepLines/>
+              <w:spacing w:after="0" w:before="0" w:line="240" w:lineRule="auto"/>
             </w:pPr>
             <w:r>
               <w:rPr>
@@ -381,17 +416,20 @@
         </w:trPr>
         <w:tc>
           <w:tcPr>
-            <w:tcW w:type="dxa" w:w="3515"/>
+            <w:tcW w:type="dxa" w:w="2621"/>
             <w:tcMar>
-              <w:top w:w="60" w:type="dxa"/>
-              <w:start w:w="90" w:type="dxa"/>
-              <w:bottom w:w="60" w:type="dxa"/>
-              <w:end w:w="90" w:type="dxa"/>
+              <w:top w:w="55" w:type="dxa"/>
+              <w:start w:w="70" w:type="dxa"/>
+              <w:bottom w:w="55" w:type="dxa"/>
+              <w:end w:w="70" w:type="dxa"/>
             </w:tcMar>
+            <w:vAlign w:val="center"/>
           </w:tcPr>
           <w:p>
             <w:pPr>
-              <w:spacing w:after="0"/>
+              <w:keepNext w:val="0"/>
+              <w:keepLines/>
+              <w:spacing w:after="0" w:before="0" w:line="240" w:lineRule="auto"/>
             </w:pPr>
             <w:hyperlink w:anchor="sdata">
               <w:r>
@@ -407,17 +445,20 @@
         </w:tc>
         <w:tc>
           <w:tcPr>
-            <w:tcW w:type="dxa" w:w="6406"/>
+            <w:tcW w:type="dxa" w:w="7979"/>
             <w:tcMar>
-              <w:top w:w="60" w:type="dxa"/>
-              <w:start w:w="90" w:type="dxa"/>
-              <w:bottom w:w="60" w:type="dxa"/>
-              <w:end w:w="90" w:type="dxa"/>
+              <w:top w:w="55" w:type="dxa"/>
+              <w:start w:w="70" w:type="dxa"/>
+              <w:bottom w:w="55" w:type="dxa"/>
+              <w:end w:w="70" w:type="dxa"/>
             </w:tcMar>
+            <w:vAlign w:val="center"/>
           </w:tcPr>
           <w:p>
             <w:pPr>
-              <w:spacing w:after="0"/>
+              <w:keepNext w:val="0"/>
+              <w:keepLines/>
+              <w:spacing w:after="0" w:before="0" w:line="240" w:lineRule="auto"/>
             </w:pPr>
             <w:r>
               <w:rPr>
@@ -436,17 +477,20 @@
         </w:trPr>
         <w:tc>
           <w:tcPr>
-            <w:tcW w:type="dxa" w:w="3515"/>
+            <w:tcW w:type="dxa" w:w="2621"/>
             <w:tcMar>
-              <w:top w:w="60" w:type="dxa"/>
-              <w:start w:w="90" w:type="dxa"/>
-              <w:bottom w:w="60" w:type="dxa"/>
-              <w:end w:w="90" w:type="dxa"/>
+              <w:top w:w="55" w:type="dxa"/>
+              <w:start w:w="70" w:type="dxa"/>
+              <w:bottom w:w="55" w:type="dxa"/>
+              <w:end w:w="70" w:type="dxa"/>
             </w:tcMar>
+            <w:vAlign w:val="center"/>
           </w:tcPr>
           <w:p>
             <w:pPr>
-              <w:spacing w:after="0"/>
+              <w:keepNext w:val="0"/>
+              <w:keepLines/>
+              <w:spacing w:after="0" w:before="0" w:line="240" w:lineRule="auto"/>
             </w:pPr>
             <w:hyperlink w:anchor="scache">
               <w:r>
@@ -462,17 +506,20 @@
         </w:tc>
         <w:tc>
           <w:tcPr>
-            <w:tcW w:type="dxa" w:w="6406"/>
+            <w:tcW w:type="dxa" w:w="7979"/>
             <w:tcMar>
-              <w:top w:w="60" w:type="dxa"/>
-              <w:start w:w="90" w:type="dxa"/>
-              <w:bottom w:w="60" w:type="dxa"/>
-              <w:end w:w="90" w:type="dxa"/>
+              <w:top w:w="55" w:type="dxa"/>
+              <w:start w:w="70" w:type="dxa"/>
+              <w:bottom w:w="55" w:type="dxa"/>
+              <w:end w:w="70" w:type="dxa"/>
             </w:tcMar>
+            <w:vAlign w:val="center"/>
           </w:tcPr>
           <w:p>
             <w:pPr>
-              <w:spacing w:after="0"/>
+              <w:keepNext w:val="0"/>
+              <w:keepLines/>
+              <w:spacing w:after="0" w:before="0" w:line="240" w:lineRule="auto"/>
             </w:pPr>
             <w:r>
               <w:rPr>
@@ -491,17 +538,20 @@
         </w:trPr>
         <w:tc>
           <w:tcPr>
-            <w:tcW w:type="dxa" w:w="3515"/>
+            <w:tcW w:type="dxa" w:w="2621"/>
             <w:tcMar>
-              <w:top w:w="60" w:type="dxa"/>
-              <w:start w:w="90" w:type="dxa"/>
-              <w:bottom w:w="60" w:type="dxa"/>
-              <w:end w:w="90" w:type="dxa"/>
+              <w:top w:w="55" w:type="dxa"/>
+              <w:start w:w="70" w:type="dxa"/>
+              <w:bottom w:w="55" w:type="dxa"/>
+              <w:end w:w="70" w:type="dxa"/>
             </w:tcMar>
+            <w:vAlign w:val="center"/>
           </w:tcPr>
           <w:p>
             <w:pPr>
-              <w:spacing w:after="0"/>
+              <w:keepNext w:val="0"/>
+              <w:keepLines/>
+              <w:spacing w:after="0" w:before="0" w:line="240" w:lineRule="auto"/>
             </w:pPr>
             <w:hyperlink w:anchor="sint">
               <w:r>
@@ -517,17 +567,20 @@
         </w:tc>
         <w:tc>
           <w:tcPr>
-            <w:tcW w:type="dxa" w:w="6406"/>
+            <w:tcW w:type="dxa" w:w="7979"/>
             <w:tcMar>
-              <w:top w:w="60" w:type="dxa"/>
-              <w:start w:w="90" w:type="dxa"/>
-              <w:bottom w:w="60" w:type="dxa"/>
-              <w:end w:w="90" w:type="dxa"/>
+              <w:top w:w="55" w:type="dxa"/>
+              <w:start w:w="70" w:type="dxa"/>
+              <w:bottom w:w="55" w:type="dxa"/>
+              <w:end w:w="70" w:type="dxa"/>
             </w:tcMar>
+            <w:vAlign w:val="center"/>
           </w:tcPr>
           <w:p>
             <w:pPr>
-              <w:spacing w:after="0"/>
+              <w:keepNext w:val="0"/>
+              <w:keepLines/>
+              <w:spacing w:after="0" w:before="0" w:line="240" w:lineRule="auto"/>
             </w:pPr>
             <w:r>
               <w:rPr>
@@ -546,17 +599,20 @@
         </w:trPr>
         <w:tc>
           <w:tcPr>
-            <w:tcW w:type="dxa" w:w="3515"/>
+            <w:tcW w:type="dxa" w:w="2621"/>
             <w:tcMar>
-              <w:top w:w="60" w:type="dxa"/>
-              <w:start w:w="90" w:type="dxa"/>
-              <w:bottom w:w="60" w:type="dxa"/>
-              <w:end w:w="90" w:type="dxa"/>
+              <w:top w:w="55" w:type="dxa"/>
+              <w:start w:w="70" w:type="dxa"/>
+              <w:bottom w:w="55" w:type="dxa"/>
+              <w:end w:w="70" w:type="dxa"/>
             </w:tcMar>
+            <w:vAlign w:val="center"/>
           </w:tcPr>
           <w:p>
             <w:pPr>
-              <w:spacing w:after="0"/>
+              <w:keepNext w:val="0"/>
+              <w:keepLines/>
+              <w:spacing w:after="0" w:before="0" w:line="240" w:lineRule="auto"/>
             </w:pPr>
             <w:hyperlink w:anchor="smsg">
               <w:r>
@@ -572,17 +628,20 @@
         </w:tc>
         <w:tc>
           <w:tcPr>
-            <w:tcW w:type="dxa" w:w="6406"/>
+            <w:tcW w:type="dxa" w:w="7979"/>
             <w:tcMar>
-              <w:top w:w="60" w:type="dxa"/>
-              <w:start w:w="90" w:type="dxa"/>
-              <w:bottom w:w="60" w:type="dxa"/>
-              <w:end w:w="90" w:type="dxa"/>
+              <w:top w:w="55" w:type="dxa"/>
+              <w:start w:w="70" w:type="dxa"/>
+              <w:bottom w:w="55" w:type="dxa"/>
+              <w:end w:w="70" w:type="dxa"/>
             </w:tcMar>
+            <w:vAlign w:val="center"/>
           </w:tcPr>
           <w:p>
             <w:pPr>
-              <w:spacing w:after="0"/>
+              <w:keepNext w:val="0"/>
+              <w:keepLines/>
+              <w:spacing w:after="0" w:before="0" w:line="240" w:lineRule="auto"/>
             </w:pPr>
             <w:r>
               <w:rPr>
@@ -601,17 +660,20 @@
         </w:trPr>
         <w:tc>
           <w:tcPr>
-            <w:tcW w:type="dxa" w:w="3515"/>
+            <w:tcW w:type="dxa" w:w="2621"/>
             <w:tcMar>
-              <w:top w:w="60" w:type="dxa"/>
-              <w:start w:w="90" w:type="dxa"/>
-              <w:bottom w:w="60" w:type="dxa"/>
-              <w:end w:w="90" w:type="dxa"/>
+              <w:top w:w="55" w:type="dxa"/>
+              <w:start w:w="70" w:type="dxa"/>
+              <w:bottom w:w="55" w:type="dxa"/>
+              <w:end w:w="70" w:type="dxa"/>
             </w:tcMar>
+            <w:vAlign w:val="center"/>
           </w:tcPr>
           <w:p>
             <w:pPr>
-              <w:spacing w:after="0"/>
+              <w:keepNext w:val="0"/>
+              <w:keepLines/>
+              <w:spacing w:after="0" w:before="0" w:line="240" w:lineRule="auto"/>
             </w:pPr>
             <w:hyperlink w:anchor="ssec">
               <w:r>
@@ -627,17 +689,20 @@
         </w:tc>
         <w:tc>
           <w:tcPr>
-            <w:tcW w:type="dxa" w:w="6406"/>
+            <w:tcW w:type="dxa" w:w="7979"/>
             <w:tcMar>
-              <w:top w:w="60" w:type="dxa"/>
-              <w:start w:w="90" w:type="dxa"/>
-              <w:bottom w:w="60" w:type="dxa"/>
-              <w:end w:w="90" w:type="dxa"/>
+              <w:top w:w="55" w:type="dxa"/>
+              <w:start w:w="70" w:type="dxa"/>
+              <w:bottom w:w="55" w:type="dxa"/>
+              <w:end w:w="70" w:type="dxa"/>
             </w:tcMar>
+            <w:vAlign w:val="center"/>
           </w:tcPr>
           <w:p>
             <w:pPr>
-              <w:spacing w:after="0"/>
+              <w:keepNext w:val="0"/>
+              <w:keepLines/>
+              <w:spacing w:after="0" w:before="0" w:line="240" w:lineRule="auto"/>
             </w:pPr>
             <w:r>
               <w:rPr>
@@ -656,17 +721,20 @@
         </w:trPr>
         <w:tc>
           <w:tcPr>
-            <w:tcW w:type="dxa" w:w="3515"/>
+            <w:tcW w:type="dxa" w:w="2621"/>
             <w:tcMar>
-              <w:top w:w="60" w:type="dxa"/>
-              <w:start w:w="90" w:type="dxa"/>
-              <w:bottom w:w="60" w:type="dxa"/>
-              <w:end w:w="90" w:type="dxa"/>
+              <w:top w:w="55" w:type="dxa"/>
+              <w:start w:w="70" w:type="dxa"/>
+              <w:bottom w:w="55" w:type="dxa"/>
+              <w:end w:w="70" w:type="dxa"/>
             </w:tcMar>
+            <w:vAlign w:val="center"/>
           </w:tcPr>
           <w:p>
             <w:pPr>
-              <w:spacing w:after="0"/>
+              <w:keepNext w:val="0"/>
+              <w:keepLines/>
+              <w:spacing w:after="0" w:before="0" w:line="240" w:lineRule="auto"/>
             </w:pPr>
             <w:hyperlink w:anchor="scommon">
               <w:r>
@@ -682,17 +750,20 @@
         </w:tc>
         <w:tc>
           <w:tcPr>
-            <w:tcW w:type="dxa" w:w="6406"/>
+            <w:tcW w:type="dxa" w:w="7979"/>
             <w:tcMar>
-              <w:top w:w="60" w:type="dxa"/>
-              <w:start w:w="90" w:type="dxa"/>
-              <w:bottom w:w="60" w:type="dxa"/>
-              <w:end w:w="90" w:type="dxa"/>
+              <w:top w:w="55" w:type="dxa"/>
+              <w:start w:w="70" w:type="dxa"/>
+              <w:bottom w:w="55" w:type="dxa"/>
+              <w:end w:w="70" w:type="dxa"/>
             </w:tcMar>
+            <w:vAlign w:val="center"/>
           </w:tcPr>
           <w:p>
             <w:pPr>
-              <w:spacing w:after="0"/>
+              <w:keepNext w:val="0"/>
+              <w:keepLines/>
+              <w:spacing w:after="0" w:before="0" w:line="240" w:lineRule="auto"/>
             </w:pPr>
             <w:r>
               <w:rPr>
@@ -711,17 +782,20 @@
         </w:trPr>
         <w:tc>
           <w:tcPr>
-            <w:tcW w:type="dxa" w:w="3515"/>
+            <w:tcW w:type="dxa" w:w="2621"/>
             <w:tcMar>
-              <w:top w:w="60" w:type="dxa"/>
-              <w:start w:w="90" w:type="dxa"/>
-              <w:bottom w:w="60" w:type="dxa"/>
-              <w:end w:w="90" w:type="dxa"/>
+              <w:top w:w="55" w:type="dxa"/>
+              <w:start w:w="70" w:type="dxa"/>
+              <w:bottom w:w="55" w:type="dxa"/>
+              <w:end w:w="70" w:type="dxa"/>
             </w:tcMar>
+            <w:vAlign w:val="center"/>
           </w:tcPr>
           <w:p>
             <w:pPr>
-              <w:spacing w:after="0"/>
+              <w:keepNext w:val="0"/>
+              <w:keepLines/>
+              <w:spacing w:after="0" w:before="0" w:line="240" w:lineRule="auto"/>
             </w:pPr>
             <w:hyperlink w:anchor="sbatch">
               <w:r>
@@ -737,17 +811,20 @@
         </w:tc>
         <w:tc>
           <w:tcPr>
-            <w:tcW w:type="dxa" w:w="6406"/>
+            <w:tcW w:type="dxa" w:w="7979"/>
             <w:tcMar>
-              <w:top w:w="60" w:type="dxa"/>
-              <w:start w:w="90" w:type="dxa"/>
-              <w:bottom w:w="60" w:type="dxa"/>
-              <w:end w:w="90" w:type="dxa"/>
+              <w:top w:w="55" w:type="dxa"/>
+              <w:start w:w="70" w:type="dxa"/>
+              <w:bottom w:w="55" w:type="dxa"/>
+              <w:end w:w="70" w:type="dxa"/>
             </w:tcMar>
+            <w:vAlign w:val="center"/>
           </w:tcPr>
           <w:p>
             <w:pPr>
-              <w:spacing w:after="0"/>
+              <w:keepNext w:val="0"/>
+              <w:keepLines/>
+              <w:spacing w:after="0" w:before="0" w:line="240" w:lineRule="auto"/>
             </w:pPr>
             <w:r>
               <w:rPr>
@@ -766,17 +843,20 @@
         </w:trPr>
         <w:tc>
           <w:tcPr>
-            <w:tcW w:type="dxa" w:w="3515"/>
+            <w:tcW w:type="dxa" w:w="2621"/>
             <w:tcMar>
-              <w:top w:w="60" w:type="dxa"/>
-              <w:start w:w="90" w:type="dxa"/>
-              <w:bottom w:w="60" w:type="dxa"/>
-              <w:end w:w="90" w:type="dxa"/>
+              <w:top w:w="55" w:type="dxa"/>
+              <w:start w:w="70" w:type="dxa"/>
+              <w:bottom w:w="55" w:type="dxa"/>
+              <w:end w:w="70" w:type="dxa"/>
             </w:tcMar>
+            <w:vAlign w:val="center"/>
           </w:tcPr>
           <w:p>
             <w:pPr>
-              <w:spacing w:after="0"/>
+              <w:keepNext w:val="0"/>
+              <w:keepLines/>
+              <w:spacing w:after="0" w:before="0" w:line="240" w:lineRule="auto"/>
             </w:pPr>
             <w:hyperlink w:anchor="sgw">
               <w:r>
@@ -792,17 +872,20 @@
         </w:tc>
         <w:tc>
           <w:tcPr>
-            <w:tcW w:type="dxa" w:w="6406"/>
+            <w:tcW w:type="dxa" w:w="7979"/>
             <w:tcMar>
-              <w:top w:w="60" w:type="dxa"/>
-              <w:start w:w="90" w:type="dxa"/>
-              <w:bottom w:w="60" w:type="dxa"/>
-              <w:end w:w="90" w:type="dxa"/>
+              <w:top w:w="55" w:type="dxa"/>
+              <w:start w:w="70" w:type="dxa"/>
+              <w:bottom w:w="55" w:type="dxa"/>
+              <w:end w:w="70" w:type="dxa"/>
             </w:tcMar>
+            <w:vAlign w:val="center"/>
           </w:tcPr>
           <w:p>
             <w:pPr>
-              <w:spacing w:after="0"/>
+              <w:keepNext w:val="0"/>
+              <w:keepLines/>
+              <w:spacing w:after="0" w:before="0" w:line="240" w:lineRule="auto"/>
             </w:pPr>
             <w:r>
               <w:rPr>
@@ -821,17 +904,20 @@
         </w:trPr>
         <w:tc>
           <w:tcPr>
-            <w:tcW w:type="dxa" w:w="3515"/>
+            <w:tcW w:type="dxa" w:w="2621"/>
             <w:tcMar>
-              <w:top w:w="60" w:type="dxa"/>
-              <w:start w:w="90" w:type="dxa"/>
-              <w:bottom w:w="60" w:type="dxa"/>
-              <w:end w:w="90" w:type="dxa"/>
+              <w:top w:w="55" w:type="dxa"/>
+              <w:start w:w="70" w:type="dxa"/>
+              <w:bottom w:w="55" w:type="dxa"/>
+              <w:end w:w="70" w:type="dxa"/>
             </w:tcMar>
+            <w:vAlign w:val="center"/>
           </w:tcPr>
           <w:p>
             <w:pPr>
-              <w:spacing w:after="0"/>
+              <w:keepNext w:val="0"/>
+              <w:keepLines/>
+              <w:spacing w:after="0" w:before="0" w:line="240" w:lineRule="auto"/>
             </w:pPr>
             <w:hyperlink w:anchor="sconfig">
               <w:r>
@@ -847,17 +933,20 @@
         </w:tc>
         <w:tc>
           <w:tcPr>
-            <w:tcW w:type="dxa" w:w="6406"/>
+            <w:tcW w:type="dxa" w:w="7979"/>
             <w:tcMar>
-              <w:top w:w="60" w:type="dxa"/>
-              <w:start w:w="90" w:type="dxa"/>
-              <w:bottom w:w="60" w:type="dxa"/>
-              <w:end w:w="90" w:type="dxa"/>
+              <w:top w:w="55" w:type="dxa"/>
+              <w:start w:w="70" w:type="dxa"/>
+              <w:bottom w:w="55" w:type="dxa"/>
+              <w:end w:w="70" w:type="dxa"/>
             </w:tcMar>
+            <w:vAlign w:val="center"/>
           </w:tcPr>
           <w:p>
             <w:pPr>
-              <w:spacing w:after="0"/>
+              <w:keepNext w:val="0"/>
+              <w:keepLines/>
+              <w:spacing w:after="0" w:before="0" w:line="240" w:lineRule="auto"/>
             </w:pPr>
             <w:r>
               <w:rPr>
@@ -876,17 +965,20 @@
         </w:trPr>
         <w:tc>
           <w:tcPr>
-            <w:tcW w:type="dxa" w:w="3515"/>
+            <w:tcW w:type="dxa" w:w="2621"/>
             <w:tcMar>
-              <w:top w:w="60" w:type="dxa"/>
-              <w:start w:w="90" w:type="dxa"/>
-              <w:bottom w:w="60" w:type="dxa"/>
-              <w:end w:w="90" w:type="dxa"/>
+              <w:top w:w="55" w:type="dxa"/>
+              <w:start w:w="70" w:type="dxa"/>
+              <w:bottom w:w="55" w:type="dxa"/>
+              <w:end w:w="70" w:type="dxa"/>
             </w:tcMar>
+            <w:vAlign w:val="center"/>
           </w:tcPr>
           <w:p>
             <w:pPr>
-              <w:spacing w:after="0"/>
+              <w:keepNext w:val="0"/>
+              <w:keepLines/>
+              <w:spacing w:after="0" w:before="0" w:line="240" w:lineRule="auto"/>
             </w:pPr>
             <w:hyperlink w:anchor="sstate">
               <w:r>
@@ -902,17 +994,20 @@
         </w:tc>
         <w:tc>
           <w:tcPr>
-            <w:tcW w:type="dxa" w:w="6406"/>
+            <w:tcW w:type="dxa" w:w="7979"/>
             <w:tcMar>
-              <w:top w:w="60" w:type="dxa"/>
-              <w:start w:w="90" w:type="dxa"/>
-              <w:bottom w:w="60" w:type="dxa"/>
-              <w:end w:w="90" w:type="dxa"/>
+              <w:top w:w="55" w:type="dxa"/>
+              <w:start w:w="70" w:type="dxa"/>
+              <w:bottom w:w="55" w:type="dxa"/>
+              <w:end w:w="70" w:type="dxa"/>
             </w:tcMar>
+            <w:vAlign w:val="center"/>
           </w:tcPr>
           <w:p>
             <w:pPr>
-              <w:spacing w:after="0"/>
+              <w:keepNext w:val="0"/>
+              <w:keepLines/>
+              <w:spacing w:after="0" w:before="0" w:line="240" w:lineRule="auto"/>
             </w:pPr>
             <w:r>
               <w:rPr>
@@ -931,17 +1026,20 @@
         </w:trPr>
         <w:tc>
           <w:tcPr>
-            <w:tcW w:type="dxa" w:w="3515"/>
+            <w:tcW w:type="dxa" w:w="2621"/>
             <w:tcMar>
-              <w:top w:w="60" w:type="dxa"/>
-              <w:start w:w="90" w:type="dxa"/>
-              <w:bottom w:w="60" w:type="dxa"/>
-              <w:end w:w="90" w:type="dxa"/>
+              <w:top w:w="55" w:type="dxa"/>
+              <w:start w:w="70" w:type="dxa"/>
+              <w:bottom w:w="55" w:type="dxa"/>
+              <w:end w:w="70" w:type="dxa"/>
             </w:tcMar>
+            <w:vAlign w:val="center"/>
           </w:tcPr>
           <w:p>
             <w:pPr>
-              <w:spacing w:after="0"/>
+              <w:keepNext w:val="0"/>
+              <w:keepLines/>
+              <w:spacing w:after="0" w:before="0" w:line="240" w:lineRule="auto"/>
             </w:pPr>
             <w:hyperlink w:anchor="ssource">
               <w:r>
@@ -957,17 +1055,20 @@
         </w:tc>
         <w:tc>
           <w:tcPr>
-            <w:tcW w:type="dxa" w:w="6406"/>
+            <w:tcW w:type="dxa" w:w="7979"/>
             <w:tcMar>
-              <w:top w:w="60" w:type="dxa"/>
-              <w:start w:w="90" w:type="dxa"/>
-              <w:bottom w:w="60" w:type="dxa"/>
-              <w:end w:w="90" w:type="dxa"/>
+              <w:top w:w="55" w:type="dxa"/>
+              <w:start w:w="70" w:type="dxa"/>
+              <w:bottom w:w="55" w:type="dxa"/>
+              <w:end w:w="70" w:type="dxa"/>
             </w:tcMar>
+            <w:vAlign w:val="center"/>
           </w:tcPr>
           <w:p>
             <w:pPr>
-              <w:spacing w:after="0"/>
+              <w:keepNext w:val="0"/>
+              <w:keepLines/>
+              <w:spacing w:after="0" w:before="0" w:line="240" w:lineRule="auto"/>
             </w:pPr>
             <w:r>
               <w:rPr>
@@ -990,8 +1091,9 @@
       <w:bookmarkStart w:id="171" w:name="sarch"/>
       <w:pPr>
         <w:pStyle w:val="Heading1"/>
-        <w:keepNext w:val="1"/>
+        <w:keepNext/>
         <w:keepLines/>
+        <w:spacing w:before="220" w:after="80"/>
       </w:pPr>
       <w:bookmarkEnd w:id="171"/>
       <w:r>
@@ -1006,9 +1108,9 @@
     </w:p>
     <w:p>
       <w:pPr>
-        <w:spacing w:after="120"/>
-        <w:keepNext w:val="1"/>
-        <w:keepLines/>
+        <w:spacing w:after="40"/>
+        <w:keepNext w:val="0"/>
+        <w:keepLines w:val="0"/>
       </w:pPr>
       <w:hyperlink w:anchor="TOC">
         <w:r>
@@ -1063,15 +1165,15 @@
     </w:p>
     <w:tbl>
       <w:tblPr>
-        <w:tblW w:type="auto" w:w="0"/>
+        <w:tblW w:type="dxa" w:w="10601"/>
         <w:jc w:val="center"/>
         <w:tblLayout w:type="fixed"/>
         <w:tblLook w:firstColumn="1" w:firstRow="1" w:lastColumn="0" w:lastRow="0" w:noHBand="0" w:noVBand="1" w:val="04A0"/>
       </w:tblPr>
       <w:tblGrid>
-        <w:gridCol w:w="1814"/>
-        <w:gridCol w:w="4252"/>
-        <w:gridCol w:w="3515"/>
+        <w:gridCol w:w="3020"/>
+        <w:gridCol w:w="3761"/>
+        <w:gridCol w:w="3818"/>
       </w:tblGrid>
       <w:tr>
         <w:trPr>
@@ -1080,18 +1182,21 @@
         </w:trPr>
         <w:tc>
           <w:tcPr>
-            <w:tcW w:type="dxa" w:w="1814"/>
+            <w:tcW w:type="dxa" w:w="3020"/>
             <w:shd w:fill="18233D"/>
             <w:tcMar>
-              <w:top w:w="70" w:type="dxa"/>
-              <w:start w:w="90" w:type="dxa"/>
-              <w:bottom w:w="70" w:type="dxa"/>
-              <w:end w:w="90" w:type="dxa"/>
+              <w:top w:w="55" w:type="dxa"/>
+              <w:start w:w="70" w:type="dxa"/>
+              <w:bottom w:w="55" w:type="dxa"/>
+              <w:end w:w="70" w:type="dxa"/>
             </w:tcMar>
             <w:vAlign w:val="center"/>
           </w:tcPr>
           <w:p>
             <w:pPr>
+              <w:keepNext w:val="0"/>
+              <w:keepLines/>
+              <w:spacing w:before="0" w:after="0" w:line="240" w:lineRule="auto"/>
               <w:jc w:val="center"/>
             </w:pPr>
             <w:r>
@@ -1107,18 +1212,21 @@
         </w:tc>
         <w:tc>
           <w:tcPr>
-            <w:tcW w:type="dxa" w:w="4252"/>
+            <w:tcW w:type="dxa" w:w="3761"/>
             <w:shd w:fill="18233D"/>
             <w:tcMar>
-              <w:top w:w="70" w:type="dxa"/>
-              <w:start w:w="90" w:type="dxa"/>
-              <w:bottom w:w="70" w:type="dxa"/>
-              <w:end w:w="90" w:type="dxa"/>
+              <w:top w:w="55" w:type="dxa"/>
+              <w:start w:w="70" w:type="dxa"/>
+              <w:bottom w:w="55" w:type="dxa"/>
+              <w:end w:w="70" w:type="dxa"/>
             </w:tcMar>
             <w:vAlign w:val="center"/>
           </w:tcPr>
           <w:p>
             <w:pPr>
+              <w:keepNext w:val="0"/>
+              <w:keepLines/>
+              <w:spacing w:before="0" w:after="0" w:line="240" w:lineRule="auto"/>
               <w:jc w:val="center"/>
             </w:pPr>
             <w:r>
@@ -1134,18 +1242,21 @@
         </w:tc>
         <w:tc>
           <w:tcPr>
-            <w:tcW w:type="dxa" w:w="3515"/>
+            <w:tcW w:type="dxa" w:w="3818"/>
             <w:shd w:fill="18233D"/>
             <w:tcMar>
-              <w:top w:w="70" w:type="dxa"/>
-              <w:start w:w="90" w:type="dxa"/>
-              <w:bottom w:w="70" w:type="dxa"/>
-              <w:end w:w="90" w:type="dxa"/>
+              <w:top w:w="55" w:type="dxa"/>
+              <w:start w:w="70" w:type="dxa"/>
+              <w:bottom w:w="55" w:type="dxa"/>
+              <w:end w:w="70" w:type="dxa"/>
             </w:tcMar>
             <w:vAlign w:val="center"/>
           </w:tcPr>
           <w:p>
             <w:pPr>
+              <w:keepNext w:val="0"/>
+              <w:keepLines/>
+              <w:spacing w:before="0" w:after="0" w:line="240" w:lineRule="auto"/>
               <w:jc w:val="center"/>
             </w:pPr>
             <w:r>
@@ -1166,18 +1277,20 @@
         </w:trPr>
         <w:tc>
           <w:tcPr>
-            <w:tcW w:type="dxa" w:w="1814"/>
+            <w:tcW w:type="dxa" w:w="3020"/>
             <w:tcMar>
-              <w:top w:w="60" w:type="dxa"/>
-              <w:start w:w="80" w:type="dxa"/>
-              <w:bottom w:w="60" w:type="dxa"/>
-              <w:end w:w="80" w:type="dxa"/>
+              <w:top w:w="55" w:type="dxa"/>
+              <w:start w:w="70" w:type="dxa"/>
+              <w:bottom w:w="55" w:type="dxa"/>
+              <w:end w:w="70" w:type="dxa"/>
             </w:tcMar>
             <w:vAlign w:val="center"/>
           </w:tcPr>
           <w:p>
             <w:pPr>
-              <w:spacing w:after="0"/>
+              <w:keepNext w:val="0"/>
+              <w:keepLines/>
+              <w:spacing w:after="0" w:before="0" w:line="240" w:lineRule="auto"/>
             </w:pPr>
             <w:r>
               <w:rPr>
@@ -1191,18 +1304,20 @@
         </w:tc>
         <w:tc>
           <w:tcPr>
-            <w:tcW w:type="dxa" w:w="4252"/>
+            <w:tcW w:type="dxa" w:w="3761"/>
             <w:tcMar>
-              <w:top w:w="60" w:type="dxa"/>
-              <w:start w:w="80" w:type="dxa"/>
-              <w:bottom w:w="60" w:type="dxa"/>
-              <w:end w:w="80" w:type="dxa"/>
+              <w:top w:w="55" w:type="dxa"/>
+              <w:start w:w="70" w:type="dxa"/>
+              <w:bottom w:w="55" w:type="dxa"/>
+              <w:end w:w="70" w:type="dxa"/>
             </w:tcMar>
             <w:vAlign w:val="center"/>
           </w:tcPr>
           <w:p>
             <w:pPr>
-              <w:spacing w:after="0"/>
+              <w:keepNext w:val="0"/>
+              <w:keepLines/>
+              <w:spacing w:after="0" w:before="0" w:line="240" w:lineRule="auto"/>
             </w:pPr>
             <w:r>
               <w:rPr>
@@ -1216,18 +1331,20 @@
         </w:tc>
         <w:tc>
           <w:tcPr>
-            <w:tcW w:type="dxa" w:w="3515"/>
+            <w:tcW w:type="dxa" w:w="3818"/>
             <w:tcMar>
-              <w:top w:w="60" w:type="dxa"/>
-              <w:start w:w="80" w:type="dxa"/>
-              <w:bottom w:w="60" w:type="dxa"/>
-              <w:end w:w="80" w:type="dxa"/>
+              <w:top w:w="55" w:type="dxa"/>
+              <w:start w:w="70" w:type="dxa"/>
+              <w:bottom w:w="55" w:type="dxa"/>
+              <w:end w:w="70" w:type="dxa"/>
             </w:tcMar>
             <w:vAlign w:val="center"/>
           </w:tcPr>
           <w:p>
             <w:pPr>
-              <w:spacing w:after="0"/>
+              <w:keepNext w:val="0"/>
+              <w:keepLines/>
+              <w:spacing w:after="0" w:before="0" w:line="240" w:lineRule="auto"/>
             </w:pPr>
             <w:r>
               <w:rPr>
@@ -1246,19 +1363,21 @@
         </w:trPr>
         <w:tc>
           <w:tcPr>
-            <w:tcW w:type="dxa" w:w="1814"/>
+            <w:tcW w:type="dxa" w:w="3020"/>
             <w:tcMar>
-              <w:top w:w="60" w:type="dxa"/>
-              <w:start w:w="80" w:type="dxa"/>
-              <w:bottom w:w="60" w:type="dxa"/>
-              <w:end w:w="80" w:type="dxa"/>
+              <w:top w:w="55" w:type="dxa"/>
+              <w:start w:w="70" w:type="dxa"/>
+              <w:bottom w:w="55" w:type="dxa"/>
+              <w:end w:w="70" w:type="dxa"/>
             </w:tcMar>
             <w:vAlign w:val="center"/>
             <w:shd w:fill="FBFCFE"/>
           </w:tcPr>
           <w:p>
             <w:pPr>
-              <w:spacing w:after="0"/>
+              <w:keepNext w:val="0"/>
+              <w:keepLines/>
+              <w:spacing w:after="0" w:before="0" w:line="240" w:lineRule="auto"/>
             </w:pPr>
             <w:r>
               <w:rPr>
@@ -1272,19 +1391,21 @@
         </w:tc>
         <w:tc>
           <w:tcPr>
-            <w:tcW w:type="dxa" w:w="4252"/>
+            <w:tcW w:type="dxa" w:w="3761"/>
             <w:tcMar>
-              <w:top w:w="60" w:type="dxa"/>
-              <w:start w:w="80" w:type="dxa"/>
-              <w:bottom w:w="60" w:type="dxa"/>
-              <w:end w:w="80" w:type="dxa"/>
+              <w:top w:w="55" w:type="dxa"/>
+              <w:start w:w="70" w:type="dxa"/>
+              <w:bottom w:w="55" w:type="dxa"/>
+              <w:end w:w="70" w:type="dxa"/>
             </w:tcMar>
             <w:vAlign w:val="center"/>
             <w:shd w:fill="FBFCFE"/>
           </w:tcPr>
           <w:p>
             <w:pPr>
-              <w:spacing w:after="0"/>
+              <w:keepNext w:val="0"/>
+              <w:keepLines/>
+              <w:spacing w:after="0" w:before="0" w:line="240" w:lineRule="auto"/>
             </w:pPr>
             <w:r>
               <w:rPr>
@@ -1298,19 +1419,21 @@
         </w:tc>
         <w:tc>
           <w:tcPr>
-            <w:tcW w:type="dxa" w:w="3515"/>
+            <w:tcW w:type="dxa" w:w="3818"/>
             <w:tcMar>
-              <w:top w:w="60" w:type="dxa"/>
-              <w:start w:w="80" w:type="dxa"/>
-              <w:bottom w:w="60" w:type="dxa"/>
-              <w:end w:w="80" w:type="dxa"/>
+              <w:top w:w="55" w:type="dxa"/>
+              <w:start w:w="70" w:type="dxa"/>
+              <w:bottom w:w="55" w:type="dxa"/>
+              <w:end w:w="70" w:type="dxa"/>
             </w:tcMar>
             <w:vAlign w:val="center"/>
             <w:shd w:fill="FBFCFE"/>
           </w:tcPr>
           <w:p>
             <w:pPr>
-              <w:spacing w:after="0"/>
+              <w:keepNext w:val="0"/>
+              <w:keepLines/>
+              <w:spacing w:after="0" w:before="0" w:line="240" w:lineRule="auto"/>
             </w:pPr>
             <w:r>
               <w:rPr>
@@ -1329,18 +1452,20 @@
         </w:trPr>
         <w:tc>
           <w:tcPr>
-            <w:tcW w:type="dxa" w:w="1814"/>
+            <w:tcW w:type="dxa" w:w="3020"/>
             <w:tcMar>
-              <w:top w:w="60" w:type="dxa"/>
-              <w:start w:w="80" w:type="dxa"/>
-              <w:bottom w:w="60" w:type="dxa"/>
-              <w:end w:w="80" w:type="dxa"/>
+              <w:top w:w="55" w:type="dxa"/>
+              <w:start w:w="70" w:type="dxa"/>
+              <w:bottom w:w="55" w:type="dxa"/>
+              <w:end w:w="70" w:type="dxa"/>
             </w:tcMar>
             <w:vAlign w:val="center"/>
           </w:tcPr>
           <w:p>
             <w:pPr>
-              <w:spacing w:after="0"/>
+              <w:keepNext w:val="0"/>
+              <w:keepLines/>
+              <w:spacing w:after="0" w:before="0" w:line="240" w:lineRule="auto"/>
             </w:pPr>
             <w:r>
               <w:rPr>
@@ -1354,18 +1479,20 @@
         </w:tc>
         <w:tc>
           <w:tcPr>
-            <w:tcW w:type="dxa" w:w="4252"/>
+            <w:tcW w:type="dxa" w:w="3761"/>
             <w:tcMar>
-              <w:top w:w="60" w:type="dxa"/>
-              <w:start w:w="80" w:type="dxa"/>
-              <w:bottom w:w="60" w:type="dxa"/>
-              <w:end w:w="80" w:type="dxa"/>
+              <w:top w:w="55" w:type="dxa"/>
+              <w:start w:w="70" w:type="dxa"/>
+              <w:bottom w:w="55" w:type="dxa"/>
+              <w:end w:w="70" w:type="dxa"/>
             </w:tcMar>
             <w:vAlign w:val="center"/>
           </w:tcPr>
           <w:p>
             <w:pPr>
-              <w:spacing w:after="0"/>
+              <w:keepNext w:val="0"/>
+              <w:keepLines/>
+              <w:spacing w:after="0" w:before="0" w:line="240" w:lineRule="auto"/>
             </w:pPr>
             <w:r>
               <w:rPr>
@@ -1379,18 +1506,20 @@
         </w:tc>
         <w:tc>
           <w:tcPr>
-            <w:tcW w:type="dxa" w:w="3515"/>
+            <w:tcW w:type="dxa" w:w="3818"/>
             <w:tcMar>
-              <w:top w:w="60" w:type="dxa"/>
-              <w:start w:w="80" w:type="dxa"/>
-              <w:bottom w:w="60" w:type="dxa"/>
-              <w:end w:w="80" w:type="dxa"/>
+              <w:top w:w="55" w:type="dxa"/>
+              <w:start w:w="70" w:type="dxa"/>
+              <w:bottom w:w="55" w:type="dxa"/>
+              <w:end w:w="70" w:type="dxa"/>
             </w:tcMar>
             <w:vAlign w:val="center"/>
           </w:tcPr>
           <w:p>
             <w:pPr>
-              <w:spacing w:after="0"/>
+              <w:keepNext w:val="0"/>
+              <w:keepLines/>
+              <w:spacing w:after="0" w:before="0" w:line="240" w:lineRule="auto"/>
             </w:pPr>
             <w:r>
               <w:rPr>
@@ -1409,19 +1538,21 @@
         </w:trPr>
         <w:tc>
           <w:tcPr>
-            <w:tcW w:type="dxa" w:w="1814"/>
+            <w:tcW w:type="dxa" w:w="3020"/>
             <w:tcMar>
-              <w:top w:w="60" w:type="dxa"/>
-              <w:start w:w="80" w:type="dxa"/>
-              <w:bottom w:w="60" w:type="dxa"/>
-              <w:end w:w="80" w:type="dxa"/>
+              <w:top w:w="55" w:type="dxa"/>
+              <w:start w:w="70" w:type="dxa"/>
+              <w:bottom w:w="55" w:type="dxa"/>
+              <w:end w:w="70" w:type="dxa"/>
             </w:tcMar>
             <w:vAlign w:val="center"/>
             <w:shd w:fill="FBFCFE"/>
           </w:tcPr>
           <w:p>
             <w:pPr>
-              <w:spacing w:after="0"/>
+              <w:keepNext w:val="0"/>
+              <w:keepLines/>
+              <w:spacing w:after="0" w:before="0" w:line="240" w:lineRule="auto"/>
             </w:pPr>
             <w:r>
               <w:rPr>
@@ -1435,19 +1566,21 @@
         </w:tc>
         <w:tc>
           <w:tcPr>
-            <w:tcW w:type="dxa" w:w="4252"/>
+            <w:tcW w:type="dxa" w:w="3761"/>
             <w:tcMar>
-              <w:top w:w="60" w:type="dxa"/>
-              <w:start w:w="80" w:type="dxa"/>
-              <w:bottom w:w="60" w:type="dxa"/>
-              <w:end w:w="80" w:type="dxa"/>
+              <w:top w:w="55" w:type="dxa"/>
+              <w:start w:w="70" w:type="dxa"/>
+              <w:bottom w:w="55" w:type="dxa"/>
+              <w:end w:w="70" w:type="dxa"/>
             </w:tcMar>
             <w:vAlign w:val="center"/>
             <w:shd w:fill="FBFCFE"/>
           </w:tcPr>
           <w:p>
             <w:pPr>
-              <w:spacing w:after="0"/>
+              <w:keepNext w:val="0"/>
+              <w:keepLines/>
+              <w:spacing w:after="0" w:before="0" w:line="240" w:lineRule="auto"/>
             </w:pPr>
             <w:r>
               <w:rPr>
@@ -1461,19 +1594,21 @@
         </w:tc>
         <w:tc>
           <w:tcPr>
-            <w:tcW w:type="dxa" w:w="3515"/>
+            <w:tcW w:type="dxa" w:w="3818"/>
             <w:tcMar>
-              <w:top w:w="60" w:type="dxa"/>
-              <w:start w:w="80" w:type="dxa"/>
-              <w:bottom w:w="60" w:type="dxa"/>
-              <w:end w:w="80" w:type="dxa"/>
+              <w:top w:w="55" w:type="dxa"/>
+              <w:start w:w="70" w:type="dxa"/>
+              <w:bottom w:w="55" w:type="dxa"/>
+              <w:end w:w="70" w:type="dxa"/>
             </w:tcMar>
             <w:vAlign w:val="center"/>
             <w:shd w:fill="FBFCFE"/>
           </w:tcPr>
           <w:p>
             <w:pPr>
-              <w:spacing w:after="0"/>
+              <w:keepNext w:val="0"/>
+              <w:keepLines/>
+              <w:spacing w:after="0" w:before="0" w:line="240" w:lineRule="auto"/>
             </w:pPr>
             <w:r>
               <w:rPr>
@@ -1492,18 +1627,20 @@
         </w:trPr>
         <w:tc>
           <w:tcPr>
-            <w:tcW w:type="dxa" w:w="1814"/>
+            <w:tcW w:type="dxa" w:w="3020"/>
             <w:tcMar>
-              <w:top w:w="60" w:type="dxa"/>
-              <w:start w:w="80" w:type="dxa"/>
-              <w:bottom w:w="60" w:type="dxa"/>
-              <w:end w:w="80" w:type="dxa"/>
+              <w:top w:w="55" w:type="dxa"/>
+              <w:start w:w="70" w:type="dxa"/>
+              <w:bottom w:w="55" w:type="dxa"/>
+              <w:end w:w="70" w:type="dxa"/>
             </w:tcMar>
             <w:vAlign w:val="center"/>
           </w:tcPr>
           <w:p>
             <w:pPr>
-              <w:spacing w:after="0"/>
+              <w:keepNext w:val="0"/>
+              <w:keepLines/>
+              <w:spacing w:after="0" w:before="0" w:line="240" w:lineRule="auto"/>
             </w:pPr>
             <w:r>
               <w:rPr>
@@ -1517,18 +1654,20 @@
         </w:tc>
         <w:tc>
           <w:tcPr>
-            <w:tcW w:type="dxa" w:w="4252"/>
+            <w:tcW w:type="dxa" w:w="3761"/>
             <w:tcMar>
-              <w:top w:w="60" w:type="dxa"/>
-              <w:start w:w="80" w:type="dxa"/>
-              <w:bottom w:w="60" w:type="dxa"/>
-              <w:end w:w="80" w:type="dxa"/>
+              <w:top w:w="55" w:type="dxa"/>
+              <w:start w:w="70" w:type="dxa"/>
+              <w:bottom w:w="55" w:type="dxa"/>
+              <w:end w:w="70" w:type="dxa"/>
             </w:tcMar>
             <w:vAlign w:val="center"/>
           </w:tcPr>
           <w:p>
             <w:pPr>
-              <w:spacing w:after="0"/>
+              <w:keepNext w:val="0"/>
+              <w:keepLines/>
+              <w:spacing w:after="0" w:before="0" w:line="240" w:lineRule="auto"/>
             </w:pPr>
             <w:r>
               <w:rPr>
@@ -1542,18 +1681,20 @@
         </w:tc>
         <w:tc>
           <w:tcPr>
-            <w:tcW w:type="dxa" w:w="3515"/>
+            <w:tcW w:type="dxa" w:w="3818"/>
             <w:tcMar>
-              <w:top w:w="60" w:type="dxa"/>
-              <w:start w:w="80" w:type="dxa"/>
-              <w:bottom w:w="60" w:type="dxa"/>
-              <w:end w:w="80" w:type="dxa"/>
+              <w:top w:w="55" w:type="dxa"/>
+              <w:start w:w="70" w:type="dxa"/>
+              <w:bottom w:w="55" w:type="dxa"/>
+              <w:end w:w="70" w:type="dxa"/>
             </w:tcMar>
             <w:vAlign w:val="center"/>
           </w:tcPr>
           <w:p>
             <w:pPr>
-              <w:spacing w:after="0"/>
+              <w:keepNext w:val="0"/>
+              <w:keepLines/>
+              <w:spacing w:after="0" w:before="0" w:line="240" w:lineRule="auto"/>
             </w:pPr>
             <w:r>
               <w:rPr>
@@ -1572,19 +1713,21 @@
         </w:trPr>
         <w:tc>
           <w:tcPr>
-            <w:tcW w:type="dxa" w:w="1814"/>
+            <w:tcW w:type="dxa" w:w="3020"/>
             <w:tcMar>
-              <w:top w:w="60" w:type="dxa"/>
-              <w:start w:w="80" w:type="dxa"/>
-              <w:bottom w:w="60" w:type="dxa"/>
-              <w:end w:w="80" w:type="dxa"/>
+              <w:top w:w="55" w:type="dxa"/>
+              <w:start w:w="70" w:type="dxa"/>
+              <w:bottom w:w="55" w:type="dxa"/>
+              <w:end w:w="70" w:type="dxa"/>
             </w:tcMar>
             <w:vAlign w:val="center"/>
             <w:shd w:fill="FBFCFE"/>
           </w:tcPr>
           <w:p>
             <w:pPr>
-              <w:spacing w:after="0"/>
+              <w:keepNext w:val="0"/>
+              <w:keepLines/>
+              <w:spacing w:after="0" w:before="0" w:line="240" w:lineRule="auto"/>
             </w:pPr>
             <w:r>
               <w:rPr>
@@ -1598,19 +1741,21 @@
         </w:tc>
         <w:tc>
           <w:tcPr>
-            <w:tcW w:type="dxa" w:w="4252"/>
+            <w:tcW w:type="dxa" w:w="3761"/>
             <w:tcMar>
-              <w:top w:w="60" w:type="dxa"/>
-              <w:start w:w="80" w:type="dxa"/>
-              <w:bottom w:w="60" w:type="dxa"/>
-              <w:end w:w="80" w:type="dxa"/>
+              <w:top w:w="55" w:type="dxa"/>
+              <w:start w:w="70" w:type="dxa"/>
+              <w:bottom w:w="55" w:type="dxa"/>
+              <w:end w:w="70" w:type="dxa"/>
             </w:tcMar>
             <w:vAlign w:val="center"/>
             <w:shd w:fill="FBFCFE"/>
           </w:tcPr>
           <w:p>
             <w:pPr>
-              <w:spacing w:after="0"/>
+              <w:keepNext w:val="0"/>
+              <w:keepLines/>
+              <w:spacing w:after="0" w:before="0" w:line="240" w:lineRule="auto"/>
             </w:pPr>
             <w:r>
               <w:rPr>
@@ -1624,19 +1769,21 @@
         </w:tc>
         <w:tc>
           <w:tcPr>
-            <w:tcW w:type="dxa" w:w="3515"/>
+            <w:tcW w:type="dxa" w:w="3818"/>
             <w:tcMar>
-              <w:top w:w="60" w:type="dxa"/>
-              <w:start w:w="80" w:type="dxa"/>
-              <w:bottom w:w="60" w:type="dxa"/>
-              <w:end w:w="80" w:type="dxa"/>
+              <w:top w:w="55" w:type="dxa"/>
+              <w:start w:w="70" w:type="dxa"/>
+              <w:bottom w:w="55" w:type="dxa"/>
+              <w:end w:w="70" w:type="dxa"/>
             </w:tcMar>
             <w:vAlign w:val="center"/>
             <w:shd w:fill="FBFCFE"/>
           </w:tcPr>
           <w:p>
             <w:pPr>
-              <w:spacing w:after="0"/>
+              <w:keepNext w:val="0"/>
+              <w:keepLines/>
+              <w:spacing w:after="0" w:before="0" w:line="240" w:lineRule="auto"/>
             </w:pPr>
             <w:r>
               <w:rPr>
@@ -1655,18 +1802,20 @@
         </w:trPr>
         <w:tc>
           <w:tcPr>
-            <w:tcW w:type="dxa" w:w="1814"/>
+            <w:tcW w:type="dxa" w:w="3020"/>
             <w:tcMar>
-              <w:top w:w="60" w:type="dxa"/>
-              <w:start w:w="80" w:type="dxa"/>
-              <w:bottom w:w="60" w:type="dxa"/>
-              <w:end w:w="80" w:type="dxa"/>
+              <w:top w:w="55" w:type="dxa"/>
+              <w:start w:w="70" w:type="dxa"/>
+              <w:bottom w:w="55" w:type="dxa"/>
+              <w:end w:w="70" w:type="dxa"/>
             </w:tcMar>
             <w:vAlign w:val="center"/>
           </w:tcPr>
           <w:p>
             <w:pPr>
-              <w:spacing w:after="0"/>
+              <w:keepNext w:val="0"/>
+              <w:keepLines/>
+              <w:spacing w:after="0" w:before="0" w:line="240" w:lineRule="auto"/>
             </w:pPr>
             <w:r>
               <w:rPr>
@@ -1680,18 +1829,20 @@
         </w:tc>
         <w:tc>
           <w:tcPr>
-            <w:tcW w:type="dxa" w:w="4252"/>
+            <w:tcW w:type="dxa" w:w="3761"/>
             <w:tcMar>
-              <w:top w:w="60" w:type="dxa"/>
-              <w:start w:w="80" w:type="dxa"/>
-              <w:bottom w:w="60" w:type="dxa"/>
-              <w:end w:w="80" w:type="dxa"/>
+              <w:top w:w="55" w:type="dxa"/>
+              <w:start w:w="70" w:type="dxa"/>
+              <w:bottom w:w="55" w:type="dxa"/>
+              <w:end w:w="70" w:type="dxa"/>
             </w:tcMar>
             <w:vAlign w:val="center"/>
           </w:tcPr>
           <w:p>
             <w:pPr>
-              <w:spacing w:after="0"/>
+              <w:keepNext w:val="0"/>
+              <w:keepLines/>
+              <w:spacing w:after="0" w:before="0" w:line="240" w:lineRule="auto"/>
             </w:pPr>
             <w:r>
               <w:rPr>
@@ -1705,18 +1856,20 @@
         </w:tc>
         <w:tc>
           <w:tcPr>
-            <w:tcW w:type="dxa" w:w="3515"/>
+            <w:tcW w:type="dxa" w:w="3818"/>
             <w:tcMar>
-              <w:top w:w="60" w:type="dxa"/>
-              <w:start w:w="80" w:type="dxa"/>
-              <w:bottom w:w="60" w:type="dxa"/>
-              <w:end w:w="80" w:type="dxa"/>
+              <w:top w:w="55" w:type="dxa"/>
+              <w:start w:w="70" w:type="dxa"/>
+              <w:bottom w:w="55" w:type="dxa"/>
+              <w:end w:w="70" w:type="dxa"/>
             </w:tcMar>
             <w:vAlign w:val="center"/>
           </w:tcPr>
           <w:p>
             <w:pPr>
-              <w:spacing w:after="0"/>
+              <w:keepNext w:val="0"/>
+              <w:keepLines/>
+              <w:spacing w:after="0" w:before="0" w:line="240" w:lineRule="auto"/>
             </w:pPr>
             <w:r>
               <w:rPr>
@@ -1736,16 +1889,15 @@
       </w:pPr>
     </w:p>
     <w:p>
-      <w:r>
-        <w:br w:type="page"/>
-      </w:r>
+      <w:r/>
     </w:p>
     <w:p>
       <w:bookmarkStart w:id="172" w:name="sstarter"/>
       <w:pPr>
         <w:pStyle w:val="Heading1"/>
-        <w:keepNext w:val="1"/>
+        <w:keepNext/>
         <w:keepLines/>
+        <w:spacing w:before="220" w:after="80"/>
       </w:pPr>
       <w:bookmarkEnd w:id="172"/>
       <w:r>
@@ -1760,9 +1912,9 @@
     </w:p>
     <w:p>
       <w:pPr>
-        <w:spacing w:after="120"/>
-        <w:keepNext w:val="1"/>
-        <w:keepLines/>
+        <w:spacing w:after="40"/>
+        <w:keepNext w:val="0"/>
+        <w:keepLines w:val="0"/>
       </w:pPr>
       <w:hyperlink w:anchor="TOC">
         <w:r>
@@ -1776,15 +1928,15 @@
     </w:p>
     <w:tbl>
       <w:tblPr>
-        <w:tblW w:type="auto" w:w="0"/>
+        <w:tblW w:type="dxa" w:w="10601"/>
         <w:jc w:val="center"/>
         <w:tblLayout w:type="fixed"/>
         <w:tblLook w:firstColumn="1" w:firstRow="1" w:lastColumn="0" w:lastRow="0" w:noHBand="0" w:noVBand="1" w:val="04A0"/>
       </w:tblPr>
       <w:tblGrid>
-        <w:gridCol w:w="1701"/>
-        <w:gridCol w:w="4536"/>
-        <w:gridCol w:w="3402"/>
+        <w:gridCol w:w="3020"/>
+        <w:gridCol w:w="3761"/>
+        <w:gridCol w:w="3818"/>
       </w:tblGrid>
       <w:tr>
         <w:trPr>
@@ -1793,18 +1945,21 @@
         </w:trPr>
         <w:tc>
           <w:tcPr>
-            <w:tcW w:type="dxa" w:w="1701"/>
+            <w:tcW w:type="dxa" w:w="3020"/>
             <w:shd w:fill="18233D"/>
             <w:tcMar>
-              <w:top w:w="70" w:type="dxa"/>
-              <w:start w:w="90" w:type="dxa"/>
-              <w:bottom w:w="70" w:type="dxa"/>
-              <w:end w:w="90" w:type="dxa"/>
+              <w:top w:w="55" w:type="dxa"/>
+              <w:start w:w="70" w:type="dxa"/>
+              <w:bottom w:w="55" w:type="dxa"/>
+              <w:end w:w="70" w:type="dxa"/>
             </w:tcMar>
             <w:vAlign w:val="center"/>
           </w:tcPr>
           <w:p>
             <w:pPr>
+              <w:keepNext w:val="0"/>
+              <w:keepLines/>
+              <w:spacing w:before="0" w:after="0" w:line="240" w:lineRule="auto"/>
               <w:jc w:val="center"/>
             </w:pPr>
             <w:r>
@@ -1820,18 +1975,21 @@
         </w:tc>
         <w:tc>
           <w:tcPr>
-            <w:tcW w:type="dxa" w:w="4535"/>
+            <w:tcW w:type="dxa" w:w="3761"/>
             <w:shd w:fill="18233D"/>
             <w:tcMar>
-              <w:top w:w="70" w:type="dxa"/>
-              <w:start w:w="90" w:type="dxa"/>
-              <w:bottom w:w="70" w:type="dxa"/>
-              <w:end w:w="90" w:type="dxa"/>
+              <w:top w:w="55" w:type="dxa"/>
+              <w:start w:w="70" w:type="dxa"/>
+              <w:bottom w:w="55" w:type="dxa"/>
+              <w:end w:w="70" w:type="dxa"/>
             </w:tcMar>
             <w:vAlign w:val="center"/>
           </w:tcPr>
           <w:p>
             <w:pPr>
+              <w:keepNext w:val="0"/>
+              <w:keepLines/>
+              <w:spacing w:before="0" w:after="0" w:line="240" w:lineRule="auto"/>
               <w:jc w:val="center"/>
             </w:pPr>
             <w:r>
@@ -1847,18 +2005,21 @@
         </w:tc>
         <w:tc>
           <w:tcPr>
-            <w:tcW w:type="dxa" w:w="3402"/>
+            <w:tcW w:type="dxa" w:w="3818"/>
             <w:shd w:fill="18233D"/>
             <w:tcMar>
-              <w:top w:w="70" w:type="dxa"/>
-              <w:start w:w="90" w:type="dxa"/>
-              <w:bottom w:w="70" w:type="dxa"/>
-              <w:end w:w="90" w:type="dxa"/>
+              <w:top w:w="55" w:type="dxa"/>
+              <w:start w:w="70" w:type="dxa"/>
+              <w:bottom w:w="55" w:type="dxa"/>
+              <w:end w:w="70" w:type="dxa"/>
             </w:tcMar>
             <w:vAlign w:val="center"/>
           </w:tcPr>
           <w:p>
             <w:pPr>
+              <w:keepNext w:val="0"/>
+              <w:keepLines/>
+              <w:spacing w:before="0" w:after="0" w:line="240" w:lineRule="auto"/>
               <w:jc w:val="center"/>
             </w:pPr>
             <w:r>
@@ -1879,18 +2040,20 @@
         </w:trPr>
         <w:tc>
           <w:tcPr>
-            <w:tcW w:type="dxa" w:w="1701"/>
+            <w:tcW w:type="dxa" w:w="3020"/>
             <w:tcMar>
-              <w:top w:w="60" w:type="dxa"/>
-              <w:start w:w="80" w:type="dxa"/>
-              <w:bottom w:w="60" w:type="dxa"/>
-              <w:end w:w="80" w:type="dxa"/>
+              <w:top w:w="55" w:type="dxa"/>
+              <w:start w:w="70" w:type="dxa"/>
+              <w:bottom w:w="55" w:type="dxa"/>
+              <w:end w:w="70" w:type="dxa"/>
             </w:tcMar>
             <w:vAlign w:val="center"/>
           </w:tcPr>
           <w:p>
             <w:pPr>
-              <w:spacing w:after="0"/>
+              <w:keepNext w:val="0"/>
+              <w:keepLines/>
+              <w:spacing w:after="0" w:before="0" w:line="240" w:lineRule="auto"/>
             </w:pPr>
             <w:r>
               <w:rPr>
@@ -1904,18 +2067,20 @@
         </w:tc>
         <w:tc>
           <w:tcPr>
-            <w:tcW w:type="dxa" w:w="4535"/>
+            <w:tcW w:type="dxa" w:w="3761"/>
             <w:tcMar>
-              <w:top w:w="60" w:type="dxa"/>
-              <w:start w:w="80" w:type="dxa"/>
-              <w:bottom w:w="60" w:type="dxa"/>
-              <w:end w:w="80" w:type="dxa"/>
+              <w:top w:w="55" w:type="dxa"/>
+              <w:start w:w="70" w:type="dxa"/>
+              <w:bottom w:w="55" w:type="dxa"/>
+              <w:end w:w="70" w:type="dxa"/>
             </w:tcMar>
             <w:vAlign w:val="center"/>
           </w:tcPr>
           <w:p>
             <w:pPr>
-              <w:spacing w:after="0"/>
+              <w:keepNext w:val="0"/>
+              <w:keepLines/>
+              <w:spacing w:after="0" w:before="0" w:line="240" w:lineRule="auto"/>
             </w:pPr>
             <w:r>
               <w:rPr>
@@ -1929,18 +2094,20 @@
         </w:tc>
         <w:tc>
           <w:tcPr>
-            <w:tcW w:type="dxa" w:w="3402"/>
+            <w:tcW w:type="dxa" w:w="3818"/>
             <w:tcMar>
-              <w:top w:w="60" w:type="dxa"/>
-              <w:start w:w="80" w:type="dxa"/>
-              <w:bottom w:w="60" w:type="dxa"/>
-              <w:end w:w="80" w:type="dxa"/>
+              <w:top w:w="55" w:type="dxa"/>
+              <w:start w:w="70" w:type="dxa"/>
+              <w:bottom w:w="55" w:type="dxa"/>
+              <w:end w:w="70" w:type="dxa"/>
             </w:tcMar>
             <w:vAlign w:val="center"/>
           </w:tcPr>
           <w:p>
             <w:pPr>
-              <w:spacing w:after="0"/>
+              <w:keepNext w:val="0"/>
+              <w:keepLines/>
+              <w:spacing w:after="0" w:before="0" w:line="240" w:lineRule="auto"/>
             </w:pPr>
             <w:r>
               <w:rPr>
@@ -1959,19 +2126,21 @@
         </w:trPr>
         <w:tc>
           <w:tcPr>
-            <w:tcW w:type="dxa" w:w="1701"/>
+            <w:tcW w:type="dxa" w:w="3020"/>
             <w:tcMar>
-              <w:top w:w="60" w:type="dxa"/>
-              <w:start w:w="80" w:type="dxa"/>
-              <w:bottom w:w="60" w:type="dxa"/>
-              <w:end w:w="80" w:type="dxa"/>
+              <w:top w:w="55" w:type="dxa"/>
+              <w:start w:w="70" w:type="dxa"/>
+              <w:bottom w:w="55" w:type="dxa"/>
+              <w:end w:w="70" w:type="dxa"/>
             </w:tcMar>
             <w:vAlign w:val="center"/>
             <w:shd w:fill="FBFCFE"/>
           </w:tcPr>
           <w:p>
             <w:pPr>
-              <w:spacing w:after="0"/>
+              <w:keepNext w:val="0"/>
+              <w:keepLines/>
+              <w:spacing w:after="0" w:before="0" w:line="240" w:lineRule="auto"/>
             </w:pPr>
             <w:r>
               <w:rPr>
@@ -1985,19 +2154,21 @@
         </w:tc>
         <w:tc>
           <w:tcPr>
-            <w:tcW w:type="dxa" w:w="4535"/>
+            <w:tcW w:type="dxa" w:w="3761"/>
             <w:tcMar>
-              <w:top w:w="60" w:type="dxa"/>
-              <w:start w:w="80" w:type="dxa"/>
-              <w:bottom w:w="60" w:type="dxa"/>
-              <w:end w:w="80" w:type="dxa"/>
+              <w:top w:w="55" w:type="dxa"/>
+              <w:start w:w="70" w:type="dxa"/>
+              <w:bottom w:w="55" w:type="dxa"/>
+              <w:end w:w="70" w:type="dxa"/>
             </w:tcMar>
             <w:vAlign w:val="center"/>
             <w:shd w:fill="FBFCFE"/>
           </w:tcPr>
           <w:p>
             <w:pPr>
-              <w:spacing w:after="0"/>
+              <w:keepNext w:val="0"/>
+              <w:keepLines/>
+              <w:spacing w:after="0" w:before="0" w:line="240" w:lineRule="auto"/>
             </w:pPr>
             <w:r>
               <w:rPr>
@@ -2011,19 +2182,21 @@
         </w:tc>
         <w:tc>
           <w:tcPr>
-            <w:tcW w:type="dxa" w:w="3402"/>
+            <w:tcW w:type="dxa" w:w="3818"/>
             <w:tcMar>
-              <w:top w:w="60" w:type="dxa"/>
-              <w:start w:w="80" w:type="dxa"/>
-              <w:bottom w:w="60" w:type="dxa"/>
-              <w:end w:w="80" w:type="dxa"/>
+              <w:top w:w="55" w:type="dxa"/>
+              <w:start w:w="70" w:type="dxa"/>
+              <w:bottom w:w="55" w:type="dxa"/>
+              <w:end w:w="70" w:type="dxa"/>
             </w:tcMar>
             <w:vAlign w:val="center"/>
             <w:shd w:fill="FBFCFE"/>
           </w:tcPr>
           <w:p>
             <w:pPr>
-              <w:spacing w:after="0"/>
+              <w:keepNext w:val="0"/>
+              <w:keepLines/>
+              <w:spacing w:after="0" w:before="0" w:line="240" w:lineRule="auto"/>
             </w:pPr>
             <w:r>
               <w:rPr>
@@ -2042,18 +2215,20 @@
         </w:trPr>
         <w:tc>
           <w:tcPr>
-            <w:tcW w:type="dxa" w:w="1701"/>
+            <w:tcW w:type="dxa" w:w="3020"/>
             <w:tcMar>
-              <w:top w:w="60" w:type="dxa"/>
-              <w:start w:w="80" w:type="dxa"/>
-              <w:bottom w:w="60" w:type="dxa"/>
-              <w:end w:w="80" w:type="dxa"/>
+              <w:top w:w="55" w:type="dxa"/>
+              <w:start w:w="70" w:type="dxa"/>
+              <w:bottom w:w="55" w:type="dxa"/>
+              <w:end w:w="70" w:type="dxa"/>
             </w:tcMar>
             <w:vAlign w:val="center"/>
           </w:tcPr>
           <w:p>
             <w:pPr>
-              <w:spacing w:after="0"/>
+              <w:keepNext w:val="0"/>
+              <w:keepLines/>
+              <w:spacing w:after="0" w:before="0" w:line="240" w:lineRule="auto"/>
             </w:pPr>
             <w:r>
               <w:rPr>
@@ -2067,18 +2242,20 @@
         </w:tc>
         <w:tc>
           <w:tcPr>
-            <w:tcW w:type="dxa" w:w="4535"/>
+            <w:tcW w:type="dxa" w:w="3761"/>
             <w:tcMar>
-              <w:top w:w="60" w:type="dxa"/>
-              <w:start w:w="80" w:type="dxa"/>
-              <w:bottom w:w="60" w:type="dxa"/>
-              <w:end w:w="80" w:type="dxa"/>
+              <w:top w:w="55" w:type="dxa"/>
+              <w:start w:w="70" w:type="dxa"/>
+              <w:bottom w:w="55" w:type="dxa"/>
+              <w:end w:w="70" w:type="dxa"/>
             </w:tcMar>
             <w:vAlign w:val="center"/>
           </w:tcPr>
           <w:p>
             <w:pPr>
-              <w:spacing w:after="0"/>
+              <w:keepNext w:val="0"/>
+              <w:keepLines/>
+              <w:spacing w:after="0" w:before="0" w:line="240" w:lineRule="auto"/>
             </w:pPr>
             <w:r>
               <w:rPr>
@@ -2092,18 +2269,20 @@
         </w:tc>
         <w:tc>
           <w:tcPr>
-            <w:tcW w:type="dxa" w:w="3402"/>
+            <w:tcW w:type="dxa" w:w="3818"/>
             <w:tcMar>
-              <w:top w:w="60" w:type="dxa"/>
-              <w:start w:w="80" w:type="dxa"/>
-              <w:bottom w:w="60" w:type="dxa"/>
-              <w:end w:w="80" w:type="dxa"/>
+              <w:top w:w="55" w:type="dxa"/>
+              <w:start w:w="70" w:type="dxa"/>
+              <w:bottom w:w="55" w:type="dxa"/>
+              <w:end w:w="70" w:type="dxa"/>
             </w:tcMar>
             <w:vAlign w:val="center"/>
           </w:tcPr>
           <w:p>
             <w:pPr>
-              <w:spacing w:after="0"/>
+              <w:keepNext w:val="0"/>
+              <w:keepLines/>
+              <w:spacing w:after="0" w:before="0" w:line="240" w:lineRule="auto"/>
             </w:pPr>
             <w:r>
               <w:rPr>
@@ -2122,19 +2301,21 @@
         </w:trPr>
         <w:tc>
           <w:tcPr>
-            <w:tcW w:type="dxa" w:w="1701"/>
+            <w:tcW w:type="dxa" w:w="3020"/>
             <w:tcMar>
-              <w:top w:w="60" w:type="dxa"/>
-              <w:start w:w="80" w:type="dxa"/>
-              <w:bottom w:w="60" w:type="dxa"/>
-              <w:end w:w="80" w:type="dxa"/>
+              <w:top w:w="55" w:type="dxa"/>
+              <w:start w:w="70" w:type="dxa"/>
+              <w:bottom w:w="55" w:type="dxa"/>
+              <w:end w:w="70" w:type="dxa"/>
             </w:tcMar>
             <w:vAlign w:val="center"/>
             <w:shd w:fill="FBFCFE"/>
           </w:tcPr>
           <w:p>
             <w:pPr>
-              <w:spacing w:after="0"/>
+              <w:keepNext w:val="0"/>
+              <w:keepLines/>
+              <w:spacing w:after="0" w:before="0" w:line="240" w:lineRule="auto"/>
             </w:pPr>
             <w:r>
               <w:rPr>
@@ -2148,19 +2329,21 @@
         </w:tc>
         <w:tc>
           <w:tcPr>
-            <w:tcW w:type="dxa" w:w="4535"/>
+            <w:tcW w:type="dxa" w:w="3761"/>
             <w:tcMar>
-              <w:top w:w="60" w:type="dxa"/>
-              <w:start w:w="80" w:type="dxa"/>
-              <w:bottom w:w="60" w:type="dxa"/>
-              <w:end w:w="80" w:type="dxa"/>
+              <w:top w:w="55" w:type="dxa"/>
+              <w:start w:w="70" w:type="dxa"/>
+              <w:bottom w:w="55" w:type="dxa"/>
+              <w:end w:w="70" w:type="dxa"/>
             </w:tcMar>
             <w:vAlign w:val="center"/>
             <w:shd w:fill="FBFCFE"/>
           </w:tcPr>
           <w:p>
             <w:pPr>
-              <w:spacing w:after="0"/>
+              <w:keepNext w:val="0"/>
+              <w:keepLines/>
+              <w:spacing w:after="0" w:before="0" w:line="240" w:lineRule="auto"/>
             </w:pPr>
             <w:r>
               <w:rPr>
@@ -2174,19 +2357,21 @@
         </w:tc>
         <w:tc>
           <w:tcPr>
-            <w:tcW w:type="dxa" w:w="3402"/>
+            <w:tcW w:type="dxa" w:w="3818"/>
             <w:tcMar>
-              <w:top w:w="60" w:type="dxa"/>
-              <w:start w:w="80" w:type="dxa"/>
-              <w:bottom w:w="60" w:type="dxa"/>
-              <w:end w:w="80" w:type="dxa"/>
+              <w:top w:w="55" w:type="dxa"/>
+              <w:start w:w="70" w:type="dxa"/>
+              <w:bottom w:w="55" w:type="dxa"/>
+              <w:end w:w="70" w:type="dxa"/>
             </w:tcMar>
             <w:vAlign w:val="center"/>
             <w:shd w:fill="FBFCFE"/>
           </w:tcPr>
           <w:p>
             <w:pPr>
-              <w:spacing w:after="0"/>
+              <w:keepNext w:val="0"/>
+              <w:keepLines/>
+              <w:spacing w:after="0" w:before="0" w:line="240" w:lineRule="auto"/>
             </w:pPr>
             <w:r>
               <w:rPr>
@@ -2205,18 +2390,20 @@
         </w:trPr>
         <w:tc>
           <w:tcPr>
-            <w:tcW w:type="dxa" w:w="1701"/>
+            <w:tcW w:type="dxa" w:w="3020"/>
             <w:tcMar>
-              <w:top w:w="60" w:type="dxa"/>
-              <w:start w:w="80" w:type="dxa"/>
-              <w:bottom w:w="60" w:type="dxa"/>
-              <w:end w:w="80" w:type="dxa"/>
+              <w:top w:w="55" w:type="dxa"/>
+              <w:start w:w="70" w:type="dxa"/>
+              <w:bottom w:w="55" w:type="dxa"/>
+              <w:end w:w="70" w:type="dxa"/>
             </w:tcMar>
             <w:vAlign w:val="center"/>
           </w:tcPr>
           <w:p>
             <w:pPr>
-              <w:spacing w:after="0"/>
+              <w:keepNext w:val="0"/>
+              <w:keepLines/>
+              <w:spacing w:after="0" w:before="0" w:line="240" w:lineRule="auto"/>
             </w:pPr>
             <w:r>
               <w:rPr>
@@ -2230,18 +2417,20 @@
         </w:tc>
         <w:tc>
           <w:tcPr>
-            <w:tcW w:type="dxa" w:w="4535"/>
+            <w:tcW w:type="dxa" w:w="3761"/>
             <w:tcMar>
-              <w:top w:w="60" w:type="dxa"/>
-              <w:start w:w="80" w:type="dxa"/>
-              <w:bottom w:w="60" w:type="dxa"/>
-              <w:end w:w="80" w:type="dxa"/>
+              <w:top w:w="55" w:type="dxa"/>
+              <w:start w:w="70" w:type="dxa"/>
+              <w:bottom w:w="55" w:type="dxa"/>
+              <w:end w:w="70" w:type="dxa"/>
             </w:tcMar>
             <w:vAlign w:val="center"/>
           </w:tcPr>
           <w:p>
             <w:pPr>
-              <w:spacing w:after="0"/>
+              <w:keepNext w:val="0"/>
+              <w:keepLines/>
+              <w:spacing w:after="0" w:before="0" w:line="240" w:lineRule="auto"/>
             </w:pPr>
             <w:r>
               <w:rPr>
@@ -2255,18 +2444,20 @@
         </w:tc>
         <w:tc>
           <w:tcPr>
-            <w:tcW w:type="dxa" w:w="3402"/>
+            <w:tcW w:type="dxa" w:w="3818"/>
             <w:tcMar>
-              <w:top w:w="60" w:type="dxa"/>
-              <w:start w:w="80" w:type="dxa"/>
-              <w:bottom w:w="60" w:type="dxa"/>
-              <w:end w:w="80" w:type="dxa"/>
+              <w:top w:w="55" w:type="dxa"/>
+              <w:start w:w="70" w:type="dxa"/>
+              <w:bottom w:w="55" w:type="dxa"/>
+              <w:end w:w="70" w:type="dxa"/>
             </w:tcMar>
             <w:vAlign w:val="center"/>
           </w:tcPr>
           <w:p>
             <w:pPr>
-              <w:spacing w:after="0"/>
+              <w:keepNext w:val="0"/>
+              <w:keepLines/>
+              <w:spacing w:after="0" w:before="0" w:line="240" w:lineRule="auto"/>
             </w:pPr>
             <w:r>
               <w:rPr>
@@ -2285,19 +2476,21 @@
         </w:trPr>
         <w:tc>
           <w:tcPr>
-            <w:tcW w:type="dxa" w:w="1701"/>
+            <w:tcW w:type="dxa" w:w="3020"/>
             <w:tcMar>
-              <w:top w:w="60" w:type="dxa"/>
-              <w:start w:w="80" w:type="dxa"/>
-              <w:bottom w:w="60" w:type="dxa"/>
-              <w:end w:w="80" w:type="dxa"/>
+              <w:top w:w="55" w:type="dxa"/>
+              <w:start w:w="70" w:type="dxa"/>
+              <w:bottom w:w="55" w:type="dxa"/>
+              <w:end w:w="70" w:type="dxa"/>
             </w:tcMar>
             <w:vAlign w:val="center"/>
             <w:shd w:fill="FBFCFE"/>
           </w:tcPr>
           <w:p>
             <w:pPr>
-              <w:spacing w:after="0"/>
+              <w:keepNext w:val="0"/>
+              <w:keepLines/>
+              <w:spacing w:after="0" w:before="0" w:line="240" w:lineRule="auto"/>
             </w:pPr>
             <w:r>
               <w:rPr>
@@ -2311,19 +2504,21 @@
         </w:tc>
         <w:tc>
           <w:tcPr>
-            <w:tcW w:type="dxa" w:w="4535"/>
+            <w:tcW w:type="dxa" w:w="3761"/>
             <w:tcMar>
-              <w:top w:w="60" w:type="dxa"/>
-              <w:start w:w="80" w:type="dxa"/>
-              <w:bottom w:w="60" w:type="dxa"/>
-              <w:end w:w="80" w:type="dxa"/>
+              <w:top w:w="55" w:type="dxa"/>
+              <w:start w:w="70" w:type="dxa"/>
+              <w:bottom w:w="55" w:type="dxa"/>
+              <w:end w:w="70" w:type="dxa"/>
             </w:tcMar>
             <w:vAlign w:val="center"/>
             <w:shd w:fill="FBFCFE"/>
           </w:tcPr>
           <w:p>
             <w:pPr>
-              <w:spacing w:after="0"/>
+              <w:keepNext w:val="0"/>
+              <w:keepLines/>
+              <w:spacing w:after="0" w:before="0" w:line="240" w:lineRule="auto"/>
             </w:pPr>
             <w:r>
               <w:rPr>
@@ -2337,19 +2532,21 @@
         </w:tc>
         <w:tc>
           <w:tcPr>
-            <w:tcW w:type="dxa" w:w="3402"/>
+            <w:tcW w:type="dxa" w:w="3818"/>
             <w:tcMar>
-              <w:top w:w="60" w:type="dxa"/>
-              <w:start w:w="80" w:type="dxa"/>
-              <w:bottom w:w="60" w:type="dxa"/>
-              <w:end w:w="80" w:type="dxa"/>
+              <w:top w:w="55" w:type="dxa"/>
+              <w:start w:w="70" w:type="dxa"/>
+              <w:bottom w:w="55" w:type="dxa"/>
+              <w:end w:w="70" w:type="dxa"/>
             </w:tcMar>
             <w:vAlign w:val="center"/>
             <w:shd w:fill="FBFCFE"/>
           </w:tcPr>
           <w:p>
             <w:pPr>
-              <w:spacing w:after="0"/>
+              <w:keepNext w:val="0"/>
+              <w:keepLines/>
+              <w:spacing w:after="0" w:before="0" w:line="240" w:lineRule="auto"/>
             </w:pPr>
             <w:r>
               <w:rPr>
@@ -2368,18 +2565,20 @@
         </w:trPr>
         <w:tc>
           <w:tcPr>
-            <w:tcW w:type="dxa" w:w="1701"/>
+            <w:tcW w:type="dxa" w:w="3020"/>
             <w:tcMar>
-              <w:top w:w="60" w:type="dxa"/>
-              <w:start w:w="80" w:type="dxa"/>
-              <w:bottom w:w="60" w:type="dxa"/>
-              <w:end w:w="80" w:type="dxa"/>
+              <w:top w:w="55" w:type="dxa"/>
+              <w:start w:w="70" w:type="dxa"/>
+              <w:bottom w:w="55" w:type="dxa"/>
+              <w:end w:w="70" w:type="dxa"/>
             </w:tcMar>
             <w:vAlign w:val="center"/>
           </w:tcPr>
           <w:p>
             <w:pPr>
-              <w:spacing w:after="0"/>
+              <w:keepNext w:val="0"/>
+              <w:keepLines/>
+              <w:spacing w:after="0" w:before="0" w:line="240" w:lineRule="auto"/>
             </w:pPr>
             <w:r>
               <w:rPr>
@@ -2393,18 +2592,20 @@
         </w:tc>
         <w:tc>
           <w:tcPr>
-            <w:tcW w:type="dxa" w:w="4535"/>
+            <w:tcW w:type="dxa" w:w="3761"/>
             <w:tcMar>
-              <w:top w:w="60" w:type="dxa"/>
-              <w:start w:w="80" w:type="dxa"/>
-              <w:bottom w:w="60" w:type="dxa"/>
-              <w:end w:w="80" w:type="dxa"/>
+              <w:top w:w="55" w:type="dxa"/>
+              <w:start w:w="70" w:type="dxa"/>
+              <w:bottom w:w="55" w:type="dxa"/>
+              <w:end w:w="70" w:type="dxa"/>
             </w:tcMar>
             <w:vAlign w:val="center"/>
           </w:tcPr>
           <w:p>
             <w:pPr>
-              <w:spacing w:after="0"/>
+              <w:keepNext w:val="0"/>
+              <w:keepLines/>
+              <w:spacing w:after="0" w:before="0" w:line="240" w:lineRule="auto"/>
             </w:pPr>
             <w:r>
               <w:rPr>
@@ -2418,18 +2619,20 @@
         </w:tc>
         <w:tc>
           <w:tcPr>
-            <w:tcW w:type="dxa" w:w="3402"/>
+            <w:tcW w:type="dxa" w:w="3818"/>
             <w:tcMar>
-              <w:top w:w="60" w:type="dxa"/>
-              <w:start w:w="80" w:type="dxa"/>
-              <w:bottom w:w="60" w:type="dxa"/>
-              <w:end w:w="80" w:type="dxa"/>
+              <w:top w:w="55" w:type="dxa"/>
+              <w:start w:w="70" w:type="dxa"/>
+              <w:bottom w:w="55" w:type="dxa"/>
+              <w:end w:w="70" w:type="dxa"/>
             </w:tcMar>
             <w:vAlign w:val="center"/>
           </w:tcPr>
           <w:p>
             <w:pPr>
-              <w:spacing w:after="0"/>
+              <w:keepNext w:val="0"/>
+              <w:keepLines/>
+              <w:spacing w:after="0" w:before="0" w:line="240" w:lineRule="auto"/>
             </w:pPr>
             <w:r>
               <w:rPr>
@@ -2448,19 +2651,21 @@
         </w:trPr>
         <w:tc>
           <w:tcPr>
-            <w:tcW w:type="dxa" w:w="1701"/>
+            <w:tcW w:type="dxa" w:w="3020"/>
             <w:tcMar>
-              <w:top w:w="60" w:type="dxa"/>
-              <w:start w:w="80" w:type="dxa"/>
-              <w:bottom w:w="60" w:type="dxa"/>
-              <w:end w:w="80" w:type="dxa"/>
+              <w:top w:w="55" w:type="dxa"/>
+              <w:start w:w="70" w:type="dxa"/>
+              <w:bottom w:w="55" w:type="dxa"/>
+              <w:end w:w="70" w:type="dxa"/>
             </w:tcMar>
             <w:vAlign w:val="center"/>
             <w:shd w:fill="FBFCFE"/>
           </w:tcPr>
           <w:p>
             <w:pPr>
-              <w:spacing w:after="0"/>
+              <w:keepNext w:val="0"/>
+              <w:keepLines/>
+              <w:spacing w:after="0" w:before="0" w:line="240" w:lineRule="auto"/>
             </w:pPr>
             <w:r>
               <w:rPr>
@@ -2474,19 +2679,21 @@
         </w:tc>
         <w:tc>
           <w:tcPr>
-            <w:tcW w:type="dxa" w:w="4535"/>
+            <w:tcW w:type="dxa" w:w="3761"/>
             <w:tcMar>
-              <w:top w:w="60" w:type="dxa"/>
-              <w:start w:w="80" w:type="dxa"/>
-              <w:bottom w:w="60" w:type="dxa"/>
-              <w:end w:w="80" w:type="dxa"/>
+              <w:top w:w="55" w:type="dxa"/>
+              <w:start w:w="70" w:type="dxa"/>
+              <w:bottom w:w="55" w:type="dxa"/>
+              <w:end w:w="70" w:type="dxa"/>
             </w:tcMar>
             <w:vAlign w:val="center"/>
             <w:shd w:fill="FBFCFE"/>
           </w:tcPr>
           <w:p>
             <w:pPr>
-              <w:spacing w:after="0"/>
+              <w:keepNext w:val="0"/>
+              <w:keepLines/>
+              <w:spacing w:after="0" w:before="0" w:line="240" w:lineRule="auto"/>
             </w:pPr>
             <w:r>
               <w:rPr>
@@ -2500,19 +2707,21 @@
         </w:tc>
         <w:tc>
           <w:tcPr>
-            <w:tcW w:type="dxa" w:w="3402"/>
+            <w:tcW w:type="dxa" w:w="3818"/>
             <w:tcMar>
-              <w:top w:w="60" w:type="dxa"/>
-              <w:start w:w="80" w:type="dxa"/>
-              <w:bottom w:w="60" w:type="dxa"/>
-              <w:end w:w="80" w:type="dxa"/>
+              <w:top w:w="55" w:type="dxa"/>
+              <w:start w:w="70" w:type="dxa"/>
+              <w:bottom w:w="55" w:type="dxa"/>
+              <w:end w:w="70" w:type="dxa"/>
             </w:tcMar>
             <w:vAlign w:val="center"/>
             <w:shd w:fill="FBFCFE"/>
           </w:tcPr>
           <w:p>
             <w:pPr>
-              <w:spacing w:after="0"/>
+              <w:keepNext w:val="0"/>
+              <w:keepLines/>
+              <w:spacing w:after="0" w:before="0" w:line="240" w:lineRule="auto"/>
             </w:pPr>
             <w:r>
               <w:rPr>
@@ -2531,18 +2740,20 @@
         </w:trPr>
         <w:tc>
           <w:tcPr>
-            <w:tcW w:type="dxa" w:w="1701"/>
+            <w:tcW w:type="dxa" w:w="3020"/>
             <w:tcMar>
-              <w:top w:w="60" w:type="dxa"/>
-              <w:start w:w="80" w:type="dxa"/>
-              <w:bottom w:w="60" w:type="dxa"/>
-              <w:end w:w="80" w:type="dxa"/>
+              <w:top w:w="55" w:type="dxa"/>
+              <w:start w:w="70" w:type="dxa"/>
+              <w:bottom w:w="55" w:type="dxa"/>
+              <w:end w:w="70" w:type="dxa"/>
             </w:tcMar>
             <w:vAlign w:val="center"/>
           </w:tcPr>
           <w:p>
             <w:pPr>
-              <w:spacing w:after="0"/>
+              <w:keepNext w:val="0"/>
+              <w:keepLines/>
+              <w:spacing w:after="0" w:before="0" w:line="240" w:lineRule="auto"/>
             </w:pPr>
             <w:r>
               <w:rPr>
@@ -2556,18 +2767,20 @@
         </w:tc>
         <w:tc>
           <w:tcPr>
-            <w:tcW w:type="dxa" w:w="4535"/>
+            <w:tcW w:type="dxa" w:w="3761"/>
             <w:tcMar>
-              <w:top w:w="60" w:type="dxa"/>
-              <w:start w:w="80" w:type="dxa"/>
-              <w:bottom w:w="60" w:type="dxa"/>
-              <w:end w:w="80" w:type="dxa"/>
+              <w:top w:w="55" w:type="dxa"/>
+              <w:start w:w="70" w:type="dxa"/>
+              <w:bottom w:w="55" w:type="dxa"/>
+              <w:end w:w="70" w:type="dxa"/>
             </w:tcMar>
             <w:vAlign w:val="center"/>
           </w:tcPr>
           <w:p>
             <w:pPr>
-              <w:spacing w:after="0"/>
+              <w:keepNext w:val="0"/>
+              <w:keepLines/>
+              <w:spacing w:after="0" w:before="0" w:line="240" w:lineRule="auto"/>
             </w:pPr>
             <w:r>
               <w:rPr>
@@ -2581,18 +2794,20 @@
         </w:tc>
         <w:tc>
           <w:tcPr>
-            <w:tcW w:type="dxa" w:w="3402"/>
+            <w:tcW w:type="dxa" w:w="3818"/>
             <w:tcMar>
-              <w:top w:w="60" w:type="dxa"/>
-              <w:start w:w="80" w:type="dxa"/>
-              <w:bottom w:w="60" w:type="dxa"/>
-              <w:end w:w="80" w:type="dxa"/>
+              <w:top w:w="55" w:type="dxa"/>
+              <w:start w:w="70" w:type="dxa"/>
+              <w:bottom w:w="55" w:type="dxa"/>
+              <w:end w:w="70" w:type="dxa"/>
             </w:tcMar>
             <w:vAlign w:val="center"/>
           </w:tcPr>
           <w:p>
             <w:pPr>
-              <w:spacing w:after="0"/>
+              <w:keepNext w:val="0"/>
+              <w:keepLines/>
+              <w:spacing w:after="0" w:before="0" w:line="240" w:lineRule="auto"/>
             </w:pPr>
             <w:r>
               <w:rPr>
@@ -2611,19 +2826,21 @@
         </w:trPr>
         <w:tc>
           <w:tcPr>
-            <w:tcW w:type="dxa" w:w="1701"/>
+            <w:tcW w:type="dxa" w:w="3020"/>
             <w:tcMar>
-              <w:top w:w="60" w:type="dxa"/>
-              <w:start w:w="80" w:type="dxa"/>
-              <w:bottom w:w="60" w:type="dxa"/>
-              <w:end w:w="80" w:type="dxa"/>
+              <w:top w:w="55" w:type="dxa"/>
+              <w:start w:w="70" w:type="dxa"/>
+              <w:bottom w:w="55" w:type="dxa"/>
+              <w:end w:w="70" w:type="dxa"/>
             </w:tcMar>
             <w:vAlign w:val="center"/>
             <w:shd w:fill="FBFCFE"/>
           </w:tcPr>
           <w:p>
             <w:pPr>
-              <w:spacing w:after="0"/>
+              <w:keepNext w:val="0"/>
+              <w:keepLines/>
+              <w:spacing w:after="0" w:before="0" w:line="240" w:lineRule="auto"/>
             </w:pPr>
             <w:r>
               <w:rPr>
@@ -2637,19 +2854,21 @@
         </w:tc>
         <w:tc>
           <w:tcPr>
-            <w:tcW w:type="dxa" w:w="4535"/>
+            <w:tcW w:type="dxa" w:w="3761"/>
             <w:tcMar>
-              <w:top w:w="60" w:type="dxa"/>
-              <w:start w:w="80" w:type="dxa"/>
-              <w:bottom w:w="60" w:type="dxa"/>
-              <w:end w:w="80" w:type="dxa"/>
+              <w:top w:w="55" w:type="dxa"/>
+              <w:start w:w="70" w:type="dxa"/>
+              <w:bottom w:w="55" w:type="dxa"/>
+              <w:end w:w="70" w:type="dxa"/>
             </w:tcMar>
             <w:vAlign w:val="center"/>
             <w:shd w:fill="FBFCFE"/>
           </w:tcPr>
           <w:p>
             <w:pPr>
-              <w:spacing w:after="0"/>
+              <w:keepNext w:val="0"/>
+              <w:keepLines/>
+              <w:spacing w:after="0" w:before="0" w:line="240" w:lineRule="auto"/>
             </w:pPr>
             <w:r>
               <w:rPr>
@@ -2663,19 +2882,21 @@
         </w:tc>
         <w:tc>
           <w:tcPr>
-            <w:tcW w:type="dxa" w:w="3402"/>
+            <w:tcW w:type="dxa" w:w="3818"/>
             <w:tcMar>
-              <w:top w:w="60" w:type="dxa"/>
-              <w:start w:w="80" w:type="dxa"/>
-              <w:bottom w:w="60" w:type="dxa"/>
-              <w:end w:w="80" w:type="dxa"/>
+              <w:top w:w="55" w:type="dxa"/>
+              <w:start w:w="70" w:type="dxa"/>
+              <w:bottom w:w="55" w:type="dxa"/>
+              <w:end w:w="70" w:type="dxa"/>
             </w:tcMar>
             <w:vAlign w:val="center"/>
             <w:shd w:fill="FBFCFE"/>
           </w:tcPr>
           <w:p>
             <w:pPr>
-              <w:spacing w:after="0"/>
+              <w:keepNext w:val="0"/>
+              <w:keepLines/>
+              <w:spacing w:after="0" w:before="0" w:line="240" w:lineRule="auto"/>
             </w:pPr>
             <w:r>
               <w:rPr>
@@ -2696,13 +2917,13 @@
     </w:p>
     <w:tbl>
       <w:tblPr>
-        <w:tblW w:type="auto" w:w="0"/>
+        <w:tblW w:type="dxa" w:w="10601"/>
         <w:jc w:val="center"/>
         <w:tblLayout w:type="fixed"/>
         <w:tblLook w:firstColumn="1" w:firstRow="1" w:lastColumn="0" w:lastRow="0" w:noHBand="0" w:noVBand="1" w:val="04A0"/>
       </w:tblPr>
       <w:tblGrid>
-        <w:gridCol w:w="10092"/>
+        <w:gridCol w:w="10601"/>
       </w:tblGrid>
       <w:tr>
         <w:trPr>
@@ -2711,16 +2932,22 @@
         </w:trPr>
         <w:tc>
           <w:tcPr>
-            <w:tcW w:type="dxa" w:w="9865"/>
+            <w:tcW w:type="dxa" w:w="10601"/>
             <w:shd w:fill="F7F9FD"/>
             <w:tcMar>
-              <w:top w:w="90" w:type="dxa"/>
-              <w:start w:w="120" w:type="dxa"/>
-              <w:bottom w:w="90" w:type="dxa"/>
-              <w:end w:w="120" w:type="dxa"/>
+              <w:top w:w="55" w:type="dxa"/>
+              <w:start w:w="70" w:type="dxa"/>
+              <w:bottom w:w="55" w:type="dxa"/>
+              <w:end w:w="70" w:type="dxa"/>
             </w:tcMar>
+            <w:vAlign w:val="center"/>
           </w:tcPr>
           <w:p>
+            <w:pPr>
+              <w:keepNext w:val="0"/>
+              <w:keepLines/>
+              <w:spacing w:before="0" w:after="0" w:line="240" w:lineRule="auto"/>
+            </w:pPr>
             <w:r>
               <w:rPr>
                 <w:rFonts w:ascii="맑은 고딕" w:hAnsi="맑은 고딕" w:eastAsia="맑은 고딕"/>
@@ -2751,8 +2978,9 @@
       <w:bookmarkStart w:id="173" w:name="sweb"/>
       <w:pPr>
         <w:pStyle w:val="Heading1"/>
-        <w:keepNext w:val="1"/>
+        <w:keepNext/>
         <w:keepLines/>
+        <w:spacing w:before="220" w:after="80"/>
       </w:pPr>
       <w:bookmarkEnd w:id="173"/>
       <w:r>
@@ -2767,9 +2995,9 @@
     </w:p>
     <w:p>
       <w:pPr>
-        <w:spacing w:after="120"/>
-        <w:keepNext w:val="1"/>
-        <w:keepLines/>
+        <w:spacing w:after="40"/>
+        <w:keepNext w:val="0"/>
+        <w:keepLines w:val="0"/>
       </w:pPr>
       <w:hyperlink w:anchor="TOC">
         <w:r>
@@ -2783,15 +3011,15 @@
     </w:p>
     <w:tbl>
       <w:tblPr>
-        <w:tblW w:type="auto" w:w="0"/>
+        <w:tblW w:type="dxa" w:w="10601"/>
         <w:jc w:val="center"/>
         <w:tblLayout w:type="fixed"/>
         <w:tblLook w:firstColumn="1" w:firstRow="1" w:lastColumn="0" w:lastRow="0" w:noHBand="0" w:noVBand="1" w:val="04A0"/>
       </w:tblPr>
       <w:tblGrid>
-        <w:gridCol w:w="2494"/>
-        <w:gridCol w:w="3969"/>
-        <w:gridCol w:w="3175"/>
+        <w:gridCol w:w="3020"/>
+        <w:gridCol w:w="3761"/>
+        <w:gridCol w:w="3818"/>
       </w:tblGrid>
       <w:tr>
         <w:trPr>
@@ -2800,18 +3028,21 @@
         </w:trPr>
         <w:tc>
           <w:tcPr>
-            <w:tcW w:type="dxa" w:w="2494"/>
+            <w:tcW w:type="dxa" w:w="3020"/>
             <w:shd w:fill="18233D"/>
             <w:tcMar>
-              <w:top w:w="70" w:type="dxa"/>
-              <w:start w:w="90" w:type="dxa"/>
-              <w:bottom w:w="70" w:type="dxa"/>
-              <w:end w:w="90" w:type="dxa"/>
+              <w:top w:w="55" w:type="dxa"/>
+              <w:start w:w="70" w:type="dxa"/>
+              <w:bottom w:w="55" w:type="dxa"/>
+              <w:end w:w="70" w:type="dxa"/>
             </w:tcMar>
             <w:vAlign w:val="center"/>
           </w:tcPr>
           <w:p>
             <w:pPr>
+              <w:keepNext w:val="0"/>
+              <w:keepLines/>
+              <w:spacing w:before="0" w:after="0" w:line="240" w:lineRule="auto"/>
               <w:jc w:val="center"/>
             </w:pPr>
             <w:r>
@@ -2827,18 +3058,21 @@
         </w:tc>
         <w:tc>
           <w:tcPr>
-            <w:tcW w:type="dxa" w:w="3969"/>
+            <w:tcW w:type="dxa" w:w="3761"/>
             <w:shd w:fill="18233D"/>
             <w:tcMar>
-              <w:top w:w="70" w:type="dxa"/>
-              <w:start w:w="90" w:type="dxa"/>
-              <w:bottom w:w="70" w:type="dxa"/>
-              <w:end w:w="90" w:type="dxa"/>
+              <w:top w:w="55" w:type="dxa"/>
+              <w:start w:w="70" w:type="dxa"/>
+              <w:bottom w:w="55" w:type="dxa"/>
+              <w:end w:w="70" w:type="dxa"/>
             </w:tcMar>
             <w:vAlign w:val="center"/>
           </w:tcPr>
           <w:p>
             <w:pPr>
+              <w:keepNext w:val="0"/>
+              <w:keepLines/>
+              <w:spacing w:before="0" w:after="0" w:line="240" w:lineRule="auto"/>
               <w:jc w:val="center"/>
             </w:pPr>
             <w:r>
@@ -2854,18 +3088,21 @@
         </w:tc>
         <w:tc>
           <w:tcPr>
-            <w:tcW w:type="dxa" w:w="3175"/>
+            <w:tcW w:type="dxa" w:w="3818"/>
             <w:shd w:fill="18233D"/>
             <w:tcMar>
-              <w:top w:w="70" w:type="dxa"/>
-              <w:start w:w="90" w:type="dxa"/>
-              <w:bottom w:w="70" w:type="dxa"/>
-              <w:end w:w="90" w:type="dxa"/>
+              <w:top w:w="55" w:type="dxa"/>
+              <w:start w:w="70" w:type="dxa"/>
+              <w:bottom w:w="55" w:type="dxa"/>
+              <w:end w:w="70" w:type="dxa"/>
             </w:tcMar>
             <w:vAlign w:val="center"/>
           </w:tcPr>
           <w:p>
             <w:pPr>
+              <w:keepNext w:val="0"/>
+              <w:keepLines/>
+              <w:spacing w:before="0" w:after="0" w:line="240" w:lineRule="auto"/>
               <w:jc w:val="center"/>
             </w:pPr>
             <w:r>
@@ -2886,18 +3123,20 @@
         </w:trPr>
         <w:tc>
           <w:tcPr>
-            <w:tcW w:type="dxa" w:w="2494"/>
+            <w:tcW w:type="dxa" w:w="3020"/>
             <w:tcMar>
-              <w:top w:w="60" w:type="dxa"/>
-              <w:start w:w="80" w:type="dxa"/>
-              <w:bottom w:w="60" w:type="dxa"/>
-              <w:end w:w="80" w:type="dxa"/>
+              <w:top w:w="55" w:type="dxa"/>
+              <w:start w:w="70" w:type="dxa"/>
+              <w:bottom w:w="55" w:type="dxa"/>
+              <w:end w:w="70" w:type="dxa"/>
             </w:tcMar>
             <w:vAlign w:val="center"/>
           </w:tcPr>
           <w:p>
             <w:pPr>
-              <w:spacing w:after="0"/>
+              <w:keepNext w:val="0"/>
+              <w:keepLines/>
+              <w:spacing w:after="0" w:before="0" w:line="240" w:lineRule="auto"/>
             </w:pPr>
             <w:r>
               <w:rPr>
@@ -2911,18 +3150,20 @@
         </w:tc>
         <w:tc>
           <w:tcPr>
-            <w:tcW w:type="dxa" w:w="3969"/>
+            <w:tcW w:type="dxa" w:w="3761"/>
             <w:tcMar>
-              <w:top w:w="60" w:type="dxa"/>
-              <w:start w:w="80" w:type="dxa"/>
-              <w:bottom w:w="60" w:type="dxa"/>
-              <w:end w:w="80" w:type="dxa"/>
+              <w:top w:w="55" w:type="dxa"/>
+              <w:start w:w="70" w:type="dxa"/>
+              <w:bottom w:w="55" w:type="dxa"/>
+              <w:end w:w="70" w:type="dxa"/>
             </w:tcMar>
             <w:vAlign w:val="center"/>
           </w:tcPr>
           <w:p>
             <w:pPr>
-              <w:spacing w:after="0"/>
+              <w:keepNext w:val="0"/>
+              <w:keepLines/>
+              <w:spacing w:after="0" w:before="0" w:line="240" w:lineRule="auto"/>
             </w:pPr>
             <w:r>
               <w:rPr>
@@ -2936,18 +3177,20 @@
         </w:tc>
         <w:tc>
           <w:tcPr>
-            <w:tcW w:type="dxa" w:w="3175"/>
+            <w:tcW w:type="dxa" w:w="3818"/>
             <w:tcMar>
-              <w:top w:w="60" w:type="dxa"/>
-              <w:start w:w="80" w:type="dxa"/>
-              <w:bottom w:w="60" w:type="dxa"/>
-              <w:end w:w="80" w:type="dxa"/>
+              <w:top w:w="55" w:type="dxa"/>
+              <w:start w:w="70" w:type="dxa"/>
+              <w:bottom w:w="55" w:type="dxa"/>
+              <w:end w:w="70" w:type="dxa"/>
             </w:tcMar>
             <w:vAlign w:val="center"/>
           </w:tcPr>
           <w:p>
             <w:pPr>
-              <w:spacing w:after="0"/>
+              <w:keepNext w:val="0"/>
+              <w:keepLines/>
+              <w:spacing w:after="0" w:before="0" w:line="240" w:lineRule="auto"/>
             </w:pPr>
             <w:r>
               <w:rPr>
@@ -2966,19 +3209,21 @@
         </w:trPr>
         <w:tc>
           <w:tcPr>
-            <w:tcW w:type="dxa" w:w="2494"/>
+            <w:tcW w:type="dxa" w:w="3020"/>
             <w:tcMar>
-              <w:top w:w="60" w:type="dxa"/>
-              <w:start w:w="80" w:type="dxa"/>
-              <w:bottom w:w="60" w:type="dxa"/>
-              <w:end w:w="80" w:type="dxa"/>
+              <w:top w:w="55" w:type="dxa"/>
+              <w:start w:w="70" w:type="dxa"/>
+              <w:bottom w:w="55" w:type="dxa"/>
+              <w:end w:w="70" w:type="dxa"/>
             </w:tcMar>
             <w:vAlign w:val="center"/>
             <w:shd w:fill="FBFCFE"/>
           </w:tcPr>
           <w:p>
             <w:pPr>
-              <w:spacing w:after="0"/>
+              <w:keepNext w:val="0"/>
+              <w:keepLines/>
+              <w:spacing w:after="0" w:before="0" w:line="240" w:lineRule="auto"/>
             </w:pPr>
             <w:r>
               <w:rPr>
@@ -2992,19 +3237,21 @@
         </w:tc>
         <w:tc>
           <w:tcPr>
-            <w:tcW w:type="dxa" w:w="3969"/>
+            <w:tcW w:type="dxa" w:w="3761"/>
             <w:tcMar>
-              <w:top w:w="60" w:type="dxa"/>
-              <w:start w:w="80" w:type="dxa"/>
-              <w:bottom w:w="60" w:type="dxa"/>
-              <w:end w:w="80" w:type="dxa"/>
+              <w:top w:w="55" w:type="dxa"/>
+              <w:start w:w="70" w:type="dxa"/>
+              <w:bottom w:w="55" w:type="dxa"/>
+              <w:end w:w="70" w:type="dxa"/>
             </w:tcMar>
             <w:vAlign w:val="center"/>
             <w:shd w:fill="FBFCFE"/>
           </w:tcPr>
           <w:p>
             <w:pPr>
-              <w:spacing w:after="0"/>
+              <w:keepNext w:val="0"/>
+              <w:keepLines/>
+              <w:spacing w:after="0" w:before="0" w:line="240" w:lineRule="auto"/>
             </w:pPr>
             <w:r>
               <w:rPr>
@@ -3018,19 +3265,21 @@
         </w:tc>
         <w:tc>
           <w:tcPr>
-            <w:tcW w:type="dxa" w:w="3175"/>
+            <w:tcW w:type="dxa" w:w="3818"/>
             <w:tcMar>
-              <w:top w:w="60" w:type="dxa"/>
-              <w:start w:w="80" w:type="dxa"/>
-              <w:bottom w:w="60" w:type="dxa"/>
-              <w:end w:w="80" w:type="dxa"/>
+              <w:top w:w="55" w:type="dxa"/>
+              <w:start w:w="70" w:type="dxa"/>
+              <w:bottom w:w="55" w:type="dxa"/>
+              <w:end w:w="70" w:type="dxa"/>
             </w:tcMar>
             <w:vAlign w:val="center"/>
             <w:shd w:fill="FBFCFE"/>
           </w:tcPr>
           <w:p>
             <w:pPr>
-              <w:spacing w:after="0"/>
+              <w:keepNext w:val="0"/>
+              <w:keepLines/>
+              <w:spacing w:after="0" w:before="0" w:line="240" w:lineRule="auto"/>
             </w:pPr>
             <w:r>
               <w:rPr>
@@ -3053,8 +3302,9 @@
       <w:bookmarkStart w:id="174" w:name="sservice"/>
       <w:pPr>
         <w:pStyle w:val="Heading1"/>
-        <w:keepNext w:val="1"/>
+        <w:keepNext/>
         <w:keepLines/>
+        <w:spacing w:before="220" w:after="80"/>
       </w:pPr>
       <w:bookmarkEnd w:id="174"/>
       <w:r>
@@ -3069,9 +3319,9 @@
     </w:p>
     <w:p>
       <w:pPr>
-        <w:spacing w:after="120"/>
-        <w:keepNext w:val="1"/>
-        <w:keepLines/>
+        <w:spacing w:after="40"/>
+        <w:keepNext w:val="0"/>
+        <w:keepLines w:val="0"/>
       </w:pPr>
       <w:hyperlink w:anchor="TOC">
         <w:r>
@@ -3085,15 +3335,15 @@
     </w:p>
     <w:tbl>
       <w:tblPr>
-        <w:tblW w:type="auto" w:w="0"/>
+        <w:tblW w:type="dxa" w:w="10601"/>
         <w:jc w:val="center"/>
         <w:tblLayout w:type="fixed"/>
         <w:tblLook w:firstColumn="1" w:firstRow="1" w:lastColumn="0" w:lastRow="0" w:noHBand="0" w:noVBand="1" w:val="04A0"/>
       </w:tblPr>
       <w:tblGrid>
-        <w:gridCol w:w="2494"/>
-        <w:gridCol w:w="3969"/>
-        <w:gridCol w:w="3175"/>
+        <w:gridCol w:w="3020"/>
+        <w:gridCol w:w="3761"/>
+        <w:gridCol w:w="3818"/>
       </w:tblGrid>
       <w:tr>
         <w:trPr>
@@ -3102,18 +3352,21 @@
         </w:trPr>
         <w:tc>
           <w:tcPr>
-            <w:tcW w:type="dxa" w:w="2494"/>
+            <w:tcW w:type="dxa" w:w="3020"/>
             <w:shd w:fill="18233D"/>
             <w:tcMar>
-              <w:top w:w="70" w:type="dxa"/>
-              <w:start w:w="90" w:type="dxa"/>
-              <w:bottom w:w="70" w:type="dxa"/>
-              <w:end w:w="90" w:type="dxa"/>
+              <w:top w:w="55" w:type="dxa"/>
+              <w:start w:w="70" w:type="dxa"/>
+              <w:bottom w:w="55" w:type="dxa"/>
+              <w:end w:w="70" w:type="dxa"/>
             </w:tcMar>
             <w:vAlign w:val="center"/>
           </w:tcPr>
           <w:p>
             <w:pPr>
+              <w:keepNext w:val="0"/>
+              <w:keepLines/>
+              <w:spacing w:before="0" w:after="0" w:line="240" w:lineRule="auto"/>
               <w:jc w:val="center"/>
             </w:pPr>
             <w:r>
@@ -3129,18 +3382,21 @@
         </w:tc>
         <w:tc>
           <w:tcPr>
-            <w:tcW w:type="dxa" w:w="3969"/>
+            <w:tcW w:type="dxa" w:w="3761"/>
             <w:shd w:fill="18233D"/>
             <w:tcMar>
-              <w:top w:w="70" w:type="dxa"/>
-              <w:start w:w="90" w:type="dxa"/>
-              <w:bottom w:w="70" w:type="dxa"/>
-              <w:end w:w="90" w:type="dxa"/>
+              <w:top w:w="55" w:type="dxa"/>
+              <w:start w:w="70" w:type="dxa"/>
+              <w:bottom w:w="55" w:type="dxa"/>
+              <w:end w:w="70" w:type="dxa"/>
             </w:tcMar>
             <w:vAlign w:val="center"/>
           </w:tcPr>
           <w:p>
             <w:pPr>
+              <w:keepNext w:val="0"/>
+              <w:keepLines/>
+              <w:spacing w:before="0" w:after="0" w:line="240" w:lineRule="auto"/>
               <w:jc w:val="center"/>
             </w:pPr>
             <w:r>
@@ -3156,18 +3412,21 @@
         </w:tc>
         <w:tc>
           <w:tcPr>
-            <w:tcW w:type="dxa" w:w="3175"/>
+            <w:tcW w:type="dxa" w:w="3818"/>
             <w:shd w:fill="18233D"/>
             <w:tcMar>
-              <w:top w:w="70" w:type="dxa"/>
-              <w:start w:w="90" w:type="dxa"/>
-              <w:bottom w:w="70" w:type="dxa"/>
-              <w:end w:w="90" w:type="dxa"/>
+              <w:top w:w="55" w:type="dxa"/>
+              <w:start w:w="70" w:type="dxa"/>
+              <w:bottom w:w="55" w:type="dxa"/>
+              <w:end w:w="70" w:type="dxa"/>
             </w:tcMar>
             <w:vAlign w:val="center"/>
           </w:tcPr>
           <w:p>
             <w:pPr>
+              <w:keepNext w:val="0"/>
+              <w:keepLines/>
+              <w:spacing w:before="0" w:after="0" w:line="240" w:lineRule="auto"/>
               <w:jc w:val="center"/>
             </w:pPr>
             <w:r>
@@ -3188,18 +3447,20 @@
         </w:trPr>
         <w:tc>
           <w:tcPr>
-            <w:tcW w:type="dxa" w:w="2494"/>
+            <w:tcW w:type="dxa" w:w="3020"/>
             <w:tcMar>
-              <w:top w:w="60" w:type="dxa"/>
-              <w:start w:w="80" w:type="dxa"/>
-              <w:bottom w:w="60" w:type="dxa"/>
-              <w:end w:w="80" w:type="dxa"/>
+              <w:top w:w="55" w:type="dxa"/>
+              <w:start w:w="70" w:type="dxa"/>
+              <w:bottom w:w="55" w:type="dxa"/>
+              <w:end w:w="70" w:type="dxa"/>
             </w:tcMar>
             <w:vAlign w:val="center"/>
           </w:tcPr>
           <w:p>
             <w:pPr>
-              <w:spacing w:after="0"/>
+              <w:keepNext w:val="0"/>
+              <w:keepLines/>
+              <w:spacing w:after="0" w:before="0" w:line="240" w:lineRule="auto"/>
             </w:pPr>
             <w:r>
               <w:rPr>
@@ -3213,18 +3474,20 @@
         </w:tc>
         <w:tc>
           <w:tcPr>
-            <w:tcW w:type="dxa" w:w="3969"/>
+            <w:tcW w:type="dxa" w:w="3761"/>
             <w:tcMar>
-              <w:top w:w="60" w:type="dxa"/>
-              <w:start w:w="80" w:type="dxa"/>
-              <w:bottom w:w="60" w:type="dxa"/>
-              <w:end w:w="80" w:type="dxa"/>
+              <w:top w:w="55" w:type="dxa"/>
+              <w:start w:w="70" w:type="dxa"/>
+              <w:bottom w:w="55" w:type="dxa"/>
+              <w:end w:w="70" w:type="dxa"/>
             </w:tcMar>
             <w:vAlign w:val="center"/>
           </w:tcPr>
           <w:p>
             <w:pPr>
-              <w:spacing w:after="0"/>
+              <w:keepNext w:val="0"/>
+              <w:keepLines/>
+              <w:spacing w:after="0" w:before="0" w:line="240" w:lineRule="auto"/>
             </w:pPr>
             <w:r>
               <w:rPr>
@@ -3238,18 +3501,20 @@
         </w:tc>
         <w:tc>
           <w:tcPr>
-            <w:tcW w:type="dxa" w:w="3175"/>
+            <w:tcW w:type="dxa" w:w="3818"/>
             <w:tcMar>
-              <w:top w:w="60" w:type="dxa"/>
-              <w:start w:w="80" w:type="dxa"/>
-              <w:bottom w:w="60" w:type="dxa"/>
-              <w:end w:w="80" w:type="dxa"/>
+              <w:top w:w="55" w:type="dxa"/>
+              <w:start w:w="70" w:type="dxa"/>
+              <w:bottom w:w="55" w:type="dxa"/>
+              <w:end w:w="70" w:type="dxa"/>
             </w:tcMar>
             <w:vAlign w:val="center"/>
           </w:tcPr>
           <w:p>
             <w:pPr>
-              <w:spacing w:after="0"/>
+              <w:keepNext w:val="0"/>
+              <w:keepLines/>
+              <w:spacing w:after="0" w:before="0" w:line="240" w:lineRule="auto"/>
             </w:pPr>
             <w:r>
               <w:rPr>
@@ -3268,19 +3533,21 @@
         </w:trPr>
         <w:tc>
           <w:tcPr>
-            <w:tcW w:type="dxa" w:w="2494"/>
+            <w:tcW w:type="dxa" w:w="3020"/>
             <w:tcMar>
-              <w:top w:w="60" w:type="dxa"/>
-              <w:start w:w="80" w:type="dxa"/>
-              <w:bottom w:w="60" w:type="dxa"/>
-              <w:end w:w="80" w:type="dxa"/>
+              <w:top w:w="55" w:type="dxa"/>
+              <w:start w:w="70" w:type="dxa"/>
+              <w:bottom w:w="55" w:type="dxa"/>
+              <w:end w:w="70" w:type="dxa"/>
             </w:tcMar>
             <w:vAlign w:val="center"/>
             <w:shd w:fill="FBFCFE"/>
           </w:tcPr>
           <w:p>
             <w:pPr>
-              <w:spacing w:after="0"/>
+              <w:keepNext w:val="0"/>
+              <w:keepLines/>
+              <w:spacing w:after="0" w:before="0" w:line="240" w:lineRule="auto"/>
             </w:pPr>
             <w:r>
               <w:rPr>
@@ -3294,19 +3561,21 @@
         </w:tc>
         <w:tc>
           <w:tcPr>
-            <w:tcW w:type="dxa" w:w="3969"/>
+            <w:tcW w:type="dxa" w:w="3761"/>
             <w:tcMar>
-              <w:top w:w="60" w:type="dxa"/>
-              <w:start w:w="80" w:type="dxa"/>
-              <w:bottom w:w="60" w:type="dxa"/>
-              <w:end w:w="80" w:type="dxa"/>
+              <w:top w:w="55" w:type="dxa"/>
+              <w:start w:w="70" w:type="dxa"/>
+              <w:bottom w:w="55" w:type="dxa"/>
+              <w:end w:w="70" w:type="dxa"/>
             </w:tcMar>
             <w:vAlign w:val="center"/>
             <w:shd w:fill="FBFCFE"/>
           </w:tcPr>
           <w:p>
             <w:pPr>
-              <w:spacing w:after="0"/>
+              <w:keepNext w:val="0"/>
+              <w:keepLines/>
+              <w:spacing w:after="0" w:before="0" w:line="240" w:lineRule="auto"/>
             </w:pPr>
             <w:r>
               <w:rPr>
@@ -3320,19 +3589,21 @@
         </w:tc>
         <w:tc>
           <w:tcPr>
-            <w:tcW w:type="dxa" w:w="3175"/>
+            <w:tcW w:type="dxa" w:w="3818"/>
             <w:tcMar>
-              <w:top w:w="60" w:type="dxa"/>
-              <w:start w:w="80" w:type="dxa"/>
-              <w:bottom w:w="60" w:type="dxa"/>
-              <w:end w:w="80" w:type="dxa"/>
+              <w:top w:w="55" w:type="dxa"/>
+              <w:start w:w="70" w:type="dxa"/>
+              <w:bottom w:w="55" w:type="dxa"/>
+              <w:end w:w="70" w:type="dxa"/>
             </w:tcMar>
             <w:vAlign w:val="center"/>
             <w:shd w:fill="FBFCFE"/>
           </w:tcPr>
           <w:p>
             <w:pPr>
-              <w:spacing w:after="0"/>
+              <w:keepNext w:val="0"/>
+              <w:keepLines/>
+              <w:spacing w:after="0" w:before="0" w:line="240" w:lineRule="auto"/>
             </w:pPr>
             <w:r>
               <w:rPr>
@@ -3351,18 +3622,20 @@
         </w:trPr>
         <w:tc>
           <w:tcPr>
-            <w:tcW w:type="dxa" w:w="2494"/>
+            <w:tcW w:type="dxa" w:w="3020"/>
             <w:tcMar>
-              <w:top w:w="60" w:type="dxa"/>
-              <w:start w:w="80" w:type="dxa"/>
-              <w:bottom w:w="60" w:type="dxa"/>
-              <w:end w:w="80" w:type="dxa"/>
+              <w:top w:w="55" w:type="dxa"/>
+              <w:start w:w="70" w:type="dxa"/>
+              <w:bottom w:w="55" w:type="dxa"/>
+              <w:end w:w="70" w:type="dxa"/>
             </w:tcMar>
             <w:vAlign w:val="center"/>
           </w:tcPr>
           <w:p>
             <w:pPr>
-              <w:spacing w:after="0"/>
+              <w:keepNext w:val="0"/>
+              <w:keepLines/>
+              <w:spacing w:after="0" w:before="0" w:line="240" w:lineRule="auto"/>
             </w:pPr>
             <w:r>
               <w:rPr>
@@ -3376,18 +3649,20 @@
         </w:tc>
         <w:tc>
           <w:tcPr>
-            <w:tcW w:type="dxa" w:w="3969"/>
+            <w:tcW w:type="dxa" w:w="3761"/>
             <w:tcMar>
-              <w:top w:w="60" w:type="dxa"/>
-              <w:start w:w="80" w:type="dxa"/>
-              <w:bottom w:w="60" w:type="dxa"/>
-              <w:end w:w="80" w:type="dxa"/>
+              <w:top w:w="55" w:type="dxa"/>
+              <w:start w:w="70" w:type="dxa"/>
+              <w:bottom w:w="55" w:type="dxa"/>
+              <w:end w:w="70" w:type="dxa"/>
             </w:tcMar>
             <w:vAlign w:val="center"/>
           </w:tcPr>
           <w:p>
             <w:pPr>
-              <w:spacing w:after="0"/>
+              <w:keepNext w:val="0"/>
+              <w:keepLines/>
+              <w:spacing w:after="0" w:before="0" w:line="240" w:lineRule="auto"/>
             </w:pPr>
             <w:r>
               <w:rPr>
@@ -3401,18 +3676,20 @@
         </w:tc>
         <w:tc>
           <w:tcPr>
-            <w:tcW w:type="dxa" w:w="3175"/>
+            <w:tcW w:type="dxa" w:w="3818"/>
             <w:tcMar>
-              <w:top w:w="60" w:type="dxa"/>
-              <w:start w:w="80" w:type="dxa"/>
-              <w:bottom w:w="60" w:type="dxa"/>
-              <w:end w:w="80" w:type="dxa"/>
+              <w:top w:w="55" w:type="dxa"/>
+              <w:start w:w="70" w:type="dxa"/>
+              <w:bottom w:w="55" w:type="dxa"/>
+              <w:end w:w="70" w:type="dxa"/>
             </w:tcMar>
             <w:vAlign w:val="center"/>
           </w:tcPr>
           <w:p>
             <w:pPr>
-              <w:spacing w:after="0"/>
+              <w:keepNext w:val="0"/>
+              <w:keepLines/>
+              <w:spacing w:after="0" w:before="0" w:line="240" w:lineRule="auto"/>
             </w:pPr>
             <w:r>
               <w:rPr>
@@ -3432,16 +3709,15 @@
       </w:pPr>
     </w:p>
     <w:p>
-      <w:r>
-        <w:br w:type="page"/>
-      </w:r>
+      <w:r/>
     </w:p>
     <w:p>
       <w:bookmarkStart w:id="175" w:name="sdata"/>
       <w:pPr>
         <w:pStyle w:val="Heading1"/>
-        <w:keepNext w:val="1"/>
+        <w:keepNext/>
         <w:keepLines/>
+        <w:spacing w:before="220" w:after="80"/>
       </w:pPr>
       <w:bookmarkEnd w:id="175"/>
       <w:r>
@@ -3456,9 +3732,9 @@
     </w:p>
     <w:p>
       <w:pPr>
-        <w:spacing w:after="120"/>
-        <w:keepNext w:val="1"/>
-        <w:keepLines/>
+        <w:spacing w:after="40"/>
+        <w:keepNext w:val="0"/>
+        <w:keepLines w:val="0"/>
       </w:pPr>
       <w:hyperlink w:anchor="TOC">
         <w:r>
@@ -3472,15 +3748,15 @@
     </w:p>
     <w:tbl>
       <w:tblPr>
-        <w:tblW w:type="auto" w:w="0"/>
+        <w:tblW w:type="dxa" w:w="10601"/>
         <w:jc w:val="center"/>
         <w:tblLayout w:type="fixed"/>
         <w:tblLook w:firstColumn="1" w:firstRow="1" w:lastColumn="0" w:lastRow="0" w:noHBand="0" w:noVBand="1" w:val="04A0"/>
       </w:tblPr>
       <w:tblGrid>
-        <w:gridCol w:w="2381"/>
-        <w:gridCol w:w="3572"/>
-        <w:gridCol w:w="3685"/>
+        <w:gridCol w:w="3020"/>
+        <w:gridCol w:w="3761"/>
+        <w:gridCol w:w="3818"/>
       </w:tblGrid>
       <w:tr>
         <w:trPr>
@@ -3489,18 +3765,21 @@
         </w:trPr>
         <w:tc>
           <w:tcPr>
-            <w:tcW w:type="dxa" w:w="2381"/>
+            <w:tcW w:type="dxa" w:w="3020"/>
             <w:shd w:fill="18233D"/>
             <w:tcMar>
-              <w:top w:w="70" w:type="dxa"/>
-              <w:start w:w="90" w:type="dxa"/>
-              <w:bottom w:w="70" w:type="dxa"/>
-              <w:end w:w="90" w:type="dxa"/>
+              <w:top w:w="55" w:type="dxa"/>
+              <w:start w:w="70" w:type="dxa"/>
+              <w:bottom w:w="55" w:type="dxa"/>
+              <w:end w:w="70" w:type="dxa"/>
             </w:tcMar>
             <w:vAlign w:val="center"/>
           </w:tcPr>
           <w:p>
             <w:pPr>
+              <w:keepNext w:val="0"/>
+              <w:keepLines/>
+              <w:spacing w:before="0" w:after="0" w:line="240" w:lineRule="auto"/>
               <w:jc w:val="center"/>
             </w:pPr>
             <w:r>
@@ -3516,18 +3795,21 @@
         </w:tc>
         <w:tc>
           <w:tcPr>
-            <w:tcW w:type="dxa" w:w="3572"/>
+            <w:tcW w:type="dxa" w:w="3761"/>
             <w:shd w:fill="18233D"/>
             <w:tcMar>
-              <w:top w:w="70" w:type="dxa"/>
-              <w:start w:w="90" w:type="dxa"/>
-              <w:bottom w:w="70" w:type="dxa"/>
-              <w:end w:w="90" w:type="dxa"/>
+              <w:top w:w="55" w:type="dxa"/>
+              <w:start w:w="70" w:type="dxa"/>
+              <w:bottom w:w="55" w:type="dxa"/>
+              <w:end w:w="70" w:type="dxa"/>
             </w:tcMar>
             <w:vAlign w:val="center"/>
           </w:tcPr>
           <w:p>
             <w:pPr>
+              <w:keepNext w:val="0"/>
+              <w:keepLines/>
+              <w:spacing w:before="0" w:after="0" w:line="240" w:lineRule="auto"/>
               <w:jc w:val="center"/>
             </w:pPr>
             <w:r>
@@ -3543,18 +3825,21 @@
         </w:tc>
         <w:tc>
           <w:tcPr>
-            <w:tcW w:type="dxa" w:w="3685"/>
+            <w:tcW w:type="dxa" w:w="3818"/>
             <w:shd w:fill="18233D"/>
             <w:tcMar>
-              <w:top w:w="70" w:type="dxa"/>
-              <w:start w:w="90" w:type="dxa"/>
-              <w:bottom w:w="70" w:type="dxa"/>
-              <w:end w:w="90" w:type="dxa"/>
+              <w:top w:w="55" w:type="dxa"/>
+              <w:start w:w="70" w:type="dxa"/>
+              <w:bottom w:w="55" w:type="dxa"/>
+              <w:end w:w="70" w:type="dxa"/>
             </w:tcMar>
             <w:vAlign w:val="center"/>
           </w:tcPr>
           <w:p>
             <w:pPr>
+              <w:keepNext w:val="0"/>
+              <w:keepLines/>
+              <w:spacing w:before="0" w:after="0" w:line="240" w:lineRule="auto"/>
               <w:jc w:val="center"/>
             </w:pPr>
             <w:r>
@@ -3575,18 +3860,20 @@
         </w:trPr>
         <w:tc>
           <w:tcPr>
-            <w:tcW w:type="dxa" w:w="2381"/>
+            <w:tcW w:type="dxa" w:w="3020"/>
             <w:tcMar>
-              <w:top w:w="60" w:type="dxa"/>
-              <w:start w:w="80" w:type="dxa"/>
-              <w:bottom w:w="60" w:type="dxa"/>
-              <w:end w:w="80" w:type="dxa"/>
+              <w:top w:w="55" w:type="dxa"/>
+              <w:start w:w="70" w:type="dxa"/>
+              <w:bottom w:w="55" w:type="dxa"/>
+              <w:end w:w="70" w:type="dxa"/>
             </w:tcMar>
             <w:vAlign w:val="center"/>
           </w:tcPr>
           <w:p>
             <w:pPr>
-              <w:spacing w:after="0"/>
+              <w:keepNext w:val="0"/>
+              <w:keepLines/>
+              <w:spacing w:after="0" w:before="0" w:line="240" w:lineRule="auto"/>
             </w:pPr>
             <w:r>
               <w:rPr>
@@ -3600,18 +3887,20 @@
         </w:tc>
         <w:tc>
           <w:tcPr>
-            <w:tcW w:type="dxa" w:w="3572"/>
+            <w:tcW w:type="dxa" w:w="3761"/>
             <w:tcMar>
-              <w:top w:w="60" w:type="dxa"/>
-              <w:start w:w="80" w:type="dxa"/>
-              <w:bottom w:w="60" w:type="dxa"/>
-              <w:end w:w="80" w:type="dxa"/>
+              <w:top w:w="55" w:type="dxa"/>
+              <w:start w:w="70" w:type="dxa"/>
+              <w:bottom w:w="55" w:type="dxa"/>
+              <w:end w:w="70" w:type="dxa"/>
             </w:tcMar>
             <w:vAlign w:val="center"/>
           </w:tcPr>
           <w:p>
             <w:pPr>
-              <w:spacing w:after="0"/>
+              <w:keepNext w:val="0"/>
+              <w:keepLines/>
+              <w:spacing w:after="0" w:before="0" w:line="240" w:lineRule="auto"/>
             </w:pPr>
             <w:r>
               <w:rPr>
@@ -3625,18 +3914,20 @@
         </w:tc>
         <w:tc>
           <w:tcPr>
-            <w:tcW w:type="dxa" w:w="3685"/>
+            <w:tcW w:type="dxa" w:w="3818"/>
             <w:tcMar>
-              <w:top w:w="60" w:type="dxa"/>
-              <w:start w:w="80" w:type="dxa"/>
-              <w:bottom w:w="60" w:type="dxa"/>
-              <w:end w:w="80" w:type="dxa"/>
+              <w:top w:w="55" w:type="dxa"/>
+              <w:start w:w="70" w:type="dxa"/>
+              <w:bottom w:w="55" w:type="dxa"/>
+              <w:end w:w="70" w:type="dxa"/>
             </w:tcMar>
             <w:vAlign w:val="center"/>
           </w:tcPr>
           <w:p>
             <w:pPr>
-              <w:spacing w:after="0"/>
+              <w:keepNext w:val="0"/>
+              <w:keepLines/>
+              <w:spacing w:after="0" w:before="0" w:line="240" w:lineRule="auto"/>
             </w:pPr>
             <w:r>
               <w:rPr>
@@ -3655,19 +3946,21 @@
         </w:trPr>
         <w:tc>
           <w:tcPr>
-            <w:tcW w:type="dxa" w:w="2381"/>
+            <w:tcW w:type="dxa" w:w="3020"/>
             <w:tcMar>
-              <w:top w:w="60" w:type="dxa"/>
-              <w:start w:w="80" w:type="dxa"/>
-              <w:bottom w:w="60" w:type="dxa"/>
-              <w:end w:w="80" w:type="dxa"/>
+              <w:top w:w="55" w:type="dxa"/>
+              <w:start w:w="70" w:type="dxa"/>
+              <w:bottom w:w="55" w:type="dxa"/>
+              <w:end w:w="70" w:type="dxa"/>
             </w:tcMar>
             <w:vAlign w:val="center"/>
             <w:shd w:fill="FBFCFE"/>
           </w:tcPr>
           <w:p>
             <w:pPr>
-              <w:spacing w:after="0"/>
+              <w:keepNext w:val="0"/>
+              <w:keepLines/>
+              <w:spacing w:after="0" w:before="0" w:line="240" w:lineRule="auto"/>
             </w:pPr>
             <w:r>
               <w:rPr>
@@ -3681,19 +3974,21 @@
         </w:tc>
         <w:tc>
           <w:tcPr>
-            <w:tcW w:type="dxa" w:w="3572"/>
+            <w:tcW w:type="dxa" w:w="3761"/>
             <w:tcMar>
-              <w:top w:w="60" w:type="dxa"/>
-              <w:start w:w="80" w:type="dxa"/>
-              <w:bottom w:w="60" w:type="dxa"/>
-              <w:end w:w="80" w:type="dxa"/>
+              <w:top w:w="55" w:type="dxa"/>
+              <w:start w:w="70" w:type="dxa"/>
+              <w:bottom w:w="55" w:type="dxa"/>
+              <w:end w:w="70" w:type="dxa"/>
             </w:tcMar>
             <w:vAlign w:val="center"/>
             <w:shd w:fill="FBFCFE"/>
           </w:tcPr>
           <w:p>
             <w:pPr>
-              <w:spacing w:after="0"/>
+              <w:keepNext w:val="0"/>
+              <w:keepLines/>
+              <w:spacing w:after="0" w:before="0" w:line="240" w:lineRule="auto"/>
             </w:pPr>
             <w:r>
               <w:rPr>
@@ -3707,19 +4002,21 @@
         </w:tc>
         <w:tc>
           <w:tcPr>
-            <w:tcW w:type="dxa" w:w="3685"/>
+            <w:tcW w:type="dxa" w:w="3818"/>
             <w:tcMar>
-              <w:top w:w="60" w:type="dxa"/>
-              <w:start w:w="80" w:type="dxa"/>
-              <w:bottom w:w="60" w:type="dxa"/>
-              <w:end w:w="80" w:type="dxa"/>
+              <w:top w:w="55" w:type="dxa"/>
+              <w:start w:w="70" w:type="dxa"/>
+              <w:bottom w:w="55" w:type="dxa"/>
+              <w:end w:w="70" w:type="dxa"/>
             </w:tcMar>
             <w:vAlign w:val="center"/>
             <w:shd w:fill="FBFCFE"/>
           </w:tcPr>
           <w:p>
             <w:pPr>
-              <w:spacing w:after="0"/>
+              <w:keepNext w:val="0"/>
+              <w:keepLines/>
+              <w:spacing w:after="0" w:before="0" w:line="240" w:lineRule="auto"/>
             </w:pPr>
             <w:r>
               <w:rPr>
@@ -3738,18 +4035,20 @@
         </w:trPr>
         <w:tc>
           <w:tcPr>
-            <w:tcW w:type="dxa" w:w="2381"/>
+            <w:tcW w:type="dxa" w:w="3020"/>
             <w:tcMar>
-              <w:top w:w="60" w:type="dxa"/>
-              <w:start w:w="80" w:type="dxa"/>
-              <w:bottom w:w="60" w:type="dxa"/>
-              <w:end w:w="80" w:type="dxa"/>
+              <w:top w:w="55" w:type="dxa"/>
+              <w:start w:w="70" w:type="dxa"/>
+              <w:bottom w:w="55" w:type="dxa"/>
+              <w:end w:w="70" w:type="dxa"/>
             </w:tcMar>
             <w:vAlign w:val="center"/>
           </w:tcPr>
           <w:p>
             <w:pPr>
-              <w:spacing w:after="0"/>
+              <w:keepNext w:val="0"/>
+              <w:keepLines/>
+              <w:spacing w:after="0" w:before="0" w:line="240" w:lineRule="auto"/>
             </w:pPr>
             <w:r>
               <w:rPr>
@@ -3763,18 +4062,20 @@
         </w:tc>
         <w:tc>
           <w:tcPr>
-            <w:tcW w:type="dxa" w:w="3572"/>
+            <w:tcW w:type="dxa" w:w="3761"/>
             <w:tcMar>
-              <w:top w:w="60" w:type="dxa"/>
-              <w:start w:w="80" w:type="dxa"/>
-              <w:bottom w:w="60" w:type="dxa"/>
-              <w:end w:w="80" w:type="dxa"/>
+              <w:top w:w="55" w:type="dxa"/>
+              <w:start w:w="70" w:type="dxa"/>
+              <w:bottom w:w="55" w:type="dxa"/>
+              <w:end w:w="70" w:type="dxa"/>
             </w:tcMar>
             <w:vAlign w:val="center"/>
           </w:tcPr>
           <w:p>
             <w:pPr>
-              <w:spacing w:after="0"/>
+              <w:keepNext w:val="0"/>
+              <w:keepLines/>
+              <w:spacing w:after="0" w:before="0" w:line="240" w:lineRule="auto"/>
             </w:pPr>
             <w:r>
               <w:rPr>
@@ -3788,18 +4089,20 @@
         </w:tc>
         <w:tc>
           <w:tcPr>
-            <w:tcW w:type="dxa" w:w="3685"/>
+            <w:tcW w:type="dxa" w:w="3818"/>
             <w:tcMar>
-              <w:top w:w="60" w:type="dxa"/>
-              <w:start w:w="80" w:type="dxa"/>
-              <w:bottom w:w="60" w:type="dxa"/>
-              <w:end w:w="80" w:type="dxa"/>
+              <w:top w:w="55" w:type="dxa"/>
+              <w:start w:w="70" w:type="dxa"/>
+              <w:bottom w:w="55" w:type="dxa"/>
+              <w:end w:w="70" w:type="dxa"/>
             </w:tcMar>
             <w:vAlign w:val="center"/>
           </w:tcPr>
           <w:p>
             <w:pPr>
-              <w:spacing w:after="0"/>
+              <w:keepNext w:val="0"/>
+              <w:keepLines/>
+              <w:spacing w:after="0" w:before="0" w:line="240" w:lineRule="auto"/>
             </w:pPr>
             <w:r>
               <w:rPr>
@@ -3818,19 +4121,21 @@
         </w:trPr>
         <w:tc>
           <w:tcPr>
-            <w:tcW w:type="dxa" w:w="2381"/>
+            <w:tcW w:type="dxa" w:w="3020"/>
             <w:tcMar>
-              <w:top w:w="60" w:type="dxa"/>
-              <w:start w:w="80" w:type="dxa"/>
-              <w:bottom w:w="60" w:type="dxa"/>
-              <w:end w:w="80" w:type="dxa"/>
+              <w:top w:w="55" w:type="dxa"/>
+              <w:start w:w="70" w:type="dxa"/>
+              <w:bottom w:w="55" w:type="dxa"/>
+              <w:end w:w="70" w:type="dxa"/>
             </w:tcMar>
             <w:vAlign w:val="center"/>
             <w:shd w:fill="FBFCFE"/>
           </w:tcPr>
           <w:p>
             <w:pPr>
-              <w:spacing w:after="0"/>
+              <w:keepNext w:val="0"/>
+              <w:keepLines/>
+              <w:spacing w:after="0" w:before="0" w:line="240" w:lineRule="auto"/>
             </w:pPr>
             <w:r>
               <w:rPr>
@@ -3844,19 +4149,21 @@
         </w:tc>
         <w:tc>
           <w:tcPr>
-            <w:tcW w:type="dxa" w:w="3572"/>
+            <w:tcW w:type="dxa" w:w="3761"/>
             <w:tcMar>
-              <w:top w:w="60" w:type="dxa"/>
-              <w:start w:w="80" w:type="dxa"/>
-              <w:bottom w:w="60" w:type="dxa"/>
-              <w:end w:w="80" w:type="dxa"/>
+              <w:top w:w="55" w:type="dxa"/>
+              <w:start w:w="70" w:type="dxa"/>
+              <w:bottom w:w="55" w:type="dxa"/>
+              <w:end w:w="70" w:type="dxa"/>
             </w:tcMar>
             <w:vAlign w:val="center"/>
             <w:shd w:fill="FBFCFE"/>
           </w:tcPr>
           <w:p>
             <w:pPr>
-              <w:spacing w:after="0"/>
+              <w:keepNext w:val="0"/>
+              <w:keepLines/>
+              <w:spacing w:after="0" w:before="0" w:line="240" w:lineRule="auto"/>
             </w:pPr>
             <w:r>
               <w:rPr>
@@ -3870,19 +4177,21 @@
         </w:tc>
         <w:tc>
           <w:tcPr>
-            <w:tcW w:type="dxa" w:w="3685"/>
+            <w:tcW w:type="dxa" w:w="3818"/>
             <w:tcMar>
-              <w:top w:w="60" w:type="dxa"/>
-              <w:start w:w="80" w:type="dxa"/>
-              <w:bottom w:w="60" w:type="dxa"/>
-              <w:end w:w="80" w:type="dxa"/>
+              <w:top w:w="55" w:type="dxa"/>
+              <w:start w:w="70" w:type="dxa"/>
+              <w:bottom w:w="55" w:type="dxa"/>
+              <w:end w:w="70" w:type="dxa"/>
             </w:tcMar>
             <w:vAlign w:val="center"/>
             <w:shd w:fill="FBFCFE"/>
           </w:tcPr>
           <w:p>
             <w:pPr>
-              <w:spacing w:after="0"/>
+              <w:keepNext w:val="0"/>
+              <w:keepLines/>
+              <w:spacing w:after="0" w:before="0" w:line="240" w:lineRule="auto"/>
             </w:pPr>
             <w:r>
               <w:rPr>
@@ -3901,18 +4210,20 @@
         </w:trPr>
         <w:tc>
           <w:tcPr>
-            <w:tcW w:type="dxa" w:w="2381"/>
+            <w:tcW w:type="dxa" w:w="3020"/>
             <w:tcMar>
-              <w:top w:w="60" w:type="dxa"/>
-              <w:start w:w="80" w:type="dxa"/>
-              <w:bottom w:w="60" w:type="dxa"/>
-              <w:end w:w="80" w:type="dxa"/>
+              <w:top w:w="55" w:type="dxa"/>
+              <w:start w:w="70" w:type="dxa"/>
+              <w:bottom w:w="55" w:type="dxa"/>
+              <w:end w:w="70" w:type="dxa"/>
             </w:tcMar>
             <w:vAlign w:val="center"/>
           </w:tcPr>
           <w:p>
             <w:pPr>
-              <w:spacing w:after="0"/>
+              <w:keepNext w:val="0"/>
+              <w:keepLines/>
+              <w:spacing w:after="0" w:before="0" w:line="240" w:lineRule="auto"/>
             </w:pPr>
             <w:r>
               <w:rPr>
@@ -3926,18 +4237,20 @@
         </w:tc>
         <w:tc>
           <w:tcPr>
-            <w:tcW w:type="dxa" w:w="3572"/>
+            <w:tcW w:type="dxa" w:w="3761"/>
             <w:tcMar>
-              <w:top w:w="60" w:type="dxa"/>
-              <w:start w:w="80" w:type="dxa"/>
-              <w:bottom w:w="60" w:type="dxa"/>
-              <w:end w:w="80" w:type="dxa"/>
+              <w:top w:w="55" w:type="dxa"/>
+              <w:start w:w="70" w:type="dxa"/>
+              <w:bottom w:w="55" w:type="dxa"/>
+              <w:end w:w="70" w:type="dxa"/>
             </w:tcMar>
             <w:vAlign w:val="center"/>
           </w:tcPr>
           <w:p>
             <w:pPr>
-              <w:spacing w:after="0"/>
+              <w:keepNext w:val="0"/>
+              <w:keepLines/>
+              <w:spacing w:after="0" w:before="0" w:line="240" w:lineRule="auto"/>
             </w:pPr>
             <w:r>
               <w:rPr>
@@ -3951,18 +4264,20 @@
         </w:tc>
         <w:tc>
           <w:tcPr>
-            <w:tcW w:type="dxa" w:w="3685"/>
+            <w:tcW w:type="dxa" w:w="3818"/>
             <w:tcMar>
-              <w:top w:w="60" w:type="dxa"/>
-              <w:start w:w="80" w:type="dxa"/>
-              <w:bottom w:w="60" w:type="dxa"/>
-              <w:end w:w="80" w:type="dxa"/>
+              <w:top w:w="55" w:type="dxa"/>
+              <w:start w:w="70" w:type="dxa"/>
+              <w:bottom w:w="55" w:type="dxa"/>
+              <w:end w:w="70" w:type="dxa"/>
             </w:tcMar>
             <w:vAlign w:val="center"/>
           </w:tcPr>
           <w:p>
             <w:pPr>
-              <w:spacing w:after="0"/>
+              <w:keepNext w:val="0"/>
+              <w:keepLines/>
+              <w:spacing w:after="0" w:before="0" w:line="240" w:lineRule="auto"/>
             </w:pPr>
             <w:r>
               <w:rPr>
@@ -3985,8 +4300,9 @@
       <w:bookmarkStart w:id="176" w:name="scache"/>
       <w:pPr>
         <w:pStyle w:val="Heading1"/>
-        <w:keepNext w:val="1"/>
+        <w:keepNext/>
         <w:keepLines/>
+        <w:spacing w:before="220" w:after="80"/>
       </w:pPr>
       <w:bookmarkEnd w:id="176"/>
       <w:r>
@@ -4001,9 +4317,9 @@
     </w:p>
     <w:p>
       <w:pPr>
-        <w:spacing w:after="120"/>
-        <w:keepNext w:val="1"/>
-        <w:keepLines/>
+        <w:spacing w:after="40"/>
+        <w:keepNext w:val="0"/>
+        <w:keepLines w:val="0"/>
       </w:pPr>
       <w:hyperlink w:anchor="TOC">
         <w:r>
@@ -4017,15 +4333,15 @@
     </w:p>
     <w:tbl>
       <w:tblPr>
-        <w:tblW w:type="auto" w:w="0"/>
+        <w:tblW w:type="dxa" w:w="10601"/>
         <w:jc w:val="center"/>
         <w:tblLayout w:type="fixed"/>
         <w:tblLook w:firstColumn="1" w:firstRow="1" w:lastColumn="0" w:lastRow="0" w:noHBand="0" w:noVBand="1" w:val="04A0"/>
       </w:tblPr>
       <w:tblGrid>
-        <w:gridCol w:w="2268"/>
-        <w:gridCol w:w="4195"/>
-        <w:gridCol w:w="3175"/>
+        <w:gridCol w:w="3020"/>
+        <w:gridCol w:w="3761"/>
+        <w:gridCol w:w="3818"/>
       </w:tblGrid>
       <w:tr>
         <w:trPr>
@@ -4034,18 +4350,21 @@
         </w:trPr>
         <w:tc>
           <w:tcPr>
-            <w:tcW w:type="dxa" w:w="2268"/>
+            <w:tcW w:type="dxa" w:w="3020"/>
             <w:shd w:fill="18233D"/>
             <w:tcMar>
-              <w:top w:w="70" w:type="dxa"/>
-              <w:start w:w="90" w:type="dxa"/>
-              <w:bottom w:w="70" w:type="dxa"/>
-              <w:end w:w="90" w:type="dxa"/>
+              <w:top w:w="55" w:type="dxa"/>
+              <w:start w:w="70" w:type="dxa"/>
+              <w:bottom w:w="55" w:type="dxa"/>
+              <w:end w:w="70" w:type="dxa"/>
             </w:tcMar>
             <w:vAlign w:val="center"/>
           </w:tcPr>
           <w:p>
             <w:pPr>
+              <w:keepNext w:val="0"/>
+              <w:keepLines/>
+              <w:spacing w:before="0" w:after="0" w:line="240" w:lineRule="auto"/>
               <w:jc w:val="center"/>
             </w:pPr>
             <w:r>
@@ -4061,18 +4380,21 @@
         </w:tc>
         <w:tc>
           <w:tcPr>
-            <w:tcW w:type="dxa" w:w="4195"/>
+            <w:tcW w:type="dxa" w:w="3761"/>
             <w:shd w:fill="18233D"/>
             <w:tcMar>
-              <w:top w:w="70" w:type="dxa"/>
-              <w:start w:w="90" w:type="dxa"/>
-              <w:bottom w:w="70" w:type="dxa"/>
-              <w:end w:w="90" w:type="dxa"/>
+              <w:top w:w="55" w:type="dxa"/>
+              <w:start w:w="70" w:type="dxa"/>
+              <w:bottom w:w="55" w:type="dxa"/>
+              <w:end w:w="70" w:type="dxa"/>
             </w:tcMar>
             <w:vAlign w:val="center"/>
           </w:tcPr>
           <w:p>
             <w:pPr>
+              <w:keepNext w:val="0"/>
+              <w:keepLines/>
+              <w:spacing w:before="0" w:after="0" w:line="240" w:lineRule="auto"/>
               <w:jc w:val="center"/>
             </w:pPr>
             <w:r>
@@ -4088,18 +4410,21 @@
         </w:tc>
         <w:tc>
           <w:tcPr>
-            <w:tcW w:type="dxa" w:w="3175"/>
+            <w:tcW w:type="dxa" w:w="3818"/>
             <w:shd w:fill="18233D"/>
             <w:tcMar>
-              <w:top w:w="70" w:type="dxa"/>
-              <w:start w:w="90" w:type="dxa"/>
-              <w:bottom w:w="70" w:type="dxa"/>
-              <w:end w:w="90" w:type="dxa"/>
+              <w:top w:w="55" w:type="dxa"/>
+              <w:start w:w="70" w:type="dxa"/>
+              <w:bottom w:w="55" w:type="dxa"/>
+              <w:end w:w="70" w:type="dxa"/>
             </w:tcMar>
             <w:vAlign w:val="center"/>
           </w:tcPr>
           <w:p>
             <w:pPr>
+              <w:keepNext w:val="0"/>
+              <w:keepLines/>
+              <w:spacing w:before="0" w:after="0" w:line="240" w:lineRule="auto"/>
               <w:jc w:val="center"/>
             </w:pPr>
             <w:r>
@@ -4120,18 +4445,20 @@
         </w:trPr>
         <w:tc>
           <w:tcPr>
-            <w:tcW w:type="dxa" w:w="2268"/>
+            <w:tcW w:type="dxa" w:w="3020"/>
             <w:tcMar>
-              <w:top w:w="60" w:type="dxa"/>
-              <w:start w:w="80" w:type="dxa"/>
-              <w:bottom w:w="60" w:type="dxa"/>
-              <w:end w:w="80" w:type="dxa"/>
+              <w:top w:w="55" w:type="dxa"/>
+              <w:start w:w="70" w:type="dxa"/>
+              <w:bottom w:w="55" w:type="dxa"/>
+              <w:end w:w="70" w:type="dxa"/>
             </w:tcMar>
             <w:vAlign w:val="center"/>
           </w:tcPr>
           <w:p>
             <w:pPr>
-              <w:spacing w:after="0"/>
+              <w:keepNext w:val="0"/>
+              <w:keepLines/>
+              <w:spacing w:after="0" w:before="0" w:line="240" w:lineRule="auto"/>
             </w:pPr>
             <w:r>
               <w:rPr>
@@ -4145,18 +4472,20 @@
         </w:tc>
         <w:tc>
           <w:tcPr>
-            <w:tcW w:type="dxa" w:w="4195"/>
+            <w:tcW w:type="dxa" w:w="3761"/>
             <w:tcMar>
-              <w:top w:w="60" w:type="dxa"/>
-              <w:start w:w="80" w:type="dxa"/>
-              <w:bottom w:w="60" w:type="dxa"/>
-              <w:end w:w="80" w:type="dxa"/>
+              <w:top w:w="55" w:type="dxa"/>
+              <w:start w:w="70" w:type="dxa"/>
+              <w:bottom w:w="55" w:type="dxa"/>
+              <w:end w:w="70" w:type="dxa"/>
             </w:tcMar>
             <w:vAlign w:val="center"/>
           </w:tcPr>
           <w:p>
             <w:pPr>
-              <w:spacing w:after="0"/>
+              <w:keepNext w:val="0"/>
+              <w:keepLines/>
+              <w:spacing w:after="0" w:before="0" w:line="240" w:lineRule="auto"/>
             </w:pPr>
             <w:r>
               <w:rPr>
@@ -4170,18 +4499,20 @@
         </w:tc>
         <w:tc>
           <w:tcPr>
-            <w:tcW w:type="dxa" w:w="3175"/>
+            <w:tcW w:type="dxa" w:w="3818"/>
             <w:tcMar>
-              <w:top w:w="60" w:type="dxa"/>
-              <w:start w:w="80" w:type="dxa"/>
-              <w:bottom w:w="60" w:type="dxa"/>
-              <w:end w:w="80" w:type="dxa"/>
+              <w:top w:w="55" w:type="dxa"/>
+              <w:start w:w="70" w:type="dxa"/>
+              <w:bottom w:w="55" w:type="dxa"/>
+              <w:end w:w="70" w:type="dxa"/>
             </w:tcMar>
             <w:vAlign w:val="center"/>
           </w:tcPr>
           <w:p>
             <w:pPr>
-              <w:spacing w:after="0"/>
+              <w:keepNext w:val="0"/>
+              <w:keepLines/>
+              <w:spacing w:after="0" w:before="0" w:line="240" w:lineRule="auto"/>
             </w:pPr>
             <w:r>
               <w:rPr>
@@ -4200,19 +4531,21 @@
         </w:trPr>
         <w:tc>
           <w:tcPr>
-            <w:tcW w:type="dxa" w:w="2268"/>
+            <w:tcW w:type="dxa" w:w="3020"/>
             <w:tcMar>
-              <w:top w:w="60" w:type="dxa"/>
-              <w:start w:w="80" w:type="dxa"/>
-              <w:bottom w:w="60" w:type="dxa"/>
-              <w:end w:w="80" w:type="dxa"/>
+              <w:top w:w="55" w:type="dxa"/>
+              <w:start w:w="70" w:type="dxa"/>
+              <w:bottom w:w="55" w:type="dxa"/>
+              <w:end w:w="70" w:type="dxa"/>
             </w:tcMar>
             <w:vAlign w:val="center"/>
             <w:shd w:fill="FBFCFE"/>
           </w:tcPr>
           <w:p>
             <w:pPr>
-              <w:spacing w:after="0"/>
+              <w:keepNext w:val="0"/>
+              <w:keepLines/>
+              <w:spacing w:after="0" w:before="0" w:line="240" w:lineRule="auto"/>
             </w:pPr>
             <w:r>
               <w:rPr>
@@ -4226,19 +4559,21 @@
         </w:tc>
         <w:tc>
           <w:tcPr>
-            <w:tcW w:type="dxa" w:w="4195"/>
+            <w:tcW w:type="dxa" w:w="3761"/>
             <w:tcMar>
-              <w:top w:w="60" w:type="dxa"/>
-              <w:start w:w="80" w:type="dxa"/>
-              <w:bottom w:w="60" w:type="dxa"/>
-              <w:end w:w="80" w:type="dxa"/>
+              <w:top w:w="55" w:type="dxa"/>
+              <w:start w:w="70" w:type="dxa"/>
+              <w:bottom w:w="55" w:type="dxa"/>
+              <w:end w:w="70" w:type="dxa"/>
             </w:tcMar>
             <w:vAlign w:val="center"/>
             <w:shd w:fill="FBFCFE"/>
           </w:tcPr>
           <w:p>
             <w:pPr>
-              <w:spacing w:after="0"/>
+              <w:keepNext w:val="0"/>
+              <w:keepLines/>
+              <w:spacing w:after="0" w:before="0" w:line="240" w:lineRule="auto"/>
             </w:pPr>
             <w:r>
               <w:rPr>
@@ -4252,19 +4587,21 @@
         </w:tc>
         <w:tc>
           <w:tcPr>
-            <w:tcW w:type="dxa" w:w="3175"/>
+            <w:tcW w:type="dxa" w:w="3818"/>
             <w:tcMar>
-              <w:top w:w="60" w:type="dxa"/>
-              <w:start w:w="80" w:type="dxa"/>
-              <w:bottom w:w="60" w:type="dxa"/>
-              <w:end w:w="80" w:type="dxa"/>
+              <w:top w:w="55" w:type="dxa"/>
+              <w:start w:w="70" w:type="dxa"/>
+              <w:bottom w:w="55" w:type="dxa"/>
+              <w:end w:w="70" w:type="dxa"/>
             </w:tcMar>
             <w:vAlign w:val="center"/>
             <w:shd w:fill="FBFCFE"/>
           </w:tcPr>
           <w:p>
             <w:pPr>
-              <w:spacing w:after="0"/>
+              <w:keepNext w:val="0"/>
+              <w:keepLines/>
+              <w:spacing w:after="0" w:before="0" w:line="240" w:lineRule="auto"/>
             </w:pPr>
             <w:r>
               <w:rPr>
@@ -4283,18 +4620,20 @@
         </w:trPr>
         <w:tc>
           <w:tcPr>
-            <w:tcW w:type="dxa" w:w="2268"/>
+            <w:tcW w:type="dxa" w:w="3020"/>
             <w:tcMar>
-              <w:top w:w="60" w:type="dxa"/>
-              <w:start w:w="80" w:type="dxa"/>
-              <w:bottom w:w="60" w:type="dxa"/>
-              <w:end w:w="80" w:type="dxa"/>
+              <w:top w:w="55" w:type="dxa"/>
+              <w:start w:w="70" w:type="dxa"/>
+              <w:bottom w:w="55" w:type="dxa"/>
+              <w:end w:w="70" w:type="dxa"/>
             </w:tcMar>
             <w:vAlign w:val="center"/>
           </w:tcPr>
           <w:p>
             <w:pPr>
-              <w:spacing w:after="0"/>
+              <w:keepNext w:val="0"/>
+              <w:keepLines/>
+              <w:spacing w:after="0" w:before="0" w:line="240" w:lineRule="auto"/>
             </w:pPr>
             <w:r>
               <w:rPr>
@@ -4308,18 +4647,20 @@
         </w:tc>
         <w:tc>
           <w:tcPr>
-            <w:tcW w:type="dxa" w:w="4195"/>
+            <w:tcW w:type="dxa" w:w="3761"/>
             <w:tcMar>
-              <w:top w:w="60" w:type="dxa"/>
-              <w:start w:w="80" w:type="dxa"/>
-              <w:bottom w:w="60" w:type="dxa"/>
-              <w:end w:w="80" w:type="dxa"/>
+              <w:top w:w="55" w:type="dxa"/>
+              <w:start w:w="70" w:type="dxa"/>
+              <w:bottom w:w="55" w:type="dxa"/>
+              <w:end w:w="70" w:type="dxa"/>
             </w:tcMar>
             <w:vAlign w:val="center"/>
           </w:tcPr>
           <w:p>
             <w:pPr>
-              <w:spacing w:after="0"/>
+              <w:keepNext w:val="0"/>
+              <w:keepLines/>
+              <w:spacing w:after="0" w:before="0" w:line="240" w:lineRule="auto"/>
             </w:pPr>
             <w:r>
               <w:rPr>
@@ -4333,18 +4674,20 @@
         </w:tc>
         <w:tc>
           <w:tcPr>
-            <w:tcW w:type="dxa" w:w="3175"/>
+            <w:tcW w:type="dxa" w:w="3818"/>
             <w:tcMar>
-              <w:top w:w="60" w:type="dxa"/>
-              <w:start w:w="80" w:type="dxa"/>
-              <w:bottom w:w="60" w:type="dxa"/>
-              <w:end w:w="80" w:type="dxa"/>
+              <w:top w:w="55" w:type="dxa"/>
+              <w:start w:w="70" w:type="dxa"/>
+              <w:bottom w:w="55" w:type="dxa"/>
+              <w:end w:w="70" w:type="dxa"/>
             </w:tcMar>
             <w:vAlign w:val="center"/>
           </w:tcPr>
           <w:p>
             <w:pPr>
-              <w:spacing w:after="0"/>
+              <w:keepNext w:val="0"/>
+              <w:keepLines/>
+              <w:spacing w:after="0" w:before="0" w:line="240" w:lineRule="auto"/>
             </w:pPr>
             <w:r>
               <w:rPr>
@@ -4363,19 +4706,21 @@
         </w:trPr>
         <w:tc>
           <w:tcPr>
-            <w:tcW w:type="dxa" w:w="2268"/>
+            <w:tcW w:type="dxa" w:w="3020"/>
             <w:tcMar>
-              <w:top w:w="60" w:type="dxa"/>
-              <w:start w:w="80" w:type="dxa"/>
-              <w:bottom w:w="60" w:type="dxa"/>
-              <w:end w:w="80" w:type="dxa"/>
+              <w:top w:w="55" w:type="dxa"/>
+              <w:start w:w="70" w:type="dxa"/>
+              <w:bottom w:w="55" w:type="dxa"/>
+              <w:end w:w="70" w:type="dxa"/>
             </w:tcMar>
             <w:vAlign w:val="center"/>
             <w:shd w:fill="FBFCFE"/>
           </w:tcPr>
           <w:p>
             <w:pPr>
-              <w:spacing w:after="0"/>
+              <w:keepNext w:val="0"/>
+              <w:keepLines/>
+              <w:spacing w:after="0" w:before="0" w:line="240" w:lineRule="auto"/>
             </w:pPr>
             <w:r>
               <w:rPr>
@@ -4389,19 +4734,21 @@
         </w:tc>
         <w:tc>
           <w:tcPr>
-            <w:tcW w:type="dxa" w:w="4195"/>
+            <w:tcW w:type="dxa" w:w="3761"/>
             <w:tcMar>
-              <w:top w:w="60" w:type="dxa"/>
-              <w:start w:w="80" w:type="dxa"/>
-              <w:bottom w:w="60" w:type="dxa"/>
-              <w:end w:w="80" w:type="dxa"/>
+              <w:top w:w="55" w:type="dxa"/>
+              <w:start w:w="70" w:type="dxa"/>
+              <w:bottom w:w="55" w:type="dxa"/>
+              <w:end w:w="70" w:type="dxa"/>
             </w:tcMar>
             <w:vAlign w:val="center"/>
             <w:shd w:fill="FBFCFE"/>
           </w:tcPr>
           <w:p>
             <w:pPr>
-              <w:spacing w:after="0"/>
+              <w:keepNext w:val="0"/>
+              <w:keepLines/>
+              <w:spacing w:after="0" w:before="0" w:line="240" w:lineRule="auto"/>
             </w:pPr>
             <w:r>
               <w:rPr>
@@ -4415,19 +4762,21 @@
         </w:tc>
         <w:tc>
           <w:tcPr>
-            <w:tcW w:type="dxa" w:w="3175"/>
+            <w:tcW w:type="dxa" w:w="3818"/>
             <w:tcMar>
-              <w:top w:w="60" w:type="dxa"/>
-              <w:start w:w="80" w:type="dxa"/>
-              <w:bottom w:w="60" w:type="dxa"/>
-              <w:end w:w="80" w:type="dxa"/>
+              <w:top w:w="55" w:type="dxa"/>
+              <w:start w:w="70" w:type="dxa"/>
+              <w:bottom w:w="55" w:type="dxa"/>
+              <w:end w:w="70" w:type="dxa"/>
             </w:tcMar>
             <w:vAlign w:val="center"/>
             <w:shd w:fill="FBFCFE"/>
           </w:tcPr>
           <w:p>
             <w:pPr>
-              <w:spacing w:after="0"/>
+              <w:keepNext w:val="0"/>
+              <w:keepLines/>
+              <w:spacing w:after="0" w:before="0" w:line="240" w:lineRule="auto"/>
             </w:pPr>
             <w:r>
               <w:rPr>
@@ -4450,8 +4799,9 @@
       <w:bookmarkStart w:id="177" w:name="sint"/>
       <w:pPr>
         <w:pStyle w:val="Heading1"/>
-        <w:keepNext w:val="1"/>
+        <w:keepNext/>
         <w:keepLines/>
+        <w:spacing w:before="220" w:after="80"/>
       </w:pPr>
       <w:bookmarkEnd w:id="177"/>
       <w:r>
@@ -4466,9 +4816,9 @@
     </w:p>
     <w:p>
       <w:pPr>
-        <w:spacing w:after="120"/>
-        <w:keepNext w:val="1"/>
-        <w:keepLines/>
+        <w:spacing w:after="40"/>
+        <w:keepNext w:val="0"/>
+        <w:keepLines w:val="0"/>
       </w:pPr>
       <w:hyperlink w:anchor="TOC">
         <w:r>
@@ -4482,15 +4832,15 @@
     </w:p>
     <w:tbl>
       <w:tblPr>
-        <w:tblW w:type="auto" w:w="0"/>
+        <w:tblW w:type="dxa" w:w="10601"/>
         <w:jc w:val="center"/>
         <w:tblLayout w:type="fixed"/>
         <w:tblLook w:firstColumn="1" w:firstRow="1" w:lastColumn="0" w:lastRow="0" w:noHBand="0" w:noVBand="1" w:val="04A0"/>
       </w:tblPr>
       <w:tblGrid>
-        <w:gridCol w:w="2381"/>
-        <w:gridCol w:w="3798"/>
-        <w:gridCol w:w="3458"/>
+        <w:gridCol w:w="3020"/>
+        <w:gridCol w:w="3761"/>
+        <w:gridCol w:w="3818"/>
       </w:tblGrid>
       <w:tr>
         <w:trPr>
@@ -4499,18 +4849,21 @@
         </w:trPr>
         <w:tc>
           <w:tcPr>
-            <w:tcW w:type="dxa" w:w="2381"/>
+            <w:tcW w:type="dxa" w:w="3020"/>
             <w:shd w:fill="18233D"/>
             <w:tcMar>
-              <w:top w:w="70" w:type="dxa"/>
-              <w:start w:w="90" w:type="dxa"/>
-              <w:bottom w:w="70" w:type="dxa"/>
-              <w:end w:w="90" w:type="dxa"/>
+              <w:top w:w="55" w:type="dxa"/>
+              <w:start w:w="70" w:type="dxa"/>
+              <w:bottom w:w="55" w:type="dxa"/>
+              <w:end w:w="70" w:type="dxa"/>
             </w:tcMar>
             <w:vAlign w:val="center"/>
           </w:tcPr>
           <w:p>
             <w:pPr>
+              <w:keepNext w:val="0"/>
+              <w:keepLines/>
+              <w:spacing w:before="0" w:after="0" w:line="240" w:lineRule="auto"/>
               <w:jc w:val="center"/>
             </w:pPr>
             <w:r>
@@ -4526,18 +4879,21 @@
         </w:tc>
         <w:tc>
           <w:tcPr>
-            <w:tcW w:type="dxa" w:w="3798"/>
+            <w:tcW w:type="dxa" w:w="3761"/>
             <w:shd w:fill="18233D"/>
             <w:tcMar>
-              <w:top w:w="70" w:type="dxa"/>
-              <w:start w:w="90" w:type="dxa"/>
-              <w:bottom w:w="70" w:type="dxa"/>
-              <w:end w:w="90" w:type="dxa"/>
+              <w:top w:w="55" w:type="dxa"/>
+              <w:start w:w="70" w:type="dxa"/>
+              <w:bottom w:w="55" w:type="dxa"/>
+              <w:end w:w="70" w:type="dxa"/>
             </w:tcMar>
             <w:vAlign w:val="center"/>
           </w:tcPr>
           <w:p>
             <w:pPr>
+              <w:keepNext w:val="0"/>
+              <w:keepLines/>
+              <w:spacing w:before="0" w:after="0" w:line="240" w:lineRule="auto"/>
               <w:jc w:val="center"/>
             </w:pPr>
             <w:r>
@@ -4553,18 +4909,21 @@
         </w:tc>
         <w:tc>
           <w:tcPr>
-            <w:tcW w:type="dxa" w:w="3458"/>
+            <w:tcW w:type="dxa" w:w="3818"/>
             <w:shd w:fill="18233D"/>
             <w:tcMar>
-              <w:top w:w="70" w:type="dxa"/>
-              <w:start w:w="90" w:type="dxa"/>
-              <w:bottom w:w="70" w:type="dxa"/>
-              <w:end w:w="90" w:type="dxa"/>
+              <w:top w:w="55" w:type="dxa"/>
+              <w:start w:w="70" w:type="dxa"/>
+              <w:bottom w:w="55" w:type="dxa"/>
+              <w:end w:w="70" w:type="dxa"/>
             </w:tcMar>
             <w:vAlign w:val="center"/>
           </w:tcPr>
           <w:p>
             <w:pPr>
+              <w:keepNext w:val="0"/>
+              <w:keepLines/>
+              <w:spacing w:before="0" w:after="0" w:line="240" w:lineRule="auto"/>
               <w:jc w:val="center"/>
             </w:pPr>
             <w:r>
@@ -4585,18 +4944,20 @@
         </w:trPr>
         <w:tc>
           <w:tcPr>
-            <w:tcW w:type="dxa" w:w="2381"/>
+            <w:tcW w:type="dxa" w:w="3020"/>
             <w:tcMar>
-              <w:top w:w="60" w:type="dxa"/>
-              <w:start w:w="80" w:type="dxa"/>
-              <w:bottom w:w="60" w:type="dxa"/>
-              <w:end w:w="80" w:type="dxa"/>
+              <w:top w:w="55" w:type="dxa"/>
+              <w:start w:w="70" w:type="dxa"/>
+              <w:bottom w:w="55" w:type="dxa"/>
+              <w:end w:w="70" w:type="dxa"/>
             </w:tcMar>
             <w:vAlign w:val="center"/>
           </w:tcPr>
           <w:p>
             <w:pPr>
-              <w:spacing w:after="0"/>
+              <w:keepNext w:val="0"/>
+              <w:keepLines/>
+              <w:spacing w:after="0" w:before="0" w:line="240" w:lineRule="auto"/>
             </w:pPr>
             <w:r>
               <w:rPr>
@@ -4610,18 +4971,20 @@
         </w:tc>
         <w:tc>
           <w:tcPr>
-            <w:tcW w:type="dxa" w:w="3798"/>
+            <w:tcW w:type="dxa" w:w="3761"/>
             <w:tcMar>
-              <w:top w:w="60" w:type="dxa"/>
-              <w:start w:w="80" w:type="dxa"/>
-              <w:bottom w:w="60" w:type="dxa"/>
-              <w:end w:w="80" w:type="dxa"/>
+              <w:top w:w="55" w:type="dxa"/>
+              <w:start w:w="70" w:type="dxa"/>
+              <w:bottom w:w="55" w:type="dxa"/>
+              <w:end w:w="70" w:type="dxa"/>
             </w:tcMar>
             <w:vAlign w:val="center"/>
           </w:tcPr>
           <w:p>
             <w:pPr>
-              <w:spacing w:after="0"/>
+              <w:keepNext w:val="0"/>
+              <w:keepLines/>
+              <w:spacing w:after="0" w:before="0" w:line="240" w:lineRule="auto"/>
             </w:pPr>
             <w:r>
               <w:rPr>
@@ -4635,18 +4998,20 @@
         </w:tc>
         <w:tc>
           <w:tcPr>
-            <w:tcW w:type="dxa" w:w="3458"/>
+            <w:tcW w:type="dxa" w:w="3818"/>
             <w:tcMar>
-              <w:top w:w="60" w:type="dxa"/>
-              <w:start w:w="80" w:type="dxa"/>
-              <w:bottom w:w="60" w:type="dxa"/>
-              <w:end w:w="80" w:type="dxa"/>
+              <w:top w:w="55" w:type="dxa"/>
+              <w:start w:w="70" w:type="dxa"/>
+              <w:bottom w:w="55" w:type="dxa"/>
+              <w:end w:w="70" w:type="dxa"/>
             </w:tcMar>
             <w:vAlign w:val="center"/>
           </w:tcPr>
           <w:p>
             <w:pPr>
-              <w:spacing w:after="0"/>
+              <w:keepNext w:val="0"/>
+              <w:keepLines/>
+              <w:spacing w:after="0" w:before="0" w:line="240" w:lineRule="auto"/>
             </w:pPr>
             <w:r>
               <w:rPr>
@@ -4665,19 +5030,21 @@
         </w:trPr>
         <w:tc>
           <w:tcPr>
-            <w:tcW w:type="dxa" w:w="2381"/>
+            <w:tcW w:type="dxa" w:w="3020"/>
             <w:tcMar>
-              <w:top w:w="60" w:type="dxa"/>
-              <w:start w:w="80" w:type="dxa"/>
-              <w:bottom w:w="60" w:type="dxa"/>
-              <w:end w:w="80" w:type="dxa"/>
+              <w:top w:w="55" w:type="dxa"/>
+              <w:start w:w="70" w:type="dxa"/>
+              <w:bottom w:w="55" w:type="dxa"/>
+              <w:end w:w="70" w:type="dxa"/>
             </w:tcMar>
             <w:vAlign w:val="center"/>
             <w:shd w:fill="FBFCFE"/>
           </w:tcPr>
           <w:p>
             <w:pPr>
-              <w:spacing w:after="0"/>
+              <w:keepNext w:val="0"/>
+              <w:keepLines/>
+              <w:spacing w:after="0" w:before="0" w:line="240" w:lineRule="auto"/>
             </w:pPr>
             <w:r>
               <w:rPr>
@@ -4691,19 +5058,21 @@
         </w:tc>
         <w:tc>
           <w:tcPr>
-            <w:tcW w:type="dxa" w:w="3798"/>
+            <w:tcW w:type="dxa" w:w="3761"/>
             <w:tcMar>
-              <w:top w:w="60" w:type="dxa"/>
-              <w:start w:w="80" w:type="dxa"/>
-              <w:bottom w:w="60" w:type="dxa"/>
-              <w:end w:w="80" w:type="dxa"/>
+              <w:top w:w="55" w:type="dxa"/>
+              <w:start w:w="70" w:type="dxa"/>
+              <w:bottom w:w="55" w:type="dxa"/>
+              <w:end w:w="70" w:type="dxa"/>
             </w:tcMar>
             <w:vAlign w:val="center"/>
             <w:shd w:fill="FBFCFE"/>
           </w:tcPr>
           <w:p>
             <w:pPr>
-              <w:spacing w:after="0"/>
+              <w:keepNext w:val="0"/>
+              <w:keepLines/>
+              <w:spacing w:after="0" w:before="0" w:line="240" w:lineRule="auto"/>
             </w:pPr>
             <w:r>
               <w:rPr>
@@ -4717,19 +5086,21 @@
         </w:tc>
         <w:tc>
           <w:tcPr>
-            <w:tcW w:type="dxa" w:w="3458"/>
+            <w:tcW w:type="dxa" w:w="3818"/>
             <w:tcMar>
-              <w:top w:w="60" w:type="dxa"/>
-              <w:start w:w="80" w:type="dxa"/>
-              <w:bottom w:w="60" w:type="dxa"/>
-              <w:end w:w="80" w:type="dxa"/>
+              <w:top w:w="55" w:type="dxa"/>
+              <w:start w:w="70" w:type="dxa"/>
+              <w:bottom w:w="55" w:type="dxa"/>
+              <w:end w:w="70" w:type="dxa"/>
             </w:tcMar>
             <w:vAlign w:val="center"/>
             <w:shd w:fill="FBFCFE"/>
           </w:tcPr>
           <w:p>
             <w:pPr>
-              <w:spacing w:after="0"/>
+              <w:keepNext w:val="0"/>
+              <w:keepLines/>
+              <w:spacing w:after="0" w:before="0" w:line="240" w:lineRule="auto"/>
             </w:pPr>
             <w:r>
               <w:rPr>
@@ -4748,18 +5119,20 @@
         </w:trPr>
         <w:tc>
           <w:tcPr>
-            <w:tcW w:type="dxa" w:w="2381"/>
+            <w:tcW w:type="dxa" w:w="3020"/>
             <w:tcMar>
-              <w:top w:w="60" w:type="dxa"/>
-              <w:start w:w="80" w:type="dxa"/>
-              <w:bottom w:w="60" w:type="dxa"/>
-              <w:end w:w="80" w:type="dxa"/>
+              <w:top w:w="55" w:type="dxa"/>
+              <w:start w:w="70" w:type="dxa"/>
+              <w:bottom w:w="55" w:type="dxa"/>
+              <w:end w:w="70" w:type="dxa"/>
             </w:tcMar>
             <w:vAlign w:val="center"/>
           </w:tcPr>
           <w:p>
             <w:pPr>
-              <w:spacing w:after="0"/>
+              <w:keepNext w:val="0"/>
+              <w:keepLines/>
+              <w:spacing w:after="0" w:before="0" w:line="240" w:lineRule="auto"/>
             </w:pPr>
             <w:r>
               <w:rPr>
@@ -4773,18 +5146,20 @@
         </w:tc>
         <w:tc>
           <w:tcPr>
-            <w:tcW w:type="dxa" w:w="3798"/>
+            <w:tcW w:type="dxa" w:w="3761"/>
             <w:tcMar>
-              <w:top w:w="60" w:type="dxa"/>
-              <w:start w:w="80" w:type="dxa"/>
-              <w:bottom w:w="60" w:type="dxa"/>
-              <w:end w:w="80" w:type="dxa"/>
+              <w:top w:w="55" w:type="dxa"/>
+              <w:start w:w="70" w:type="dxa"/>
+              <w:bottom w:w="55" w:type="dxa"/>
+              <w:end w:w="70" w:type="dxa"/>
             </w:tcMar>
             <w:vAlign w:val="center"/>
           </w:tcPr>
           <w:p>
             <w:pPr>
-              <w:spacing w:after="0"/>
+              <w:keepNext w:val="0"/>
+              <w:keepLines/>
+              <w:spacing w:after="0" w:before="0" w:line="240" w:lineRule="auto"/>
             </w:pPr>
             <w:r>
               <w:rPr>
@@ -4798,18 +5173,20 @@
         </w:tc>
         <w:tc>
           <w:tcPr>
-            <w:tcW w:type="dxa" w:w="3458"/>
+            <w:tcW w:type="dxa" w:w="3818"/>
             <w:tcMar>
-              <w:top w:w="60" w:type="dxa"/>
-              <w:start w:w="80" w:type="dxa"/>
-              <w:bottom w:w="60" w:type="dxa"/>
-              <w:end w:w="80" w:type="dxa"/>
+              <w:top w:w="55" w:type="dxa"/>
+              <w:start w:w="70" w:type="dxa"/>
+              <w:bottom w:w="55" w:type="dxa"/>
+              <w:end w:w="70" w:type="dxa"/>
             </w:tcMar>
             <w:vAlign w:val="center"/>
           </w:tcPr>
           <w:p>
             <w:pPr>
-              <w:spacing w:after="0"/>
+              <w:keepNext w:val="0"/>
+              <w:keepLines/>
+              <w:spacing w:after="0" w:before="0" w:line="240" w:lineRule="auto"/>
             </w:pPr>
             <w:r>
               <w:rPr>
@@ -4828,19 +5205,21 @@
         </w:trPr>
         <w:tc>
           <w:tcPr>
-            <w:tcW w:type="dxa" w:w="2381"/>
+            <w:tcW w:type="dxa" w:w="3020"/>
             <w:tcMar>
-              <w:top w:w="60" w:type="dxa"/>
-              <w:start w:w="80" w:type="dxa"/>
-              <w:bottom w:w="60" w:type="dxa"/>
-              <w:end w:w="80" w:type="dxa"/>
+              <w:top w:w="55" w:type="dxa"/>
+              <w:start w:w="70" w:type="dxa"/>
+              <w:bottom w:w="55" w:type="dxa"/>
+              <w:end w:w="70" w:type="dxa"/>
             </w:tcMar>
             <w:vAlign w:val="center"/>
             <w:shd w:fill="FBFCFE"/>
           </w:tcPr>
           <w:p>
             <w:pPr>
-              <w:spacing w:after="0"/>
+              <w:keepNext w:val="0"/>
+              <w:keepLines/>
+              <w:spacing w:after="0" w:before="0" w:line="240" w:lineRule="auto"/>
             </w:pPr>
             <w:r>
               <w:rPr>
@@ -4854,19 +5233,21 @@
         </w:tc>
         <w:tc>
           <w:tcPr>
-            <w:tcW w:type="dxa" w:w="3798"/>
+            <w:tcW w:type="dxa" w:w="3761"/>
             <w:tcMar>
-              <w:top w:w="60" w:type="dxa"/>
-              <w:start w:w="80" w:type="dxa"/>
-              <w:bottom w:w="60" w:type="dxa"/>
-              <w:end w:w="80" w:type="dxa"/>
+              <w:top w:w="55" w:type="dxa"/>
+              <w:start w:w="70" w:type="dxa"/>
+              <w:bottom w:w="55" w:type="dxa"/>
+              <w:end w:w="70" w:type="dxa"/>
             </w:tcMar>
             <w:vAlign w:val="center"/>
             <w:shd w:fill="FBFCFE"/>
           </w:tcPr>
           <w:p>
             <w:pPr>
-              <w:spacing w:after="0"/>
+              <w:keepNext w:val="0"/>
+              <w:keepLines/>
+              <w:spacing w:after="0" w:before="0" w:line="240" w:lineRule="auto"/>
             </w:pPr>
             <w:r>
               <w:rPr>
@@ -4880,19 +5261,21 @@
         </w:tc>
         <w:tc>
           <w:tcPr>
-            <w:tcW w:type="dxa" w:w="3458"/>
+            <w:tcW w:type="dxa" w:w="3818"/>
             <w:tcMar>
-              <w:top w:w="60" w:type="dxa"/>
-              <w:start w:w="80" w:type="dxa"/>
-              <w:bottom w:w="60" w:type="dxa"/>
-              <w:end w:w="80" w:type="dxa"/>
+              <w:top w:w="55" w:type="dxa"/>
+              <w:start w:w="70" w:type="dxa"/>
+              <w:bottom w:w="55" w:type="dxa"/>
+              <w:end w:w="70" w:type="dxa"/>
             </w:tcMar>
             <w:vAlign w:val="center"/>
             <w:shd w:fill="FBFCFE"/>
           </w:tcPr>
           <w:p>
             <w:pPr>
-              <w:spacing w:after="0"/>
+              <w:keepNext w:val="0"/>
+              <w:keepLines/>
+              <w:spacing w:after="0" w:before="0" w:line="240" w:lineRule="auto"/>
             </w:pPr>
             <w:r>
               <w:rPr>
@@ -4911,18 +5294,20 @@
         </w:trPr>
         <w:tc>
           <w:tcPr>
-            <w:tcW w:type="dxa" w:w="2381"/>
+            <w:tcW w:type="dxa" w:w="3020"/>
             <w:tcMar>
-              <w:top w:w="60" w:type="dxa"/>
-              <w:start w:w="80" w:type="dxa"/>
-              <w:bottom w:w="60" w:type="dxa"/>
-              <w:end w:w="80" w:type="dxa"/>
+              <w:top w:w="55" w:type="dxa"/>
+              <w:start w:w="70" w:type="dxa"/>
+              <w:bottom w:w="55" w:type="dxa"/>
+              <w:end w:w="70" w:type="dxa"/>
             </w:tcMar>
             <w:vAlign w:val="center"/>
           </w:tcPr>
           <w:p>
             <w:pPr>
-              <w:spacing w:after="0"/>
+              <w:keepNext w:val="0"/>
+              <w:keepLines/>
+              <w:spacing w:after="0" w:before="0" w:line="240" w:lineRule="auto"/>
             </w:pPr>
             <w:r>
               <w:rPr>
@@ -4936,18 +5321,20 @@
         </w:tc>
         <w:tc>
           <w:tcPr>
-            <w:tcW w:type="dxa" w:w="3798"/>
+            <w:tcW w:type="dxa" w:w="3761"/>
             <w:tcMar>
-              <w:top w:w="60" w:type="dxa"/>
-              <w:start w:w="80" w:type="dxa"/>
-              <w:bottom w:w="60" w:type="dxa"/>
-              <w:end w:w="80" w:type="dxa"/>
+              <w:top w:w="55" w:type="dxa"/>
+              <w:start w:w="70" w:type="dxa"/>
+              <w:bottom w:w="55" w:type="dxa"/>
+              <w:end w:w="70" w:type="dxa"/>
             </w:tcMar>
             <w:vAlign w:val="center"/>
           </w:tcPr>
           <w:p>
             <w:pPr>
-              <w:spacing w:after="0"/>
+              <w:keepNext w:val="0"/>
+              <w:keepLines/>
+              <w:spacing w:after="0" w:before="0" w:line="240" w:lineRule="auto"/>
             </w:pPr>
             <w:r>
               <w:rPr>
@@ -4961,18 +5348,20 @@
         </w:tc>
         <w:tc>
           <w:tcPr>
-            <w:tcW w:type="dxa" w:w="3458"/>
+            <w:tcW w:type="dxa" w:w="3818"/>
             <w:tcMar>
-              <w:top w:w="60" w:type="dxa"/>
-              <w:start w:w="80" w:type="dxa"/>
-              <w:bottom w:w="60" w:type="dxa"/>
-              <w:end w:w="80" w:type="dxa"/>
+              <w:top w:w="55" w:type="dxa"/>
+              <w:start w:w="70" w:type="dxa"/>
+              <w:bottom w:w="55" w:type="dxa"/>
+              <w:end w:w="70" w:type="dxa"/>
             </w:tcMar>
             <w:vAlign w:val="center"/>
           </w:tcPr>
           <w:p>
             <w:pPr>
-              <w:spacing w:after="0"/>
+              <w:keepNext w:val="0"/>
+              <w:keepLines/>
+              <w:spacing w:after="0" w:before="0" w:line="240" w:lineRule="auto"/>
             </w:pPr>
             <w:r>
               <w:rPr>
@@ -4995,8 +5384,9 @@
       <w:bookmarkStart w:id="178" w:name="smsg"/>
       <w:pPr>
         <w:pStyle w:val="Heading1"/>
-        <w:keepNext w:val="1"/>
+        <w:keepNext/>
         <w:keepLines/>
+        <w:spacing w:before="220" w:after="80"/>
       </w:pPr>
       <w:bookmarkEnd w:id="178"/>
       <w:r>
@@ -5011,9 +5401,9 @@
     </w:p>
     <w:p>
       <w:pPr>
-        <w:spacing w:after="120"/>
-        <w:keepNext w:val="1"/>
-        <w:keepLines/>
+        <w:spacing w:after="40"/>
+        <w:keepNext w:val="0"/>
+        <w:keepLines w:val="0"/>
       </w:pPr>
       <w:hyperlink w:anchor="TOC">
         <w:r>
@@ -5027,15 +5417,15 @@
     </w:p>
     <w:tbl>
       <w:tblPr>
-        <w:tblW w:type="auto" w:w="0"/>
+        <w:tblW w:type="dxa" w:w="10601"/>
         <w:jc w:val="center"/>
         <w:tblLayout w:type="fixed"/>
         <w:tblLook w:firstColumn="1" w:firstRow="1" w:lastColumn="0" w:lastRow="0" w:noHBand="0" w:noVBand="1" w:val="04A0"/>
       </w:tblPr>
       <w:tblGrid>
-        <w:gridCol w:w="2381"/>
-        <w:gridCol w:w="4082"/>
-        <w:gridCol w:w="3175"/>
+        <w:gridCol w:w="3020"/>
+        <w:gridCol w:w="3761"/>
+        <w:gridCol w:w="3818"/>
       </w:tblGrid>
       <w:tr>
         <w:trPr>
@@ -5044,18 +5434,21 @@
         </w:trPr>
         <w:tc>
           <w:tcPr>
-            <w:tcW w:type="dxa" w:w="2381"/>
+            <w:tcW w:type="dxa" w:w="3020"/>
             <w:shd w:fill="18233D"/>
             <w:tcMar>
-              <w:top w:w="70" w:type="dxa"/>
-              <w:start w:w="90" w:type="dxa"/>
-              <w:bottom w:w="70" w:type="dxa"/>
-              <w:end w:w="90" w:type="dxa"/>
+              <w:top w:w="55" w:type="dxa"/>
+              <w:start w:w="70" w:type="dxa"/>
+              <w:bottom w:w="55" w:type="dxa"/>
+              <w:end w:w="70" w:type="dxa"/>
             </w:tcMar>
             <w:vAlign w:val="center"/>
           </w:tcPr>
           <w:p>
             <w:pPr>
+              <w:keepNext w:val="0"/>
+              <w:keepLines/>
+              <w:spacing w:before="0" w:after="0" w:line="240" w:lineRule="auto"/>
               <w:jc w:val="center"/>
             </w:pPr>
             <w:r>
@@ -5071,18 +5464,21 @@
         </w:tc>
         <w:tc>
           <w:tcPr>
-            <w:tcW w:type="dxa" w:w="4082"/>
+            <w:tcW w:type="dxa" w:w="3761"/>
             <w:shd w:fill="18233D"/>
             <w:tcMar>
-              <w:top w:w="70" w:type="dxa"/>
-              <w:start w:w="90" w:type="dxa"/>
-              <w:bottom w:w="70" w:type="dxa"/>
-              <w:end w:w="90" w:type="dxa"/>
+              <w:top w:w="55" w:type="dxa"/>
+              <w:start w:w="70" w:type="dxa"/>
+              <w:bottom w:w="55" w:type="dxa"/>
+              <w:end w:w="70" w:type="dxa"/>
             </w:tcMar>
             <w:vAlign w:val="center"/>
           </w:tcPr>
           <w:p>
             <w:pPr>
+              <w:keepNext w:val="0"/>
+              <w:keepLines/>
+              <w:spacing w:before="0" w:after="0" w:line="240" w:lineRule="auto"/>
               <w:jc w:val="center"/>
             </w:pPr>
             <w:r>
@@ -5098,18 +5494,21 @@
         </w:tc>
         <w:tc>
           <w:tcPr>
-            <w:tcW w:type="dxa" w:w="3175"/>
+            <w:tcW w:type="dxa" w:w="3818"/>
             <w:shd w:fill="18233D"/>
             <w:tcMar>
-              <w:top w:w="70" w:type="dxa"/>
-              <w:start w:w="90" w:type="dxa"/>
-              <w:bottom w:w="70" w:type="dxa"/>
-              <w:end w:w="90" w:type="dxa"/>
+              <w:top w:w="55" w:type="dxa"/>
+              <w:start w:w="70" w:type="dxa"/>
+              <w:bottom w:w="55" w:type="dxa"/>
+              <w:end w:w="70" w:type="dxa"/>
             </w:tcMar>
             <w:vAlign w:val="center"/>
           </w:tcPr>
           <w:p>
             <w:pPr>
+              <w:keepNext w:val="0"/>
+              <w:keepLines/>
+              <w:spacing w:before="0" w:after="0" w:line="240" w:lineRule="auto"/>
               <w:jc w:val="center"/>
             </w:pPr>
             <w:r>
@@ -5130,18 +5529,20 @@
         </w:trPr>
         <w:tc>
           <w:tcPr>
-            <w:tcW w:type="dxa" w:w="2381"/>
+            <w:tcW w:type="dxa" w:w="3020"/>
             <w:tcMar>
-              <w:top w:w="60" w:type="dxa"/>
-              <w:start w:w="80" w:type="dxa"/>
-              <w:bottom w:w="60" w:type="dxa"/>
-              <w:end w:w="80" w:type="dxa"/>
+              <w:top w:w="55" w:type="dxa"/>
+              <w:start w:w="70" w:type="dxa"/>
+              <w:bottom w:w="55" w:type="dxa"/>
+              <w:end w:w="70" w:type="dxa"/>
             </w:tcMar>
             <w:vAlign w:val="center"/>
           </w:tcPr>
           <w:p>
             <w:pPr>
-              <w:spacing w:after="0"/>
+              <w:keepNext w:val="0"/>
+              <w:keepLines/>
+              <w:spacing w:after="0" w:before="0" w:line="240" w:lineRule="auto"/>
             </w:pPr>
             <w:r>
               <w:rPr>
@@ -5155,18 +5556,20 @@
         </w:tc>
         <w:tc>
           <w:tcPr>
-            <w:tcW w:type="dxa" w:w="4082"/>
+            <w:tcW w:type="dxa" w:w="3761"/>
             <w:tcMar>
-              <w:top w:w="60" w:type="dxa"/>
-              <w:start w:w="80" w:type="dxa"/>
-              <w:bottom w:w="60" w:type="dxa"/>
-              <w:end w:w="80" w:type="dxa"/>
+              <w:top w:w="55" w:type="dxa"/>
+              <w:start w:w="70" w:type="dxa"/>
+              <w:bottom w:w="55" w:type="dxa"/>
+              <w:end w:w="70" w:type="dxa"/>
             </w:tcMar>
             <w:vAlign w:val="center"/>
           </w:tcPr>
           <w:p>
             <w:pPr>
-              <w:spacing w:after="0"/>
+              <w:keepNext w:val="0"/>
+              <w:keepLines/>
+              <w:spacing w:after="0" w:before="0" w:line="240" w:lineRule="auto"/>
             </w:pPr>
             <w:r>
               <w:rPr>
@@ -5180,18 +5583,20 @@
         </w:tc>
         <w:tc>
           <w:tcPr>
-            <w:tcW w:type="dxa" w:w="3175"/>
+            <w:tcW w:type="dxa" w:w="3818"/>
             <w:tcMar>
-              <w:top w:w="60" w:type="dxa"/>
-              <w:start w:w="80" w:type="dxa"/>
-              <w:bottom w:w="60" w:type="dxa"/>
-              <w:end w:w="80" w:type="dxa"/>
+              <w:top w:w="55" w:type="dxa"/>
+              <w:start w:w="70" w:type="dxa"/>
+              <w:bottom w:w="55" w:type="dxa"/>
+              <w:end w:w="70" w:type="dxa"/>
             </w:tcMar>
             <w:vAlign w:val="center"/>
           </w:tcPr>
           <w:p>
             <w:pPr>
-              <w:spacing w:after="0"/>
+              <w:keepNext w:val="0"/>
+              <w:keepLines/>
+              <w:spacing w:after="0" w:before="0" w:line="240" w:lineRule="auto"/>
             </w:pPr>
             <w:r>
               <w:rPr>
@@ -5210,19 +5615,21 @@
         </w:trPr>
         <w:tc>
           <w:tcPr>
-            <w:tcW w:type="dxa" w:w="2381"/>
+            <w:tcW w:type="dxa" w:w="3020"/>
             <w:tcMar>
-              <w:top w:w="60" w:type="dxa"/>
-              <w:start w:w="80" w:type="dxa"/>
-              <w:bottom w:w="60" w:type="dxa"/>
-              <w:end w:w="80" w:type="dxa"/>
+              <w:top w:w="55" w:type="dxa"/>
+              <w:start w:w="70" w:type="dxa"/>
+              <w:bottom w:w="55" w:type="dxa"/>
+              <w:end w:w="70" w:type="dxa"/>
             </w:tcMar>
             <w:vAlign w:val="center"/>
             <w:shd w:fill="FBFCFE"/>
           </w:tcPr>
           <w:p>
             <w:pPr>
-              <w:spacing w:after="0"/>
+              <w:keepNext w:val="0"/>
+              <w:keepLines/>
+              <w:spacing w:after="0" w:before="0" w:line="240" w:lineRule="auto"/>
             </w:pPr>
             <w:r>
               <w:rPr>
@@ -5236,19 +5643,21 @@
         </w:tc>
         <w:tc>
           <w:tcPr>
-            <w:tcW w:type="dxa" w:w="4082"/>
+            <w:tcW w:type="dxa" w:w="3761"/>
             <w:tcMar>
-              <w:top w:w="60" w:type="dxa"/>
-              <w:start w:w="80" w:type="dxa"/>
-              <w:bottom w:w="60" w:type="dxa"/>
-              <w:end w:w="80" w:type="dxa"/>
+              <w:top w:w="55" w:type="dxa"/>
+              <w:start w:w="70" w:type="dxa"/>
+              <w:bottom w:w="55" w:type="dxa"/>
+              <w:end w:w="70" w:type="dxa"/>
             </w:tcMar>
             <w:vAlign w:val="center"/>
             <w:shd w:fill="FBFCFE"/>
           </w:tcPr>
           <w:p>
             <w:pPr>
-              <w:spacing w:after="0"/>
+              <w:keepNext w:val="0"/>
+              <w:keepLines/>
+              <w:spacing w:after="0" w:before="0" w:line="240" w:lineRule="auto"/>
             </w:pPr>
             <w:r>
               <w:rPr>
@@ -5262,19 +5671,21 @@
         </w:tc>
         <w:tc>
           <w:tcPr>
-            <w:tcW w:type="dxa" w:w="3175"/>
+            <w:tcW w:type="dxa" w:w="3818"/>
             <w:tcMar>
-              <w:top w:w="60" w:type="dxa"/>
-              <w:start w:w="80" w:type="dxa"/>
-              <w:bottom w:w="60" w:type="dxa"/>
-              <w:end w:w="80" w:type="dxa"/>
+              <w:top w:w="55" w:type="dxa"/>
+              <w:start w:w="70" w:type="dxa"/>
+              <w:bottom w:w="55" w:type="dxa"/>
+              <w:end w:w="70" w:type="dxa"/>
             </w:tcMar>
             <w:vAlign w:val="center"/>
             <w:shd w:fill="FBFCFE"/>
           </w:tcPr>
           <w:p>
             <w:pPr>
-              <w:spacing w:after="0"/>
+              <w:keepNext w:val="0"/>
+              <w:keepLines/>
+              <w:spacing w:after="0" w:before="0" w:line="240" w:lineRule="auto"/>
             </w:pPr>
             <w:r>
               <w:rPr>
@@ -5293,18 +5704,20 @@
         </w:trPr>
         <w:tc>
           <w:tcPr>
-            <w:tcW w:type="dxa" w:w="2381"/>
+            <w:tcW w:type="dxa" w:w="3020"/>
             <w:tcMar>
-              <w:top w:w="60" w:type="dxa"/>
-              <w:start w:w="80" w:type="dxa"/>
-              <w:bottom w:w="60" w:type="dxa"/>
-              <w:end w:w="80" w:type="dxa"/>
+              <w:top w:w="55" w:type="dxa"/>
+              <w:start w:w="70" w:type="dxa"/>
+              <w:bottom w:w="55" w:type="dxa"/>
+              <w:end w:w="70" w:type="dxa"/>
             </w:tcMar>
             <w:vAlign w:val="center"/>
           </w:tcPr>
           <w:p>
             <w:pPr>
-              <w:spacing w:after="0"/>
+              <w:keepNext w:val="0"/>
+              <w:keepLines/>
+              <w:spacing w:after="0" w:before="0" w:line="240" w:lineRule="auto"/>
             </w:pPr>
             <w:r>
               <w:rPr>
@@ -5318,18 +5731,20 @@
         </w:tc>
         <w:tc>
           <w:tcPr>
-            <w:tcW w:type="dxa" w:w="4082"/>
+            <w:tcW w:type="dxa" w:w="3761"/>
             <w:tcMar>
-              <w:top w:w="60" w:type="dxa"/>
-              <w:start w:w="80" w:type="dxa"/>
-              <w:bottom w:w="60" w:type="dxa"/>
-              <w:end w:w="80" w:type="dxa"/>
+              <w:top w:w="55" w:type="dxa"/>
+              <w:start w:w="70" w:type="dxa"/>
+              <w:bottom w:w="55" w:type="dxa"/>
+              <w:end w:w="70" w:type="dxa"/>
             </w:tcMar>
             <w:vAlign w:val="center"/>
           </w:tcPr>
           <w:p>
             <w:pPr>
-              <w:spacing w:after="0"/>
+              <w:keepNext w:val="0"/>
+              <w:keepLines/>
+              <w:spacing w:after="0" w:before="0" w:line="240" w:lineRule="auto"/>
             </w:pPr>
             <w:r>
               <w:rPr>
@@ -5343,18 +5758,20 @@
         </w:tc>
         <w:tc>
           <w:tcPr>
-            <w:tcW w:type="dxa" w:w="3175"/>
+            <w:tcW w:type="dxa" w:w="3818"/>
             <w:tcMar>
-              <w:top w:w="60" w:type="dxa"/>
-              <w:start w:w="80" w:type="dxa"/>
-              <w:bottom w:w="60" w:type="dxa"/>
-              <w:end w:w="80" w:type="dxa"/>
+              <w:top w:w="55" w:type="dxa"/>
+              <w:start w:w="70" w:type="dxa"/>
+              <w:bottom w:w="55" w:type="dxa"/>
+              <w:end w:w="70" w:type="dxa"/>
             </w:tcMar>
             <w:vAlign w:val="center"/>
           </w:tcPr>
           <w:p>
             <w:pPr>
-              <w:spacing w:after="0"/>
+              <w:keepNext w:val="0"/>
+              <w:keepLines/>
+              <w:spacing w:after="0" w:before="0" w:line="240" w:lineRule="auto"/>
             </w:pPr>
             <w:r>
               <w:rPr>
@@ -5377,8 +5794,9 @@
       <w:bookmarkStart w:id="179" w:name="ssec"/>
       <w:pPr>
         <w:pStyle w:val="Heading1"/>
-        <w:keepNext w:val="1"/>
+        <w:keepNext/>
         <w:keepLines/>
+        <w:spacing w:before="220" w:after="80"/>
       </w:pPr>
       <w:bookmarkEnd w:id="179"/>
       <w:r>
@@ -5393,9 +5811,9 @@
     </w:p>
     <w:p>
       <w:pPr>
-        <w:spacing w:after="120"/>
-        <w:keepNext w:val="1"/>
-        <w:keepLines/>
+        <w:spacing w:after="40"/>
+        <w:keepNext w:val="0"/>
+        <w:keepLines w:val="0"/>
       </w:pPr>
       <w:hyperlink w:anchor="TOC">
         <w:r>
@@ -5409,15 +5827,15 @@
     </w:p>
     <w:tbl>
       <w:tblPr>
-        <w:tblW w:type="auto" w:w="0"/>
+        <w:tblW w:type="dxa" w:w="10601"/>
         <w:jc w:val="center"/>
         <w:tblLayout w:type="fixed"/>
         <w:tblLook w:firstColumn="1" w:firstRow="1" w:lastColumn="0" w:lastRow="0" w:noHBand="0" w:noVBand="1" w:val="04A0"/>
       </w:tblPr>
       <w:tblGrid>
-        <w:gridCol w:w="2268"/>
-        <w:gridCol w:w="4082"/>
-        <w:gridCol w:w="3288"/>
+        <w:gridCol w:w="3020"/>
+        <w:gridCol w:w="3761"/>
+        <w:gridCol w:w="3818"/>
       </w:tblGrid>
       <w:tr>
         <w:trPr>
@@ -5426,18 +5844,21 @@
         </w:trPr>
         <w:tc>
           <w:tcPr>
-            <w:tcW w:type="dxa" w:w="2268"/>
+            <w:tcW w:type="dxa" w:w="3020"/>
             <w:shd w:fill="18233D"/>
             <w:tcMar>
-              <w:top w:w="70" w:type="dxa"/>
-              <w:start w:w="90" w:type="dxa"/>
-              <w:bottom w:w="70" w:type="dxa"/>
-              <w:end w:w="90" w:type="dxa"/>
+              <w:top w:w="55" w:type="dxa"/>
+              <w:start w:w="70" w:type="dxa"/>
+              <w:bottom w:w="55" w:type="dxa"/>
+              <w:end w:w="70" w:type="dxa"/>
             </w:tcMar>
             <w:vAlign w:val="center"/>
           </w:tcPr>
           <w:p>
             <w:pPr>
+              <w:keepNext w:val="0"/>
+              <w:keepLines/>
+              <w:spacing w:before="0" w:after="0" w:line="240" w:lineRule="auto"/>
               <w:jc w:val="center"/>
             </w:pPr>
             <w:r>
@@ -5453,18 +5874,21 @@
         </w:tc>
         <w:tc>
           <w:tcPr>
-            <w:tcW w:type="dxa" w:w="4082"/>
+            <w:tcW w:type="dxa" w:w="3761"/>
             <w:shd w:fill="18233D"/>
             <w:tcMar>
-              <w:top w:w="70" w:type="dxa"/>
-              <w:start w:w="90" w:type="dxa"/>
-              <w:bottom w:w="70" w:type="dxa"/>
-              <w:end w:w="90" w:type="dxa"/>
+              <w:top w:w="55" w:type="dxa"/>
+              <w:start w:w="70" w:type="dxa"/>
+              <w:bottom w:w="55" w:type="dxa"/>
+              <w:end w:w="70" w:type="dxa"/>
             </w:tcMar>
             <w:vAlign w:val="center"/>
           </w:tcPr>
           <w:p>
             <w:pPr>
+              <w:keepNext w:val="0"/>
+              <w:keepLines/>
+              <w:spacing w:before="0" w:after="0" w:line="240" w:lineRule="auto"/>
               <w:jc w:val="center"/>
             </w:pPr>
             <w:r>
@@ -5480,18 +5904,21 @@
         </w:tc>
         <w:tc>
           <w:tcPr>
-            <w:tcW w:type="dxa" w:w="3288"/>
+            <w:tcW w:type="dxa" w:w="3818"/>
             <w:shd w:fill="18233D"/>
             <w:tcMar>
-              <w:top w:w="70" w:type="dxa"/>
-              <w:start w:w="90" w:type="dxa"/>
-              <w:bottom w:w="70" w:type="dxa"/>
-              <w:end w:w="90" w:type="dxa"/>
+              <w:top w:w="55" w:type="dxa"/>
+              <w:start w:w="70" w:type="dxa"/>
+              <w:bottom w:w="55" w:type="dxa"/>
+              <w:end w:w="70" w:type="dxa"/>
             </w:tcMar>
             <w:vAlign w:val="center"/>
           </w:tcPr>
           <w:p>
             <w:pPr>
+              <w:keepNext w:val="0"/>
+              <w:keepLines/>
+              <w:spacing w:before="0" w:after="0" w:line="240" w:lineRule="auto"/>
               <w:jc w:val="center"/>
             </w:pPr>
             <w:r>
@@ -5512,18 +5939,20 @@
         </w:trPr>
         <w:tc>
           <w:tcPr>
-            <w:tcW w:type="dxa" w:w="2268"/>
+            <w:tcW w:type="dxa" w:w="3020"/>
             <w:tcMar>
-              <w:top w:w="60" w:type="dxa"/>
-              <w:start w:w="80" w:type="dxa"/>
-              <w:bottom w:w="60" w:type="dxa"/>
-              <w:end w:w="80" w:type="dxa"/>
+              <w:top w:w="55" w:type="dxa"/>
+              <w:start w:w="70" w:type="dxa"/>
+              <w:bottom w:w="55" w:type="dxa"/>
+              <w:end w:w="70" w:type="dxa"/>
             </w:tcMar>
             <w:vAlign w:val="center"/>
           </w:tcPr>
           <w:p>
             <w:pPr>
-              <w:spacing w:after="0"/>
+              <w:keepNext w:val="0"/>
+              <w:keepLines/>
+              <w:spacing w:after="0" w:before="0" w:line="240" w:lineRule="auto"/>
             </w:pPr>
             <w:r>
               <w:rPr>
@@ -5537,18 +5966,20 @@
         </w:tc>
         <w:tc>
           <w:tcPr>
-            <w:tcW w:type="dxa" w:w="4082"/>
+            <w:tcW w:type="dxa" w:w="3761"/>
             <w:tcMar>
-              <w:top w:w="60" w:type="dxa"/>
-              <w:start w:w="80" w:type="dxa"/>
-              <w:bottom w:w="60" w:type="dxa"/>
-              <w:end w:w="80" w:type="dxa"/>
+              <w:top w:w="55" w:type="dxa"/>
+              <w:start w:w="70" w:type="dxa"/>
+              <w:bottom w:w="55" w:type="dxa"/>
+              <w:end w:w="70" w:type="dxa"/>
             </w:tcMar>
             <w:vAlign w:val="center"/>
           </w:tcPr>
           <w:p>
             <w:pPr>
-              <w:spacing w:after="0"/>
+              <w:keepNext w:val="0"/>
+              <w:keepLines/>
+              <w:spacing w:after="0" w:before="0" w:line="240" w:lineRule="auto"/>
             </w:pPr>
             <w:r>
               <w:rPr>
@@ -5562,18 +5993,20 @@
         </w:tc>
         <w:tc>
           <w:tcPr>
-            <w:tcW w:type="dxa" w:w="3288"/>
+            <w:tcW w:type="dxa" w:w="3818"/>
             <w:tcMar>
-              <w:top w:w="60" w:type="dxa"/>
-              <w:start w:w="80" w:type="dxa"/>
-              <w:bottom w:w="60" w:type="dxa"/>
-              <w:end w:w="80" w:type="dxa"/>
+              <w:top w:w="55" w:type="dxa"/>
+              <w:start w:w="70" w:type="dxa"/>
+              <w:bottom w:w="55" w:type="dxa"/>
+              <w:end w:w="70" w:type="dxa"/>
             </w:tcMar>
             <w:vAlign w:val="center"/>
           </w:tcPr>
           <w:p>
             <w:pPr>
-              <w:spacing w:after="0"/>
+              <w:keepNext w:val="0"/>
+              <w:keepLines/>
+              <w:spacing w:after="0" w:before="0" w:line="240" w:lineRule="auto"/>
             </w:pPr>
             <w:r>
               <w:rPr>
@@ -5592,19 +6025,21 @@
         </w:trPr>
         <w:tc>
           <w:tcPr>
-            <w:tcW w:type="dxa" w:w="2268"/>
+            <w:tcW w:type="dxa" w:w="3020"/>
             <w:tcMar>
-              <w:top w:w="60" w:type="dxa"/>
-              <w:start w:w="80" w:type="dxa"/>
-              <w:bottom w:w="60" w:type="dxa"/>
-              <w:end w:w="80" w:type="dxa"/>
+              <w:top w:w="55" w:type="dxa"/>
+              <w:start w:w="70" w:type="dxa"/>
+              <w:bottom w:w="55" w:type="dxa"/>
+              <w:end w:w="70" w:type="dxa"/>
             </w:tcMar>
             <w:vAlign w:val="center"/>
             <w:shd w:fill="FBFCFE"/>
           </w:tcPr>
           <w:p>
             <w:pPr>
-              <w:spacing w:after="0"/>
+              <w:keepNext w:val="0"/>
+              <w:keepLines/>
+              <w:spacing w:after="0" w:before="0" w:line="240" w:lineRule="auto"/>
             </w:pPr>
             <w:r>
               <w:rPr>
@@ -5618,19 +6053,21 @@
         </w:tc>
         <w:tc>
           <w:tcPr>
-            <w:tcW w:type="dxa" w:w="4082"/>
+            <w:tcW w:type="dxa" w:w="3761"/>
             <w:tcMar>
-              <w:top w:w="60" w:type="dxa"/>
-              <w:start w:w="80" w:type="dxa"/>
-              <w:bottom w:w="60" w:type="dxa"/>
-              <w:end w:w="80" w:type="dxa"/>
+              <w:top w:w="55" w:type="dxa"/>
+              <w:start w:w="70" w:type="dxa"/>
+              <w:bottom w:w="55" w:type="dxa"/>
+              <w:end w:w="70" w:type="dxa"/>
             </w:tcMar>
             <w:vAlign w:val="center"/>
             <w:shd w:fill="FBFCFE"/>
           </w:tcPr>
           <w:p>
             <w:pPr>
-              <w:spacing w:after="0"/>
+              <w:keepNext w:val="0"/>
+              <w:keepLines/>
+              <w:spacing w:after="0" w:before="0" w:line="240" w:lineRule="auto"/>
             </w:pPr>
             <w:r>
               <w:rPr>
@@ -5644,19 +6081,21 @@
         </w:tc>
         <w:tc>
           <w:tcPr>
-            <w:tcW w:type="dxa" w:w="3288"/>
+            <w:tcW w:type="dxa" w:w="3818"/>
             <w:tcMar>
-              <w:top w:w="60" w:type="dxa"/>
-              <w:start w:w="80" w:type="dxa"/>
-              <w:bottom w:w="60" w:type="dxa"/>
-              <w:end w:w="80" w:type="dxa"/>
+              <w:top w:w="55" w:type="dxa"/>
+              <w:start w:w="70" w:type="dxa"/>
+              <w:bottom w:w="55" w:type="dxa"/>
+              <w:end w:w="70" w:type="dxa"/>
             </w:tcMar>
             <w:vAlign w:val="center"/>
             <w:shd w:fill="FBFCFE"/>
           </w:tcPr>
           <w:p>
             <w:pPr>
-              <w:spacing w:after="0"/>
+              <w:keepNext w:val="0"/>
+              <w:keepLines/>
+              <w:spacing w:after="0" w:before="0" w:line="240" w:lineRule="auto"/>
             </w:pPr>
             <w:r>
               <w:rPr>
@@ -5675,18 +6114,20 @@
         </w:trPr>
         <w:tc>
           <w:tcPr>
-            <w:tcW w:type="dxa" w:w="2268"/>
+            <w:tcW w:type="dxa" w:w="3020"/>
             <w:tcMar>
-              <w:top w:w="60" w:type="dxa"/>
-              <w:start w:w="80" w:type="dxa"/>
-              <w:bottom w:w="60" w:type="dxa"/>
-              <w:end w:w="80" w:type="dxa"/>
+              <w:top w:w="55" w:type="dxa"/>
+              <w:start w:w="70" w:type="dxa"/>
+              <w:bottom w:w="55" w:type="dxa"/>
+              <w:end w:w="70" w:type="dxa"/>
             </w:tcMar>
             <w:vAlign w:val="center"/>
           </w:tcPr>
           <w:p>
             <w:pPr>
-              <w:spacing w:after="0"/>
+              <w:keepNext w:val="0"/>
+              <w:keepLines/>
+              <w:spacing w:after="0" w:before="0" w:line="240" w:lineRule="auto"/>
             </w:pPr>
             <w:r>
               <w:rPr>
@@ -5700,18 +6141,20 @@
         </w:tc>
         <w:tc>
           <w:tcPr>
-            <w:tcW w:type="dxa" w:w="4082"/>
+            <w:tcW w:type="dxa" w:w="3761"/>
             <w:tcMar>
-              <w:top w:w="60" w:type="dxa"/>
-              <w:start w:w="80" w:type="dxa"/>
-              <w:bottom w:w="60" w:type="dxa"/>
-              <w:end w:w="80" w:type="dxa"/>
+              <w:top w:w="55" w:type="dxa"/>
+              <w:start w:w="70" w:type="dxa"/>
+              <w:bottom w:w="55" w:type="dxa"/>
+              <w:end w:w="70" w:type="dxa"/>
             </w:tcMar>
             <w:vAlign w:val="center"/>
           </w:tcPr>
           <w:p>
             <w:pPr>
-              <w:spacing w:after="0"/>
+              <w:keepNext w:val="0"/>
+              <w:keepLines/>
+              <w:spacing w:after="0" w:before="0" w:line="240" w:lineRule="auto"/>
             </w:pPr>
             <w:r>
               <w:rPr>
@@ -5725,18 +6168,20 @@
         </w:tc>
         <w:tc>
           <w:tcPr>
-            <w:tcW w:type="dxa" w:w="3288"/>
+            <w:tcW w:type="dxa" w:w="3818"/>
             <w:tcMar>
-              <w:top w:w="60" w:type="dxa"/>
-              <w:start w:w="80" w:type="dxa"/>
-              <w:bottom w:w="60" w:type="dxa"/>
-              <w:end w:w="80" w:type="dxa"/>
+              <w:top w:w="55" w:type="dxa"/>
+              <w:start w:w="70" w:type="dxa"/>
+              <w:bottom w:w="55" w:type="dxa"/>
+              <w:end w:w="70" w:type="dxa"/>
             </w:tcMar>
             <w:vAlign w:val="center"/>
           </w:tcPr>
           <w:p>
             <w:pPr>
-              <w:spacing w:after="0"/>
+              <w:keepNext w:val="0"/>
+              <w:keepLines/>
+              <w:spacing w:after="0" w:before="0" w:line="240" w:lineRule="auto"/>
             </w:pPr>
             <w:r>
               <w:rPr>
@@ -5755,19 +6200,21 @@
         </w:trPr>
         <w:tc>
           <w:tcPr>
-            <w:tcW w:type="dxa" w:w="2268"/>
+            <w:tcW w:type="dxa" w:w="3020"/>
             <w:tcMar>
-              <w:top w:w="60" w:type="dxa"/>
-              <w:start w:w="80" w:type="dxa"/>
-              <w:bottom w:w="60" w:type="dxa"/>
-              <w:end w:w="80" w:type="dxa"/>
+              <w:top w:w="55" w:type="dxa"/>
+              <w:start w:w="70" w:type="dxa"/>
+              <w:bottom w:w="55" w:type="dxa"/>
+              <w:end w:w="70" w:type="dxa"/>
             </w:tcMar>
             <w:vAlign w:val="center"/>
             <w:shd w:fill="FBFCFE"/>
           </w:tcPr>
           <w:p>
             <w:pPr>
-              <w:spacing w:after="0"/>
+              <w:keepNext w:val="0"/>
+              <w:keepLines/>
+              <w:spacing w:after="0" w:before="0" w:line="240" w:lineRule="auto"/>
             </w:pPr>
             <w:r>
               <w:rPr>
@@ -5781,19 +6228,21 @@
         </w:tc>
         <w:tc>
           <w:tcPr>
-            <w:tcW w:type="dxa" w:w="4082"/>
+            <w:tcW w:type="dxa" w:w="3761"/>
             <w:tcMar>
-              <w:top w:w="60" w:type="dxa"/>
-              <w:start w:w="80" w:type="dxa"/>
-              <w:bottom w:w="60" w:type="dxa"/>
-              <w:end w:w="80" w:type="dxa"/>
+              <w:top w:w="55" w:type="dxa"/>
+              <w:start w:w="70" w:type="dxa"/>
+              <w:bottom w:w="55" w:type="dxa"/>
+              <w:end w:w="70" w:type="dxa"/>
             </w:tcMar>
             <w:vAlign w:val="center"/>
             <w:shd w:fill="FBFCFE"/>
           </w:tcPr>
           <w:p>
             <w:pPr>
-              <w:spacing w:after="0"/>
+              <w:keepNext w:val="0"/>
+              <w:keepLines/>
+              <w:spacing w:after="0" w:before="0" w:line="240" w:lineRule="auto"/>
             </w:pPr>
             <w:r>
               <w:rPr>
@@ -5807,19 +6256,21 @@
         </w:tc>
         <w:tc>
           <w:tcPr>
-            <w:tcW w:type="dxa" w:w="3288"/>
+            <w:tcW w:type="dxa" w:w="3818"/>
             <w:tcMar>
-              <w:top w:w="60" w:type="dxa"/>
-              <w:start w:w="80" w:type="dxa"/>
-              <w:bottom w:w="60" w:type="dxa"/>
-              <w:end w:w="80" w:type="dxa"/>
+              <w:top w:w="55" w:type="dxa"/>
+              <w:start w:w="70" w:type="dxa"/>
+              <w:bottom w:w="55" w:type="dxa"/>
+              <w:end w:w="70" w:type="dxa"/>
             </w:tcMar>
             <w:vAlign w:val="center"/>
             <w:shd w:fill="FBFCFE"/>
           </w:tcPr>
           <w:p>
             <w:pPr>
-              <w:spacing w:after="0"/>
+              <w:keepNext w:val="0"/>
+              <w:keepLines/>
+              <w:spacing w:after="0" w:before="0" w:line="240" w:lineRule="auto"/>
             </w:pPr>
             <w:r>
               <w:rPr>
@@ -5842,8 +6293,9 @@
       <w:bookmarkStart w:id="180" w:name="scommon"/>
       <w:pPr>
         <w:pStyle w:val="Heading1"/>
-        <w:keepNext w:val="1"/>
+        <w:keepNext/>
         <w:keepLines/>
+        <w:spacing w:before="220" w:after="80"/>
       </w:pPr>
       <w:bookmarkEnd w:id="180"/>
       <w:r>
@@ -5858,9 +6310,9 @@
     </w:p>
     <w:p>
       <w:pPr>
-        <w:spacing w:after="120"/>
-        <w:keepNext w:val="1"/>
-        <w:keepLines/>
+        <w:spacing w:after="40"/>
+        <w:keepNext w:val="0"/>
+        <w:keepLines w:val="0"/>
       </w:pPr>
       <w:hyperlink w:anchor="TOC">
         <w:r>
@@ -5874,15 +6326,15 @@
     </w:p>
     <w:tbl>
       <w:tblPr>
-        <w:tblW w:type="auto" w:w="0"/>
+        <w:tblW w:type="dxa" w:w="10601"/>
         <w:jc w:val="center"/>
         <w:tblLayout w:type="fixed"/>
         <w:tblLook w:firstColumn="1" w:firstRow="1" w:lastColumn="0" w:lastRow="0" w:noHBand="0" w:noVBand="1" w:val="04A0"/>
       </w:tblPr>
       <w:tblGrid>
-        <w:gridCol w:w="2438"/>
-        <w:gridCol w:w="4139"/>
-        <w:gridCol w:w="3061"/>
+        <w:gridCol w:w="3020"/>
+        <w:gridCol w:w="3761"/>
+        <w:gridCol w:w="3818"/>
       </w:tblGrid>
       <w:tr>
         <w:trPr>
@@ -5891,18 +6343,21 @@
         </w:trPr>
         <w:tc>
           <w:tcPr>
-            <w:tcW w:type="dxa" w:w="2438"/>
+            <w:tcW w:type="dxa" w:w="3020"/>
             <w:shd w:fill="18233D"/>
             <w:tcMar>
-              <w:top w:w="70" w:type="dxa"/>
-              <w:start w:w="90" w:type="dxa"/>
-              <w:bottom w:w="70" w:type="dxa"/>
-              <w:end w:w="90" w:type="dxa"/>
+              <w:top w:w="55" w:type="dxa"/>
+              <w:start w:w="70" w:type="dxa"/>
+              <w:bottom w:w="55" w:type="dxa"/>
+              <w:end w:w="70" w:type="dxa"/>
             </w:tcMar>
             <w:vAlign w:val="center"/>
           </w:tcPr>
           <w:p>
             <w:pPr>
+              <w:keepNext w:val="0"/>
+              <w:keepLines/>
+              <w:spacing w:before="0" w:after="0" w:line="240" w:lineRule="auto"/>
               <w:jc w:val="center"/>
             </w:pPr>
             <w:r>
@@ -5918,18 +6373,21 @@
         </w:tc>
         <w:tc>
           <w:tcPr>
-            <w:tcW w:type="dxa" w:w="4139"/>
+            <w:tcW w:type="dxa" w:w="3761"/>
             <w:shd w:fill="18233D"/>
             <w:tcMar>
-              <w:top w:w="70" w:type="dxa"/>
-              <w:start w:w="90" w:type="dxa"/>
-              <w:bottom w:w="70" w:type="dxa"/>
-              <w:end w:w="90" w:type="dxa"/>
+              <w:top w:w="55" w:type="dxa"/>
+              <w:start w:w="70" w:type="dxa"/>
+              <w:bottom w:w="55" w:type="dxa"/>
+              <w:end w:w="70" w:type="dxa"/>
             </w:tcMar>
             <w:vAlign w:val="center"/>
           </w:tcPr>
           <w:p>
             <w:pPr>
+              <w:keepNext w:val="0"/>
+              <w:keepLines/>
+              <w:spacing w:before="0" w:after="0" w:line="240" w:lineRule="auto"/>
               <w:jc w:val="center"/>
             </w:pPr>
             <w:r>
@@ -5945,18 +6403,21 @@
         </w:tc>
         <w:tc>
           <w:tcPr>
-            <w:tcW w:type="dxa" w:w="3061"/>
+            <w:tcW w:type="dxa" w:w="3818"/>
             <w:shd w:fill="18233D"/>
             <w:tcMar>
-              <w:top w:w="70" w:type="dxa"/>
-              <w:start w:w="90" w:type="dxa"/>
-              <w:bottom w:w="70" w:type="dxa"/>
-              <w:end w:w="90" w:type="dxa"/>
+              <w:top w:w="55" w:type="dxa"/>
+              <w:start w:w="70" w:type="dxa"/>
+              <w:bottom w:w="55" w:type="dxa"/>
+              <w:end w:w="70" w:type="dxa"/>
             </w:tcMar>
             <w:vAlign w:val="center"/>
           </w:tcPr>
           <w:p>
             <w:pPr>
+              <w:keepNext w:val="0"/>
+              <w:keepLines/>
+              <w:spacing w:before="0" w:after="0" w:line="240" w:lineRule="auto"/>
               <w:jc w:val="center"/>
             </w:pPr>
             <w:r>
@@ -5977,18 +6438,20 @@
         </w:trPr>
         <w:tc>
           <w:tcPr>
-            <w:tcW w:type="dxa" w:w="2438"/>
+            <w:tcW w:type="dxa" w:w="3020"/>
             <w:tcMar>
-              <w:top w:w="60" w:type="dxa"/>
-              <w:start w:w="80" w:type="dxa"/>
-              <w:bottom w:w="60" w:type="dxa"/>
-              <w:end w:w="80" w:type="dxa"/>
+              <w:top w:w="55" w:type="dxa"/>
+              <w:start w:w="70" w:type="dxa"/>
+              <w:bottom w:w="55" w:type="dxa"/>
+              <w:end w:w="70" w:type="dxa"/>
             </w:tcMar>
             <w:vAlign w:val="center"/>
           </w:tcPr>
           <w:p>
             <w:pPr>
-              <w:spacing w:after="0"/>
+              <w:keepNext w:val="0"/>
+              <w:keepLines/>
+              <w:spacing w:after="0" w:before="0" w:line="240" w:lineRule="auto"/>
             </w:pPr>
             <w:r>
               <w:rPr>
@@ -6002,18 +6465,20 @@
         </w:tc>
         <w:tc>
           <w:tcPr>
-            <w:tcW w:type="dxa" w:w="4139"/>
+            <w:tcW w:type="dxa" w:w="3761"/>
             <w:tcMar>
-              <w:top w:w="60" w:type="dxa"/>
-              <w:start w:w="80" w:type="dxa"/>
-              <w:bottom w:w="60" w:type="dxa"/>
-              <w:end w:w="80" w:type="dxa"/>
+              <w:top w:w="55" w:type="dxa"/>
+              <w:start w:w="70" w:type="dxa"/>
+              <w:bottom w:w="55" w:type="dxa"/>
+              <w:end w:w="70" w:type="dxa"/>
             </w:tcMar>
             <w:vAlign w:val="center"/>
           </w:tcPr>
           <w:p>
             <w:pPr>
-              <w:spacing w:after="0"/>
+              <w:keepNext w:val="0"/>
+              <w:keepLines/>
+              <w:spacing w:after="0" w:before="0" w:line="240" w:lineRule="auto"/>
             </w:pPr>
             <w:r>
               <w:rPr>
@@ -6027,18 +6492,20 @@
         </w:tc>
         <w:tc>
           <w:tcPr>
-            <w:tcW w:type="dxa" w:w="3061"/>
+            <w:tcW w:type="dxa" w:w="3818"/>
             <w:tcMar>
-              <w:top w:w="60" w:type="dxa"/>
-              <w:start w:w="80" w:type="dxa"/>
-              <w:bottom w:w="60" w:type="dxa"/>
-              <w:end w:w="80" w:type="dxa"/>
+              <w:top w:w="55" w:type="dxa"/>
+              <w:start w:w="70" w:type="dxa"/>
+              <w:bottom w:w="55" w:type="dxa"/>
+              <w:end w:w="70" w:type="dxa"/>
             </w:tcMar>
             <w:vAlign w:val="center"/>
           </w:tcPr>
           <w:p>
             <w:pPr>
-              <w:spacing w:after="0"/>
+              <w:keepNext w:val="0"/>
+              <w:keepLines/>
+              <w:spacing w:after="0" w:before="0" w:line="240" w:lineRule="auto"/>
             </w:pPr>
             <w:r>
               <w:rPr>
@@ -6057,19 +6524,21 @@
         </w:trPr>
         <w:tc>
           <w:tcPr>
-            <w:tcW w:type="dxa" w:w="2438"/>
+            <w:tcW w:type="dxa" w:w="3020"/>
             <w:tcMar>
-              <w:top w:w="60" w:type="dxa"/>
-              <w:start w:w="80" w:type="dxa"/>
-              <w:bottom w:w="60" w:type="dxa"/>
-              <w:end w:w="80" w:type="dxa"/>
+              <w:top w:w="55" w:type="dxa"/>
+              <w:start w:w="70" w:type="dxa"/>
+              <w:bottom w:w="55" w:type="dxa"/>
+              <w:end w:w="70" w:type="dxa"/>
             </w:tcMar>
             <w:vAlign w:val="center"/>
             <w:shd w:fill="FBFCFE"/>
           </w:tcPr>
           <w:p>
             <w:pPr>
-              <w:spacing w:after="0"/>
+              <w:keepNext w:val="0"/>
+              <w:keepLines/>
+              <w:spacing w:after="0" w:before="0" w:line="240" w:lineRule="auto"/>
             </w:pPr>
             <w:r>
               <w:rPr>
@@ -6083,19 +6552,21 @@
         </w:tc>
         <w:tc>
           <w:tcPr>
-            <w:tcW w:type="dxa" w:w="4139"/>
+            <w:tcW w:type="dxa" w:w="3761"/>
             <w:tcMar>
-              <w:top w:w="60" w:type="dxa"/>
-              <w:start w:w="80" w:type="dxa"/>
-              <w:bottom w:w="60" w:type="dxa"/>
-              <w:end w:w="80" w:type="dxa"/>
+              <w:top w:w="55" w:type="dxa"/>
+              <w:start w:w="70" w:type="dxa"/>
+              <w:bottom w:w="55" w:type="dxa"/>
+              <w:end w:w="70" w:type="dxa"/>
             </w:tcMar>
             <w:vAlign w:val="center"/>
             <w:shd w:fill="FBFCFE"/>
           </w:tcPr>
           <w:p>
             <w:pPr>
-              <w:spacing w:after="0"/>
+              <w:keepNext w:val="0"/>
+              <w:keepLines/>
+              <w:spacing w:after="0" w:before="0" w:line="240" w:lineRule="auto"/>
             </w:pPr>
             <w:r>
               <w:rPr>
@@ -6109,19 +6580,21 @@
         </w:tc>
         <w:tc>
           <w:tcPr>
-            <w:tcW w:type="dxa" w:w="3061"/>
+            <w:tcW w:type="dxa" w:w="3818"/>
             <w:tcMar>
-              <w:top w:w="60" w:type="dxa"/>
-              <w:start w:w="80" w:type="dxa"/>
-              <w:bottom w:w="60" w:type="dxa"/>
-              <w:end w:w="80" w:type="dxa"/>
+              <w:top w:w="55" w:type="dxa"/>
+              <w:start w:w="70" w:type="dxa"/>
+              <w:bottom w:w="55" w:type="dxa"/>
+              <w:end w:w="70" w:type="dxa"/>
             </w:tcMar>
             <w:vAlign w:val="center"/>
             <w:shd w:fill="FBFCFE"/>
           </w:tcPr>
           <w:p>
             <w:pPr>
-              <w:spacing w:after="0"/>
+              <w:keepNext w:val="0"/>
+              <w:keepLines/>
+              <w:spacing w:after="0" w:before="0" w:line="240" w:lineRule="auto"/>
             </w:pPr>
             <w:r>
               <w:rPr>
@@ -6140,18 +6613,20 @@
         </w:trPr>
         <w:tc>
           <w:tcPr>
-            <w:tcW w:type="dxa" w:w="2438"/>
+            <w:tcW w:type="dxa" w:w="3020"/>
             <w:tcMar>
-              <w:top w:w="60" w:type="dxa"/>
-              <w:start w:w="80" w:type="dxa"/>
-              <w:bottom w:w="60" w:type="dxa"/>
-              <w:end w:w="80" w:type="dxa"/>
+              <w:top w:w="55" w:type="dxa"/>
+              <w:start w:w="70" w:type="dxa"/>
+              <w:bottom w:w="55" w:type="dxa"/>
+              <w:end w:w="70" w:type="dxa"/>
             </w:tcMar>
             <w:vAlign w:val="center"/>
           </w:tcPr>
           <w:p>
             <w:pPr>
-              <w:spacing w:after="0"/>
+              <w:keepNext w:val="0"/>
+              <w:keepLines/>
+              <w:spacing w:after="0" w:before="0" w:line="240" w:lineRule="auto"/>
             </w:pPr>
             <w:r>
               <w:rPr>
@@ -6165,18 +6640,20 @@
         </w:tc>
         <w:tc>
           <w:tcPr>
-            <w:tcW w:type="dxa" w:w="4139"/>
+            <w:tcW w:type="dxa" w:w="3761"/>
             <w:tcMar>
-              <w:top w:w="60" w:type="dxa"/>
-              <w:start w:w="80" w:type="dxa"/>
-              <w:bottom w:w="60" w:type="dxa"/>
-              <w:end w:w="80" w:type="dxa"/>
+              <w:top w:w="55" w:type="dxa"/>
+              <w:start w:w="70" w:type="dxa"/>
+              <w:bottom w:w="55" w:type="dxa"/>
+              <w:end w:w="70" w:type="dxa"/>
             </w:tcMar>
             <w:vAlign w:val="center"/>
           </w:tcPr>
           <w:p>
             <w:pPr>
-              <w:spacing w:after="0"/>
+              <w:keepNext w:val="0"/>
+              <w:keepLines/>
+              <w:spacing w:after="0" w:before="0" w:line="240" w:lineRule="auto"/>
             </w:pPr>
             <w:r>
               <w:rPr>
@@ -6190,18 +6667,20 @@
         </w:tc>
         <w:tc>
           <w:tcPr>
-            <w:tcW w:type="dxa" w:w="3061"/>
+            <w:tcW w:type="dxa" w:w="3818"/>
             <w:tcMar>
-              <w:top w:w="60" w:type="dxa"/>
-              <w:start w:w="80" w:type="dxa"/>
-              <w:bottom w:w="60" w:type="dxa"/>
-              <w:end w:w="80" w:type="dxa"/>
+              <w:top w:w="55" w:type="dxa"/>
+              <w:start w:w="70" w:type="dxa"/>
+              <w:bottom w:w="55" w:type="dxa"/>
+              <w:end w:w="70" w:type="dxa"/>
             </w:tcMar>
             <w:vAlign w:val="center"/>
           </w:tcPr>
           <w:p>
             <w:pPr>
-              <w:spacing w:after="0"/>
+              <w:keepNext w:val="0"/>
+              <w:keepLines/>
+              <w:spacing w:after="0" w:before="0" w:line="240" w:lineRule="auto"/>
             </w:pPr>
             <w:r>
               <w:rPr>
@@ -6220,19 +6699,21 @@
         </w:trPr>
         <w:tc>
           <w:tcPr>
-            <w:tcW w:type="dxa" w:w="2438"/>
+            <w:tcW w:type="dxa" w:w="3020"/>
             <w:tcMar>
-              <w:top w:w="60" w:type="dxa"/>
-              <w:start w:w="80" w:type="dxa"/>
-              <w:bottom w:w="60" w:type="dxa"/>
-              <w:end w:w="80" w:type="dxa"/>
+              <w:top w:w="55" w:type="dxa"/>
+              <w:start w:w="70" w:type="dxa"/>
+              <w:bottom w:w="55" w:type="dxa"/>
+              <w:end w:w="70" w:type="dxa"/>
             </w:tcMar>
             <w:vAlign w:val="center"/>
             <w:shd w:fill="FBFCFE"/>
           </w:tcPr>
           <w:p>
             <w:pPr>
-              <w:spacing w:after="0"/>
+              <w:keepNext w:val="0"/>
+              <w:keepLines/>
+              <w:spacing w:after="0" w:before="0" w:line="240" w:lineRule="auto"/>
             </w:pPr>
             <w:r>
               <w:rPr>
@@ -6246,19 +6727,21 @@
         </w:tc>
         <w:tc>
           <w:tcPr>
-            <w:tcW w:type="dxa" w:w="4139"/>
+            <w:tcW w:type="dxa" w:w="3761"/>
             <w:tcMar>
-              <w:top w:w="60" w:type="dxa"/>
-              <w:start w:w="80" w:type="dxa"/>
-              <w:bottom w:w="60" w:type="dxa"/>
-              <w:end w:w="80" w:type="dxa"/>
+              <w:top w:w="55" w:type="dxa"/>
+              <w:start w:w="70" w:type="dxa"/>
+              <w:bottom w:w="55" w:type="dxa"/>
+              <w:end w:w="70" w:type="dxa"/>
             </w:tcMar>
             <w:vAlign w:val="center"/>
             <w:shd w:fill="FBFCFE"/>
           </w:tcPr>
           <w:p>
             <w:pPr>
-              <w:spacing w:after="0"/>
+              <w:keepNext w:val="0"/>
+              <w:keepLines/>
+              <w:spacing w:after="0" w:before="0" w:line="240" w:lineRule="auto"/>
             </w:pPr>
             <w:r>
               <w:rPr>
@@ -6272,19 +6755,21 @@
         </w:tc>
         <w:tc>
           <w:tcPr>
-            <w:tcW w:type="dxa" w:w="3061"/>
+            <w:tcW w:type="dxa" w:w="3818"/>
             <w:tcMar>
-              <w:top w:w="60" w:type="dxa"/>
-              <w:start w:w="80" w:type="dxa"/>
-              <w:bottom w:w="60" w:type="dxa"/>
-              <w:end w:w="80" w:type="dxa"/>
+              <w:top w:w="55" w:type="dxa"/>
+              <w:start w:w="70" w:type="dxa"/>
+              <w:bottom w:w="55" w:type="dxa"/>
+              <w:end w:w="70" w:type="dxa"/>
             </w:tcMar>
             <w:vAlign w:val="center"/>
             <w:shd w:fill="FBFCFE"/>
           </w:tcPr>
           <w:p>
             <w:pPr>
-              <w:spacing w:after="0"/>
+              <w:keepNext w:val="0"/>
+              <w:keepLines/>
+              <w:spacing w:after="0" w:before="0" w:line="240" w:lineRule="auto"/>
             </w:pPr>
             <w:r>
               <w:rPr>
@@ -6304,16 +6789,15 @@
       </w:pPr>
     </w:p>
     <w:p>
-      <w:r>
-        <w:br w:type="page"/>
-      </w:r>
+      <w:r/>
     </w:p>
     <w:p>
       <w:bookmarkStart w:id="181" w:name="sbatch"/>
       <w:pPr>
         <w:pStyle w:val="Heading1"/>
-        <w:keepNext w:val="1"/>
+        <w:keepNext/>
         <w:keepLines/>
+        <w:spacing w:before="220" w:after="80"/>
       </w:pPr>
       <w:bookmarkEnd w:id="181"/>
       <w:r>
@@ -6328,9 +6812,9 @@
     </w:p>
     <w:p>
       <w:pPr>
-        <w:spacing w:after="120"/>
-        <w:keepNext w:val="1"/>
-        <w:keepLines/>
+        <w:spacing w:after="40"/>
+        <w:keepNext w:val="0"/>
+        <w:keepLines w:val="0"/>
       </w:pPr>
       <w:hyperlink w:anchor="TOC">
         <w:r>
@@ -6344,15 +6828,15 @@
     </w:p>
     <w:tbl>
       <w:tblPr>
-        <w:tblW w:type="auto" w:w="0"/>
+        <w:tblW w:type="dxa" w:w="10601"/>
         <w:jc w:val="center"/>
         <w:tblLayout w:type="fixed"/>
         <w:tblLook w:firstColumn="1" w:firstRow="1" w:lastColumn="0" w:lastRow="0" w:noHBand="0" w:noVBand="1" w:val="04A0"/>
       </w:tblPr>
       <w:tblGrid>
-        <w:gridCol w:w="1927"/>
-        <w:gridCol w:w="4252"/>
-        <w:gridCol w:w="3458"/>
+        <w:gridCol w:w="3020"/>
+        <w:gridCol w:w="3761"/>
+        <w:gridCol w:w="3818"/>
       </w:tblGrid>
       <w:tr>
         <w:trPr>
@@ -6361,18 +6845,21 @@
         </w:trPr>
         <w:tc>
           <w:tcPr>
-            <w:tcW w:type="dxa" w:w="1928"/>
+            <w:tcW w:type="dxa" w:w="3020"/>
             <w:shd w:fill="18233D"/>
             <w:tcMar>
-              <w:top w:w="70" w:type="dxa"/>
-              <w:start w:w="90" w:type="dxa"/>
-              <w:bottom w:w="70" w:type="dxa"/>
-              <w:end w:w="90" w:type="dxa"/>
+              <w:top w:w="55" w:type="dxa"/>
+              <w:start w:w="70" w:type="dxa"/>
+              <w:bottom w:w="55" w:type="dxa"/>
+              <w:end w:w="70" w:type="dxa"/>
             </w:tcMar>
             <w:vAlign w:val="center"/>
           </w:tcPr>
           <w:p>
             <w:pPr>
+              <w:keepNext w:val="0"/>
+              <w:keepLines/>
+              <w:spacing w:before="0" w:after="0" w:line="240" w:lineRule="auto"/>
               <w:jc w:val="center"/>
             </w:pPr>
             <w:r>
@@ -6388,18 +6875,21 @@
         </w:tc>
         <w:tc>
           <w:tcPr>
-            <w:tcW w:type="dxa" w:w="4252"/>
+            <w:tcW w:type="dxa" w:w="3761"/>
             <w:shd w:fill="18233D"/>
             <w:tcMar>
-              <w:top w:w="70" w:type="dxa"/>
-              <w:start w:w="90" w:type="dxa"/>
-              <w:bottom w:w="70" w:type="dxa"/>
-              <w:end w:w="90" w:type="dxa"/>
+              <w:top w:w="55" w:type="dxa"/>
+              <w:start w:w="70" w:type="dxa"/>
+              <w:bottom w:w="55" w:type="dxa"/>
+              <w:end w:w="70" w:type="dxa"/>
             </w:tcMar>
             <w:vAlign w:val="center"/>
           </w:tcPr>
           <w:p>
             <w:pPr>
+              <w:keepNext w:val="0"/>
+              <w:keepLines/>
+              <w:spacing w:before="0" w:after="0" w:line="240" w:lineRule="auto"/>
               <w:jc w:val="center"/>
             </w:pPr>
             <w:r>
@@ -6415,18 +6905,21 @@
         </w:tc>
         <w:tc>
           <w:tcPr>
-            <w:tcW w:type="dxa" w:w="3458"/>
+            <w:tcW w:type="dxa" w:w="3818"/>
             <w:shd w:fill="18233D"/>
             <w:tcMar>
-              <w:top w:w="70" w:type="dxa"/>
-              <w:start w:w="90" w:type="dxa"/>
-              <w:bottom w:w="70" w:type="dxa"/>
-              <w:end w:w="90" w:type="dxa"/>
+              <w:top w:w="55" w:type="dxa"/>
+              <w:start w:w="70" w:type="dxa"/>
+              <w:bottom w:w="55" w:type="dxa"/>
+              <w:end w:w="70" w:type="dxa"/>
             </w:tcMar>
             <w:vAlign w:val="center"/>
           </w:tcPr>
           <w:p>
             <w:pPr>
+              <w:keepNext w:val="0"/>
+              <w:keepLines/>
+              <w:spacing w:before="0" w:after="0" w:line="240" w:lineRule="auto"/>
               <w:jc w:val="center"/>
             </w:pPr>
             <w:r>
@@ -6447,18 +6940,20 @@
         </w:trPr>
         <w:tc>
           <w:tcPr>
-            <w:tcW w:type="dxa" w:w="1928"/>
+            <w:tcW w:type="dxa" w:w="3020"/>
             <w:tcMar>
-              <w:top w:w="60" w:type="dxa"/>
-              <w:start w:w="80" w:type="dxa"/>
-              <w:bottom w:w="60" w:type="dxa"/>
-              <w:end w:w="80" w:type="dxa"/>
+              <w:top w:w="55" w:type="dxa"/>
+              <w:start w:w="70" w:type="dxa"/>
+              <w:bottom w:w="55" w:type="dxa"/>
+              <w:end w:w="70" w:type="dxa"/>
             </w:tcMar>
             <w:vAlign w:val="center"/>
           </w:tcPr>
           <w:p>
             <w:pPr>
-              <w:spacing w:after="0"/>
+              <w:keepNext w:val="0"/>
+              <w:keepLines/>
+              <w:spacing w:after="0" w:before="0" w:line="240" w:lineRule="auto"/>
             </w:pPr>
             <w:r>
               <w:rPr>
@@ -6472,18 +6967,20 @@
         </w:tc>
         <w:tc>
           <w:tcPr>
-            <w:tcW w:type="dxa" w:w="4252"/>
+            <w:tcW w:type="dxa" w:w="3761"/>
             <w:tcMar>
-              <w:top w:w="60" w:type="dxa"/>
-              <w:start w:w="80" w:type="dxa"/>
-              <w:bottom w:w="60" w:type="dxa"/>
-              <w:end w:w="80" w:type="dxa"/>
+              <w:top w:w="55" w:type="dxa"/>
+              <w:start w:w="70" w:type="dxa"/>
+              <w:bottom w:w="55" w:type="dxa"/>
+              <w:end w:w="70" w:type="dxa"/>
             </w:tcMar>
             <w:vAlign w:val="center"/>
           </w:tcPr>
           <w:p>
             <w:pPr>
-              <w:spacing w:after="0"/>
+              <w:keepNext w:val="0"/>
+              <w:keepLines/>
+              <w:spacing w:after="0" w:before="0" w:line="240" w:lineRule="auto"/>
             </w:pPr>
             <w:r>
               <w:rPr>
@@ -6497,18 +6994,20 @@
         </w:tc>
         <w:tc>
           <w:tcPr>
-            <w:tcW w:type="dxa" w:w="3458"/>
+            <w:tcW w:type="dxa" w:w="3818"/>
             <w:tcMar>
-              <w:top w:w="60" w:type="dxa"/>
-              <w:start w:w="80" w:type="dxa"/>
-              <w:bottom w:w="60" w:type="dxa"/>
-              <w:end w:w="80" w:type="dxa"/>
+              <w:top w:w="55" w:type="dxa"/>
+              <w:start w:w="70" w:type="dxa"/>
+              <w:bottom w:w="55" w:type="dxa"/>
+              <w:end w:w="70" w:type="dxa"/>
             </w:tcMar>
             <w:vAlign w:val="center"/>
           </w:tcPr>
           <w:p>
             <w:pPr>
-              <w:spacing w:after="0"/>
+              <w:keepNext w:val="0"/>
+              <w:keepLines/>
+              <w:spacing w:after="0" w:before="0" w:line="240" w:lineRule="auto"/>
             </w:pPr>
             <w:r>
               <w:rPr>
@@ -6527,19 +7026,21 @@
         </w:trPr>
         <w:tc>
           <w:tcPr>
-            <w:tcW w:type="dxa" w:w="1928"/>
+            <w:tcW w:type="dxa" w:w="3020"/>
             <w:tcMar>
-              <w:top w:w="60" w:type="dxa"/>
-              <w:start w:w="80" w:type="dxa"/>
-              <w:bottom w:w="60" w:type="dxa"/>
-              <w:end w:w="80" w:type="dxa"/>
+              <w:top w:w="55" w:type="dxa"/>
+              <w:start w:w="70" w:type="dxa"/>
+              <w:bottom w:w="55" w:type="dxa"/>
+              <w:end w:w="70" w:type="dxa"/>
             </w:tcMar>
             <w:vAlign w:val="center"/>
             <w:shd w:fill="FBFCFE"/>
           </w:tcPr>
           <w:p>
             <w:pPr>
-              <w:spacing w:after="0"/>
+              <w:keepNext w:val="0"/>
+              <w:keepLines/>
+              <w:spacing w:after="0" w:before="0" w:line="240" w:lineRule="auto"/>
             </w:pPr>
             <w:r>
               <w:rPr>
@@ -6553,19 +7054,21 @@
         </w:tc>
         <w:tc>
           <w:tcPr>
-            <w:tcW w:type="dxa" w:w="4252"/>
+            <w:tcW w:type="dxa" w:w="3761"/>
             <w:tcMar>
-              <w:top w:w="60" w:type="dxa"/>
-              <w:start w:w="80" w:type="dxa"/>
-              <w:bottom w:w="60" w:type="dxa"/>
-              <w:end w:w="80" w:type="dxa"/>
+              <w:top w:w="55" w:type="dxa"/>
+              <w:start w:w="70" w:type="dxa"/>
+              <w:bottom w:w="55" w:type="dxa"/>
+              <w:end w:w="70" w:type="dxa"/>
             </w:tcMar>
             <w:vAlign w:val="center"/>
             <w:shd w:fill="FBFCFE"/>
           </w:tcPr>
           <w:p>
             <w:pPr>
-              <w:spacing w:after="0"/>
+              <w:keepNext w:val="0"/>
+              <w:keepLines/>
+              <w:spacing w:after="0" w:before="0" w:line="240" w:lineRule="auto"/>
             </w:pPr>
             <w:r>
               <w:rPr>
@@ -6579,19 +7082,21 @@
         </w:tc>
         <w:tc>
           <w:tcPr>
-            <w:tcW w:type="dxa" w:w="3458"/>
+            <w:tcW w:type="dxa" w:w="3818"/>
             <w:tcMar>
-              <w:top w:w="60" w:type="dxa"/>
-              <w:start w:w="80" w:type="dxa"/>
-              <w:bottom w:w="60" w:type="dxa"/>
-              <w:end w:w="80" w:type="dxa"/>
+              <w:top w:w="55" w:type="dxa"/>
+              <w:start w:w="70" w:type="dxa"/>
+              <w:bottom w:w="55" w:type="dxa"/>
+              <w:end w:w="70" w:type="dxa"/>
             </w:tcMar>
             <w:vAlign w:val="center"/>
             <w:shd w:fill="FBFCFE"/>
           </w:tcPr>
           <w:p>
             <w:pPr>
-              <w:spacing w:after="0"/>
+              <w:keepNext w:val="0"/>
+              <w:keepLines/>
+              <w:spacing w:after="0" w:before="0" w:line="240" w:lineRule="auto"/>
             </w:pPr>
             <w:r>
               <w:rPr>
@@ -6610,18 +7115,20 @@
         </w:trPr>
         <w:tc>
           <w:tcPr>
-            <w:tcW w:type="dxa" w:w="1928"/>
+            <w:tcW w:type="dxa" w:w="3020"/>
             <w:tcMar>
-              <w:top w:w="60" w:type="dxa"/>
-              <w:start w:w="80" w:type="dxa"/>
-              <w:bottom w:w="60" w:type="dxa"/>
-              <w:end w:w="80" w:type="dxa"/>
+              <w:top w:w="55" w:type="dxa"/>
+              <w:start w:w="70" w:type="dxa"/>
+              <w:bottom w:w="55" w:type="dxa"/>
+              <w:end w:w="70" w:type="dxa"/>
             </w:tcMar>
             <w:vAlign w:val="center"/>
           </w:tcPr>
           <w:p>
             <w:pPr>
-              <w:spacing w:after="0"/>
+              <w:keepNext w:val="0"/>
+              <w:keepLines/>
+              <w:spacing w:after="0" w:before="0" w:line="240" w:lineRule="auto"/>
             </w:pPr>
             <w:r>
               <w:rPr>
@@ -6635,18 +7142,20 @@
         </w:tc>
         <w:tc>
           <w:tcPr>
-            <w:tcW w:type="dxa" w:w="4252"/>
+            <w:tcW w:type="dxa" w:w="3761"/>
             <w:tcMar>
-              <w:top w:w="60" w:type="dxa"/>
-              <w:start w:w="80" w:type="dxa"/>
-              <w:bottom w:w="60" w:type="dxa"/>
-              <w:end w:w="80" w:type="dxa"/>
+              <w:top w:w="55" w:type="dxa"/>
+              <w:start w:w="70" w:type="dxa"/>
+              <w:bottom w:w="55" w:type="dxa"/>
+              <w:end w:w="70" w:type="dxa"/>
             </w:tcMar>
             <w:vAlign w:val="center"/>
           </w:tcPr>
           <w:p>
             <w:pPr>
-              <w:spacing w:after="0"/>
+              <w:keepNext w:val="0"/>
+              <w:keepLines/>
+              <w:spacing w:after="0" w:before="0" w:line="240" w:lineRule="auto"/>
             </w:pPr>
             <w:r>
               <w:rPr>
@@ -6660,18 +7169,20 @@
         </w:tc>
         <w:tc>
           <w:tcPr>
-            <w:tcW w:type="dxa" w:w="3458"/>
+            <w:tcW w:type="dxa" w:w="3818"/>
             <w:tcMar>
-              <w:top w:w="60" w:type="dxa"/>
-              <w:start w:w="80" w:type="dxa"/>
-              <w:bottom w:w="60" w:type="dxa"/>
-              <w:end w:w="80" w:type="dxa"/>
+              <w:top w:w="55" w:type="dxa"/>
+              <w:start w:w="70" w:type="dxa"/>
+              <w:bottom w:w="55" w:type="dxa"/>
+              <w:end w:w="70" w:type="dxa"/>
             </w:tcMar>
             <w:vAlign w:val="center"/>
           </w:tcPr>
           <w:p>
             <w:pPr>
-              <w:spacing w:after="0"/>
+              <w:keepNext w:val="0"/>
+              <w:keepLines/>
+              <w:spacing w:after="0" w:before="0" w:line="240" w:lineRule="auto"/>
             </w:pPr>
             <w:r>
               <w:rPr>
@@ -6690,19 +7201,21 @@
         </w:trPr>
         <w:tc>
           <w:tcPr>
-            <w:tcW w:type="dxa" w:w="1928"/>
+            <w:tcW w:type="dxa" w:w="3020"/>
             <w:tcMar>
-              <w:top w:w="60" w:type="dxa"/>
-              <w:start w:w="80" w:type="dxa"/>
-              <w:bottom w:w="60" w:type="dxa"/>
-              <w:end w:w="80" w:type="dxa"/>
+              <w:top w:w="55" w:type="dxa"/>
+              <w:start w:w="70" w:type="dxa"/>
+              <w:bottom w:w="55" w:type="dxa"/>
+              <w:end w:w="70" w:type="dxa"/>
             </w:tcMar>
             <w:vAlign w:val="center"/>
             <w:shd w:fill="FBFCFE"/>
           </w:tcPr>
           <w:p>
             <w:pPr>
-              <w:spacing w:after="0"/>
+              <w:keepNext w:val="0"/>
+              <w:keepLines/>
+              <w:spacing w:after="0" w:before="0" w:line="240" w:lineRule="auto"/>
             </w:pPr>
             <w:r>
               <w:rPr>
@@ -6716,19 +7229,21 @@
         </w:tc>
         <w:tc>
           <w:tcPr>
-            <w:tcW w:type="dxa" w:w="4252"/>
+            <w:tcW w:type="dxa" w:w="3761"/>
             <w:tcMar>
-              <w:top w:w="60" w:type="dxa"/>
-              <w:start w:w="80" w:type="dxa"/>
-              <w:bottom w:w="60" w:type="dxa"/>
-              <w:end w:w="80" w:type="dxa"/>
+              <w:top w:w="55" w:type="dxa"/>
+              <w:start w:w="70" w:type="dxa"/>
+              <w:bottom w:w="55" w:type="dxa"/>
+              <w:end w:w="70" w:type="dxa"/>
             </w:tcMar>
             <w:vAlign w:val="center"/>
             <w:shd w:fill="FBFCFE"/>
           </w:tcPr>
           <w:p>
             <w:pPr>
-              <w:spacing w:after="0"/>
+              <w:keepNext w:val="0"/>
+              <w:keepLines/>
+              <w:spacing w:after="0" w:before="0" w:line="240" w:lineRule="auto"/>
             </w:pPr>
             <w:r>
               <w:rPr>
@@ -6742,19 +7257,21 @@
         </w:tc>
         <w:tc>
           <w:tcPr>
-            <w:tcW w:type="dxa" w:w="3458"/>
+            <w:tcW w:type="dxa" w:w="3818"/>
             <w:tcMar>
-              <w:top w:w="60" w:type="dxa"/>
-              <w:start w:w="80" w:type="dxa"/>
-              <w:bottom w:w="60" w:type="dxa"/>
-              <w:end w:w="80" w:type="dxa"/>
+              <w:top w:w="55" w:type="dxa"/>
+              <w:start w:w="70" w:type="dxa"/>
+              <w:bottom w:w="55" w:type="dxa"/>
+              <w:end w:w="70" w:type="dxa"/>
             </w:tcMar>
             <w:vAlign w:val="center"/>
             <w:shd w:fill="FBFCFE"/>
           </w:tcPr>
           <w:p>
             <w:pPr>
-              <w:spacing w:after="0"/>
+              <w:keepNext w:val="0"/>
+              <w:keepLines/>
+              <w:spacing w:after="0" w:before="0" w:line="240" w:lineRule="auto"/>
             </w:pPr>
             <w:r>
               <w:rPr>
@@ -6773,18 +7290,20 @@
         </w:trPr>
         <w:tc>
           <w:tcPr>
-            <w:tcW w:type="dxa" w:w="1928"/>
+            <w:tcW w:type="dxa" w:w="3020"/>
             <w:tcMar>
-              <w:top w:w="60" w:type="dxa"/>
-              <w:start w:w="80" w:type="dxa"/>
-              <w:bottom w:w="60" w:type="dxa"/>
-              <w:end w:w="80" w:type="dxa"/>
+              <w:top w:w="55" w:type="dxa"/>
+              <w:start w:w="70" w:type="dxa"/>
+              <w:bottom w:w="55" w:type="dxa"/>
+              <w:end w:w="70" w:type="dxa"/>
             </w:tcMar>
             <w:vAlign w:val="center"/>
           </w:tcPr>
           <w:p>
             <w:pPr>
-              <w:spacing w:after="0"/>
+              <w:keepNext w:val="0"/>
+              <w:keepLines/>
+              <w:spacing w:after="0" w:before="0" w:line="240" w:lineRule="auto"/>
             </w:pPr>
             <w:r>
               <w:rPr>
@@ -6798,18 +7317,20 @@
         </w:tc>
         <w:tc>
           <w:tcPr>
-            <w:tcW w:type="dxa" w:w="4252"/>
+            <w:tcW w:type="dxa" w:w="3761"/>
             <w:tcMar>
-              <w:top w:w="60" w:type="dxa"/>
-              <w:start w:w="80" w:type="dxa"/>
-              <w:bottom w:w="60" w:type="dxa"/>
-              <w:end w:w="80" w:type="dxa"/>
+              <w:top w:w="55" w:type="dxa"/>
+              <w:start w:w="70" w:type="dxa"/>
+              <w:bottom w:w="55" w:type="dxa"/>
+              <w:end w:w="70" w:type="dxa"/>
             </w:tcMar>
             <w:vAlign w:val="center"/>
           </w:tcPr>
           <w:p>
             <w:pPr>
-              <w:spacing w:after="0"/>
+              <w:keepNext w:val="0"/>
+              <w:keepLines/>
+              <w:spacing w:after="0" w:before="0" w:line="240" w:lineRule="auto"/>
             </w:pPr>
             <w:r>
               <w:rPr>
@@ -6823,18 +7344,20 @@
         </w:tc>
         <w:tc>
           <w:tcPr>
-            <w:tcW w:type="dxa" w:w="3458"/>
+            <w:tcW w:type="dxa" w:w="3818"/>
             <w:tcMar>
-              <w:top w:w="60" w:type="dxa"/>
-              <w:start w:w="80" w:type="dxa"/>
-              <w:bottom w:w="60" w:type="dxa"/>
-              <w:end w:w="80" w:type="dxa"/>
+              <w:top w:w="55" w:type="dxa"/>
+              <w:start w:w="70" w:type="dxa"/>
+              <w:bottom w:w="55" w:type="dxa"/>
+              <w:end w:w="70" w:type="dxa"/>
             </w:tcMar>
             <w:vAlign w:val="center"/>
           </w:tcPr>
           <w:p>
             <w:pPr>
-              <w:spacing w:after="0"/>
+              <w:keepNext w:val="0"/>
+              <w:keepLines/>
+              <w:spacing w:after="0" w:before="0" w:line="240" w:lineRule="auto"/>
             </w:pPr>
             <w:r>
               <w:rPr>
@@ -6853,19 +7376,21 @@
         </w:trPr>
         <w:tc>
           <w:tcPr>
-            <w:tcW w:type="dxa" w:w="1928"/>
+            <w:tcW w:type="dxa" w:w="3020"/>
             <w:tcMar>
-              <w:top w:w="60" w:type="dxa"/>
-              <w:start w:w="80" w:type="dxa"/>
-              <w:bottom w:w="60" w:type="dxa"/>
-              <w:end w:w="80" w:type="dxa"/>
+              <w:top w:w="55" w:type="dxa"/>
+              <w:start w:w="70" w:type="dxa"/>
+              <w:bottom w:w="55" w:type="dxa"/>
+              <w:end w:w="70" w:type="dxa"/>
             </w:tcMar>
             <w:vAlign w:val="center"/>
             <w:shd w:fill="FBFCFE"/>
           </w:tcPr>
           <w:p>
             <w:pPr>
-              <w:spacing w:after="0"/>
+              <w:keepNext w:val="0"/>
+              <w:keepLines/>
+              <w:spacing w:after="0" w:before="0" w:line="240" w:lineRule="auto"/>
             </w:pPr>
             <w:r>
               <w:rPr>
@@ -6879,19 +7404,21 @@
         </w:tc>
         <w:tc>
           <w:tcPr>
-            <w:tcW w:type="dxa" w:w="4252"/>
+            <w:tcW w:type="dxa" w:w="3761"/>
             <w:tcMar>
-              <w:top w:w="60" w:type="dxa"/>
-              <w:start w:w="80" w:type="dxa"/>
-              <w:bottom w:w="60" w:type="dxa"/>
-              <w:end w:w="80" w:type="dxa"/>
+              <w:top w:w="55" w:type="dxa"/>
+              <w:start w:w="70" w:type="dxa"/>
+              <w:bottom w:w="55" w:type="dxa"/>
+              <w:end w:w="70" w:type="dxa"/>
             </w:tcMar>
             <w:vAlign w:val="center"/>
             <w:shd w:fill="FBFCFE"/>
           </w:tcPr>
           <w:p>
             <w:pPr>
-              <w:spacing w:after="0"/>
+              <w:keepNext w:val="0"/>
+              <w:keepLines/>
+              <w:spacing w:after="0" w:before="0" w:line="240" w:lineRule="auto"/>
             </w:pPr>
             <w:r>
               <w:rPr>
@@ -6905,19 +7432,21 @@
         </w:tc>
         <w:tc>
           <w:tcPr>
-            <w:tcW w:type="dxa" w:w="3458"/>
+            <w:tcW w:type="dxa" w:w="3818"/>
             <w:tcMar>
-              <w:top w:w="60" w:type="dxa"/>
-              <w:start w:w="80" w:type="dxa"/>
-              <w:bottom w:w="60" w:type="dxa"/>
-              <w:end w:w="80" w:type="dxa"/>
+              <w:top w:w="55" w:type="dxa"/>
+              <w:start w:w="70" w:type="dxa"/>
+              <w:bottom w:w="55" w:type="dxa"/>
+              <w:end w:w="70" w:type="dxa"/>
             </w:tcMar>
             <w:vAlign w:val="center"/>
             <w:shd w:fill="FBFCFE"/>
           </w:tcPr>
           <w:p>
             <w:pPr>
-              <w:spacing w:after="0"/>
+              <w:keepNext w:val="0"/>
+              <w:keepLines/>
+              <w:spacing w:after="0" w:before="0" w:line="240" w:lineRule="auto"/>
             </w:pPr>
             <w:r>
               <w:rPr>
@@ -6936,18 +7465,20 @@
         </w:trPr>
         <w:tc>
           <w:tcPr>
-            <w:tcW w:type="dxa" w:w="1928"/>
+            <w:tcW w:type="dxa" w:w="3020"/>
             <w:tcMar>
-              <w:top w:w="60" w:type="dxa"/>
-              <w:start w:w="80" w:type="dxa"/>
-              <w:bottom w:w="60" w:type="dxa"/>
-              <w:end w:w="80" w:type="dxa"/>
+              <w:top w:w="55" w:type="dxa"/>
+              <w:start w:w="70" w:type="dxa"/>
+              <w:bottom w:w="55" w:type="dxa"/>
+              <w:end w:w="70" w:type="dxa"/>
             </w:tcMar>
             <w:vAlign w:val="center"/>
           </w:tcPr>
           <w:p>
             <w:pPr>
-              <w:spacing w:after="0"/>
+              <w:keepNext w:val="0"/>
+              <w:keepLines/>
+              <w:spacing w:after="0" w:before="0" w:line="240" w:lineRule="auto"/>
             </w:pPr>
             <w:r>
               <w:rPr>
@@ -6961,18 +7492,20 @@
         </w:tc>
         <w:tc>
           <w:tcPr>
-            <w:tcW w:type="dxa" w:w="4252"/>
+            <w:tcW w:type="dxa" w:w="3761"/>
             <w:tcMar>
-              <w:top w:w="60" w:type="dxa"/>
-              <w:start w:w="80" w:type="dxa"/>
-              <w:bottom w:w="60" w:type="dxa"/>
-              <w:end w:w="80" w:type="dxa"/>
+              <w:top w:w="55" w:type="dxa"/>
+              <w:start w:w="70" w:type="dxa"/>
+              <w:bottom w:w="55" w:type="dxa"/>
+              <w:end w:w="70" w:type="dxa"/>
             </w:tcMar>
             <w:vAlign w:val="center"/>
           </w:tcPr>
           <w:p>
             <w:pPr>
-              <w:spacing w:after="0"/>
+              <w:keepNext w:val="0"/>
+              <w:keepLines/>
+              <w:spacing w:after="0" w:before="0" w:line="240" w:lineRule="auto"/>
             </w:pPr>
             <w:r>
               <w:rPr>
@@ -6986,18 +7519,20 @@
         </w:tc>
         <w:tc>
           <w:tcPr>
-            <w:tcW w:type="dxa" w:w="3458"/>
+            <w:tcW w:type="dxa" w:w="3818"/>
             <w:tcMar>
-              <w:top w:w="60" w:type="dxa"/>
-              <w:start w:w="80" w:type="dxa"/>
-              <w:bottom w:w="60" w:type="dxa"/>
-              <w:end w:w="80" w:type="dxa"/>
+              <w:top w:w="55" w:type="dxa"/>
+              <w:start w:w="70" w:type="dxa"/>
+              <w:bottom w:w="55" w:type="dxa"/>
+              <w:end w:w="70" w:type="dxa"/>
             </w:tcMar>
             <w:vAlign w:val="center"/>
           </w:tcPr>
           <w:p>
             <w:pPr>
-              <w:spacing w:after="0"/>
+              <w:keepNext w:val="0"/>
+              <w:keepLines/>
+              <w:spacing w:after="0" w:before="0" w:line="240" w:lineRule="auto"/>
             </w:pPr>
             <w:r>
               <w:rPr>
@@ -7016,19 +7551,21 @@
         </w:trPr>
         <w:tc>
           <w:tcPr>
-            <w:tcW w:type="dxa" w:w="1928"/>
+            <w:tcW w:type="dxa" w:w="3020"/>
             <w:tcMar>
-              <w:top w:w="60" w:type="dxa"/>
-              <w:start w:w="80" w:type="dxa"/>
-              <w:bottom w:w="60" w:type="dxa"/>
-              <w:end w:w="80" w:type="dxa"/>
+              <w:top w:w="55" w:type="dxa"/>
+              <w:start w:w="70" w:type="dxa"/>
+              <w:bottom w:w="55" w:type="dxa"/>
+              <w:end w:w="70" w:type="dxa"/>
             </w:tcMar>
             <w:vAlign w:val="center"/>
             <w:shd w:fill="FBFCFE"/>
           </w:tcPr>
           <w:p>
             <w:pPr>
-              <w:spacing w:after="0"/>
+              <w:keepNext w:val="0"/>
+              <w:keepLines/>
+              <w:spacing w:after="0" w:before="0" w:line="240" w:lineRule="auto"/>
             </w:pPr>
             <w:r>
               <w:rPr>
@@ -7042,19 +7579,21 @@
         </w:tc>
         <w:tc>
           <w:tcPr>
-            <w:tcW w:type="dxa" w:w="4252"/>
+            <w:tcW w:type="dxa" w:w="3761"/>
             <w:tcMar>
-              <w:top w:w="60" w:type="dxa"/>
-              <w:start w:w="80" w:type="dxa"/>
-              <w:bottom w:w="60" w:type="dxa"/>
-              <w:end w:w="80" w:type="dxa"/>
+              <w:top w:w="55" w:type="dxa"/>
+              <w:start w:w="70" w:type="dxa"/>
+              <w:bottom w:w="55" w:type="dxa"/>
+              <w:end w:w="70" w:type="dxa"/>
             </w:tcMar>
             <w:vAlign w:val="center"/>
             <w:shd w:fill="FBFCFE"/>
           </w:tcPr>
           <w:p>
             <w:pPr>
-              <w:spacing w:after="0"/>
+              <w:keepNext w:val="0"/>
+              <w:keepLines/>
+              <w:spacing w:after="0" w:before="0" w:line="240" w:lineRule="auto"/>
             </w:pPr>
             <w:r>
               <w:rPr>
@@ -7068,19 +7607,21 @@
         </w:tc>
         <w:tc>
           <w:tcPr>
-            <w:tcW w:type="dxa" w:w="3458"/>
+            <w:tcW w:type="dxa" w:w="3818"/>
             <w:tcMar>
-              <w:top w:w="60" w:type="dxa"/>
-              <w:start w:w="80" w:type="dxa"/>
-              <w:bottom w:w="60" w:type="dxa"/>
-              <w:end w:w="80" w:type="dxa"/>
+              <w:top w:w="55" w:type="dxa"/>
+              <w:start w:w="70" w:type="dxa"/>
+              <w:bottom w:w="55" w:type="dxa"/>
+              <w:end w:w="70" w:type="dxa"/>
             </w:tcMar>
             <w:vAlign w:val="center"/>
             <w:shd w:fill="FBFCFE"/>
           </w:tcPr>
           <w:p>
             <w:pPr>
-              <w:spacing w:after="0"/>
+              <w:keepNext w:val="0"/>
+              <w:keepLines/>
+              <w:spacing w:after="0" w:before="0" w:line="240" w:lineRule="auto"/>
             </w:pPr>
             <w:r>
               <w:rPr>
@@ -7101,13 +7642,13 @@
     </w:p>
     <w:tbl>
       <w:tblPr>
-        <w:tblW w:type="auto" w:w="0"/>
+        <w:tblW w:type="dxa" w:w="10601"/>
         <w:jc w:val="center"/>
         <w:tblLayout w:type="fixed"/>
         <w:tblLook w:firstColumn="1" w:firstRow="1" w:lastColumn="0" w:lastRow="0" w:noHBand="0" w:noVBand="1" w:val="04A0"/>
       </w:tblPr>
       <w:tblGrid>
-        <w:gridCol w:w="10092"/>
+        <w:gridCol w:w="10601"/>
       </w:tblGrid>
       <w:tr>
         <w:trPr>
@@ -7116,16 +7657,22 @@
         </w:trPr>
         <w:tc>
           <w:tcPr>
-            <w:tcW w:type="dxa" w:w="9865"/>
+            <w:tcW w:type="dxa" w:w="10601"/>
             <w:shd w:fill="F7F9FD"/>
             <w:tcMar>
-              <w:top w:w="90" w:type="dxa"/>
-              <w:start w:w="120" w:type="dxa"/>
-              <w:bottom w:w="90" w:type="dxa"/>
-              <w:end w:w="120" w:type="dxa"/>
+              <w:top w:w="55" w:type="dxa"/>
+              <w:start w:w="70" w:type="dxa"/>
+              <w:bottom w:w="55" w:type="dxa"/>
+              <w:end w:w="70" w:type="dxa"/>
             </w:tcMar>
+            <w:vAlign w:val="center"/>
           </w:tcPr>
           <w:p>
+            <w:pPr>
+              <w:keepNext w:val="0"/>
+              <w:keepLines/>
+              <w:spacing w:before="0" w:after="0" w:line="240" w:lineRule="auto"/>
+            </w:pPr>
             <w:r>
               <w:rPr>
                 <w:rFonts w:ascii="맑은 고딕" w:hAnsi="맑은 고딕" w:eastAsia="맑은 고딕"/>
@@ -7156,8 +7703,9 @@
       <w:bookmarkStart w:id="182" w:name="sgw"/>
       <w:pPr>
         <w:pStyle w:val="Heading1"/>
-        <w:keepNext w:val="1"/>
+        <w:keepNext/>
         <w:keepLines/>
+        <w:spacing w:before="220" w:after="80"/>
       </w:pPr>
       <w:bookmarkEnd w:id="182"/>
       <w:r>
@@ -7172,9 +7720,9 @@
     </w:p>
     <w:p>
       <w:pPr>
-        <w:spacing w:after="120"/>
-        <w:keepNext w:val="1"/>
-        <w:keepLines/>
+        <w:spacing w:after="40"/>
+        <w:keepNext w:val="0"/>
+        <w:keepLines w:val="0"/>
       </w:pPr>
       <w:hyperlink w:anchor="TOC">
         <w:r>
@@ -7188,15 +7736,15 @@
     </w:p>
     <w:tbl>
       <w:tblPr>
-        <w:tblW w:type="auto" w:w="0"/>
+        <w:tblW w:type="dxa" w:w="10601"/>
         <w:jc w:val="center"/>
         <w:tblLayout w:type="fixed"/>
         <w:tblLook w:firstColumn="1" w:firstRow="1" w:lastColumn="0" w:lastRow="0" w:noHBand="0" w:noVBand="1" w:val="04A0"/>
       </w:tblPr>
       <w:tblGrid>
-        <w:gridCol w:w="2154"/>
-        <w:gridCol w:w="4252"/>
-        <w:gridCol w:w="3231"/>
+        <w:gridCol w:w="3020"/>
+        <w:gridCol w:w="3761"/>
+        <w:gridCol w:w="3818"/>
       </w:tblGrid>
       <w:tr>
         <w:trPr>
@@ -7205,18 +7753,21 @@
         </w:trPr>
         <w:tc>
           <w:tcPr>
-            <w:tcW w:type="dxa" w:w="2154"/>
+            <w:tcW w:type="dxa" w:w="3020"/>
             <w:shd w:fill="18233D"/>
             <w:tcMar>
-              <w:top w:w="70" w:type="dxa"/>
-              <w:start w:w="90" w:type="dxa"/>
-              <w:bottom w:w="70" w:type="dxa"/>
-              <w:end w:w="90" w:type="dxa"/>
+              <w:top w:w="55" w:type="dxa"/>
+              <w:start w:w="70" w:type="dxa"/>
+              <w:bottom w:w="55" w:type="dxa"/>
+              <w:end w:w="70" w:type="dxa"/>
             </w:tcMar>
             <w:vAlign w:val="center"/>
           </w:tcPr>
           <w:p>
             <w:pPr>
+              <w:keepNext w:val="0"/>
+              <w:keepLines/>
+              <w:spacing w:before="0" w:after="0" w:line="240" w:lineRule="auto"/>
               <w:jc w:val="center"/>
             </w:pPr>
             <w:r>
@@ -7232,18 +7783,21 @@
         </w:tc>
         <w:tc>
           <w:tcPr>
-            <w:tcW w:type="dxa" w:w="4252"/>
+            <w:tcW w:type="dxa" w:w="3761"/>
             <w:shd w:fill="18233D"/>
             <w:tcMar>
-              <w:top w:w="70" w:type="dxa"/>
-              <w:start w:w="90" w:type="dxa"/>
-              <w:bottom w:w="70" w:type="dxa"/>
-              <w:end w:w="90" w:type="dxa"/>
+              <w:top w:w="55" w:type="dxa"/>
+              <w:start w:w="70" w:type="dxa"/>
+              <w:bottom w:w="55" w:type="dxa"/>
+              <w:end w:w="70" w:type="dxa"/>
             </w:tcMar>
             <w:vAlign w:val="center"/>
           </w:tcPr>
           <w:p>
             <w:pPr>
+              <w:keepNext w:val="0"/>
+              <w:keepLines/>
+              <w:spacing w:before="0" w:after="0" w:line="240" w:lineRule="auto"/>
               <w:jc w:val="center"/>
             </w:pPr>
             <w:r>
@@ -7259,18 +7813,21 @@
         </w:tc>
         <w:tc>
           <w:tcPr>
-            <w:tcW w:type="dxa" w:w="3231"/>
+            <w:tcW w:type="dxa" w:w="3818"/>
             <w:shd w:fill="18233D"/>
             <w:tcMar>
-              <w:top w:w="70" w:type="dxa"/>
-              <w:start w:w="90" w:type="dxa"/>
-              <w:bottom w:w="70" w:type="dxa"/>
-              <w:end w:w="90" w:type="dxa"/>
+              <w:top w:w="55" w:type="dxa"/>
+              <w:start w:w="70" w:type="dxa"/>
+              <w:bottom w:w="55" w:type="dxa"/>
+              <w:end w:w="70" w:type="dxa"/>
             </w:tcMar>
             <w:vAlign w:val="center"/>
           </w:tcPr>
           <w:p>
             <w:pPr>
+              <w:keepNext w:val="0"/>
+              <w:keepLines/>
+              <w:spacing w:before="0" w:after="0" w:line="240" w:lineRule="auto"/>
               <w:jc w:val="center"/>
             </w:pPr>
             <w:r>
@@ -7291,18 +7848,20 @@
         </w:trPr>
         <w:tc>
           <w:tcPr>
-            <w:tcW w:type="dxa" w:w="2154"/>
+            <w:tcW w:type="dxa" w:w="3020"/>
             <w:tcMar>
-              <w:top w:w="60" w:type="dxa"/>
-              <w:start w:w="80" w:type="dxa"/>
-              <w:bottom w:w="60" w:type="dxa"/>
-              <w:end w:w="80" w:type="dxa"/>
+              <w:top w:w="55" w:type="dxa"/>
+              <w:start w:w="70" w:type="dxa"/>
+              <w:bottom w:w="55" w:type="dxa"/>
+              <w:end w:w="70" w:type="dxa"/>
             </w:tcMar>
             <w:vAlign w:val="center"/>
           </w:tcPr>
           <w:p>
             <w:pPr>
-              <w:spacing w:after="0"/>
+              <w:keepNext w:val="0"/>
+              <w:keepLines/>
+              <w:spacing w:after="0" w:before="0" w:line="240" w:lineRule="auto"/>
             </w:pPr>
             <w:r>
               <w:rPr>
@@ -7316,18 +7875,20 @@
         </w:tc>
         <w:tc>
           <w:tcPr>
-            <w:tcW w:type="dxa" w:w="4252"/>
+            <w:tcW w:type="dxa" w:w="3761"/>
             <w:tcMar>
-              <w:top w:w="60" w:type="dxa"/>
-              <w:start w:w="80" w:type="dxa"/>
-              <w:bottom w:w="60" w:type="dxa"/>
-              <w:end w:w="80" w:type="dxa"/>
+              <w:top w:w="55" w:type="dxa"/>
+              <w:start w:w="70" w:type="dxa"/>
+              <w:bottom w:w="55" w:type="dxa"/>
+              <w:end w:w="70" w:type="dxa"/>
             </w:tcMar>
             <w:vAlign w:val="center"/>
           </w:tcPr>
           <w:p>
             <w:pPr>
-              <w:spacing w:after="0"/>
+              <w:keepNext w:val="0"/>
+              <w:keepLines/>
+              <w:spacing w:after="0" w:before="0" w:line="240" w:lineRule="auto"/>
             </w:pPr>
             <w:r>
               <w:rPr>
@@ -7341,18 +7902,20 @@
         </w:tc>
         <w:tc>
           <w:tcPr>
-            <w:tcW w:type="dxa" w:w="3231"/>
+            <w:tcW w:type="dxa" w:w="3818"/>
             <w:tcMar>
-              <w:top w:w="60" w:type="dxa"/>
-              <w:start w:w="80" w:type="dxa"/>
-              <w:bottom w:w="60" w:type="dxa"/>
-              <w:end w:w="80" w:type="dxa"/>
+              <w:top w:w="55" w:type="dxa"/>
+              <w:start w:w="70" w:type="dxa"/>
+              <w:bottom w:w="55" w:type="dxa"/>
+              <w:end w:w="70" w:type="dxa"/>
             </w:tcMar>
             <w:vAlign w:val="center"/>
           </w:tcPr>
           <w:p>
             <w:pPr>
-              <w:spacing w:after="0"/>
+              <w:keepNext w:val="0"/>
+              <w:keepLines/>
+              <w:spacing w:after="0" w:before="0" w:line="240" w:lineRule="auto"/>
             </w:pPr>
             <w:r>
               <w:rPr>
@@ -7371,19 +7934,21 @@
         </w:trPr>
         <w:tc>
           <w:tcPr>
-            <w:tcW w:type="dxa" w:w="2154"/>
+            <w:tcW w:type="dxa" w:w="3020"/>
             <w:tcMar>
-              <w:top w:w="60" w:type="dxa"/>
-              <w:start w:w="80" w:type="dxa"/>
-              <w:bottom w:w="60" w:type="dxa"/>
-              <w:end w:w="80" w:type="dxa"/>
+              <w:top w:w="55" w:type="dxa"/>
+              <w:start w:w="70" w:type="dxa"/>
+              <w:bottom w:w="55" w:type="dxa"/>
+              <w:end w:w="70" w:type="dxa"/>
             </w:tcMar>
             <w:vAlign w:val="center"/>
             <w:shd w:fill="FBFCFE"/>
           </w:tcPr>
           <w:p>
             <w:pPr>
-              <w:spacing w:after="0"/>
+              <w:keepNext w:val="0"/>
+              <w:keepLines/>
+              <w:spacing w:after="0" w:before="0" w:line="240" w:lineRule="auto"/>
             </w:pPr>
             <w:r>
               <w:rPr>
@@ -7397,19 +7962,21 @@
         </w:tc>
         <w:tc>
           <w:tcPr>
-            <w:tcW w:type="dxa" w:w="4252"/>
+            <w:tcW w:type="dxa" w:w="3761"/>
             <w:tcMar>
-              <w:top w:w="60" w:type="dxa"/>
-              <w:start w:w="80" w:type="dxa"/>
-              <w:bottom w:w="60" w:type="dxa"/>
-              <w:end w:w="80" w:type="dxa"/>
+              <w:top w:w="55" w:type="dxa"/>
+              <w:start w:w="70" w:type="dxa"/>
+              <w:bottom w:w="55" w:type="dxa"/>
+              <w:end w:w="70" w:type="dxa"/>
             </w:tcMar>
             <w:vAlign w:val="center"/>
             <w:shd w:fill="FBFCFE"/>
           </w:tcPr>
           <w:p>
             <w:pPr>
-              <w:spacing w:after="0"/>
+              <w:keepNext w:val="0"/>
+              <w:keepLines/>
+              <w:spacing w:after="0" w:before="0" w:line="240" w:lineRule="auto"/>
             </w:pPr>
             <w:r>
               <w:rPr>
@@ -7423,19 +7990,21 @@
         </w:tc>
         <w:tc>
           <w:tcPr>
-            <w:tcW w:type="dxa" w:w="3231"/>
+            <w:tcW w:type="dxa" w:w="3818"/>
             <w:tcMar>
-              <w:top w:w="60" w:type="dxa"/>
-              <w:start w:w="80" w:type="dxa"/>
-              <w:bottom w:w="60" w:type="dxa"/>
-              <w:end w:w="80" w:type="dxa"/>
+              <w:top w:w="55" w:type="dxa"/>
+              <w:start w:w="70" w:type="dxa"/>
+              <w:bottom w:w="55" w:type="dxa"/>
+              <w:end w:w="70" w:type="dxa"/>
             </w:tcMar>
             <w:vAlign w:val="center"/>
             <w:shd w:fill="FBFCFE"/>
           </w:tcPr>
           <w:p>
             <w:pPr>
-              <w:spacing w:after="0"/>
+              <w:keepNext w:val="0"/>
+              <w:keepLines/>
+              <w:spacing w:after="0" w:before="0" w:line="240" w:lineRule="auto"/>
             </w:pPr>
             <w:r>
               <w:rPr>
@@ -7454,18 +8023,20 @@
         </w:trPr>
         <w:tc>
           <w:tcPr>
-            <w:tcW w:type="dxa" w:w="2154"/>
+            <w:tcW w:type="dxa" w:w="3020"/>
             <w:tcMar>
-              <w:top w:w="60" w:type="dxa"/>
-              <w:start w:w="80" w:type="dxa"/>
-              <w:bottom w:w="60" w:type="dxa"/>
-              <w:end w:w="80" w:type="dxa"/>
+              <w:top w:w="55" w:type="dxa"/>
+              <w:start w:w="70" w:type="dxa"/>
+              <w:bottom w:w="55" w:type="dxa"/>
+              <w:end w:w="70" w:type="dxa"/>
             </w:tcMar>
             <w:vAlign w:val="center"/>
           </w:tcPr>
           <w:p>
             <w:pPr>
-              <w:spacing w:after="0"/>
+              <w:keepNext w:val="0"/>
+              <w:keepLines/>
+              <w:spacing w:after="0" w:before="0" w:line="240" w:lineRule="auto"/>
             </w:pPr>
             <w:r>
               <w:rPr>
@@ -7479,18 +8050,20 @@
         </w:tc>
         <w:tc>
           <w:tcPr>
-            <w:tcW w:type="dxa" w:w="4252"/>
+            <w:tcW w:type="dxa" w:w="3761"/>
             <w:tcMar>
-              <w:top w:w="60" w:type="dxa"/>
-              <w:start w:w="80" w:type="dxa"/>
-              <w:bottom w:w="60" w:type="dxa"/>
-              <w:end w:w="80" w:type="dxa"/>
+              <w:top w:w="55" w:type="dxa"/>
+              <w:start w:w="70" w:type="dxa"/>
+              <w:bottom w:w="55" w:type="dxa"/>
+              <w:end w:w="70" w:type="dxa"/>
             </w:tcMar>
             <w:vAlign w:val="center"/>
           </w:tcPr>
           <w:p>
             <w:pPr>
-              <w:spacing w:after="0"/>
+              <w:keepNext w:val="0"/>
+              <w:keepLines/>
+              <w:spacing w:after="0" w:before="0" w:line="240" w:lineRule="auto"/>
             </w:pPr>
             <w:r>
               <w:rPr>
@@ -7504,18 +8077,20 @@
         </w:tc>
         <w:tc>
           <w:tcPr>
-            <w:tcW w:type="dxa" w:w="3231"/>
+            <w:tcW w:type="dxa" w:w="3818"/>
             <w:tcMar>
-              <w:top w:w="60" w:type="dxa"/>
-              <w:start w:w="80" w:type="dxa"/>
-              <w:bottom w:w="60" w:type="dxa"/>
-              <w:end w:w="80" w:type="dxa"/>
+              <w:top w:w="55" w:type="dxa"/>
+              <w:start w:w="70" w:type="dxa"/>
+              <w:bottom w:w="55" w:type="dxa"/>
+              <w:end w:w="70" w:type="dxa"/>
             </w:tcMar>
             <w:vAlign w:val="center"/>
           </w:tcPr>
           <w:p>
             <w:pPr>
-              <w:spacing w:after="0"/>
+              <w:keepNext w:val="0"/>
+              <w:keepLines/>
+              <w:spacing w:after="0" w:before="0" w:line="240" w:lineRule="auto"/>
             </w:pPr>
             <w:r>
               <w:rPr>
@@ -7534,19 +8109,21 @@
         </w:trPr>
         <w:tc>
           <w:tcPr>
-            <w:tcW w:type="dxa" w:w="2154"/>
+            <w:tcW w:type="dxa" w:w="3020"/>
             <w:tcMar>
-              <w:top w:w="60" w:type="dxa"/>
-              <w:start w:w="80" w:type="dxa"/>
-              <w:bottom w:w="60" w:type="dxa"/>
-              <w:end w:w="80" w:type="dxa"/>
+              <w:top w:w="55" w:type="dxa"/>
+              <w:start w:w="70" w:type="dxa"/>
+              <w:bottom w:w="55" w:type="dxa"/>
+              <w:end w:w="70" w:type="dxa"/>
             </w:tcMar>
             <w:vAlign w:val="center"/>
             <w:shd w:fill="FBFCFE"/>
           </w:tcPr>
           <w:p>
             <w:pPr>
-              <w:spacing w:after="0"/>
+              <w:keepNext w:val="0"/>
+              <w:keepLines/>
+              <w:spacing w:after="0" w:before="0" w:line="240" w:lineRule="auto"/>
             </w:pPr>
             <w:r>
               <w:rPr>
@@ -7560,19 +8137,21 @@
         </w:tc>
         <w:tc>
           <w:tcPr>
-            <w:tcW w:type="dxa" w:w="4252"/>
+            <w:tcW w:type="dxa" w:w="3761"/>
             <w:tcMar>
-              <w:top w:w="60" w:type="dxa"/>
-              <w:start w:w="80" w:type="dxa"/>
-              <w:bottom w:w="60" w:type="dxa"/>
-              <w:end w:w="80" w:type="dxa"/>
+              <w:top w:w="55" w:type="dxa"/>
+              <w:start w:w="70" w:type="dxa"/>
+              <w:bottom w:w="55" w:type="dxa"/>
+              <w:end w:w="70" w:type="dxa"/>
             </w:tcMar>
             <w:vAlign w:val="center"/>
             <w:shd w:fill="FBFCFE"/>
           </w:tcPr>
           <w:p>
             <w:pPr>
-              <w:spacing w:after="0"/>
+              <w:keepNext w:val="0"/>
+              <w:keepLines/>
+              <w:spacing w:after="0" w:before="0" w:line="240" w:lineRule="auto"/>
             </w:pPr>
             <w:r>
               <w:rPr>
@@ -7586,19 +8165,21 @@
         </w:tc>
         <w:tc>
           <w:tcPr>
-            <w:tcW w:type="dxa" w:w="3231"/>
+            <w:tcW w:type="dxa" w:w="3818"/>
             <w:tcMar>
-              <w:top w:w="60" w:type="dxa"/>
-              <w:start w:w="80" w:type="dxa"/>
-              <w:bottom w:w="60" w:type="dxa"/>
-              <w:end w:w="80" w:type="dxa"/>
+              <w:top w:w="55" w:type="dxa"/>
+              <w:start w:w="70" w:type="dxa"/>
+              <w:bottom w:w="55" w:type="dxa"/>
+              <w:end w:w="70" w:type="dxa"/>
             </w:tcMar>
             <w:vAlign w:val="center"/>
             <w:shd w:fill="FBFCFE"/>
           </w:tcPr>
           <w:p>
             <w:pPr>
-              <w:spacing w:after="0"/>
+              <w:keepNext w:val="0"/>
+              <w:keepLines/>
+              <w:spacing w:after="0" w:before="0" w:line="240" w:lineRule="auto"/>
             </w:pPr>
             <w:r>
               <w:rPr>
@@ -7621,8 +8202,9 @@
       <w:bookmarkStart w:id="183" w:name="sconfig"/>
       <w:pPr>
         <w:pStyle w:val="Heading1"/>
-        <w:keepNext w:val="1"/>
+        <w:keepNext/>
         <w:keepLines/>
+        <w:spacing w:before="220" w:after="80"/>
       </w:pPr>
       <w:bookmarkEnd w:id="183"/>
       <w:r>
@@ -7637,9 +8219,9 @@
     </w:p>
     <w:p>
       <w:pPr>
-        <w:spacing w:after="120"/>
-        <w:keepNext w:val="1"/>
-        <w:keepLines/>
+        <w:spacing w:after="40"/>
+        <w:keepNext w:val="0"/>
+        <w:keepLines w:val="0"/>
       </w:pPr>
       <w:hyperlink w:anchor="TOC">
         <w:r>
@@ -7653,15 +8235,15 @@
     </w:p>
     <w:tbl>
       <w:tblPr>
-        <w:tblW w:type="auto" w:w="0"/>
+        <w:tblW w:type="dxa" w:w="10601"/>
         <w:jc w:val="center"/>
         <w:tblLayout w:type="fixed"/>
         <w:tblLook w:firstColumn="1" w:firstRow="1" w:lastColumn="0" w:lastRow="0" w:noHBand="0" w:noVBand="1" w:val="04A0"/>
       </w:tblPr>
       <w:tblGrid>
-        <w:gridCol w:w="2154"/>
-        <w:gridCol w:w="3628"/>
-        <w:gridCol w:w="3855"/>
+        <w:gridCol w:w="3020"/>
+        <w:gridCol w:w="3761"/>
+        <w:gridCol w:w="3818"/>
       </w:tblGrid>
       <w:tr>
         <w:trPr>
@@ -7670,18 +8252,21 @@
         </w:trPr>
         <w:tc>
           <w:tcPr>
-            <w:tcW w:type="dxa" w:w="2154"/>
+            <w:tcW w:type="dxa" w:w="3020"/>
             <w:shd w:fill="18233D"/>
             <w:tcMar>
-              <w:top w:w="70" w:type="dxa"/>
-              <w:start w:w="90" w:type="dxa"/>
-              <w:bottom w:w="70" w:type="dxa"/>
-              <w:end w:w="90" w:type="dxa"/>
+              <w:top w:w="55" w:type="dxa"/>
+              <w:start w:w="70" w:type="dxa"/>
+              <w:bottom w:w="55" w:type="dxa"/>
+              <w:end w:w="70" w:type="dxa"/>
             </w:tcMar>
             <w:vAlign w:val="center"/>
           </w:tcPr>
           <w:p>
             <w:pPr>
+              <w:keepNext w:val="0"/>
+              <w:keepLines/>
+              <w:spacing w:before="0" w:after="0" w:line="240" w:lineRule="auto"/>
               <w:jc w:val="center"/>
             </w:pPr>
             <w:r>
@@ -7697,18 +8282,21 @@
         </w:tc>
         <w:tc>
           <w:tcPr>
-            <w:tcW w:type="dxa" w:w="3628"/>
+            <w:tcW w:type="dxa" w:w="3761"/>
             <w:shd w:fill="18233D"/>
             <w:tcMar>
-              <w:top w:w="70" w:type="dxa"/>
-              <w:start w:w="90" w:type="dxa"/>
-              <w:bottom w:w="70" w:type="dxa"/>
-              <w:end w:w="90" w:type="dxa"/>
+              <w:top w:w="55" w:type="dxa"/>
+              <w:start w:w="70" w:type="dxa"/>
+              <w:bottom w:w="55" w:type="dxa"/>
+              <w:end w:w="70" w:type="dxa"/>
             </w:tcMar>
             <w:vAlign w:val="center"/>
           </w:tcPr>
           <w:p>
             <w:pPr>
+              <w:keepNext w:val="0"/>
+              <w:keepLines/>
+              <w:spacing w:before="0" w:after="0" w:line="240" w:lineRule="auto"/>
               <w:jc w:val="center"/>
             </w:pPr>
             <w:r>
@@ -7724,18 +8312,21 @@
         </w:tc>
         <w:tc>
           <w:tcPr>
-            <w:tcW w:type="dxa" w:w="3855"/>
+            <w:tcW w:type="dxa" w:w="3818"/>
             <w:shd w:fill="18233D"/>
             <w:tcMar>
-              <w:top w:w="70" w:type="dxa"/>
-              <w:start w:w="90" w:type="dxa"/>
-              <w:bottom w:w="70" w:type="dxa"/>
-              <w:end w:w="90" w:type="dxa"/>
+              <w:top w:w="55" w:type="dxa"/>
+              <w:start w:w="70" w:type="dxa"/>
+              <w:bottom w:w="55" w:type="dxa"/>
+              <w:end w:w="70" w:type="dxa"/>
             </w:tcMar>
             <w:vAlign w:val="center"/>
           </w:tcPr>
           <w:p>
             <w:pPr>
+              <w:keepNext w:val="0"/>
+              <w:keepLines/>
+              <w:spacing w:before="0" w:after="0" w:line="240" w:lineRule="auto"/>
               <w:jc w:val="center"/>
             </w:pPr>
             <w:r>
@@ -7756,18 +8347,20 @@
         </w:trPr>
         <w:tc>
           <w:tcPr>
-            <w:tcW w:type="dxa" w:w="2154"/>
+            <w:tcW w:type="dxa" w:w="3020"/>
             <w:tcMar>
-              <w:top w:w="60" w:type="dxa"/>
-              <w:start w:w="80" w:type="dxa"/>
-              <w:bottom w:w="60" w:type="dxa"/>
-              <w:end w:w="80" w:type="dxa"/>
+              <w:top w:w="55" w:type="dxa"/>
+              <w:start w:w="70" w:type="dxa"/>
+              <w:bottom w:w="55" w:type="dxa"/>
+              <w:end w:w="70" w:type="dxa"/>
             </w:tcMar>
             <w:vAlign w:val="center"/>
           </w:tcPr>
           <w:p>
             <w:pPr>
-              <w:spacing w:after="0"/>
+              <w:keepNext w:val="0"/>
+              <w:keepLines/>
+              <w:spacing w:after="0" w:before="0" w:line="240" w:lineRule="auto"/>
             </w:pPr>
             <w:r>
               <w:rPr>
@@ -7781,18 +8374,20 @@
         </w:tc>
         <w:tc>
           <w:tcPr>
-            <w:tcW w:type="dxa" w:w="3628"/>
+            <w:tcW w:type="dxa" w:w="3761"/>
             <w:tcMar>
-              <w:top w:w="60" w:type="dxa"/>
-              <w:start w:w="80" w:type="dxa"/>
-              <w:bottom w:w="60" w:type="dxa"/>
-              <w:end w:w="80" w:type="dxa"/>
+              <w:top w:w="55" w:type="dxa"/>
+              <w:start w:w="70" w:type="dxa"/>
+              <w:bottom w:w="55" w:type="dxa"/>
+              <w:end w:w="70" w:type="dxa"/>
             </w:tcMar>
             <w:vAlign w:val="center"/>
           </w:tcPr>
           <w:p>
             <w:pPr>
-              <w:spacing w:after="0"/>
+              <w:keepNext w:val="0"/>
+              <w:keepLines/>
+              <w:spacing w:after="0" w:before="0" w:line="240" w:lineRule="auto"/>
             </w:pPr>
             <w:r>
               <w:rPr>
@@ -7806,18 +8401,20 @@
         </w:tc>
         <w:tc>
           <w:tcPr>
-            <w:tcW w:type="dxa" w:w="3855"/>
+            <w:tcW w:type="dxa" w:w="3818"/>
             <w:tcMar>
-              <w:top w:w="60" w:type="dxa"/>
-              <w:start w:w="80" w:type="dxa"/>
-              <w:bottom w:w="60" w:type="dxa"/>
-              <w:end w:w="80" w:type="dxa"/>
+              <w:top w:w="55" w:type="dxa"/>
+              <w:start w:w="70" w:type="dxa"/>
+              <w:bottom w:w="55" w:type="dxa"/>
+              <w:end w:w="70" w:type="dxa"/>
             </w:tcMar>
             <w:vAlign w:val="center"/>
           </w:tcPr>
           <w:p>
             <w:pPr>
-              <w:spacing w:after="0"/>
+              <w:keepNext w:val="0"/>
+              <w:keepLines/>
+              <w:spacing w:after="0" w:before="0" w:line="240" w:lineRule="auto"/>
             </w:pPr>
             <w:r>
               <w:rPr>
@@ -7836,19 +8433,21 @@
         </w:trPr>
         <w:tc>
           <w:tcPr>
-            <w:tcW w:type="dxa" w:w="2154"/>
+            <w:tcW w:type="dxa" w:w="3020"/>
             <w:tcMar>
-              <w:top w:w="60" w:type="dxa"/>
-              <w:start w:w="80" w:type="dxa"/>
-              <w:bottom w:w="60" w:type="dxa"/>
-              <w:end w:w="80" w:type="dxa"/>
+              <w:top w:w="55" w:type="dxa"/>
+              <w:start w:w="70" w:type="dxa"/>
+              <w:bottom w:w="55" w:type="dxa"/>
+              <w:end w:w="70" w:type="dxa"/>
             </w:tcMar>
             <w:vAlign w:val="center"/>
             <w:shd w:fill="FBFCFE"/>
           </w:tcPr>
           <w:p>
             <w:pPr>
-              <w:spacing w:after="0"/>
+              <w:keepNext w:val="0"/>
+              <w:keepLines/>
+              <w:spacing w:after="0" w:before="0" w:line="240" w:lineRule="auto"/>
             </w:pPr>
             <w:r>
               <w:rPr>
@@ -7862,19 +8461,21 @@
         </w:tc>
         <w:tc>
           <w:tcPr>
-            <w:tcW w:type="dxa" w:w="3628"/>
+            <w:tcW w:type="dxa" w:w="3761"/>
             <w:tcMar>
-              <w:top w:w="60" w:type="dxa"/>
-              <w:start w:w="80" w:type="dxa"/>
-              <w:bottom w:w="60" w:type="dxa"/>
-              <w:end w:w="80" w:type="dxa"/>
+              <w:top w:w="55" w:type="dxa"/>
+              <w:start w:w="70" w:type="dxa"/>
+              <w:bottom w:w="55" w:type="dxa"/>
+              <w:end w:w="70" w:type="dxa"/>
             </w:tcMar>
             <w:vAlign w:val="center"/>
             <w:shd w:fill="FBFCFE"/>
           </w:tcPr>
           <w:p>
             <w:pPr>
-              <w:spacing w:after="0"/>
+              <w:keepNext w:val="0"/>
+              <w:keepLines/>
+              <w:spacing w:after="0" w:before="0" w:line="240" w:lineRule="auto"/>
             </w:pPr>
             <w:r>
               <w:rPr>
@@ -7888,19 +8489,21 @@
         </w:tc>
         <w:tc>
           <w:tcPr>
-            <w:tcW w:type="dxa" w:w="3855"/>
+            <w:tcW w:type="dxa" w:w="3818"/>
             <w:tcMar>
-              <w:top w:w="60" w:type="dxa"/>
-              <w:start w:w="80" w:type="dxa"/>
-              <w:bottom w:w="60" w:type="dxa"/>
-              <w:end w:w="80" w:type="dxa"/>
+              <w:top w:w="55" w:type="dxa"/>
+              <w:start w:w="70" w:type="dxa"/>
+              <w:bottom w:w="55" w:type="dxa"/>
+              <w:end w:w="70" w:type="dxa"/>
             </w:tcMar>
             <w:vAlign w:val="center"/>
             <w:shd w:fill="FBFCFE"/>
           </w:tcPr>
           <w:p>
             <w:pPr>
-              <w:spacing w:after="0"/>
+              <w:keepNext w:val="0"/>
+              <w:keepLines/>
+              <w:spacing w:after="0" w:before="0" w:line="240" w:lineRule="auto"/>
             </w:pPr>
             <w:r>
               <w:rPr>
@@ -7919,18 +8522,20 @@
         </w:trPr>
         <w:tc>
           <w:tcPr>
-            <w:tcW w:type="dxa" w:w="2154"/>
+            <w:tcW w:type="dxa" w:w="3020"/>
             <w:tcMar>
-              <w:top w:w="60" w:type="dxa"/>
-              <w:start w:w="80" w:type="dxa"/>
-              <w:bottom w:w="60" w:type="dxa"/>
-              <w:end w:w="80" w:type="dxa"/>
+              <w:top w:w="55" w:type="dxa"/>
+              <w:start w:w="70" w:type="dxa"/>
+              <w:bottom w:w="55" w:type="dxa"/>
+              <w:end w:w="70" w:type="dxa"/>
             </w:tcMar>
             <w:vAlign w:val="center"/>
           </w:tcPr>
           <w:p>
             <w:pPr>
-              <w:spacing w:after="0"/>
+              <w:keepNext w:val="0"/>
+              <w:keepLines/>
+              <w:spacing w:after="0" w:before="0" w:line="240" w:lineRule="auto"/>
             </w:pPr>
             <w:r>
               <w:rPr>
@@ -7944,18 +8549,20 @@
         </w:tc>
         <w:tc>
           <w:tcPr>
-            <w:tcW w:type="dxa" w:w="3628"/>
+            <w:tcW w:type="dxa" w:w="3761"/>
             <w:tcMar>
-              <w:top w:w="60" w:type="dxa"/>
-              <w:start w:w="80" w:type="dxa"/>
-              <w:bottom w:w="60" w:type="dxa"/>
-              <w:end w:w="80" w:type="dxa"/>
+              <w:top w:w="55" w:type="dxa"/>
+              <w:start w:w="70" w:type="dxa"/>
+              <w:bottom w:w="55" w:type="dxa"/>
+              <w:end w:w="70" w:type="dxa"/>
             </w:tcMar>
             <w:vAlign w:val="center"/>
           </w:tcPr>
           <w:p>
             <w:pPr>
-              <w:spacing w:after="0"/>
+              <w:keepNext w:val="0"/>
+              <w:keepLines/>
+              <w:spacing w:after="0" w:before="0" w:line="240" w:lineRule="auto"/>
             </w:pPr>
             <w:r>
               <w:rPr>
@@ -7969,18 +8576,20 @@
         </w:tc>
         <w:tc>
           <w:tcPr>
-            <w:tcW w:type="dxa" w:w="3855"/>
+            <w:tcW w:type="dxa" w:w="3818"/>
             <w:tcMar>
-              <w:top w:w="60" w:type="dxa"/>
-              <w:start w:w="80" w:type="dxa"/>
-              <w:bottom w:w="60" w:type="dxa"/>
-              <w:end w:w="80" w:type="dxa"/>
+              <w:top w:w="55" w:type="dxa"/>
+              <w:start w:w="70" w:type="dxa"/>
+              <w:bottom w:w="55" w:type="dxa"/>
+              <w:end w:w="70" w:type="dxa"/>
             </w:tcMar>
             <w:vAlign w:val="center"/>
           </w:tcPr>
           <w:p>
             <w:pPr>
-              <w:spacing w:after="0"/>
+              <w:keepNext w:val="0"/>
+              <w:keepLines/>
+              <w:spacing w:after="0" w:before="0" w:line="240" w:lineRule="auto"/>
             </w:pPr>
             <w:r>
               <w:rPr>
@@ -7999,19 +8608,21 @@
         </w:trPr>
         <w:tc>
           <w:tcPr>
-            <w:tcW w:type="dxa" w:w="2154"/>
+            <w:tcW w:type="dxa" w:w="3020"/>
             <w:tcMar>
-              <w:top w:w="60" w:type="dxa"/>
-              <w:start w:w="80" w:type="dxa"/>
-              <w:bottom w:w="60" w:type="dxa"/>
-              <w:end w:w="80" w:type="dxa"/>
+              <w:top w:w="55" w:type="dxa"/>
+              <w:start w:w="70" w:type="dxa"/>
+              <w:bottom w:w="55" w:type="dxa"/>
+              <w:end w:w="70" w:type="dxa"/>
             </w:tcMar>
             <w:vAlign w:val="center"/>
             <w:shd w:fill="FBFCFE"/>
           </w:tcPr>
           <w:p>
             <w:pPr>
-              <w:spacing w:after="0"/>
+              <w:keepNext w:val="0"/>
+              <w:keepLines/>
+              <w:spacing w:after="0" w:before="0" w:line="240" w:lineRule="auto"/>
             </w:pPr>
             <w:r>
               <w:rPr>
@@ -8025,19 +8636,21 @@
         </w:tc>
         <w:tc>
           <w:tcPr>
-            <w:tcW w:type="dxa" w:w="3628"/>
+            <w:tcW w:type="dxa" w:w="3761"/>
             <w:tcMar>
-              <w:top w:w="60" w:type="dxa"/>
-              <w:start w:w="80" w:type="dxa"/>
-              <w:bottom w:w="60" w:type="dxa"/>
-              <w:end w:w="80" w:type="dxa"/>
+              <w:top w:w="55" w:type="dxa"/>
+              <w:start w:w="70" w:type="dxa"/>
+              <w:bottom w:w="55" w:type="dxa"/>
+              <w:end w:w="70" w:type="dxa"/>
             </w:tcMar>
             <w:vAlign w:val="center"/>
             <w:shd w:fill="FBFCFE"/>
           </w:tcPr>
           <w:p>
             <w:pPr>
-              <w:spacing w:after="0"/>
+              <w:keepNext w:val="0"/>
+              <w:keepLines/>
+              <w:spacing w:after="0" w:before="0" w:line="240" w:lineRule="auto"/>
             </w:pPr>
             <w:r>
               <w:rPr>
@@ -8051,19 +8664,21 @@
         </w:tc>
         <w:tc>
           <w:tcPr>
-            <w:tcW w:type="dxa" w:w="3855"/>
+            <w:tcW w:type="dxa" w:w="3818"/>
             <w:tcMar>
-              <w:top w:w="60" w:type="dxa"/>
-              <w:start w:w="80" w:type="dxa"/>
-              <w:bottom w:w="60" w:type="dxa"/>
-              <w:end w:w="80" w:type="dxa"/>
+              <w:top w:w="55" w:type="dxa"/>
+              <w:start w:w="70" w:type="dxa"/>
+              <w:bottom w:w="55" w:type="dxa"/>
+              <w:end w:w="70" w:type="dxa"/>
             </w:tcMar>
             <w:vAlign w:val="center"/>
             <w:shd w:fill="FBFCFE"/>
           </w:tcPr>
           <w:p>
             <w:pPr>
-              <w:spacing w:after="0"/>
+              <w:keepNext w:val="0"/>
+              <w:keepLines/>
+              <w:spacing w:after="0" w:before="0" w:line="240" w:lineRule="auto"/>
             </w:pPr>
             <w:r>
               <w:rPr>
@@ -8083,16 +8698,15 @@
       </w:pPr>
     </w:p>
     <w:p>
-      <w:r>
-        <w:br w:type="page"/>
-      </w:r>
+      <w:r/>
     </w:p>
     <w:p>
       <w:bookmarkStart w:id="184" w:name="sstate"/>
       <w:pPr>
         <w:pStyle w:val="Heading1"/>
-        <w:keepNext w:val="1"/>
+        <w:keepNext/>
         <w:keepLines/>
+        <w:spacing w:before="220" w:after="80"/>
       </w:pPr>
       <w:bookmarkEnd w:id="184"/>
       <w:r>
@@ -8107,9 +8721,9 @@
     </w:p>
     <w:p>
       <w:pPr>
-        <w:spacing w:after="120"/>
-        <w:keepNext w:val="1"/>
-        <w:keepLines/>
+        <w:spacing w:after="40"/>
+        <w:keepNext w:val="0"/>
+        <w:keepLines w:val="0"/>
       </w:pPr>
       <w:hyperlink w:anchor="TOC">
         <w:r>
@@ -8123,15 +8737,15 @@
     </w:p>
     <w:tbl>
       <w:tblPr>
-        <w:tblW w:type="auto" w:w="0"/>
+        <w:tblW w:type="dxa" w:w="10601"/>
         <w:jc w:val="center"/>
         <w:tblLayout w:type="fixed"/>
         <w:tblLook w:firstColumn="1" w:firstRow="1" w:lastColumn="0" w:lastRow="0" w:noHBand="0" w:noVBand="1" w:val="04A0"/>
       </w:tblPr>
       <w:tblGrid>
-        <w:gridCol w:w="2268"/>
-        <w:gridCol w:w="4195"/>
-        <w:gridCol w:w="3175"/>
+        <w:gridCol w:w="3020"/>
+        <w:gridCol w:w="3761"/>
+        <w:gridCol w:w="3818"/>
       </w:tblGrid>
       <w:tr>
         <w:trPr>
@@ -8140,18 +8754,21 @@
         </w:trPr>
         <w:tc>
           <w:tcPr>
-            <w:tcW w:type="dxa" w:w="2268"/>
+            <w:tcW w:type="dxa" w:w="3020"/>
             <w:shd w:fill="18233D"/>
             <w:tcMar>
-              <w:top w:w="70" w:type="dxa"/>
-              <w:start w:w="90" w:type="dxa"/>
-              <w:bottom w:w="70" w:type="dxa"/>
-              <w:end w:w="90" w:type="dxa"/>
+              <w:top w:w="55" w:type="dxa"/>
+              <w:start w:w="70" w:type="dxa"/>
+              <w:bottom w:w="55" w:type="dxa"/>
+              <w:end w:w="70" w:type="dxa"/>
             </w:tcMar>
             <w:vAlign w:val="center"/>
           </w:tcPr>
           <w:p>
             <w:pPr>
+              <w:keepNext w:val="0"/>
+              <w:keepLines/>
+              <w:spacing w:before="0" w:after="0" w:line="240" w:lineRule="auto"/>
               <w:jc w:val="center"/>
             </w:pPr>
             <w:r>
@@ -8167,18 +8784,21 @@
         </w:tc>
         <w:tc>
           <w:tcPr>
-            <w:tcW w:type="dxa" w:w="4195"/>
+            <w:tcW w:type="dxa" w:w="3761"/>
             <w:shd w:fill="18233D"/>
             <w:tcMar>
-              <w:top w:w="70" w:type="dxa"/>
-              <w:start w:w="90" w:type="dxa"/>
-              <w:bottom w:w="70" w:type="dxa"/>
-              <w:end w:w="90" w:type="dxa"/>
+              <w:top w:w="55" w:type="dxa"/>
+              <w:start w:w="70" w:type="dxa"/>
+              <w:bottom w:w="55" w:type="dxa"/>
+              <w:end w:w="70" w:type="dxa"/>
             </w:tcMar>
             <w:vAlign w:val="center"/>
           </w:tcPr>
           <w:p>
             <w:pPr>
+              <w:keepNext w:val="0"/>
+              <w:keepLines/>
+              <w:spacing w:before="0" w:after="0" w:line="240" w:lineRule="auto"/>
               <w:jc w:val="center"/>
             </w:pPr>
             <w:r>
@@ -8194,18 +8814,21 @@
         </w:tc>
         <w:tc>
           <w:tcPr>
-            <w:tcW w:type="dxa" w:w="3175"/>
+            <w:tcW w:type="dxa" w:w="3818"/>
             <w:shd w:fill="18233D"/>
             <w:tcMar>
-              <w:top w:w="70" w:type="dxa"/>
-              <w:start w:w="90" w:type="dxa"/>
-              <w:bottom w:w="70" w:type="dxa"/>
-              <w:end w:w="90" w:type="dxa"/>
+              <w:top w:w="55" w:type="dxa"/>
+              <w:start w:w="70" w:type="dxa"/>
+              <w:bottom w:w="55" w:type="dxa"/>
+              <w:end w:w="70" w:type="dxa"/>
             </w:tcMar>
             <w:vAlign w:val="center"/>
           </w:tcPr>
           <w:p>
             <w:pPr>
+              <w:keepNext w:val="0"/>
+              <w:keepLines/>
+              <w:spacing w:before="0" w:after="0" w:line="240" w:lineRule="auto"/>
               <w:jc w:val="center"/>
             </w:pPr>
             <w:r>
@@ -8226,18 +8849,20 @@
         </w:trPr>
         <w:tc>
           <w:tcPr>
-            <w:tcW w:type="dxa" w:w="2268"/>
+            <w:tcW w:type="dxa" w:w="3020"/>
             <w:tcMar>
-              <w:top w:w="60" w:type="dxa"/>
-              <w:start w:w="80" w:type="dxa"/>
-              <w:bottom w:w="60" w:type="dxa"/>
-              <w:end w:w="80" w:type="dxa"/>
+              <w:top w:w="55" w:type="dxa"/>
+              <w:start w:w="70" w:type="dxa"/>
+              <w:bottom w:w="55" w:type="dxa"/>
+              <w:end w:w="70" w:type="dxa"/>
             </w:tcMar>
             <w:vAlign w:val="center"/>
           </w:tcPr>
           <w:p>
             <w:pPr>
-              <w:spacing w:after="0"/>
+              <w:keepNext w:val="0"/>
+              <w:keepLines/>
+              <w:spacing w:after="0" w:before="0" w:line="240" w:lineRule="auto"/>
             </w:pPr>
             <w:r>
               <w:rPr>
@@ -8251,18 +8876,20 @@
         </w:tc>
         <w:tc>
           <w:tcPr>
-            <w:tcW w:type="dxa" w:w="4195"/>
+            <w:tcW w:type="dxa" w:w="3761"/>
             <w:tcMar>
-              <w:top w:w="60" w:type="dxa"/>
-              <w:start w:w="80" w:type="dxa"/>
-              <w:bottom w:w="60" w:type="dxa"/>
-              <w:end w:w="80" w:type="dxa"/>
+              <w:top w:w="55" w:type="dxa"/>
+              <w:start w:w="70" w:type="dxa"/>
+              <w:bottom w:w="55" w:type="dxa"/>
+              <w:end w:w="70" w:type="dxa"/>
             </w:tcMar>
             <w:vAlign w:val="center"/>
           </w:tcPr>
           <w:p>
             <w:pPr>
-              <w:spacing w:after="0"/>
+              <w:keepNext w:val="0"/>
+              <w:keepLines/>
+              <w:spacing w:after="0" w:before="0" w:line="240" w:lineRule="auto"/>
             </w:pPr>
             <w:r>
               <w:rPr>
@@ -8276,18 +8903,20 @@
         </w:tc>
         <w:tc>
           <w:tcPr>
-            <w:tcW w:type="dxa" w:w="3175"/>
+            <w:tcW w:type="dxa" w:w="3818"/>
             <w:tcMar>
-              <w:top w:w="60" w:type="dxa"/>
-              <w:start w:w="80" w:type="dxa"/>
-              <w:bottom w:w="60" w:type="dxa"/>
-              <w:end w:w="80" w:type="dxa"/>
+              <w:top w:w="55" w:type="dxa"/>
+              <w:start w:w="70" w:type="dxa"/>
+              <w:bottom w:w="55" w:type="dxa"/>
+              <w:end w:w="70" w:type="dxa"/>
             </w:tcMar>
             <w:vAlign w:val="center"/>
           </w:tcPr>
           <w:p>
             <w:pPr>
-              <w:spacing w:after="0"/>
+              <w:keepNext w:val="0"/>
+              <w:keepLines/>
+              <w:spacing w:after="0" w:before="0" w:line="240" w:lineRule="auto"/>
             </w:pPr>
             <w:r>
               <w:rPr>
@@ -8306,19 +8935,21 @@
         </w:trPr>
         <w:tc>
           <w:tcPr>
-            <w:tcW w:type="dxa" w:w="2268"/>
+            <w:tcW w:type="dxa" w:w="3020"/>
             <w:tcMar>
-              <w:top w:w="60" w:type="dxa"/>
-              <w:start w:w="80" w:type="dxa"/>
-              <w:bottom w:w="60" w:type="dxa"/>
-              <w:end w:w="80" w:type="dxa"/>
+              <w:top w:w="55" w:type="dxa"/>
+              <w:start w:w="70" w:type="dxa"/>
+              <w:bottom w:w="55" w:type="dxa"/>
+              <w:end w:w="70" w:type="dxa"/>
             </w:tcMar>
             <w:vAlign w:val="center"/>
             <w:shd w:fill="FBFCFE"/>
           </w:tcPr>
           <w:p>
             <w:pPr>
-              <w:spacing w:after="0"/>
+              <w:keepNext w:val="0"/>
+              <w:keepLines/>
+              <w:spacing w:after="0" w:before="0" w:line="240" w:lineRule="auto"/>
             </w:pPr>
             <w:r>
               <w:rPr>
@@ -8332,19 +8963,21 @@
         </w:tc>
         <w:tc>
           <w:tcPr>
-            <w:tcW w:type="dxa" w:w="4195"/>
+            <w:tcW w:type="dxa" w:w="3761"/>
             <w:tcMar>
-              <w:top w:w="60" w:type="dxa"/>
-              <w:start w:w="80" w:type="dxa"/>
-              <w:bottom w:w="60" w:type="dxa"/>
-              <w:end w:w="80" w:type="dxa"/>
+              <w:top w:w="55" w:type="dxa"/>
+              <w:start w:w="70" w:type="dxa"/>
+              <w:bottom w:w="55" w:type="dxa"/>
+              <w:end w:w="70" w:type="dxa"/>
             </w:tcMar>
             <w:vAlign w:val="center"/>
             <w:shd w:fill="FBFCFE"/>
           </w:tcPr>
           <w:p>
             <w:pPr>
-              <w:spacing w:after="0"/>
+              <w:keepNext w:val="0"/>
+              <w:keepLines/>
+              <w:spacing w:after="0" w:before="0" w:line="240" w:lineRule="auto"/>
             </w:pPr>
             <w:r>
               <w:rPr>
@@ -8358,19 +8991,21 @@
         </w:tc>
         <w:tc>
           <w:tcPr>
-            <w:tcW w:type="dxa" w:w="3175"/>
+            <w:tcW w:type="dxa" w:w="3818"/>
             <w:tcMar>
-              <w:top w:w="60" w:type="dxa"/>
-              <w:start w:w="80" w:type="dxa"/>
-              <w:bottom w:w="60" w:type="dxa"/>
-              <w:end w:w="80" w:type="dxa"/>
+              <w:top w:w="55" w:type="dxa"/>
+              <w:start w:w="70" w:type="dxa"/>
+              <w:bottom w:w="55" w:type="dxa"/>
+              <w:end w:w="70" w:type="dxa"/>
             </w:tcMar>
             <w:vAlign w:val="center"/>
             <w:shd w:fill="FBFCFE"/>
           </w:tcPr>
           <w:p>
             <w:pPr>
-              <w:spacing w:after="0"/>
+              <w:keepNext w:val="0"/>
+              <w:keepLines/>
+              <w:spacing w:after="0" w:before="0" w:line="240" w:lineRule="auto"/>
             </w:pPr>
             <w:r>
               <w:rPr>
@@ -8389,18 +9024,20 @@
         </w:trPr>
         <w:tc>
           <w:tcPr>
-            <w:tcW w:type="dxa" w:w="2268"/>
+            <w:tcW w:type="dxa" w:w="3020"/>
             <w:tcMar>
-              <w:top w:w="60" w:type="dxa"/>
-              <w:start w:w="80" w:type="dxa"/>
-              <w:bottom w:w="60" w:type="dxa"/>
-              <w:end w:w="80" w:type="dxa"/>
+              <w:top w:w="55" w:type="dxa"/>
+              <w:start w:w="70" w:type="dxa"/>
+              <w:bottom w:w="55" w:type="dxa"/>
+              <w:end w:w="70" w:type="dxa"/>
             </w:tcMar>
             <w:vAlign w:val="center"/>
           </w:tcPr>
           <w:p>
             <w:pPr>
-              <w:spacing w:after="0"/>
+              <w:keepNext w:val="0"/>
+              <w:keepLines/>
+              <w:spacing w:after="0" w:before="0" w:line="240" w:lineRule="auto"/>
             </w:pPr>
             <w:r>
               <w:rPr>
@@ -8414,18 +9051,20 @@
         </w:tc>
         <w:tc>
           <w:tcPr>
-            <w:tcW w:type="dxa" w:w="4195"/>
+            <w:tcW w:type="dxa" w:w="3761"/>
             <w:tcMar>
-              <w:top w:w="60" w:type="dxa"/>
-              <w:start w:w="80" w:type="dxa"/>
-              <w:bottom w:w="60" w:type="dxa"/>
-              <w:end w:w="80" w:type="dxa"/>
+              <w:top w:w="55" w:type="dxa"/>
+              <w:start w:w="70" w:type="dxa"/>
+              <w:bottom w:w="55" w:type="dxa"/>
+              <w:end w:w="70" w:type="dxa"/>
             </w:tcMar>
             <w:vAlign w:val="center"/>
           </w:tcPr>
           <w:p>
             <w:pPr>
-              <w:spacing w:after="0"/>
+              <w:keepNext w:val="0"/>
+              <w:keepLines/>
+              <w:spacing w:after="0" w:before="0" w:line="240" w:lineRule="auto"/>
             </w:pPr>
             <w:r>
               <w:rPr>
@@ -8439,18 +9078,20 @@
         </w:tc>
         <w:tc>
           <w:tcPr>
-            <w:tcW w:type="dxa" w:w="3175"/>
+            <w:tcW w:type="dxa" w:w="3818"/>
             <w:tcMar>
-              <w:top w:w="60" w:type="dxa"/>
-              <w:start w:w="80" w:type="dxa"/>
-              <w:bottom w:w="60" w:type="dxa"/>
-              <w:end w:w="80" w:type="dxa"/>
+              <w:top w:w="55" w:type="dxa"/>
+              <w:start w:w="70" w:type="dxa"/>
+              <w:bottom w:w="55" w:type="dxa"/>
+              <w:end w:w="70" w:type="dxa"/>
             </w:tcMar>
             <w:vAlign w:val="center"/>
           </w:tcPr>
           <w:p>
             <w:pPr>
-              <w:spacing w:after="0"/>
+              <w:keepNext w:val="0"/>
+              <w:keepLines/>
+              <w:spacing w:after="0" w:before="0" w:line="240" w:lineRule="auto"/>
             </w:pPr>
             <w:r>
               <w:rPr>
@@ -8469,19 +9110,21 @@
         </w:trPr>
         <w:tc>
           <w:tcPr>
-            <w:tcW w:type="dxa" w:w="2268"/>
+            <w:tcW w:type="dxa" w:w="3020"/>
             <w:tcMar>
-              <w:top w:w="60" w:type="dxa"/>
-              <w:start w:w="80" w:type="dxa"/>
-              <w:bottom w:w="60" w:type="dxa"/>
-              <w:end w:w="80" w:type="dxa"/>
+              <w:top w:w="55" w:type="dxa"/>
+              <w:start w:w="70" w:type="dxa"/>
+              <w:bottom w:w="55" w:type="dxa"/>
+              <w:end w:w="70" w:type="dxa"/>
             </w:tcMar>
             <w:vAlign w:val="center"/>
             <w:shd w:fill="FBFCFE"/>
           </w:tcPr>
           <w:p>
             <w:pPr>
-              <w:spacing w:after="0"/>
+              <w:keepNext w:val="0"/>
+              <w:keepLines/>
+              <w:spacing w:after="0" w:before="0" w:line="240" w:lineRule="auto"/>
             </w:pPr>
             <w:r>
               <w:rPr>
@@ -8495,19 +9138,21 @@
         </w:tc>
         <w:tc>
           <w:tcPr>
-            <w:tcW w:type="dxa" w:w="4195"/>
+            <w:tcW w:type="dxa" w:w="3761"/>
             <w:tcMar>
-              <w:top w:w="60" w:type="dxa"/>
-              <w:start w:w="80" w:type="dxa"/>
-              <w:bottom w:w="60" w:type="dxa"/>
-              <w:end w:w="80" w:type="dxa"/>
+              <w:top w:w="55" w:type="dxa"/>
+              <w:start w:w="70" w:type="dxa"/>
+              <w:bottom w:w="55" w:type="dxa"/>
+              <w:end w:w="70" w:type="dxa"/>
             </w:tcMar>
             <w:vAlign w:val="center"/>
             <w:shd w:fill="FBFCFE"/>
           </w:tcPr>
           <w:p>
             <w:pPr>
-              <w:spacing w:after="0"/>
+              <w:keepNext w:val="0"/>
+              <w:keepLines/>
+              <w:spacing w:after="0" w:before="0" w:line="240" w:lineRule="auto"/>
             </w:pPr>
             <w:r>
               <w:rPr>
@@ -8521,19 +9166,21 @@
         </w:tc>
         <w:tc>
           <w:tcPr>
-            <w:tcW w:type="dxa" w:w="3175"/>
+            <w:tcW w:type="dxa" w:w="3818"/>
             <w:tcMar>
-              <w:top w:w="60" w:type="dxa"/>
-              <w:start w:w="80" w:type="dxa"/>
-              <w:bottom w:w="60" w:type="dxa"/>
-              <w:end w:w="80" w:type="dxa"/>
+              <w:top w:w="55" w:type="dxa"/>
+              <w:start w:w="70" w:type="dxa"/>
+              <w:bottom w:w="55" w:type="dxa"/>
+              <w:end w:w="70" w:type="dxa"/>
             </w:tcMar>
             <w:vAlign w:val="center"/>
             <w:shd w:fill="FBFCFE"/>
           </w:tcPr>
           <w:p>
             <w:pPr>
-              <w:spacing w:after="0"/>
+              <w:keepNext w:val="0"/>
+              <w:keepLines/>
+              <w:spacing w:after="0" w:before="0" w:line="240" w:lineRule="auto"/>
             </w:pPr>
             <w:r>
               <w:rPr>
@@ -8552,18 +9199,20 @@
         </w:trPr>
         <w:tc>
           <w:tcPr>
-            <w:tcW w:type="dxa" w:w="2268"/>
+            <w:tcW w:type="dxa" w:w="3020"/>
             <w:tcMar>
-              <w:top w:w="60" w:type="dxa"/>
-              <w:start w:w="80" w:type="dxa"/>
-              <w:bottom w:w="60" w:type="dxa"/>
-              <w:end w:w="80" w:type="dxa"/>
+              <w:top w:w="55" w:type="dxa"/>
+              <w:start w:w="70" w:type="dxa"/>
+              <w:bottom w:w="55" w:type="dxa"/>
+              <w:end w:w="70" w:type="dxa"/>
             </w:tcMar>
             <w:vAlign w:val="center"/>
           </w:tcPr>
           <w:p>
             <w:pPr>
-              <w:spacing w:after="0"/>
+              <w:keepNext w:val="0"/>
+              <w:keepLines/>
+              <w:spacing w:after="0" w:before="0" w:line="240" w:lineRule="auto"/>
             </w:pPr>
             <w:r>
               <w:rPr>
@@ -8577,18 +9226,20 @@
         </w:tc>
         <w:tc>
           <w:tcPr>
-            <w:tcW w:type="dxa" w:w="4195"/>
+            <w:tcW w:type="dxa" w:w="3761"/>
             <w:tcMar>
-              <w:top w:w="60" w:type="dxa"/>
-              <w:start w:w="80" w:type="dxa"/>
-              <w:bottom w:w="60" w:type="dxa"/>
-              <w:end w:w="80" w:type="dxa"/>
+              <w:top w:w="55" w:type="dxa"/>
+              <w:start w:w="70" w:type="dxa"/>
+              <w:bottom w:w="55" w:type="dxa"/>
+              <w:end w:w="70" w:type="dxa"/>
             </w:tcMar>
             <w:vAlign w:val="center"/>
           </w:tcPr>
           <w:p>
             <w:pPr>
-              <w:spacing w:after="0"/>
+              <w:keepNext w:val="0"/>
+              <w:keepLines/>
+              <w:spacing w:after="0" w:before="0" w:line="240" w:lineRule="auto"/>
             </w:pPr>
             <w:r>
               <w:rPr>
@@ -8602,18 +9253,20 @@
         </w:tc>
         <w:tc>
           <w:tcPr>
-            <w:tcW w:type="dxa" w:w="3175"/>
+            <w:tcW w:type="dxa" w:w="3818"/>
             <w:tcMar>
-              <w:top w:w="60" w:type="dxa"/>
-              <w:start w:w="80" w:type="dxa"/>
-              <w:bottom w:w="60" w:type="dxa"/>
-              <w:end w:w="80" w:type="dxa"/>
+              <w:top w:w="55" w:type="dxa"/>
+              <w:start w:w="70" w:type="dxa"/>
+              <w:bottom w:w="55" w:type="dxa"/>
+              <w:end w:w="70" w:type="dxa"/>
             </w:tcMar>
             <w:vAlign w:val="center"/>
           </w:tcPr>
           <w:p>
             <w:pPr>
-              <w:spacing w:after="0"/>
+              <w:keepNext w:val="0"/>
+              <w:keepLines/>
+              <w:spacing w:after="0" w:before="0" w:line="240" w:lineRule="auto"/>
             </w:pPr>
             <w:r>
               <w:rPr>
@@ -8633,16 +9286,15 @@
       </w:pPr>
     </w:p>
     <w:p>
-      <w:r>
-        <w:br w:type="page"/>
-      </w:r>
+      <w:r/>
     </w:p>
     <w:p>
       <w:bookmarkStart w:id="185" w:name="ssource"/>
       <w:pPr>
         <w:pStyle w:val="Heading1"/>
-        <w:keepNext w:val="1"/>
+        <w:keepNext/>
         <w:keepLines/>
+        <w:spacing w:before="220" w:after="80"/>
       </w:pPr>
       <w:bookmarkEnd w:id="185"/>
       <w:r>
@@ -8657,9 +9309,9 @@
     </w:p>
     <w:p>
       <w:pPr>
-        <w:spacing w:after="120"/>
-        <w:keepNext w:val="1"/>
-        <w:keepLines/>
+        <w:spacing w:after="40"/>
+        <w:keepNext w:val="0"/>
+        <w:keepLines w:val="0"/>
       </w:pPr>
       <w:hyperlink w:anchor="TOC">
         <w:r>
@@ -8673,14 +9325,14 @@
     </w:p>
     <w:tbl>
       <w:tblPr>
-        <w:tblW w:type="auto" w:w="0"/>
+        <w:tblW w:type="dxa" w:w="10601"/>
         <w:jc w:val="center"/>
         <w:tblLayout w:type="fixed"/>
         <w:tblLook w:firstColumn="1" w:firstRow="1" w:lastColumn="0" w:lastRow="0" w:noHBand="0" w:noVBand="1" w:val="04A0"/>
       </w:tblPr>
       <w:tblGrid>
-        <w:gridCol w:w="3402"/>
-        <w:gridCol w:w="6237"/>
+        <w:gridCol w:w="2621"/>
+        <w:gridCol w:w="7979"/>
       </w:tblGrid>
       <w:tr>
         <w:trPr>
@@ -8689,18 +9341,21 @@
         </w:trPr>
         <w:tc>
           <w:tcPr>
-            <w:tcW w:type="dxa" w:w="3402"/>
+            <w:tcW w:type="dxa" w:w="2621"/>
             <w:shd w:fill="18233D"/>
             <w:tcMar>
-              <w:top w:w="70" w:type="dxa"/>
-              <w:start w:w="90" w:type="dxa"/>
-              <w:bottom w:w="70" w:type="dxa"/>
-              <w:end w:w="90" w:type="dxa"/>
+              <w:top w:w="55" w:type="dxa"/>
+              <w:start w:w="70" w:type="dxa"/>
+              <w:bottom w:w="55" w:type="dxa"/>
+              <w:end w:w="70" w:type="dxa"/>
             </w:tcMar>
             <w:vAlign w:val="center"/>
           </w:tcPr>
           <w:p>
             <w:pPr>
+              <w:keepNext w:val="0"/>
+              <w:keepLines/>
+              <w:spacing w:before="0" w:after="0" w:line="240" w:lineRule="auto"/>
               <w:jc w:val="center"/>
             </w:pPr>
             <w:r>
@@ -8716,18 +9371,21 @@
         </w:tc>
         <w:tc>
           <w:tcPr>
-            <w:tcW w:type="dxa" w:w="6236"/>
+            <w:tcW w:type="dxa" w:w="7979"/>
             <w:shd w:fill="18233D"/>
             <w:tcMar>
-              <w:top w:w="70" w:type="dxa"/>
-              <w:start w:w="90" w:type="dxa"/>
-              <w:bottom w:w="70" w:type="dxa"/>
-              <w:end w:w="90" w:type="dxa"/>
+              <w:top w:w="55" w:type="dxa"/>
+              <w:start w:w="70" w:type="dxa"/>
+              <w:bottom w:w="55" w:type="dxa"/>
+              <w:end w:w="70" w:type="dxa"/>
             </w:tcMar>
             <w:vAlign w:val="center"/>
           </w:tcPr>
           <w:p>
             <w:pPr>
+              <w:keepNext w:val="0"/>
+              <w:keepLines/>
+              <w:spacing w:before="0" w:after="0" w:line="240" w:lineRule="auto"/>
               <w:jc w:val="center"/>
             </w:pPr>
             <w:r>
@@ -8748,18 +9406,20 @@
         </w:trPr>
         <w:tc>
           <w:tcPr>
-            <w:tcW w:type="dxa" w:w="3402"/>
+            <w:tcW w:type="dxa" w:w="2621"/>
             <w:tcMar>
-              <w:top w:w="60" w:type="dxa"/>
-              <w:start w:w="80" w:type="dxa"/>
-              <w:bottom w:w="60" w:type="dxa"/>
-              <w:end w:w="80" w:type="dxa"/>
+              <w:top w:w="55" w:type="dxa"/>
+              <w:start w:w="70" w:type="dxa"/>
+              <w:bottom w:w="55" w:type="dxa"/>
+              <w:end w:w="70" w:type="dxa"/>
             </w:tcMar>
             <w:vAlign w:val="center"/>
           </w:tcPr>
           <w:p>
             <w:pPr>
-              <w:spacing w:after="0"/>
+              <w:keepNext w:val="0"/>
+              <w:keepLines/>
+              <w:spacing w:after="0" w:before="0" w:line="240" w:lineRule="auto"/>
             </w:pPr>
             <w:r>
               <w:rPr>
@@ -8773,18 +9433,20 @@
         </w:tc>
         <w:tc>
           <w:tcPr>
-            <w:tcW w:type="dxa" w:w="6236"/>
+            <w:tcW w:type="dxa" w:w="7979"/>
             <w:tcMar>
-              <w:top w:w="60" w:type="dxa"/>
-              <w:start w:w="80" w:type="dxa"/>
-              <w:bottom w:w="60" w:type="dxa"/>
-              <w:end w:w="80" w:type="dxa"/>
+              <w:top w:w="55" w:type="dxa"/>
+              <w:start w:w="70" w:type="dxa"/>
+              <w:bottom w:w="55" w:type="dxa"/>
+              <w:end w:w="70" w:type="dxa"/>
             </w:tcMar>
             <w:vAlign w:val="center"/>
           </w:tcPr>
           <w:p>
             <w:pPr>
-              <w:spacing w:after="0"/>
+              <w:keepNext w:val="0"/>
+              <w:keepLines/>
+              <w:spacing w:after="0" w:before="0" w:line="240" w:lineRule="auto"/>
             </w:pPr>
             <w:r>
               <w:rPr>
@@ -8803,19 +9465,21 @@
         </w:trPr>
         <w:tc>
           <w:tcPr>
-            <w:tcW w:type="dxa" w:w="3402"/>
+            <w:tcW w:type="dxa" w:w="2621"/>
             <w:tcMar>
-              <w:top w:w="60" w:type="dxa"/>
-              <w:start w:w="80" w:type="dxa"/>
-              <w:bottom w:w="60" w:type="dxa"/>
-              <w:end w:w="80" w:type="dxa"/>
+              <w:top w:w="55" w:type="dxa"/>
+              <w:start w:w="70" w:type="dxa"/>
+              <w:bottom w:w="55" w:type="dxa"/>
+              <w:end w:w="70" w:type="dxa"/>
             </w:tcMar>
             <w:vAlign w:val="center"/>
             <w:shd w:fill="FBFCFE"/>
           </w:tcPr>
           <w:p>
             <w:pPr>
-              <w:spacing w:after="0"/>
+              <w:keepNext w:val="0"/>
+              <w:keepLines/>
+              <w:spacing w:after="0" w:before="0" w:line="240" w:lineRule="auto"/>
             </w:pPr>
             <w:r>
               <w:rPr>
@@ -8829,19 +9493,21 @@
         </w:tc>
         <w:tc>
           <w:tcPr>
-            <w:tcW w:type="dxa" w:w="6236"/>
+            <w:tcW w:type="dxa" w:w="7979"/>
             <w:tcMar>
-              <w:top w:w="60" w:type="dxa"/>
-              <w:start w:w="80" w:type="dxa"/>
-              <w:bottom w:w="60" w:type="dxa"/>
-              <w:end w:w="80" w:type="dxa"/>
+              <w:top w:w="55" w:type="dxa"/>
+              <w:start w:w="70" w:type="dxa"/>
+              <w:bottom w:w="55" w:type="dxa"/>
+              <w:end w:w="70" w:type="dxa"/>
             </w:tcMar>
             <w:vAlign w:val="center"/>
             <w:shd w:fill="FBFCFE"/>
           </w:tcPr>
           <w:p>
             <w:pPr>
-              <w:spacing w:after="0"/>
+              <w:keepNext w:val="0"/>
+              <w:keepLines/>
+              <w:spacing w:after="0" w:before="0" w:line="240" w:lineRule="auto"/>
             </w:pPr>
             <w:r>
               <w:rPr>
@@ -8860,18 +9526,20 @@
         </w:trPr>
         <w:tc>
           <w:tcPr>
-            <w:tcW w:type="dxa" w:w="3402"/>
+            <w:tcW w:type="dxa" w:w="2621"/>
             <w:tcMar>
-              <w:top w:w="60" w:type="dxa"/>
-              <w:start w:w="80" w:type="dxa"/>
-              <w:bottom w:w="60" w:type="dxa"/>
-              <w:end w:w="80" w:type="dxa"/>
+              <w:top w:w="55" w:type="dxa"/>
+              <w:start w:w="70" w:type="dxa"/>
+              <w:bottom w:w="55" w:type="dxa"/>
+              <w:end w:w="70" w:type="dxa"/>
             </w:tcMar>
             <w:vAlign w:val="center"/>
           </w:tcPr>
           <w:p>
             <w:pPr>
-              <w:spacing w:after="0"/>
+              <w:keepNext w:val="0"/>
+              <w:keepLines/>
+              <w:spacing w:after="0" w:before="0" w:line="240" w:lineRule="auto"/>
             </w:pPr>
             <w:r>
               <w:rPr>
@@ -8885,18 +9553,20 @@
         </w:tc>
         <w:tc>
           <w:tcPr>
-            <w:tcW w:type="dxa" w:w="6236"/>
+            <w:tcW w:type="dxa" w:w="7979"/>
             <w:tcMar>
-              <w:top w:w="60" w:type="dxa"/>
-              <w:start w:w="80" w:type="dxa"/>
-              <w:bottom w:w="60" w:type="dxa"/>
-              <w:end w:w="80" w:type="dxa"/>
+              <w:top w:w="55" w:type="dxa"/>
+              <w:start w:w="70" w:type="dxa"/>
+              <w:bottom w:w="55" w:type="dxa"/>
+              <w:end w:w="70" w:type="dxa"/>
             </w:tcMar>
             <w:vAlign w:val="center"/>
           </w:tcPr>
           <w:p>
             <w:pPr>
-              <w:spacing w:after="0"/>
+              <w:keepNext w:val="0"/>
+              <w:keepLines/>
+              <w:spacing w:after="0" w:before="0" w:line="240" w:lineRule="auto"/>
             </w:pPr>
             <w:r>
               <w:rPr>
@@ -8915,19 +9585,21 @@
         </w:trPr>
         <w:tc>
           <w:tcPr>
-            <w:tcW w:type="dxa" w:w="3402"/>
+            <w:tcW w:type="dxa" w:w="2621"/>
             <w:tcMar>
-              <w:top w:w="60" w:type="dxa"/>
-              <w:start w:w="80" w:type="dxa"/>
-              <w:bottom w:w="60" w:type="dxa"/>
-              <w:end w:w="80" w:type="dxa"/>
+              <w:top w:w="55" w:type="dxa"/>
+              <w:start w:w="70" w:type="dxa"/>
+              <w:bottom w:w="55" w:type="dxa"/>
+              <w:end w:w="70" w:type="dxa"/>
             </w:tcMar>
             <w:vAlign w:val="center"/>
             <w:shd w:fill="FBFCFE"/>
           </w:tcPr>
           <w:p>
             <w:pPr>
-              <w:spacing w:after="0"/>
+              <w:keepNext w:val="0"/>
+              <w:keepLines/>
+              <w:spacing w:after="0" w:before="0" w:line="240" w:lineRule="auto"/>
             </w:pPr>
             <w:r>
               <w:rPr>
@@ -8941,19 +9613,21 @@
         </w:tc>
         <w:tc>
           <w:tcPr>
-            <w:tcW w:type="dxa" w:w="6236"/>
+            <w:tcW w:type="dxa" w:w="7979"/>
             <w:tcMar>
-              <w:top w:w="60" w:type="dxa"/>
-              <w:start w:w="80" w:type="dxa"/>
-              <w:bottom w:w="60" w:type="dxa"/>
-              <w:end w:w="80" w:type="dxa"/>
+              <w:top w:w="55" w:type="dxa"/>
+              <w:start w:w="70" w:type="dxa"/>
+              <w:bottom w:w="55" w:type="dxa"/>
+              <w:end w:w="70" w:type="dxa"/>
             </w:tcMar>
             <w:vAlign w:val="center"/>
             <w:shd w:fill="FBFCFE"/>
           </w:tcPr>
           <w:p>
             <w:pPr>
-              <w:spacing w:after="0"/>
+              <w:keepNext w:val="0"/>
+              <w:keepLines/>
+              <w:spacing w:after="0" w:before="0" w:line="240" w:lineRule="auto"/>
             </w:pPr>
             <w:r>
               <w:rPr>
@@ -8972,18 +9646,20 @@
         </w:trPr>
         <w:tc>
           <w:tcPr>
-            <w:tcW w:type="dxa" w:w="3402"/>
+            <w:tcW w:type="dxa" w:w="2621"/>
             <w:tcMar>
-              <w:top w:w="60" w:type="dxa"/>
-              <w:start w:w="80" w:type="dxa"/>
-              <w:bottom w:w="60" w:type="dxa"/>
-              <w:end w:w="80" w:type="dxa"/>
+              <w:top w:w="55" w:type="dxa"/>
+              <w:start w:w="70" w:type="dxa"/>
+              <w:bottom w:w="55" w:type="dxa"/>
+              <w:end w:w="70" w:type="dxa"/>
             </w:tcMar>
             <w:vAlign w:val="center"/>
           </w:tcPr>
           <w:p>
             <w:pPr>
-              <w:spacing w:after="0"/>
+              <w:keepNext w:val="0"/>
+              <w:keepLines/>
+              <w:spacing w:after="0" w:before="0" w:line="240" w:lineRule="auto"/>
             </w:pPr>
             <w:r>
               <w:rPr>
@@ -8997,18 +9673,20 @@
         </w:tc>
         <w:tc>
           <w:tcPr>
-            <w:tcW w:type="dxa" w:w="6236"/>
+            <w:tcW w:type="dxa" w:w="7979"/>
             <w:tcMar>
-              <w:top w:w="60" w:type="dxa"/>
-              <w:start w:w="80" w:type="dxa"/>
-              <w:bottom w:w="60" w:type="dxa"/>
-              <w:end w:w="80" w:type="dxa"/>
+              <w:top w:w="55" w:type="dxa"/>
+              <w:start w:w="70" w:type="dxa"/>
+              <w:bottom w:w="55" w:type="dxa"/>
+              <w:end w:w="70" w:type="dxa"/>
             </w:tcMar>
             <w:vAlign w:val="center"/>
           </w:tcPr>
           <w:p>
             <w:pPr>
-              <w:spacing w:after="0"/>
+              <w:keepNext w:val="0"/>
+              <w:keepLines/>
+              <w:spacing w:after="0" w:before="0" w:line="240" w:lineRule="auto"/>
             </w:pPr>
             <w:r>
               <w:rPr>
@@ -9027,19 +9705,21 @@
         </w:trPr>
         <w:tc>
           <w:tcPr>
-            <w:tcW w:type="dxa" w:w="3402"/>
+            <w:tcW w:type="dxa" w:w="2621"/>
             <w:tcMar>
-              <w:top w:w="60" w:type="dxa"/>
-              <w:start w:w="80" w:type="dxa"/>
-              <w:bottom w:w="60" w:type="dxa"/>
-              <w:end w:w="80" w:type="dxa"/>
+              <w:top w:w="55" w:type="dxa"/>
+              <w:start w:w="70" w:type="dxa"/>
+              <w:bottom w:w="55" w:type="dxa"/>
+              <w:end w:w="70" w:type="dxa"/>
             </w:tcMar>
             <w:vAlign w:val="center"/>
             <w:shd w:fill="FBFCFE"/>
           </w:tcPr>
           <w:p>
             <w:pPr>
-              <w:spacing w:after="0"/>
+              <w:keepNext w:val="0"/>
+              <w:keepLines/>
+              <w:spacing w:after="0" w:before="0" w:line="240" w:lineRule="auto"/>
             </w:pPr>
             <w:r>
               <w:rPr>
@@ -9053,19 +9733,21 @@
         </w:tc>
         <w:tc>
           <w:tcPr>
-            <w:tcW w:type="dxa" w:w="6236"/>
+            <w:tcW w:type="dxa" w:w="7979"/>
             <w:tcMar>
-              <w:top w:w="60" w:type="dxa"/>
-              <w:start w:w="80" w:type="dxa"/>
-              <w:bottom w:w="60" w:type="dxa"/>
-              <w:end w:w="80" w:type="dxa"/>
+              <w:top w:w="55" w:type="dxa"/>
+              <w:start w:w="70" w:type="dxa"/>
+              <w:bottom w:w="55" w:type="dxa"/>
+              <w:end w:w="70" w:type="dxa"/>
             </w:tcMar>
             <w:vAlign w:val="center"/>
             <w:shd w:fill="FBFCFE"/>
           </w:tcPr>
           <w:p>
             <w:pPr>
-              <w:spacing w:after="0"/>
+              <w:keepNext w:val="0"/>
+              <w:keepLines/>
+              <w:spacing w:after="0" w:before="0" w:line="240" w:lineRule="auto"/>
             </w:pPr>
             <w:r>
               <w:rPr>
@@ -9084,18 +9766,20 @@
         </w:trPr>
         <w:tc>
           <w:tcPr>
-            <w:tcW w:type="dxa" w:w="3402"/>
+            <w:tcW w:type="dxa" w:w="2621"/>
             <w:tcMar>
-              <w:top w:w="60" w:type="dxa"/>
-              <w:start w:w="80" w:type="dxa"/>
-              <w:bottom w:w="60" w:type="dxa"/>
-              <w:end w:w="80" w:type="dxa"/>
+              <w:top w:w="55" w:type="dxa"/>
+              <w:start w:w="70" w:type="dxa"/>
+              <w:bottom w:w="55" w:type="dxa"/>
+              <w:end w:w="70" w:type="dxa"/>
             </w:tcMar>
             <w:vAlign w:val="center"/>
           </w:tcPr>
           <w:p>
             <w:pPr>
-              <w:spacing w:after="0"/>
+              <w:keepNext w:val="0"/>
+              <w:keepLines/>
+              <w:spacing w:after="0" w:before="0" w:line="240" w:lineRule="auto"/>
             </w:pPr>
             <w:r>
               <w:rPr>
@@ -9109,18 +9793,20 @@
         </w:tc>
         <w:tc>
           <w:tcPr>
-            <w:tcW w:type="dxa" w:w="6236"/>
+            <w:tcW w:type="dxa" w:w="7979"/>
             <w:tcMar>
-              <w:top w:w="60" w:type="dxa"/>
-              <w:start w:w="80" w:type="dxa"/>
-              <w:bottom w:w="60" w:type="dxa"/>
-              <w:end w:w="80" w:type="dxa"/>
+              <w:top w:w="55" w:type="dxa"/>
+              <w:start w:w="70" w:type="dxa"/>
+              <w:bottom w:w="55" w:type="dxa"/>
+              <w:end w:w="70" w:type="dxa"/>
             </w:tcMar>
             <w:vAlign w:val="center"/>
           </w:tcPr>
           <w:p>
             <w:pPr>
-              <w:spacing w:after="0"/>
+              <w:keepNext w:val="0"/>
+              <w:keepLines/>
+              <w:spacing w:after="0" w:before="0" w:line="240" w:lineRule="auto"/>
             </w:pPr>
             <w:r>
               <w:rPr>
@@ -9139,19 +9825,21 @@
         </w:trPr>
         <w:tc>
           <w:tcPr>
-            <w:tcW w:type="dxa" w:w="3402"/>
+            <w:tcW w:type="dxa" w:w="2621"/>
             <w:tcMar>
-              <w:top w:w="60" w:type="dxa"/>
-              <w:start w:w="80" w:type="dxa"/>
-              <w:bottom w:w="60" w:type="dxa"/>
-              <w:end w:w="80" w:type="dxa"/>
+              <w:top w:w="55" w:type="dxa"/>
+              <w:start w:w="70" w:type="dxa"/>
+              <w:bottom w:w="55" w:type="dxa"/>
+              <w:end w:w="70" w:type="dxa"/>
             </w:tcMar>
             <w:vAlign w:val="center"/>
             <w:shd w:fill="FBFCFE"/>
           </w:tcPr>
           <w:p>
             <w:pPr>
-              <w:spacing w:after="0"/>
+              <w:keepNext w:val="0"/>
+              <w:keepLines/>
+              <w:spacing w:after="0" w:before="0" w:line="240" w:lineRule="auto"/>
             </w:pPr>
             <w:r>
               <w:rPr>
@@ -9165,19 +9853,21 @@
         </w:tc>
         <w:tc>
           <w:tcPr>
-            <w:tcW w:type="dxa" w:w="6236"/>
+            <w:tcW w:type="dxa" w:w="7979"/>
             <w:tcMar>
-              <w:top w:w="60" w:type="dxa"/>
-              <w:start w:w="80" w:type="dxa"/>
-              <w:bottom w:w="60" w:type="dxa"/>
-              <w:end w:w="80" w:type="dxa"/>
+              <w:top w:w="55" w:type="dxa"/>
+              <w:start w:w="70" w:type="dxa"/>
+              <w:bottom w:w="55" w:type="dxa"/>
+              <w:end w:w="70" w:type="dxa"/>
             </w:tcMar>
             <w:vAlign w:val="center"/>
             <w:shd w:fill="FBFCFE"/>
           </w:tcPr>
           <w:p>
             <w:pPr>
-              <w:spacing w:after="0"/>
+              <w:keepNext w:val="0"/>
+              <w:keepLines/>
+              <w:spacing w:after="0" w:before="0" w:line="240" w:lineRule="auto"/>
             </w:pPr>
             <w:r>
               <w:rPr>
@@ -9196,18 +9886,20 @@
         </w:trPr>
         <w:tc>
           <w:tcPr>
-            <w:tcW w:type="dxa" w:w="3402"/>
+            <w:tcW w:type="dxa" w:w="2621"/>
             <w:tcMar>
-              <w:top w:w="60" w:type="dxa"/>
-              <w:start w:w="80" w:type="dxa"/>
-              <w:bottom w:w="60" w:type="dxa"/>
-              <w:end w:w="80" w:type="dxa"/>
+              <w:top w:w="55" w:type="dxa"/>
+              <w:start w:w="70" w:type="dxa"/>
+              <w:bottom w:w="55" w:type="dxa"/>
+              <w:end w:w="70" w:type="dxa"/>
             </w:tcMar>
             <w:vAlign w:val="center"/>
           </w:tcPr>
           <w:p>
             <w:pPr>
-              <w:spacing w:after="0"/>
+              <w:keepNext w:val="0"/>
+              <w:keepLines/>
+              <w:spacing w:after="0" w:before="0" w:line="240" w:lineRule="auto"/>
             </w:pPr>
             <w:r>
               <w:rPr>
@@ -9221,18 +9913,20 @@
         </w:tc>
         <w:tc>
           <w:tcPr>
-            <w:tcW w:type="dxa" w:w="6236"/>
+            <w:tcW w:type="dxa" w:w="7979"/>
             <w:tcMar>
-              <w:top w:w="60" w:type="dxa"/>
-              <w:start w:w="80" w:type="dxa"/>
-              <w:bottom w:w="60" w:type="dxa"/>
-              <w:end w:w="80" w:type="dxa"/>
+              <w:top w:w="55" w:type="dxa"/>
+              <w:start w:w="70" w:type="dxa"/>
+              <w:bottom w:w="55" w:type="dxa"/>
+              <w:end w:w="70" w:type="dxa"/>
             </w:tcMar>
             <w:vAlign w:val="center"/>
           </w:tcPr>
           <w:p>
             <w:pPr>
-              <w:spacing w:after="0"/>
+              <w:keepNext w:val="0"/>
+              <w:keepLines/>
+              <w:spacing w:after="0" w:before="0" w:line="240" w:lineRule="auto"/>
             </w:pPr>
             <w:r>
               <w:rPr>
@@ -9251,19 +9945,21 @@
         </w:trPr>
         <w:tc>
           <w:tcPr>
-            <w:tcW w:type="dxa" w:w="3402"/>
+            <w:tcW w:type="dxa" w:w="2621"/>
             <w:tcMar>
-              <w:top w:w="60" w:type="dxa"/>
-              <w:start w:w="80" w:type="dxa"/>
-              <w:bottom w:w="60" w:type="dxa"/>
-              <w:end w:w="80" w:type="dxa"/>
+              <w:top w:w="55" w:type="dxa"/>
+              <w:start w:w="70" w:type="dxa"/>
+              <w:bottom w:w="55" w:type="dxa"/>
+              <w:end w:w="70" w:type="dxa"/>
             </w:tcMar>
             <w:vAlign w:val="center"/>
             <w:shd w:fill="FBFCFE"/>
           </w:tcPr>
           <w:p>
             <w:pPr>
-              <w:spacing w:after="0"/>
+              <w:keepNext w:val="0"/>
+              <w:keepLines/>
+              <w:spacing w:after="0" w:before="0" w:line="240" w:lineRule="auto"/>
             </w:pPr>
             <w:r>
               <w:rPr>
@@ -9277,19 +9973,21 @@
         </w:tc>
         <w:tc>
           <w:tcPr>
-            <w:tcW w:type="dxa" w:w="6236"/>
+            <w:tcW w:type="dxa" w:w="7979"/>
             <w:tcMar>
-              <w:top w:w="60" w:type="dxa"/>
-              <w:start w:w="80" w:type="dxa"/>
-              <w:bottom w:w="60" w:type="dxa"/>
-              <w:end w:w="80" w:type="dxa"/>
+              <w:top w:w="55" w:type="dxa"/>
+              <w:start w:w="70" w:type="dxa"/>
+              <w:bottom w:w="55" w:type="dxa"/>
+              <w:end w:w="70" w:type="dxa"/>
             </w:tcMar>
             <w:vAlign w:val="center"/>
             <w:shd w:fill="FBFCFE"/>
           </w:tcPr>
           <w:p>
             <w:pPr>
-              <w:spacing w:after="0"/>
+              <w:keepNext w:val="0"/>
+              <w:keepLines/>
+              <w:spacing w:after="0" w:before="0" w:line="240" w:lineRule="auto"/>
             </w:pPr>
             <w:r>
               <w:rPr>
@@ -9308,18 +10006,20 @@
         </w:trPr>
         <w:tc>
           <w:tcPr>
-            <w:tcW w:type="dxa" w:w="3402"/>
+            <w:tcW w:type="dxa" w:w="2621"/>
             <w:tcMar>
-              <w:top w:w="60" w:type="dxa"/>
-              <w:start w:w="80" w:type="dxa"/>
-              <w:bottom w:w="60" w:type="dxa"/>
-              <w:end w:w="80" w:type="dxa"/>
+              <w:top w:w="55" w:type="dxa"/>
+              <w:start w:w="70" w:type="dxa"/>
+              <w:bottom w:w="55" w:type="dxa"/>
+              <w:end w:w="70" w:type="dxa"/>
             </w:tcMar>
             <w:vAlign w:val="center"/>
           </w:tcPr>
           <w:p>
             <w:pPr>
-              <w:spacing w:after="0"/>
+              <w:keepNext w:val="0"/>
+              <w:keepLines/>
+              <w:spacing w:after="0" w:before="0" w:line="240" w:lineRule="auto"/>
             </w:pPr>
             <w:r>
               <w:rPr>
@@ -9333,18 +10033,20 @@
         </w:tc>
         <w:tc>
           <w:tcPr>
-            <w:tcW w:type="dxa" w:w="6236"/>
+            <w:tcW w:type="dxa" w:w="7979"/>
             <w:tcMar>
-              <w:top w:w="60" w:type="dxa"/>
-              <w:start w:w="80" w:type="dxa"/>
-              <w:bottom w:w="60" w:type="dxa"/>
-              <w:end w:w="80" w:type="dxa"/>
+              <w:top w:w="55" w:type="dxa"/>
+              <w:start w:w="70" w:type="dxa"/>
+              <w:bottom w:w="55" w:type="dxa"/>
+              <w:end w:w="70" w:type="dxa"/>
             </w:tcMar>
             <w:vAlign w:val="center"/>
           </w:tcPr>
           <w:p>
             <w:pPr>
-              <w:spacing w:after="0"/>
+              <w:keepNext w:val="0"/>
+              <w:keepLines/>
+              <w:spacing w:after="0" w:before="0" w:line="240" w:lineRule="auto"/>
             </w:pPr>
             <w:r>
               <w:rPr>
@@ -9363,19 +10065,21 @@
         </w:trPr>
         <w:tc>
           <w:tcPr>
-            <w:tcW w:type="dxa" w:w="3402"/>
+            <w:tcW w:type="dxa" w:w="2621"/>
             <w:tcMar>
-              <w:top w:w="60" w:type="dxa"/>
-              <w:start w:w="80" w:type="dxa"/>
-              <w:bottom w:w="60" w:type="dxa"/>
-              <w:end w:w="80" w:type="dxa"/>
+              <w:top w:w="55" w:type="dxa"/>
+              <w:start w:w="70" w:type="dxa"/>
+              <w:bottom w:w="55" w:type="dxa"/>
+              <w:end w:w="70" w:type="dxa"/>
             </w:tcMar>
             <w:vAlign w:val="center"/>
             <w:shd w:fill="FBFCFE"/>
           </w:tcPr>
           <w:p>
             <w:pPr>
-              <w:spacing w:after="0"/>
+              <w:keepNext w:val="0"/>
+              <w:keepLines/>
+              <w:spacing w:after="0" w:before="0" w:line="240" w:lineRule="auto"/>
             </w:pPr>
             <w:r>
               <w:rPr>
@@ -9389,19 +10093,21 @@
         </w:tc>
         <w:tc>
           <w:tcPr>
-            <w:tcW w:type="dxa" w:w="6236"/>
+            <w:tcW w:type="dxa" w:w="7979"/>
             <w:tcMar>
-              <w:top w:w="60" w:type="dxa"/>
-              <w:start w:w="80" w:type="dxa"/>
-              <w:bottom w:w="60" w:type="dxa"/>
-              <w:end w:w="80" w:type="dxa"/>
+              <w:top w:w="55" w:type="dxa"/>
+              <w:start w:w="70" w:type="dxa"/>
+              <w:bottom w:w="55" w:type="dxa"/>
+              <w:end w:w="70" w:type="dxa"/>
             </w:tcMar>
             <w:vAlign w:val="center"/>
             <w:shd w:fill="FBFCFE"/>
           </w:tcPr>
           <w:p>
             <w:pPr>
-              <w:spacing w:after="0"/>
+              <w:keepNext w:val="0"/>
+              <w:keepLines/>
+              <w:spacing w:after="0" w:before="0" w:line="240" w:lineRule="auto"/>
             </w:pPr>
             <w:r>
               <w:rPr>
@@ -9418,7 +10124,7 @@
     <w:sectPr>
       <w:footerReference w:type="default" r:id="rId9"/>
       <w:pgSz w:w="11906" w:h="16838"/>
-      <w:pgMar w:top="850" w:right="907" w:bottom="794" w:left="907" w:header="720" w:footer="720" w:gutter="0"/>
+      <w:pgMar w:top="737" w:right="652" w:bottom="680" w:left="652" w:header="369" w:footer="369" w:gutter="0"/>
       <w:cols w:space="720"/>
       <w:docGrid w:linePitch="360"/>
     </w:sectPr>

--- a/cpf-docs/guides/07_Specification_기술_명세.docx
+++ b/cpf-docs/guides/07_Specification_기술_명세.docx
@@ -163,7 +163,7 @@
           <w:color w:val="5F6368"/>
           <w:sz w:val="19"/>
         </w:rPr>
-        <w:t xml:space="preserve">Harness v1.1.3 / </w:t>
+        <w:t xml:space="preserve">Harness v1.2.5 / </w:t>
       </w:r>
       <w:r>
         <w:rPr>
@@ -179,7 +179,7 @@
           <w:color w:val="5F6368"/>
           <w:sz w:val="19"/>
         </w:rPr>
-        <w:t>Rev. 1</w:t>
+        <w:t>Rev. 2</w:t>
       </w:r>
       <w:r>
         <w:rPr>
@@ -238,7 +238,7 @@
           <w:color w:val="5F6368"/>
           <w:sz w:val="19"/>
         </w:rPr>
-        <w:t>2026-08-25</w:t>
+        <w:t>2026-08-26</w:t>
       </w:r>
     </w:p>
     <w:p>
@@ -258,1169 +258,1372 @@
         <w:t>목차</w:t>
       </w:r>
     </w:p>
-    <w:sdt>
-      <w:sdtPr>
-        <w:docPartObj>
-          <w:docPartGallery w:val="Table of Contents"/>
-          <w:docPartUnique w:val="true"/>
-        </w:docPartObj>
-      </w:sdtPr>
-      <w:sdtContent>
-        <w:p>
-          <w:pPr>
-            <w:pStyle w:val="TOC1"/>
-            <w:tabs>
-              <w:tab w:val="clear" w:pos="15818"/>
-              <w:tab w:val="right" w:pos="15817" w:leader="dot"/>
-            </w:tabs>
-            <w:rPr/>
-          </w:pPr>
-          <w:r>
-            <w:fldChar w:fldCharType="begin"/>
-          </w:r>
-          <w:r>
-            <w:rPr>
-              <w:webHidden/>
-              <w:rStyle w:val="IndexLink"/>
-            </w:rPr>
-            <w:instrText xml:space="preserve"> TOC \z \o "1-2" \u \h</w:instrText>
-          </w:r>
-          <w:r>
-            <w:rPr>
-              <w:webHidden/>
-              <w:rStyle w:val="IndexLink"/>
-            </w:rPr>
-            <w:fldChar w:fldCharType="separate"/>
-          </w:r>
-          <w:hyperlink w:anchor="__RefHeading___Toc7544_1069379125">
-            <w:r>
-              <w:rPr>
-                <w:webHidden/>
-                <w:rStyle w:val="IndexLink"/>
-              </w:rPr>
-              <w:t xml:space="preserve">1. Module·Base·Context </w:t>
-            </w:r>
-            <w:r>
-              <w:rPr>
-                <w:rStyle w:val="IndexLink"/>
-              </w:rPr>
-              <w:t>경계</w:t>
-            </w:r>
-            <w:r>
-              <w:rPr>
-                <w:rStyle w:val="IndexLink"/>
-              </w:rPr>
-              <w:tab/>
-              <w:t>4</w:t>
-            </w:r>
-          </w:hyperlink>
-        </w:p>
-        <w:p>
-          <w:pPr>
-            <w:pStyle w:val="TOC2"/>
-            <w:tabs>
-              <w:tab w:val="clear" w:pos="15535"/>
-              <w:tab w:val="right" w:pos="15817" w:leader="dot"/>
-            </w:tabs>
-            <w:rPr/>
-          </w:pPr>
-          <w:hyperlink w:anchor="__RefHeading___Toc7546_1069379125">
-            <w:r>
-              <w:rPr>
-                <w:webHidden/>
-                <w:rStyle w:val="IndexLink"/>
-              </w:rPr>
-              <w:t>1.1 Module/Public/SPI/Internal</w:t>
-              <w:tab/>
-              <w:t>4</w:t>
-            </w:r>
-          </w:hyperlink>
-        </w:p>
-        <w:p>
-          <w:pPr>
-            <w:pStyle w:val="TOC2"/>
-            <w:tabs>
-              <w:tab w:val="clear" w:pos="15535"/>
-              <w:tab w:val="right" w:pos="15817" w:leader="dot"/>
-            </w:tabs>
-            <w:rPr/>
-          </w:pPr>
-          <w:hyperlink w:anchor="__RefHeading___Toc7548_1069379125">
-            <w:r>
-              <w:rPr>
-                <w:webHidden/>
-                <w:rStyle w:val="IndexLink"/>
-              </w:rPr>
-              <w:t>1.2 Base Contract</w:t>
-              <w:tab/>
-              <w:t>4</w:t>
-            </w:r>
-          </w:hyperlink>
-        </w:p>
-        <w:p>
-          <w:pPr>
-            <w:pStyle w:val="TOC2"/>
-            <w:tabs>
-              <w:tab w:val="clear" w:pos="15535"/>
-              <w:tab w:val="right" w:pos="15817" w:leader="dot"/>
-            </w:tabs>
-            <w:rPr/>
-          </w:pPr>
-          <w:hyperlink w:anchor="__RefHeading___Toc7550_1069379125">
-            <w:r>
-              <w:rPr>
-                <w:webHidden/>
-                <w:rStyle w:val="IndexLink"/>
-              </w:rPr>
-              <w:t>1.3 Context Contract</w:t>
-              <w:tab/>
-              <w:t>4</w:t>
-            </w:r>
-          </w:hyperlink>
-        </w:p>
-        <w:p>
-          <w:pPr>
-            <w:pStyle w:val="TOC1"/>
-            <w:tabs>
-              <w:tab w:val="clear" w:pos="15818"/>
-              <w:tab w:val="right" w:pos="15817" w:leader="dot"/>
-            </w:tabs>
-            <w:rPr/>
-          </w:pPr>
-          <w:hyperlink w:anchor="__RefHeading___Toc7552_1069379125">
-            <w:r>
-              <w:rPr>
-                <w:webHidden/>
-                <w:rStyle w:val="IndexLink"/>
-              </w:rPr>
-              <w:t xml:space="preserve">2. </w:t>
-            </w:r>
-            <w:r>
-              <w:rPr>
-                <w:rStyle w:val="IndexLink"/>
-              </w:rPr>
-              <w:t xml:space="preserve">거래 </w:t>
-            </w:r>
-            <w:r>
-              <w:rPr>
-                <w:rStyle w:val="IndexLink"/>
-              </w:rPr>
-              <w:t xml:space="preserve">Identity </w:t>
-            </w:r>
-            <w:r>
-              <w:rPr>
-                <w:rStyle w:val="IndexLink"/>
-              </w:rPr>
-              <w:t>계약</w:t>
-            </w:r>
-            <w:r>
-              <w:rPr>
-                <w:rStyle w:val="IndexLink"/>
-              </w:rPr>
-              <w:tab/>
-              <w:t>5</w:t>
-            </w:r>
-          </w:hyperlink>
-        </w:p>
-        <w:p>
-          <w:pPr>
-            <w:pStyle w:val="TOC2"/>
-            <w:tabs>
-              <w:tab w:val="clear" w:pos="15535"/>
-              <w:tab w:val="right" w:pos="15817" w:leader="dot"/>
-            </w:tabs>
-            <w:rPr/>
-          </w:pPr>
-          <w:hyperlink w:anchor="__RefHeading___Toc7554_1069379125">
-            <w:r>
-              <w:rPr>
-                <w:webHidden/>
-                <w:rStyle w:val="IndexLink"/>
-              </w:rPr>
-              <w:t>2.1 Canonical Header</w:t>
-              <w:tab/>
-              <w:t>5</w:t>
-            </w:r>
-          </w:hyperlink>
-        </w:p>
-        <w:p>
-          <w:pPr>
-            <w:pStyle w:val="TOC2"/>
-            <w:tabs>
-              <w:tab w:val="clear" w:pos="15535"/>
-              <w:tab w:val="right" w:pos="15817" w:leader="dot"/>
-            </w:tabs>
-            <w:rPr/>
-          </w:pPr>
-          <w:hyperlink w:anchor="__RefHeading___Toc7556_1069379125">
-            <w:r>
-              <w:rPr>
-                <w:webHidden/>
-                <w:rStyle w:val="IndexLink"/>
-              </w:rPr>
-              <w:t>2.2 Runtime Instance</w:t>
-              <w:tab/>
-              <w:t>5</w:t>
-            </w:r>
-          </w:hyperlink>
-        </w:p>
-        <w:p>
-          <w:pPr>
-            <w:pStyle w:val="TOC2"/>
-            <w:tabs>
-              <w:tab w:val="clear" w:pos="15535"/>
-              <w:tab w:val="right" w:pos="15817" w:leader="dot"/>
-            </w:tabs>
-            <w:rPr/>
-          </w:pPr>
-          <w:hyperlink w:anchor="__RefHeading___Toc7558_1069379125">
-            <w:r>
-              <w:rPr>
-                <w:webHidden/>
-                <w:rStyle w:val="IndexLink"/>
-              </w:rPr>
-              <w:t>2.3 Operation ID</w:t>
-              <w:tab/>
-              <w:t>5</w:t>
-            </w:r>
-          </w:hyperlink>
-        </w:p>
-        <w:p>
-          <w:pPr>
-            <w:pStyle w:val="TOC1"/>
-            <w:tabs>
-              <w:tab w:val="clear" w:pos="15818"/>
-              <w:tab w:val="right" w:pos="15817" w:leader="dot"/>
-            </w:tabs>
-            <w:rPr/>
-          </w:pPr>
-          <w:hyperlink w:anchor="__RefHeading___Toc7560_1069379125">
-            <w:r>
-              <w:rPr>
-                <w:webHidden/>
-                <w:rStyle w:val="IndexLink"/>
-              </w:rPr>
-              <w:t xml:space="preserve">3. Result·Error </w:t>
-            </w:r>
-            <w:r>
-              <w:rPr>
-                <w:rStyle w:val="IndexLink"/>
-              </w:rPr>
-              <w:t>계약</w:t>
-            </w:r>
-            <w:r>
-              <w:rPr>
-                <w:rStyle w:val="IndexLink"/>
-              </w:rPr>
-              <w:tab/>
-              <w:t>6</w:t>
-            </w:r>
-          </w:hyperlink>
-        </w:p>
-        <w:p>
-          <w:pPr>
-            <w:pStyle w:val="TOC2"/>
-            <w:tabs>
-              <w:tab w:val="clear" w:pos="15535"/>
-              <w:tab w:val="right" w:pos="15817" w:leader="dot"/>
-            </w:tabs>
-            <w:rPr/>
-          </w:pPr>
-          <w:hyperlink w:anchor="__RefHeading___Toc7562_1069379125">
-            <w:r>
-              <w:rPr>
-                <w:webHidden/>
-                <w:rStyle w:val="IndexLink"/>
-              </w:rPr>
-              <w:t>3.1 Result</w:t>
-              <w:tab/>
-              <w:t>6</w:t>
-            </w:r>
-          </w:hyperlink>
-        </w:p>
-        <w:p>
-          <w:pPr>
-            <w:pStyle w:val="TOC2"/>
-            <w:tabs>
-              <w:tab w:val="clear" w:pos="15535"/>
-              <w:tab w:val="right" w:pos="15817" w:leader="dot"/>
-            </w:tabs>
-            <w:rPr/>
-          </w:pPr>
-          <w:hyperlink w:anchor="__RefHeading___Toc7564_1069379125">
-            <w:r>
-              <w:rPr>
-                <w:webHidden/>
-                <w:rStyle w:val="IndexLink"/>
-              </w:rPr>
-              <w:t>3.2 Business/Technical/Validation Error</w:t>
-              <w:tab/>
-              <w:t>7</w:t>
-            </w:r>
-          </w:hyperlink>
-        </w:p>
-        <w:p>
-          <w:pPr>
-            <w:pStyle w:val="TOC2"/>
-            <w:tabs>
-              <w:tab w:val="clear" w:pos="15535"/>
-              <w:tab w:val="right" w:pos="15817" w:leader="dot"/>
-            </w:tabs>
-            <w:rPr/>
-          </w:pPr>
-          <w:hyperlink w:anchor="__RefHeading___Toc7566_1069379125">
-            <w:r>
-              <w:rPr>
-                <w:webHidden/>
-                <w:rStyle w:val="IndexLink"/>
-              </w:rPr>
-              <w:t>3.3 HTTP Mapping</w:t>
-              <w:tab/>
-              <w:t>7</w:t>
-            </w:r>
-          </w:hyperlink>
-        </w:p>
-        <w:p>
-          <w:pPr>
-            <w:pStyle w:val="TOC1"/>
-            <w:tabs>
-              <w:tab w:val="clear" w:pos="15818"/>
-              <w:tab w:val="right" w:pos="15817" w:leader="dot"/>
-            </w:tabs>
-            <w:rPr/>
-          </w:pPr>
-          <w:hyperlink w:anchor="__RefHeading___Toc7568_1069379125">
-            <w:r>
-              <w:rPr>
-                <w:webHidden/>
-                <w:rStyle w:val="IndexLink"/>
-              </w:rPr>
-              <w:t xml:space="preserve">4. Framework Common·Persistence </w:t>
-            </w:r>
-            <w:r>
-              <w:rPr>
-                <w:rStyle w:val="IndexLink"/>
-              </w:rPr>
-              <w:t>계약</w:t>
-            </w:r>
-            <w:r>
-              <w:rPr>
-                <w:rStyle w:val="IndexLink"/>
-              </w:rPr>
-              <w:tab/>
-              <w:t>8</w:t>
-            </w:r>
-          </w:hyperlink>
-        </w:p>
-        <w:p>
-          <w:pPr>
-            <w:pStyle w:val="TOC2"/>
-            <w:tabs>
-              <w:tab w:val="clear" w:pos="15535"/>
-              <w:tab w:val="right" w:pos="15817" w:leader="dot"/>
-            </w:tabs>
-            <w:rPr/>
-          </w:pPr>
-          <w:hyperlink w:anchor="__RefHeading___Toc7570_1069379125">
-            <w:r>
-              <w:rPr>
-                <w:webHidden/>
-                <w:rStyle w:val="IndexLink"/>
-              </w:rPr>
-              <w:t>4.1 Framework Common</w:t>
-              <w:tab/>
-              <w:t>8</w:t>
-            </w:r>
-          </w:hyperlink>
-        </w:p>
-        <w:p>
-          <w:pPr>
-            <w:pStyle w:val="TOC2"/>
-            <w:tabs>
-              <w:tab w:val="clear" w:pos="15535"/>
-              <w:tab w:val="right" w:pos="15817" w:leader="dot"/>
-            </w:tabs>
-            <w:rPr/>
-          </w:pPr>
-          <w:hyperlink w:anchor="__RefHeading___Toc7572_1069379125">
-            <w:r>
-              <w:rPr>
-                <w:webHidden/>
-                <w:rStyle w:val="IndexLink"/>
-              </w:rPr>
-              <w:t>4.2 Persistence</w:t>
-              <w:tab/>
-              <w:t>8</w:t>
-            </w:r>
-          </w:hyperlink>
-        </w:p>
-        <w:p>
-          <w:pPr>
-            <w:pStyle w:val="TOC2"/>
-            <w:tabs>
-              <w:tab w:val="clear" w:pos="15535"/>
-              <w:tab w:val="right" w:pos="15817" w:leader="dot"/>
-            </w:tabs>
-            <w:rPr/>
-          </w:pPr>
-          <w:hyperlink w:anchor="__RefHeading___Toc7574_1069379125">
-            <w:r>
-              <w:rPr>
-                <w:webHidden/>
-                <w:rStyle w:val="IndexLink"/>
-              </w:rPr>
-              <w:t>4.3 Data Quality</w:t>
-              <w:tab/>
-              <w:t>8</w:t>
-            </w:r>
-          </w:hyperlink>
-        </w:p>
-        <w:p>
-          <w:pPr>
-            <w:pStyle w:val="TOC1"/>
-            <w:tabs>
-              <w:tab w:val="clear" w:pos="15818"/>
-              <w:tab w:val="right" w:pos="15817" w:leader="dot"/>
-            </w:tabs>
-            <w:rPr/>
-          </w:pPr>
-          <w:hyperlink w:anchor="__RefHeading___Toc7576_1069379125">
-            <w:r>
-              <w:rPr>
-                <w:webHidden/>
-                <w:rStyle w:val="IndexLink"/>
-              </w:rPr>
-              <w:t xml:space="preserve">5. Transaction·Idempotency·Reconcile </w:t>
-            </w:r>
-            <w:r>
-              <w:rPr>
-                <w:rStyle w:val="IndexLink"/>
-              </w:rPr>
-              <w:t>계약</w:t>
-            </w:r>
-            <w:r>
-              <w:rPr>
-                <w:rStyle w:val="IndexLink"/>
-              </w:rPr>
-              <w:tab/>
-              <w:t>9</w:t>
-            </w:r>
-          </w:hyperlink>
-        </w:p>
-        <w:p>
-          <w:pPr>
-            <w:pStyle w:val="TOC2"/>
-            <w:tabs>
-              <w:tab w:val="clear" w:pos="15535"/>
-              <w:tab w:val="right" w:pos="15817" w:leader="dot"/>
-            </w:tabs>
-            <w:rPr/>
-          </w:pPr>
-          <w:hyperlink w:anchor="__RefHeading___Toc7578_1069379125">
-            <w:r>
-              <w:rPr>
-                <w:webHidden/>
-                <w:rStyle w:val="IndexLink"/>
-              </w:rPr>
-              <w:t>5.1 Transaction</w:t>
-              <w:tab/>
-              <w:t>9</w:t>
-            </w:r>
-          </w:hyperlink>
-        </w:p>
-        <w:p>
-          <w:pPr>
-            <w:pStyle w:val="TOC2"/>
-            <w:tabs>
-              <w:tab w:val="clear" w:pos="15535"/>
-              <w:tab w:val="right" w:pos="15817" w:leader="dot"/>
-            </w:tabs>
-            <w:rPr/>
-          </w:pPr>
-          <w:hyperlink w:anchor="__RefHeading___Toc7580_1069379125">
-            <w:r>
-              <w:rPr>
-                <w:webHidden/>
-                <w:rStyle w:val="IndexLink"/>
-              </w:rPr>
-              <w:t>5.2 Idempotency</w:t>
-              <w:tab/>
-              <w:t>9</w:t>
-            </w:r>
-          </w:hyperlink>
-        </w:p>
-        <w:p>
-          <w:pPr>
-            <w:pStyle w:val="TOC2"/>
-            <w:tabs>
-              <w:tab w:val="clear" w:pos="15535"/>
-              <w:tab w:val="right" w:pos="15817" w:leader="dot"/>
-            </w:tabs>
-            <w:rPr/>
-          </w:pPr>
-          <w:hyperlink w:anchor="__RefHeading___Toc7582_1069379125">
-            <w:r>
-              <w:rPr>
-                <w:webHidden/>
-                <w:rStyle w:val="IndexLink"/>
-              </w:rPr>
-              <w:t>5.3 Reconcile</w:t>
-              <w:tab/>
-              <w:t>9</w:t>
-            </w:r>
-          </w:hyperlink>
-        </w:p>
-        <w:p>
-          <w:pPr>
-            <w:pStyle w:val="TOC2"/>
-            <w:tabs>
-              <w:tab w:val="clear" w:pos="15535"/>
-              <w:tab w:val="right" w:pos="15817" w:leader="dot"/>
-            </w:tabs>
-            <w:rPr/>
-          </w:pPr>
-          <w:hyperlink w:anchor="__RefHeading___Toc7584_1069379125">
-            <w:r>
-              <w:rPr>
-                <w:webHidden/>
-                <w:rStyle w:val="IndexLink"/>
-              </w:rPr>
-              <w:t>5.4 Async/Workflow</w:t>
-              <w:tab/>
-              <w:t>9</w:t>
-            </w:r>
-          </w:hyperlink>
-        </w:p>
-        <w:p>
-          <w:pPr>
-            <w:pStyle w:val="TOC1"/>
-            <w:tabs>
-              <w:tab w:val="clear" w:pos="15818"/>
-              <w:tab w:val="right" w:pos="15817" w:leader="dot"/>
-            </w:tabs>
-            <w:rPr/>
-          </w:pPr>
-          <w:hyperlink w:anchor="__RefHeading___Toc7586_1069379125">
-            <w:r>
-              <w:rPr>
-                <w:webHidden/>
-                <w:rStyle w:val="IndexLink"/>
-              </w:rPr>
-              <w:t xml:space="preserve">6. Domain·External Integration </w:t>
-            </w:r>
-            <w:r>
-              <w:rPr>
-                <w:rStyle w:val="IndexLink"/>
-              </w:rPr>
-              <w:t>계약</w:t>
-            </w:r>
-            <w:r>
-              <w:rPr>
-                <w:rStyle w:val="IndexLink"/>
-              </w:rPr>
-              <w:tab/>
-              <w:t>10</w:t>
-            </w:r>
-          </w:hyperlink>
-        </w:p>
-        <w:p>
-          <w:pPr>
-            <w:pStyle w:val="TOC2"/>
-            <w:tabs>
-              <w:tab w:val="clear" w:pos="15535"/>
-              <w:tab w:val="right" w:pos="15817" w:leader="dot"/>
-            </w:tabs>
-            <w:rPr/>
-          </w:pPr>
-          <w:hyperlink w:anchor="__RefHeading___Toc7588_1069379125">
-            <w:r>
-              <w:rPr>
-                <w:webHidden/>
-                <w:rStyle w:val="IndexLink"/>
-              </w:rPr>
-              <w:t>6.1 Domain Invocation</w:t>
-              <w:tab/>
-              <w:t>10</w:t>
-            </w:r>
-          </w:hyperlink>
-        </w:p>
-        <w:p>
-          <w:pPr>
-            <w:pStyle w:val="TOC2"/>
-            <w:tabs>
-              <w:tab w:val="clear" w:pos="15535"/>
-              <w:tab w:val="right" w:pos="15817" w:leader="dot"/>
-            </w:tabs>
-            <w:rPr/>
-          </w:pPr>
-          <w:hyperlink w:anchor="__RefHeading___Toc7590_1069379125">
-            <w:r>
-              <w:rPr>
-                <w:webHidden/>
-                <w:rStyle w:val="IndexLink"/>
-              </w:rPr>
-              <w:t>6.2 External Integration</w:t>
-              <w:tab/>
-              <w:t>11</w:t>
-            </w:r>
-          </w:hyperlink>
-        </w:p>
-        <w:p>
-          <w:pPr>
-            <w:pStyle w:val="TOC2"/>
-            <w:tabs>
-              <w:tab w:val="clear" w:pos="15535"/>
-              <w:tab w:val="right" w:pos="15817" w:leader="dot"/>
-            </w:tabs>
-            <w:rPr/>
-          </w:pPr>
-          <w:hyperlink w:anchor="__RefHeading___Toc7592_1069379125">
-            <w:r>
-              <w:rPr>
-                <w:webHidden/>
-                <w:rStyle w:val="IndexLink"/>
-              </w:rPr>
-              <w:t>6.3 AI Integration</w:t>
-              <w:tab/>
-              <w:t>11</w:t>
-            </w:r>
-          </w:hyperlink>
-        </w:p>
-        <w:p>
-          <w:pPr>
-            <w:pStyle w:val="TOC1"/>
-            <w:tabs>
-              <w:tab w:val="clear" w:pos="15818"/>
-              <w:tab w:val="right" w:pos="15817" w:leader="dot"/>
-            </w:tabs>
-            <w:rPr/>
-          </w:pPr>
-          <w:hyperlink w:anchor="__RefHeading___Toc7594_1069379125">
-            <w:r>
-              <w:rPr>
-                <w:webHidden/>
-                <w:rStyle w:val="IndexLink"/>
-              </w:rPr>
-              <w:t xml:space="preserve">7. Messaging·Notification·Cache·File </w:t>
-            </w:r>
-            <w:r>
-              <w:rPr>
-                <w:rStyle w:val="IndexLink"/>
-              </w:rPr>
-              <w:t>계약</w:t>
-            </w:r>
-            <w:r>
-              <w:rPr>
-                <w:rStyle w:val="IndexLink"/>
-              </w:rPr>
-              <w:tab/>
-              <w:t>12</w:t>
-            </w:r>
-          </w:hyperlink>
-        </w:p>
-        <w:p>
-          <w:pPr>
-            <w:pStyle w:val="TOC2"/>
-            <w:tabs>
-              <w:tab w:val="clear" w:pos="15535"/>
-              <w:tab w:val="right" w:pos="15817" w:leader="dot"/>
-            </w:tabs>
-            <w:rPr/>
-          </w:pPr>
-          <w:hyperlink w:anchor="__RefHeading___Toc7596_1069379125">
-            <w:r>
-              <w:rPr>
-                <w:webHidden/>
-                <w:rStyle w:val="IndexLink"/>
-              </w:rPr>
-              <w:t>7.1 Messaging</w:t>
-              <w:tab/>
-              <w:t>12</w:t>
-            </w:r>
-          </w:hyperlink>
-        </w:p>
-        <w:p>
-          <w:pPr>
-            <w:pStyle w:val="TOC2"/>
-            <w:tabs>
-              <w:tab w:val="clear" w:pos="15535"/>
-              <w:tab w:val="right" w:pos="15817" w:leader="dot"/>
-            </w:tabs>
-            <w:rPr/>
-          </w:pPr>
-          <w:hyperlink w:anchor="__RefHeading___Toc7598_1069379125">
-            <w:r>
-              <w:rPr>
-                <w:webHidden/>
-                <w:rStyle w:val="IndexLink"/>
-              </w:rPr>
-              <w:t>7.2 Notification</w:t>
-              <w:tab/>
-              <w:t>12</w:t>
-            </w:r>
-          </w:hyperlink>
-        </w:p>
-        <w:p>
-          <w:pPr>
-            <w:pStyle w:val="TOC2"/>
-            <w:tabs>
-              <w:tab w:val="clear" w:pos="15535"/>
-              <w:tab w:val="right" w:pos="15817" w:leader="dot"/>
-            </w:tabs>
-            <w:rPr/>
-          </w:pPr>
-          <w:hyperlink w:anchor="__RefHeading___Toc7600_1069379125">
-            <w:r>
-              <w:rPr>
-                <w:webHidden/>
-                <w:rStyle w:val="IndexLink"/>
-              </w:rPr>
-              <w:t>7.3 Cache</w:t>
-              <w:tab/>
-              <w:t>12</w:t>
-            </w:r>
-          </w:hyperlink>
-        </w:p>
-        <w:p>
-          <w:pPr>
-            <w:pStyle w:val="TOC2"/>
-            <w:tabs>
-              <w:tab w:val="clear" w:pos="15535"/>
-              <w:tab w:val="right" w:pos="15817" w:leader="dot"/>
-            </w:tabs>
-            <w:rPr/>
-          </w:pPr>
-          <w:hyperlink w:anchor="__RefHeading___Toc7602_1069379125">
-            <w:r>
-              <w:rPr>
-                <w:webHidden/>
-                <w:rStyle w:val="IndexLink"/>
-              </w:rPr>
-              <w:t>7.4 File/Archive/Tabular</w:t>
-              <w:tab/>
-              <w:t>12</w:t>
-            </w:r>
-          </w:hyperlink>
-        </w:p>
-        <w:p>
-          <w:pPr>
-            <w:pStyle w:val="TOC1"/>
-            <w:tabs>
-              <w:tab w:val="clear" w:pos="15818"/>
-              <w:tab w:val="right" w:pos="15817" w:leader="dot"/>
-            </w:tabs>
-            <w:rPr/>
-          </w:pPr>
-          <w:hyperlink w:anchor="__RefHeading___Toc7604_1069379125">
-            <w:r>
-              <w:rPr>
-                <w:webHidden/>
-                <w:rStyle w:val="IndexLink"/>
-              </w:rPr>
-              <w:t xml:space="preserve">8. Security·Approval·Audit </w:t>
-            </w:r>
-            <w:r>
-              <w:rPr>
-                <w:rStyle w:val="IndexLink"/>
-              </w:rPr>
-              <w:t>계약</w:t>
-            </w:r>
-            <w:r>
-              <w:rPr>
-                <w:rStyle w:val="IndexLink"/>
-              </w:rPr>
-              <w:tab/>
-              <w:t>13</w:t>
-            </w:r>
-          </w:hyperlink>
-        </w:p>
-        <w:p>
-          <w:pPr>
-            <w:pStyle w:val="TOC2"/>
-            <w:tabs>
-              <w:tab w:val="clear" w:pos="15535"/>
-              <w:tab w:val="right" w:pos="15817" w:leader="dot"/>
-            </w:tabs>
-            <w:rPr/>
-          </w:pPr>
-          <w:hyperlink w:anchor="__RefHeading___Toc7606_1069379125">
-            <w:r>
-              <w:rPr>
-                <w:webHidden/>
-                <w:rStyle w:val="IndexLink"/>
-              </w:rPr>
-              <w:t>8.1 Security</w:t>
-              <w:tab/>
-              <w:t>13</w:t>
-            </w:r>
-          </w:hyperlink>
-        </w:p>
-        <w:p>
-          <w:pPr>
-            <w:pStyle w:val="TOC2"/>
-            <w:tabs>
-              <w:tab w:val="clear" w:pos="15535"/>
-              <w:tab w:val="right" w:pos="15817" w:leader="dot"/>
-            </w:tabs>
-            <w:rPr/>
-          </w:pPr>
-          <w:hyperlink w:anchor="__RefHeading___Toc7608_1069379125">
-            <w:r>
-              <w:rPr>
-                <w:webHidden/>
-                <w:rStyle w:val="IndexLink"/>
-              </w:rPr>
-              <w:t>8.2 Approval/Audit</w:t>
-              <w:tab/>
-              <w:t>13</w:t>
-            </w:r>
-          </w:hyperlink>
-        </w:p>
-        <w:p>
-          <w:pPr>
-            <w:pStyle w:val="TOC1"/>
-            <w:tabs>
-              <w:tab w:val="clear" w:pos="15818"/>
-              <w:tab w:val="right" w:pos="15817" w:leader="dot"/>
-            </w:tabs>
-            <w:rPr/>
-          </w:pPr>
-          <w:hyperlink w:anchor="__RefHeading___Toc7610_1069379125">
-            <w:r>
-              <w:rPr>
-                <w:webHidden/>
-                <w:rStyle w:val="IndexLink"/>
-              </w:rPr>
-              <w:t xml:space="preserve">9. Batch·Gateway </w:t>
-            </w:r>
-            <w:r>
-              <w:rPr>
-                <w:rStyle w:val="IndexLink"/>
-              </w:rPr>
-              <w:t>계약</w:t>
-            </w:r>
-            <w:r>
-              <w:rPr>
-                <w:rStyle w:val="IndexLink"/>
-              </w:rPr>
-              <w:tab/>
-              <w:t>14</w:t>
-            </w:r>
-          </w:hyperlink>
-        </w:p>
-        <w:p>
-          <w:pPr>
-            <w:pStyle w:val="TOC2"/>
-            <w:tabs>
-              <w:tab w:val="clear" w:pos="15535"/>
-              <w:tab w:val="right" w:pos="15817" w:leader="dot"/>
-            </w:tabs>
-            <w:rPr/>
-          </w:pPr>
-          <w:hyperlink w:anchor="__RefHeading___Toc7612_1069379125">
-            <w:r>
-              <w:rPr>
-                <w:webHidden/>
-                <w:rStyle w:val="IndexLink"/>
-              </w:rPr>
-              <w:t>9.1 Batch</w:t>
-              <w:tab/>
-              <w:t>14</w:t>
-            </w:r>
-          </w:hyperlink>
-        </w:p>
-        <w:p>
-          <w:pPr>
-            <w:pStyle w:val="TOC2"/>
-            <w:tabs>
-              <w:tab w:val="clear" w:pos="15535"/>
-              <w:tab w:val="right" w:pos="15817" w:leader="dot"/>
-            </w:tabs>
-            <w:rPr/>
-          </w:pPr>
-          <w:hyperlink w:anchor="__RefHeading___Toc7614_1069379125">
-            <w:r>
-              <w:rPr>
-                <w:webHidden/>
-                <w:rStyle w:val="IndexLink"/>
-              </w:rPr>
-              <w:t>9.2 Gateway</w:t>
-              <w:tab/>
-              <w:t>14</w:t>
-            </w:r>
-          </w:hyperlink>
-        </w:p>
-        <w:p>
-          <w:pPr>
-            <w:pStyle w:val="TOC1"/>
-            <w:tabs>
-              <w:tab w:val="clear" w:pos="15818"/>
-              <w:tab w:val="right" w:pos="15817" w:leader="dot"/>
-            </w:tabs>
-            <w:rPr/>
-          </w:pPr>
-          <w:hyperlink w:anchor="__RefHeading___Toc7616_1069379125">
-            <w:r>
-              <w:rPr>
-                <w:webHidden/>
-                <w:rStyle w:val="IndexLink"/>
-              </w:rPr>
-              <w:t xml:space="preserve">10. DB·Runtime·Platform State </w:t>
-            </w:r>
-            <w:r>
-              <w:rPr>
-                <w:rStyle w:val="IndexLink"/>
-              </w:rPr>
-              <w:t>계약</w:t>
-            </w:r>
-            <w:r>
-              <w:rPr>
-                <w:rStyle w:val="IndexLink"/>
-              </w:rPr>
-              <w:tab/>
-              <w:t>15</w:t>
-            </w:r>
-          </w:hyperlink>
-        </w:p>
-        <w:p>
-          <w:pPr>
-            <w:pStyle w:val="TOC2"/>
-            <w:tabs>
-              <w:tab w:val="clear" w:pos="15535"/>
-              <w:tab w:val="right" w:pos="15817" w:leader="dot"/>
-            </w:tabs>
-            <w:rPr/>
-          </w:pPr>
-          <w:hyperlink w:anchor="__RefHeading___Toc7618_1069379125">
-            <w:r>
-              <w:rPr>
-                <w:webHidden/>
-                <w:rStyle w:val="IndexLink"/>
-              </w:rPr>
-              <w:t>10.1 DB Lifecycle</w:t>
-              <w:tab/>
-              <w:t>15</w:t>
-            </w:r>
-          </w:hyperlink>
-        </w:p>
-        <w:p>
-          <w:pPr>
-            <w:pStyle w:val="TOC2"/>
-            <w:tabs>
-              <w:tab w:val="clear" w:pos="15535"/>
-              <w:tab w:val="right" w:pos="15817" w:leader="dot"/>
-            </w:tabs>
-            <w:rPr/>
-          </w:pPr>
-          <w:hyperlink w:anchor="__RefHeading___Toc7620_1069379125">
-            <w:r>
-              <w:rPr>
-                <w:webHidden/>
-                <w:rStyle w:val="IndexLink"/>
-              </w:rPr>
-              <w:t>10.2 Runtime/Topology</w:t>
-              <w:tab/>
-              <w:t>15</w:t>
-            </w:r>
-          </w:hyperlink>
-        </w:p>
-        <w:p>
-          <w:pPr>
-            <w:pStyle w:val="TOC2"/>
-            <w:tabs>
-              <w:tab w:val="clear" w:pos="15535"/>
-              <w:tab w:val="right" w:pos="15817" w:leader="dot"/>
-            </w:tabs>
-            <w:rPr/>
-          </w:pPr>
-          <w:hyperlink w:anchor="__RefHeading___Toc7622_1069379125">
-            <w:r>
-              <w:rPr>
-                <w:webHidden/>
-                <w:rStyle w:val="IndexLink"/>
-              </w:rPr>
-              <w:t>10.3 Feature Flag/Platform State</w:t>
-              <w:tab/>
-              <w:t>15</w:t>
-            </w:r>
-          </w:hyperlink>
-        </w:p>
-        <w:p>
-          <w:pPr>
-            <w:pStyle w:val="TOC1"/>
-            <w:tabs>
-              <w:tab w:val="clear" w:pos="15818"/>
-              <w:tab w:val="right" w:pos="15817" w:leader="dot"/>
-            </w:tabs>
-            <w:rPr/>
-          </w:pPr>
-          <w:hyperlink w:anchor="__RefHeading___Toc7624_1069379125">
-            <w:r>
-              <w:rPr>
-                <w:webHidden/>
-                <w:rStyle w:val="IndexLink"/>
-              </w:rPr>
-              <w:t>11. Operations·OpenAPI·Public API</w:t>
-              <w:tab/>
-              <w:t>16</w:t>
-            </w:r>
-          </w:hyperlink>
-        </w:p>
-        <w:p>
-          <w:pPr>
-            <w:pStyle w:val="TOC2"/>
-            <w:tabs>
-              <w:tab w:val="clear" w:pos="15535"/>
-              <w:tab w:val="right" w:pos="15817" w:leader="dot"/>
-            </w:tabs>
-            <w:rPr/>
-          </w:pPr>
-          <w:hyperlink w:anchor="__RefHeading___Toc7626_1069379125">
-            <w:r>
-              <w:rPr>
-                <w:webHidden/>
-                <w:rStyle w:val="IndexLink"/>
-              </w:rPr>
-              <w:t>11.1 Operations</w:t>
-              <w:tab/>
-              <w:t>16</w:t>
-            </w:r>
-          </w:hyperlink>
-        </w:p>
-        <w:p>
-          <w:pPr>
-            <w:pStyle w:val="TOC2"/>
-            <w:tabs>
-              <w:tab w:val="clear" w:pos="15535"/>
-              <w:tab w:val="right" w:pos="15817" w:leader="dot"/>
-            </w:tabs>
-            <w:rPr/>
-          </w:pPr>
-          <w:hyperlink w:anchor="__RefHeading___Toc7628_1069379125">
-            <w:r>
-              <w:rPr>
-                <w:webHidden/>
-                <w:rStyle w:val="IndexLink"/>
-              </w:rPr>
-              <w:t>11.2 OpenAPI</w:t>
-              <w:tab/>
-              <w:t>17</w:t>
-            </w:r>
-          </w:hyperlink>
-        </w:p>
-        <w:p>
-          <w:pPr>
-            <w:pStyle w:val="TOC2"/>
-            <w:tabs>
-              <w:tab w:val="clear" w:pos="15535"/>
-              <w:tab w:val="right" w:pos="15817" w:leader="dot"/>
-            </w:tabs>
-            <w:rPr/>
-          </w:pPr>
-          <w:hyperlink w:anchor="__RefHeading___Toc7630_1069379125">
-            <w:r>
-              <w:rPr>
-                <w:webHidden/>
-                <w:rStyle w:val="IndexLink"/>
-              </w:rPr>
-              <w:t>11.3 Public API Reference</w:t>
-              <w:tab/>
-              <w:t>17</w:t>
-            </w:r>
-          </w:hyperlink>
-        </w:p>
-        <w:p>
-          <w:pPr>
-            <w:pStyle w:val="TOC1"/>
-            <w:tabs>
-              <w:tab w:val="clear" w:pos="15818"/>
-              <w:tab w:val="right" w:pos="15817" w:leader="dot"/>
-            </w:tabs>
-            <w:rPr/>
-          </w:pPr>
-          <w:hyperlink w:anchor="__RefHeading___Toc7632_1069379125">
-            <w:r>
-              <w:rPr>
-                <w:webHidden/>
-                <w:rStyle w:val="IndexLink"/>
-              </w:rPr>
-              <w:t>12. State·Compatibility·Acceptance</w:t>
-              <w:tab/>
-              <w:t>18</w:t>
-            </w:r>
-          </w:hyperlink>
-        </w:p>
-        <w:p>
-          <w:pPr>
-            <w:pStyle w:val="TOC2"/>
-            <w:tabs>
-              <w:tab w:val="clear" w:pos="15535"/>
-              <w:tab w:val="right" w:pos="15817" w:leader="dot"/>
-            </w:tabs>
-            <w:rPr/>
-          </w:pPr>
-          <w:hyperlink w:anchor="__RefHeading___Toc7634_1069379125">
-            <w:r>
-              <w:rPr>
-                <w:webHidden/>
-                <w:rStyle w:val="IndexLink"/>
-              </w:rPr>
-              <w:t>12.1 State Transition</w:t>
-              <w:tab/>
-              <w:t>18</w:t>
-            </w:r>
-          </w:hyperlink>
-        </w:p>
-        <w:p>
-          <w:pPr>
-            <w:pStyle w:val="TOC2"/>
-            <w:tabs>
-              <w:tab w:val="clear" w:pos="15535"/>
-              <w:tab w:val="right" w:pos="15817" w:leader="dot"/>
-            </w:tabs>
-            <w:rPr/>
-          </w:pPr>
-          <w:hyperlink w:anchor="__RefHeading___Toc7636_1069379125">
-            <w:r>
-              <w:rPr>
-                <w:webHidden/>
-                <w:rStyle w:val="IndexLink"/>
-              </w:rPr>
-              <w:t>12.2 Compatibility</w:t>
-              <w:tab/>
-              <w:t>18</w:t>
-            </w:r>
-          </w:hyperlink>
-        </w:p>
-        <w:p>
-          <w:pPr>
-            <w:pStyle w:val="TOC2"/>
-            <w:tabs>
-              <w:tab w:val="clear" w:pos="15535"/>
-              <w:tab w:val="right" w:pos="15817" w:leader="dot"/>
-            </w:tabs>
-            <w:rPr/>
-          </w:pPr>
-          <w:hyperlink w:anchor="__RefHeading___Toc7638_1069379125">
-            <w:r>
-              <w:rPr>
-                <w:webHidden/>
-                <w:rStyle w:val="IndexLink"/>
-              </w:rPr>
-              <w:t>12.3 Contract Acceptance</w:t>
-              <w:tab/>
-              <w:t>18</w:t>
-            </w:r>
-          </w:hyperlink>
-          <w:r>
-            <w:rPr>
-              <w:rStyle w:val="IndexLink"/>
-            </w:rPr>
-            <w:fldChar w:fldCharType="end"/>
-          </w:r>
-        </w:p>
-      </w:sdtContent>
-    </w:sdt>
+    <w:tbl>
+      <w:tblPr>
+        <w:tblW w:type="auto" w:w="0"/>
+        <w:tblLayout w:type="fixed"/>
+        <w:tblLook w:firstColumn="1" w:firstRow="1" w:lastColumn="0" w:lastRow="0" w:noHBand="0" w:noVBand="1" w:val="04A0"/>
+        <w:tblBorders>
+          <w:top w:val="nil"/>
+          <w:left w:val="nil"/>
+          <w:bottom w:val="nil"/>
+          <w:right w:val="nil"/>
+          <w:insideH w:val="nil"/>
+          <w:insideV w:val="nil"/>
+        </w:tblBorders>
+      </w:tblPr>
+      <w:tblGrid>
+        <w:gridCol w:w="4535"/>
+        <w:gridCol w:w="4535"/>
+      </w:tblGrid>
+      <w:tr>
+        <w:trPr>
+          <w:tblHeader w:val="true"/>
+        </w:trPr>
+        <w:tc>
+          <w:tcPr>
+            <w:tcW w:type="dxa" w:w="7909"/>
+            <w:vAlign w:val="top"/>
+            <w:tcMar>
+              <w:top w:w="60" w:type="dxa"/>
+              <w:start w:w="80" w:type="dxa"/>
+              <w:bottom w:w="60" w:type="dxa"/>
+              <w:end w:w="80" w:type="dxa"/>
+            </w:tcMar>
+          </w:tcPr>
+          <w:p>
+            <w:pPr>
+              <w:spacing w:before="0" w:after="20" w:line="240" w:lineRule="auto"/>
+              <w:jc w:val="left"/>
+            </w:pPr>
+            <w:r>
+              <w:rPr>
+                <w:rFonts w:ascii="Noto Sans CJK KR" w:hAnsi="Noto Sans CJK KR"/>
+                <w:b/>
+                <w:color w:val="17324D"/>
+                <w:sz w:val="16"/>
+              </w:rPr>
+              <w:t>1. Module·Base·Context 경계  ·  p.2</w:t>
+            </w:r>
+          </w:p>
+        </w:tc>
+        <w:tc>
+          <w:tcPr>
+            <w:tcW w:type="dxa" w:w="7909"/>
+            <w:vAlign w:val="top"/>
+            <w:tcMar>
+              <w:top w:w="60" w:type="dxa"/>
+              <w:start w:w="80" w:type="dxa"/>
+              <w:bottom w:w="60" w:type="dxa"/>
+              <w:end w:w="80" w:type="dxa"/>
+            </w:tcMar>
+          </w:tcPr>
+          <w:p>
+            <w:pPr>
+              <w:spacing w:before="0" w:after="20" w:line="240" w:lineRule="auto"/>
+              <w:jc w:val="left"/>
+            </w:pPr>
+            <w:r>
+              <w:rPr>
+                <w:rFonts w:ascii="Noto Sans CJK KR" w:hAnsi="Noto Sans CJK KR"/>
+                <w:b w:val="0"/>
+                <w:color w:val="52667A"/>
+                <w:sz w:val="15"/>
+              </w:rPr>
+              <w:t xml:space="preserve">   6.3 AI Integration  ·  p.10</w:t>
+            </w:r>
+          </w:p>
+        </w:tc>
+      </w:tr>
+      <w:tr>
+        <w:tc>
+          <w:tcPr>
+            <w:tcW w:type="dxa" w:w="7909"/>
+            <w:vAlign w:val="top"/>
+            <w:tcMar>
+              <w:top w:w="60" w:type="dxa"/>
+              <w:start w:w="80" w:type="dxa"/>
+              <w:bottom w:w="60" w:type="dxa"/>
+              <w:end w:w="80" w:type="dxa"/>
+            </w:tcMar>
+          </w:tcPr>
+          <w:p>
+            <w:pPr>
+              <w:spacing w:before="0" w:after="20" w:line="240" w:lineRule="auto"/>
+              <w:jc w:val="left"/>
+            </w:pPr>
+            <w:r>
+              <w:rPr>
+                <w:rFonts w:ascii="Noto Sans CJK KR" w:hAnsi="Noto Sans CJK KR"/>
+                <w:b w:val="0"/>
+                <w:color w:val="52667A"/>
+                <w:sz w:val="15"/>
+              </w:rPr>
+              <w:t xml:space="preserve">   1.1 Module/Public/SPI/Internal  ·  p.3</w:t>
+            </w:r>
+          </w:p>
+        </w:tc>
+        <w:tc>
+          <w:tcPr>
+            <w:tcW w:type="dxa" w:w="7909"/>
+            <w:vAlign w:val="top"/>
+            <w:tcMar>
+              <w:top w:w="60" w:type="dxa"/>
+              <w:start w:w="80" w:type="dxa"/>
+              <w:bottom w:w="60" w:type="dxa"/>
+              <w:end w:w="80" w:type="dxa"/>
+            </w:tcMar>
+          </w:tcPr>
+          <w:p>
+            <w:pPr>
+              <w:spacing w:before="0" w:after="20" w:line="240" w:lineRule="auto"/>
+              <w:jc w:val="left"/>
+            </w:pPr>
+            <w:r>
+              <w:rPr>
+                <w:rFonts w:ascii="Noto Sans CJK KR" w:hAnsi="Noto Sans CJK KR"/>
+                <w:b/>
+                <w:color w:val="17324D"/>
+                <w:sz w:val="16"/>
+              </w:rPr>
+              <w:t>7. Messaging·Notification·Cache·File 계약  ·  p.11</w:t>
+            </w:r>
+          </w:p>
+        </w:tc>
+      </w:tr>
+      <w:tr>
+        <w:tc>
+          <w:tcPr>
+            <w:tcW w:type="dxa" w:w="7909"/>
+            <w:vAlign w:val="top"/>
+            <w:tcMar>
+              <w:top w:w="60" w:type="dxa"/>
+              <w:start w:w="80" w:type="dxa"/>
+              <w:bottom w:w="60" w:type="dxa"/>
+              <w:end w:w="80" w:type="dxa"/>
+            </w:tcMar>
+          </w:tcPr>
+          <w:p>
+            <w:pPr>
+              <w:spacing w:before="0" w:after="20" w:line="240" w:lineRule="auto"/>
+              <w:jc w:val="left"/>
+            </w:pPr>
+            <w:r>
+              <w:rPr>
+                <w:rFonts w:ascii="Noto Sans CJK KR" w:hAnsi="Noto Sans CJK KR"/>
+                <w:b w:val="0"/>
+                <w:color w:val="52667A"/>
+                <w:sz w:val="15"/>
+              </w:rPr>
+              <w:t xml:space="preserve">   1.2 Base Contract  ·  p.3</w:t>
+            </w:r>
+          </w:p>
+        </w:tc>
+        <w:tc>
+          <w:tcPr>
+            <w:tcW w:type="dxa" w:w="7909"/>
+            <w:vAlign w:val="top"/>
+            <w:tcMar>
+              <w:top w:w="60" w:type="dxa"/>
+              <w:start w:w="80" w:type="dxa"/>
+              <w:bottom w:w="60" w:type="dxa"/>
+              <w:end w:w="80" w:type="dxa"/>
+            </w:tcMar>
+          </w:tcPr>
+          <w:p>
+            <w:pPr>
+              <w:spacing w:before="0" w:after="20" w:line="240" w:lineRule="auto"/>
+              <w:jc w:val="left"/>
+            </w:pPr>
+            <w:r>
+              <w:rPr>
+                <w:rFonts w:ascii="Noto Sans CJK KR" w:hAnsi="Noto Sans CJK KR"/>
+                <w:b w:val="0"/>
+                <w:color w:val="52667A"/>
+                <w:sz w:val="15"/>
+              </w:rPr>
+              <w:t xml:space="preserve">   7.1 Messaging  ·  p.11</w:t>
+            </w:r>
+          </w:p>
+        </w:tc>
+      </w:tr>
+      <w:tr>
+        <w:tc>
+          <w:tcPr>
+            <w:tcW w:type="dxa" w:w="7909"/>
+            <w:vAlign w:val="top"/>
+            <w:tcMar>
+              <w:top w:w="60" w:type="dxa"/>
+              <w:start w:w="80" w:type="dxa"/>
+              <w:bottom w:w="60" w:type="dxa"/>
+              <w:end w:w="80" w:type="dxa"/>
+            </w:tcMar>
+          </w:tcPr>
+          <w:p>
+            <w:pPr>
+              <w:spacing w:before="0" w:after="20" w:line="240" w:lineRule="auto"/>
+              <w:jc w:val="left"/>
+            </w:pPr>
+            <w:r>
+              <w:rPr>
+                <w:rFonts w:ascii="Noto Sans CJK KR" w:hAnsi="Noto Sans CJK KR"/>
+                <w:b w:val="0"/>
+                <w:color w:val="52667A"/>
+                <w:sz w:val="15"/>
+              </w:rPr>
+              <w:t xml:space="preserve">   1.3 Context Contract  ·  p.3</w:t>
+            </w:r>
+          </w:p>
+        </w:tc>
+        <w:tc>
+          <w:tcPr>
+            <w:tcW w:type="dxa" w:w="7909"/>
+            <w:vAlign w:val="top"/>
+            <w:tcMar>
+              <w:top w:w="60" w:type="dxa"/>
+              <w:start w:w="80" w:type="dxa"/>
+              <w:bottom w:w="60" w:type="dxa"/>
+              <w:end w:w="80" w:type="dxa"/>
+            </w:tcMar>
+          </w:tcPr>
+          <w:p>
+            <w:pPr>
+              <w:spacing w:before="0" w:after="20" w:line="240" w:lineRule="auto"/>
+              <w:jc w:val="left"/>
+            </w:pPr>
+            <w:r>
+              <w:rPr>
+                <w:rFonts w:ascii="Noto Sans CJK KR" w:hAnsi="Noto Sans CJK KR"/>
+                <w:b w:val="0"/>
+                <w:color w:val="52667A"/>
+                <w:sz w:val="15"/>
+              </w:rPr>
+              <w:t xml:space="preserve">   7.2 Notification  ·  p.11</w:t>
+            </w:r>
+          </w:p>
+        </w:tc>
+      </w:tr>
+      <w:tr>
+        <w:tc>
+          <w:tcPr>
+            <w:tcW w:type="dxa" w:w="7909"/>
+            <w:vAlign w:val="top"/>
+            <w:tcMar>
+              <w:top w:w="60" w:type="dxa"/>
+              <w:start w:w="80" w:type="dxa"/>
+              <w:bottom w:w="60" w:type="dxa"/>
+              <w:end w:w="80" w:type="dxa"/>
+            </w:tcMar>
+          </w:tcPr>
+          <w:p>
+            <w:pPr>
+              <w:spacing w:before="0" w:after="20" w:line="240" w:lineRule="auto"/>
+              <w:jc w:val="left"/>
+            </w:pPr>
+            <w:r>
+              <w:rPr>
+                <w:rFonts w:ascii="Noto Sans CJK KR" w:hAnsi="Noto Sans CJK KR"/>
+                <w:b/>
+                <w:color w:val="17324D"/>
+                <w:sz w:val="16"/>
+              </w:rPr>
+              <w:t>2. 거래 Identity 계약  ·  p.4</w:t>
+            </w:r>
+          </w:p>
+        </w:tc>
+        <w:tc>
+          <w:tcPr>
+            <w:tcW w:type="dxa" w:w="7909"/>
+            <w:vAlign w:val="top"/>
+            <w:tcMar>
+              <w:top w:w="60" w:type="dxa"/>
+              <w:start w:w="80" w:type="dxa"/>
+              <w:bottom w:w="60" w:type="dxa"/>
+              <w:end w:w="80" w:type="dxa"/>
+            </w:tcMar>
+          </w:tcPr>
+          <w:p>
+            <w:pPr>
+              <w:spacing w:before="0" w:after="20" w:line="240" w:lineRule="auto"/>
+              <w:jc w:val="left"/>
+            </w:pPr>
+            <w:r>
+              <w:rPr>
+                <w:rFonts w:ascii="Noto Sans CJK KR" w:hAnsi="Noto Sans CJK KR"/>
+                <w:b w:val="0"/>
+                <w:color w:val="52667A"/>
+                <w:sz w:val="15"/>
+              </w:rPr>
+              <w:t xml:space="preserve">   7.3 Cache  ·  p.11</w:t>
+            </w:r>
+          </w:p>
+        </w:tc>
+      </w:tr>
+      <w:tr>
+        <w:tc>
+          <w:tcPr>
+            <w:tcW w:type="dxa" w:w="7909"/>
+            <w:vAlign w:val="top"/>
+            <w:tcMar>
+              <w:top w:w="60" w:type="dxa"/>
+              <w:start w:w="80" w:type="dxa"/>
+              <w:bottom w:w="60" w:type="dxa"/>
+              <w:end w:w="80" w:type="dxa"/>
+            </w:tcMar>
+          </w:tcPr>
+          <w:p>
+            <w:pPr>
+              <w:spacing w:before="0" w:after="20" w:line="240" w:lineRule="auto"/>
+              <w:jc w:val="left"/>
+            </w:pPr>
+            <w:r>
+              <w:rPr>
+                <w:rFonts w:ascii="Noto Sans CJK KR" w:hAnsi="Noto Sans CJK KR"/>
+                <w:b w:val="0"/>
+                <w:color w:val="52667A"/>
+                <w:sz w:val="15"/>
+              </w:rPr>
+              <w:t xml:space="preserve">   2.1 Canonical Header  ·  p.4</w:t>
+            </w:r>
+          </w:p>
+        </w:tc>
+        <w:tc>
+          <w:tcPr>
+            <w:tcW w:type="dxa" w:w="7909"/>
+            <w:vAlign w:val="top"/>
+            <w:tcMar>
+              <w:top w:w="60" w:type="dxa"/>
+              <w:start w:w="80" w:type="dxa"/>
+              <w:bottom w:w="60" w:type="dxa"/>
+              <w:end w:w="80" w:type="dxa"/>
+            </w:tcMar>
+          </w:tcPr>
+          <w:p>
+            <w:pPr>
+              <w:spacing w:before="0" w:after="20" w:line="240" w:lineRule="auto"/>
+              <w:jc w:val="left"/>
+            </w:pPr>
+            <w:r>
+              <w:rPr>
+                <w:rFonts w:ascii="Noto Sans CJK KR" w:hAnsi="Noto Sans CJK KR"/>
+                <w:b w:val="0"/>
+                <w:color w:val="52667A"/>
+                <w:sz w:val="15"/>
+              </w:rPr>
+              <w:t xml:space="preserve">   7.4 File/Archive/Tabular  ·  p.11</w:t>
+            </w:r>
+          </w:p>
+        </w:tc>
+      </w:tr>
+      <w:tr>
+        <w:tc>
+          <w:tcPr>
+            <w:tcW w:type="dxa" w:w="7909"/>
+            <w:vAlign w:val="top"/>
+            <w:tcMar>
+              <w:top w:w="60" w:type="dxa"/>
+              <w:start w:w="80" w:type="dxa"/>
+              <w:bottom w:w="60" w:type="dxa"/>
+              <w:end w:w="80" w:type="dxa"/>
+            </w:tcMar>
+          </w:tcPr>
+          <w:p>
+            <w:pPr>
+              <w:spacing w:before="0" w:after="20" w:line="240" w:lineRule="auto"/>
+              <w:jc w:val="left"/>
+            </w:pPr>
+            <w:r>
+              <w:rPr>
+                <w:rFonts w:ascii="Noto Sans CJK KR" w:hAnsi="Noto Sans CJK KR"/>
+                <w:b w:val="0"/>
+                <w:color w:val="52667A"/>
+                <w:sz w:val="15"/>
+              </w:rPr>
+              <w:t xml:space="preserve">   2.2 Runtime Instance  ·  p.4</w:t>
+            </w:r>
+          </w:p>
+        </w:tc>
+        <w:tc>
+          <w:tcPr>
+            <w:tcW w:type="dxa" w:w="7909"/>
+            <w:vAlign w:val="top"/>
+            <w:tcMar>
+              <w:top w:w="60" w:type="dxa"/>
+              <w:start w:w="80" w:type="dxa"/>
+              <w:bottom w:w="60" w:type="dxa"/>
+              <w:end w:w="80" w:type="dxa"/>
+            </w:tcMar>
+          </w:tcPr>
+          <w:p>
+            <w:pPr>
+              <w:spacing w:before="0" w:after="20" w:line="240" w:lineRule="auto"/>
+              <w:jc w:val="left"/>
+            </w:pPr>
+            <w:r>
+              <w:rPr>
+                <w:rFonts w:ascii="Noto Sans CJK KR" w:hAnsi="Noto Sans CJK KR"/>
+                <w:b/>
+                <w:color w:val="17324D"/>
+                <w:sz w:val="16"/>
+              </w:rPr>
+              <w:t>8. Security·Approval·Audit 계약  ·  p.12</w:t>
+            </w:r>
+          </w:p>
+        </w:tc>
+      </w:tr>
+      <w:tr>
+        <w:tc>
+          <w:tcPr>
+            <w:tcW w:type="dxa" w:w="7909"/>
+            <w:vAlign w:val="top"/>
+            <w:tcMar>
+              <w:top w:w="60" w:type="dxa"/>
+              <w:start w:w="80" w:type="dxa"/>
+              <w:bottom w:w="60" w:type="dxa"/>
+              <w:end w:w="80" w:type="dxa"/>
+            </w:tcMar>
+          </w:tcPr>
+          <w:p>
+            <w:pPr>
+              <w:spacing w:before="0" w:after="20" w:line="240" w:lineRule="auto"/>
+              <w:jc w:val="left"/>
+            </w:pPr>
+            <w:r>
+              <w:rPr>
+                <w:rFonts w:ascii="Noto Sans CJK KR" w:hAnsi="Noto Sans CJK KR"/>
+                <w:b w:val="0"/>
+                <w:color w:val="52667A"/>
+                <w:sz w:val="15"/>
+              </w:rPr>
+              <w:t xml:space="preserve">   2.3 Operation ID  ·  p.4</w:t>
+            </w:r>
+          </w:p>
+        </w:tc>
+        <w:tc>
+          <w:tcPr>
+            <w:tcW w:type="dxa" w:w="7909"/>
+            <w:vAlign w:val="top"/>
+            <w:tcMar>
+              <w:top w:w="60" w:type="dxa"/>
+              <w:start w:w="80" w:type="dxa"/>
+              <w:bottom w:w="60" w:type="dxa"/>
+              <w:end w:w="80" w:type="dxa"/>
+            </w:tcMar>
+          </w:tcPr>
+          <w:p>
+            <w:pPr>
+              <w:spacing w:before="0" w:after="20" w:line="240" w:lineRule="auto"/>
+              <w:jc w:val="left"/>
+            </w:pPr>
+            <w:r>
+              <w:rPr>
+                <w:rFonts w:ascii="Noto Sans CJK KR" w:hAnsi="Noto Sans CJK KR"/>
+                <w:b w:val="0"/>
+                <w:color w:val="52667A"/>
+                <w:sz w:val="15"/>
+              </w:rPr>
+              <w:t xml:space="preserve">   8.1 Security  ·  p.12</w:t>
+            </w:r>
+          </w:p>
+        </w:tc>
+      </w:tr>
+      <w:tr>
+        <w:tc>
+          <w:tcPr>
+            <w:tcW w:type="dxa" w:w="7909"/>
+            <w:vAlign w:val="top"/>
+            <w:tcMar>
+              <w:top w:w="60" w:type="dxa"/>
+              <w:start w:w="80" w:type="dxa"/>
+              <w:bottom w:w="60" w:type="dxa"/>
+              <w:end w:w="80" w:type="dxa"/>
+            </w:tcMar>
+          </w:tcPr>
+          <w:p>
+            <w:pPr>
+              <w:spacing w:before="0" w:after="20" w:line="240" w:lineRule="auto"/>
+              <w:jc w:val="left"/>
+            </w:pPr>
+            <w:r>
+              <w:rPr>
+                <w:rFonts w:ascii="Noto Sans CJK KR" w:hAnsi="Noto Sans CJK KR"/>
+                <w:b/>
+                <w:color w:val="17324D"/>
+                <w:sz w:val="16"/>
+              </w:rPr>
+              <w:t>3. Result·Error 계약  ·  p.5</w:t>
+            </w:r>
+          </w:p>
+        </w:tc>
+        <w:tc>
+          <w:tcPr>
+            <w:tcW w:type="dxa" w:w="7909"/>
+            <w:vAlign w:val="top"/>
+            <w:tcMar>
+              <w:top w:w="60" w:type="dxa"/>
+              <w:start w:w="80" w:type="dxa"/>
+              <w:bottom w:w="60" w:type="dxa"/>
+              <w:end w:w="80" w:type="dxa"/>
+            </w:tcMar>
+          </w:tcPr>
+          <w:p>
+            <w:pPr>
+              <w:spacing w:before="0" w:after="20" w:line="240" w:lineRule="auto"/>
+              <w:jc w:val="left"/>
+            </w:pPr>
+            <w:r>
+              <w:rPr>
+                <w:rFonts w:ascii="Noto Sans CJK KR" w:hAnsi="Noto Sans CJK KR"/>
+                <w:b w:val="0"/>
+                <w:color w:val="52667A"/>
+                <w:sz w:val="15"/>
+              </w:rPr>
+              <w:t xml:space="preserve">   8.2 Approval/Audit  ·  p.12</w:t>
+            </w:r>
+          </w:p>
+        </w:tc>
+      </w:tr>
+      <w:tr>
+        <w:tc>
+          <w:tcPr>
+            <w:tcW w:type="dxa" w:w="7909"/>
+            <w:vAlign w:val="top"/>
+            <w:tcMar>
+              <w:top w:w="60" w:type="dxa"/>
+              <w:start w:w="80" w:type="dxa"/>
+              <w:bottom w:w="60" w:type="dxa"/>
+              <w:end w:w="80" w:type="dxa"/>
+            </w:tcMar>
+          </w:tcPr>
+          <w:p>
+            <w:pPr>
+              <w:spacing w:before="0" w:after="20" w:line="240" w:lineRule="auto"/>
+              <w:jc w:val="left"/>
+            </w:pPr>
+            <w:r>
+              <w:rPr>
+                <w:rFonts w:ascii="Noto Sans CJK KR" w:hAnsi="Noto Sans CJK KR"/>
+                <w:b w:val="0"/>
+                <w:color w:val="52667A"/>
+                <w:sz w:val="15"/>
+              </w:rPr>
+              <w:t xml:space="preserve">   3.1 Result  ·  p.5</w:t>
+            </w:r>
+          </w:p>
+        </w:tc>
+        <w:tc>
+          <w:tcPr>
+            <w:tcW w:type="dxa" w:w="7909"/>
+            <w:vAlign w:val="top"/>
+            <w:tcMar>
+              <w:top w:w="60" w:type="dxa"/>
+              <w:start w:w="80" w:type="dxa"/>
+              <w:bottom w:w="60" w:type="dxa"/>
+              <w:end w:w="80" w:type="dxa"/>
+            </w:tcMar>
+          </w:tcPr>
+          <w:p>
+            <w:pPr>
+              <w:spacing w:before="0" w:after="20" w:line="240" w:lineRule="auto"/>
+              <w:jc w:val="left"/>
+            </w:pPr>
+            <w:r>
+              <w:rPr>
+                <w:rFonts w:ascii="Noto Sans CJK KR" w:hAnsi="Noto Sans CJK KR"/>
+                <w:b/>
+                <w:color w:val="17324D"/>
+                <w:sz w:val="16"/>
+              </w:rPr>
+              <w:t>9. Batch·Gateway 계약  ·  p.13</w:t>
+            </w:r>
+          </w:p>
+        </w:tc>
+      </w:tr>
+      <w:tr>
+        <w:tc>
+          <w:tcPr>
+            <w:tcW w:type="dxa" w:w="7909"/>
+            <w:vAlign w:val="top"/>
+            <w:tcMar>
+              <w:top w:w="60" w:type="dxa"/>
+              <w:start w:w="80" w:type="dxa"/>
+              <w:bottom w:w="60" w:type="dxa"/>
+              <w:end w:w="80" w:type="dxa"/>
+            </w:tcMar>
+          </w:tcPr>
+          <w:p>
+            <w:pPr>
+              <w:spacing w:before="0" w:after="20" w:line="240" w:lineRule="auto"/>
+              <w:jc w:val="left"/>
+            </w:pPr>
+            <w:r>
+              <w:rPr>
+                <w:rFonts w:ascii="Noto Sans CJK KR" w:hAnsi="Noto Sans CJK KR"/>
+                <w:b w:val="0"/>
+                <w:color w:val="52667A"/>
+                <w:sz w:val="15"/>
+              </w:rPr>
+              <w:t xml:space="preserve">   3.2 Business/Technical/Validation Error  ·  p.6</w:t>
+            </w:r>
+          </w:p>
+        </w:tc>
+        <w:tc>
+          <w:tcPr>
+            <w:tcW w:type="dxa" w:w="7909"/>
+            <w:vAlign w:val="top"/>
+            <w:tcMar>
+              <w:top w:w="60" w:type="dxa"/>
+              <w:start w:w="80" w:type="dxa"/>
+              <w:bottom w:w="60" w:type="dxa"/>
+              <w:end w:w="80" w:type="dxa"/>
+            </w:tcMar>
+          </w:tcPr>
+          <w:p>
+            <w:pPr>
+              <w:spacing w:before="0" w:after="20" w:line="240" w:lineRule="auto"/>
+              <w:jc w:val="left"/>
+            </w:pPr>
+            <w:r>
+              <w:rPr>
+                <w:rFonts w:ascii="Noto Sans CJK KR" w:hAnsi="Noto Sans CJK KR"/>
+                <w:b w:val="0"/>
+                <w:color w:val="52667A"/>
+                <w:sz w:val="15"/>
+              </w:rPr>
+              <w:t xml:space="preserve">   9.1 Batch  ·  p.13</w:t>
+            </w:r>
+          </w:p>
+        </w:tc>
+      </w:tr>
+      <w:tr>
+        <w:tc>
+          <w:tcPr>
+            <w:tcW w:type="dxa" w:w="7909"/>
+            <w:vAlign w:val="top"/>
+            <w:tcMar>
+              <w:top w:w="60" w:type="dxa"/>
+              <w:start w:w="80" w:type="dxa"/>
+              <w:bottom w:w="60" w:type="dxa"/>
+              <w:end w:w="80" w:type="dxa"/>
+            </w:tcMar>
+          </w:tcPr>
+          <w:p>
+            <w:pPr>
+              <w:spacing w:before="0" w:after="20" w:line="240" w:lineRule="auto"/>
+              <w:jc w:val="left"/>
+            </w:pPr>
+            <w:r>
+              <w:rPr>
+                <w:rFonts w:ascii="Noto Sans CJK KR" w:hAnsi="Noto Sans CJK KR"/>
+                <w:b w:val="0"/>
+                <w:color w:val="52667A"/>
+                <w:sz w:val="15"/>
+              </w:rPr>
+              <w:t xml:space="preserve">   3.3 HTTP Mapping  ·  p.6</w:t>
+            </w:r>
+          </w:p>
+        </w:tc>
+        <w:tc>
+          <w:tcPr>
+            <w:tcW w:type="dxa" w:w="7909"/>
+            <w:vAlign w:val="top"/>
+            <w:tcMar>
+              <w:top w:w="60" w:type="dxa"/>
+              <w:start w:w="80" w:type="dxa"/>
+              <w:bottom w:w="60" w:type="dxa"/>
+              <w:end w:w="80" w:type="dxa"/>
+            </w:tcMar>
+          </w:tcPr>
+          <w:p>
+            <w:pPr>
+              <w:spacing w:before="0" w:after="20" w:line="240" w:lineRule="auto"/>
+              <w:jc w:val="left"/>
+            </w:pPr>
+            <w:r>
+              <w:rPr>
+                <w:rFonts w:ascii="Noto Sans CJK KR" w:hAnsi="Noto Sans CJK KR"/>
+                <w:b w:val="0"/>
+                <w:color w:val="52667A"/>
+                <w:sz w:val="15"/>
+              </w:rPr>
+              <w:t xml:space="preserve">   9.2 Gateway  ·  p.13</w:t>
+            </w:r>
+          </w:p>
+        </w:tc>
+      </w:tr>
+      <w:tr>
+        <w:tc>
+          <w:tcPr>
+            <w:tcW w:type="dxa" w:w="7909"/>
+            <w:vAlign w:val="top"/>
+            <w:tcMar>
+              <w:top w:w="60" w:type="dxa"/>
+              <w:start w:w="80" w:type="dxa"/>
+              <w:bottom w:w="60" w:type="dxa"/>
+              <w:end w:w="80" w:type="dxa"/>
+            </w:tcMar>
+          </w:tcPr>
+          <w:p>
+            <w:pPr>
+              <w:spacing w:before="0" w:after="20" w:line="240" w:lineRule="auto"/>
+              <w:jc w:val="left"/>
+            </w:pPr>
+            <w:r>
+              <w:rPr>
+                <w:rFonts w:ascii="Noto Sans CJK KR" w:hAnsi="Noto Sans CJK KR"/>
+                <w:b/>
+                <w:color w:val="17324D"/>
+                <w:sz w:val="16"/>
+              </w:rPr>
+              <w:t>4. Framework Common·Persistence 계약  ·  p.7</w:t>
+            </w:r>
+          </w:p>
+        </w:tc>
+        <w:tc>
+          <w:tcPr>
+            <w:tcW w:type="dxa" w:w="7909"/>
+            <w:vAlign w:val="top"/>
+            <w:tcMar>
+              <w:top w:w="60" w:type="dxa"/>
+              <w:start w:w="80" w:type="dxa"/>
+              <w:bottom w:w="60" w:type="dxa"/>
+              <w:end w:w="80" w:type="dxa"/>
+            </w:tcMar>
+          </w:tcPr>
+          <w:p>
+            <w:pPr>
+              <w:spacing w:before="0" w:after="20" w:line="240" w:lineRule="auto"/>
+              <w:jc w:val="left"/>
+            </w:pPr>
+            <w:r>
+              <w:rPr>
+                <w:rFonts w:ascii="Noto Sans CJK KR" w:hAnsi="Noto Sans CJK KR"/>
+                <w:b/>
+                <w:color w:val="17324D"/>
+                <w:sz w:val="16"/>
+              </w:rPr>
+              <w:t>10. DB·Runtime·Platform State 계약  ·  p.14</w:t>
+            </w:r>
+          </w:p>
+        </w:tc>
+      </w:tr>
+      <w:tr>
+        <w:tc>
+          <w:tcPr>
+            <w:tcW w:type="dxa" w:w="7909"/>
+            <w:vAlign w:val="top"/>
+            <w:tcMar>
+              <w:top w:w="60" w:type="dxa"/>
+              <w:start w:w="80" w:type="dxa"/>
+              <w:bottom w:w="60" w:type="dxa"/>
+              <w:end w:w="80" w:type="dxa"/>
+            </w:tcMar>
+          </w:tcPr>
+          <w:p>
+            <w:pPr>
+              <w:spacing w:before="0" w:after="20" w:line="240" w:lineRule="auto"/>
+              <w:jc w:val="left"/>
+            </w:pPr>
+            <w:r>
+              <w:rPr>
+                <w:rFonts w:ascii="Noto Sans CJK KR" w:hAnsi="Noto Sans CJK KR"/>
+                <w:b w:val="0"/>
+                <w:color w:val="52667A"/>
+                <w:sz w:val="15"/>
+              </w:rPr>
+              <w:t xml:space="preserve">   4.1 Framework Common  ·  p.7</w:t>
+            </w:r>
+          </w:p>
+        </w:tc>
+        <w:tc>
+          <w:tcPr>
+            <w:tcW w:type="dxa" w:w="7909"/>
+            <w:vAlign w:val="top"/>
+            <w:tcMar>
+              <w:top w:w="60" w:type="dxa"/>
+              <w:start w:w="80" w:type="dxa"/>
+              <w:bottom w:w="60" w:type="dxa"/>
+              <w:end w:w="80" w:type="dxa"/>
+            </w:tcMar>
+          </w:tcPr>
+          <w:p>
+            <w:pPr>
+              <w:spacing w:before="0" w:after="20" w:line="240" w:lineRule="auto"/>
+              <w:jc w:val="left"/>
+            </w:pPr>
+            <w:r>
+              <w:rPr>
+                <w:rFonts w:ascii="Noto Sans CJK KR" w:hAnsi="Noto Sans CJK KR"/>
+                <w:b w:val="0"/>
+                <w:color w:val="52667A"/>
+                <w:sz w:val="15"/>
+              </w:rPr>
+              <w:t xml:space="preserve">   10.1 DB Lifecycle  ·  p.14</w:t>
+            </w:r>
+          </w:p>
+        </w:tc>
+      </w:tr>
+      <w:tr>
+        <w:tc>
+          <w:tcPr>
+            <w:tcW w:type="dxa" w:w="7909"/>
+            <w:vAlign w:val="top"/>
+            <w:tcMar>
+              <w:top w:w="60" w:type="dxa"/>
+              <w:start w:w="80" w:type="dxa"/>
+              <w:bottom w:w="60" w:type="dxa"/>
+              <w:end w:w="80" w:type="dxa"/>
+            </w:tcMar>
+          </w:tcPr>
+          <w:p>
+            <w:pPr>
+              <w:spacing w:before="0" w:after="20" w:line="240" w:lineRule="auto"/>
+              <w:jc w:val="left"/>
+            </w:pPr>
+            <w:r>
+              <w:rPr>
+                <w:rFonts w:ascii="Noto Sans CJK KR" w:hAnsi="Noto Sans CJK KR"/>
+                <w:b w:val="0"/>
+                <w:color w:val="52667A"/>
+                <w:sz w:val="15"/>
+              </w:rPr>
+              <w:t xml:space="preserve">   4.2 Persistence  ·  p.7</w:t>
+            </w:r>
+          </w:p>
+        </w:tc>
+        <w:tc>
+          <w:tcPr>
+            <w:tcW w:type="dxa" w:w="7909"/>
+            <w:vAlign w:val="top"/>
+            <w:tcMar>
+              <w:top w:w="60" w:type="dxa"/>
+              <w:start w:w="80" w:type="dxa"/>
+              <w:bottom w:w="60" w:type="dxa"/>
+              <w:end w:w="80" w:type="dxa"/>
+            </w:tcMar>
+          </w:tcPr>
+          <w:p>
+            <w:pPr>
+              <w:spacing w:before="0" w:after="20" w:line="240" w:lineRule="auto"/>
+              <w:jc w:val="left"/>
+            </w:pPr>
+            <w:r>
+              <w:rPr>
+                <w:rFonts w:ascii="Noto Sans CJK KR" w:hAnsi="Noto Sans CJK KR"/>
+                <w:b w:val="0"/>
+                <w:color w:val="52667A"/>
+                <w:sz w:val="15"/>
+              </w:rPr>
+              <w:t xml:space="preserve">   10.2 Runtime/Topology  ·  p.14</w:t>
+            </w:r>
+          </w:p>
+        </w:tc>
+      </w:tr>
+      <w:tr>
+        <w:tc>
+          <w:tcPr>
+            <w:tcW w:type="dxa" w:w="7909"/>
+            <w:vAlign w:val="top"/>
+            <w:tcMar>
+              <w:top w:w="60" w:type="dxa"/>
+              <w:start w:w="80" w:type="dxa"/>
+              <w:bottom w:w="60" w:type="dxa"/>
+              <w:end w:w="80" w:type="dxa"/>
+            </w:tcMar>
+          </w:tcPr>
+          <w:p>
+            <w:pPr>
+              <w:spacing w:before="0" w:after="20" w:line="240" w:lineRule="auto"/>
+              <w:jc w:val="left"/>
+            </w:pPr>
+            <w:r>
+              <w:rPr>
+                <w:rFonts w:ascii="Noto Sans CJK KR" w:hAnsi="Noto Sans CJK KR"/>
+                <w:b w:val="0"/>
+                <w:color w:val="52667A"/>
+                <w:sz w:val="15"/>
+              </w:rPr>
+              <w:t xml:space="preserve">   4.3 Data Quality  ·  p.7</w:t>
+            </w:r>
+          </w:p>
+        </w:tc>
+        <w:tc>
+          <w:tcPr>
+            <w:tcW w:type="dxa" w:w="7909"/>
+            <w:vAlign w:val="top"/>
+            <w:tcMar>
+              <w:top w:w="60" w:type="dxa"/>
+              <w:start w:w="80" w:type="dxa"/>
+              <w:bottom w:w="60" w:type="dxa"/>
+              <w:end w:w="80" w:type="dxa"/>
+            </w:tcMar>
+          </w:tcPr>
+          <w:p>
+            <w:pPr>
+              <w:spacing w:before="0" w:after="20" w:line="240" w:lineRule="auto"/>
+              <w:jc w:val="left"/>
+            </w:pPr>
+            <w:r>
+              <w:rPr>
+                <w:rFonts w:ascii="Noto Sans CJK KR" w:hAnsi="Noto Sans CJK KR"/>
+                <w:b w:val="0"/>
+                <w:color w:val="52667A"/>
+                <w:sz w:val="15"/>
+              </w:rPr>
+              <w:t xml:space="preserve">   10.3 Feature Flag/Platform State  ·  p.14</w:t>
+            </w:r>
+          </w:p>
+        </w:tc>
+      </w:tr>
+      <w:tr>
+        <w:tc>
+          <w:tcPr>
+            <w:tcW w:type="dxa" w:w="7909"/>
+            <w:vAlign w:val="top"/>
+            <w:tcMar>
+              <w:top w:w="60" w:type="dxa"/>
+              <w:start w:w="80" w:type="dxa"/>
+              <w:bottom w:w="60" w:type="dxa"/>
+              <w:end w:w="80" w:type="dxa"/>
+            </w:tcMar>
+          </w:tcPr>
+          <w:p>
+            <w:pPr>
+              <w:spacing w:before="0" w:after="20" w:line="240" w:lineRule="auto"/>
+              <w:jc w:val="left"/>
+            </w:pPr>
+            <w:r>
+              <w:rPr>
+                <w:rFonts w:ascii="Noto Sans CJK KR" w:hAnsi="Noto Sans CJK KR"/>
+                <w:b/>
+                <w:color w:val="17324D"/>
+                <w:sz w:val="16"/>
+              </w:rPr>
+              <w:t>5. Transaction·Idempotency·Reconcile 계약  ·  p.8</w:t>
+            </w:r>
+          </w:p>
+        </w:tc>
+        <w:tc>
+          <w:tcPr>
+            <w:tcW w:type="dxa" w:w="7909"/>
+            <w:vAlign w:val="top"/>
+            <w:tcMar>
+              <w:top w:w="60" w:type="dxa"/>
+              <w:start w:w="80" w:type="dxa"/>
+              <w:bottom w:w="60" w:type="dxa"/>
+              <w:end w:w="80" w:type="dxa"/>
+            </w:tcMar>
+          </w:tcPr>
+          <w:p>
+            <w:pPr>
+              <w:spacing w:before="0" w:after="20" w:line="240" w:lineRule="auto"/>
+              <w:jc w:val="left"/>
+            </w:pPr>
+            <w:r>
+              <w:rPr>
+                <w:rFonts w:ascii="Noto Sans CJK KR" w:hAnsi="Noto Sans CJK KR"/>
+                <w:b/>
+                <w:color w:val="17324D"/>
+                <w:sz w:val="16"/>
+              </w:rPr>
+              <w:t>11. Operations·OpenAPI·Public API  ·  p.15</w:t>
+            </w:r>
+          </w:p>
+        </w:tc>
+      </w:tr>
+      <w:tr>
+        <w:tc>
+          <w:tcPr>
+            <w:tcW w:type="dxa" w:w="7909"/>
+            <w:vAlign w:val="top"/>
+            <w:tcMar>
+              <w:top w:w="60" w:type="dxa"/>
+              <w:start w:w="80" w:type="dxa"/>
+              <w:bottom w:w="60" w:type="dxa"/>
+              <w:end w:w="80" w:type="dxa"/>
+            </w:tcMar>
+          </w:tcPr>
+          <w:p>
+            <w:pPr>
+              <w:spacing w:before="0" w:after="20" w:line="240" w:lineRule="auto"/>
+              <w:jc w:val="left"/>
+            </w:pPr>
+            <w:r>
+              <w:rPr>
+                <w:rFonts w:ascii="Noto Sans CJK KR" w:hAnsi="Noto Sans CJK KR"/>
+                <w:b w:val="0"/>
+                <w:color w:val="52667A"/>
+                <w:sz w:val="15"/>
+              </w:rPr>
+              <w:t xml:space="preserve">   5.1 Transaction  ·  p.8</w:t>
+            </w:r>
+          </w:p>
+        </w:tc>
+        <w:tc>
+          <w:tcPr>
+            <w:tcW w:type="dxa" w:w="7909"/>
+            <w:vAlign w:val="top"/>
+            <w:tcMar>
+              <w:top w:w="60" w:type="dxa"/>
+              <w:start w:w="80" w:type="dxa"/>
+              <w:bottom w:w="60" w:type="dxa"/>
+              <w:end w:w="80" w:type="dxa"/>
+            </w:tcMar>
+          </w:tcPr>
+          <w:p>
+            <w:pPr>
+              <w:spacing w:before="0" w:after="20" w:line="240" w:lineRule="auto"/>
+              <w:jc w:val="left"/>
+            </w:pPr>
+            <w:r>
+              <w:rPr>
+                <w:rFonts w:ascii="Noto Sans CJK KR" w:hAnsi="Noto Sans CJK KR"/>
+                <w:b w:val="0"/>
+                <w:color w:val="52667A"/>
+                <w:sz w:val="15"/>
+              </w:rPr>
+              <w:t xml:space="preserve">   11.1 Operations  ·  p.15</w:t>
+            </w:r>
+          </w:p>
+        </w:tc>
+      </w:tr>
+      <w:tr>
+        <w:tc>
+          <w:tcPr>
+            <w:tcW w:type="dxa" w:w="7909"/>
+            <w:vAlign w:val="top"/>
+            <w:tcMar>
+              <w:top w:w="60" w:type="dxa"/>
+              <w:start w:w="80" w:type="dxa"/>
+              <w:bottom w:w="60" w:type="dxa"/>
+              <w:end w:w="80" w:type="dxa"/>
+            </w:tcMar>
+          </w:tcPr>
+          <w:p>
+            <w:pPr>
+              <w:spacing w:before="0" w:after="20" w:line="240" w:lineRule="auto"/>
+              <w:jc w:val="left"/>
+            </w:pPr>
+            <w:r>
+              <w:rPr>
+                <w:rFonts w:ascii="Noto Sans CJK KR" w:hAnsi="Noto Sans CJK KR"/>
+                <w:b w:val="0"/>
+                <w:color w:val="52667A"/>
+                <w:sz w:val="15"/>
+              </w:rPr>
+              <w:t xml:space="preserve">   5.2 Idempotency  ·  p.8</w:t>
+            </w:r>
+          </w:p>
+        </w:tc>
+        <w:tc>
+          <w:tcPr>
+            <w:tcW w:type="dxa" w:w="7909"/>
+            <w:vAlign w:val="top"/>
+            <w:tcMar>
+              <w:top w:w="60" w:type="dxa"/>
+              <w:start w:w="80" w:type="dxa"/>
+              <w:bottom w:w="60" w:type="dxa"/>
+              <w:end w:w="80" w:type="dxa"/>
+            </w:tcMar>
+          </w:tcPr>
+          <w:p>
+            <w:pPr>
+              <w:spacing w:before="0" w:after="20" w:line="240" w:lineRule="auto"/>
+              <w:jc w:val="left"/>
+            </w:pPr>
+            <w:r>
+              <w:rPr>
+                <w:rFonts w:ascii="Noto Sans CJK KR" w:hAnsi="Noto Sans CJK KR"/>
+                <w:b w:val="0"/>
+                <w:color w:val="52667A"/>
+                <w:sz w:val="15"/>
+              </w:rPr>
+              <w:t xml:space="preserve">   11.2 OpenAPI  ·  p.16</w:t>
+            </w:r>
+          </w:p>
+        </w:tc>
+      </w:tr>
+      <w:tr>
+        <w:tc>
+          <w:tcPr>
+            <w:tcW w:type="dxa" w:w="7909"/>
+            <w:vAlign w:val="top"/>
+            <w:tcMar>
+              <w:top w:w="60" w:type="dxa"/>
+              <w:start w:w="80" w:type="dxa"/>
+              <w:bottom w:w="60" w:type="dxa"/>
+              <w:end w:w="80" w:type="dxa"/>
+            </w:tcMar>
+          </w:tcPr>
+          <w:p>
+            <w:pPr>
+              <w:spacing w:before="0" w:after="20" w:line="240" w:lineRule="auto"/>
+              <w:jc w:val="left"/>
+            </w:pPr>
+            <w:r>
+              <w:rPr>
+                <w:rFonts w:ascii="Noto Sans CJK KR" w:hAnsi="Noto Sans CJK KR"/>
+                <w:b w:val="0"/>
+                <w:color w:val="52667A"/>
+                <w:sz w:val="15"/>
+              </w:rPr>
+              <w:t xml:space="preserve">   5.3 Reconcile  ·  p.8</w:t>
+            </w:r>
+          </w:p>
+        </w:tc>
+        <w:tc>
+          <w:tcPr>
+            <w:tcW w:type="dxa" w:w="7909"/>
+            <w:vAlign w:val="top"/>
+            <w:tcMar>
+              <w:top w:w="60" w:type="dxa"/>
+              <w:start w:w="80" w:type="dxa"/>
+              <w:bottom w:w="60" w:type="dxa"/>
+              <w:end w:w="80" w:type="dxa"/>
+            </w:tcMar>
+          </w:tcPr>
+          <w:p>
+            <w:pPr>
+              <w:spacing w:before="0" w:after="20" w:line="240" w:lineRule="auto"/>
+              <w:jc w:val="left"/>
+            </w:pPr>
+            <w:r>
+              <w:rPr>
+                <w:rFonts w:ascii="Noto Sans CJK KR" w:hAnsi="Noto Sans CJK KR"/>
+                <w:b w:val="0"/>
+                <w:color w:val="52667A"/>
+                <w:sz w:val="15"/>
+              </w:rPr>
+              <w:t xml:space="preserve">   11.3 Public API Reference  ·  p.16</w:t>
+            </w:r>
+          </w:p>
+        </w:tc>
+      </w:tr>
+      <w:tr>
+        <w:tc>
+          <w:tcPr>
+            <w:tcW w:type="dxa" w:w="7909"/>
+            <w:vAlign w:val="top"/>
+            <w:tcMar>
+              <w:top w:w="60" w:type="dxa"/>
+              <w:start w:w="80" w:type="dxa"/>
+              <w:bottom w:w="60" w:type="dxa"/>
+              <w:end w:w="80" w:type="dxa"/>
+            </w:tcMar>
+          </w:tcPr>
+          <w:p>
+            <w:pPr>
+              <w:spacing w:before="0" w:after="20" w:line="240" w:lineRule="auto"/>
+              <w:jc w:val="left"/>
+            </w:pPr>
+            <w:r>
+              <w:rPr>
+                <w:rFonts w:ascii="Noto Sans CJK KR" w:hAnsi="Noto Sans CJK KR"/>
+                <w:b w:val="0"/>
+                <w:color w:val="52667A"/>
+                <w:sz w:val="15"/>
+              </w:rPr>
+              <w:t xml:space="preserve">   5.4 Async/Workflow  ·  p.8</w:t>
+            </w:r>
+          </w:p>
+        </w:tc>
+        <w:tc>
+          <w:tcPr>
+            <w:tcW w:type="dxa" w:w="7909"/>
+            <w:vAlign w:val="top"/>
+            <w:tcMar>
+              <w:top w:w="60" w:type="dxa"/>
+              <w:start w:w="80" w:type="dxa"/>
+              <w:bottom w:w="60" w:type="dxa"/>
+              <w:end w:w="80" w:type="dxa"/>
+            </w:tcMar>
+          </w:tcPr>
+          <w:p>
+            <w:pPr>
+              <w:spacing w:before="0" w:after="20" w:line="240" w:lineRule="auto"/>
+              <w:jc w:val="left"/>
+            </w:pPr>
+            <w:r>
+              <w:rPr>
+                <w:rFonts w:ascii="Noto Sans CJK KR" w:hAnsi="Noto Sans CJK KR"/>
+                <w:b/>
+                <w:color w:val="17324D"/>
+                <w:sz w:val="16"/>
+              </w:rPr>
+              <w:t>12. State·Compatibility·Acceptance  ·  p.17</w:t>
+            </w:r>
+          </w:p>
+        </w:tc>
+      </w:tr>
+      <w:tr>
+        <w:tc>
+          <w:tcPr>
+            <w:tcW w:type="dxa" w:w="7909"/>
+            <w:vAlign w:val="top"/>
+            <w:tcMar>
+              <w:top w:w="60" w:type="dxa"/>
+              <w:start w:w="80" w:type="dxa"/>
+              <w:bottom w:w="60" w:type="dxa"/>
+              <w:end w:w="80" w:type="dxa"/>
+            </w:tcMar>
+          </w:tcPr>
+          <w:p>
+            <w:pPr>
+              <w:spacing w:before="0" w:after="20" w:line="240" w:lineRule="auto"/>
+              <w:jc w:val="left"/>
+            </w:pPr>
+            <w:r>
+              <w:rPr>
+                <w:rFonts w:ascii="Noto Sans CJK KR" w:hAnsi="Noto Sans CJK KR"/>
+                <w:b/>
+                <w:color w:val="17324D"/>
+                <w:sz w:val="16"/>
+              </w:rPr>
+              <w:t>6. Domain·External Integration 계약  ·  p.9</w:t>
+            </w:r>
+          </w:p>
+        </w:tc>
+        <w:tc>
+          <w:tcPr>
+            <w:tcW w:type="dxa" w:w="7909"/>
+            <w:vAlign w:val="top"/>
+            <w:tcMar>
+              <w:top w:w="60" w:type="dxa"/>
+              <w:start w:w="80" w:type="dxa"/>
+              <w:bottom w:w="60" w:type="dxa"/>
+              <w:end w:w="80" w:type="dxa"/>
+            </w:tcMar>
+          </w:tcPr>
+          <w:p>
+            <w:pPr>
+              <w:spacing w:before="0" w:after="20" w:line="240" w:lineRule="auto"/>
+              <w:jc w:val="left"/>
+            </w:pPr>
+            <w:r>
+              <w:rPr>
+                <w:rFonts w:ascii="Noto Sans CJK KR" w:hAnsi="Noto Sans CJK KR"/>
+                <w:b w:val="0"/>
+                <w:color w:val="52667A"/>
+                <w:sz w:val="15"/>
+              </w:rPr>
+              <w:t xml:space="preserve">   12.1 State Transition  ·  p.17</w:t>
+            </w:r>
+          </w:p>
+        </w:tc>
+      </w:tr>
+      <w:tr>
+        <w:tc>
+          <w:tcPr>
+            <w:tcW w:type="dxa" w:w="7909"/>
+            <w:vAlign w:val="top"/>
+            <w:tcMar>
+              <w:top w:w="60" w:type="dxa"/>
+              <w:start w:w="80" w:type="dxa"/>
+              <w:bottom w:w="60" w:type="dxa"/>
+              <w:end w:w="80" w:type="dxa"/>
+            </w:tcMar>
+          </w:tcPr>
+          <w:p>
+            <w:pPr>
+              <w:spacing w:before="0" w:after="20" w:line="240" w:lineRule="auto"/>
+              <w:jc w:val="left"/>
+            </w:pPr>
+            <w:r>
+              <w:rPr>
+                <w:rFonts w:ascii="Noto Sans CJK KR" w:hAnsi="Noto Sans CJK KR"/>
+                <w:b w:val="0"/>
+                <w:color w:val="52667A"/>
+                <w:sz w:val="15"/>
+              </w:rPr>
+              <w:t xml:space="preserve">   6.1 Domain Invocation  ·  p.9</w:t>
+            </w:r>
+          </w:p>
+        </w:tc>
+        <w:tc>
+          <w:tcPr>
+            <w:tcW w:type="dxa" w:w="7909"/>
+            <w:vAlign w:val="top"/>
+            <w:tcMar>
+              <w:top w:w="60" w:type="dxa"/>
+              <w:start w:w="80" w:type="dxa"/>
+              <w:bottom w:w="60" w:type="dxa"/>
+              <w:end w:w="80" w:type="dxa"/>
+            </w:tcMar>
+          </w:tcPr>
+          <w:p>
+            <w:pPr>
+              <w:spacing w:before="0" w:after="20" w:line="240" w:lineRule="auto"/>
+              <w:jc w:val="left"/>
+            </w:pPr>
+            <w:r>
+              <w:rPr>
+                <w:rFonts w:ascii="Noto Sans CJK KR" w:hAnsi="Noto Sans CJK KR"/>
+                <w:b w:val="0"/>
+                <w:color w:val="52667A"/>
+                <w:sz w:val="15"/>
+              </w:rPr>
+              <w:t xml:space="preserve">   12.2 Compatibility  ·  p.17</w:t>
+            </w:r>
+          </w:p>
+        </w:tc>
+      </w:tr>
+      <w:tr>
+        <w:tc>
+          <w:tcPr>
+            <w:tcW w:type="dxa" w:w="7909"/>
+            <w:vAlign w:val="top"/>
+            <w:tcMar>
+              <w:top w:w="60" w:type="dxa"/>
+              <w:start w:w="80" w:type="dxa"/>
+              <w:bottom w:w="60" w:type="dxa"/>
+              <w:end w:w="80" w:type="dxa"/>
+            </w:tcMar>
+          </w:tcPr>
+          <w:p>
+            <w:pPr>
+              <w:spacing w:before="0" w:after="20" w:line="240" w:lineRule="auto"/>
+              <w:jc w:val="left"/>
+            </w:pPr>
+            <w:r>
+              <w:rPr>
+                <w:rFonts w:ascii="Noto Sans CJK KR" w:hAnsi="Noto Sans CJK KR"/>
+                <w:b w:val="0"/>
+                <w:color w:val="52667A"/>
+                <w:sz w:val="15"/>
+              </w:rPr>
+              <w:t xml:space="preserve">   6.2 External Integration  ·  p.10</w:t>
+            </w:r>
+          </w:p>
+        </w:tc>
+        <w:tc>
+          <w:tcPr>
+            <w:tcW w:type="dxa" w:w="7909"/>
+            <w:vAlign w:val="top"/>
+            <w:tcMar>
+              <w:top w:w="60" w:type="dxa"/>
+              <w:start w:w="80" w:type="dxa"/>
+              <w:bottom w:w="60" w:type="dxa"/>
+              <w:end w:w="80" w:type="dxa"/>
+            </w:tcMar>
+          </w:tcPr>
+          <w:p>
+            <w:pPr>
+              <w:spacing w:before="0" w:after="20" w:line="240" w:lineRule="auto"/>
+              <w:jc w:val="left"/>
+            </w:pPr>
+            <w:r>
+              <w:rPr>
+                <w:rFonts w:ascii="Noto Sans CJK KR" w:hAnsi="Noto Sans CJK KR"/>
+                <w:b w:val="0"/>
+                <w:color w:val="52667A"/>
+                <w:sz w:val="15"/>
+              </w:rPr>
+              <w:t xml:space="preserve">   12.3 Contract Acceptance  ·  p.17</w:t>
+            </w:r>
+          </w:p>
+        </w:tc>
+      </w:tr>
+    </w:tbl>
     <w:p>
       <w:pPr>
         <w:pStyle w:val="Heading1"/>
@@ -1431,9 +1634,7 @@
         <w:spacing w:before="0" w:after="160"/>
         <w:rPr/>
       </w:pPr>
-      <w:r>
-        <w:br w:type="page"/>
-      </w:r>
+      <w:r/>
       <w:bookmarkStart w:id="0" w:name="__RefHeading___Toc7544_1069379125"/>
       <w:bookmarkEnd w:id="0"/>
       <w:r>
@@ -20866,10 +21067,49 @@
   <w:p>
     <w:pPr>
       <w:pStyle w:val="Footer"/>
+      <w:tabs>
+        <w:tab w:pos="9354" w:val="right"/>
+      </w:tabs>
       <w:rPr/>
     </w:pPr>
     <w:r>
-      <w:rPr/>
+      <w:rPr>
+        <w:rFonts w:ascii="Noto Sans CJK KR" w:hAnsi="Noto Sans CJK KR"/>
+        <w:color w:val="5F6368"/>
+        <w:sz w:val="16"/>
+      </w:rPr>
+      <w:t>Core Platform Framework</w:t>
+    </w:r>
+    <w:r>
+      <w:tab/>
+    </w:r>
+    <w:r>
+      <w:rPr>
+        <w:rFonts w:ascii="Noto Sans CJK KR" w:hAnsi="Noto Sans CJK KR"/>
+        <w:color w:val="5F6368"/>
+        <w:sz w:val="16"/>
+      </w:rPr>
+      <w:t xml:space="preserve">p. </w:t>
+    </w:r>
+    <w:r>
+      <w:fldChar w:fldCharType="begin"/>
+    </w:r>
+    <w:r>
+      <w:instrText xml:space="preserve"> PAGE </w:instrText>
+    </w:r>
+    <w:r>
+      <w:fldChar w:fldCharType="separate"/>
+    </w:r>
+    <w:r>
+      <w:rPr>
+        <w:rFonts w:ascii="Noto Sans CJK KR" w:hAnsi="Noto Sans CJK KR"/>
+        <w:color w:val="5F6368"/>
+        <w:sz w:val="16"/>
+      </w:rPr>
+      <w:t>1</w:t>
+    </w:r>
+    <w:r>
+      <w:fldChar w:fldCharType="end"/>
     </w:r>
   </w:p>
 </w:ftr>
@@ -20908,46 +21148,48 @@
   <w:p>
     <w:pPr>
       <w:pStyle w:val="Footer"/>
+      <w:tabs>
+        <w:tab w:pos="9354" w:val="right"/>
+      </w:tabs>
       <w:rPr/>
     </w:pPr>
     <w:r>
       <w:rPr>
-        <w:rFonts w:eastAsia="Noto Sans CJK KR"/>
+        <w:rFonts w:ascii="Noto Sans CJK KR" w:hAnsi="Noto Sans CJK KR"/>
         <w:color w:val="5F6368"/>
         <w:sz w:val="16"/>
       </w:rPr>
       <w:t>Core Platform Framework</w:t>
     </w:r>
     <w:r>
-      <w:rPr/>
-      <w:t xml:space="preserve">            </w:t>
+      <w:tab/>
     </w:r>
     <w:r>
       <w:rPr>
-        <w:rFonts w:eastAsia="Noto Sans CJK KR"/>
+        <w:rFonts w:ascii="Noto Sans CJK KR" w:hAnsi="Noto Sans CJK KR"/>
         <w:color w:val="5F6368"/>
         <w:sz w:val="16"/>
       </w:rPr>
       <w:t xml:space="preserve">p. </w:t>
     </w:r>
     <w:r>
-      <w:rPr/>
       <w:fldChar w:fldCharType="begin"/>
     </w:r>
     <w:r>
-      <w:rPr/>
       <w:instrText xml:space="preserve"> PAGE </w:instrText>
     </w:r>
     <w:r>
-      <w:rPr/>
       <w:fldChar w:fldCharType="separate"/>
     </w:r>
     <w:r>
-      <w:rPr/>
-      <w:t>19</w:t>
+      <w:rPr>
+        <w:rFonts w:ascii="Noto Sans CJK KR" w:hAnsi="Noto Sans CJK KR"/>
+        <w:color w:val="5F6368"/>
+        <w:sz w:val="16"/>
+      </w:rPr>
+      <w:t>1</w:t>
     </w:r>
     <w:r>
-      <w:rPr/>
       <w:fldChar w:fldCharType="end"/>
     </w:r>
   </w:p>
@@ -21084,7 +21326,7 @@
         <w:color w:val="5F6368"/>
         <w:sz w:val="16"/>
       </w:rPr>
-      <w:t xml:space="preserve">    Harness v1.1.3 / </w:t>
+      <w:t xml:space="preserve">    Harness v1.2.5 / </w:t>
     </w:r>
     <w:r>
       <w:rPr>
@@ -21100,7 +21342,7 @@
         <w:color w:val="5F6368"/>
         <w:sz w:val="16"/>
       </w:rPr>
-      <w:t>Rev. 1</w:t>
+      <w:t>Rev. 2</w:t>
     </w:r>
   </w:p>
 </w:hdr>
@@ -21129,7 +21371,7 @@
         <w:color w:val="5F6368"/>
         <w:sz w:val="16"/>
       </w:rPr>
-      <w:t xml:space="preserve">    Harness v1.1.3 / </w:t>
+      <w:t xml:space="preserve">    Harness v1.2.5 / </w:t>
     </w:r>
     <w:r>
       <w:rPr>

--- a/cpf-docs/guides/07_Specification_기술_명세.docx
+++ b/cpf-docs/guides/07_Specification_기술_명세.docx
@@ -2,73 +2,239 @@
 <file path=word/document.xml><?xml version="1.0" encoding="utf-8"?>
 <w:document xmlns:wpc="http://schemas.microsoft.com/office/word/2010/wordprocessingCanvas" xmlns:mo="http://schemas.microsoft.com/office/mac/office/2008/main" xmlns:mc="http://schemas.openxmlformats.org/markup-compatibility/2006" xmlns:mv="urn:schemas-microsoft-com:mac:vml" xmlns:o="urn:schemas-microsoft-com:office:office" xmlns:r="http://schemas.openxmlformats.org/officeDocument/2006/relationships" xmlns:m="http://schemas.openxmlformats.org/officeDocument/2006/math" xmlns:v="urn:schemas-microsoft-com:vml" xmlns:wp14="http://schemas.microsoft.com/office/word/2010/wordprocessingDrawing" xmlns:wp="http://schemas.openxmlformats.org/drawingml/2006/wordprocessingDrawing" xmlns:w10="urn:schemas-microsoft-com:office:word" xmlns:w="http://schemas.openxmlformats.org/wordprocessingml/2006/main" xmlns:w14="http://schemas.microsoft.com/office/word/2010/wordml" xmlns:wpg="http://schemas.microsoft.com/office/word/2010/wordprocessingGroup" xmlns:wpi="http://schemas.microsoft.com/office/word/2010/wordprocessingInk" xmlns:wne="http://schemas.microsoft.com/office/word/2006/wordml" xmlns:wps="http://schemas.microsoft.com/office/word/2010/wordprocessingShape" mc:Ignorable="w14 wp14">
   <w:body>
+    <w:p>
+      <w:pPr>
+        <w:spacing w:before="280"/>
+      </w:pPr>
+      <w:r>
+        <w:rPr>
+          <w:rFonts w:ascii="Noto Sans KR" w:hAnsi="Noto Sans KR"/>
+          <w:b/>
+          <w:color w:val="00B882"/>
+          <w:sz w:val="22"/>
+        </w:rPr>
+        <w:t>CORE PLATFORM FRAMEWORK</w:t>
+      </w:r>
+    </w:p>
+    <w:p>
+      <w:pPr>
+        <w:pStyle w:val="Title"/>
+      </w:pPr>
+      <w:r>
+        <w:t>Specification 기술 명세</w:t>
+      </w:r>
+    </w:p>
+    <w:p>
+      <w:pPr>
+        <w:pStyle w:val="Subtitle"/>
+      </w:pPr>
+      <w:r>
+        <w:t>CPF의 제품 범위·Stack·Public Contract·Identity·DB3 명세</w:t>
+      </w:r>
+    </w:p>
+    <w:p>
+      <w:pPr>
+        <w:spacing w:before="240" w:after="160"/>
+      </w:pPr>
+    </w:p>
     <w:tbl>
       <w:tblPr>
         <w:tblW w:type="auto" w:w="0"/>
         <w:jc w:val="left"/>
+        <w:tblLayout w:type="fixed"/>
         <w:tblLook w:firstColumn="1" w:firstRow="1" w:lastColumn="0" w:lastRow="0" w:noHBand="0" w:noVBand="1" w:val="04A0"/>
       </w:tblPr>
       <w:tblGrid>
-        <w:gridCol w:w="10880"/>
+        <w:gridCol w:w="7625"/>
+        <w:gridCol w:w="7625"/>
       </w:tblGrid>
       <w:tr>
+        <w:trPr>
+          <w:tblHeader w:val="true"/>
+        </w:trPr>
         <w:tc>
           <w:tcPr>
-            <w:tcW w:type="dxa" w:w="10880"/>
-            <w:shd w:fill="0B2137"/>
+            <w:tcW w:type="dxa" w:w="7625"/>
             <w:tcMar>
-              <w:top w:w="220" w:type="dxa"/>
-              <w:start w:w="260" w:type="dxa"/>
-              <w:bottom w:w="220" w:type="dxa"/>
-              <w:end w:w="260" w:type="dxa"/>
+              <w:top w:w="100" w:type="dxa"/>
+              <w:start w:w="150" w:type="dxa"/>
+              <w:bottom w:w="100" w:type="dxa"/>
+              <w:end w:w="150" w:type="dxa"/>
+            </w:tcMar>
+            <w:shd w:fill="17324D"/>
+          </w:tcPr>
+          <w:p>
+            <w:r>
+              <w:rPr>
+                <w:b/>
+                <w:color w:val="FFFFFF"/>
+                <w:sz w:val="18"/>
+              </w:rPr>
+              <w:t>누가 보는가</w:t>
+            </w:r>
+          </w:p>
+        </w:tc>
+        <w:tc>
+          <w:tcPr>
+            <w:tcW w:type="dxa" w:w="7625"/>
+            <w:tcMar>
+              <w:top w:w="100" w:type="dxa"/>
+              <w:start w:w="150" w:type="dxa"/>
+              <w:bottom w:w="100" w:type="dxa"/>
+              <w:end w:w="150" w:type="dxa"/>
             </w:tcMar>
           </w:tcPr>
           <w:p>
             <w:r>
               <w:rPr>
-                <w:rFonts w:ascii="Noto Sans CJK KR" w:hAnsi="Noto Sans CJK KR"/>
-                <w:b/>
-                <w:color w:val="FFFFFF"/>
-                <w:sz w:val="28"/>
+                <w:sz w:val="18"/>
               </w:rPr>
-              <w:t>CPF  |  Core Platform Framework</w:t>
-            </w:r>
-          </w:p>
-          <w:p>
-            <w:pPr>
-              <w:spacing w:before="80" w:after="0"/>
-            </w:pPr>
-            <w:r>
-              <w:rPr>
-                <w:rFonts w:ascii="Noto Sans CJK KR" w:hAnsi="Noto Sans CJK KR"/>
-                <w:color w:val="CFE2F5"/>
-                <w:sz w:val="19"/>
-              </w:rPr>
-              <w:t>Business Platform Documentation</w:t>
+              <w:t>아키텍트·리드 개발자·검수자</w:t>
             </w:r>
           </w:p>
         </w:tc>
-        <w:trPr>
-          <w:tblHeader/>
-        </w:trPr>
+      </w:tr>
+      <w:tr>
+        <w:tc>
+          <w:tcPr>
+            <w:tcW w:type="dxa" w:w="7625"/>
+            <w:tcMar>
+              <w:top w:w="100" w:type="dxa"/>
+              <w:start w:w="150" w:type="dxa"/>
+              <w:bottom w:w="100" w:type="dxa"/>
+              <w:end w:w="150" w:type="dxa"/>
+            </w:tcMar>
+            <w:shd w:fill="17324D"/>
+          </w:tcPr>
+          <w:p>
+            <w:r>
+              <w:rPr>
+                <w:b/>
+                <w:color w:val="FFFFFF"/>
+                <w:sz w:val="18"/>
+              </w:rPr>
+              <w:t>이 문서로 끝낼 일</w:t>
+            </w:r>
+          </w:p>
+        </w:tc>
+        <w:tc>
+          <w:tcPr>
+            <w:tcW w:type="dxa" w:w="7625"/>
+            <w:tcMar>
+              <w:top w:w="100" w:type="dxa"/>
+              <w:start w:w="150" w:type="dxa"/>
+              <w:bottom w:w="100" w:type="dxa"/>
+              <w:end w:w="150" w:type="dxa"/>
+            </w:tcMar>
+          </w:tcPr>
+          <w:p>
+            <w:r>
+              <w:rPr>
+                <w:sz w:val="18"/>
+              </w:rPr>
+              <w:t>구현/문서/환경이 어떤 canonical 계약을 따라야 하는지 확인한다</w:t>
+            </w:r>
+          </w:p>
+        </w:tc>
+      </w:tr>
+      <w:tr>
+        <w:tc>
+          <w:tcPr>
+            <w:tcW w:type="dxa" w:w="7625"/>
+            <w:tcMar>
+              <w:top w:w="100" w:type="dxa"/>
+              <w:start w:w="150" w:type="dxa"/>
+              <w:bottom w:w="100" w:type="dxa"/>
+              <w:end w:w="150" w:type="dxa"/>
+            </w:tcMar>
+            <w:shd w:fill="17324D"/>
+          </w:tcPr>
+          <w:p>
+            <w:r>
+              <w:rPr>
+                <w:b/>
+                <w:color w:val="FFFFFF"/>
+                <w:sz w:val="18"/>
+              </w:rPr>
+              <w:t>기준</w:t>
+            </w:r>
+          </w:p>
+        </w:tc>
+        <w:tc>
+          <w:tcPr>
+            <w:tcW w:type="dxa" w:w="7625"/>
+            <w:tcMar>
+              <w:top w:w="100" w:type="dxa"/>
+              <w:start w:w="150" w:type="dxa"/>
+              <w:bottom w:w="100" w:type="dxa"/>
+              <w:end w:w="150" w:type="dxa"/>
+            </w:tcMar>
+          </w:tcPr>
+          <w:p>
+            <w:r>
+              <w:rPr>
+                <w:sz w:val="18"/>
+              </w:rPr>
+              <w:t>Harness 2.2.0 · Source 054d894b47f4 · Oracle/PostgreSQL/MariaDB</w:t>
+            </w:r>
+          </w:p>
+        </w:tc>
       </w:tr>
     </w:tbl>
     <w:p>
       <w:pPr>
-        <w:pStyle w:val="Title"/>
-        <w:spacing w:before="680"/>
+        <w:spacing w:before="200"/>
+      </w:pPr>
+    </w:p>
+    <w:p>
+      <w:pPr>
+        <w:pStyle w:val="ListBullet"/>
+        <w:spacing w:after="60"/>
+        <w:ind w:left="283"/>
       </w:pPr>
       <w:r>
-        <w:t>CPF Specification 기술 명세</w:t>
+        <w:t>Source의 기술 Stack을 확인합니다.</w:t>
       </w:r>
     </w:p>
     <w:p>
       <w:pPr>
-        <w:pStyle w:val="Subtitle"/>
-        <w:spacing w:after="440"/>
+        <w:pStyle w:val="ListBullet"/>
+        <w:spacing w:after="60"/>
+        <w:ind w:left="283"/>
       </w:pPr>
       <w:r>
-        <w:t>Public Contract, Context, 오류·상태·Runtime 동작을 정확한 계약 중심으로 정리합니다.</w:t>
+        <w:t>Public Contract와 Identity 정본을 확인합니다.</w:t>
+      </w:r>
+    </w:p>
+    <w:p>
+      <w:pPr>
+        <w:pStyle w:val="ListBullet"/>
+        <w:spacing w:after="60"/>
+        <w:ind w:left="283"/>
+      </w:pPr>
+      <w:r>
+        <w:t>Topology/DB3 지원 범위를 오해 없이 확인합니다.</w:t>
+      </w:r>
+    </w:p>
+    <w:p>
+      <w:r>
+        <w:br w:type="page"/>
+      </w:r>
+    </w:p>
+    <w:p>
+      <w:pPr>
+        <w:pStyle w:val="Heading1"/>
+      </w:pPr>
+      <w:r>
+        <w:t>찾아보기</w:t>
+      </w:r>
+    </w:p>
+    <w:p>
+      <w:pPr>
+        <w:spacing w:after="100"/>
+      </w:pPr>
+      <w:r>
+        <w:t>필요한 작업을 먼저 찾고 해당 장으로 이동합니다. 페이지 번호는 최종 PDF 기준입니다.</w:t>
       </w:r>
     </w:p>
     <w:tbl>
@@ -79,153 +245,406 @@
         <w:tblLook w:firstColumn="1" w:firstRow="1" w:lastColumn="0" w:lastRow="0" w:noHBand="0" w:noVBand="1" w:val="04A0"/>
       </w:tblPr>
       <w:tblGrid>
-        <w:gridCol w:w="5440"/>
-        <w:gridCol w:w="5440"/>
+        <w:gridCol w:w="5083"/>
+        <w:gridCol w:w="5083"/>
+        <w:gridCol w:w="5083"/>
       </w:tblGrid>
       <w:tr>
+        <w:trPr>
+          <w:tblHeader w:val="true"/>
+        </w:trPr>
         <w:tc>
           <w:tcPr>
-            <w:tcW w:type="dxa" w:w="2154"/>
-            <w:shd w:fill="F4F7FA"/>
+            <w:tcW w:type="dxa" w:w="1247"/>
+            <w:shd w:fill="17324D"/>
+          </w:tcPr>
+          <w:p>
+            <w:r>
+              <w:rPr>
+                <w:b/>
+                <w:color w:val="FFFFFF"/>
+                <w:sz w:val="17"/>
+              </w:rPr>
+              <w:t>구분</w:t>
+            </w:r>
+          </w:p>
+        </w:tc>
+        <w:tc>
+          <w:tcPr>
+            <w:tcW w:type="dxa" w:w="12190"/>
+            <w:shd w:fill="17324D"/>
+          </w:tcPr>
+          <w:p>
+            <w:r>
+              <w:rPr>
+                <w:b/>
+                <w:color w:val="FFFFFF"/>
+                <w:sz w:val="17"/>
+              </w:rPr>
+              <w:t>내용</w:t>
+            </w:r>
+          </w:p>
+        </w:tc>
+        <w:tc>
+          <w:tcPr>
+            <w:tcW w:type="dxa" w:w="1020"/>
+            <w:shd w:fill="17324D"/>
+          </w:tcPr>
+          <w:p>
+            <w:r>
+              <w:rPr>
+                <w:b/>
+                <w:color w:val="FFFFFF"/>
+                <w:sz w:val="17"/>
+              </w:rPr>
+              <w:t>쪽</w:t>
+            </w:r>
+          </w:p>
+        </w:tc>
+      </w:tr>
+      <w:tr>
+        <w:trPr>
+          <w:cantSplit/>
+        </w:trPr>
+        <w:tc>
+          <w:tcPr>
+            <w:tcW w:type="dxa" w:w="1247"/>
+            <w:shd w:fill="E9F6F2"/>
             <w:tcMar>
-              <w:top w:w="80" w:type="dxa"/>
-              <w:start w:w="90" w:type="dxa"/>
-              <w:bottom w:w="80" w:type="dxa"/>
-              <w:end w:w="90" w:type="dxa"/>
+              <w:top w:w="70" w:type="dxa"/>
+              <w:start w:w="100" w:type="dxa"/>
+              <w:bottom w:w="70" w:type="dxa"/>
+              <w:end w:w="100" w:type="dxa"/>
+            </w:tcMar>
+          </w:tcPr>
+          <w:p>
+            <w:r>
+              <w:t>대메뉴</w:t>
+            </w:r>
+          </w:p>
+        </w:tc>
+        <w:tc>
+          <w:tcPr>
+            <w:tcW w:type="dxa" w:w="12190"/>
+            <w:tcMar>
+              <w:top w:w="70" w:type="dxa"/>
+              <w:start w:w="100" w:type="dxa"/>
+              <w:bottom w:w="70" w:type="dxa"/>
+              <w:end w:w="100" w:type="dxa"/>
             </w:tcMar>
           </w:tcPr>
           <w:p>
             <w:r>
               <w:rPr>
-                <w:rFonts w:ascii="Noto Sans CJK KR" w:hAnsi="Noto Sans CJK KR"/>
                 <w:b/>
-                <w:sz w:val="18"/>
               </w:rPr>
-              <w:t>문서 기준</w:t>
+              <w:t>1 제품 범위</w:t>
             </w:r>
           </w:p>
         </w:tc>
         <w:tc>
           <w:tcPr>
-            <w:tcW w:type="dxa" w:w="7370"/>
+            <w:tcW w:type="dxa" w:w="1020"/>
             <w:tcMar>
-              <w:top w:w="80" w:type="dxa"/>
-              <w:start w:w="90" w:type="dxa"/>
-              <w:bottom w:w="80" w:type="dxa"/>
-              <w:end w:w="90" w:type="dxa"/>
+              <w:top w:w="70" w:type="dxa"/>
+              <w:start w:w="100" w:type="dxa"/>
+              <w:bottom w:w="70" w:type="dxa"/>
+              <w:end w:w="100" w:type="dxa"/>
+            </w:tcMar>
+          </w:tcPr>
+          <w:p>
+            <w:r>
+              <w:t>3</w:t>
+            </w:r>
+          </w:p>
+        </w:tc>
+      </w:tr>
+      <w:tr>
+        <w:trPr>
+          <w:cantSplit/>
+        </w:trPr>
+        <w:tc>
+          <w:tcPr>
+            <w:tcW w:type="dxa" w:w="1247"/>
+            <w:shd w:fill="E9F6F2"/>
+            <w:tcMar>
+              <w:top w:w="70" w:type="dxa"/>
+              <w:start w:w="100" w:type="dxa"/>
+              <w:bottom w:w="70" w:type="dxa"/>
+              <w:end w:w="100" w:type="dxa"/>
+            </w:tcMar>
+          </w:tcPr>
+          <w:p>
+            <w:r>
+              <w:t>대메뉴</w:t>
+            </w:r>
+          </w:p>
+        </w:tc>
+        <w:tc>
+          <w:tcPr>
+            <w:tcW w:type="dxa" w:w="12190"/>
+            <w:tcMar>
+              <w:top w:w="70" w:type="dxa"/>
+              <w:start w:w="100" w:type="dxa"/>
+              <w:bottom w:w="70" w:type="dxa"/>
+              <w:end w:w="100" w:type="dxa"/>
             </w:tcMar>
           </w:tcPr>
           <w:p>
             <w:r>
               <w:rPr>
-                <w:rFonts w:ascii="Noto Sans CJK KR" w:hAnsi="Noto Sans CJK KR"/>
-                <w:sz w:val="18"/>
+                <w:b/>
               </w:rPr>
-              <w:t>Documentation Harness v2.1.0</w:t>
+              <w:t>2 기술 Stack</w:t>
             </w:r>
           </w:p>
         </w:tc>
-        <w:trPr>
-          <w:tblHeader/>
-        </w:trPr>
+        <w:tc>
+          <w:tcPr>
+            <w:tcW w:type="dxa" w:w="1020"/>
+            <w:tcMar>
+              <w:top w:w="70" w:type="dxa"/>
+              <w:start w:w="100" w:type="dxa"/>
+              <w:bottom w:w="70" w:type="dxa"/>
+              <w:end w:w="100" w:type="dxa"/>
+            </w:tcMar>
+          </w:tcPr>
+          <w:p>
+            <w:r>
+              <w:t>3</w:t>
+            </w:r>
+          </w:p>
+        </w:tc>
       </w:tr>
       <w:tr>
+        <w:trPr>
+          <w:cantSplit/>
+        </w:trPr>
         <w:tc>
           <w:tcPr>
-            <w:tcW w:type="dxa" w:w="2154"/>
-            <w:shd w:fill="F4F7FA"/>
+            <w:tcW w:type="dxa" w:w="1247"/>
+            <w:shd w:fill="E9F6F2"/>
             <w:tcMar>
-              <w:top w:w="80" w:type="dxa"/>
-              <w:start w:w="90" w:type="dxa"/>
-              <w:bottom w:w="80" w:type="dxa"/>
-              <w:end w:w="90" w:type="dxa"/>
+              <w:top w:w="70" w:type="dxa"/>
+              <w:start w:w="100" w:type="dxa"/>
+              <w:bottom w:w="70" w:type="dxa"/>
+              <w:end w:w="100" w:type="dxa"/>
+            </w:tcMar>
+          </w:tcPr>
+          <w:p>
+            <w:r>
+              <w:t>대메뉴</w:t>
+            </w:r>
+          </w:p>
+        </w:tc>
+        <w:tc>
+          <w:tcPr>
+            <w:tcW w:type="dxa" w:w="12190"/>
+            <w:tcMar>
+              <w:top w:w="70" w:type="dxa"/>
+              <w:start w:w="100" w:type="dxa"/>
+              <w:bottom w:w="70" w:type="dxa"/>
+              <w:end w:w="100" w:type="dxa"/>
             </w:tcMar>
           </w:tcPr>
           <w:p>
             <w:r>
               <w:rPr>
-                <w:rFonts w:ascii="Noto Sans CJK KR" w:hAnsi="Noto Sans CJK KR"/>
                 <w:b/>
-                <w:sz w:val="18"/>
               </w:rPr>
-              <w:t>기준 Source</w:t>
+              <w:t>3 Public Contract</w:t>
             </w:r>
           </w:p>
         </w:tc>
         <w:tc>
           <w:tcPr>
-            <w:tcW w:type="dxa" w:w="7370"/>
+            <w:tcW w:type="dxa" w:w="1020"/>
             <w:tcMar>
-              <w:top w:w="80" w:type="dxa"/>
-              <w:start w:w="90" w:type="dxa"/>
-              <w:bottom w:w="80" w:type="dxa"/>
-              <w:end w:w="90" w:type="dxa"/>
+              <w:top w:w="70" w:type="dxa"/>
+              <w:start w:w="100" w:type="dxa"/>
+              <w:bottom w:w="70" w:type="dxa"/>
+              <w:end w:w="100" w:type="dxa"/>
+            </w:tcMar>
+          </w:tcPr>
+          <w:p>
+            <w:r>
+              <w:t>4</w:t>
+            </w:r>
+          </w:p>
+        </w:tc>
+      </w:tr>
+      <w:tr>
+        <w:trPr>
+          <w:cantSplit/>
+        </w:trPr>
+        <w:tc>
+          <w:tcPr>
+            <w:tcW w:type="dxa" w:w="1247"/>
+            <w:shd w:fill="E9F6F2"/>
+            <w:tcMar>
+              <w:top w:w="70" w:type="dxa"/>
+              <w:start w:w="100" w:type="dxa"/>
+              <w:bottom w:w="70" w:type="dxa"/>
+              <w:end w:w="100" w:type="dxa"/>
+            </w:tcMar>
+          </w:tcPr>
+          <w:p>
+            <w:r>
+              <w:t>대메뉴</w:t>
+            </w:r>
+          </w:p>
+        </w:tc>
+        <w:tc>
+          <w:tcPr>
+            <w:tcW w:type="dxa" w:w="12190"/>
+            <w:tcMar>
+              <w:top w:w="70" w:type="dxa"/>
+              <w:start w:w="100" w:type="dxa"/>
+              <w:bottom w:w="70" w:type="dxa"/>
+              <w:end w:w="100" w:type="dxa"/>
             </w:tcMar>
           </w:tcPr>
           <w:p>
             <w:r>
               <w:rPr>
-                <w:rFonts w:ascii="Noto Sans CJK KR" w:hAnsi="Noto Sans CJK KR"/>
-                <w:sz w:val="18"/>
+                <w:b/>
               </w:rPr>
-              <w:t>master 054d894b47f4be8323439dc6f9e58b7d8b60fe54</w:t>
+              <w:t>4 Context · Identity · Operation</w:t>
+            </w:r>
+          </w:p>
+        </w:tc>
+        <w:tc>
+          <w:tcPr>
+            <w:tcW w:type="dxa" w:w="1020"/>
+            <w:tcMar>
+              <w:top w:w="70" w:type="dxa"/>
+              <w:start w:w="100" w:type="dxa"/>
+              <w:bottom w:w="70" w:type="dxa"/>
+              <w:end w:w="100" w:type="dxa"/>
+            </w:tcMar>
+          </w:tcPr>
+          <w:p>
+            <w:r>
+              <w:t>4</w:t>
             </w:r>
           </w:p>
         </w:tc>
       </w:tr>
       <w:tr>
+        <w:trPr>
+          <w:cantSplit/>
+        </w:trPr>
         <w:tc>
           <w:tcPr>
-            <w:tcW w:type="dxa" w:w="2154"/>
-            <w:shd w:fill="F4F7FA"/>
+            <w:tcW w:type="dxa" w:w="1247"/>
+            <w:shd w:fill="E9F6F2"/>
             <w:tcMar>
-              <w:top w:w="80" w:type="dxa"/>
-              <w:start w:w="90" w:type="dxa"/>
-              <w:bottom w:w="80" w:type="dxa"/>
-              <w:end w:w="90" w:type="dxa"/>
+              <w:top w:w="70" w:type="dxa"/>
+              <w:start w:w="100" w:type="dxa"/>
+              <w:bottom w:w="70" w:type="dxa"/>
+              <w:end w:w="100" w:type="dxa"/>
+            </w:tcMar>
+          </w:tcPr>
+          <w:p>
+            <w:r>
+              <w:t>대메뉴</w:t>
+            </w:r>
+          </w:p>
+        </w:tc>
+        <w:tc>
+          <w:tcPr>
+            <w:tcW w:type="dxa" w:w="12190"/>
+            <w:tcMar>
+              <w:top w:w="70" w:type="dxa"/>
+              <w:start w:w="100" w:type="dxa"/>
+              <w:bottom w:w="70" w:type="dxa"/>
+              <w:end w:w="100" w:type="dxa"/>
             </w:tcMar>
           </w:tcPr>
           <w:p>
             <w:r>
               <w:rPr>
-                <w:rFonts w:ascii="Noto Sans CJK KR" w:hAnsi="Noto Sans CJK KR"/>
                 <w:b/>
-                <w:sz w:val="18"/>
               </w:rPr>
-              <w:t>기준일</w:t>
+              <w:t>5 지원 DB</w:t>
             </w:r>
           </w:p>
         </w:tc>
         <w:tc>
           <w:tcPr>
-            <w:tcW w:type="dxa" w:w="7370"/>
+            <w:tcW w:type="dxa" w:w="1020"/>
             <w:tcMar>
-              <w:top w:w="80" w:type="dxa"/>
-              <w:start w:w="90" w:type="dxa"/>
-              <w:bottom w:w="80" w:type="dxa"/>
-              <w:end w:w="90" w:type="dxa"/>
+              <w:top w:w="70" w:type="dxa"/>
+              <w:start w:w="100" w:type="dxa"/>
+              <w:bottom w:w="70" w:type="dxa"/>
+              <w:end w:w="100" w:type="dxa"/>
+            </w:tcMar>
+          </w:tcPr>
+          <w:p>
+            <w:r>
+              <w:t>5</w:t>
+            </w:r>
+          </w:p>
+        </w:tc>
+      </w:tr>
+      <w:tr>
+        <w:trPr>
+          <w:cantSplit/>
+        </w:trPr>
+        <w:tc>
+          <w:tcPr>
+            <w:tcW w:type="dxa" w:w="1247"/>
+            <w:shd w:fill="E9F6F2"/>
+            <w:tcMar>
+              <w:top w:w="70" w:type="dxa"/>
+              <w:start w:w="100" w:type="dxa"/>
+              <w:bottom w:w="70" w:type="dxa"/>
+              <w:end w:w="100" w:type="dxa"/>
+            </w:tcMar>
+          </w:tcPr>
+          <w:p>
+            <w:r>
+              <w:t>대메뉴</w:t>
+            </w:r>
+          </w:p>
+        </w:tc>
+        <w:tc>
+          <w:tcPr>
+            <w:tcW w:type="dxa" w:w="12190"/>
+            <w:tcMar>
+              <w:top w:w="70" w:type="dxa"/>
+              <w:start w:w="100" w:type="dxa"/>
+              <w:bottom w:w="70" w:type="dxa"/>
+              <w:end w:w="100" w:type="dxa"/>
             </w:tcMar>
           </w:tcPr>
           <w:p>
             <w:r>
               <w:rPr>
-                <w:rFonts w:ascii="Noto Sans CJK KR" w:hAnsi="Noto Sans CJK KR"/>
-                <w:sz w:val="18"/>
+                <w:b/>
               </w:rPr>
-              <w:t>2026-08-26</w:t>
+              <w:t>6 Topology와 Optionality</w:t>
+            </w:r>
+          </w:p>
+        </w:tc>
+        <w:tc>
+          <w:tcPr>
+            <w:tcW w:type="dxa" w:w="1020"/>
+            <w:tcMar>
+              <w:top w:w="70" w:type="dxa"/>
+              <w:start w:w="100" w:type="dxa"/>
+              <w:bottom w:w="70" w:type="dxa"/>
+              <w:end w:w="100" w:type="dxa"/>
+            </w:tcMar>
+          </w:tcPr>
+          <w:p>
+            <w:r>
+              <w:t>5</w:t>
             </w:r>
           </w:p>
         </w:tc>
       </w:tr>
     </w:tbl>
-    <w:p>
-      <w:pPr>
-        <w:pStyle w:val="Subtitle"/>
-      </w:pPr>
-      <w:r>
-        <w:t>이 문서는 최신 Source의 공개 계약과 운영 경계를 기준으로 작성하며, 실행하지 않은 검증을 성공으로 기록하지 않습니다.</w:t>
-      </w:r>
-    </w:p>
     <w:p>
       <w:r>
         <w:br w:type="page"/>
@@ -233,18 +652,10 @@
     </w:p>
     <w:p>
       <w:pPr>
-        <w:pStyle w:val="Title"/>
+        <w:pStyle w:val="Heading1"/>
       </w:pPr>
       <w:r>
-        <w:t>목차</w:t>
-      </w:r>
-    </w:p>
-    <w:p>
-      <w:pPr>
-        <w:pStyle w:val="Subtitle"/>
-      </w:pPr>
-      <w:r>
-        <w:t>역할과 질문을 기준으로 필요한 절을 빠르게 찾습니다.</w:t>
+        <w:t>1 제품 범위</w:t>
       </w:r>
     </w:p>
     <w:tbl>
@@ -255,749 +666,116 @@
         <w:tblLook w:firstColumn="1" w:firstRow="1" w:lastColumn="0" w:lastRow="0" w:noHBand="0" w:noVBand="1" w:val="04A0"/>
       </w:tblPr>
       <w:tblGrid>
-        <w:gridCol w:w="5440"/>
-        <w:gridCol w:w="5440"/>
+        <w:gridCol w:w="7625"/>
+        <w:gridCol w:w="7625"/>
       </w:tblGrid>
       <w:tr>
+        <w:trPr>
+          <w:tblHeader w:val="true"/>
+        </w:trPr>
         <w:tc>
           <w:tcPr>
-            <w:tcW w:type="dxa" w:w="5440"/>
+            <w:tcW w:type="dxa" w:w="1927"/>
+            <w:shd w:fill="17324D"/>
             <w:tcMar>
-              <w:top w:w="0" w:type="dxa"/>
-              <w:start w:w="0" w:type="dxa"/>
-              <w:bottom w:w="0" w:type="dxa"/>
-              <w:end w:w="130" w:type="dxa"/>
+              <w:top w:w="110" w:type="dxa"/>
+              <w:start w:w="140" w:type="dxa"/>
+              <w:bottom w:w="110" w:type="dxa"/>
+              <w:end w:w="140" w:type="dxa"/>
             </w:tcMar>
-            <w:tcBorders>
-              <w:top w:val="nil"/>
-              <w:left w:val="nil"/>
-              <w:bottom w:val="nil"/>
-              <w:right w:val="nil"/>
-              <w:insideH w:val="nil"/>
-              <w:insideV w:val="nil"/>
-            </w:tcBorders>
           </w:tcPr>
           <w:p>
-            <w:pPr>
-              <w:pStyle w:val="TOC1"/>
-              <w:spacing w:after="28"/>
-            </w:pPr>
-            <w:r/>
             <w:r>
-              <w:t>1. Module·Base·Context 경계</w:t>
-            </w:r>
-          </w:p>
-          <w:p>
-            <w:pPr>
-              <w:pStyle w:val="TOC2"/>
-              <w:spacing w:after="12"/>
-            </w:pPr>
-            <w:r>
-              <w:t>1.1 Module/Public/SPI/Internal</w:t>
-            </w:r>
-          </w:p>
-          <w:p>
-            <w:pPr>
-              <w:pStyle w:val="TOC2"/>
-              <w:spacing w:after="12"/>
-            </w:pPr>
-            <w:r>
-              <w:t>1.2 Base Contract</w:t>
-            </w:r>
-          </w:p>
-          <w:p>
-            <w:pPr>
-              <w:pStyle w:val="TOC2"/>
-              <w:spacing w:after="12"/>
-            </w:pPr>
-            <w:r>
-              <w:t>1.3 Context Contract</w:t>
-            </w:r>
-          </w:p>
-          <w:p>
-            <w:pPr>
-              <w:pStyle w:val="TOC1"/>
-              <w:spacing w:after="28"/>
-            </w:pPr>
-            <w:r>
-              <w:t>2. 거래 Identity 계약</w:t>
-            </w:r>
-          </w:p>
-          <w:p>
-            <w:pPr>
-              <w:pStyle w:val="TOC2"/>
-              <w:spacing w:after="12"/>
-            </w:pPr>
-            <w:r>
-              <w:t>2.1 Canonical Header</w:t>
-            </w:r>
-          </w:p>
-          <w:p>
-            <w:pPr>
-              <w:pStyle w:val="TOC2"/>
-              <w:spacing w:after="12"/>
-            </w:pPr>
-            <w:r>
-              <w:t>2.2 Runtime Instance</w:t>
-            </w:r>
-          </w:p>
-          <w:p>
-            <w:pPr>
-              <w:pStyle w:val="TOC2"/>
-              <w:spacing w:after="12"/>
-            </w:pPr>
-            <w:r>
-              <w:t>2.3 Operation ID</w:t>
-            </w:r>
-          </w:p>
-          <w:p>
-            <w:pPr>
-              <w:pStyle w:val="TOC1"/>
-              <w:spacing w:after="28"/>
-            </w:pPr>
-            <w:r>
-              <w:t>3. Result·Error 계약</w:t>
-            </w:r>
-          </w:p>
-          <w:p>
-            <w:pPr>
-              <w:pStyle w:val="TOC2"/>
-              <w:spacing w:after="12"/>
-            </w:pPr>
-            <w:r>
-              <w:t>3.1 Result</w:t>
-            </w:r>
-          </w:p>
-          <w:p>
-            <w:pPr>
-              <w:pStyle w:val="TOC2"/>
-              <w:spacing w:after="12"/>
-            </w:pPr>
-            <w:r>
-              <w:t>3.2 Business/Technical/Validation Error</w:t>
-            </w:r>
-          </w:p>
-          <w:p>
-            <w:pPr>
-              <w:pStyle w:val="TOC2"/>
-              <w:spacing w:after="12"/>
-            </w:pPr>
-            <w:r>
-              <w:t>3.3 HTTP Mapping</w:t>
-            </w:r>
-          </w:p>
-          <w:p>
-            <w:pPr>
-              <w:pStyle w:val="TOC1"/>
-              <w:spacing w:after="28"/>
-            </w:pPr>
-            <w:r>
-              <w:t>4. Framework Common·Persistence 계약</w:t>
-            </w:r>
-          </w:p>
-          <w:p>
-            <w:pPr>
-              <w:pStyle w:val="TOC2"/>
-              <w:spacing w:after="12"/>
-            </w:pPr>
-            <w:r>
-              <w:t>4.1 Framework Common</w:t>
-            </w:r>
-          </w:p>
-          <w:p>
-            <w:pPr>
-              <w:pStyle w:val="TOC2"/>
-              <w:spacing w:after="12"/>
-            </w:pPr>
-            <w:r>
-              <w:t>4.2 Persistence</w:t>
-            </w:r>
-          </w:p>
-          <w:p>
-            <w:pPr>
-              <w:pStyle w:val="TOC2"/>
-              <w:spacing w:after="12"/>
-            </w:pPr>
-            <w:r>
-              <w:t>4.3 Data Quality</w:t>
-            </w:r>
-          </w:p>
-          <w:p>
-            <w:pPr>
-              <w:pStyle w:val="TOC1"/>
-              <w:spacing w:after="28"/>
-            </w:pPr>
-            <w:r>
-              <w:t>5. Transaction·Idempotency·Reconcile 계약</w:t>
-            </w:r>
-          </w:p>
-          <w:p>
-            <w:pPr>
-              <w:pStyle w:val="TOC2"/>
-              <w:spacing w:after="12"/>
-            </w:pPr>
-            <w:r>
-              <w:t>5.1 Transaction</w:t>
-            </w:r>
-          </w:p>
-          <w:p>
-            <w:pPr>
-              <w:pStyle w:val="TOC2"/>
-              <w:spacing w:after="12"/>
-            </w:pPr>
-            <w:r>
-              <w:t>5.2 Idempotency</w:t>
-            </w:r>
-          </w:p>
-          <w:p>
-            <w:pPr>
-              <w:pStyle w:val="TOC2"/>
-              <w:spacing w:after="12"/>
-            </w:pPr>
-            <w:r>
-              <w:t>5.3 Reconcile</w:t>
-            </w:r>
-          </w:p>
-          <w:p>
-            <w:pPr>
-              <w:pStyle w:val="TOC2"/>
-              <w:spacing w:after="12"/>
-            </w:pPr>
-            <w:r>
-              <w:t>5.4 Async/Workflow</w:t>
-            </w:r>
-          </w:p>
-          <w:p>
-            <w:pPr>
-              <w:pStyle w:val="TOC1"/>
-              <w:spacing w:after="28"/>
-            </w:pPr>
-            <w:r>
-              <w:t>6. Domain·External Integration 계약</w:t>
-            </w:r>
-          </w:p>
-          <w:p>
-            <w:pPr>
-              <w:pStyle w:val="TOC2"/>
-              <w:spacing w:after="12"/>
-            </w:pPr>
-            <w:r>
-              <w:t>6.1 Domain Invocation</w:t>
-            </w:r>
-          </w:p>
-          <w:p>
-            <w:pPr>
-              <w:pStyle w:val="TOC2"/>
-              <w:spacing w:after="12"/>
-            </w:pPr>
-            <w:r>
-              <w:t>6.2 External Integration</w:t>
+              <w:rPr>
+                <w:b/>
+                <w:color w:val="FFFFFF"/>
+              </w:rPr>
+              <w:t>이 장을 보는 이유</w:t>
             </w:r>
           </w:p>
         </w:tc>
         <w:tc>
           <w:tcPr>
-            <w:tcW w:type="dxa" w:w="5440"/>
+            <w:tcW w:type="dxa" w:w="11623"/>
             <w:tcMar>
-              <w:top w:w="0" w:type="dxa"/>
-              <w:start w:w="0" w:type="dxa"/>
-              <w:bottom w:w="0" w:type="dxa"/>
-              <w:end w:w="130" w:type="dxa"/>
+              <w:top w:w="110" w:type="dxa"/>
+              <w:start w:w="140" w:type="dxa"/>
+              <w:bottom w:w="110" w:type="dxa"/>
+              <w:end w:w="140" w:type="dxa"/>
             </w:tcMar>
-            <w:tcBorders>
-              <w:top w:val="nil"/>
-              <w:left w:val="nil"/>
-              <w:bottom w:val="nil"/>
-              <w:right w:val="nil"/>
-              <w:insideH w:val="nil"/>
-              <w:insideV w:val="nil"/>
-            </w:tcBorders>
           </w:tcPr>
           <w:p>
-            <w:pPr>
-              <w:pStyle w:val="TOC2"/>
-              <w:spacing w:after="12"/>
-            </w:pPr>
-            <w:r/>
             <w:r>
-              <w:t>6.3 AI Integration</w:t>
-            </w:r>
-          </w:p>
-          <w:p>
-            <w:pPr>
-              <w:pStyle w:val="TOC1"/>
-              <w:spacing w:after="28"/>
-            </w:pPr>
-            <w:r>
-              <w:t>7. Messaging·Notification·Cache·File 계약</w:t>
-            </w:r>
-          </w:p>
-          <w:p>
-            <w:pPr>
-              <w:pStyle w:val="TOC2"/>
-              <w:spacing w:after="12"/>
-            </w:pPr>
-            <w:r>
-              <w:t>7.1 Messaging</w:t>
-            </w:r>
-          </w:p>
-          <w:p>
-            <w:pPr>
-              <w:pStyle w:val="TOC2"/>
-              <w:spacing w:after="12"/>
-            </w:pPr>
-            <w:r>
-              <w:t>7.2 Notification</w:t>
-            </w:r>
-          </w:p>
-          <w:p>
-            <w:pPr>
-              <w:pStyle w:val="TOC2"/>
-              <w:spacing w:after="12"/>
-            </w:pPr>
-            <w:r>
-              <w:t>7.3 Cache</w:t>
-            </w:r>
-          </w:p>
-          <w:p>
-            <w:pPr>
-              <w:pStyle w:val="TOC2"/>
-              <w:spacing w:after="12"/>
-            </w:pPr>
-            <w:r>
-              <w:t>7.4 File/Archive/Tabular</w:t>
-            </w:r>
-          </w:p>
-          <w:p>
-            <w:pPr>
-              <w:pStyle w:val="TOC1"/>
-              <w:spacing w:after="28"/>
-            </w:pPr>
-            <w:r>
-              <w:t>8. Security·Approval·Audit 계약</w:t>
-            </w:r>
-          </w:p>
-          <w:p>
-            <w:pPr>
-              <w:pStyle w:val="TOC2"/>
-              <w:spacing w:after="12"/>
-            </w:pPr>
-            <w:r>
-              <w:t>8.1 Security</w:t>
-            </w:r>
-          </w:p>
-          <w:p>
-            <w:pPr>
-              <w:pStyle w:val="TOC2"/>
-              <w:spacing w:after="12"/>
-            </w:pPr>
-            <w:r>
-              <w:t>8.2 Approval/Audit</w:t>
-            </w:r>
-          </w:p>
-          <w:p>
-            <w:pPr>
-              <w:pStyle w:val="TOC1"/>
-              <w:spacing w:after="28"/>
-            </w:pPr>
-            <w:r>
-              <w:t>9. Batch·Gateway 계약</w:t>
-            </w:r>
-          </w:p>
-          <w:p>
-            <w:pPr>
-              <w:pStyle w:val="TOC2"/>
-              <w:spacing w:after="12"/>
-            </w:pPr>
-            <w:r>
-              <w:t>9.1 Batch</w:t>
-            </w:r>
-          </w:p>
-          <w:p>
-            <w:pPr>
-              <w:pStyle w:val="TOC2"/>
-              <w:spacing w:after="12"/>
-            </w:pPr>
-            <w:r>
-              <w:t>9.2 Gateway</w:t>
-            </w:r>
-          </w:p>
-          <w:p>
-            <w:pPr>
-              <w:pStyle w:val="TOC1"/>
-              <w:spacing w:after="28"/>
-            </w:pPr>
-            <w:r>
-              <w:t>10. DB·Runtime·Platform State 계약</w:t>
-            </w:r>
-          </w:p>
-          <w:p>
-            <w:pPr>
-              <w:pStyle w:val="TOC2"/>
-              <w:spacing w:after="12"/>
-            </w:pPr>
-            <w:r>
-              <w:t>10.1 DB Lifecycle</w:t>
-            </w:r>
-          </w:p>
-          <w:p>
-            <w:pPr>
-              <w:pStyle w:val="TOC2"/>
-              <w:spacing w:after="12"/>
-            </w:pPr>
-            <w:r>
-              <w:t>10.2 Runtime/Topology</w:t>
-            </w:r>
-          </w:p>
-          <w:p>
-            <w:pPr>
-              <w:pStyle w:val="TOC2"/>
-              <w:spacing w:after="12"/>
-            </w:pPr>
-            <w:r>
-              <w:t>10.3 Feature Flag/Platform State</w:t>
-            </w:r>
-          </w:p>
-          <w:p>
-            <w:pPr>
-              <w:pStyle w:val="TOC1"/>
-              <w:spacing w:after="28"/>
-            </w:pPr>
-            <w:r>
-              <w:t>11. Operations·OpenAPI·Public API</w:t>
-            </w:r>
-          </w:p>
-          <w:p>
-            <w:pPr>
-              <w:pStyle w:val="TOC2"/>
-              <w:spacing w:after="12"/>
-            </w:pPr>
-            <w:r>
-              <w:t>11.1 Operations</w:t>
-            </w:r>
-          </w:p>
-          <w:p>
-            <w:pPr>
-              <w:pStyle w:val="TOC2"/>
-              <w:spacing w:after="12"/>
-            </w:pPr>
-            <w:r>
-              <w:t>11.2 OpenAPI</w:t>
-            </w:r>
-          </w:p>
-          <w:p>
-            <w:pPr>
-              <w:pStyle w:val="TOC2"/>
-              <w:spacing w:after="12"/>
-            </w:pPr>
-            <w:r>
-              <w:t>11.3 Public API Reference</w:t>
-            </w:r>
-          </w:p>
-          <w:p>
-            <w:pPr>
-              <w:pStyle w:val="TOC1"/>
-              <w:spacing w:after="28"/>
-            </w:pPr>
-            <w:r>
-              <w:t>12. State·Compatibility·Acceptance</w:t>
-            </w:r>
-          </w:p>
-          <w:p>
-            <w:pPr>
-              <w:pStyle w:val="TOC2"/>
-              <w:spacing w:after="12"/>
-            </w:pPr>
-            <w:r>
-              <w:t>12.1 State Transition</w:t>
-            </w:r>
-          </w:p>
-          <w:p>
-            <w:pPr>
-              <w:pStyle w:val="TOC2"/>
-              <w:spacing w:after="12"/>
-            </w:pPr>
-            <w:r>
-              <w:t>12.2 Compatibility</w:t>
-            </w:r>
-          </w:p>
-          <w:p>
-            <w:pPr>
-              <w:pStyle w:val="TOC2"/>
-              <w:spacing w:after="12"/>
-            </w:pPr>
-            <w:r>
-              <w:t>12.3 Contract Acceptance</w:t>
+              <w:t>CPF가 제공하는 Runtime/개발/운영 계약의 범위를 빠르게 확인합니다.</w:t>
             </w:r>
           </w:p>
         </w:tc>
-        <w:trPr>
-          <w:tblHeader/>
-        </w:trPr>
       </w:tr>
     </w:tbl>
     <w:p>
-      <w:r>
-        <w:br w:type="page"/>
-      </w:r>
-    </w:p>
-    <w:p>
       <w:pPr>
-        <w:pStyle w:val="Heading1"/>
-        <w:keepNext/>
-        <w:keepLines/>
-        <w:widowControl/>
+        <w:pStyle w:val="CPFLabel"/>
       </w:pPr>
       <w:r>
-        <w:t>1. Module·Base·Context 경계</w:t>
-      </w:r>
-    </w:p>
-    <w:p>
-      <w:pPr>
-        <w:pStyle w:val="Heading2"/>
-        <w:keepNext/>
-        <w:keepLines/>
-        <w:widowControl/>
-      </w:pPr>
-      <w:r>
-        <w:t>1.1 Module/Public/SPI/Internal</w:t>
-      </w:r>
-    </w:p>
-    <w:p>
-      <w:pPr>
-        <w:pStyle w:val="BodyRail"/>
-      </w:pPr>
-      <w:r>
-        <w:t>Public API는 고객 Application이 직접 사용할 안정 계약이고 SPI는 확장 구현 계약입니다. Internal type은 Public BOM·Generated Domain compile surface에 노출하지 않습니다.</w:t>
-      </w:r>
-    </w:p>
-    <w:p>
-      <w:pPr>
-        <w:pStyle w:val="BulletRail"/>
-      </w:pPr>
-      <w:r>
-        <w:t>•  확장점에는 lifecycle·호환성·실패 의미를 함께 정의합니다.</w:t>
-      </w:r>
-    </w:p>
-    <w:p>
-      <w:pPr>
-        <w:pStyle w:val="BulletRail"/>
-      </w:pPr>
-      <w:r>
-        <w:t>•  Native Spring/OSS API가 더 적합한 경우 escape hatch를 유지합니다.</w:t>
-      </w:r>
-    </w:p>
-    <w:p>
-      <w:pPr>
-        <w:pStyle w:val="Heading2"/>
-        <w:keepNext/>
-        <w:keepLines/>
-        <w:widowControl/>
-      </w:pPr>
-      <w:r>
-        <w:t>1.2 Base Contract</w:t>
-      </w:r>
-    </w:p>
-    <w:p>
-      <w:pPr>
-        <w:pStyle w:val="BodyRail"/>
-      </w:pPr>
-      <w:r>
-        <w:t>Base Contract는 CPF Public 계약이 공통으로 가져야 할 입력·결과·실패·호환성 원칙을 정의합니다. Consumer는 구현 class가 아니라 이 계약의 안정된 의미에 의존합니다.</w:t>
-      </w:r>
-    </w:p>
-    <w:p>
-      <w:pPr>
-        <w:pStyle w:val="BulletRail"/>
-      </w:pPr>
-      <w:r>
-        <w:t>•  Base Contract의 이름·필수 값·실패 의미는 Public API와 Runtime에서 동일하게 해석되어야 합니다.</w:t>
-      </w:r>
-    </w:p>
-    <w:p>
-      <w:pPr>
-        <w:pStyle w:val="BulletRail"/>
-      </w:pPr>
-      <w:r>
-        <w:t>•  정상/실패/UNKNOWN과 호환성 위반을 Consumer가 구분할 수 있어야 합니다.</w:t>
-      </w:r>
-    </w:p>
-    <w:p>
-      <w:pPr>
-        <w:pStyle w:val="Heading2"/>
-        <w:keepNext/>
-        <w:keepLines/>
-        <w:widowControl/>
-      </w:pPr>
-      <w:r>
-        <w:t>1.3 Context Contract</w:t>
-      </w:r>
-    </w:p>
-    <w:p>
-      <w:pPr>
-        <w:pStyle w:val="BodyRail"/>
-      </w:pPr>
-      <w:r>
-        <w:t>Context Contract는 transaction/system/operation identity와 사용자·보안 context가 Same JVM/Remote 경계에서 어떻게 유지·검증되는지 정의합니다.</w:t>
-      </w:r>
-    </w:p>
-    <w:p>
-      <w:pPr>
-        <w:pStyle w:val="BulletRail"/>
-      </w:pPr>
-      <w:r>
-        <w:t>•  Context field는 Controller 진입 전 검증되고 Same JVM/Remote 경계에서 동일 의미로 전달되어야 합니다.</w:t>
-      </w:r>
-    </w:p>
-    <w:p>
-      <w:pPr>
-        <w:pStyle w:val="BulletRail"/>
-      </w:pPr>
-      <w:r>
-        <w:t>•  필수 Context 누락·불일치는 업무 Controller 실행 전에 실패해야 합니다.</w:t>
-      </w:r>
-    </w:p>
-    <w:p>
-      <w:pPr>
-        <w:pStyle w:val="BodyRail"/>
-      </w:pPr>
-      <w:r>
-        <w:t>Module별 Owner 책임과 직접 참조 금지 경계를 확인합니다.</w:t>
-      </w:r>
-    </w:p>
-    <w:p>
-      <w:pPr>
-        <w:pStyle w:val="TableTitle"/>
-        <w:keepNext/>
-        <w:keepLines/>
-        <w:widowControl/>
-      </w:pPr>
-      <w:r>
-        <w:t>표 1-1. 영역/Module / 책임 / 소유/경계 / 주요 Consumer</w:t>
-      </w:r>
-    </w:p>
-    <w:p>
-      <w:pPr>
-        <w:pStyle w:val="TablePurpose"/>
-        <w:keepNext/>
-        <w:keepLines/>
-        <w:widowControl/>
-      </w:pPr>
-      <w:r>
-        <w:t>비교·선택·확인에 필요한 항목만 압축해 정리합니다.</w:t>
+        <w:t>제품 범위</w:t>
       </w:r>
     </w:p>
     <w:tbl>
       <w:tblPr>
         <w:tblW w:type="auto" w:w="0"/>
         <w:jc w:val="left"/>
-        <w:tblLayout w:type="autofit"/>
+        <w:tblLayout w:type="fixed"/>
         <w:tblLook w:firstColumn="1" w:firstRow="1" w:lastColumn="0" w:lastRow="0" w:noHBand="0" w:noVBand="1" w:val="04A0"/>
       </w:tblPr>
       <w:tblGrid>
-        <w:gridCol w:w="2720"/>
-        <w:gridCol w:w="2720"/>
-        <w:gridCol w:w="2720"/>
-        <w:gridCol w:w="2720"/>
+        <w:gridCol w:w="7625"/>
+        <w:gridCol w:w="7625"/>
       </w:tblGrid>
       <w:tr>
         <w:trPr>
-          <w:cantSplit/>
           <w:tblHeader w:val="true"/>
         </w:trPr>
         <w:tc>
           <w:tcPr>
-            <w:tcW w:type="dxa" w:w="2720"/>
+            <w:tcW w:type="dxa" w:w="2741"/>
+            <w:shd w:fill="17324D"/>
             <w:tcMar>
-              <w:top w:w="70" w:type="dxa"/>
-              <w:start w:w="80" w:type="dxa"/>
-              <w:bottom w:w="70" w:type="dxa"/>
-              <w:end w:w="80" w:type="dxa"/>
+              <w:top w:w="90" w:type="dxa"/>
+              <w:start w:w="110" w:type="dxa"/>
+              <w:bottom w:w="90" w:type="dxa"/>
+              <w:end w:w="110" w:type="dxa"/>
             </w:tcMar>
-            <w:vAlign w:val="top"/>
-            <w:shd w:fill="17324D"/>
           </w:tcPr>
           <w:p>
             <w:r>
               <w:rPr>
-                <w:rFonts w:ascii="Noto Sans CJK KR" w:hAnsi="Noto Sans CJK KR"/>
                 <w:b/>
                 <w:color w:val="FFFFFF"/>
-                <w:sz w:val="17"/>
+                <w:sz w:val="16"/>
               </w:rPr>
-              <w:t>영역/Module</w:t>
+              <w:t>영역</w:t>
             </w:r>
           </w:p>
         </w:tc>
         <w:tc>
           <w:tcPr>
-            <w:tcW w:type="dxa" w:w="2720"/>
+            <w:tcW w:type="dxa" w:w="12283"/>
+            <w:shd w:fill="17324D"/>
             <w:tcMar>
-              <w:top w:w="70" w:type="dxa"/>
-              <w:start w:w="80" w:type="dxa"/>
-              <w:bottom w:w="70" w:type="dxa"/>
-              <w:end w:w="80" w:type="dxa"/>
+              <w:top w:w="90" w:type="dxa"/>
+              <w:start w:w="110" w:type="dxa"/>
+              <w:bottom w:w="90" w:type="dxa"/>
+              <w:end w:w="110" w:type="dxa"/>
             </w:tcMar>
-            <w:vAlign w:val="top"/>
-            <w:shd w:fill="17324D"/>
           </w:tcPr>
           <w:p>
             <w:r>
               <w:rPr>
-                <w:rFonts w:ascii="Noto Sans CJK KR" w:hAnsi="Noto Sans CJK KR"/>
                 <w:b/>
                 <w:color w:val="FFFFFF"/>
-                <w:sz w:val="17"/>
+                <w:sz w:val="16"/>
               </w:rPr>
-              <w:t>책임</w:t>
-            </w:r>
-          </w:p>
-        </w:tc>
-        <w:tc>
-          <w:tcPr>
-            <w:tcW w:type="dxa" w:w="2720"/>
-            <w:tcMar>
-              <w:top w:w="70" w:type="dxa"/>
-              <w:start w:w="80" w:type="dxa"/>
-              <w:bottom w:w="70" w:type="dxa"/>
-              <w:end w:w="80" w:type="dxa"/>
-            </w:tcMar>
-            <w:vAlign w:val="top"/>
-            <w:shd w:fill="17324D"/>
-          </w:tcPr>
-          <w:p>
-            <w:r>
-              <w:rPr>
-                <w:rFonts w:ascii="Noto Sans CJK KR" w:hAnsi="Noto Sans CJK KR"/>
-                <w:b/>
-                <w:color w:val="FFFFFF"/>
-                <w:sz w:val="17"/>
-              </w:rPr>
-              <w:t>소유/경계</w:t>
-            </w:r>
-          </w:p>
-        </w:tc>
-        <w:tc>
-          <w:tcPr>
-            <w:tcW w:type="dxa" w:w="2720"/>
-            <w:tcMar>
-              <w:top w:w="70" w:type="dxa"/>
-              <w:start w:w="80" w:type="dxa"/>
-              <w:bottom w:w="70" w:type="dxa"/>
-              <w:end w:w="80" w:type="dxa"/>
-            </w:tcMar>
-            <w:vAlign w:val="top"/>
-            <w:shd w:fill="17324D"/>
-          </w:tcPr>
-          <w:p>
-            <w:r>
-              <w:rPr>
-                <w:rFonts w:ascii="Noto Sans CJK KR" w:hAnsi="Noto Sans CJK KR"/>
-                <w:b/>
-                <w:color w:val="FFFFFF"/>
-                <w:sz w:val="17"/>
-              </w:rPr>
-              <w:t>주요 Consumer</w:t>
+              <w:t>계약</w:t>
             </w:r>
           </w:p>
         </w:tc>
@@ -1008,15 +786,14 @@
         </w:trPr>
         <w:tc>
           <w:tcPr>
-            <w:tcW w:type="dxa" w:w="2720"/>
+            <w:tcW w:type="dxa" w:w="2741"/>
             <w:tcMar>
-              <w:top w:w="70" w:type="dxa"/>
-              <w:start w:w="80" w:type="dxa"/>
-              <w:bottom w:w="70" w:type="dxa"/>
-              <w:end w:w="80" w:type="dxa"/>
+              <w:top w:w="80" w:type="dxa"/>
+              <w:start w:w="100" w:type="dxa"/>
+              <w:bottom w:w="80" w:type="dxa"/>
+              <w:end w:w="100" w:type="dxa"/>
             </w:tcMar>
-            <w:vAlign w:val="top"/>
-            <w:shd w:fill="F4F7FA"/>
+            <w:vAlign w:val="center"/>
           </w:tcPr>
           <w:p>
             <w:pPr>
@@ -1024,24 +801,23 @@
             </w:pPr>
             <w:r>
               <w:rPr>
-                <w:rFonts w:ascii="Noto Sans CJK KR" w:hAnsi="Noto Sans CJK KR"/>
-                <w:color w:val="202124"/>
-                <w:sz w:val="17"/>
+                <w:rFonts w:ascii="Noto Sans KR" w:hAnsi="Noto Sans KR" w:eastAsia="Noto Sans KR"/>
+                <w:sz w:val="16"/>
               </w:rPr>
-              <w:t>cpf-core</w:t>
+              <w:t>Online</w:t>
             </w:r>
           </w:p>
         </w:tc>
         <w:tc>
           <w:tcPr>
-            <w:tcW w:type="dxa" w:w="2720"/>
+            <w:tcW w:type="dxa" w:w="12283"/>
             <w:tcMar>
-              <w:top w:w="70" w:type="dxa"/>
-              <w:start w:w="80" w:type="dxa"/>
-              <w:bottom w:w="70" w:type="dxa"/>
-              <w:end w:w="80" w:type="dxa"/>
+              <w:top w:w="80" w:type="dxa"/>
+              <w:start w:w="100" w:type="dxa"/>
+              <w:bottom w:w="80" w:type="dxa"/>
+              <w:end w:w="100" w:type="dxa"/>
             </w:tcMar>
-            <w:vAlign w:val="top"/>
+            <w:vAlign w:val="center"/>
           </w:tcPr>
           <w:p>
             <w:pPr>
@@ -1049,61 +825,10 @@
             </w:pPr>
             <w:r>
               <w:rPr>
-                <w:rFonts w:ascii="Noto Sans CJK KR" w:hAnsi="Noto Sans CJK KR"/>
-                <w:color w:val="202124"/>
-                <w:sz w:val="17"/>
+                <w:rFonts w:ascii="Noto Sans KR" w:hAnsi="Noto Sans KR" w:eastAsia="Noto Sans KR"/>
+                <w:sz w:val="16"/>
               </w:rPr>
-              <w:t>Kernel 의미</w:t>
-            </w:r>
-          </w:p>
-        </w:tc>
-        <w:tc>
-          <w:tcPr>
-            <w:tcW w:type="dxa" w:w="2720"/>
-            <w:tcMar>
-              <w:top w:w="70" w:type="dxa"/>
-              <w:start w:w="80" w:type="dxa"/>
-              <w:bottom w:w="70" w:type="dxa"/>
-              <w:end w:w="80" w:type="dxa"/>
-            </w:tcMar>
-            <w:vAlign w:val="top"/>
-          </w:tcPr>
-          <w:p>
-            <w:pPr>
-              <w:spacing w:after="0" w:line="252" w:lineRule="auto"/>
-            </w:pPr>
-            <w:r>
-              <w:rPr>
-                <w:rFonts w:ascii="Noto Sans CJK KR" w:hAnsi="Noto Sans CJK KR"/>
-                <w:color w:val="202124"/>
-                <w:sz w:val="17"/>
-              </w:rPr>
-              <w:t>Runtime 구현 금지</w:t>
-            </w:r>
-          </w:p>
-        </w:tc>
-        <w:tc>
-          <w:tcPr>
-            <w:tcW w:type="dxa" w:w="2720"/>
-            <w:tcMar>
-              <w:top w:w="70" w:type="dxa"/>
-              <w:start w:w="80" w:type="dxa"/>
-              <w:bottom w:w="70" w:type="dxa"/>
-              <w:end w:w="80" w:type="dxa"/>
-            </w:tcMar>
-            <w:vAlign w:val="top"/>
-          </w:tcPr>
-          <w:p>
-            <w:pPr>
-              <w:spacing w:after="0" w:line="252" w:lineRule="auto"/>
-            </w:pPr>
-            <w:r>
-              <w:rPr>
-                <w:rFonts w:ascii="Noto Sans CJK KR" w:hAnsi="Noto Sans CJK KR"/>
-                <w:color w:val="202124"/>
-                <w:sz w:val="17"/>
-              </w:rPr>
-              <w:t>Starter/Owner Runtime</w:t>
+              <w:t>Web/Service/Persistence/Domain Invocation/Integration</w:t>
             </w:r>
           </w:p>
         </w:tc>
@@ -1114,15 +839,15 @@
         </w:trPr>
         <w:tc>
           <w:tcPr>
-            <w:tcW w:type="dxa" w:w="2720"/>
+            <w:tcW w:type="dxa" w:w="2741"/>
             <w:tcMar>
-              <w:top w:w="70" w:type="dxa"/>
-              <w:start w:w="80" w:type="dxa"/>
-              <w:bottom w:w="70" w:type="dxa"/>
-              <w:end w:w="80" w:type="dxa"/>
+              <w:top w:w="80" w:type="dxa"/>
+              <w:start w:w="100" w:type="dxa"/>
+              <w:bottom w:w="80" w:type="dxa"/>
+              <w:end w:w="100" w:type="dxa"/>
             </w:tcMar>
-            <w:vAlign w:val="top"/>
-            <w:shd w:fill="F4F7FA"/>
+            <w:vAlign w:val="center"/>
+            <w:shd w:fill="F7FAFC"/>
           </w:tcPr>
           <w:p>
             <w:pPr>
@@ -1130,24 +855,24 @@
             </w:pPr>
             <w:r>
               <w:rPr>
-                <w:rFonts w:ascii="Noto Sans CJK KR" w:hAnsi="Noto Sans CJK KR"/>
-                <w:color w:val="202124"/>
-                <w:sz w:val="17"/>
+                <w:rFonts w:ascii="Noto Sans KR" w:hAnsi="Noto Sans KR" w:eastAsia="Noto Sans KR"/>
+                <w:sz w:val="16"/>
               </w:rPr>
-              <w:t>cpf-common</w:t>
+              <w:t>Reliability</w:t>
             </w:r>
           </w:p>
         </w:tc>
         <w:tc>
           <w:tcPr>
-            <w:tcW w:type="dxa" w:w="2720"/>
+            <w:tcW w:type="dxa" w:w="12283"/>
             <w:tcMar>
-              <w:top w:w="70" w:type="dxa"/>
-              <w:start w:w="80" w:type="dxa"/>
-              <w:bottom w:w="70" w:type="dxa"/>
-              <w:end w:w="80" w:type="dxa"/>
+              <w:top w:w="80" w:type="dxa"/>
+              <w:start w:w="100" w:type="dxa"/>
+              <w:bottom w:w="80" w:type="dxa"/>
+              <w:end w:w="100" w:type="dxa"/>
             </w:tcMar>
-            <w:vAlign w:val="top"/>
+            <w:vAlign w:val="center"/>
+            <w:shd w:fill="F7FAFC"/>
           </w:tcPr>
           <w:p>
             <w:pPr>
@@ -1155,61 +880,10 @@
             </w:pPr>
             <w:r>
               <w:rPr>
-                <w:rFonts w:ascii="Noto Sans CJK KR" w:hAnsi="Noto Sans CJK KR"/>
-                <w:color w:val="202124"/>
-                <w:sz w:val="17"/>
+                <w:rFonts w:ascii="Noto Sans KR" w:hAnsi="Noto Sans KR" w:eastAsia="Noto Sans KR"/>
+                <w:sz w:val="16"/>
               </w:rPr>
-              <w:t>고객 업무 공통</w:t>
-            </w:r>
-          </w:p>
-        </w:tc>
-        <w:tc>
-          <w:tcPr>
-            <w:tcW w:type="dxa" w:w="2720"/>
-            <w:tcMar>
-              <w:top w:w="70" w:type="dxa"/>
-              <w:start w:w="80" w:type="dxa"/>
-              <w:bottom w:w="70" w:type="dxa"/>
-              <w:end w:w="80" w:type="dxa"/>
-            </w:tcMar>
-            <w:vAlign w:val="top"/>
-          </w:tcPr>
-          <w:p>
-            <w:pPr>
-              <w:spacing w:after="0" w:line="252" w:lineRule="auto"/>
-            </w:pPr>
-            <w:r>
-              <w:rPr>
-                <w:rFonts w:ascii="Noto Sans CJK KR" w:hAnsi="Noto Sans CJK KR"/>
-                <w:color w:val="202124"/>
-                <w:sz w:val="17"/>
-              </w:rPr>
-              <w:t>기술 Kernel 금지</w:t>
-            </w:r>
-          </w:p>
-        </w:tc>
-        <w:tc>
-          <w:tcPr>
-            <w:tcW w:type="dxa" w:w="2720"/>
-            <w:tcMar>
-              <w:top w:w="70" w:type="dxa"/>
-              <w:start w:w="80" w:type="dxa"/>
-              <w:bottom w:w="70" w:type="dxa"/>
-              <w:end w:w="80" w:type="dxa"/>
-            </w:tcMar>
-            <w:vAlign w:val="top"/>
-          </w:tcPr>
-          <w:p>
-            <w:pPr>
-              <w:spacing w:after="0" w:line="252" w:lineRule="auto"/>
-            </w:pPr>
-            <w:r>
-              <w:rPr>
-                <w:rFonts w:ascii="Noto Sans CJK KR" w:hAnsi="Noto Sans CJK KR"/>
-                <w:color w:val="202124"/>
-                <w:sz w:val="17"/>
-              </w:rPr>
-              <w:t>Business Domain</w:t>
+              <w:t>Idempotency/Retry/Timeout/UNKNOWN/Reconcile</w:t>
             </w:r>
           </w:p>
         </w:tc>
@@ -1220,15 +894,14 @@
         </w:trPr>
         <w:tc>
           <w:tcPr>
-            <w:tcW w:type="dxa" w:w="2720"/>
+            <w:tcW w:type="dxa" w:w="2741"/>
             <w:tcMar>
-              <w:top w:w="70" w:type="dxa"/>
-              <w:start w:w="80" w:type="dxa"/>
-              <w:bottom w:w="70" w:type="dxa"/>
-              <w:end w:w="80" w:type="dxa"/>
+              <w:top w:w="80" w:type="dxa"/>
+              <w:start w:w="100" w:type="dxa"/>
+              <w:bottom w:w="80" w:type="dxa"/>
+              <w:end w:w="100" w:type="dxa"/>
             </w:tcMar>
-            <w:vAlign w:val="top"/>
-            <w:shd w:fill="F4F7FA"/>
+            <w:vAlign w:val="center"/>
           </w:tcPr>
           <w:p>
             <w:pPr>
@@ -1236,24 +909,23 @@
             </w:pPr>
             <w:r>
               <w:rPr>
-                <w:rFonts w:ascii="Noto Sans CJK KR" w:hAnsi="Noto Sans CJK KR"/>
-                <w:color w:val="202124"/>
-                <w:sz w:val="17"/>
+                <w:rFonts w:ascii="Noto Sans KR" w:hAnsi="Noto Sans KR" w:eastAsia="Noto Sans KR"/>
+                <w:sz w:val="16"/>
               </w:rPr>
-              <w:t>cpf-admin</w:t>
+              <w:t>Async</w:t>
             </w:r>
           </w:p>
         </w:tc>
         <w:tc>
           <w:tcPr>
-            <w:tcW w:type="dxa" w:w="2720"/>
+            <w:tcW w:type="dxa" w:w="12283"/>
             <w:tcMar>
-              <w:top w:w="70" w:type="dxa"/>
-              <w:start w:w="80" w:type="dxa"/>
-              <w:bottom w:w="70" w:type="dxa"/>
-              <w:end w:w="80" w:type="dxa"/>
+              <w:top w:w="80" w:type="dxa"/>
+              <w:start w:w="100" w:type="dxa"/>
+              <w:bottom w:w="80" w:type="dxa"/>
+              <w:end w:w="100" w:type="dxa"/>
             </w:tcMar>
-            <w:vAlign w:val="top"/>
+            <w:vAlign w:val="center"/>
           </w:tcPr>
           <w:p>
             <w:pPr>
@@ -1261,61 +933,10 @@
             </w:pPr>
             <w:r>
               <w:rPr>
-                <w:rFonts w:ascii="Noto Sans CJK KR" w:hAnsi="Noto Sans CJK KR"/>
-                <w:color w:val="202124"/>
-                <w:sz w:val="17"/>
+                <w:rFonts w:ascii="Noto Sans KR" w:hAnsi="Noto Sans KR" w:eastAsia="Noto Sans KR"/>
+                <w:sz w:val="16"/>
               </w:rPr>
-              <w:t>플랫폼 운영</w:t>
-            </w:r>
-          </w:p>
-        </w:tc>
-        <w:tc>
-          <w:tcPr>
-            <w:tcW w:type="dxa" w:w="2720"/>
-            <w:tcMar>
-              <w:top w:w="70" w:type="dxa"/>
-              <w:start w:w="80" w:type="dxa"/>
-              <w:bottom w:w="70" w:type="dxa"/>
-              <w:end w:w="80" w:type="dxa"/>
-            </w:tcMar>
-            <w:vAlign w:val="top"/>
-          </w:tcPr>
-          <w:p>
-            <w:pPr>
-              <w:spacing w:after="0" w:line="252" w:lineRule="auto"/>
-            </w:pPr>
-            <w:r>
-              <w:rPr>
-                <w:rFonts w:ascii="Noto Sans CJK KR" w:hAnsi="Noto Sans CJK KR"/>
-                <w:color w:val="202124"/>
-                <w:sz w:val="17"/>
-              </w:rPr>
-              <w:t>업무 원장 금지</w:t>
-            </w:r>
-          </w:p>
-        </w:tc>
-        <w:tc>
-          <w:tcPr>
-            <w:tcW w:type="dxa" w:w="2720"/>
-            <w:tcMar>
-              <w:top w:w="70" w:type="dxa"/>
-              <w:start w:w="80" w:type="dxa"/>
-              <w:bottom w:w="70" w:type="dxa"/>
-              <w:end w:w="80" w:type="dxa"/>
-            </w:tcMar>
-            <w:vAlign w:val="top"/>
-          </w:tcPr>
-          <w:p>
-            <w:pPr>
-              <w:spacing w:after="0" w:line="252" w:lineRule="auto"/>
-            </w:pPr>
-            <w:r>
-              <w:rPr>
-                <w:rFonts w:ascii="Noto Sans CJK KR" w:hAnsi="Noto Sans CJK KR"/>
-                <w:color w:val="202124"/>
-                <w:sz w:val="17"/>
-              </w:rPr>
-              <w:t>운영자/Frontend</w:t>
+              <w:t>Messaging/Outbox/Inbox/DLQ/Replay</w:t>
             </w:r>
           </w:p>
         </w:tc>
@@ -1326,15 +947,15 @@
         </w:trPr>
         <w:tc>
           <w:tcPr>
-            <w:tcW w:type="dxa" w:w="2720"/>
+            <w:tcW w:type="dxa" w:w="2741"/>
             <w:tcMar>
-              <w:top w:w="70" w:type="dxa"/>
-              <w:start w:w="80" w:type="dxa"/>
-              <w:bottom w:w="70" w:type="dxa"/>
-              <w:end w:w="80" w:type="dxa"/>
+              <w:top w:w="80" w:type="dxa"/>
+              <w:start w:w="100" w:type="dxa"/>
+              <w:bottom w:w="80" w:type="dxa"/>
+              <w:end w:w="100" w:type="dxa"/>
             </w:tcMar>
-            <w:vAlign w:val="top"/>
-            <w:shd w:fill="F4F7FA"/>
+            <w:vAlign w:val="center"/>
+            <w:shd w:fill="F7FAFC"/>
           </w:tcPr>
           <w:p>
             <w:pPr>
@@ -1342,24 +963,24 @@
             </w:pPr>
             <w:r>
               <w:rPr>
-                <w:rFonts w:ascii="Noto Sans CJK KR" w:hAnsi="Noto Sans CJK KR"/>
-                <w:color w:val="202124"/>
-                <w:sz w:val="17"/>
+                <w:rFonts w:ascii="Noto Sans KR" w:hAnsi="Noto Sans KR" w:eastAsia="Noto Sans KR"/>
+                <w:sz w:val="16"/>
               </w:rPr>
-              <w:t>cpf-batch</w:t>
+              <w:t>Batch</w:t>
             </w:r>
           </w:p>
         </w:tc>
         <w:tc>
           <w:tcPr>
-            <w:tcW w:type="dxa" w:w="2720"/>
+            <w:tcW w:type="dxa" w:w="12283"/>
             <w:tcMar>
-              <w:top w:w="70" w:type="dxa"/>
-              <w:start w:w="80" w:type="dxa"/>
-              <w:bottom w:w="70" w:type="dxa"/>
-              <w:end w:w="80" w:type="dxa"/>
+              <w:top w:w="80" w:type="dxa"/>
+              <w:start w:w="100" w:type="dxa"/>
+              <w:bottom w:w="80" w:type="dxa"/>
+              <w:end w:w="100" w:type="dxa"/>
             </w:tcMar>
-            <w:vAlign w:val="top"/>
+            <w:vAlign w:val="center"/>
+            <w:shd w:fill="F7FAFC"/>
           </w:tcPr>
           <w:p>
             <w:pPr>
@@ -1367,61 +988,10 @@
             </w:pPr>
             <w:r>
               <w:rPr>
-                <w:rFonts w:ascii="Noto Sans CJK KR" w:hAnsi="Noto Sans CJK KR"/>
-                <w:color w:val="202124"/>
-                <w:sz w:val="17"/>
+                <w:rFonts w:ascii="Noto Sans KR" w:hAnsi="Noto Sans KR" w:eastAsia="Noto Sans KR"/>
+                <w:sz w:val="16"/>
               </w:rPr>
-              <w:t>Batch Runtime</w:t>
-            </w:r>
-          </w:p>
-        </w:tc>
-        <w:tc>
-          <w:tcPr>
-            <w:tcW w:type="dxa" w:w="2720"/>
-            <w:tcMar>
-              <w:top w:w="70" w:type="dxa"/>
-              <w:start w:w="80" w:type="dxa"/>
-              <w:bottom w:w="70" w:type="dxa"/>
-              <w:end w:w="80" w:type="dxa"/>
-            </w:tcMar>
-            <w:vAlign w:val="top"/>
-          </w:tcPr>
-          <w:p>
-            <w:pPr>
-              <w:spacing w:after="0" w:line="252" w:lineRule="auto"/>
-            </w:pPr>
-            <w:r>
-              <w:rPr>
-                <w:rFonts w:ascii="Noto Sans CJK KR" w:hAnsi="Noto Sans CJK KR"/>
-                <w:color w:val="202124"/>
-                <w:sz w:val="17"/>
-              </w:rPr>
-              <w:t>업무 master 금지</w:t>
-            </w:r>
-          </w:p>
-        </w:tc>
-        <w:tc>
-          <w:tcPr>
-            <w:tcW w:type="dxa" w:w="2720"/>
-            <w:tcMar>
-              <w:top w:w="70" w:type="dxa"/>
-              <w:start w:w="80" w:type="dxa"/>
-              <w:bottom w:w="70" w:type="dxa"/>
-              <w:end w:w="80" w:type="dxa"/>
-            </w:tcMar>
-            <w:vAlign w:val="top"/>
-          </w:tcPr>
-          <w:p>
-            <w:pPr>
-              <w:spacing w:after="0" w:line="252" w:lineRule="auto"/>
-            </w:pPr>
-            <w:r>
-              <w:rPr>
-                <w:rFonts w:ascii="Noto Sans CJK KR" w:hAnsi="Noto Sans CJK KR"/>
-                <w:color w:val="202124"/>
-                <w:sz w:val="17"/>
-              </w:rPr>
-              <w:t>Scheduler/Worker</w:t>
+              <w:t>Job/Step/Control/Ledger/Lease/Fencing/Checkpoint</w:t>
             </w:r>
           </w:p>
         </w:tc>
@@ -1432,15 +1002,14 @@
         </w:trPr>
         <w:tc>
           <w:tcPr>
-            <w:tcW w:type="dxa" w:w="2720"/>
+            <w:tcW w:type="dxa" w:w="2741"/>
             <w:tcMar>
-              <w:top w:w="70" w:type="dxa"/>
-              <w:start w:w="80" w:type="dxa"/>
-              <w:bottom w:w="70" w:type="dxa"/>
-              <w:end w:w="80" w:type="dxa"/>
+              <w:top w:w="80" w:type="dxa"/>
+              <w:start w:w="100" w:type="dxa"/>
+              <w:bottom w:w="80" w:type="dxa"/>
+              <w:end w:w="100" w:type="dxa"/>
             </w:tcMar>
-            <w:vAlign w:val="top"/>
-            <w:shd w:fill="F4F7FA"/>
+            <w:vAlign w:val="center"/>
           </w:tcPr>
           <w:p>
             <w:pPr>
@@ -1448,24 +1017,23 @@
             </w:pPr>
             <w:r>
               <w:rPr>
-                <w:rFonts w:ascii="Noto Sans CJK KR" w:hAnsi="Noto Sans CJK KR"/>
-                <w:color w:val="202124"/>
-                <w:sz w:val="17"/>
+                <w:rFonts w:ascii="Noto Sans KR" w:hAnsi="Noto Sans KR" w:eastAsia="Noto Sans KR"/>
+                <w:sz w:val="16"/>
               </w:rPr>
-              <w:t>cpf-gateway</w:t>
+              <w:t>Data</w:t>
             </w:r>
           </w:p>
         </w:tc>
         <w:tc>
           <w:tcPr>
-            <w:tcW w:type="dxa" w:w="2720"/>
+            <w:tcW w:type="dxa" w:w="12283"/>
             <w:tcMar>
-              <w:top w:w="70" w:type="dxa"/>
-              <w:start w:w="80" w:type="dxa"/>
-              <w:bottom w:w="70" w:type="dxa"/>
-              <w:end w:w="80" w:type="dxa"/>
+              <w:top w:w="80" w:type="dxa"/>
+              <w:start w:w="100" w:type="dxa"/>
+              <w:bottom w:w="80" w:type="dxa"/>
+              <w:end w:w="100" w:type="dxa"/>
             </w:tcMar>
-            <w:vAlign w:val="top"/>
+            <w:vAlign w:val="center"/>
           </w:tcPr>
           <w:p>
             <w:pPr>
@@ -1473,24 +1041,29 @@
             </w:pPr>
             <w:r>
               <w:rPr>
-                <w:rFonts w:ascii="Noto Sans CJK KR" w:hAnsi="Noto Sans CJK KR"/>
-                <w:color w:val="202124"/>
-                <w:sz w:val="17"/>
+                <w:rFonts w:ascii="Noto Sans KR" w:hAnsi="Noto Sans KR" w:eastAsia="Noto Sans KR"/>
+                <w:sz w:val="16"/>
               </w:rPr>
-              <w:t>Edge/Routing</w:t>
+              <w:t>JDBC/MyBatis/JPA/Cache/DB3</w:t>
             </w:r>
           </w:p>
         </w:tc>
+      </w:tr>
+      <w:tr>
+        <w:trPr>
+          <w:cantSplit/>
+        </w:trPr>
         <w:tc>
           <w:tcPr>
-            <w:tcW w:type="dxa" w:w="2720"/>
+            <w:tcW w:type="dxa" w:w="2741"/>
             <w:tcMar>
-              <w:top w:w="70" w:type="dxa"/>
-              <w:start w:w="80" w:type="dxa"/>
-              <w:bottom w:w="70" w:type="dxa"/>
-              <w:end w:w="80" w:type="dxa"/>
+              <w:top w:w="80" w:type="dxa"/>
+              <w:start w:w="100" w:type="dxa"/>
+              <w:bottom w:w="80" w:type="dxa"/>
+              <w:end w:w="100" w:type="dxa"/>
             </w:tcMar>
-            <w:vAlign w:val="top"/>
+            <w:vAlign w:val="center"/>
+            <w:shd w:fill="F7FAFC"/>
           </w:tcPr>
           <w:p>
             <w:pPr>
@@ -1498,24 +1071,24 @@
             </w:pPr>
             <w:r>
               <w:rPr>
-                <w:rFonts w:ascii="Noto Sans CJK KR" w:hAnsi="Noto Sans CJK KR"/>
-                <w:color w:val="202124"/>
-                <w:sz w:val="17"/>
+                <w:rFonts w:ascii="Noto Sans KR" w:hAnsi="Noto Sans KR" w:eastAsia="Noto Sans KR"/>
+                <w:sz w:val="16"/>
               </w:rPr>
-              <w:t>업무 로직 금지</w:t>
+              <w:t>Security</w:t>
             </w:r>
           </w:p>
         </w:tc>
         <w:tc>
           <w:tcPr>
-            <w:tcW w:type="dxa" w:w="2720"/>
+            <w:tcW w:type="dxa" w:w="12283"/>
             <w:tcMar>
-              <w:top w:w="70" w:type="dxa"/>
-              <w:start w:w="80" w:type="dxa"/>
-              <w:bottom w:w="70" w:type="dxa"/>
-              <w:end w:w="80" w:type="dxa"/>
+              <w:top w:w="80" w:type="dxa"/>
+              <w:start w:w="100" w:type="dxa"/>
+              <w:bottom w:w="80" w:type="dxa"/>
+              <w:end w:w="100" w:type="dxa"/>
             </w:tcMar>
-            <w:vAlign w:val="top"/>
+            <w:vAlign w:val="center"/>
+            <w:shd w:fill="F7FAFC"/>
           </w:tcPr>
           <w:p>
             <w:pPr>
@@ -1523,69 +1096,2571 @@
             </w:pPr>
             <w:r>
               <w:rPr>
-                <w:rFonts w:ascii="Noto Sans CJK KR" w:hAnsi="Noto Sans CJK KR"/>
-                <w:color w:val="202124"/>
-                <w:sz w:val="17"/>
+                <w:rFonts w:ascii="Noto Sans KR" w:hAnsi="Noto Sans KR" w:eastAsia="Noto Sans KR"/>
+                <w:sz w:val="16"/>
               </w:rPr>
-              <w:t>외부 Client/Domain</w:t>
+              <w:t>Permission/Approval/Audit/Masking</w:t>
+            </w:r>
+          </w:p>
+        </w:tc>
+      </w:tr>
+      <w:tr>
+        <w:trPr>
+          <w:cantSplit/>
+        </w:trPr>
+        <w:tc>
+          <w:tcPr>
+            <w:tcW w:type="dxa" w:w="2741"/>
+            <w:tcMar>
+              <w:top w:w="80" w:type="dxa"/>
+              <w:start w:w="100" w:type="dxa"/>
+              <w:bottom w:w="80" w:type="dxa"/>
+              <w:end w:w="100" w:type="dxa"/>
+            </w:tcMar>
+            <w:vAlign w:val="center"/>
+          </w:tcPr>
+          <w:p>
+            <w:pPr>
+              <w:spacing w:after="0" w:line="252" w:lineRule="auto"/>
+            </w:pPr>
+            <w:r>
+              <w:rPr>
+                <w:rFonts w:ascii="Noto Sans KR" w:hAnsi="Noto Sans KR" w:eastAsia="Noto Sans KR"/>
+                <w:sz w:val="16"/>
+              </w:rPr>
+              <w:t>Operations</w:t>
+            </w:r>
+          </w:p>
+        </w:tc>
+        <w:tc>
+          <w:tcPr>
+            <w:tcW w:type="dxa" w:w="12283"/>
+            <w:tcMar>
+              <w:top w:w="80" w:type="dxa"/>
+              <w:start w:w="100" w:type="dxa"/>
+              <w:bottom w:w="80" w:type="dxa"/>
+              <w:end w:w="100" w:type="dxa"/>
+            </w:tcMar>
+            <w:vAlign w:val="center"/>
+          </w:tcPr>
+          <w:p>
+            <w:pPr>
+              <w:spacing w:after="0" w:line="252" w:lineRule="auto"/>
+            </w:pPr>
+            <w:r>
+              <w:rPr>
+                <w:rFonts w:ascii="Noto Sans KR" w:hAnsi="Noto Sans KR" w:eastAsia="Noto Sans KR"/>
+                <w:sz w:val="16"/>
+              </w:rPr>
+              <w:t>ADM/Backoffice/Trace/Health/Recovery/Deployment</w:t>
+            </w:r>
+          </w:p>
+        </w:tc>
+      </w:tr>
+      <w:tr>
+        <w:trPr>
+          <w:cantSplit/>
+        </w:trPr>
+        <w:tc>
+          <w:tcPr>
+            <w:tcW w:type="dxa" w:w="2741"/>
+            <w:tcMar>
+              <w:top w:w="80" w:type="dxa"/>
+              <w:start w:w="100" w:type="dxa"/>
+              <w:bottom w:w="80" w:type="dxa"/>
+              <w:end w:w="100" w:type="dxa"/>
+            </w:tcMar>
+            <w:vAlign w:val="center"/>
+            <w:shd w:fill="F7FAFC"/>
+          </w:tcPr>
+          <w:p>
+            <w:pPr>
+              <w:spacing w:after="0" w:line="252" w:lineRule="auto"/>
+            </w:pPr>
+            <w:r>
+              <w:rPr>
+                <w:rFonts w:ascii="Noto Sans KR" w:hAnsi="Noto Sans KR" w:eastAsia="Noto Sans KR"/>
+                <w:sz w:val="16"/>
+              </w:rPr>
+              <w:t>Generator</w:t>
+            </w:r>
+          </w:p>
+        </w:tc>
+        <w:tc>
+          <w:tcPr>
+            <w:tcW w:type="dxa" w:w="12283"/>
+            <w:tcMar>
+              <w:top w:w="80" w:type="dxa"/>
+              <w:start w:w="100" w:type="dxa"/>
+              <w:bottom w:w="80" w:type="dxa"/>
+              <w:end w:w="100" w:type="dxa"/>
+            </w:tcMar>
+            <w:vAlign w:val="center"/>
+            <w:shd w:fill="F7FAFC"/>
+          </w:tcPr>
+          <w:p>
+            <w:pPr>
+              <w:spacing w:after="0" w:line="252" w:lineRule="auto"/>
+            </w:pPr>
+            <w:r>
+              <w:rPr>
+                <w:rFonts w:ascii="Noto Sans KR" w:hAnsi="Noto Sans KR" w:eastAsia="Noto Sans KR"/>
+                <w:sz w:val="16"/>
+              </w:rPr>
+              <w:t>Domain/Starter/DB/OpenAPI/Sample</w:t>
             </w:r>
           </w:p>
         </w:tc>
       </w:tr>
     </w:tbl>
-    <w:p/>
     <w:p>
       <w:pPr>
-        <w:pStyle w:val="BodyRail"/>
+        <w:pStyle w:val="Heading1"/>
       </w:pPr>
       <w:r>
-        <w:t>작업에 사용할 Public API와 실패 주의점을 확인합니다.</w:t>
+        <w:t>2 기술 Stack</w:t>
       </w:r>
     </w:p>
+    <w:tbl>
+      <w:tblPr>
+        <w:tblW w:type="auto" w:w="0"/>
+        <w:jc w:val="left"/>
+        <w:tblLayout w:type="fixed"/>
+        <w:tblLook w:firstColumn="1" w:firstRow="1" w:lastColumn="0" w:lastRow="0" w:noHBand="0" w:noVBand="1" w:val="04A0"/>
+      </w:tblPr>
+      <w:tblGrid>
+        <w:gridCol w:w="7625"/>
+        <w:gridCol w:w="7625"/>
+      </w:tblGrid>
+      <w:tr>
+        <w:trPr>
+          <w:tblHeader w:val="true"/>
+        </w:trPr>
+        <w:tc>
+          <w:tcPr>
+            <w:tcW w:type="dxa" w:w="1927"/>
+            <w:shd w:fill="17324D"/>
+            <w:tcMar>
+              <w:top w:w="110" w:type="dxa"/>
+              <w:start w:w="140" w:type="dxa"/>
+              <w:bottom w:w="110" w:type="dxa"/>
+              <w:end w:w="140" w:type="dxa"/>
+            </w:tcMar>
+          </w:tcPr>
+          <w:p>
+            <w:r>
+              <w:rPr>
+                <w:b/>
+                <w:color w:val="FFFFFF"/>
+              </w:rPr>
+              <w:t>이 장을 보는 이유</w:t>
+            </w:r>
+          </w:p>
+        </w:tc>
+        <w:tc>
+          <w:tcPr>
+            <w:tcW w:type="dxa" w:w="11623"/>
+            <w:tcMar>
+              <w:top w:w="110" w:type="dxa"/>
+              <w:start w:w="140" w:type="dxa"/>
+              <w:bottom w:w="110" w:type="dxa"/>
+              <w:end w:w="140" w:type="dxa"/>
+            </w:tcMar>
+          </w:tcPr>
+          <w:p>
+            <w:r>
+              <w:t>실제 Source의 canonical stack properties를 기준으로 개발 환경을 맞춥니다.</w:t>
+            </w:r>
+          </w:p>
+        </w:tc>
+      </w:tr>
+    </w:tbl>
     <w:p>
       <w:pPr>
-        <w:pStyle w:val="SourceRail"/>
+        <w:pStyle w:val="CPFLabel"/>
       </w:pPr>
       <w:r>
-        <w:t>Source 길찾기 cpf-core/src/main/java/com/cpf/core/api/context/CpfContext.java</w:t>
+        <w:t>Canonical Stack</w:t>
+      </w:r>
+    </w:p>
+    <w:tbl>
+      <w:tblPr>
+        <w:tblW w:type="auto" w:w="0"/>
+        <w:jc w:val="left"/>
+        <w:tblLayout w:type="fixed"/>
+        <w:tblLook w:firstColumn="1" w:firstRow="1" w:lastColumn="0" w:lastRow="0" w:noHBand="0" w:noVBand="1" w:val="04A0"/>
+      </w:tblPr>
+      <w:tblGrid>
+        <w:gridCol w:w="7625"/>
+        <w:gridCol w:w="7625"/>
+      </w:tblGrid>
+      <w:tr>
+        <w:trPr>
+          <w:tblHeader w:val="true"/>
+        </w:trPr>
+        <w:tc>
+          <w:tcPr>
+            <w:tcW w:type="dxa" w:w="5008"/>
+            <w:shd w:fill="17324D"/>
+            <w:tcMar>
+              <w:top w:w="90" w:type="dxa"/>
+              <w:start w:w="110" w:type="dxa"/>
+              <w:bottom w:w="90" w:type="dxa"/>
+              <w:end w:w="110" w:type="dxa"/>
+            </w:tcMar>
+          </w:tcPr>
+          <w:p>
+            <w:r>
+              <w:rPr>
+                <w:b/>
+                <w:color w:val="FFFFFF"/>
+                <w:sz w:val="16"/>
+              </w:rPr>
+              <w:t>항목</w:t>
+            </w:r>
+          </w:p>
+        </w:tc>
+        <w:tc>
+          <w:tcPr>
+            <w:tcW w:type="dxa" w:w="10017"/>
+            <w:shd w:fill="17324D"/>
+            <w:tcMar>
+              <w:top w:w="90" w:type="dxa"/>
+              <w:start w:w="110" w:type="dxa"/>
+              <w:bottom w:w="90" w:type="dxa"/>
+              <w:end w:w="110" w:type="dxa"/>
+            </w:tcMar>
+          </w:tcPr>
+          <w:p>
+            <w:r>
+              <w:rPr>
+                <w:b/>
+                <w:color w:val="FFFFFF"/>
+                <w:sz w:val="16"/>
+              </w:rPr>
+              <w:t>버전/값</w:t>
+            </w:r>
+          </w:p>
+        </w:tc>
+      </w:tr>
+      <w:tr>
+        <w:trPr>
+          <w:cantSplit/>
+        </w:trPr>
+        <w:tc>
+          <w:tcPr>
+            <w:tcW w:type="dxa" w:w="5008"/>
+            <w:tcMar>
+              <w:top w:w="80" w:type="dxa"/>
+              <w:start w:w="100" w:type="dxa"/>
+              <w:bottom w:w="80" w:type="dxa"/>
+              <w:end w:w="100" w:type="dxa"/>
+            </w:tcMar>
+            <w:vAlign w:val="center"/>
+          </w:tcPr>
+          <w:p>
+            <w:pPr>
+              <w:spacing w:after="0" w:line="252" w:lineRule="auto"/>
+            </w:pPr>
+            <w:r>
+              <w:rPr>
+                <w:rFonts w:ascii="Noto Sans KR" w:hAnsi="Noto Sans KR" w:eastAsia="Noto Sans KR"/>
+                <w:sz w:val="16"/>
+              </w:rPr>
+              <w:t>Java</w:t>
+            </w:r>
+          </w:p>
+        </w:tc>
+        <w:tc>
+          <w:tcPr>
+            <w:tcW w:type="dxa" w:w="10017"/>
+            <w:tcMar>
+              <w:top w:w="80" w:type="dxa"/>
+              <w:start w:w="100" w:type="dxa"/>
+              <w:bottom w:w="80" w:type="dxa"/>
+              <w:end w:w="100" w:type="dxa"/>
+            </w:tcMar>
+            <w:vAlign w:val="center"/>
+          </w:tcPr>
+          <w:p>
+            <w:pPr>
+              <w:spacing w:after="0" w:line="252" w:lineRule="auto"/>
+            </w:pPr>
+            <w:r>
+              <w:rPr>
+                <w:rFonts w:ascii="Noto Sans KR" w:hAnsi="Noto Sans KR" w:eastAsia="Noto Sans KR"/>
+                <w:sz w:val="16"/>
+              </w:rPr>
+              <w:t>25</w:t>
+            </w:r>
+          </w:p>
+        </w:tc>
+      </w:tr>
+      <w:tr>
+        <w:trPr>
+          <w:cantSplit/>
+        </w:trPr>
+        <w:tc>
+          <w:tcPr>
+            <w:tcW w:type="dxa" w:w="5008"/>
+            <w:tcMar>
+              <w:top w:w="80" w:type="dxa"/>
+              <w:start w:w="100" w:type="dxa"/>
+              <w:bottom w:w="80" w:type="dxa"/>
+              <w:end w:w="100" w:type="dxa"/>
+            </w:tcMar>
+            <w:vAlign w:val="center"/>
+            <w:shd w:fill="F7FAFC"/>
+          </w:tcPr>
+          <w:p>
+            <w:pPr>
+              <w:spacing w:after="0" w:line="252" w:lineRule="auto"/>
+            </w:pPr>
+            <w:r>
+              <w:rPr>
+                <w:rFonts w:ascii="Noto Sans KR" w:hAnsi="Noto Sans KR" w:eastAsia="Noto Sans KR"/>
+                <w:sz w:val="16"/>
+              </w:rPr>
+              <w:t>Gradle</w:t>
+            </w:r>
+          </w:p>
+        </w:tc>
+        <w:tc>
+          <w:tcPr>
+            <w:tcW w:type="dxa" w:w="10017"/>
+            <w:tcMar>
+              <w:top w:w="80" w:type="dxa"/>
+              <w:start w:w="100" w:type="dxa"/>
+              <w:bottom w:w="80" w:type="dxa"/>
+              <w:end w:w="100" w:type="dxa"/>
+            </w:tcMar>
+            <w:vAlign w:val="center"/>
+            <w:shd w:fill="F7FAFC"/>
+          </w:tcPr>
+          <w:p>
+            <w:pPr>
+              <w:spacing w:after="0" w:line="252" w:lineRule="auto"/>
+            </w:pPr>
+            <w:r>
+              <w:rPr>
+                <w:rFonts w:ascii="Noto Sans KR" w:hAnsi="Noto Sans KR" w:eastAsia="Noto Sans KR"/>
+                <w:sz w:val="16"/>
+              </w:rPr>
+              <w:t>9.1.0</w:t>
+            </w:r>
+          </w:p>
+        </w:tc>
+      </w:tr>
+      <w:tr>
+        <w:trPr>
+          <w:cantSplit/>
+        </w:trPr>
+        <w:tc>
+          <w:tcPr>
+            <w:tcW w:type="dxa" w:w="5008"/>
+            <w:tcMar>
+              <w:top w:w="80" w:type="dxa"/>
+              <w:start w:w="100" w:type="dxa"/>
+              <w:bottom w:w="80" w:type="dxa"/>
+              <w:end w:w="100" w:type="dxa"/>
+            </w:tcMar>
+            <w:vAlign w:val="center"/>
+          </w:tcPr>
+          <w:p>
+            <w:pPr>
+              <w:spacing w:after="0" w:line="252" w:lineRule="auto"/>
+            </w:pPr>
+            <w:r>
+              <w:rPr>
+                <w:rFonts w:ascii="Noto Sans KR" w:hAnsi="Noto Sans KR" w:eastAsia="Noto Sans KR"/>
+                <w:sz w:val="16"/>
+              </w:rPr>
+              <w:t>Spring Boot</w:t>
+            </w:r>
+          </w:p>
+        </w:tc>
+        <w:tc>
+          <w:tcPr>
+            <w:tcW w:type="dxa" w:w="10017"/>
+            <w:tcMar>
+              <w:top w:w="80" w:type="dxa"/>
+              <w:start w:w="100" w:type="dxa"/>
+              <w:bottom w:w="80" w:type="dxa"/>
+              <w:end w:w="100" w:type="dxa"/>
+            </w:tcMar>
+            <w:vAlign w:val="center"/>
+          </w:tcPr>
+          <w:p>
+            <w:pPr>
+              <w:spacing w:after="0" w:line="252" w:lineRule="auto"/>
+            </w:pPr>
+            <w:r>
+              <w:rPr>
+                <w:rFonts w:ascii="Noto Sans KR" w:hAnsi="Noto Sans KR" w:eastAsia="Noto Sans KR"/>
+                <w:sz w:val="16"/>
+              </w:rPr>
+              <w:t>4.1.0</w:t>
+            </w:r>
+          </w:p>
+        </w:tc>
+      </w:tr>
+      <w:tr>
+        <w:trPr>
+          <w:cantSplit/>
+        </w:trPr>
+        <w:tc>
+          <w:tcPr>
+            <w:tcW w:type="dxa" w:w="5008"/>
+            <w:tcMar>
+              <w:top w:w="80" w:type="dxa"/>
+              <w:start w:w="100" w:type="dxa"/>
+              <w:bottom w:w="80" w:type="dxa"/>
+              <w:end w:w="100" w:type="dxa"/>
+            </w:tcMar>
+            <w:vAlign w:val="center"/>
+            <w:shd w:fill="F7FAFC"/>
+          </w:tcPr>
+          <w:p>
+            <w:pPr>
+              <w:spacing w:after="0" w:line="252" w:lineRule="auto"/>
+            </w:pPr>
+            <w:r>
+              <w:rPr>
+                <w:rFonts w:ascii="Noto Sans KR" w:hAnsi="Noto Sans KR" w:eastAsia="Noto Sans KR"/>
+                <w:sz w:val="16"/>
+              </w:rPr>
+              <w:t>Spring Dependency Management</w:t>
+            </w:r>
+          </w:p>
+        </w:tc>
+        <w:tc>
+          <w:tcPr>
+            <w:tcW w:type="dxa" w:w="10017"/>
+            <w:tcMar>
+              <w:top w:w="80" w:type="dxa"/>
+              <w:start w:w="100" w:type="dxa"/>
+              <w:bottom w:w="80" w:type="dxa"/>
+              <w:end w:w="100" w:type="dxa"/>
+            </w:tcMar>
+            <w:vAlign w:val="center"/>
+            <w:shd w:fill="F7FAFC"/>
+          </w:tcPr>
+          <w:p>
+            <w:pPr>
+              <w:spacing w:after="0" w:line="252" w:lineRule="auto"/>
+            </w:pPr>
+            <w:r>
+              <w:rPr>
+                <w:rFonts w:ascii="Noto Sans KR" w:hAnsi="Noto Sans KR" w:eastAsia="Noto Sans KR"/>
+                <w:sz w:val="16"/>
+              </w:rPr>
+              <w:t>1.1.7</w:t>
+            </w:r>
+          </w:p>
+        </w:tc>
+      </w:tr>
+      <w:tr>
+        <w:trPr>
+          <w:cantSplit/>
+        </w:trPr>
+        <w:tc>
+          <w:tcPr>
+            <w:tcW w:type="dxa" w:w="5008"/>
+            <w:tcMar>
+              <w:top w:w="80" w:type="dxa"/>
+              <w:start w:w="100" w:type="dxa"/>
+              <w:bottom w:w="80" w:type="dxa"/>
+              <w:end w:w="100" w:type="dxa"/>
+            </w:tcMar>
+            <w:vAlign w:val="center"/>
+          </w:tcPr>
+          <w:p>
+            <w:pPr>
+              <w:spacing w:after="0" w:line="252" w:lineRule="auto"/>
+            </w:pPr>
+            <w:r>
+              <w:rPr>
+                <w:rFonts w:ascii="Noto Sans KR" w:hAnsi="Noto Sans KR" w:eastAsia="Noto Sans KR"/>
+                <w:sz w:val="16"/>
+              </w:rPr>
+              <w:t>Spring Cloud</w:t>
+            </w:r>
+          </w:p>
+        </w:tc>
+        <w:tc>
+          <w:tcPr>
+            <w:tcW w:type="dxa" w:w="10017"/>
+            <w:tcMar>
+              <w:top w:w="80" w:type="dxa"/>
+              <w:start w:w="100" w:type="dxa"/>
+              <w:bottom w:w="80" w:type="dxa"/>
+              <w:end w:w="100" w:type="dxa"/>
+            </w:tcMar>
+            <w:vAlign w:val="center"/>
+          </w:tcPr>
+          <w:p>
+            <w:pPr>
+              <w:spacing w:after="0" w:line="252" w:lineRule="auto"/>
+            </w:pPr>
+            <w:r>
+              <w:rPr>
+                <w:rFonts w:ascii="Noto Sans KR" w:hAnsi="Noto Sans KR" w:eastAsia="Noto Sans KR"/>
+                <w:sz w:val="16"/>
+              </w:rPr>
+              <w:t>2025.1.2</w:t>
+            </w:r>
+          </w:p>
+        </w:tc>
+      </w:tr>
+      <w:tr>
+        <w:trPr>
+          <w:cantSplit/>
+        </w:trPr>
+        <w:tc>
+          <w:tcPr>
+            <w:tcW w:type="dxa" w:w="5008"/>
+            <w:tcMar>
+              <w:top w:w="80" w:type="dxa"/>
+              <w:start w:w="100" w:type="dxa"/>
+              <w:bottom w:w="80" w:type="dxa"/>
+              <w:end w:w="100" w:type="dxa"/>
+            </w:tcMar>
+            <w:vAlign w:val="center"/>
+            <w:shd w:fill="F7FAFC"/>
+          </w:tcPr>
+          <w:p>
+            <w:pPr>
+              <w:spacing w:after="0" w:line="252" w:lineRule="auto"/>
+            </w:pPr>
+            <w:r>
+              <w:rPr>
+                <w:rFonts w:ascii="Noto Sans KR" w:hAnsi="Noto Sans KR" w:eastAsia="Noto Sans KR"/>
+                <w:sz w:val="16"/>
+              </w:rPr>
+              <w:t>Spring Batch</w:t>
+            </w:r>
+          </w:p>
+        </w:tc>
+        <w:tc>
+          <w:tcPr>
+            <w:tcW w:type="dxa" w:w="10017"/>
+            <w:tcMar>
+              <w:top w:w="80" w:type="dxa"/>
+              <w:start w:w="100" w:type="dxa"/>
+              <w:bottom w:w="80" w:type="dxa"/>
+              <w:end w:w="100" w:type="dxa"/>
+            </w:tcMar>
+            <w:vAlign w:val="center"/>
+            <w:shd w:fill="F7FAFC"/>
+          </w:tcPr>
+          <w:p>
+            <w:pPr>
+              <w:spacing w:after="0" w:line="252" w:lineRule="auto"/>
+            </w:pPr>
+            <w:r>
+              <w:rPr>
+                <w:rFonts w:ascii="Noto Sans KR" w:hAnsi="Noto Sans KR" w:eastAsia="Noto Sans KR"/>
+                <w:sz w:val="16"/>
+              </w:rPr>
+              <w:t>6.0.4</w:t>
+            </w:r>
+          </w:p>
+        </w:tc>
+      </w:tr>
+      <w:tr>
+        <w:trPr>
+          <w:cantSplit/>
+        </w:trPr>
+        <w:tc>
+          <w:tcPr>
+            <w:tcW w:type="dxa" w:w="5008"/>
+            <w:tcMar>
+              <w:top w:w="80" w:type="dxa"/>
+              <w:start w:w="100" w:type="dxa"/>
+              <w:bottom w:w="80" w:type="dxa"/>
+              <w:end w:w="100" w:type="dxa"/>
+            </w:tcMar>
+            <w:vAlign w:val="center"/>
+          </w:tcPr>
+          <w:p>
+            <w:pPr>
+              <w:spacing w:after="0" w:line="252" w:lineRule="auto"/>
+            </w:pPr>
+            <w:r>
+              <w:rPr>
+                <w:rFonts w:ascii="Noto Sans KR" w:hAnsi="Noto Sans KR" w:eastAsia="Noto Sans KR"/>
+                <w:sz w:val="16"/>
+              </w:rPr>
+              <w:t>MyBatis</w:t>
+            </w:r>
+          </w:p>
+        </w:tc>
+        <w:tc>
+          <w:tcPr>
+            <w:tcW w:type="dxa" w:w="10017"/>
+            <w:tcMar>
+              <w:top w:w="80" w:type="dxa"/>
+              <w:start w:w="100" w:type="dxa"/>
+              <w:bottom w:w="80" w:type="dxa"/>
+              <w:end w:w="100" w:type="dxa"/>
+            </w:tcMar>
+            <w:vAlign w:val="center"/>
+          </w:tcPr>
+          <w:p>
+            <w:pPr>
+              <w:spacing w:after="0" w:line="252" w:lineRule="auto"/>
+            </w:pPr>
+            <w:r>
+              <w:rPr>
+                <w:rFonts w:ascii="Noto Sans KR" w:hAnsi="Noto Sans KR" w:eastAsia="Noto Sans KR"/>
+                <w:sz w:val="16"/>
+              </w:rPr>
+              <w:t>3.5.19</w:t>
+            </w:r>
+          </w:p>
+        </w:tc>
+      </w:tr>
+      <w:tr>
+        <w:trPr>
+          <w:cantSplit/>
+        </w:trPr>
+        <w:tc>
+          <w:tcPr>
+            <w:tcW w:type="dxa" w:w="5008"/>
+            <w:tcMar>
+              <w:top w:w="80" w:type="dxa"/>
+              <w:start w:w="100" w:type="dxa"/>
+              <w:bottom w:w="80" w:type="dxa"/>
+              <w:end w:w="100" w:type="dxa"/>
+            </w:tcMar>
+            <w:vAlign w:val="center"/>
+            <w:shd w:fill="F7FAFC"/>
+          </w:tcPr>
+          <w:p>
+            <w:pPr>
+              <w:spacing w:after="0" w:line="252" w:lineRule="auto"/>
+            </w:pPr>
+            <w:r>
+              <w:rPr>
+                <w:rFonts w:ascii="Noto Sans KR" w:hAnsi="Noto Sans KR" w:eastAsia="Noto Sans KR"/>
+                <w:sz w:val="16"/>
+              </w:rPr>
+              <w:t>springdoc</w:t>
+            </w:r>
+          </w:p>
+        </w:tc>
+        <w:tc>
+          <w:tcPr>
+            <w:tcW w:type="dxa" w:w="10017"/>
+            <w:tcMar>
+              <w:top w:w="80" w:type="dxa"/>
+              <w:start w:w="100" w:type="dxa"/>
+              <w:bottom w:w="80" w:type="dxa"/>
+              <w:end w:w="100" w:type="dxa"/>
+            </w:tcMar>
+            <w:vAlign w:val="center"/>
+            <w:shd w:fill="F7FAFC"/>
+          </w:tcPr>
+          <w:p>
+            <w:pPr>
+              <w:spacing w:after="0" w:line="252" w:lineRule="auto"/>
+            </w:pPr>
+            <w:r>
+              <w:rPr>
+                <w:rFonts w:ascii="Noto Sans KR" w:hAnsi="Noto Sans KR" w:eastAsia="Noto Sans KR"/>
+                <w:sz w:val="16"/>
+              </w:rPr>
+              <w:t>3.0.3</w:t>
+            </w:r>
+          </w:p>
+        </w:tc>
+      </w:tr>
+      <w:tr>
+        <w:trPr>
+          <w:cantSplit/>
+        </w:trPr>
+        <w:tc>
+          <w:tcPr>
+            <w:tcW w:type="dxa" w:w="5008"/>
+            <w:tcMar>
+              <w:top w:w="80" w:type="dxa"/>
+              <w:start w:w="100" w:type="dxa"/>
+              <w:bottom w:w="80" w:type="dxa"/>
+              <w:end w:w="100" w:type="dxa"/>
+            </w:tcMar>
+            <w:vAlign w:val="center"/>
+          </w:tcPr>
+          <w:p>
+            <w:pPr>
+              <w:spacing w:after="0" w:line="252" w:lineRule="auto"/>
+            </w:pPr>
+            <w:r>
+              <w:rPr>
+                <w:rFonts w:ascii="Noto Sans KR" w:hAnsi="Noto Sans KR" w:eastAsia="Noto Sans KR"/>
+                <w:sz w:val="16"/>
+              </w:rPr>
+              <w:t>Servlet Spec</w:t>
+            </w:r>
+          </w:p>
+        </w:tc>
+        <w:tc>
+          <w:tcPr>
+            <w:tcW w:type="dxa" w:w="10017"/>
+            <w:tcMar>
+              <w:top w:w="80" w:type="dxa"/>
+              <w:start w:w="100" w:type="dxa"/>
+              <w:bottom w:w="80" w:type="dxa"/>
+              <w:end w:w="100" w:type="dxa"/>
+            </w:tcMar>
+            <w:vAlign w:val="center"/>
+          </w:tcPr>
+          <w:p>
+            <w:pPr>
+              <w:spacing w:after="0" w:line="252" w:lineRule="auto"/>
+            </w:pPr>
+            <w:r>
+              <w:rPr>
+                <w:rFonts w:ascii="Noto Sans KR" w:hAnsi="Noto Sans KR" w:eastAsia="Noto Sans KR"/>
+                <w:sz w:val="16"/>
+              </w:rPr>
+              <w:t>6.1</w:t>
+            </w:r>
+          </w:p>
+        </w:tc>
+      </w:tr>
+    </w:tbl>
+    <w:p>
+      <w:pPr>
+        <w:ind w:left="255" w:right="113"/>
+      </w:pPr>
+      <w:r>
+        <w:t>Source: gradle/cpf-stack.properties</w:t>
       </w:r>
     </w:p>
     <w:p>
       <w:pPr>
         <w:pStyle w:val="Heading1"/>
-        <w:keepNext/>
-        <w:keepLines/>
-        <w:widowControl/>
       </w:pPr>
       <w:r>
-        <w:t>2. 거래 Identity 계약</w:t>
+        <w:t>3 Public Contract</w:t>
       </w:r>
     </w:p>
+    <w:tbl>
+      <w:tblPr>
+        <w:tblW w:type="auto" w:w="0"/>
+        <w:jc w:val="left"/>
+        <w:tblLayout w:type="fixed"/>
+        <w:tblLook w:firstColumn="1" w:firstRow="1" w:lastColumn="0" w:lastRow="0" w:noHBand="0" w:noVBand="1" w:val="04A0"/>
+      </w:tblPr>
+      <w:tblGrid>
+        <w:gridCol w:w="7625"/>
+        <w:gridCol w:w="7625"/>
+      </w:tblGrid>
+      <w:tr>
+        <w:trPr>
+          <w:tblHeader w:val="true"/>
+        </w:trPr>
+        <w:tc>
+          <w:tcPr>
+            <w:tcW w:type="dxa" w:w="1927"/>
+            <w:shd w:fill="17324D"/>
+            <w:tcMar>
+              <w:top w:w="110" w:type="dxa"/>
+              <w:start w:w="140" w:type="dxa"/>
+              <w:bottom w:w="110" w:type="dxa"/>
+              <w:end w:w="140" w:type="dxa"/>
+            </w:tcMar>
+          </w:tcPr>
+          <w:p>
+            <w:r>
+              <w:rPr>
+                <w:b/>
+                <w:color w:val="FFFFFF"/>
+              </w:rPr>
+              <w:t>이 장을 보는 이유</w:t>
+            </w:r>
+          </w:p>
+        </w:tc>
+        <w:tc>
+          <w:tcPr>
+            <w:tcW w:type="dxa" w:w="11623"/>
+            <w:tcMar>
+              <w:top w:w="110" w:type="dxa"/>
+              <w:start w:w="140" w:type="dxa"/>
+              <w:bottom w:w="110" w:type="dxa"/>
+              <w:end w:w="140" w:type="dxa"/>
+            </w:tcMar>
+          </w:tcPr>
+          <w:p>
+            <w:r>
+              <w:t>일반 업무 개발자가 의존할 대표 API와 경계를 요약합니다.</w:t>
+            </w:r>
+          </w:p>
+        </w:tc>
+      </w:tr>
+    </w:tbl>
     <w:p>
       <w:pPr>
-        <w:pStyle w:val="FigureCaption"/>
-        <w:jc w:val="left"/>
-        <w:keepNext/>
-        <w:keepLines/>
-        <w:widowControl/>
+        <w:pStyle w:val="CPFLabel"/>
       </w:pPr>
       <w:r>
-        <w:t>그림 2-1. Context Boundary</w:t>
+        <w:t>대표 Public Contract</w:t>
       </w:r>
     </w:p>
+    <w:tbl>
+      <w:tblPr>
+        <w:tblW w:type="auto" w:w="0"/>
+        <w:jc w:val="left"/>
+        <w:tblLayout w:type="fixed"/>
+        <w:tblLook w:firstColumn="1" w:firstRow="1" w:lastColumn="0" w:lastRow="0" w:noHBand="0" w:noVBand="1" w:val="04A0"/>
+      </w:tblPr>
+      <w:tblGrid>
+        <w:gridCol w:w="5083"/>
+        <w:gridCol w:w="5083"/>
+        <w:gridCol w:w="5083"/>
+      </w:tblGrid>
+      <w:tr>
+        <w:trPr>
+          <w:tblHeader w:val="true"/>
+        </w:trPr>
+        <w:tc>
+          <w:tcPr>
+            <w:tcW w:type="dxa" w:w="2146"/>
+            <w:shd w:fill="17324D"/>
+            <w:tcMar>
+              <w:top w:w="90" w:type="dxa"/>
+              <w:start w:w="110" w:type="dxa"/>
+              <w:bottom w:w="90" w:type="dxa"/>
+              <w:end w:w="110" w:type="dxa"/>
+            </w:tcMar>
+          </w:tcPr>
+          <w:p>
+            <w:r>
+              <w:rPr>
+                <w:b/>
+                <w:color w:val="FFFFFF"/>
+                <w:sz w:val="16"/>
+              </w:rPr>
+              <w:t>분류</w:t>
+            </w:r>
+          </w:p>
+        </w:tc>
+        <w:tc>
+          <w:tcPr>
+            <w:tcW w:type="dxa" w:w="5366"/>
+            <w:shd w:fill="17324D"/>
+            <w:tcMar>
+              <w:top w:w="90" w:type="dxa"/>
+              <w:start w:w="110" w:type="dxa"/>
+              <w:bottom w:w="90" w:type="dxa"/>
+              <w:end w:w="110" w:type="dxa"/>
+            </w:tcMar>
+          </w:tcPr>
+          <w:p>
+            <w:r>
+              <w:rPr>
+                <w:b/>
+                <w:color w:val="FFFFFF"/>
+                <w:sz w:val="16"/>
+              </w:rPr>
+              <w:t>API/Annotation</w:t>
+            </w:r>
+          </w:p>
+        </w:tc>
+        <w:tc>
+          <w:tcPr>
+            <w:tcW w:type="dxa" w:w="7512"/>
+            <w:shd w:fill="17324D"/>
+            <w:tcMar>
+              <w:top w:w="90" w:type="dxa"/>
+              <w:start w:w="110" w:type="dxa"/>
+              <w:bottom w:w="90" w:type="dxa"/>
+              <w:end w:w="110" w:type="dxa"/>
+            </w:tcMar>
+          </w:tcPr>
+          <w:p>
+            <w:r>
+              <w:rPr>
+                <w:b/>
+                <w:color w:val="FFFFFF"/>
+                <w:sz w:val="16"/>
+              </w:rPr>
+              <w:t>책임</w:t>
+            </w:r>
+          </w:p>
+        </w:tc>
+      </w:tr>
+      <w:tr>
+        <w:trPr>
+          <w:cantSplit/>
+        </w:trPr>
+        <w:tc>
+          <w:tcPr>
+            <w:tcW w:type="dxa" w:w="2146"/>
+            <w:tcMar>
+              <w:top w:w="80" w:type="dxa"/>
+              <w:start w:w="100" w:type="dxa"/>
+              <w:bottom w:w="80" w:type="dxa"/>
+              <w:end w:w="100" w:type="dxa"/>
+            </w:tcMar>
+            <w:vAlign w:val="center"/>
+          </w:tcPr>
+          <w:p>
+            <w:pPr>
+              <w:spacing w:after="0" w:line="252" w:lineRule="auto"/>
+            </w:pPr>
+            <w:r>
+              <w:rPr>
+                <w:rFonts w:ascii="Noto Sans KR" w:hAnsi="Noto Sans KR" w:eastAsia="Noto Sans KR"/>
+                <w:sz w:val="16"/>
+              </w:rPr>
+              <w:t>Web</w:t>
+            </w:r>
+          </w:p>
+        </w:tc>
+        <w:tc>
+          <w:tcPr>
+            <w:tcW w:type="dxa" w:w="5366"/>
+            <w:tcMar>
+              <w:top w:w="80" w:type="dxa"/>
+              <w:start w:w="100" w:type="dxa"/>
+              <w:bottom w:w="80" w:type="dxa"/>
+              <w:end w:w="100" w:type="dxa"/>
+            </w:tcMar>
+            <w:vAlign w:val="center"/>
+          </w:tcPr>
+          <w:p>
+            <w:pPr>
+              <w:spacing w:after="0" w:line="252" w:lineRule="auto"/>
+            </w:pPr>
+            <w:r>
+              <w:rPr>
+                <w:rFonts w:ascii="Noto Sans KR" w:hAnsi="Noto Sans KR" w:eastAsia="Noto Sans KR"/>
+                <w:sz w:val="16"/>
+              </w:rPr>
+              <w:t>@CpfController</w:t>
+            </w:r>
+          </w:p>
+        </w:tc>
+        <w:tc>
+          <w:tcPr>
+            <w:tcW w:type="dxa" w:w="7512"/>
+            <w:tcMar>
+              <w:top w:w="80" w:type="dxa"/>
+              <w:start w:w="100" w:type="dxa"/>
+              <w:bottom w:w="80" w:type="dxa"/>
+              <w:end w:w="100" w:type="dxa"/>
+            </w:tcMar>
+            <w:vAlign w:val="center"/>
+          </w:tcPr>
+          <w:p>
+            <w:pPr>
+              <w:spacing w:after="0" w:line="252" w:lineRule="auto"/>
+            </w:pPr>
+            <w:r>
+              <w:rPr>
+                <w:rFonts w:ascii="Noto Sans KR" w:hAnsi="Noto Sans KR" w:eastAsia="Noto Sans KR"/>
+                <w:sz w:val="16"/>
+              </w:rPr>
+              <w:t>업무 HTTP 진입</w:t>
+            </w:r>
+          </w:p>
+        </w:tc>
+      </w:tr>
+      <w:tr>
+        <w:trPr>
+          <w:cantSplit/>
+        </w:trPr>
+        <w:tc>
+          <w:tcPr>
+            <w:tcW w:type="dxa" w:w="2146"/>
+            <w:tcMar>
+              <w:top w:w="80" w:type="dxa"/>
+              <w:start w:w="100" w:type="dxa"/>
+              <w:bottom w:w="80" w:type="dxa"/>
+              <w:end w:w="100" w:type="dxa"/>
+            </w:tcMar>
+            <w:vAlign w:val="center"/>
+            <w:shd w:fill="F7FAFC"/>
+          </w:tcPr>
+          <w:p>
+            <w:pPr>
+              <w:spacing w:after="0" w:line="252" w:lineRule="auto"/>
+            </w:pPr>
+            <w:r>
+              <w:rPr>
+                <w:rFonts w:ascii="Noto Sans KR" w:hAnsi="Noto Sans KR" w:eastAsia="Noto Sans KR"/>
+                <w:sz w:val="16"/>
+              </w:rPr>
+              <w:t>Service</w:t>
+            </w:r>
+          </w:p>
+        </w:tc>
+        <w:tc>
+          <w:tcPr>
+            <w:tcW w:type="dxa" w:w="5366"/>
+            <w:tcMar>
+              <w:top w:w="80" w:type="dxa"/>
+              <w:start w:w="100" w:type="dxa"/>
+              <w:bottom w:w="80" w:type="dxa"/>
+              <w:end w:w="100" w:type="dxa"/>
+            </w:tcMar>
+            <w:vAlign w:val="center"/>
+            <w:shd w:fill="F7FAFC"/>
+          </w:tcPr>
+          <w:p>
+            <w:pPr>
+              <w:spacing w:after="0" w:line="252" w:lineRule="auto"/>
+            </w:pPr>
+            <w:r>
+              <w:rPr>
+                <w:rFonts w:ascii="Noto Sans KR" w:hAnsi="Noto Sans KR" w:eastAsia="Noto Sans KR"/>
+                <w:sz w:val="16"/>
+              </w:rPr>
+              <w:t>@CpfService</w:t>
+            </w:r>
+          </w:p>
+        </w:tc>
+        <w:tc>
+          <w:tcPr>
+            <w:tcW w:type="dxa" w:w="7512"/>
+            <w:tcMar>
+              <w:top w:w="80" w:type="dxa"/>
+              <w:start w:w="100" w:type="dxa"/>
+              <w:bottom w:w="80" w:type="dxa"/>
+              <w:end w:w="100" w:type="dxa"/>
+            </w:tcMar>
+            <w:vAlign w:val="center"/>
+            <w:shd w:fill="F7FAFC"/>
+          </w:tcPr>
+          <w:p>
+            <w:pPr>
+              <w:spacing w:after="0" w:line="252" w:lineRule="auto"/>
+            </w:pPr>
+            <w:r>
+              <w:rPr>
+                <w:rFonts w:ascii="Noto Sans KR" w:hAnsi="Noto Sans KR" w:eastAsia="Noto Sans KR"/>
+                <w:sz w:val="16"/>
+              </w:rPr>
+              <w:t>업무 규칙</w:t>
+            </w:r>
+          </w:p>
+        </w:tc>
+      </w:tr>
+      <w:tr>
+        <w:trPr>
+          <w:cantSplit/>
+        </w:trPr>
+        <w:tc>
+          <w:tcPr>
+            <w:tcW w:type="dxa" w:w="2146"/>
+            <w:tcMar>
+              <w:top w:w="80" w:type="dxa"/>
+              <w:start w:w="100" w:type="dxa"/>
+              <w:bottom w:w="80" w:type="dxa"/>
+              <w:end w:w="100" w:type="dxa"/>
+            </w:tcMar>
+            <w:vAlign w:val="center"/>
+          </w:tcPr>
+          <w:p>
+            <w:pPr>
+              <w:spacing w:after="0" w:line="252" w:lineRule="auto"/>
+            </w:pPr>
+            <w:r>
+              <w:rPr>
+                <w:rFonts w:ascii="Noto Sans KR" w:hAnsi="Noto Sans KR" w:eastAsia="Noto Sans KR"/>
+                <w:sz w:val="16"/>
+              </w:rPr>
+              <w:t>Persistence</w:t>
+            </w:r>
+          </w:p>
+        </w:tc>
+        <w:tc>
+          <w:tcPr>
+            <w:tcW w:type="dxa" w:w="5366"/>
+            <w:tcMar>
+              <w:top w:w="80" w:type="dxa"/>
+              <w:start w:w="100" w:type="dxa"/>
+              <w:bottom w:w="80" w:type="dxa"/>
+              <w:end w:w="100" w:type="dxa"/>
+            </w:tcMar>
+            <w:vAlign w:val="center"/>
+          </w:tcPr>
+          <w:p>
+            <w:pPr>
+              <w:spacing w:after="0" w:line="252" w:lineRule="auto"/>
+            </w:pPr>
+            <w:r>
+              <w:rPr>
+                <w:rFonts w:ascii="Noto Sans KR" w:hAnsi="Noto Sans KR" w:eastAsia="Noto Sans KR"/>
+                <w:sz w:val="16"/>
+              </w:rPr>
+              <w:t>@CpfRepository / @CpfTransactional / CpfCrudRepository</w:t>
+            </w:r>
+          </w:p>
+        </w:tc>
+        <w:tc>
+          <w:tcPr>
+            <w:tcW w:type="dxa" w:w="7512"/>
+            <w:tcMar>
+              <w:top w:w="80" w:type="dxa"/>
+              <w:start w:w="100" w:type="dxa"/>
+              <w:bottom w:w="80" w:type="dxa"/>
+              <w:end w:w="100" w:type="dxa"/>
+            </w:tcMar>
+            <w:vAlign w:val="center"/>
+          </w:tcPr>
+          <w:p>
+            <w:pPr>
+              <w:spacing w:after="0" w:line="252" w:lineRule="auto"/>
+            </w:pPr>
+            <w:r>
+              <w:rPr>
+                <w:rFonts w:ascii="Noto Sans KR" w:hAnsi="Noto Sans KR" w:eastAsia="Noto Sans KR"/>
+                <w:sz w:val="16"/>
+              </w:rPr>
+              <w:t>Local DB</w:t>
+            </w:r>
+          </w:p>
+        </w:tc>
+      </w:tr>
+      <w:tr>
+        <w:trPr>
+          <w:cantSplit/>
+        </w:trPr>
+        <w:tc>
+          <w:tcPr>
+            <w:tcW w:type="dxa" w:w="2146"/>
+            <w:tcMar>
+              <w:top w:w="80" w:type="dxa"/>
+              <w:start w:w="100" w:type="dxa"/>
+              <w:bottom w:w="80" w:type="dxa"/>
+              <w:end w:w="100" w:type="dxa"/>
+            </w:tcMar>
+            <w:vAlign w:val="center"/>
+            <w:shd w:fill="F7FAFC"/>
+          </w:tcPr>
+          <w:p>
+            <w:pPr>
+              <w:spacing w:after="0" w:line="252" w:lineRule="auto"/>
+            </w:pPr>
+            <w:r>
+              <w:rPr>
+                <w:rFonts w:ascii="Noto Sans KR" w:hAnsi="Noto Sans KR" w:eastAsia="Noto Sans KR"/>
+                <w:sz w:val="16"/>
+              </w:rPr>
+              <w:t>Domain</w:t>
+            </w:r>
+          </w:p>
+        </w:tc>
+        <w:tc>
+          <w:tcPr>
+            <w:tcW w:type="dxa" w:w="5366"/>
+            <w:tcMar>
+              <w:top w:w="80" w:type="dxa"/>
+              <w:start w:w="100" w:type="dxa"/>
+              <w:bottom w:w="80" w:type="dxa"/>
+              <w:end w:w="100" w:type="dxa"/>
+            </w:tcMar>
+            <w:vAlign w:val="center"/>
+            <w:shd w:fill="F7FAFC"/>
+          </w:tcPr>
+          <w:p>
+            <w:pPr>
+              <w:spacing w:after="0" w:line="252" w:lineRule="auto"/>
+            </w:pPr>
+            <w:r>
+              <w:rPr>
+                <w:rFonts w:ascii="Noto Sans KR" w:hAnsi="Noto Sans KR" w:eastAsia="Noto Sans KR"/>
+                <w:sz w:val="16"/>
+              </w:rPr>
+              <w:t>CpfDomainClient / @CpfOnlineTransaction</w:t>
+            </w:r>
+          </w:p>
+        </w:tc>
+        <w:tc>
+          <w:tcPr>
+            <w:tcW w:type="dxa" w:w="7512"/>
+            <w:tcMar>
+              <w:top w:w="80" w:type="dxa"/>
+              <w:start w:w="100" w:type="dxa"/>
+              <w:bottom w:w="80" w:type="dxa"/>
+              <w:end w:w="100" w:type="dxa"/>
+            </w:tcMar>
+            <w:vAlign w:val="center"/>
+            <w:shd w:fill="F7FAFC"/>
+          </w:tcPr>
+          <w:p>
+            <w:pPr>
+              <w:spacing w:after="0" w:line="252" w:lineRule="auto"/>
+            </w:pPr>
+            <w:r>
+              <w:rPr>
+                <w:rFonts w:ascii="Noto Sans KR" w:hAnsi="Noto Sans KR" w:eastAsia="Noto Sans KR"/>
+                <w:sz w:val="16"/>
+              </w:rPr>
+              <w:t>CPF-owned Domain 호출/Operation</w:t>
+            </w:r>
+          </w:p>
+        </w:tc>
+      </w:tr>
+      <w:tr>
+        <w:trPr>
+          <w:cantSplit/>
+        </w:trPr>
+        <w:tc>
+          <w:tcPr>
+            <w:tcW w:type="dxa" w:w="2146"/>
+            <w:tcMar>
+              <w:top w:w="80" w:type="dxa"/>
+              <w:start w:w="100" w:type="dxa"/>
+              <w:bottom w:w="80" w:type="dxa"/>
+              <w:end w:w="100" w:type="dxa"/>
+            </w:tcMar>
+            <w:vAlign w:val="center"/>
+          </w:tcPr>
+          <w:p>
+            <w:pPr>
+              <w:spacing w:after="0" w:line="252" w:lineRule="auto"/>
+            </w:pPr>
+            <w:r>
+              <w:rPr>
+                <w:rFonts w:ascii="Noto Sans KR" w:hAnsi="Noto Sans KR" w:eastAsia="Noto Sans KR"/>
+                <w:sz w:val="16"/>
+              </w:rPr>
+              <w:t>Integration</w:t>
+            </w:r>
+          </w:p>
+        </w:tc>
+        <w:tc>
+          <w:tcPr>
+            <w:tcW w:type="dxa" w:w="5366"/>
+            <w:tcMar>
+              <w:top w:w="80" w:type="dxa"/>
+              <w:start w:w="100" w:type="dxa"/>
+              <w:bottom w:w="80" w:type="dxa"/>
+              <w:end w:w="100" w:type="dxa"/>
+            </w:tcMar>
+            <w:vAlign w:val="center"/>
+          </w:tcPr>
+          <w:p>
+            <w:pPr>
+              <w:spacing w:after="0" w:line="252" w:lineRule="auto"/>
+            </w:pPr>
+            <w:r>
+              <w:rPr>
+                <w:rFonts w:ascii="Noto Sans KR" w:hAnsi="Noto Sans KR" w:eastAsia="Noto Sans KR"/>
+                <w:sz w:val="16"/>
+              </w:rPr>
+              <w:t>@CpfClient / @CpfTimeout / @CpfRetry</w:t>
+            </w:r>
+          </w:p>
+        </w:tc>
+        <w:tc>
+          <w:tcPr>
+            <w:tcW w:type="dxa" w:w="7512"/>
+            <w:tcMar>
+              <w:top w:w="80" w:type="dxa"/>
+              <w:start w:w="100" w:type="dxa"/>
+              <w:bottom w:w="80" w:type="dxa"/>
+              <w:end w:w="100" w:type="dxa"/>
+            </w:tcMar>
+            <w:vAlign w:val="center"/>
+          </w:tcPr>
+          <w:p>
+            <w:pPr>
+              <w:spacing w:after="0" w:line="252" w:lineRule="auto"/>
+            </w:pPr>
+            <w:r>
+              <w:rPr>
+                <w:rFonts w:ascii="Noto Sans KR" w:hAnsi="Noto Sans KR" w:eastAsia="Noto Sans KR"/>
+                <w:sz w:val="16"/>
+              </w:rPr>
+              <w:t>외부 연계</w:t>
+            </w:r>
+          </w:p>
+        </w:tc>
+      </w:tr>
+      <w:tr>
+        <w:trPr>
+          <w:cantSplit/>
+        </w:trPr>
+        <w:tc>
+          <w:tcPr>
+            <w:tcW w:type="dxa" w:w="2146"/>
+            <w:tcMar>
+              <w:top w:w="80" w:type="dxa"/>
+              <w:start w:w="100" w:type="dxa"/>
+              <w:bottom w:w="80" w:type="dxa"/>
+              <w:end w:w="100" w:type="dxa"/>
+            </w:tcMar>
+            <w:vAlign w:val="center"/>
+            <w:shd w:fill="F7FAFC"/>
+          </w:tcPr>
+          <w:p>
+            <w:pPr>
+              <w:spacing w:after="0" w:line="252" w:lineRule="auto"/>
+            </w:pPr>
+            <w:r>
+              <w:rPr>
+                <w:rFonts w:ascii="Noto Sans KR" w:hAnsi="Noto Sans KR" w:eastAsia="Noto Sans KR"/>
+                <w:sz w:val="16"/>
+              </w:rPr>
+              <w:t>Reliability</w:t>
+            </w:r>
+          </w:p>
+        </w:tc>
+        <w:tc>
+          <w:tcPr>
+            <w:tcW w:type="dxa" w:w="5366"/>
+            <w:tcMar>
+              <w:top w:w="80" w:type="dxa"/>
+              <w:start w:w="100" w:type="dxa"/>
+              <w:bottom w:w="80" w:type="dxa"/>
+              <w:end w:w="100" w:type="dxa"/>
+            </w:tcMar>
+            <w:vAlign w:val="center"/>
+            <w:shd w:fill="F7FAFC"/>
+          </w:tcPr>
+          <w:p>
+            <w:pPr>
+              <w:spacing w:after="0" w:line="252" w:lineRule="auto"/>
+            </w:pPr>
+            <w:r>
+              <w:rPr>
+                <w:rFonts w:ascii="Noto Sans KR" w:hAnsi="Noto Sans KR" w:eastAsia="Noto Sans KR"/>
+                <w:sz w:val="16"/>
+              </w:rPr>
+              <w:t>@CpfIdempotent / CpfResult</w:t>
+            </w:r>
+          </w:p>
+        </w:tc>
+        <w:tc>
+          <w:tcPr>
+            <w:tcW w:type="dxa" w:w="7512"/>
+            <w:tcMar>
+              <w:top w:w="80" w:type="dxa"/>
+              <w:start w:w="100" w:type="dxa"/>
+              <w:bottom w:w="80" w:type="dxa"/>
+              <w:end w:w="100" w:type="dxa"/>
+            </w:tcMar>
+            <w:vAlign w:val="center"/>
+            <w:shd w:fill="F7FAFC"/>
+          </w:tcPr>
+          <w:p>
+            <w:pPr>
+              <w:spacing w:after="0" w:line="252" w:lineRule="auto"/>
+            </w:pPr>
+            <w:r>
+              <w:rPr>
+                <w:rFonts w:ascii="Noto Sans KR" w:hAnsi="Noto Sans KR" w:eastAsia="Noto Sans KR"/>
+                <w:sz w:val="16"/>
+              </w:rPr>
+              <w:t>중복/UNKNOWN</w:t>
+            </w:r>
+          </w:p>
+        </w:tc>
+      </w:tr>
+      <w:tr>
+        <w:trPr>
+          <w:cantSplit/>
+        </w:trPr>
+        <w:tc>
+          <w:tcPr>
+            <w:tcW w:type="dxa" w:w="2146"/>
+            <w:tcMar>
+              <w:top w:w="80" w:type="dxa"/>
+              <w:start w:w="100" w:type="dxa"/>
+              <w:bottom w:w="80" w:type="dxa"/>
+              <w:end w:w="100" w:type="dxa"/>
+            </w:tcMar>
+            <w:vAlign w:val="center"/>
+          </w:tcPr>
+          <w:p>
+            <w:pPr>
+              <w:spacing w:after="0" w:line="252" w:lineRule="auto"/>
+            </w:pPr>
+            <w:r>
+              <w:rPr>
+                <w:rFonts w:ascii="Noto Sans KR" w:hAnsi="Noto Sans KR" w:eastAsia="Noto Sans KR"/>
+                <w:sz w:val="16"/>
+              </w:rPr>
+              <w:t>Security</w:t>
+            </w:r>
+          </w:p>
+        </w:tc>
+        <w:tc>
+          <w:tcPr>
+            <w:tcW w:type="dxa" w:w="5366"/>
+            <w:tcMar>
+              <w:top w:w="80" w:type="dxa"/>
+              <w:start w:w="100" w:type="dxa"/>
+              <w:bottom w:w="80" w:type="dxa"/>
+              <w:end w:w="100" w:type="dxa"/>
+            </w:tcMar>
+            <w:vAlign w:val="center"/>
+          </w:tcPr>
+          <w:p>
+            <w:pPr>
+              <w:spacing w:after="0" w:line="252" w:lineRule="auto"/>
+            </w:pPr>
+            <w:r>
+              <w:rPr>
+                <w:rFonts w:ascii="Noto Sans KR" w:hAnsi="Noto Sans KR" w:eastAsia="Noto Sans KR"/>
+                <w:sz w:val="16"/>
+              </w:rPr>
+              <w:t>@CpfPermission / @CpfApprovalRequired / @CpfAudit</w:t>
+            </w:r>
+          </w:p>
+        </w:tc>
+        <w:tc>
+          <w:tcPr>
+            <w:tcW w:type="dxa" w:w="7512"/>
+            <w:tcMar>
+              <w:top w:w="80" w:type="dxa"/>
+              <w:start w:w="100" w:type="dxa"/>
+              <w:bottom w:w="80" w:type="dxa"/>
+              <w:end w:w="100" w:type="dxa"/>
+            </w:tcMar>
+            <w:vAlign w:val="center"/>
+          </w:tcPr>
+          <w:p>
+            <w:pPr>
+              <w:spacing w:after="0" w:line="252" w:lineRule="auto"/>
+            </w:pPr>
+            <w:r>
+              <w:rPr>
+                <w:rFonts w:ascii="Noto Sans KR" w:hAnsi="Noto Sans KR" w:eastAsia="Noto Sans KR"/>
+                <w:sz w:val="16"/>
+              </w:rPr>
+              <w:t>권한/승인/감사</w:t>
+            </w:r>
+          </w:p>
+        </w:tc>
+      </w:tr>
+      <w:tr>
+        <w:trPr>
+          <w:cantSplit/>
+        </w:trPr>
+        <w:tc>
+          <w:tcPr>
+            <w:tcW w:type="dxa" w:w="2146"/>
+            <w:tcMar>
+              <w:top w:w="80" w:type="dxa"/>
+              <w:start w:w="100" w:type="dxa"/>
+              <w:bottom w:w="80" w:type="dxa"/>
+              <w:end w:w="100" w:type="dxa"/>
+            </w:tcMar>
+            <w:vAlign w:val="center"/>
+            <w:shd w:fill="F7FAFC"/>
+          </w:tcPr>
+          <w:p>
+            <w:pPr>
+              <w:spacing w:after="0" w:line="252" w:lineRule="auto"/>
+            </w:pPr>
+            <w:r>
+              <w:rPr>
+                <w:rFonts w:ascii="Noto Sans KR" w:hAnsi="Noto Sans KR" w:eastAsia="Noto Sans KR"/>
+                <w:sz w:val="16"/>
+              </w:rPr>
+              <w:t>Async</w:t>
+            </w:r>
+          </w:p>
+        </w:tc>
+        <w:tc>
+          <w:tcPr>
+            <w:tcW w:type="dxa" w:w="5366"/>
+            <w:tcMar>
+              <w:top w:w="80" w:type="dxa"/>
+              <w:start w:w="100" w:type="dxa"/>
+              <w:bottom w:w="80" w:type="dxa"/>
+              <w:end w:w="100" w:type="dxa"/>
+            </w:tcMar>
+            <w:vAlign w:val="center"/>
+            <w:shd w:fill="F7FAFC"/>
+          </w:tcPr>
+          <w:p>
+            <w:pPr>
+              <w:spacing w:after="0" w:line="252" w:lineRule="auto"/>
+            </w:pPr>
+            <w:r>
+              <w:rPr>
+                <w:rFonts w:ascii="Noto Sans KR" w:hAnsi="Noto Sans KR" w:eastAsia="Noto Sans KR"/>
+                <w:sz w:val="16"/>
+              </w:rPr>
+              <w:t>@CpfMessageListener / CpfMessagingTemplate</w:t>
+            </w:r>
+          </w:p>
+        </w:tc>
+        <w:tc>
+          <w:tcPr>
+            <w:tcW w:type="dxa" w:w="7512"/>
+            <w:tcMar>
+              <w:top w:w="80" w:type="dxa"/>
+              <w:start w:w="100" w:type="dxa"/>
+              <w:bottom w:w="80" w:type="dxa"/>
+              <w:end w:w="100" w:type="dxa"/>
+            </w:tcMar>
+            <w:vAlign w:val="center"/>
+            <w:shd w:fill="F7FAFC"/>
+          </w:tcPr>
+          <w:p>
+            <w:pPr>
+              <w:spacing w:after="0" w:line="252" w:lineRule="auto"/>
+            </w:pPr>
+            <w:r>
+              <w:rPr>
+                <w:rFonts w:ascii="Noto Sans KR" w:hAnsi="Noto Sans KR" w:eastAsia="Noto Sans KR"/>
+                <w:sz w:val="16"/>
+              </w:rPr>
+              <w:t>메시징</w:t>
+            </w:r>
+          </w:p>
+        </w:tc>
+      </w:tr>
+      <w:tr>
+        <w:trPr>
+          <w:cantSplit/>
+        </w:trPr>
+        <w:tc>
+          <w:tcPr>
+            <w:tcW w:type="dxa" w:w="2146"/>
+            <w:tcMar>
+              <w:top w:w="80" w:type="dxa"/>
+              <w:start w:w="100" w:type="dxa"/>
+              <w:bottom w:w="80" w:type="dxa"/>
+              <w:end w:w="100" w:type="dxa"/>
+            </w:tcMar>
+            <w:vAlign w:val="center"/>
+          </w:tcPr>
+          <w:p>
+            <w:pPr>
+              <w:spacing w:after="0" w:line="252" w:lineRule="auto"/>
+            </w:pPr>
+            <w:r>
+              <w:rPr>
+                <w:rFonts w:ascii="Noto Sans KR" w:hAnsi="Noto Sans KR" w:eastAsia="Noto Sans KR"/>
+                <w:sz w:val="16"/>
+              </w:rPr>
+              <w:t>Batch</w:t>
+            </w:r>
+          </w:p>
+        </w:tc>
+        <w:tc>
+          <w:tcPr>
+            <w:tcW w:type="dxa" w:w="5366"/>
+            <w:tcMar>
+              <w:top w:w="80" w:type="dxa"/>
+              <w:start w:w="100" w:type="dxa"/>
+              <w:bottom w:w="80" w:type="dxa"/>
+              <w:end w:w="100" w:type="dxa"/>
+            </w:tcMar>
+            <w:vAlign w:val="center"/>
+          </w:tcPr>
+          <w:p>
+            <w:pPr>
+              <w:spacing w:after="0" w:line="252" w:lineRule="auto"/>
+            </w:pPr>
+            <w:r>
+              <w:rPr>
+                <w:rFonts w:ascii="Noto Sans KR" w:hAnsi="Noto Sans KR" w:eastAsia="Noto Sans KR"/>
+                <w:sz w:val="16"/>
+              </w:rPr>
+              <w:t>@CpfBatchJob / @CpfBatchStep</w:t>
+            </w:r>
+          </w:p>
+        </w:tc>
+        <w:tc>
+          <w:tcPr>
+            <w:tcW w:type="dxa" w:w="7512"/>
+            <w:tcMar>
+              <w:top w:w="80" w:type="dxa"/>
+              <w:start w:w="100" w:type="dxa"/>
+              <w:bottom w:w="80" w:type="dxa"/>
+              <w:end w:w="100" w:type="dxa"/>
+            </w:tcMar>
+            <w:vAlign w:val="center"/>
+          </w:tcPr>
+          <w:p>
+            <w:pPr>
+              <w:spacing w:after="0" w:line="252" w:lineRule="auto"/>
+            </w:pPr>
+            <w:r>
+              <w:rPr>
+                <w:rFonts w:ascii="Noto Sans KR" w:hAnsi="Noto Sans KR" w:eastAsia="Noto Sans KR"/>
+                <w:sz w:val="16"/>
+              </w:rPr>
+              <w:t>Batch</w:t>
+            </w:r>
+          </w:p>
+        </w:tc>
+      </w:tr>
+    </w:tbl>
     <w:p>
       <w:pPr>
-        <w:spacing w:after="40"/>
+        <w:pStyle w:val="Heading1"/>
+      </w:pPr>
+      <w:r>
+        <w:t>4 Context · Identity · Operation</w:t>
+      </w:r>
+    </w:p>
+    <w:tbl>
+      <w:tblPr>
+        <w:tblW w:type="auto" w:w="0"/>
+        <w:jc w:val="left"/>
+        <w:tblLayout w:type="fixed"/>
+        <w:tblLook w:firstColumn="1" w:firstRow="1" w:lastColumn="0" w:lastRow="0" w:noHBand="0" w:noVBand="1" w:val="04A0"/>
+      </w:tblPr>
+      <w:tblGrid>
+        <w:gridCol w:w="7625"/>
+        <w:gridCol w:w="7625"/>
+      </w:tblGrid>
+      <w:tr>
+        <w:trPr>
+          <w:tblHeader w:val="true"/>
+        </w:trPr>
+        <w:tc>
+          <w:tcPr>
+            <w:tcW w:type="dxa" w:w="1927"/>
+            <w:shd w:fill="17324D"/>
+            <w:tcMar>
+              <w:top w:w="110" w:type="dxa"/>
+              <w:start w:w="140" w:type="dxa"/>
+              <w:bottom w:w="110" w:type="dxa"/>
+              <w:end w:w="140" w:type="dxa"/>
+            </w:tcMar>
+          </w:tcPr>
+          <w:p>
+            <w:r>
+              <w:rPr>
+                <w:b/>
+                <w:color w:val="FFFFFF"/>
+              </w:rPr>
+              <w:t>이 장을 보는 이유</w:t>
+            </w:r>
+          </w:p>
+        </w:tc>
+        <w:tc>
+          <w:tcPr>
+            <w:tcW w:type="dxa" w:w="11623"/>
+            <w:tcMar>
+              <w:top w:w="110" w:type="dxa"/>
+              <w:start w:w="140" w:type="dxa"/>
+              <w:bottom w:w="110" w:type="dxa"/>
+              <w:end w:w="140" w:type="dxa"/>
+            </w:tcMar>
+          </w:tcPr>
+          <w:p>
+            <w:r>
+              <w:t>거래 식별과 Runtime 식별을 혼동하지 않습니다.</w:t>
+            </w:r>
+          </w:p>
+        </w:tc>
+      </w:tr>
+    </w:tbl>
+    <w:p>
+      <w:pPr>
+        <w:pStyle w:val="CPFLabel"/>
+      </w:pPr>
+      <w:r>
+        <w:t>Identity</w:t>
+      </w:r>
+    </w:p>
+    <w:tbl>
+      <w:tblPr>
+        <w:tblW w:type="auto" w:w="0"/>
+        <w:jc w:val="left"/>
+        <w:tblLayout w:type="fixed"/>
+        <w:tblLook w:firstColumn="1" w:firstRow="1" w:lastColumn="0" w:lastRow="0" w:noHBand="0" w:noVBand="1" w:val="04A0"/>
+      </w:tblPr>
+      <w:tblGrid>
+        <w:gridCol w:w="5083"/>
+        <w:gridCol w:w="5083"/>
+        <w:gridCol w:w="5083"/>
+      </w:tblGrid>
+      <w:tr>
+        <w:trPr>
+          <w:tblHeader w:val="true"/>
+        </w:trPr>
+        <w:tc>
+          <w:tcPr>
+            <w:tcW w:type="dxa" w:w="2842"/>
+            <w:shd w:fill="17324D"/>
+            <w:tcMar>
+              <w:top w:w="90" w:type="dxa"/>
+              <w:start w:w="110" w:type="dxa"/>
+              <w:bottom w:w="90" w:type="dxa"/>
+              <w:end w:w="110" w:type="dxa"/>
+            </w:tcMar>
+          </w:tcPr>
+          <w:p>
+            <w:r>
+              <w:rPr>
+                <w:b/>
+                <w:color w:val="FFFFFF"/>
+                <w:sz w:val="16"/>
+              </w:rPr>
+              <w:t>항목</w:t>
+            </w:r>
+          </w:p>
+        </w:tc>
+        <w:tc>
+          <w:tcPr>
+            <w:tcW w:type="dxa" w:w="5583"/>
+            <w:shd w:fill="17324D"/>
+            <w:tcMar>
+              <w:top w:w="90" w:type="dxa"/>
+              <w:start w:w="110" w:type="dxa"/>
+              <w:bottom w:w="90" w:type="dxa"/>
+              <w:end w:w="110" w:type="dxa"/>
+            </w:tcMar>
+          </w:tcPr>
+          <w:p>
+            <w:r>
+              <w:rPr>
+                <w:b/>
+                <w:color w:val="FFFFFF"/>
+                <w:sz w:val="16"/>
+              </w:rPr>
+              <w:t>정의</w:t>
+            </w:r>
+          </w:p>
+        </w:tc>
+        <w:tc>
+          <w:tcPr>
+            <w:tcW w:type="dxa" w:w="6599"/>
+            <w:shd w:fill="17324D"/>
+            <w:tcMar>
+              <w:top w:w="90" w:type="dxa"/>
+              <w:start w:w="110" w:type="dxa"/>
+              <w:bottom w:w="90" w:type="dxa"/>
+              <w:end w:w="110" w:type="dxa"/>
+            </w:tcMar>
+          </w:tcPr>
+          <w:p>
+            <w:r>
+              <w:rPr>
+                <w:b/>
+                <w:color w:val="FFFFFF"/>
+                <w:sz w:val="16"/>
+              </w:rPr>
+              <w:t>전파</w:t>
+            </w:r>
+          </w:p>
+        </w:tc>
+      </w:tr>
+      <w:tr>
+        <w:trPr>
+          <w:cantSplit/>
+        </w:trPr>
+        <w:tc>
+          <w:tcPr>
+            <w:tcW w:type="dxa" w:w="2842"/>
+            <w:tcMar>
+              <w:top w:w="80" w:type="dxa"/>
+              <w:start w:w="100" w:type="dxa"/>
+              <w:bottom w:w="80" w:type="dxa"/>
+              <w:end w:w="100" w:type="dxa"/>
+            </w:tcMar>
+            <w:vAlign w:val="center"/>
+          </w:tcPr>
+          <w:p>
+            <w:pPr>
+              <w:spacing w:after="0" w:line="252" w:lineRule="auto"/>
+            </w:pPr>
+            <w:r>
+              <w:rPr>
+                <w:rFonts w:ascii="Noto Sans KR" w:hAnsi="Noto Sans KR" w:eastAsia="Noto Sans KR"/>
+                <w:sz w:val="16"/>
+              </w:rPr>
+              <w:t>transactionId</w:t>
+            </w:r>
+          </w:p>
+        </w:tc>
+        <w:tc>
+          <w:tcPr>
+            <w:tcW w:type="dxa" w:w="5583"/>
+            <w:tcMar>
+              <w:top w:w="80" w:type="dxa"/>
+              <w:start w:w="100" w:type="dxa"/>
+              <w:bottom w:w="80" w:type="dxa"/>
+              <w:end w:w="100" w:type="dxa"/>
+            </w:tcMar>
+            <w:vAlign w:val="center"/>
+          </w:tcPr>
+          <w:p>
+            <w:pPr>
+              <w:spacing w:after="0" w:line="252" w:lineRule="auto"/>
+            </w:pPr>
+            <w:r>
+              <w:rPr>
+                <w:rFonts w:ascii="Noto Sans KR" w:hAnsi="Noto Sans KR" w:eastAsia="Noto Sans KR"/>
+                <w:sz w:val="16"/>
+              </w:rPr>
+              <w:t>거래 식별</w:t>
+            </w:r>
+          </w:p>
+        </w:tc>
+        <w:tc>
+          <w:tcPr>
+            <w:tcW w:type="dxa" w:w="6599"/>
+            <w:tcMar>
+              <w:top w:w="80" w:type="dxa"/>
+              <w:start w:w="100" w:type="dxa"/>
+              <w:bottom w:w="80" w:type="dxa"/>
+              <w:end w:w="100" w:type="dxa"/>
+            </w:tcMar>
+            <w:vAlign w:val="center"/>
+          </w:tcPr>
+          <w:p>
+            <w:pPr>
+              <w:spacing w:after="0" w:line="252" w:lineRule="auto"/>
+            </w:pPr>
+            <w:r>
+              <w:rPr>
+                <w:rFonts w:ascii="Noto Sans KR" w:hAnsi="Noto Sans KR" w:eastAsia="Noto Sans KR"/>
+                <w:sz w:val="16"/>
+              </w:rPr>
+              <w:t>System6</w:t>
+            </w:r>
+          </w:p>
+        </w:tc>
+      </w:tr>
+      <w:tr>
+        <w:trPr>
+          <w:cantSplit/>
+        </w:trPr>
+        <w:tc>
+          <w:tcPr>
+            <w:tcW w:type="dxa" w:w="2842"/>
+            <w:tcMar>
+              <w:top w:w="80" w:type="dxa"/>
+              <w:start w:w="100" w:type="dxa"/>
+              <w:bottom w:w="80" w:type="dxa"/>
+              <w:end w:w="100" w:type="dxa"/>
+            </w:tcMar>
+            <w:vAlign w:val="center"/>
+            <w:shd w:fill="F7FAFC"/>
+          </w:tcPr>
+          <w:p>
+            <w:pPr>
+              <w:spacing w:after="0" w:line="252" w:lineRule="auto"/>
+            </w:pPr>
+            <w:r>
+              <w:rPr>
+                <w:rFonts w:ascii="Noto Sans KR" w:hAnsi="Noto Sans KR" w:eastAsia="Noto Sans KR"/>
+                <w:sz w:val="16"/>
+              </w:rPr>
+              <w:t>operationId</w:t>
+            </w:r>
+          </w:p>
+        </w:tc>
+        <w:tc>
+          <w:tcPr>
+            <w:tcW w:type="dxa" w:w="5583"/>
+            <w:tcMar>
+              <w:top w:w="80" w:type="dxa"/>
+              <w:start w:w="100" w:type="dxa"/>
+              <w:bottom w:w="80" w:type="dxa"/>
+              <w:end w:w="100" w:type="dxa"/>
+            </w:tcMar>
+            <w:vAlign w:val="center"/>
+            <w:shd w:fill="F7FAFC"/>
+          </w:tcPr>
+          <w:p>
+            <w:pPr>
+              <w:spacing w:after="0" w:line="252" w:lineRule="auto"/>
+            </w:pPr>
+            <w:r>
+              <w:rPr>
+                <w:rFonts w:ascii="Noto Sans KR" w:hAnsi="Noto Sans KR" w:eastAsia="Noto Sans KR"/>
+                <w:sz w:val="16"/>
+              </w:rPr>
+              <w:t>업무 Operation 단일 정본</w:t>
+            </w:r>
+          </w:p>
+        </w:tc>
+        <w:tc>
+          <w:tcPr>
+            <w:tcW w:type="dxa" w:w="6599"/>
+            <w:tcMar>
+              <w:top w:w="80" w:type="dxa"/>
+              <w:start w:w="100" w:type="dxa"/>
+              <w:bottom w:w="80" w:type="dxa"/>
+              <w:end w:w="100" w:type="dxa"/>
+            </w:tcMar>
+            <w:vAlign w:val="center"/>
+            <w:shd w:fill="F7FAFC"/>
+          </w:tcPr>
+          <w:p>
+            <w:pPr>
+              <w:spacing w:after="0" w:line="252" w:lineRule="auto"/>
+            </w:pPr>
+            <w:r>
+              <w:rPr>
+                <w:rFonts w:ascii="Noto Sans KR" w:hAnsi="Noto Sans KR" w:eastAsia="Noto Sans KR"/>
+                <w:sz w:val="16"/>
+              </w:rPr>
+              <w:t>Annotation/OpenAPI/Header/Client/ADM/Log</w:t>
+            </w:r>
+          </w:p>
+        </w:tc>
+      </w:tr>
+      <w:tr>
+        <w:trPr>
+          <w:cantSplit/>
+        </w:trPr>
+        <w:tc>
+          <w:tcPr>
+            <w:tcW w:type="dxa" w:w="2842"/>
+            <w:tcMar>
+              <w:top w:w="80" w:type="dxa"/>
+              <w:start w:w="100" w:type="dxa"/>
+              <w:bottom w:w="80" w:type="dxa"/>
+              <w:end w:w="100" w:type="dxa"/>
+            </w:tcMar>
+            <w:vAlign w:val="center"/>
+          </w:tcPr>
+          <w:p>
+            <w:pPr>
+              <w:spacing w:after="0" w:line="252" w:lineRule="auto"/>
+            </w:pPr>
+            <w:r>
+              <w:rPr>
+                <w:rFonts w:ascii="Noto Sans KR" w:hAnsi="Noto Sans KR" w:eastAsia="Noto Sans KR"/>
+                <w:sz w:val="16"/>
+              </w:rPr>
+              <w:t>instanceId</w:t>
+            </w:r>
+          </w:p>
+        </w:tc>
+        <w:tc>
+          <w:tcPr>
+            <w:tcW w:type="dxa" w:w="5583"/>
+            <w:tcMar>
+              <w:top w:w="80" w:type="dxa"/>
+              <w:start w:w="100" w:type="dxa"/>
+              <w:bottom w:w="80" w:type="dxa"/>
+              <w:end w:w="100" w:type="dxa"/>
+            </w:tcMar>
+            <w:vAlign w:val="center"/>
+          </w:tcPr>
+          <w:p>
+            <w:pPr>
+              <w:spacing w:after="0" w:line="252" w:lineRule="auto"/>
+            </w:pPr>
+            <w:r>
+              <w:rPr>
+                <w:rFonts w:ascii="Noto Sans KR" w:hAnsi="Noto Sans KR" w:eastAsia="Noto Sans KR"/>
+                <w:sz w:val="16"/>
+              </w:rPr>
+              <w:t>현재 Runtime Instance</w:t>
+            </w:r>
+          </w:p>
+        </w:tc>
+        <w:tc>
+          <w:tcPr>
+            <w:tcW w:type="dxa" w:w="6599"/>
+            <w:tcMar>
+              <w:top w:w="80" w:type="dxa"/>
+              <w:start w:w="100" w:type="dxa"/>
+              <w:bottom w:w="80" w:type="dxa"/>
+              <w:end w:w="100" w:type="dxa"/>
+            </w:tcMar>
+            <w:vAlign w:val="center"/>
+          </w:tcPr>
+          <w:p>
+            <w:pPr>
+              <w:spacing w:after="0" w:line="252" w:lineRule="auto"/>
+            </w:pPr>
+            <w:r>
+              <w:rPr>
+                <w:rFonts w:ascii="Noto Sans KR" w:hAnsi="Noto Sans KR" w:eastAsia="Noto Sans KR"/>
+                <w:sz w:val="16"/>
+              </w:rPr>
+              <w:t>bootstrap 1회 확정, Header 미포함</w:t>
+            </w:r>
+          </w:p>
+        </w:tc>
+      </w:tr>
+      <w:tr>
+        <w:trPr>
+          <w:cantSplit/>
+        </w:trPr>
+        <w:tc>
+          <w:tcPr>
+            <w:tcW w:type="dxa" w:w="2842"/>
+            <w:tcMar>
+              <w:top w:w="80" w:type="dxa"/>
+              <w:start w:w="100" w:type="dxa"/>
+              <w:bottom w:w="80" w:type="dxa"/>
+              <w:end w:w="100" w:type="dxa"/>
+            </w:tcMar>
+            <w:vAlign w:val="center"/>
+            <w:shd w:fill="F7FAFC"/>
+          </w:tcPr>
+          <w:p>
+            <w:pPr>
+              <w:spacing w:after="0" w:line="252" w:lineRule="auto"/>
+            </w:pPr>
+            <w:r>
+              <w:rPr>
+                <w:rFonts w:ascii="Noto Sans KR" w:hAnsi="Noto Sans KR" w:eastAsia="Noto Sans KR"/>
+                <w:sz w:val="16"/>
+              </w:rPr>
+              <w:t>systemCode</w:t>
+            </w:r>
+          </w:p>
+        </w:tc>
+        <w:tc>
+          <w:tcPr>
+            <w:tcW w:type="dxa" w:w="5583"/>
+            <w:tcMar>
+              <w:top w:w="80" w:type="dxa"/>
+              <w:start w:w="100" w:type="dxa"/>
+              <w:bottom w:w="80" w:type="dxa"/>
+              <w:end w:w="100" w:type="dxa"/>
+            </w:tcMar>
+            <w:vAlign w:val="center"/>
+            <w:shd w:fill="F7FAFC"/>
+          </w:tcPr>
+          <w:p>
+            <w:pPr>
+              <w:spacing w:after="0" w:line="252" w:lineRule="auto"/>
+            </w:pPr>
+            <w:r>
+              <w:rPr>
+                <w:rFonts w:ascii="Noto Sans KR" w:hAnsi="Noto Sans KR" w:eastAsia="Noto Sans KR"/>
+                <w:sz w:val="16"/>
+              </w:rPr>
+              <w:t>현재 System</w:t>
+            </w:r>
+          </w:p>
+        </w:tc>
+        <w:tc>
+          <w:tcPr>
+            <w:tcW w:type="dxa" w:w="6599"/>
+            <w:tcMar>
+              <w:top w:w="80" w:type="dxa"/>
+              <w:start w:w="100" w:type="dxa"/>
+              <w:bottom w:w="80" w:type="dxa"/>
+              <w:end w:w="100" w:type="dxa"/>
+            </w:tcMar>
+            <w:vAlign w:val="center"/>
+            <w:shd w:fill="F7FAFC"/>
+          </w:tcPr>
+          <w:p>
+            <w:pPr>
+              <w:spacing w:after="0" w:line="252" w:lineRule="auto"/>
+            </w:pPr>
+            <w:r>
+              <w:rPr>
+                <w:rFonts w:ascii="Noto Sans KR" w:hAnsi="Noto Sans KR" w:eastAsia="Noto Sans KR"/>
+                <w:sz w:val="16"/>
+              </w:rPr>
+              <w:t>System6 hop</w:t>
+            </w:r>
+          </w:p>
+        </w:tc>
+      </w:tr>
+      <w:tr>
+        <w:trPr>
+          <w:cantSplit/>
+        </w:trPr>
+        <w:tc>
+          <w:tcPr>
+            <w:tcW w:type="dxa" w:w="2842"/>
+            <w:tcMar>
+              <w:top w:w="80" w:type="dxa"/>
+              <w:start w:w="100" w:type="dxa"/>
+              <w:bottom w:w="80" w:type="dxa"/>
+              <w:end w:w="100" w:type="dxa"/>
+            </w:tcMar>
+            <w:vAlign w:val="center"/>
+          </w:tcPr>
+          <w:p>
+            <w:pPr>
+              <w:spacing w:after="0" w:line="252" w:lineRule="auto"/>
+            </w:pPr>
+            <w:r>
+              <w:rPr>
+                <w:rFonts w:ascii="Noto Sans KR" w:hAnsi="Noto Sans KR" w:eastAsia="Noto Sans KR"/>
+                <w:sz w:val="16"/>
+              </w:rPr>
+              <w:t>originalSystemCode</w:t>
+            </w:r>
+          </w:p>
+        </w:tc>
+        <w:tc>
+          <w:tcPr>
+            <w:tcW w:type="dxa" w:w="5583"/>
+            <w:tcMar>
+              <w:top w:w="80" w:type="dxa"/>
+              <w:start w:w="100" w:type="dxa"/>
+              <w:bottom w:w="80" w:type="dxa"/>
+              <w:end w:w="100" w:type="dxa"/>
+            </w:tcMar>
+            <w:vAlign w:val="center"/>
+          </w:tcPr>
+          <w:p>
+            <w:pPr>
+              <w:spacing w:after="0" w:line="252" w:lineRule="auto"/>
+            </w:pPr>
+            <w:r>
+              <w:rPr>
+                <w:rFonts w:ascii="Noto Sans KR" w:hAnsi="Noto Sans KR" w:eastAsia="Noto Sans KR"/>
+                <w:sz w:val="16"/>
+              </w:rPr>
+              <w:t>최초 System</w:t>
+            </w:r>
+          </w:p>
+        </w:tc>
+        <w:tc>
+          <w:tcPr>
+            <w:tcW w:type="dxa" w:w="6599"/>
+            <w:tcMar>
+              <w:top w:w="80" w:type="dxa"/>
+              <w:start w:w="100" w:type="dxa"/>
+              <w:bottom w:w="80" w:type="dxa"/>
+              <w:end w:w="100" w:type="dxa"/>
+            </w:tcMar>
+            <w:vAlign w:val="center"/>
+          </w:tcPr>
+          <w:p>
+            <w:pPr>
+              <w:spacing w:after="0" w:line="252" w:lineRule="auto"/>
+            </w:pPr>
+            <w:r>
+              <w:rPr>
+                <w:rFonts w:ascii="Noto Sans KR" w:hAnsi="Noto Sans KR" w:eastAsia="Noto Sans KR"/>
+                <w:sz w:val="16"/>
+              </w:rPr>
+              <w:t>불변</w:t>
+            </w:r>
+          </w:p>
+        </w:tc>
+      </w:tr>
+    </w:tbl>
+    <w:p>
+      <w:pPr>
+        <w:pStyle w:val="Heading1"/>
+      </w:pPr>
+      <w:r>
+        <w:t>5 지원 DB</w:t>
+      </w:r>
+    </w:p>
+    <w:tbl>
+      <w:tblPr>
+        <w:tblW w:type="auto" w:w="0"/>
+        <w:jc w:val="left"/>
+        <w:tblLayout w:type="fixed"/>
+        <w:tblLook w:firstColumn="1" w:firstRow="1" w:lastColumn="0" w:lastRow="0" w:noHBand="0" w:noVBand="1" w:val="04A0"/>
+      </w:tblPr>
+      <w:tblGrid>
+        <w:gridCol w:w="7625"/>
+        <w:gridCol w:w="7625"/>
+      </w:tblGrid>
+      <w:tr>
+        <w:trPr>
+          <w:tblHeader w:val="true"/>
+        </w:trPr>
+        <w:tc>
+          <w:tcPr>
+            <w:tcW w:type="dxa" w:w="1927"/>
+            <w:shd w:fill="17324D"/>
+            <w:tcMar>
+              <w:top w:w="110" w:type="dxa"/>
+              <w:start w:w="140" w:type="dxa"/>
+              <w:bottom w:w="110" w:type="dxa"/>
+              <w:end w:w="140" w:type="dxa"/>
+            </w:tcMar>
+          </w:tcPr>
+          <w:p>
+            <w:r>
+              <w:rPr>
+                <w:b/>
+                <w:color w:val="FFFFFF"/>
+              </w:rPr>
+              <w:t>이 장을 보는 이유</w:t>
+            </w:r>
+          </w:p>
+        </w:tc>
+        <w:tc>
+          <w:tcPr>
+            <w:tcW w:type="dxa" w:w="11623"/>
+            <w:tcMar>
+              <w:top w:w="110" w:type="dxa"/>
+              <w:start w:w="140" w:type="dxa"/>
+              <w:bottom w:w="110" w:type="dxa"/>
+              <w:end w:w="140" w:type="dxa"/>
+            </w:tcMar>
+          </w:tcPr>
+          <w:p>
+            <w:r>
+              <w:t>공식 DB Vendor는 세 종류뿐입니다.</w:t>
+            </w:r>
+          </w:p>
+        </w:tc>
+      </w:tr>
+    </w:tbl>
+    <w:p>
+      <w:pPr>
+        <w:pStyle w:val="CPFLabel"/>
+      </w:pPr>
+      <w:r>
+        <w:t>DB3</w:t>
+      </w:r>
+    </w:p>
+    <w:tbl>
+      <w:tblPr>
+        <w:tblW w:type="auto" w:w="0"/>
+        <w:jc w:val="left"/>
+        <w:tblLayout w:type="fixed"/>
+        <w:tblLook w:firstColumn="1" w:firstRow="1" w:lastColumn="0" w:lastRow="0" w:noHBand="0" w:noVBand="1" w:val="04A0"/>
+      </w:tblPr>
+      <w:tblGrid>
+        <w:gridCol w:w="7625"/>
+        <w:gridCol w:w="7625"/>
+      </w:tblGrid>
+      <w:tr>
+        <w:trPr>
+          <w:tblHeader w:val="true"/>
+        </w:trPr>
+        <w:tc>
+          <w:tcPr>
+            <w:tcW w:type="dxa" w:w="7512"/>
+            <w:shd w:fill="17324D"/>
+            <w:tcMar>
+              <w:top w:w="90" w:type="dxa"/>
+              <w:start w:w="110" w:type="dxa"/>
+              <w:bottom w:w="90" w:type="dxa"/>
+              <w:end w:w="110" w:type="dxa"/>
+            </w:tcMar>
+          </w:tcPr>
+          <w:p>
+            <w:r>
+              <w:rPr>
+                <w:b/>
+                <w:color w:val="FFFFFF"/>
+                <w:sz w:val="16"/>
+              </w:rPr>
+              <w:t>Vendor</w:t>
+            </w:r>
+          </w:p>
+        </w:tc>
+        <w:tc>
+          <w:tcPr>
+            <w:tcW w:type="dxa" w:w="7512"/>
+            <w:shd w:fill="17324D"/>
+            <w:tcMar>
+              <w:top w:w="90" w:type="dxa"/>
+              <w:start w:w="110" w:type="dxa"/>
+              <w:bottom w:w="90" w:type="dxa"/>
+              <w:end w:w="110" w:type="dxa"/>
+            </w:tcMar>
+          </w:tcPr>
+          <w:p>
+            <w:r>
+              <w:rPr>
+                <w:b/>
+                <w:color w:val="FFFFFF"/>
+                <w:sz w:val="16"/>
+              </w:rPr>
+              <w:t>상태</w:t>
+            </w:r>
+          </w:p>
+        </w:tc>
+      </w:tr>
+      <w:tr>
+        <w:trPr>
+          <w:cantSplit/>
+        </w:trPr>
+        <w:tc>
+          <w:tcPr>
+            <w:tcW w:type="dxa" w:w="7512"/>
+            <w:tcMar>
+              <w:top w:w="80" w:type="dxa"/>
+              <w:start w:w="100" w:type="dxa"/>
+              <w:bottom w:w="80" w:type="dxa"/>
+              <w:end w:w="100" w:type="dxa"/>
+            </w:tcMar>
+            <w:vAlign w:val="center"/>
+          </w:tcPr>
+          <w:p>
+            <w:pPr>
+              <w:spacing w:after="0" w:line="252" w:lineRule="auto"/>
+            </w:pPr>
+            <w:r>
+              <w:rPr>
+                <w:rFonts w:ascii="Noto Sans KR" w:hAnsi="Noto Sans KR" w:eastAsia="Noto Sans KR"/>
+                <w:sz w:val="16"/>
+              </w:rPr>
+              <w:t>Oracle</w:t>
+            </w:r>
+          </w:p>
+        </w:tc>
+        <w:tc>
+          <w:tcPr>
+            <w:tcW w:type="dxa" w:w="7512"/>
+            <w:tcMar>
+              <w:top w:w="80" w:type="dxa"/>
+              <w:start w:w="100" w:type="dxa"/>
+              <w:bottom w:w="80" w:type="dxa"/>
+              <w:end w:w="100" w:type="dxa"/>
+            </w:tcMar>
+            <w:vAlign w:val="center"/>
+          </w:tcPr>
+          <w:p>
+            <w:pPr>
+              <w:spacing w:after="0" w:line="252" w:lineRule="auto"/>
+            </w:pPr>
+            <w:r>
+              <w:rPr>
+                <w:rFonts w:ascii="Noto Sans KR" w:hAnsi="Noto Sans KR" w:eastAsia="Noto Sans KR"/>
+                <w:sz w:val="16"/>
+              </w:rPr>
+              <w:t>공식</w:t>
+            </w:r>
+          </w:p>
+        </w:tc>
+      </w:tr>
+      <w:tr>
+        <w:trPr>
+          <w:cantSplit/>
+        </w:trPr>
+        <w:tc>
+          <w:tcPr>
+            <w:tcW w:type="dxa" w:w="7512"/>
+            <w:tcMar>
+              <w:top w:w="80" w:type="dxa"/>
+              <w:start w:w="100" w:type="dxa"/>
+              <w:bottom w:w="80" w:type="dxa"/>
+              <w:end w:w="100" w:type="dxa"/>
+            </w:tcMar>
+            <w:vAlign w:val="center"/>
+            <w:shd w:fill="F7FAFC"/>
+          </w:tcPr>
+          <w:p>
+            <w:pPr>
+              <w:spacing w:after="0" w:line="252" w:lineRule="auto"/>
+            </w:pPr>
+            <w:r>
+              <w:rPr>
+                <w:rFonts w:ascii="Noto Sans KR" w:hAnsi="Noto Sans KR" w:eastAsia="Noto Sans KR"/>
+                <w:sz w:val="16"/>
+              </w:rPr>
+              <w:t>PostgreSQL</w:t>
+            </w:r>
+          </w:p>
+        </w:tc>
+        <w:tc>
+          <w:tcPr>
+            <w:tcW w:type="dxa" w:w="7512"/>
+            <w:tcMar>
+              <w:top w:w="80" w:type="dxa"/>
+              <w:start w:w="100" w:type="dxa"/>
+              <w:bottom w:w="80" w:type="dxa"/>
+              <w:end w:w="100" w:type="dxa"/>
+            </w:tcMar>
+            <w:vAlign w:val="center"/>
+            <w:shd w:fill="F7FAFC"/>
+          </w:tcPr>
+          <w:p>
+            <w:pPr>
+              <w:spacing w:after="0" w:line="252" w:lineRule="auto"/>
+            </w:pPr>
+            <w:r>
+              <w:rPr>
+                <w:rFonts w:ascii="Noto Sans KR" w:hAnsi="Noto Sans KR" w:eastAsia="Noto Sans KR"/>
+                <w:sz w:val="16"/>
+              </w:rPr>
+              <w:t>공식</w:t>
+            </w:r>
+          </w:p>
+        </w:tc>
+      </w:tr>
+      <w:tr>
+        <w:trPr>
+          <w:cantSplit/>
+        </w:trPr>
+        <w:tc>
+          <w:tcPr>
+            <w:tcW w:type="dxa" w:w="7512"/>
+            <w:tcMar>
+              <w:top w:w="80" w:type="dxa"/>
+              <w:start w:w="100" w:type="dxa"/>
+              <w:bottom w:w="80" w:type="dxa"/>
+              <w:end w:w="100" w:type="dxa"/>
+            </w:tcMar>
+            <w:vAlign w:val="center"/>
+          </w:tcPr>
+          <w:p>
+            <w:pPr>
+              <w:spacing w:after="0" w:line="252" w:lineRule="auto"/>
+            </w:pPr>
+            <w:r>
+              <w:rPr>
+                <w:rFonts w:ascii="Noto Sans KR" w:hAnsi="Noto Sans KR" w:eastAsia="Noto Sans KR"/>
+                <w:sz w:val="16"/>
+              </w:rPr>
+              <w:t>MariaDB</w:t>
+            </w:r>
+          </w:p>
+        </w:tc>
+        <w:tc>
+          <w:tcPr>
+            <w:tcW w:type="dxa" w:w="7512"/>
+            <w:tcMar>
+              <w:top w:w="80" w:type="dxa"/>
+              <w:start w:w="100" w:type="dxa"/>
+              <w:bottom w:w="80" w:type="dxa"/>
+              <w:end w:w="100" w:type="dxa"/>
+            </w:tcMar>
+            <w:vAlign w:val="center"/>
+          </w:tcPr>
+          <w:p>
+            <w:pPr>
+              <w:spacing w:after="0" w:line="252" w:lineRule="auto"/>
+            </w:pPr>
+            <w:r>
+              <w:rPr>
+                <w:rFonts w:ascii="Noto Sans KR" w:hAnsi="Noto Sans KR" w:eastAsia="Noto Sans KR"/>
+                <w:sz w:val="16"/>
+              </w:rPr>
+              <w:t>공식</w:t>
+            </w:r>
+          </w:p>
+        </w:tc>
+      </w:tr>
+    </w:tbl>
+    <w:tbl>
+      <w:tblPr>
+        <w:tblW w:type="auto" w:w="0"/>
+        <w:jc w:val="left"/>
+        <w:tblLayout w:type="fixed"/>
+        <w:tblLook w:firstColumn="1" w:firstRow="1" w:lastColumn="0" w:lastRow="0" w:noHBand="0" w:noVBand="1" w:val="04A0"/>
+      </w:tblPr>
+      <w:tblGrid>
+        <w:gridCol w:w="7625"/>
+        <w:gridCol w:w="7625"/>
+      </w:tblGrid>
+      <w:tr>
+        <w:trPr>
+          <w:tblHeader w:val="true"/>
+        </w:trPr>
+        <w:tc>
+          <w:tcPr>
+            <w:tcW w:type="dxa" w:w="1701"/>
+            <w:shd w:fill="17324D"/>
+            <w:tcMar>
+              <w:top w:w="90" w:type="dxa"/>
+              <w:start w:w="120" w:type="dxa"/>
+              <w:bottom w:w="90" w:type="dxa"/>
+              <w:end w:w="120" w:type="dxa"/>
+            </w:tcMar>
+          </w:tcPr>
+          <w:p>
+            <w:r>
+              <w:rPr>
+                <w:b/>
+                <w:color w:val="FFFFFF"/>
+                <w:sz w:val="16"/>
+              </w:rPr>
+              <w:t>제외</w:t>
+            </w:r>
+          </w:p>
+        </w:tc>
+        <w:tc>
+          <w:tcPr>
+            <w:tcW w:type="dxa" w:w="11907"/>
+            <w:shd w:fill="FFF4E5"/>
+            <w:tcMar>
+              <w:top w:w="90" w:type="dxa"/>
+              <w:start w:w="120" w:type="dxa"/>
+              <w:bottom w:w="90" w:type="dxa"/>
+              <w:end w:w="120" w:type="dxa"/>
+            </w:tcMar>
+          </w:tcPr>
+          <w:p>
+            <w:r>
+              <w:t>MySQL·MSSQL·H2를 공식 지원 Vendor나 Evidence 기준으로 사용하지 않습니다.</w:t>
+            </w:r>
+          </w:p>
+        </w:tc>
+      </w:tr>
+    </w:tbl>
+    <w:p>
+      <w:pPr>
+        <w:pStyle w:val="Heading1"/>
+      </w:pPr>
+      <w:r>
+        <w:t>6 Topology와 Optionality</w:t>
+      </w:r>
+    </w:p>
+    <w:tbl>
+      <w:tblPr>
+        <w:tblW w:type="auto" w:w="0"/>
+        <w:jc w:val="left"/>
+        <w:tblLayout w:type="fixed"/>
+        <w:tblLook w:firstColumn="1" w:firstRow="1" w:lastColumn="0" w:lastRow="0" w:noHBand="0" w:noVBand="1" w:val="04A0"/>
+      </w:tblPr>
+      <w:tblGrid>
+        <w:gridCol w:w="7625"/>
+        <w:gridCol w:w="7625"/>
+      </w:tblGrid>
+      <w:tr>
+        <w:trPr>
+          <w:tblHeader w:val="true"/>
+        </w:trPr>
+        <w:tc>
+          <w:tcPr>
+            <w:tcW w:type="dxa" w:w="1927"/>
+            <w:shd w:fill="17324D"/>
+            <w:tcMar>
+              <w:top w:w="110" w:type="dxa"/>
+              <w:start w:w="140" w:type="dxa"/>
+              <w:bottom w:w="110" w:type="dxa"/>
+              <w:end w:w="140" w:type="dxa"/>
+            </w:tcMar>
+          </w:tcPr>
+          <w:p>
+            <w:r>
+              <w:rPr>
+                <w:b/>
+                <w:color w:val="FFFFFF"/>
+              </w:rPr>
+              <w:t>이 장을 보는 이유</w:t>
+            </w:r>
+          </w:p>
+        </w:tc>
+        <w:tc>
+          <w:tcPr>
+            <w:tcW w:type="dxa" w:w="11623"/>
+            <w:tcMar>
+              <w:top w:w="110" w:type="dxa"/>
+              <w:start w:w="140" w:type="dxa"/>
+              <w:bottom w:w="110" w:type="dxa"/>
+              <w:end w:w="140" w:type="dxa"/>
+            </w:tcMar>
+          </w:tcPr>
+          <w:p>
+            <w:r>
+              <w:t>동일 JVM·분리 WAS·MSA에서 업무 계약은 유지하고 Transport만 바뀝니다.</w:t>
+            </w:r>
+          </w:p>
+        </w:tc>
+      </w:tr>
+    </w:tbl>
+    <w:p>
+      <w:pPr>
+        <w:spacing w:before="60" w:after="40"/>
         <w:jc w:val="center"/>
-        <w:keepNext/>
-        <w:keepLines/>
-        <w:widowControl/>
       </w:pPr>
       <w:r>
         <w:drawing>
           <wp:inline xmlns:a="http://schemas.openxmlformats.org/drawingml/2006/main" xmlns:pic="http://schemas.openxmlformats.org/drawingml/2006/picture">
-            <wp:extent cx="6408000" cy="3204000"/>
-            <wp:docPr id="1" name="Picture 1" descr="그림 2-1. Context Boundary - Same JVM과 Remote에서 동일한 Context 의미를 유지하되 Transport 직렬화 여부만 달라집니다." title="그림 2-1. Context Boundary"/>
+            <wp:extent cx="8251545" cy="4584192"/>
+            <wp:docPr id="1" name="Picture 1" descr="CPF topology-independent Architecture" title="CPF topology-independent Architecture"/>
             <wp:cNvGraphicFramePr>
               <a:graphicFrameLocks noChangeAspect="1"/>
             </wp:cNvGraphicFramePr>
@@ -1593,7 +3668,7 @@
               <a:graphicData uri="http://schemas.openxmlformats.org/drawingml/2006/picture">
                 <pic:pic>
                   <pic:nvPicPr>
-                    <pic:cNvPr id="0" name="invoke.png"/>
+                    <pic:cNvPr id="0" name="architecture.png"/>
                     <pic:cNvPicPr/>
                   </pic:nvPicPr>
                   <pic:blipFill>
@@ -1605,7 +3680,7 @@
                   <pic:spPr>
                     <a:xfrm>
                       <a:off x="0" y="0"/>
-                      <a:ext cx="6408000" cy="3204000"/>
+                      <a:ext cx="8251545" cy="4584192"/>
                     </a:xfrm>
                     <a:prstGeom prst="rect"/>
                   </pic:spPr>
@@ -1618,4265 +3693,27 @@
     </w:p>
     <w:p>
       <w:pPr>
-        <w:pStyle w:val="FigureExplain"/>
-        <w:keepLines/>
-        <w:widowControl/>
+        <w:pStyle w:val="CPFCaption"/>
+        <w:jc w:val="left"/>
       </w:pPr>
       <w:r>
-        <w:t>Same JVM과 Remote에서 동일한 Context 의미를 유지하되 Transport 직렬화 여부만 달라집니다.</w:t>
+        <w:t>Core/Public 계약을 유지하면서 Runtime topology와 선택형 Gateway/Backoffice를 분리합니다.</w:t>
       </w:r>
     </w:p>
     <w:p>
       <w:pPr>
-        <w:pStyle w:val="Heading2"/>
-        <w:keepNext/>
-        <w:keepLines/>
-        <w:widowControl/>
+        <w:pStyle w:val="CPFCaption"/>
+        <w:spacing w:before="160"/>
       </w:pPr>
       <w:r>
-        <w:t>2.1 Canonical Header</w:t>
-      </w:r>
-    </w:p>
-    <w:p>
-      <w:pPr>
-        <w:pStyle w:val="BodyRail"/>
-      </w:pPr>
-      <w:r>
-        <w:t>업무 Online Transaction은 Controller 실행 전에 Canonical System6를 갖습니다. Transaction/Original은 유지하고 System/Caller/Target/Operation은 Hop 기준으로 CPF가 확정합니다.</w:t>
-      </w:r>
-    </w:p>
-    <w:p>
-      <w:pPr>
-        <w:pStyle w:val="BulletRail"/>
-      </w:pPr>
-      <w:r>
-        <w:t>•  Browser가 Protected Header를 보내도 신뢰하지 않고 Trusted Entry에서 재구성합니다.</w:t>
-      </w:r>
-    </w:p>
-    <w:p>
-      <w:pPr>
-        <w:pStyle w:val="BulletRail"/>
-      </w:pPr>
-      <w:r>
-        <w:t>•  수신 System/Target/Operation이 실제 Runtime/Handler와 다르면 업무 Controller를 호출하지 않습니다.</w:t>
-      </w:r>
-    </w:p>
-    <w:p>
-      <w:pPr>
-        <w:pStyle w:val="Heading2"/>
-        <w:keepNext/>
-        <w:keepLines/>
-        <w:widowControl/>
-      </w:pPr>
-      <w:r>
-        <w:t>2.2 Runtime Instance</w:t>
-      </w:r>
-    </w:p>
-    <w:p>
-      <w:pPr>
-        <w:pStyle w:val="BodyRail"/>
-      </w:pPr>
-      <w:r>
-        <w:t>instanceId는 현재 Process를 식별하는 Runtime 축이며 System6 Header에는 포함하지 않습니다. 기동 시 설정→환경변수→Hostname 순으로 한 번 확정하고 Process 수명 동안 유지합니다.</w:t>
-      </w:r>
-    </w:p>
-    <w:p>
-      <w:pPr>
-        <w:pStyle w:val="BulletRail"/>
-      </w:pPr>
-      <w:r>
-        <w:t>•  localhost/unknown/Domain명 같은 fallback으로 READY를 허용하지 않습니다.</w:t>
-      </w:r>
-    </w:p>
-    <w:p>
-      <w:pPr>
-        <w:pStyle w:val="BulletRail"/>
-      </w:pPr>
-      <w:r>
-        <w:t>•  동일 Host의 동일 System 다중 Process는 explicit instanceId가 필요합니다.</w:t>
-      </w:r>
-    </w:p>
-    <w:p>
-      <w:pPr>
-        <w:pStyle w:val="Heading2"/>
-        <w:keepNext/>
-        <w:keepLines/>
-        <w:widowControl/>
-      </w:pPr>
-      <w:r>
-        <w:t>2.3 Operation ID</w:t>
-      </w:r>
-    </w:p>
-    <w:p>
-      <w:pPr>
-        <w:pStyle w:val="BodyRail"/>
-      </w:pPr>
-      <w:r>
-        <w:t>operationId는 Annotation, OpenAPI, Domain Client, Registry, ADM, Log/Trace가 공유하는 안정 실행 정의 ID입니다. 개별 실행 건의 executionId와 분리합니다.</w:t>
-      </w:r>
-    </w:p>
-    <w:p>
-      <w:pPr>
-        <w:pStyle w:val="BulletRail"/>
-      </w:pPr>
-      <w:r>
-        <w:t>•  Source는 operation metadata를, ADM Policy는 enabled/allowlist/override를 소유합니다.</w:t>
-      </w:r>
-    </w:p>
-    <w:p>
-      <w:pPr>
-        <w:pStyle w:val="BulletRail"/>
-      </w:pPr>
-      <w:r>
-        <w:t>•  Discovery에서 일시 미발견된 Operation을 자동 삭제하지 않습니다.</w:t>
-      </w:r>
-    </w:p>
-    <w:p>
-      <w:pPr>
-        <w:pStyle w:val="BodyRail"/>
-      </w:pPr>
-      <w:r>
-        <w:t>각 Header의 설정 주체·변경 규칙·수신 검증을 확인합니다.</w:t>
-      </w:r>
-    </w:p>
-    <w:p>
-      <w:pPr>
-        <w:pStyle w:val="TableTitle"/>
-        <w:keepNext/>
-        <w:keepLines/>
-        <w:widowControl/>
-      </w:pPr>
-      <w:r>
-        <w:t>표 2-1. Header / 설정 주체 / 변경 규칙 / 검증/주의</w:t>
-      </w:r>
-    </w:p>
-    <w:p>
-      <w:pPr>
-        <w:pStyle w:val="TablePurpose"/>
-        <w:keepNext/>
-        <w:keepLines/>
-        <w:widowControl/>
-      </w:pPr>
-      <w:r>
-        <w:t>비교·선택·확인에 필요한 항목만 압축해 정리합니다.</w:t>
-      </w:r>
-    </w:p>
-    <w:tbl>
-      <w:tblPr>
-        <w:tblW w:type="auto" w:w="0"/>
-        <w:jc w:val="left"/>
-        <w:tblLayout w:type="autofit"/>
-        <w:tblLook w:firstColumn="1" w:firstRow="1" w:lastColumn="0" w:lastRow="0" w:noHBand="0" w:noVBand="1" w:val="04A0"/>
-      </w:tblPr>
-      <w:tblGrid>
-        <w:gridCol w:w="2720"/>
-        <w:gridCol w:w="2720"/>
-        <w:gridCol w:w="2720"/>
-        <w:gridCol w:w="2720"/>
-      </w:tblGrid>
-      <w:tr>
-        <w:trPr>
-          <w:cantSplit/>
-          <w:tblHeader w:val="true"/>
-        </w:trPr>
-        <w:tc>
-          <w:tcPr>
-            <w:tcW w:type="dxa" w:w="2720"/>
-            <w:tcMar>
-              <w:top w:w="70" w:type="dxa"/>
-              <w:start w:w="80" w:type="dxa"/>
-              <w:bottom w:w="70" w:type="dxa"/>
-              <w:end w:w="80" w:type="dxa"/>
-            </w:tcMar>
-            <w:vAlign w:val="top"/>
-            <w:shd w:fill="17324D"/>
-          </w:tcPr>
-          <w:p>
-            <w:r>
-              <w:rPr>
-                <w:rFonts w:ascii="Noto Sans CJK KR" w:hAnsi="Noto Sans CJK KR"/>
-                <w:b/>
-                <w:color w:val="FFFFFF"/>
-                <w:sz w:val="17"/>
-              </w:rPr>
-              <w:t>Header</w:t>
-            </w:r>
-          </w:p>
-        </w:tc>
-        <w:tc>
-          <w:tcPr>
-            <w:tcW w:type="dxa" w:w="2720"/>
-            <w:tcMar>
-              <w:top w:w="70" w:type="dxa"/>
-              <w:start w:w="80" w:type="dxa"/>
-              <w:bottom w:w="70" w:type="dxa"/>
-              <w:end w:w="80" w:type="dxa"/>
-            </w:tcMar>
-            <w:vAlign w:val="top"/>
-            <w:shd w:fill="17324D"/>
-          </w:tcPr>
-          <w:p>
-            <w:r>
-              <w:rPr>
-                <w:rFonts w:ascii="Noto Sans CJK KR" w:hAnsi="Noto Sans CJK KR"/>
-                <w:b/>
-                <w:color w:val="FFFFFF"/>
-                <w:sz w:val="17"/>
-              </w:rPr>
-              <w:t>설정 주체</w:t>
-            </w:r>
-          </w:p>
-        </w:tc>
-        <w:tc>
-          <w:tcPr>
-            <w:tcW w:type="dxa" w:w="2720"/>
-            <w:tcMar>
-              <w:top w:w="70" w:type="dxa"/>
-              <w:start w:w="80" w:type="dxa"/>
-              <w:bottom w:w="70" w:type="dxa"/>
-              <w:end w:w="80" w:type="dxa"/>
-            </w:tcMar>
-            <w:vAlign w:val="top"/>
-            <w:shd w:fill="17324D"/>
-          </w:tcPr>
-          <w:p>
-            <w:r>
-              <w:rPr>
-                <w:rFonts w:ascii="Noto Sans CJK KR" w:hAnsi="Noto Sans CJK KR"/>
-                <w:b/>
-                <w:color w:val="FFFFFF"/>
-                <w:sz w:val="17"/>
-              </w:rPr>
-              <w:t>변경 규칙</w:t>
-            </w:r>
-          </w:p>
-        </w:tc>
-        <w:tc>
-          <w:tcPr>
-            <w:tcW w:type="dxa" w:w="2720"/>
-            <w:tcMar>
-              <w:top w:w="70" w:type="dxa"/>
-              <w:start w:w="80" w:type="dxa"/>
-              <w:bottom w:w="70" w:type="dxa"/>
-              <w:end w:w="80" w:type="dxa"/>
-            </w:tcMar>
-            <w:vAlign w:val="top"/>
-            <w:shd w:fill="17324D"/>
-          </w:tcPr>
-          <w:p>
-            <w:r>
-              <w:rPr>
-                <w:rFonts w:ascii="Noto Sans CJK KR" w:hAnsi="Noto Sans CJK KR"/>
-                <w:b/>
-                <w:color w:val="FFFFFF"/>
-                <w:sz w:val="17"/>
-              </w:rPr>
-              <w:t>검증/주의</w:t>
-            </w:r>
-          </w:p>
-        </w:tc>
-      </w:tr>
-      <w:tr>
-        <w:trPr>
-          <w:cantSplit/>
-        </w:trPr>
-        <w:tc>
-          <w:tcPr>
-            <w:tcW w:type="dxa" w:w="2720"/>
-            <w:tcMar>
-              <w:top w:w="70" w:type="dxa"/>
-              <w:start w:w="80" w:type="dxa"/>
-              <w:bottom w:w="70" w:type="dxa"/>
-              <w:end w:w="80" w:type="dxa"/>
-            </w:tcMar>
-            <w:vAlign w:val="top"/>
-            <w:shd w:fill="F4F7FA"/>
-          </w:tcPr>
-          <w:p>
-            <w:pPr>
-              <w:spacing w:after="0" w:line="252" w:lineRule="auto"/>
-            </w:pPr>
-            <w:r>
-              <w:rPr>
-                <w:rFonts w:ascii="Noto Sans CJK KR" w:hAnsi="Noto Sans CJK KR"/>
-                <w:color w:val="202124"/>
-                <w:sz w:val="17"/>
-              </w:rPr>
-              <w:t>X-Transaction-Id</w:t>
-            </w:r>
-          </w:p>
-        </w:tc>
-        <w:tc>
-          <w:tcPr>
-            <w:tcW w:type="dxa" w:w="2720"/>
-            <w:tcMar>
-              <w:top w:w="70" w:type="dxa"/>
-              <w:start w:w="80" w:type="dxa"/>
-              <w:bottom w:w="70" w:type="dxa"/>
-              <w:end w:w="80" w:type="dxa"/>
-            </w:tcMar>
-            <w:vAlign w:val="top"/>
-          </w:tcPr>
-          <w:p>
-            <w:pPr>
-              <w:spacing w:after="0" w:line="252" w:lineRule="auto"/>
-            </w:pPr>
-            <w:r>
-              <w:rPr>
-                <w:rFonts w:ascii="Noto Sans CJK KR" w:hAnsi="Noto Sans CJK KR"/>
-                <w:color w:val="202124"/>
-                <w:sz w:val="17"/>
-              </w:rPr>
-              <w:t>CPF</w:t>
-            </w:r>
-          </w:p>
-        </w:tc>
-        <w:tc>
-          <w:tcPr>
-            <w:tcW w:type="dxa" w:w="2720"/>
-            <w:tcMar>
-              <w:top w:w="70" w:type="dxa"/>
-              <w:start w:w="80" w:type="dxa"/>
-              <w:bottom w:w="70" w:type="dxa"/>
-              <w:end w:w="80" w:type="dxa"/>
-            </w:tcMar>
-            <w:vAlign w:val="top"/>
-          </w:tcPr>
-          <w:p>
-            <w:pPr>
-              <w:spacing w:after="0" w:line="252" w:lineRule="auto"/>
-            </w:pPr>
-            <w:r>
-              <w:rPr>
-                <w:rFonts w:ascii="Noto Sans CJK KR" w:hAnsi="Noto Sans CJK KR"/>
-                <w:color w:val="202124"/>
-                <w:sz w:val="17"/>
-              </w:rPr>
-              <w:t>최초 생성 후 불변</w:t>
-            </w:r>
-          </w:p>
-        </w:tc>
-        <w:tc>
-          <w:tcPr>
-            <w:tcW w:type="dxa" w:w="2720"/>
-            <w:tcMar>
-              <w:top w:w="70" w:type="dxa"/>
-              <w:start w:w="80" w:type="dxa"/>
-              <w:bottom w:w="70" w:type="dxa"/>
-              <w:end w:w="80" w:type="dxa"/>
-            </w:tcMar>
-            <w:vAlign w:val="top"/>
-          </w:tcPr>
-          <w:p>
-            <w:pPr>
-              <w:spacing w:after="0" w:line="252" w:lineRule="auto"/>
-            </w:pPr>
-            <w:r>
-              <w:rPr>
-                <w:rFonts w:ascii="Noto Sans CJK KR" w:hAnsi="Noto Sans CJK KR"/>
-                <w:color w:val="202124"/>
-                <w:sz w:val="17"/>
-              </w:rPr>
-              <w:t>거래 전체 correlation</w:t>
-            </w:r>
-          </w:p>
-        </w:tc>
-      </w:tr>
-      <w:tr>
-        <w:trPr>
-          <w:cantSplit/>
-        </w:trPr>
-        <w:tc>
-          <w:tcPr>
-            <w:tcW w:type="dxa" w:w="2720"/>
-            <w:tcMar>
-              <w:top w:w="70" w:type="dxa"/>
-              <w:start w:w="80" w:type="dxa"/>
-              <w:bottom w:w="70" w:type="dxa"/>
-              <w:end w:w="80" w:type="dxa"/>
-            </w:tcMar>
-            <w:vAlign w:val="top"/>
-            <w:shd w:fill="F4F7FA"/>
-          </w:tcPr>
-          <w:p>
-            <w:pPr>
-              <w:spacing w:after="0" w:line="252" w:lineRule="auto"/>
-            </w:pPr>
-            <w:r>
-              <w:rPr>
-                <w:rFonts w:ascii="Noto Sans CJK KR" w:hAnsi="Noto Sans CJK KR"/>
-                <w:color w:val="202124"/>
-                <w:sz w:val="17"/>
-              </w:rPr>
-              <w:t>X-Original-System-Code</w:t>
-            </w:r>
-          </w:p>
-        </w:tc>
-        <w:tc>
-          <w:tcPr>
-            <w:tcW w:type="dxa" w:w="2720"/>
-            <w:tcMar>
-              <w:top w:w="70" w:type="dxa"/>
-              <w:start w:w="80" w:type="dxa"/>
-              <w:bottom w:w="70" w:type="dxa"/>
-              <w:end w:w="80" w:type="dxa"/>
-            </w:tcMar>
-            <w:vAlign w:val="top"/>
-          </w:tcPr>
-          <w:p>
-            <w:pPr>
-              <w:spacing w:after="0" w:line="252" w:lineRule="auto"/>
-            </w:pPr>
-            <w:r>
-              <w:rPr>
-                <w:rFonts w:ascii="Noto Sans CJK KR" w:hAnsi="Noto Sans CJK KR"/>
-                <w:color w:val="202124"/>
-                <w:sz w:val="17"/>
-              </w:rPr>
-              <w:t>CPF Trusted Entry</w:t>
-            </w:r>
-          </w:p>
-        </w:tc>
-        <w:tc>
-          <w:tcPr>
-            <w:tcW w:type="dxa" w:w="2720"/>
-            <w:tcMar>
-              <w:top w:w="70" w:type="dxa"/>
-              <w:start w:w="80" w:type="dxa"/>
-              <w:bottom w:w="70" w:type="dxa"/>
-              <w:end w:w="80" w:type="dxa"/>
-            </w:tcMar>
-            <w:vAlign w:val="top"/>
-          </w:tcPr>
-          <w:p>
-            <w:pPr>
-              <w:spacing w:after="0" w:line="252" w:lineRule="auto"/>
-            </w:pPr>
-            <w:r>
-              <w:rPr>
-                <w:rFonts w:ascii="Noto Sans CJK KR" w:hAnsi="Noto Sans CJK KR"/>
-                <w:color w:val="202124"/>
-                <w:sz w:val="17"/>
-              </w:rPr>
-              <w:t>최초 확정 후 불변</w:t>
-            </w:r>
-          </w:p>
-        </w:tc>
-        <w:tc>
-          <w:tcPr>
-            <w:tcW w:type="dxa" w:w="2720"/>
-            <w:tcMar>
-              <w:top w:w="70" w:type="dxa"/>
-              <w:start w:w="80" w:type="dxa"/>
-              <w:bottom w:w="70" w:type="dxa"/>
-              <w:end w:w="80" w:type="dxa"/>
-            </w:tcMar>
-            <w:vAlign w:val="top"/>
-          </w:tcPr>
-          <w:p>
-            <w:pPr>
-              <w:spacing w:after="0" w:line="252" w:lineRule="auto"/>
-            </w:pPr>
-            <w:r>
-              <w:rPr>
-                <w:rFonts w:ascii="Noto Sans CJK KR" w:hAnsi="Noto Sans CJK KR"/>
-                <w:color w:val="202124"/>
-                <w:sz w:val="17"/>
-              </w:rPr>
-              <w:t>호출자가 임의 변경 금지</w:t>
-            </w:r>
-          </w:p>
-        </w:tc>
-      </w:tr>
-      <w:tr>
-        <w:trPr>
-          <w:cantSplit/>
-        </w:trPr>
-        <w:tc>
-          <w:tcPr>
-            <w:tcW w:type="dxa" w:w="2720"/>
-            <w:tcMar>
-              <w:top w:w="70" w:type="dxa"/>
-              <w:start w:w="80" w:type="dxa"/>
-              <w:bottom w:w="70" w:type="dxa"/>
-              <w:end w:w="80" w:type="dxa"/>
-            </w:tcMar>
-            <w:vAlign w:val="top"/>
-            <w:shd w:fill="F4F7FA"/>
-          </w:tcPr>
-          <w:p>
-            <w:pPr>
-              <w:spacing w:after="0" w:line="252" w:lineRule="auto"/>
-            </w:pPr>
-            <w:r>
-              <w:rPr>
-                <w:rFonts w:ascii="Noto Sans CJK KR" w:hAnsi="Noto Sans CJK KR"/>
-                <w:color w:val="202124"/>
-                <w:sz w:val="17"/>
-              </w:rPr>
-              <w:t>X-System-Code</w:t>
-            </w:r>
-          </w:p>
-        </w:tc>
-        <w:tc>
-          <w:tcPr>
-            <w:tcW w:type="dxa" w:w="2720"/>
-            <w:tcMar>
-              <w:top w:w="70" w:type="dxa"/>
-              <w:start w:w="80" w:type="dxa"/>
-              <w:bottom w:w="70" w:type="dxa"/>
-              <w:end w:w="80" w:type="dxa"/>
-            </w:tcMar>
-            <w:vAlign w:val="top"/>
-          </w:tcPr>
-          <w:p>
-            <w:pPr>
-              <w:spacing w:after="0" w:line="252" w:lineRule="auto"/>
-            </w:pPr>
-            <w:r>
-              <w:rPr>
-                <w:rFonts w:ascii="Noto Sans CJK KR" w:hAnsi="Noto Sans CJK KR"/>
-                <w:color w:val="202124"/>
-                <w:sz w:val="17"/>
-              </w:rPr>
-              <w:t>CPF</w:t>
-            </w:r>
-          </w:p>
-        </w:tc>
-        <w:tc>
-          <w:tcPr>
-            <w:tcW w:type="dxa" w:w="2720"/>
-            <w:tcMar>
-              <w:top w:w="70" w:type="dxa"/>
-              <w:start w:w="80" w:type="dxa"/>
-              <w:bottom w:w="70" w:type="dxa"/>
-              <w:end w:w="80" w:type="dxa"/>
-            </w:tcMar>
-            <w:vAlign w:val="top"/>
-          </w:tcPr>
-          <w:p>
-            <w:pPr>
-              <w:spacing w:after="0" w:line="252" w:lineRule="auto"/>
-            </w:pPr>
-            <w:r>
-              <w:rPr>
-                <w:rFonts w:ascii="Noto Sans CJK KR" w:hAnsi="Noto Sans CJK KR"/>
-                <w:color w:val="202124"/>
-                <w:sz w:val="17"/>
-              </w:rPr>
-              <w:t>Hop마다 현재 처리 System</w:t>
-            </w:r>
-          </w:p>
-        </w:tc>
-        <w:tc>
-          <w:tcPr>
-            <w:tcW w:type="dxa" w:w="2720"/>
-            <w:tcMar>
-              <w:top w:w="70" w:type="dxa"/>
-              <w:start w:w="80" w:type="dxa"/>
-              <w:bottom w:w="70" w:type="dxa"/>
-              <w:end w:w="80" w:type="dxa"/>
-            </w:tcMar>
-            <w:vAlign w:val="top"/>
-          </w:tcPr>
-          <w:p>
-            <w:pPr>
-              <w:spacing w:after="0" w:line="252" w:lineRule="auto"/>
-            </w:pPr>
-            <w:r>
-              <w:rPr>
-                <w:rFonts w:ascii="Noto Sans CJK KR" w:hAnsi="Noto Sans CJK KR"/>
-                <w:color w:val="202124"/>
-                <w:sz w:val="17"/>
-              </w:rPr>
-              <w:t>수신 Runtime과 일치</w:t>
-            </w:r>
-          </w:p>
-        </w:tc>
-      </w:tr>
-      <w:tr>
-        <w:trPr>
-          <w:cantSplit/>
-        </w:trPr>
-        <w:tc>
-          <w:tcPr>
-            <w:tcW w:type="dxa" w:w="2720"/>
-            <w:tcMar>
-              <w:top w:w="70" w:type="dxa"/>
-              <w:start w:w="80" w:type="dxa"/>
-              <w:bottom w:w="70" w:type="dxa"/>
-              <w:end w:w="80" w:type="dxa"/>
-            </w:tcMar>
-            <w:vAlign w:val="top"/>
-            <w:shd w:fill="F4F7FA"/>
-          </w:tcPr>
-          <w:p>
-            <w:pPr>
-              <w:spacing w:after="0" w:line="252" w:lineRule="auto"/>
-            </w:pPr>
-            <w:r>
-              <w:rPr>
-                <w:rFonts w:ascii="Noto Sans CJK KR" w:hAnsi="Noto Sans CJK KR"/>
-                <w:color w:val="202124"/>
-                <w:sz w:val="17"/>
-              </w:rPr>
-              <w:t>X-Caller-System-Code</w:t>
-            </w:r>
-          </w:p>
-        </w:tc>
-        <w:tc>
-          <w:tcPr>
-            <w:tcW w:type="dxa" w:w="2720"/>
-            <w:tcMar>
-              <w:top w:w="70" w:type="dxa"/>
-              <w:start w:w="80" w:type="dxa"/>
-              <w:bottom w:w="70" w:type="dxa"/>
-              <w:end w:w="80" w:type="dxa"/>
-            </w:tcMar>
-            <w:vAlign w:val="top"/>
-          </w:tcPr>
-          <w:p>
-            <w:pPr>
-              <w:spacing w:after="0" w:line="252" w:lineRule="auto"/>
-            </w:pPr>
-            <w:r>
-              <w:rPr>
-                <w:rFonts w:ascii="Noto Sans CJK KR" w:hAnsi="Noto Sans CJK KR"/>
-                <w:color w:val="202124"/>
-                <w:sz w:val="17"/>
-              </w:rPr>
-              <w:t>CPF</w:t>
-            </w:r>
-          </w:p>
-        </w:tc>
-        <w:tc>
-          <w:tcPr>
-            <w:tcW w:type="dxa" w:w="2720"/>
-            <w:tcMar>
-              <w:top w:w="70" w:type="dxa"/>
-              <w:start w:w="80" w:type="dxa"/>
-              <w:bottom w:w="70" w:type="dxa"/>
-              <w:end w:w="80" w:type="dxa"/>
-            </w:tcMar>
-            <w:vAlign w:val="top"/>
-          </w:tcPr>
-          <w:p>
-            <w:pPr>
-              <w:spacing w:after="0" w:line="252" w:lineRule="auto"/>
-            </w:pPr>
-            <w:r>
-              <w:rPr>
-                <w:rFonts w:ascii="Noto Sans CJK KR" w:hAnsi="Noto Sans CJK KR"/>
-                <w:color w:val="202124"/>
-                <w:sz w:val="17"/>
-              </w:rPr>
-              <w:t>Hop마다 직전 Caller</w:t>
-            </w:r>
-          </w:p>
-        </w:tc>
-        <w:tc>
-          <w:tcPr>
-            <w:tcW w:type="dxa" w:w="2720"/>
-            <w:tcMar>
-              <w:top w:w="70" w:type="dxa"/>
-              <w:start w:w="80" w:type="dxa"/>
-              <w:bottom w:w="70" w:type="dxa"/>
-              <w:end w:w="80" w:type="dxa"/>
-            </w:tcMar>
-            <w:vAlign w:val="top"/>
-          </w:tcPr>
-          <w:p>
-            <w:pPr>
-              <w:spacing w:after="0" w:line="252" w:lineRule="auto"/>
-            </w:pPr>
-            <w:r>
-              <w:rPr>
-                <w:rFonts w:ascii="Noto Sans CJK KR" w:hAnsi="Noto Sans CJK KR"/>
-                <w:color w:val="202124"/>
-                <w:sz w:val="17"/>
-              </w:rPr>
-              <w:t>신뢰 System identity 사용</w:t>
-            </w:r>
-          </w:p>
-        </w:tc>
-      </w:tr>
-      <w:tr>
-        <w:trPr>
-          <w:cantSplit/>
-        </w:trPr>
-        <w:tc>
-          <w:tcPr>
-            <w:tcW w:type="dxa" w:w="2720"/>
-            <w:tcMar>
-              <w:top w:w="70" w:type="dxa"/>
-              <w:start w:w="80" w:type="dxa"/>
-              <w:bottom w:w="70" w:type="dxa"/>
-              <w:end w:w="80" w:type="dxa"/>
-            </w:tcMar>
-            <w:vAlign w:val="top"/>
-            <w:shd w:fill="F4F7FA"/>
-          </w:tcPr>
-          <w:p>
-            <w:pPr>
-              <w:spacing w:after="0" w:line="252" w:lineRule="auto"/>
-            </w:pPr>
-            <w:r>
-              <w:rPr>
-                <w:rFonts w:ascii="Noto Sans CJK KR" w:hAnsi="Noto Sans CJK KR"/>
-                <w:color w:val="202124"/>
-                <w:sz w:val="17"/>
-              </w:rPr>
-              <w:t>X-Target-System-Code</w:t>
-            </w:r>
-          </w:p>
-        </w:tc>
-        <w:tc>
-          <w:tcPr>
-            <w:tcW w:type="dxa" w:w="2720"/>
-            <w:tcMar>
-              <w:top w:w="70" w:type="dxa"/>
-              <w:start w:w="80" w:type="dxa"/>
-              <w:bottom w:w="70" w:type="dxa"/>
-              <w:end w:w="80" w:type="dxa"/>
-            </w:tcMar>
-            <w:vAlign w:val="top"/>
-          </w:tcPr>
-          <w:p>
-            <w:pPr>
-              <w:spacing w:after="0" w:line="252" w:lineRule="auto"/>
-            </w:pPr>
-            <w:r>
-              <w:rPr>
-                <w:rFonts w:ascii="Noto Sans CJK KR" w:hAnsi="Noto Sans CJK KR"/>
-                <w:color w:val="202124"/>
-                <w:sz w:val="17"/>
-              </w:rPr>
-              <w:t>CPF</w:t>
-            </w:r>
-          </w:p>
-        </w:tc>
-        <w:tc>
-          <w:tcPr>
-            <w:tcW w:type="dxa" w:w="2720"/>
-            <w:tcMar>
-              <w:top w:w="70" w:type="dxa"/>
-              <w:start w:w="80" w:type="dxa"/>
-              <w:bottom w:w="70" w:type="dxa"/>
-              <w:end w:w="80" w:type="dxa"/>
-            </w:tcMar>
-            <w:vAlign w:val="top"/>
-          </w:tcPr>
-          <w:p>
-            <w:pPr>
-              <w:spacing w:after="0" w:line="252" w:lineRule="auto"/>
-            </w:pPr>
-            <w:r>
-              <w:rPr>
-                <w:rFonts w:ascii="Noto Sans CJK KR" w:hAnsi="Noto Sans CJK KR"/>
-                <w:color w:val="202124"/>
-                <w:sz w:val="17"/>
-              </w:rPr>
-              <w:t>Hop마다 Target</w:t>
-            </w:r>
-          </w:p>
-        </w:tc>
-        <w:tc>
-          <w:tcPr>
-            <w:tcW w:type="dxa" w:w="2720"/>
-            <w:tcMar>
-              <w:top w:w="70" w:type="dxa"/>
-              <w:start w:w="80" w:type="dxa"/>
-              <w:bottom w:w="70" w:type="dxa"/>
-              <w:end w:w="80" w:type="dxa"/>
-            </w:tcMar>
-            <w:vAlign w:val="top"/>
-          </w:tcPr>
-          <w:p>
-            <w:pPr>
-              <w:spacing w:after="0" w:line="252" w:lineRule="auto"/>
-            </w:pPr>
-            <w:r>
-              <w:rPr>
-                <w:rFonts w:ascii="Noto Sans CJK KR" w:hAnsi="Noto Sans CJK KR"/>
-                <w:color w:val="202124"/>
-                <w:sz w:val="17"/>
-              </w:rPr>
-              <w:t>수신 Runtime과 일치</w:t>
-            </w:r>
-          </w:p>
-        </w:tc>
-      </w:tr>
-      <w:tr>
-        <w:trPr>
-          <w:cantSplit/>
-        </w:trPr>
-        <w:tc>
-          <w:tcPr>
-            <w:tcW w:type="dxa" w:w="2720"/>
-            <w:tcMar>
-              <w:top w:w="70" w:type="dxa"/>
-              <w:start w:w="80" w:type="dxa"/>
-              <w:bottom w:w="70" w:type="dxa"/>
-              <w:end w:w="80" w:type="dxa"/>
-            </w:tcMar>
-            <w:vAlign w:val="top"/>
-            <w:shd w:fill="F4F7FA"/>
-          </w:tcPr>
-          <w:p>
-            <w:pPr>
-              <w:spacing w:after="0" w:line="252" w:lineRule="auto"/>
-            </w:pPr>
-            <w:r>
-              <w:rPr>
-                <w:rFonts w:ascii="Noto Sans CJK KR" w:hAnsi="Noto Sans CJK KR"/>
-                <w:color w:val="202124"/>
-                <w:sz w:val="17"/>
-              </w:rPr>
-              <w:t>X-Target-Operation-Id</w:t>
-            </w:r>
-          </w:p>
-        </w:tc>
-        <w:tc>
-          <w:tcPr>
-            <w:tcW w:type="dxa" w:w="2720"/>
-            <w:tcMar>
-              <w:top w:w="70" w:type="dxa"/>
-              <w:start w:w="80" w:type="dxa"/>
-              <w:bottom w:w="70" w:type="dxa"/>
-              <w:end w:w="80" w:type="dxa"/>
-            </w:tcMar>
-            <w:vAlign w:val="top"/>
-          </w:tcPr>
-          <w:p>
-            <w:pPr>
-              <w:spacing w:after="0" w:line="252" w:lineRule="auto"/>
-            </w:pPr>
-            <w:r>
-              <w:rPr>
-                <w:rFonts w:ascii="Noto Sans CJK KR" w:hAnsi="Noto Sans CJK KR"/>
-                <w:color w:val="202124"/>
-                <w:sz w:val="17"/>
-              </w:rPr>
-              <w:t>CPF</w:t>
-            </w:r>
-          </w:p>
-        </w:tc>
-        <w:tc>
-          <w:tcPr>
-            <w:tcW w:type="dxa" w:w="2720"/>
-            <w:tcMar>
-              <w:top w:w="70" w:type="dxa"/>
-              <w:start w:w="80" w:type="dxa"/>
-              <w:bottom w:w="70" w:type="dxa"/>
-              <w:end w:w="80" w:type="dxa"/>
-            </w:tcMar>
-            <w:vAlign w:val="top"/>
-          </w:tcPr>
-          <w:p>
-            <w:pPr>
-              <w:spacing w:after="0" w:line="252" w:lineRule="auto"/>
-            </w:pPr>
-            <w:r>
-              <w:rPr>
-                <w:rFonts w:ascii="Noto Sans CJK KR" w:hAnsi="Noto Sans CJK KR"/>
-                <w:color w:val="202124"/>
-                <w:sz w:val="17"/>
-              </w:rPr>
-              <w:t>Operation마다 갱신</w:t>
-            </w:r>
-          </w:p>
-        </w:tc>
-        <w:tc>
-          <w:tcPr>
-            <w:tcW w:type="dxa" w:w="2720"/>
-            <w:tcMar>
-              <w:top w:w="70" w:type="dxa"/>
-              <w:start w:w="80" w:type="dxa"/>
-              <w:bottom w:w="70" w:type="dxa"/>
-              <w:end w:w="80" w:type="dxa"/>
-            </w:tcMar>
-            <w:vAlign w:val="top"/>
-          </w:tcPr>
-          <w:p>
-            <w:pPr>
-              <w:spacing w:after="0" w:line="252" w:lineRule="auto"/>
-            </w:pPr>
-            <w:r>
-              <w:rPr>
-                <w:rFonts w:ascii="Noto Sans CJK KR" w:hAnsi="Noto Sans CJK KR"/>
-                <w:color w:val="202124"/>
-                <w:sz w:val="17"/>
-              </w:rPr>
-              <w:t>실제 Handler와 일치</w:t>
-            </w:r>
-          </w:p>
-        </w:tc>
-      </w:tr>
-    </w:tbl>
-    <w:p/>
-    <w:p>
-      <w:pPr>
-        <w:pStyle w:val="BodyRail"/>
-      </w:pPr>
-      <w:r>
-        <w:t>작업에 사용할 Public API와 실패 주의점을 확인합니다.</w:t>
-      </w:r>
-    </w:p>
-    <w:p>
-      <w:pPr>
-        <w:pStyle w:val="SourceRail"/>
-      </w:pPr>
-      <w:r>
-        <w:t>Source 길찾기 cpf-starters/base/runtime/src/main/java/com/cpf/foundation/execution/api/CpfOperationCatalogRegistry.java</w:t>
-      </w:r>
-    </w:p>
-    <w:p>
-      <w:pPr>
-        <w:pStyle w:val="Heading1"/>
-        <w:keepNext/>
-        <w:keepLines/>
-        <w:widowControl/>
-      </w:pPr>
-      <w:r>
-        <w:t>3. Result·Error 계약</w:t>
-      </w:r>
-    </w:p>
-    <w:p>
-      <w:pPr>
-        <w:pStyle w:val="Heading2"/>
-        <w:keepNext/>
-        <w:keepLines/>
-        <w:widowControl/>
-      </w:pPr>
-      <w:r>
-        <w:t>3.1 Result</w:t>
-      </w:r>
-    </w:p>
-    <w:p>
-      <w:pPr>
-        <w:pStyle w:val="BodyRail"/>
-      </w:pPr>
-      <w:r>
-        <w:t>CPF는 정상 결과와 Business/Technical/Validation 실패를 표준 Result/Error 의미로 구분합니다. 외부 Side Effect 결과가 확정되지 않으면 성공이나 실패로 추정하지 않고 UNKNOWN으로 유지합니다.</w:t>
-      </w:r>
-    </w:p>
-    <w:p>
-      <w:pPr>
-        <w:pStyle w:val="BulletRail"/>
-      </w:pPr>
-      <w:r>
-        <w:t>•  Business 실패는 정상 업무 판단과 구분해 코드/메시지를 전달합니다.</w:t>
-      </w:r>
-    </w:p>
-    <w:p>
-      <w:pPr>
-        <w:pStyle w:val="BulletRail"/>
-      </w:pPr>
-      <w:r>
-        <w:t>•  Technical 실패는 retry 가능성·trace 식별자·운영 조치와 연결합니다.</w:t>
-      </w:r>
-    </w:p>
-    <w:p>
-      <w:pPr>
-        <w:pStyle w:val="Heading2"/>
-        <w:keepNext/>
-        <w:keepLines/>
-        <w:widowControl/>
-      </w:pPr>
-      <w:r>
-        <w:t>3.2 Business/Technical/Validation Error</w:t>
-      </w:r>
-    </w:p>
-    <w:p>
-      <w:pPr>
-        <w:pStyle w:val="BodyRail"/>
-      </w:pPr>
-      <w:r>
-        <w:t>Business Error는 업무 규칙상 거절, Validation Error는 입력·계약 위반, Technical Error는 Runtime/Provider 실패로 구분합니다. 각 분류의 retry·HTTP mapping·운영 조치가 달라야 합니다.</w:t>
-      </w:r>
-    </w:p>
-    <w:p>
-      <w:pPr>
-        <w:pStyle w:val="BulletRail"/>
-      </w:pPr>
-      <w:r>
-        <w:t>•  Business 실패는 정상 업무 판단과 구분해 코드/메시지를 전달합니다.</w:t>
-      </w:r>
-    </w:p>
-    <w:p>
-      <w:pPr>
-        <w:pStyle w:val="BulletRail"/>
-      </w:pPr>
-      <w:r>
-        <w:t>•  Technical 실패는 retry 가능성·trace 식별자·운영 조치와 연결합니다.</w:t>
-      </w:r>
-    </w:p>
-    <w:p>
-      <w:pPr>
-        <w:pStyle w:val="Heading2"/>
-        <w:keepNext/>
-        <w:keepLines/>
-        <w:widowControl/>
-      </w:pPr>
-      <w:r>
-        <w:t>3.3 HTTP Mapping</w:t>
-      </w:r>
-    </w:p>
-    <w:p>
-      <w:pPr>
-        <w:pStyle w:val="BodyRail"/>
-      </w:pPr>
-      <w:r>
-        <w:t>External HTTP 호출은 timeout, deadline, credential, retry 조건을 호출 계약에 포함합니다. 응답을 받지 못한 상태에서는 원격 Side Effect의 성공 여부를 추정하지 않습니다.</w:t>
-      </w:r>
-    </w:p>
-    <w:p>
-      <w:pPr>
-        <w:pStyle w:val="BulletRail"/>
-      </w:pPr>
-      <w:r>
-        <w:t>•  retry는 idempotent operation 또는 명시적 idempotency 계약에서만 허용합니다.</w:t>
-      </w:r>
-    </w:p>
-    <w:p>
-      <w:pPr>
-        <w:pStyle w:val="BulletRail"/>
-      </w:pPr>
-      <w:r>
-        <w:t>•  credential·secret을 URL/log/evidence에 노출하지 않습니다.</w:t>
-      </w:r>
-    </w:p>
-    <w:p>
-      <w:pPr>
-        <w:pStyle w:val="BodyRail"/>
-      </w:pPr>
-      <w:r>
-        <w:t>오류 상태에서 Retry·복구·확인 순서를 판단합니다.</w:t>
-      </w:r>
-    </w:p>
-    <w:p>
-      <w:pPr>
-        <w:pStyle w:val="BodyRail"/>
-      </w:pPr>
-      <w:r>
-        <w:t>작업에 사용할 Public API와 실패 주의점을 확인합니다.</w:t>
-      </w:r>
-    </w:p>
-    <w:p>
-      <w:pPr>
-        <w:pStyle w:val="SourceRail"/>
-      </w:pPr>
-      <w:r>
-        <w:t>Source 길찾기 cpf-core/src/main/java/com/cpf/core/api/result/CpfResult.java</w:t>
-      </w:r>
-    </w:p>
-    <w:p>
-      <w:pPr>
-        <w:pStyle w:val="Heading1"/>
-        <w:keepNext/>
-        <w:keepLines/>
-        <w:widowControl/>
-      </w:pPr>
-      <w:r>
-        <w:t>4. Framework Common·Persistence 계약</w:t>
-      </w:r>
-    </w:p>
-    <w:p>
-      <w:pPr>
-        <w:pStyle w:val="Heading2"/>
-        <w:keepNext/>
-        <w:keepLines/>
-        <w:widowControl/>
-      </w:pPr>
-      <w:r>
-        <w:t>4.1 Framework Common</w:t>
-      </w:r>
-    </w:p>
-    <w:p>
-      <w:pPr>
-        <w:pStyle w:val="BodyRail"/>
-      </w:pPr>
-      <w:r>
-        <w:t>Framework Common 계약은 Logging, Validation, Code/Parameter/Message 등 반복 기능의 Public Surface와 Starter wiring 경계를 정의합니다.</w:t>
-      </w:r>
-    </w:p>
-    <w:p>
-      <w:pPr>
-        <w:pStyle w:val="BulletRail"/>
-      </w:pPr>
-      <w:r>
-        <w:t>•  Common API 이름과 설정 key는 Starter/Consumer가 같은 계약을 사용하도록 유지합니다.</w:t>
-      </w:r>
-    </w:p>
-    <w:p>
-      <w:pPr>
-        <w:pStyle w:val="BulletRail"/>
-      </w:pPr>
-      <w:r>
-        <w:t>•  공통 기능 실패가 업무 오류로 잘못 변환되지 않도록 Error/Trace 의미를 유지합니다.</w:t>
-      </w:r>
-    </w:p>
-    <w:p>
-      <w:pPr>
-        <w:pStyle w:val="Heading2"/>
-        <w:keepNext/>
-        <w:keepLines/>
-        <w:widowControl/>
-      </w:pPr>
-      <w:r>
-        <w:t>4.2 Persistence</w:t>
-      </w:r>
-    </w:p>
-    <w:p>
-      <w:pPr>
-        <w:pStyle w:val="BodyRail"/>
-      </w:pPr>
-      <w:r>
-        <w:t>Persistence는 JDBC/MyBatis/JPA 중 업무와 팀 표준에 맞는 Provider를 선택하면서 Repository·Paging·Bulk·Lock의 공통 계약을 유지합니다.</w:t>
-      </w:r>
-    </w:p>
-    <w:p>
-      <w:pPr>
-        <w:pStyle w:val="BulletRail"/>
-      </w:pPr>
-      <w:r>
-        <w:t>•  Domain은 다른 Owner의 Repository/DB를 직접 조회하지 않습니다.</w:t>
-      </w:r>
-    </w:p>
-    <w:p>
-      <w:pPr>
-        <w:pStyle w:val="BulletRail"/>
-      </w:pPr>
-      <w:r>
-        <w:t>•  Bulk/Paging은 transaction 범위·lock·index·memory pressure를 함께 검토합니다.</w:t>
-      </w:r>
-    </w:p>
-    <w:p>
-      <w:pPr>
-        <w:pStyle w:val="Heading2"/>
-        <w:keepNext/>
-        <w:keepLines/>
-        <w:widowControl/>
-      </w:pPr>
-      <w:r>
-        <w:t>4.3 Data Quality</w:t>
-      </w:r>
-    </w:p>
-    <w:p>
-      <w:pPr>
-        <w:pStyle w:val="BodyRail"/>
-      </w:pPr>
-      <w:r>
-        <w:t>Data Quality는 검증 Rule, 판정 Decision, 정정 흐름을 분리합니다. 단순 validation error와 운영 정정이 필요한 품질 이슈를 같은 상태로 취급하지 않습니다.</w:t>
-      </w:r>
-    </w:p>
-    <w:p>
-      <w:pPr>
-        <w:pStyle w:val="BulletRail"/>
-      </w:pPr>
-      <w:r>
-        <w:t>•  Rule 결과는 원 데이터와 추적 가능한 식별자를 남깁니다.</w:t>
-      </w:r>
-    </w:p>
-    <w:p>
-      <w:pPr>
-        <w:pStyle w:val="BulletRail"/>
-      </w:pPr>
-      <w:r>
-        <w:t>•  정정은 권한·이력·재검증 기준과 연결합니다.</w:t>
-      </w:r>
-    </w:p>
-    <w:p>
-      <w:pPr>
-        <w:pStyle w:val="BodyRail"/>
-      </w:pPr>
-      <w:r>
-        <w:t>작업에 사용할 Public API와 실패 주의점을 확인합니다.</w:t>
-      </w:r>
-    </w:p>
-    <w:p>
-      <w:pPr>
-        <w:pStyle w:val="SourceRail"/>
-      </w:pPr>
-      <w:r>
-        <w:t>Source 길찾기 cpf-starters/data/src/main/java/com/cpf/data/api/quality/CpfDataQualityOperations.java</w:t>
-      </w:r>
-    </w:p>
-    <w:p>
-      <w:pPr>
-        <w:pStyle w:val="Heading1"/>
-        <w:keepNext/>
-        <w:keepLines/>
-        <w:widowControl/>
-      </w:pPr>
-      <w:r>
-        <w:t>5. Transaction·Idempotency·Reconcile 계약</w:t>
-      </w:r>
-    </w:p>
-    <w:p>
-      <w:pPr>
-        <w:pStyle w:val="FigureCaption"/>
-        <w:jc w:val="left"/>
-        <w:keepNext/>
-        <w:keepLines/>
-        <w:widowControl/>
-      </w:pPr>
-      <w:r>
-        <w:t>그림 5-1. Transaction State Contract</w:t>
-      </w:r>
-    </w:p>
-    <w:p>
-      <w:pPr>
-        <w:spacing w:after="40"/>
-        <w:jc w:val="center"/>
-        <w:keepNext/>
-        <w:keepLines/>
-        <w:widowControl/>
-      </w:pPr>
-      <w:r>
-        <w:drawing>
-          <wp:inline xmlns:a="http://schemas.openxmlformats.org/drawingml/2006/main" xmlns:pic="http://schemas.openxmlformats.org/drawingml/2006/picture">
-            <wp:extent cx="6408000" cy="3204000"/>
-            <wp:docPr id="2" name="Picture 2" descr="그림 5-1. Transaction State Contract - UNKNOWN·Idempotency·Reconcile이 Remote Side Effect의 복구 계약을 구성합니다." title="그림 5-1. Transaction State Contract"/>
-            <wp:cNvGraphicFramePr>
-              <a:graphicFrameLocks noChangeAspect="1"/>
-            </wp:cNvGraphicFramePr>
-            <a:graphic>
-              <a:graphicData uri="http://schemas.openxmlformats.org/drawingml/2006/picture">
-                <pic:pic>
-                  <pic:nvPicPr>
-                    <pic:cNvPr id="0" name="tx.png"/>
-                    <pic:cNvPicPr/>
-                  </pic:nvPicPr>
-                  <pic:blipFill>
-                    <a:blip r:embed="rId12"/>
-                    <a:stretch>
-                      <a:fillRect/>
-                    </a:stretch>
-                  </pic:blipFill>
-                  <pic:spPr>
-                    <a:xfrm>
-                      <a:off x="0" y="0"/>
-                      <a:ext cx="6408000" cy="3204000"/>
-                    </a:xfrm>
-                    <a:prstGeom prst="rect"/>
-                  </pic:spPr>
-                </pic:pic>
-              </a:graphicData>
-            </a:graphic>
-          </wp:inline>
-        </w:drawing>
-      </w:r>
-    </w:p>
-    <w:p>
-      <w:pPr>
-        <w:pStyle w:val="FigureExplain"/>
-        <w:keepLines/>
-        <w:widowControl/>
-      </w:pPr>
-      <w:r>
-        <w:t>UNKNOWN·Idempotency·Reconcile이 Remote Side Effect의 복구 계약을 구성합니다.</w:t>
-      </w:r>
-    </w:p>
-    <w:p>
-      <w:pPr>
-        <w:pStyle w:val="Heading2"/>
-        <w:keepNext/>
-        <w:keepLines/>
-        <w:widowControl/>
-      </w:pPr>
-      <w:r>
-        <w:t>5.1 Transaction</w:t>
-      </w:r>
-    </w:p>
-    <w:p>
-      <w:pPr>
-        <w:pStyle w:val="BodyRail"/>
-      </w:pPr>
-      <w:r>
-        <w:t>Transaction 계약은 local atomicity, propagation, idempotency와 remote Side Effect의 결과 확정/UNKNOWN 경계를 분리합니다.</w:t>
-      </w:r>
-    </w:p>
-    <w:p>
-      <w:pPr>
-        <w:pStyle w:val="BulletRail"/>
-      </w:pPr>
-      <w:r>
-        <w:t>•  Transaction mode와 propagation 의미는 annotation/config/runtime에서 동일하게 해석되어야 합니다.</w:t>
-      </w:r>
-    </w:p>
-    <w:p>
-      <w:pPr>
-        <w:pStyle w:val="BulletRail"/>
-      </w:pPr>
-      <w:r>
-        <w:t>•  remote 결과가 불명확하면 local rollback 여부와 별개로 UNKNOWN/Reconcile 경로를 사용합니다.</w:t>
-      </w:r>
-    </w:p>
-    <w:p>
-      <w:pPr>
-        <w:pStyle w:val="Heading2"/>
-        <w:keepNext/>
-        <w:keepLines/>
-        <w:widowControl/>
-      </w:pPr>
-      <w:r>
-        <w:t>5.2 Idempotency</w:t>
-      </w:r>
-    </w:p>
-    <w:p>
-      <w:pPr>
-        <w:pStyle w:val="BodyRail"/>
-      </w:pPr>
-      <w:r>
-        <w:t>Idempotency는 동일 의미의 요청이 재전송돼도 Side Effect가 한 번만 확정되도록 durable 상태로 관리합니다. 메모리 flag만으로 다중 인스턴스 중복을 막지 않습니다.</w:t>
-      </w:r>
-    </w:p>
-    <w:p>
-      <w:pPr>
-        <w:pStyle w:val="BulletRail"/>
-      </w:pPr>
-      <w:r>
-        <w:t>•  key scope와 결과 보존 기간을 업무 Operation과 맞춥니다.</w:t>
-      </w:r>
-    </w:p>
-    <w:p>
-      <w:pPr>
-        <w:pStyle w:val="BulletRail"/>
-      </w:pPr>
-      <w:r>
-        <w:t>•  처리 중 Process Kill 후에도 재시도가 같은 결과를 재사용하거나 안전하게 복구해야 합니다.</w:t>
-      </w:r>
-    </w:p>
-    <w:p>
-      <w:pPr>
-        <w:pStyle w:val="Heading2"/>
-        <w:keepNext/>
-        <w:keepLines/>
-        <w:widowControl/>
-      </w:pPr>
-      <w:r>
-        <w:t>5.3 Reconcile</w:t>
-      </w:r>
-    </w:p>
-    <w:p>
-      <w:pPr>
-        <w:pStyle w:val="BodyRail"/>
-      </w:pPr>
-      <w:r>
-        <w:t>UNKNOWN은 결과를 확정할 Evidence가 부족한 정상적인 운영 상태입니다. Reconcile은 외부기관·DB·Broker의 실제 결과를 조회해 상태를 확정하거나 manual review로 넘깁니다.</w:t>
-      </w:r>
-    </w:p>
-    <w:p>
-      <w:pPr>
-        <w:pStyle w:val="BulletRail"/>
-      </w:pPr>
-      <w:r>
-        <w:t>•  UNKNOWN에서 무조건 재호출하면 중복 Side Effect가 생길 수 있습니다.</w:t>
-      </w:r>
-    </w:p>
-    <w:p>
-      <w:pPr>
-        <w:pStyle w:val="BulletRail"/>
-      </w:pPr>
-      <w:r>
-        <w:t>•  Reconcile 결과·actor·reason·시각을 추적 가능하게 남깁니다.</w:t>
-      </w:r>
-    </w:p>
-    <w:p>
-      <w:pPr>
-        <w:pStyle w:val="Heading2"/>
-        <w:keepNext/>
-        <w:keepLines/>
-        <w:widowControl/>
-      </w:pPr>
-      <w:r>
-        <w:t>5.4 Async/Workflow</w:t>
-      </w:r>
-    </w:p>
-    <w:p>
-      <w:pPr>
-        <w:pStyle w:val="BodyRail"/>
-      </w:pPr>
-      <w:r>
-        <w:t>Async/Workflow 계약은 비동기 작업의 execution identity, 상태 전이, 재시도·중복 방지와 completion/reconcile 의미를 정의합니다. 요청 접수와 최종 완료를 같은 상태로 취급하지 않습니다.</w:t>
-      </w:r>
-    </w:p>
-    <w:p>
-      <w:pPr>
-        <w:pStyle w:val="BulletRail"/>
-      </w:pPr>
-      <w:r>
-        <w:t>•  변경 전 diff와 ownership을 확인합니다.</w:t>
-      </w:r>
-    </w:p>
-    <w:p>
-      <w:pPr>
-        <w:pStyle w:val="BulletRail"/>
-      </w:pPr>
-      <w:r>
-        <w:t>•  삭제가 필요한 경우 exact manifest/승인 절차를 거쳐 Generated/User-owned 경계를 보존합니다.</w:t>
-      </w:r>
-    </w:p>
-    <w:p>
-      <w:pPr>
-        <w:pStyle w:val="BodyRail"/>
-      </w:pPr>
-      <w:r>
-        <w:t>현재 상태에서 허용되는 다음 처리와 금지를 확인합니다.</w:t>
-      </w:r>
-    </w:p>
-    <w:p>
-      <w:pPr>
-        <w:pStyle w:val="BodyRail"/>
-      </w:pPr>
-      <w:r>
-        <w:t>작업에 사용할 Public API와 실패 주의점을 확인합니다.</w:t>
-      </w:r>
-    </w:p>
-    <w:p>
-      <w:pPr>
-        <w:pStyle w:val="SourceRail"/>
-      </w:pPr>
-      <w:r>
-        <w:t>Source 길찾기 cpf-starters/base/runtime/src/main/java/com/cpf/foundation/workflow/CpfWorkflow.java</w:t>
-      </w:r>
-    </w:p>
-    <w:p>
-      <w:pPr>
-        <w:pStyle w:val="Heading1"/>
-        <w:keepNext/>
-        <w:keepLines/>
-        <w:widowControl/>
-      </w:pPr>
-      <w:r>
-        <w:t>6. Domain·External Integration 계약</w:t>
-      </w:r>
-    </w:p>
-    <w:p>
-      <w:pPr>
-        <w:pStyle w:val="Heading2"/>
-        <w:keepNext/>
-        <w:keepLines/>
-        <w:widowControl/>
-      </w:pPr>
-      <w:r>
-        <w:t>6.1 Domain Invocation</w:t>
-      </w:r>
-    </w:p>
-    <w:p>
-      <w:pPr>
-        <w:pStyle w:val="BodyRail"/>
-      </w:pPr>
-      <w:r>
-        <w:t>업무 Source는 배치 방식에 따라 local/remote 분기를 작성하지 않습니다. 공식 Domain Invocation 계층이 Same JVM과 Remote route를 선택하면서 동일한 operation·context·error 의미를 유지합니다.</w:t>
-      </w:r>
-    </w:p>
-    <w:p>
-      <w:pPr>
-        <w:pStyle w:val="BulletRail"/>
-      </w:pPr>
-      <w:r>
-        <w:t>•  Same JVM은 CpfContext 계열 논리 Context를 사용하고 self-HTTP를 하지 않습니다.</w:t>
-      </w:r>
-    </w:p>
-    <w:p>
-      <w:pPr>
-        <w:pStyle w:val="BulletRail"/>
-      </w:pPr>
-      <w:r>
-        <w:t>•  Remote는 System6, timeout/deadline, retry, trace와 UNKNOWN/reconcile 계약을 경계에서 적용합니다.</w:t>
-      </w:r>
-    </w:p>
-    <w:p>
-      <w:pPr>
-        <w:pStyle w:val="Heading2"/>
-        <w:keepNext/>
-        <w:keepLines/>
-        <w:widowControl/>
-      </w:pPr>
-      <w:r>
-        <w:t>6.2 External Integration</w:t>
-      </w:r>
-    </w:p>
-    <w:p>
-      <w:pPr>
-        <w:pStyle w:val="BodyRail"/>
-      </w:pPr>
-      <w:r>
-        <w:t>External Integration 계약은 target/operation, timeout/deadline, credential, retry 가능 조건과 원격 결과의 확정/UNKNOWN 의미를 정의합니다.</w:t>
-      </w:r>
-    </w:p>
-    <w:p>
-      <w:pPr>
-        <w:pStyle w:val="BulletRail"/>
-      </w:pPr>
-      <w:r>
-        <w:t>•  Integration operation과 target identifier는 client, trace와 Provider runtime에서 동일하게 연결되어야 합니다.</w:t>
-      </w:r>
-    </w:p>
-    <w:p>
-      <w:pPr>
-        <w:pStyle w:val="BulletRail"/>
-      </w:pPr>
-      <w:r>
-        <w:t>•  timeout/응답 유실은 원격 Side Effect를 추정하지 않고 retry 가능 여부와 Reconcile을 분리합니다.</w:t>
-      </w:r>
-    </w:p>
-    <w:p>
-      <w:pPr>
-        <w:pStyle w:val="Heading2"/>
-        <w:keepNext/>
-        <w:keepLines/>
-        <w:widowControl/>
-      </w:pPr>
-      <w:r>
-        <w:t>6.3 AI Integration</w:t>
-      </w:r>
-    </w:p>
-    <w:p>
-      <w:pPr>
-        <w:pStyle w:val="BodyRail"/>
-      </w:pPr>
-      <w:r>
-        <w:t>AI 연계는 Provider 호출 자체보다 policy, risk, telemetry와 결과 확정 의미를 함께 다룹니다. 외부 AI 응답 실패·timeout·UNKNOWN을 일반 업무 성공으로 감추지 않습니다.</w:t>
-      </w:r>
-    </w:p>
-    <w:p>
-      <w:pPr>
-        <w:pStyle w:val="BulletRail"/>
-      </w:pPr>
-      <w:r>
-        <w:t>•  민감정보 전송·보존 정책을 Provider 경계에서 적용합니다.</w:t>
-      </w:r>
-    </w:p>
-    <w:p>
-      <w:pPr>
-        <w:pStyle w:val="BulletRail"/>
-      </w:pPr>
-      <w:r>
-        <w:t>•  model/provider 변경은 compatibility와 fallback 정책을 별도로 검증합니다.</w:t>
-      </w:r>
-    </w:p>
-    <w:p>
-      <w:pPr>
-        <w:pStyle w:val="BodyRail"/>
-      </w:pPr>
-      <w:r>
-        <w:t>작업에 사용할 Public API와 실패 주의점을 확인합니다.</w:t>
-      </w:r>
-    </w:p>
-    <w:p>
-      <w:pPr>
-        <w:pStyle w:val="BodyRail"/>
-      </w:pPr>
-      <w:r>
-        <w:t>배포 방식이 달라도 유지해야 할 호출 계약을 비교합니다.</w:t>
-      </w:r>
-    </w:p>
-    <w:p>
-      <w:pPr>
-        <w:pStyle w:val="TableTitle"/>
-        <w:keepNext/>
-        <w:keepLines/>
-        <w:widowControl/>
-      </w:pPr>
-      <w:r>
-        <w:t>표 6-1. 관점 / Same JVM / Remote / 공통 계약</w:t>
-      </w:r>
-    </w:p>
-    <w:p>
-      <w:pPr>
-        <w:pStyle w:val="TablePurpose"/>
-        <w:keepNext/>
-        <w:keepLines/>
-        <w:widowControl/>
-      </w:pPr>
-      <w:r>
-        <w:t>비교·선택·확인에 필요한 항목만 압축해 정리합니다.</w:t>
-      </w:r>
-    </w:p>
-    <w:tbl>
-      <w:tblPr>
-        <w:tblW w:type="auto" w:w="0"/>
-        <w:jc w:val="left"/>
-        <w:tblLayout w:type="autofit"/>
-        <w:tblLook w:firstColumn="1" w:firstRow="1" w:lastColumn="0" w:lastRow="0" w:noHBand="0" w:noVBand="1" w:val="04A0"/>
-      </w:tblPr>
-      <w:tblGrid>
-        <w:gridCol w:w="2720"/>
-        <w:gridCol w:w="2720"/>
-        <w:gridCol w:w="2720"/>
-        <w:gridCol w:w="2720"/>
-      </w:tblGrid>
-      <w:tr>
-        <w:trPr>
-          <w:cantSplit/>
-          <w:tblHeader w:val="true"/>
-        </w:trPr>
-        <w:tc>
-          <w:tcPr>
-            <w:tcW w:type="dxa" w:w="2720"/>
-            <w:tcMar>
-              <w:top w:w="70" w:type="dxa"/>
-              <w:start w:w="80" w:type="dxa"/>
-              <w:bottom w:w="70" w:type="dxa"/>
-              <w:end w:w="80" w:type="dxa"/>
-            </w:tcMar>
-            <w:vAlign w:val="top"/>
-            <w:shd w:fill="17324D"/>
-          </w:tcPr>
-          <w:p>
-            <w:r>
-              <w:rPr>
-                <w:rFonts w:ascii="Noto Sans CJK KR" w:hAnsi="Noto Sans CJK KR"/>
-                <w:b/>
-                <w:color w:val="FFFFFF"/>
-                <w:sz w:val="17"/>
-              </w:rPr>
-              <w:t>관점</w:t>
-            </w:r>
-          </w:p>
-        </w:tc>
-        <w:tc>
-          <w:tcPr>
-            <w:tcW w:type="dxa" w:w="2720"/>
-            <w:tcMar>
-              <w:top w:w="70" w:type="dxa"/>
-              <w:start w:w="80" w:type="dxa"/>
-              <w:bottom w:w="70" w:type="dxa"/>
-              <w:end w:w="80" w:type="dxa"/>
-            </w:tcMar>
-            <w:vAlign w:val="top"/>
-            <w:shd w:fill="17324D"/>
-          </w:tcPr>
-          <w:p>
-            <w:r>
-              <w:rPr>
-                <w:rFonts w:ascii="Noto Sans CJK KR" w:hAnsi="Noto Sans CJK KR"/>
-                <w:b/>
-                <w:color w:val="FFFFFF"/>
-                <w:sz w:val="17"/>
-              </w:rPr>
-              <w:t>Same JVM</w:t>
-            </w:r>
-          </w:p>
-        </w:tc>
-        <w:tc>
-          <w:tcPr>
-            <w:tcW w:type="dxa" w:w="2720"/>
-            <w:tcMar>
-              <w:top w:w="70" w:type="dxa"/>
-              <w:start w:w="80" w:type="dxa"/>
-              <w:bottom w:w="70" w:type="dxa"/>
-              <w:end w:w="80" w:type="dxa"/>
-            </w:tcMar>
-            <w:vAlign w:val="top"/>
-            <w:shd w:fill="17324D"/>
-          </w:tcPr>
-          <w:p>
-            <w:r>
-              <w:rPr>
-                <w:rFonts w:ascii="Noto Sans CJK KR" w:hAnsi="Noto Sans CJK KR"/>
-                <w:b/>
-                <w:color w:val="FFFFFF"/>
-                <w:sz w:val="17"/>
-              </w:rPr>
-              <w:t>Remote</w:t>
-            </w:r>
-          </w:p>
-        </w:tc>
-        <w:tc>
-          <w:tcPr>
-            <w:tcW w:type="dxa" w:w="2720"/>
-            <w:tcMar>
-              <w:top w:w="70" w:type="dxa"/>
-              <w:start w:w="80" w:type="dxa"/>
-              <w:bottom w:w="70" w:type="dxa"/>
-              <w:end w:w="80" w:type="dxa"/>
-            </w:tcMar>
-            <w:vAlign w:val="top"/>
-            <w:shd w:fill="17324D"/>
-          </w:tcPr>
-          <w:p>
-            <w:r>
-              <w:rPr>
-                <w:rFonts w:ascii="Noto Sans CJK KR" w:hAnsi="Noto Sans CJK KR"/>
-                <w:b/>
-                <w:color w:val="FFFFFF"/>
-                <w:sz w:val="17"/>
-              </w:rPr>
-              <w:t>공통 계약</w:t>
-            </w:r>
-          </w:p>
-        </w:tc>
-      </w:tr>
-      <w:tr>
-        <w:trPr>
-          <w:cantSplit/>
-        </w:trPr>
-        <w:tc>
-          <w:tcPr>
-            <w:tcW w:type="dxa" w:w="2720"/>
-            <w:tcMar>
-              <w:top w:w="70" w:type="dxa"/>
-              <w:start w:w="80" w:type="dxa"/>
-              <w:bottom w:w="70" w:type="dxa"/>
-              <w:end w:w="80" w:type="dxa"/>
-            </w:tcMar>
-            <w:vAlign w:val="top"/>
-            <w:shd w:fill="F4F7FA"/>
-          </w:tcPr>
-          <w:p>
-            <w:pPr>
-              <w:spacing w:after="0" w:line="252" w:lineRule="auto"/>
-            </w:pPr>
-            <w:r>
-              <w:rPr>
-                <w:rFonts w:ascii="Noto Sans CJK KR" w:hAnsi="Noto Sans CJK KR"/>
-                <w:color w:val="202124"/>
-                <w:sz w:val="17"/>
-              </w:rPr>
-              <w:t>호출 경로</w:t>
-            </w:r>
-          </w:p>
-        </w:tc>
-        <w:tc>
-          <w:tcPr>
-            <w:tcW w:type="dxa" w:w="2720"/>
-            <w:tcMar>
-              <w:top w:w="70" w:type="dxa"/>
-              <w:start w:w="80" w:type="dxa"/>
-              <w:bottom w:w="70" w:type="dxa"/>
-              <w:end w:w="80" w:type="dxa"/>
-            </w:tcMar>
-            <w:vAlign w:val="top"/>
-          </w:tcPr>
-          <w:p>
-            <w:pPr>
-              <w:spacing w:after="0" w:line="252" w:lineRule="auto"/>
-            </w:pPr>
-            <w:r>
-              <w:rPr>
-                <w:rFonts w:ascii="Noto Sans CJK KR" w:hAnsi="Noto Sans CJK KR"/>
-                <w:color w:val="202124"/>
-                <w:sz w:val="17"/>
-              </w:rPr>
-              <w:t>In-process route</w:t>
-            </w:r>
-          </w:p>
-        </w:tc>
-        <w:tc>
-          <w:tcPr>
-            <w:tcW w:type="dxa" w:w="2720"/>
-            <w:tcMar>
-              <w:top w:w="70" w:type="dxa"/>
-              <w:start w:w="80" w:type="dxa"/>
-              <w:bottom w:w="70" w:type="dxa"/>
-              <w:end w:w="80" w:type="dxa"/>
-            </w:tcMar>
-            <w:vAlign w:val="top"/>
-          </w:tcPr>
-          <w:p>
-            <w:pPr>
-              <w:spacing w:after="0" w:line="252" w:lineRule="auto"/>
-            </w:pPr>
-            <w:r>
-              <w:rPr>
-                <w:rFonts w:ascii="Noto Sans CJK KR" w:hAnsi="Noto Sans CJK KR"/>
-                <w:color w:val="202124"/>
-                <w:sz w:val="17"/>
-              </w:rPr>
-              <w:t>Registry+transport</w:t>
-            </w:r>
-          </w:p>
-        </w:tc>
-        <w:tc>
-          <w:tcPr>
-            <w:tcW w:type="dxa" w:w="2720"/>
-            <w:tcMar>
-              <w:top w:w="70" w:type="dxa"/>
-              <w:start w:w="80" w:type="dxa"/>
-              <w:bottom w:w="70" w:type="dxa"/>
-              <w:end w:w="80" w:type="dxa"/>
-            </w:tcMar>
-            <w:vAlign w:val="top"/>
-          </w:tcPr>
-          <w:p>
-            <w:pPr>
-              <w:spacing w:after="0" w:line="252" w:lineRule="auto"/>
-            </w:pPr>
-            <w:r>
-              <w:rPr>
-                <w:rFonts w:ascii="Noto Sans CJK KR" w:hAnsi="Noto Sans CJK KR"/>
-                <w:color w:val="202124"/>
-                <w:sz w:val="17"/>
-              </w:rPr>
-              <w:t>Domain Invocation</w:t>
-            </w:r>
-          </w:p>
-        </w:tc>
-      </w:tr>
-      <w:tr>
-        <w:trPr>
-          <w:cantSplit/>
-        </w:trPr>
-        <w:tc>
-          <w:tcPr>
-            <w:tcW w:type="dxa" w:w="2720"/>
-            <w:tcMar>
-              <w:top w:w="70" w:type="dxa"/>
-              <w:start w:w="80" w:type="dxa"/>
-              <w:bottom w:w="70" w:type="dxa"/>
-              <w:end w:w="80" w:type="dxa"/>
-            </w:tcMar>
-            <w:vAlign w:val="top"/>
-            <w:shd w:fill="F4F7FA"/>
-          </w:tcPr>
-          <w:p>
-            <w:pPr>
-              <w:spacing w:after="0" w:line="252" w:lineRule="auto"/>
-            </w:pPr>
-            <w:r>
-              <w:rPr>
-                <w:rFonts w:ascii="Noto Sans CJK KR" w:hAnsi="Noto Sans CJK KR"/>
-                <w:color w:val="202124"/>
-                <w:sz w:val="17"/>
-              </w:rPr>
-              <w:t>Context</w:t>
-            </w:r>
-          </w:p>
-        </w:tc>
-        <w:tc>
-          <w:tcPr>
-            <w:tcW w:type="dxa" w:w="2720"/>
-            <w:tcMar>
-              <w:top w:w="70" w:type="dxa"/>
-              <w:start w:w="80" w:type="dxa"/>
-              <w:bottom w:w="70" w:type="dxa"/>
-              <w:end w:w="80" w:type="dxa"/>
-            </w:tcMar>
-            <w:vAlign w:val="top"/>
-          </w:tcPr>
-          <w:p>
-            <w:pPr>
-              <w:spacing w:after="0" w:line="252" w:lineRule="auto"/>
-            </w:pPr>
-            <w:r>
-              <w:rPr>
-                <w:rFonts w:ascii="Noto Sans CJK KR" w:hAnsi="Noto Sans CJK KR"/>
-                <w:color w:val="202124"/>
-                <w:sz w:val="17"/>
-              </w:rPr>
-              <w:t>CpfContext</w:t>
-            </w:r>
-          </w:p>
-        </w:tc>
-        <w:tc>
-          <w:tcPr>
-            <w:tcW w:type="dxa" w:w="2720"/>
-            <w:tcMar>
-              <w:top w:w="70" w:type="dxa"/>
-              <w:start w:w="80" w:type="dxa"/>
-              <w:bottom w:w="70" w:type="dxa"/>
-              <w:end w:w="80" w:type="dxa"/>
-            </w:tcMar>
-            <w:vAlign w:val="top"/>
-          </w:tcPr>
-          <w:p>
-            <w:pPr>
-              <w:spacing w:after="0" w:line="252" w:lineRule="auto"/>
-            </w:pPr>
-            <w:r>
-              <w:rPr>
-                <w:rFonts w:ascii="Noto Sans CJK KR" w:hAnsi="Noto Sans CJK KR"/>
-                <w:color w:val="202124"/>
-                <w:sz w:val="17"/>
-              </w:rPr>
-              <w:t>System6 serialize</w:t>
-            </w:r>
-          </w:p>
-        </w:tc>
-        <w:tc>
-          <w:tcPr>
-            <w:tcW w:type="dxa" w:w="2720"/>
-            <w:tcMar>
-              <w:top w:w="70" w:type="dxa"/>
-              <w:start w:w="80" w:type="dxa"/>
-              <w:bottom w:w="70" w:type="dxa"/>
-              <w:end w:w="80" w:type="dxa"/>
-            </w:tcMar>
-            <w:vAlign w:val="top"/>
-          </w:tcPr>
-          <w:p>
-            <w:pPr>
-              <w:spacing w:after="0" w:line="252" w:lineRule="auto"/>
-            </w:pPr>
-            <w:r>
-              <w:rPr>
-                <w:rFonts w:ascii="Noto Sans CJK KR" w:hAnsi="Noto Sans CJK KR"/>
-                <w:color w:val="202124"/>
-                <w:sz w:val="17"/>
-              </w:rPr>
-              <w:t>동일 논리 Context</w:t>
-            </w:r>
-          </w:p>
-        </w:tc>
-      </w:tr>
-      <w:tr>
-        <w:trPr>
-          <w:cantSplit/>
-        </w:trPr>
-        <w:tc>
-          <w:tcPr>
-            <w:tcW w:type="dxa" w:w="2720"/>
-            <w:tcMar>
-              <w:top w:w="70" w:type="dxa"/>
-              <w:start w:w="80" w:type="dxa"/>
-              <w:bottom w:w="70" w:type="dxa"/>
-              <w:end w:w="80" w:type="dxa"/>
-            </w:tcMar>
-            <w:vAlign w:val="top"/>
-            <w:shd w:fill="F4F7FA"/>
-          </w:tcPr>
-          <w:p>
-            <w:pPr>
-              <w:spacing w:after="0" w:line="252" w:lineRule="auto"/>
-            </w:pPr>
-            <w:r>
-              <w:rPr>
-                <w:rFonts w:ascii="Noto Sans CJK KR" w:hAnsi="Noto Sans CJK KR"/>
-                <w:color w:val="202124"/>
-                <w:sz w:val="17"/>
-              </w:rPr>
-              <w:t>실패</w:t>
-            </w:r>
-          </w:p>
-        </w:tc>
-        <w:tc>
-          <w:tcPr>
-            <w:tcW w:type="dxa" w:w="2720"/>
-            <w:tcMar>
-              <w:top w:w="70" w:type="dxa"/>
-              <w:start w:w="80" w:type="dxa"/>
-              <w:bottom w:w="70" w:type="dxa"/>
-              <w:end w:w="80" w:type="dxa"/>
-            </w:tcMar>
-            <w:vAlign w:val="top"/>
-          </w:tcPr>
-          <w:p>
-            <w:pPr>
-              <w:spacing w:after="0" w:line="252" w:lineRule="auto"/>
-            </w:pPr>
-            <w:r>
-              <w:rPr>
-                <w:rFonts w:ascii="Noto Sans CJK KR" w:hAnsi="Noto Sans CJK KR"/>
-                <w:color w:val="202124"/>
-                <w:sz w:val="17"/>
-              </w:rPr>
-              <w:t>직접 예외/Result</w:t>
-            </w:r>
-          </w:p>
-        </w:tc>
-        <w:tc>
-          <w:tcPr>
-            <w:tcW w:type="dxa" w:w="2720"/>
-            <w:tcMar>
-              <w:top w:w="70" w:type="dxa"/>
-              <w:start w:w="80" w:type="dxa"/>
-              <w:bottom w:w="70" w:type="dxa"/>
-              <w:end w:w="80" w:type="dxa"/>
-            </w:tcMar>
-            <w:vAlign w:val="top"/>
-          </w:tcPr>
-          <w:p>
-            <w:pPr>
-              <w:spacing w:after="0" w:line="252" w:lineRule="auto"/>
-            </w:pPr>
-            <w:r>
-              <w:rPr>
-                <w:rFonts w:ascii="Noto Sans CJK KR" w:hAnsi="Noto Sans CJK KR"/>
-                <w:color w:val="202124"/>
-                <w:sz w:val="17"/>
-              </w:rPr>
-              <w:t>timeout·network</w:t>
-            </w:r>
-          </w:p>
-        </w:tc>
-        <w:tc>
-          <w:tcPr>
-            <w:tcW w:type="dxa" w:w="2720"/>
-            <w:tcMar>
-              <w:top w:w="70" w:type="dxa"/>
-              <w:start w:w="80" w:type="dxa"/>
-              <w:bottom w:w="70" w:type="dxa"/>
-              <w:end w:w="80" w:type="dxa"/>
-            </w:tcMar>
-            <w:vAlign w:val="top"/>
-          </w:tcPr>
-          <w:p>
-            <w:pPr>
-              <w:spacing w:after="0" w:line="252" w:lineRule="auto"/>
-            </w:pPr>
-            <w:r>
-              <w:rPr>
-                <w:rFonts w:ascii="Noto Sans CJK KR" w:hAnsi="Noto Sans CJK KR"/>
-                <w:color w:val="202124"/>
-                <w:sz w:val="17"/>
-              </w:rPr>
-              <w:t>표준 Error/UNKNOWN</w:t>
-            </w:r>
-          </w:p>
-        </w:tc>
-      </w:tr>
-      <w:tr>
-        <w:trPr>
-          <w:cantSplit/>
-        </w:trPr>
-        <w:tc>
-          <w:tcPr>
-            <w:tcW w:type="dxa" w:w="2720"/>
-            <w:tcMar>
-              <w:top w:w="70" w:type="dxa"/>
-              <w:start w:w="80" w:type="dxa"/>
-              <w:bottom w:w="70" w:type="dxa"/>
-              <w:end w:w="80" w:type="dxa"/>
-            </w:tcMar>
-            <w:vAlign w:val="top"/>
-            <w:shd w:fill="F4F7FA"/>
-          </w:tcPr>
-          <w:p>
-            <w:pPr>
-              <w:spacing w:after="0" w:line="252" w:lineRule="auto"/>
-            </w:pPr>
-            <w:r>
-              <w:rPr>
-                <w:rFonts w:ascii="Noto Sans CJK KR" w:hAnsi="Noto Sans CJK KR"/>
-                <w:color w:val="202124"/>
-                <w:sz w:val="17"/>
-              </w:rPr>
-              <w:t>관측</w:t>
-            </w:r>
-          </w:p>
-        </w:tc>
-        <w:tc>
-          <w:tcPr>
-            <w:tcW w:type="dxa" w:w="2720"/>
-            <w:tcMar>
-              <w:top w:w="70" w:type="dxa"/>
-              <w:start w:w="80" w:type="dxa"/>
-              <w:bottom w:w="70" w:type="dxa"/>
-              <w:end w:w="80" w:type="dxa"/>
-            </w:tcMar>
-            <w:vAlign w:val="top"/>
-          </w:tcPr>
-          <w:p>
-            <w:pPr>
-              <w:spacing w:after="0" w:line="252" w:lineRule="auto"/>
-            </w:pPr>
-            <w:r>
-              <w:rPr>
-                <w:rFonts w:ascii="Noto Sans CJK KR" w:hAnsi="Noto Sans CJK KR"/>
-                <w:color w:val="202124"/>
-                <w:sz w:val="17"/>
-              </w:rPr>
-              <w:t>동일 trace</w:t>
-            </w:r>
-          </w:p>
-        </w:tc>
-        <w:tc>
-          <w:tcPr>
-            <w:tcW w:type="dxa" w:w="2720"/>
-            <w:tcMar>
-              <w:top w:w="70" w:type="dxa"/>
-              <w:start w:w="80" w:type="dxa"/>
-              <w:bottom w:w="70" w:type="dxa"/>
-              <w:end w:w="80" w:type="dxa"/>
-            </w:tcMar>
-            <w:vAlign w:val="top"/>
-          </w:tcPr>
-          <w:p>
-            <w:pPr>
-              <w:spacing w:after="0" w:line="252" w:lineRule="auto"/>
-            </w:pPr>
-            <w:r>
-              <w:rPr>
-                <w:rFonts w:ascii="Noto Sans CJK KR" w:hAnsi="Noto Sans CJK KR"/>
-                <w:color w:val="202124"/>
-                <w:sz w:val="17"/>
-              </w:rPr>
-              <w:t>hop trace</w:t>
-            </w:r>
-          </w:p>
-        </w:tc>
-        <w:tc>
-          <w:tcPr>
-            <w:tcW w:type="dxa" w:w="2720"/>
-            <w:tcMar>
-              <w:top w:w="70" w:type="dxa"/>
-              <w:start w:w="80" w:type="dxa"/>
-              <w:bottom w:w="70" w:type="dxa"/>
-              <w:end w:w="80" w:type="dxa"/>
-            </w:tcMar>
-            <w:vAlign w:val="top"/>
-          </w:tcPr>
-          <w:p>
-            <w:pPr>
-              <w:spacing w:after="0" w:line="252" w:lineRule="auto"/>
-            </w:pPr>
-            <w:r>
-              <w:rPr>
-                <w:rFonts w:ascii="Noto Sans CJK KR" w:hAnsi="Noto Sans CJK KR"/>
-                <w:color w:val="202124"/>
-                <w:sz w:val="17"/>
-              </w:rPr>
-              <w:t>transaction/operation 유지</w:t>
-            </w:r>
-          </w:p>
-        </w:tc>
-      </w:tr>
-    </w:tbl>
-    <w:p/>
-    <w:p>
-      <w:pPr>
-        <w:pStyle w:val="SourceRail"/>
-      </w:pPr>
-      <w:r>
-        <w:t>Source 길찾기 cpf-starters/integration/ai/src/main/java/com/cpf/integration/ai/CpfAiRouter.java</w:t>
-      </w:r>
-    </w:p>
-    <w:p>
-      <w:pPr>
-        <w:pStyle w:val="Heading1"/>
-        <w:keepNext/>
-        <w:keepLines/>
-        <w:widowControl/>
-      </w:pPr>
-      <w:r>
-        <w:t>7. Messaging·Notification·Cache·File 계약</w:t>
-      </w:r>
-    </w:p>
-    <w:p>
-      <w:pPr>
-        <w:pStyle w:val="Heading2"/>
-        <w:keepNext/>
-        <w:keepLines/>
-        <w:widowControl/>
-      </w:pPr>
-      <w:r>
-        <w:t>7.1 Messaging</w:t>
-      </w:r>
-    </w:p>
-    <w:p>
-      <w:pPr>
-        <w:pStyle w:val="BodyRail"/>
-      </w:pPr>
-      <w:r>
-        <w:t>Messaging은 Broker 종류와 무관하게 schema, producer/consumer context, duplicate, DLQ와 replay를 함께 관리합니다. 전송 성공과 업무 처리 성공을 같은 상태로 보지 않습니다.</w:t>
-      </w:r>
-    </w:p>
-    <w:p>
-      <w:pPr>
-        <w:pStyle w:val="BulletRail"/>
-      </w:pPr>
-      <w:r>
-        <w:t>•  Outbox/Inbox를 사용할 때 DB commit과 publish/consume 상태를 분리합니다.</w:t>
-      </w:r>
-    </w:p>
-    <w:p>
-      <w:pPr>
-        <w:pStyle w:val="BulletRail"/>
-      </w:pPr>
-      <w:r>
-        <w:t>•  Replay는 idempotency와 ordering/partition 영향을 확인한 뒤 수행합니다.</w:t>
-      </w:r>
-    </w:p>
-    <w:p>
-      <w:pPr>
-        <w:pStyle w:val="Heading2"/>
-        <w:keepNext/>
-        <w:keepLines/>
-        <w:widowControl/>
-      </w:pPr>
-      <w:r>
-        <w:t>7.2 Notification</w:t>
-      </w:r>
-    </w:p>
-    <w:p>
-      <w:pPr>
-        <w:pStyle w:val="BodyRail"/>
-      </w:pPr>
-      <w:r>
-        <w:t>Notification은 발송 요청, Provider 결과, Receipt, Reconcile 상태를 분리합니다. 요청 수락만으로 최종 전달 성공을 확정하지 않습니다.</w:t>
-      </w:r>
-    </w:p>
-    <w:p>
-      <w:pPr>
-        <w:pStyle w:val="BulletRail"/>
-      </w:pPr>
-      <w:r>
-        <w:t>•  Provider별 message/receipt ID를 내부 execution과 연결합니다.</w:t>
-      </w:r>
-    </w:p>
-    <w:p>
-      <w:pPr>
-        <w:pStyle w:val="BulletRail"/>
-      </w:pPr>
-      <w:r>
-        <w:t>•  UNKNOWN/지연 상태는 중복 발송 전에 조회·Reconcile합니다.</w:t>
-      </w:r>
-    </w:p>
-    <w:p>
-      <w:pPr>
-        <w:pStyle w:val="Heading2"/>
-        <w:keepNext/>
-        <w:keepLines/>
-        <w:widowControl/>
-      </w:pPr>
-      <w:r>
-        <w:t>7.3 Cache</w:t>
-      </w:r>
-    </w:p>
-    <w:p>
-      <w:pPr>
-        <w:pStyle w:val="BodyRail"/>
-      </w:pPr>
-      <w:r>
-        <w:t>Cache는 get/put/evict뿐 아니라 TTL, invalidation, multi-instance 전파와 stampede를 함께 설계합니다. Provider 장애 시 원장 DB와의 일관성 우선순위를 명확히 합니다.</w:t>
-      </w:r>
-    </w:p>
-    <w:p>
-      <w:pPr>
-        <w:pStyle w:val="BulletRail"/>
-      </w:pPr>
-      <w:r>
-        <w:t>•  Cache는 원장 Owner를 대체하지 않습니다.</w:t>
-      </w:r>
-    </w:p>
-    <w:p>
-      <w:pPr>
-        <w:pStyle w:val="BulletRail"/>
-      </w:pPr>
-      <w:r>
-        <w:t>•  serialization/provider conflict와 stale data를 실패 시나리오에 포함합니다.</w:t>
-      </w:r>
-    </w:p>
-    <w:p>
-      <w:pPr>
-        <w:pStyle w:val="Heading2"/>
-        <w:keepNext/>
-        <w:keepLines/>
-        <w:widowControl/>
-      </w:pPr>
-      <w:r>
-        <w:t>7.4 File/Archive/Tabular</w:t>
-      </w:r>
-    </w:p>
-    <w:p>
-      <w:pPr>
-        <w:pStyle w:val="BodyRail"/>
-      </w:pPr>
-      <w:r>
-        <w:t>File 기능은 Attachment, Object Storage, Archive/Checksum/Tabular 처리를 선택형 Capability로 제공합니다. 파일 원문과 metadata, scan/검증 상태를 분리합니다.</w:t>
-      </w:r>
-    </w:p>
-    <w:p>
-      <w:pPr>
-        <w:pStyle w:val="BulletRail"/>
-      </w:pPr>
-      <w:r>
-        <w:t>•  checksum·content type·size·inspection 결과를 처리 전 검증합니다.</w:t>
-      </w:r>
-    </w:p>
-    <w:p>
-      <w:pPr>
-        <w:pStyle w:val="BulletRail"/>
-      </w:pPr>
-      <w:r>
-        <w:t>•  Object Storage 장애/partial upload는 reconcile/cleanup 경로를 가집니다.</w:t>
-      </w:r>
-    </w:p>
-    <w:p>
-      <w:pPr>
-        <w:pStyle w:val="BodyRail"/>
-      </w:pPr>
-      <w:r>
-        <w:t>작업에 사용할 Public API와 실패 주의점을 확인합니다.</w:t>
-      </w:r>
-    </w:p>
-    <w:p>
-      <w:pPr>
-        <w:pStyle w:val="SourceRail"/>
-      </w:pPr>
-      <w:r>
-        <w:t>Source 길찾기 cpf-starters/file</w:t>
-      </w:r>
-    </w:p>
-    <w:p>
-      <w:pPr>
-        <w:pStyle w:val="Heading1"/>
-        <w:keepNext/>
-        <w:keepLines/>
-        <w:widowControl/>
-      </w:pPr>
-      <w:r>
-        <w:t>8. Security·Approval·Audit 계약</w:t>
-      </w:r>
-    </w:p>
-    <w:p>
-      <w:pPr>
-        <w:pStyle w:val="Heading2"/>
-        <w:keepNext/>
-        <w:keepLines/>
-        <w:widowControl/>
-      </w:pPr>
-      <w:r>
-        <w:t>8.1 Security</w:t>
-      </w:r>
-    </w:p>
-    <w:p>
-      <w:pPr>
-        <w:pStyle w:val="BodyRail"/>
-      </w:pPr>
-      <w:r>
-        <w:t>Security는 Authentication 이후 Authorization/Permission을 분리해 평가하고 Session/Token lifecycle을 Runtime 경계에 맞춥니다. 관리 기능과 업무 기능은 서로 다른 권한 Surface를 가집니다.</w:t>
-      </w:r>
-    </w:p>
-    <w:p>
-      <w:pPr>
-        <w:pStyle w:val="BulletRail"/>
-      </w:pPr>
-      <w:r>
-        <w:t>•  Protected Header와 사용자 credential을 동일 identity로 취급하지 않습니다.</w:t>
-      </w:r>
-    </w:p>
-    <w:p>
-      <w:pPr>
-        <w:pStyle w:val="BulletRail"/>
-      </w:pPr>
-      <w:r>
-        <w:t>•  401/403은 원인을 구분하고 실패도 audit/trace와 연결합니다.</w:t>
-      </w:r>
-    </w:p>
-    <w:p>
-      <w:pPr>
-        <w:pStyle w:val="Heading2"/>
-        <w:keepNext/>
-        <w:keepLines/>
-        <w:widowControl/>
-      </w:pPr>
-      <w:r>
-        <w:t>8.2 Approval/Audit</w:t>
-      </w:r>
-    </w:p>
-    <w:p>
-      <w:pPr>
-        <w:pStyle w:val="BodyRail"/>
-      </w:pPr>
-      <w:r>
-        <w:t>위험 운영 조치는 Permission만으로 끝내지 않고 reason, 필요 시 approval, 실행 결과와 audit를 연결합니다. Break-glass는 일반 권한 우회가 아니라 별도 통제된 비상 절차입니다.</w:t>
-      </w:r>
-    </w:p>
-    <w:p>
-      <w:pPr>
-        <w:pStyle w:val="BulletRail"/>
-      </w:pPr>
-      <w:r>
-        <w:t>•  승인자와 실행자의 SoD를 적용할 수 있어야 합니다.</w:t>
-      </w:r>
-    </w:p>
-    <w:p>
-      <w:pPr>
-        <w:pStyle w:val="BulletRail"/>
-      </w:pPr>
-      <w:r>
-        <w:t>•  실행 실패도 승인/요청/결과 trace에서 누락하지 않습니다.</w:t>
-      </w:r>
-    </w:p>
-    <w:p>
-      <w:pPr>
-        <w:pStyle w:val="BodyRail"/>
-      </w:pPr>
-      <w:r>
-        <w:t>작업에 사용할 Public API와 실패 주의점을 확인합니다.</w:t>
-      </w:r>
-    </w:p>
-    <w:p>
-      <w:pPr>
-        <w:pStyle w:val="SourceRail"/>
-      </w:pPr>
-      <w:r>
-        <w:t>Source 길찾기 cpf-starters/security/src/main/java/com/cpf/security/api/approval/CpfApprovalVerifier.java</w:t>
-      </w:r>
-    </w:p>
-    <w:p>
-      <w:pPr>
-        <w:pStyle w:val="Heading1"/>
-        <w:keepNext/>
-        <w:keepLines/>
-        <w:widowControl/>
-      </w:pPr>
-      <w:r>
-        <w:t>9. Batch·Gateway 계약</w:t>
-      </w:r>
-    </w:p>
-    <w:p>
-      <w:pPr>
-        <w:pStyle w:val="Heading2"/>
-        <w:keepNext/>
-        <w:keepLines/>
-        <w:widowControl/>
-      </w:pPr>
-      <w:r>
-        <w:t>9.1 Batch</w:t>
-      </w:r>
-    </w:p>
-    <w:p>
-      <w:pPr>
-        <w:pStyle w:val="BodyRail"/>
-      </w:pPr>
-      <w:r>
-        <w:t>Batch 계약은 Job/Execution/Step identity, 상태 전이, checkpoint, lease/fencing과 Restart·Rerun·Reprocess·Reconcile 의미를 정의합니다. 실행 topology는 LOCAL·PARALLEL_STEPS·LOCAL_PARTITION이며 Batch 전용 Kafka/Broker Remote Execution은 지원하지 않습니다.</w:t>
-      </w:r>
-    </w:p>
-    <w:p>
-      <w:pPr>
-        <w:pStyle w:val="BulletRail"/>
-      </w:pPr>
-      <w:r>
-        <w:t>•  Job/Execution/Step identifier는 Control Plane, Worker와 운영 조회에서 같은 실행을 가리켜야 합니다.</w:t>
-      </w:r>
-    </w:p>
-    <w:p>
-      <w:pPr>
-        <w:pStyle w:val="BulletRail"/>
-      </w:pPr>
-      <w:r>
-        <w:t>•  partial failure와 UNKNOWN execution은 성공 대상과 분리하고 허용 복구 동작을 명시합니다.</w:t>
-      </w:r>
-    </w:p>
-    <w:p>
-      <w:pPr>
-        <w:pStyle w:val="Heading2"/>
-        <w:keepNext/>
-        <w:keepLines/>
-        <w:widowControl/>
-      </w:pPr>
-      <w:r>
-        <w:t>9.2 Gateway</w:t>
-      </w:r>
-    </w:p>
-    <w:p>
-      <w:pPr>
-        <w:pStyle w:val="BodyRail"/>
-      </w:pPr>
-      <w:r>
-        <w:t>Gateway는 외부 진입·trust normalization·routing·rate/resilience를 담당하는 Optional Edge입니다. 업무 로직과 Business DB는 Gateway에 두지 않습니다.</w:t>
-      </w:r>
-    </w:p>
-    <w:p>
-      <w:pPr>
-        <w:pStyle w:val="BulletRail"/>
-      </w:pPr>
-      <w:r>
-        <w:t>•  Gateway 없이 배포하는 topology도 공식 Domain 계약을 유지합니다.</w:t>
-      </w:r>
-    </w:p>
-    <w:p>
-      <w:pPr>
-        <w:pStyle w:val="BulletRail"/>
-      </w:pPr>
-      <w:r>
-        <w:t>•  Route 변경은 health/draining/canary/rollback과 함께 운영합니다.</w:t>
-      </w:r>
-    </w:p>
-    <w:p>
-      <w:pPr>
-        <w:pStyle w:val="BodyRail"/>
-      </w:pPr>
-      <w:r>
-        <w:t>작업에 사용할 Public API와 실패 주의점을 확인합니다.</w:t>
-      </w:r>
-    </w:p>
-    <w:p>
-      <w:pPr>
-        <w:pStyle w:val="BodyRail"/>
-      </w:pPr>
-      <w:r>
-        <w:t>각 역할의 책임과 장애 시 영향을 구분합니다.</w:t>
-      </w:r>
-    </w:p>
-    <w:p>
-      <w:pPr>
-        <w:pStyle w:val="TableTitle"/>
-        <w:keepNext/>
-        <w:keepLines/>
-        <w:widowControl/>
-      </w:pPr>
-      <w:r>
-        <w:t>표 9-1. 역할 / 책임 / 소유/경계 / 장애 영향</w:t>
-      </w:r>
-    </w:p>
-    <w:p>
-      <w:pPr>
-        <w:pStyle w:val="TablePurpose"/>
-        <w:keepNext/>
-        <w:keepLines/>
-        <w:widowControl/>
-      </w:pPr>
-      <w:r>
-        <w:t>비교·선택·확인에 필요한 항목만 압축해 정리합니다.</w:t>
-      </w:r>
-    </w:p>
-    <w:tbl>
-      <w:tblPr>
-        <w:tblW w:type="auto" w:w="0"/>
-        <w:jc w:val="left"/>
-        <w:tblLayout w:type="autofit"/>
-        <w:tblLook w:firstColumn="1" w:firstRow="1" w:lastColumn="0" w:lastRow="0" w:noHBand="0" w:noVBand="1" w:val="04A0"/>
-      </w:tblPr>
-      <w:tblGrid>
-        <w:gridCol w:w="2720"/>
-        <w:gridCol w:w="2720"/>
-        <w:gridCol w:w="2720"/>
-        <w:gridCol w:w="2720"/>
-      </w:tblGrid>
-      <w:tr>
-        <w:trPr>
-          <w:cantSplit/>
-          <w:tblHeader w:val="true"/>
-        </w:trPr>
-        <w:tc>
-          <w:tcPr>
-            <w:tcW w:type="dxa" w:w="2720"/>
-            <w:tcMar>
-              <w:top w:w="70" w:type="dxa"/>
-              <w:start w:w="80" w:type="dxa"/>
-              <w:bottom w:w="70" w:type="dxa"/>
-              <w:end w:w="80" w:type="dxa"/>
-            </w:tcMar>
-            <w:vAlign w:val="top"/>
-            <w:shd w:fill="17324D"/>
-          </w:tcPr>
-          <w:p>
-            <w:r>
-              <w:rPr>
-                <w:rFonts w:ascii="Noto Sans CJK KR" w:hAnsi="Noto Sans CJK KR"/>
-                <w:b/>
-                <w:color w:val="FFFFFF"/>
-                <w:sz w:val="17"/>
-              </w:rPr>
-              <w:t>역할</w:t>
-            </w:r>
-          </w:p>
-        </w:tc>
-        <w:tc>
-          <w:tcPr>
-            <w:tcW w:type="dxa" w:w="2720"/>
-            <w:tcMar>
-              <w:top w:w="70" w:type="dxa"/>
-              <w:start w:w="80" w:type="dxa"/>
-              <w:bottom w:w="70" w:type="dxa"/>
-              <w:end w:w="80" w:type="dxa"/>
-            </w:tcMar>
-            <w:vAlign w:val="top"/>
-            <w:shd w:fill="17324D"/>
-          </w:tcPr>
-          <w:p>
-            <w:r>
-              <w:rPr>
-                <w:rFonts w:ascii="Noto Sans CJK KR" w:hAnsi="Noto Sans CJK KR"/>
-                <w:b/>
-                <w:color w:val="FFFFFF"/>
-                <w:sz w:val="17"/>
-              </w:rPr>
-              <w:t>책임</w:t>
-            </w:r>
-          </w:p>
-        </w:tc>
-        <w:tc>
-          <w:tcPr>
-            <w:tcW w:type="dxa" w:w="2720"/>
-            <w:tcMar>
-              <w:top w:w="70" w:type="dxa"/>
-              <w:start w:w="80" w:type="dxa"/>
-              <w:bottom w:w="70" w:type="dxa"/>
-              <w:end w:w="80" w:type="dxa"/>
-            </w:tcMar>
-            <w:vAlign w:val="top"/>
-            <w:shd w:fill="17324D"/>
-          </w:tcPr>
-          <w:p>
-            <w:r>
-              <w:rPr>
-                <w:rFonts w:ascii="Noto Sans CJK KR" w:hAnsi="Noto Sans CJK KR"/>
-                <w:b/>
-                <w:color w:val="FFFFFF"/>
-                <w:sz w:val="17"/>
-              </w:rPr>
-              <w:t>소유/경계</w:t>
-            </w:r>
-          </w:p>
-        </w:tc>
-        <w:tc>
-          <w:tcPr>
-            <w:tcW w:type="dxa" w:w="2720"/>
-            <w:tcMar>
-              <w:top w:w="70" w:type="dxa"/>
-              <w:start w:w="80" w:type="dxa"/>
-              <w:bottom w:w="70" w:type="dxa"/>
-              <w:end w:w="80" w:type="dxa"/>
-            </w:tcMar>
-            <w:vAlign w:val="top"/>
-            <w:shd w:fill="17324D"/>
-          </w:tcPr>
-          <w:p>
-            <w:r>
-              <w:rPr>
-                <w:rFonts w:ascii="Noto Sans CJK KR" w:hAnsi="Noto Sans CJK KR"/>
-                <w:b/>
-                <w:color w:val="FFFFFF"/>
-                <w:sz w:val="17"/>
-              </w:rPr>
-              <w:t>장애 영향</w:t>
-            </w:r>
-          </w:p>
-        </w:tc>
-      </w:tr>
-      <w:tr>
-        <w:trPr>
-          <w:cantSplit/>
-        </w:trPr>
-        <w:tc>
-          <w:tcPr>
-            <w:tcW w:type="dxa" w:w="2720"/>
-            <w:tcMar>
-              <w:top w:w="70" w:type="dxa"/>
-              <w:start w:w="80" w:type="dxa"/>
-              <w:bottom w:w="70" w:type="dxa"/>
-              <w:end w:w="80" w:type="dxa"/>
-            </w:tcMar>
-            <w:vAlign w:val="top"/>
-            <w:shd w:fill="F4F7FA"/>
-          </w:tcPr>
-          <w:p>
-            <w:pPr>
-              <w:spacing w:after="0" w:line="252" w:lineRule="auto"/>
-            </w:pPr>
-            <w:r>
-              <w:rPr>
-                <w:rFonts w:ascii="Noto Sans CJK KR" w:hAnsi="Noto Sans CJK KR"/>
-                <w:color w:val="202124"/>
-                <w:sz w:val="17"/>
-              </w:rPr>
-              <w:t>Control Plane</w:t>
-            </w:r>
-          </w:p>
-        </w:tc>
-        <w:tc>
-          <w:tcPr>
-            <w:tcW w:type="dxa" w:w="2720"/>
-            <w:tcMar>
-              <w:top w:w="70" w:type="dxa"/>
-              <w:start w:w="80" w:type="dxa"/>
-              <w:bottom w:w="70" w:type="dxa"/>
-              <w:end w:w="80" w:type="dxa"/>
-            </w:tcMar>
-            <w:vAlign w:val="top"/>
-          </w:tcPr>
-          <w:p>
-            <w:pPr>
-              <w:spacing w:after="0" w:line="252" w:lineRule="auto"/>
-            </w:pPr>
-            <w:r>
-              <w:rPr>
-                <w:rFonts w:ascii="Noto Sans CJK KR" w:hAnsi="Noto Sans CJK KR"/>
-                <w:color w:val="202124"/>
-                <w:sz w:val="17"/>
-              </w:rPr>
-              <w:t>정의·제어·상태</w:t>
-            </w:r>
-          </w:p>
-        </w:tc>
-        <w:tc>
-          <w:tcPr>
-            <w:tcW w:type="dxa" w:w="2720"/>
-            <w:tcMar>
-              <w:top w:w="70" w:type="dxa"/>
-              <w:start w:w="80" w:type="dxa"/>
-              <w:bottom w:w="70" w:type="dxa"/>
-              <w:end w:w="80" w:type="dxa"/>
-            </w:tcMar>
-            <w:vAlign w:val="top"/>
-          </w:tcPr>
-          <w:p>
-            <w:pPr>
-              <w:spacing w:after="0" w:line="252" w:lineRule="auto"/>
-            </w:pPr>
-            <w:r>
-              <w:rPr>
-                <w:rFonts w:ascii="Noto Sans CJK KR" w:hAnsi="Noto Sans CJK KR"/>
-                <w:color w:val="202124"/>
-                <w:sz w:val="17"/>
-              </w:rPr>
-              <w:t>제어 Owner</w:t>
-            </w:r>
-          </w:p>
-        </w:tc>
-        <w:tc>
-          <w:tcPr>
-            <w:tcW w:type="dxa" w:w="2720"/>
-            <w:tcMar>
-              <w:top w:w="70" w:type="dxa"/>
-              <w:start w:w="80" w:type="dxa"/>
-              <w:bottom w:w="70" w:type="dxa"/>
-              <w:end w:w="80" w:type="dxa"/>
-            </w:tcMar>
-            <w:vAlign w:val="top"/>
-          </w:tcPr>
-          <w:p>
-            <w:pPr>
-              <w:spacing w:after="0" w:line="252" w:lineRule="auto"/>
-            </w:pPr>
-            <w:r>
-              <w:rPr>
-                <w:rFonts w:ascii="Noto Sans CJK KR" w:hAnsi="Noto Sans CJK KR"/>
-                <w:color w:val="202124"/>
-                <w:sz w:val="17"/>
-              </w:rPr>
-              <w:t>명령/상태 불일치</w:t>
-            </w:r>
-          </w:p>
-        </w:tc>
-      </w:tr>
-      <w:tr>
-        <w:trPr>
-          <w:cantSplit/>
-        </w:trPr>
-        <w:tc>
-          <w:tcPr>
-            <w:tcW w:type="dxa" w:w="2720"/>
-            <w:tcMar>
-              <w:top w:w="70" w:type="dxa"/>
-              <w:start w:w="80" w:type="dxa"/>
-              <w:bottom w:w="70" w:type="dxa"/>
-              <w:end w:w="80" w:type="dxa"/>
-            </w:tcMar>
-            <w:vAlign w:val="top"/>
-            <w:shd w:fill="F4F7FA"/>
-          </w:tcPr>
-          <w:p>
-            <w:pPr>
-              <w:spacing w:after="0" w:line="252" w:lineRule="auto"/>
-            </w:pPr>
-            <w:r>
-              <w:rPr>
-                <w:rFonts w:ascii="Noto Sans CJK KR" w:hAnsi="Noto Sans CJK KR"/>
-                <w:color w:val="202124"/>
-                <w:sz w:val="17"/>
-              </w:rPr>
-              <w:t>Scheduler</w:t>
-            </w:r>
-          </w:p>
-        </w:tc>
-        <w:tc>
-          <w:tcPr>
-            <w:tcW w:type="dxa" w:w="2720"/>
-            <w:tcMar>
-              <w:top w:w="70" w:type="dxa"/>
-              <w:start w:w="80" w:type="dxa"/>
-              <w:bottom w:w="70" w:type="dxa"/>
-              <w:end w:w="80" w:type="dxa"/>
-            </w:tcMar>
-            <w:vAlign w:val="top"/>
-          </w:tcPr>
-          <w:p>
-            <w:pPr>
-              <w:spacing w:after="0" w:line="252" w:lineRule="auto"/>
-            </w:pPr>
-            <w:r>
-              <w:rPr>
-                <w:rFonts w:ascii="Noto Sans CJK KR" w:hAnsi="Noto Sans CJK KR"/>
-                <w:color w:val="202124"/>
-                <w:sz w:val="17"/>
-              </w:rPr>
-              <w:t>Trigger·할당</w:t>
-            </w:r>
-          </w:p>
-        </w:tc>
-        <w:tc>
-          <w:tcPr>
-            <w:tcW w:type="dxa" w:w="2720"/>
-            <w:tcMar>
-              <w:top w:w="70" w:type="dxa"/>
-              <w:start w:w="80" w:type="dxa"/>
-              <w:bottom w:w="70" w:type="dxa"/>
-              <w:end w:w="80" w:type="dxa"/>
-            </w:tcMar>
-            <w:vAlign w:val="top"/>
-          </w:tcPr>
-          <w:p>
-            <w:pPr>
-              <w:spacing w:after="0" w:line="252" w:lineRule="auto"/>
-            </w:pPr>
-            <w:r>
-              <w:rPr>
-                <w:rFonts w:ascii="Noto Sans CJK KR" w:hAnsi="Noto Sans CJK KR"/>
-                <w:color w:val="202124"/>
-                <w:sz w:val="17"/>
-              </w:rPr>
-              <w:t>실행 계획</w:t>
-            </w:r>
-          </w:p>
-        </w:tc>
-        <w:tc>
-          <w:tcPr>
-            <w:tcW w:type="dxa" w:w="2720"/>
-            <w:tcMar>
-              <w:top w:w="70" w:type="dxa"/>
-              <w:start w:w="80" w:type="dxa"/>
-              <w:bottom w:w="70" w:type="dxa"/>
-              <w:end w:w="80" w:type="dxa"/>
-            </w:tcMar>
-            <w:vAlign w:val="top"/>
-          </w:tcPr>
-          <w:p>
-            <w:pPr>
-              <w:spacing w:after="0" w:line="252" w:lineRule="auto"/>
-            </w:pPr>
-            <w:r>
-              <w:rPr>
-                <w:rFonts w:ascii="Noto Sans CJK KR" w:hAnsi="Noto Sans CJK KR"/>
-                <w:color w:val="202124"/>
-                <w:sz w:val="17"/>
-              </w:rPr>
-              <w:t>중복 scheduling</w:t>
-            </w:r>
-          </w:p>
-        </w:tc>
-      </w:tr>
-      <w:tr>
-        <w:trPr>
-          <w:cantSplit/>
-        </w:trPr>
-        <w:tc>
-          <w:tcPr>
-            <w:tcW w:type="dxa" w:w="2720"/>
-            <w:tcMar>
-              <w:top w:w="70" w:type="dxa"/>
-              <w:start w:w="80" w:type="dxa"/>
-              <w:bottom w:w="70" w:type="dxa"/>
-              <w:end w:w="80" w:type="dxa"/>
-            </w:tcMar>
-            <w:vAlign w:val="top"/>
-            <w:shd w:fill="F4F7FA"/>
-          </w:tcPr>
-          <w:p>
-            <w:pPr>
-              <w:spacing w:after="0" w:line="252" w:lineRule="auto"/>
-            </w:pPr>
-            <w:r>
-              <w:rPr>
-                <w:rFonts w:ascii="Noto Sans CJK KR" w:hAnsi="Noto Sans CJK KR"/>
-                <w:color w:val="202124"/>
-                <w:sz w:val="17"/>
-              </w:rPr>
-              <w:t>Worker</w:t>
-            </w:r>
-          </w:p>
-        </w:tc>
-        <w:tc>
-          <w:tcPr>
-            <w:tcW w:type="dxa" w:w="2720"/>
-            <w:tcMar>
-              <w:top w:w="70" w:type="dxa"/>
-              <w:start w:w="80" w:type="dxa"/>
-              <w:bottom w:w="70" w:type="dxa"/>
-              <w:end w:w="80" w:type="dxa"/>
-            </w:tcMar>
-            <w:vAlign w:val="top"/>
-          </w:tcPr>
-          <w:p>
-            <w:pPr>
-              <w:spacing w:after="0" w:line="252" w:lineRule="auto"/>
-            </w:pPr>
-            <w:r>
-              <w:rPr>
-                <w:rFonts w:ascii="Noto Sans CJK KR" w:hAnsi="Noto Sans CJK KR"/>
-                <w:color w:val="202124"/>
-                <w:sz w:val="17"/>
-              </w:rPr>
-              <w:t>Job 실행</w:t>
-            </w:r>
-          </w:p>
-        </w:tc>
-        <w:tc>
-          <w:tcPr>
-            <w:tcW w:type="dxa" w:w="2720"/>
-            <w:tcMar>
-              <w:top w:w="70" w:type="dxa"/>
-              <w:start w:w="80" w:type="dxa"/>
-              <w:bottom w:w="70" w:type="dxa"/>
-              <w:end w:w="80" w:type="dxa"/>
-            </w:tcMar>
-            <w:vAlign w:val="top"/>
-          </w:tcPr>
-          <w:p>
-            <w:pPr>
-              <w:spacing w:after="0" w:line="252" w:lineRule="auto"/>
-            </w:pPr>
-            <w:r>
-              <w:rPr>
-                <w:rFonts w:ascii="Noto Sans CJK KR" w:hAnsi="Noto Sans CJK KR"/>
-                <w:color w:val="202124"/>
-                <w:sz w:val="17"/>
-              </w:rPr>
-              <w:t>execution</w:t>
-            </w:r>
-          </w:p>
-        </w:tc>
-        <w:tc>
-          <w:tcPr>
-            <w:tcW w:type="dxa" w:w="2720"/>
-            <w:tcMar>
-              <w:top w:w="70" w:type="dxa"/>
-              <w:start w:w="80" w:type="dxa"/>
-              <w:bottom w:w="70" w:type="dxa"/>
-              <w:end w:w="80" w:type="dxa"/>
-            </w:tcMar>
-            <w:vAlign w:val="top"/>
-          </w:tcPr>
-          <w:p>
-            <w:pPr>
-              <w:spacing w:after="0" w:line="252" w:lineRule="auto"/>
-            </w:pPr>
-            <w:r>
-              <w:rPr>
-                <w:rFonts w:ascii="Noto Sans CJK KR" w:hAnsi="Noto Sans CJK KR"/>
-                <w:color w:val="202124"/>
-                <w:sz w:val="17"/>
-              </w:rPr>
-              <w:t>Process kill</w:t>
-            </w:r>
-          </w:p>
-        </w:tc>
-      </w:tr>
-      <w:tr>
-        <w:trPr>
-          <w:cantSplit/>
-        </w:trPr>
-        <w:tc>
-          <w:tcPr>
-            <w:tcW w:type="dxa" w:w="2720"/>
-            <w:tcMar>
-              <w:top w:w="70" w:type="dxa"/>
-              <w:start w:w="80" w:type="dxa"/>
-              <w:bottom w:w="70" w:type="dxa"/>
-              <w:end w:w="80" w:type="dxa"/>
-            </w:tcMar>
-            <w:vAlign w:val="top"/>
-            <w:shd w:fill="F4F7FA"/>
-          </w:tcPr>
-          <w:p>
-            <w:pPr>
-              <w:spacing w:after="0" w:line="252" w:lineRule="auto"/>
-            </w:pPr>
-            <w:r>
-              <w:rPr>
-                <w:rFonts w:ascii="Noto Sans CJK KR" w:hAnsi="Noto Sans CJK KR"/>
-                <w:color w:val="202124"/>
-                <w:sz w:val="17"/>
-              </w:rPr>
-              <w:t>Center-Cut</w:t>
-            </w:r>
-          </w:p>
-        </w:tc>
-        <w:tc>
-          <w:tcPr>
-            <w:tcW w:type="dxa" w:w="2720"/>
-            <w:tcMar>
-              <w:top w:w="70" w:type="dxa"/>
-              <w:start w:w="80" w:type="dxa"/>
-              <w:bottom w:w="70" w:type="dxa"/>
-              <w:end w:w="80" w:type="dxa"/>
-            </w:tcMar>
-            <w:vAlign w:val="top"/>
-          </w:tcPr>
-          <w:p>
-            <w:pPr>
-              <w:spacing w:after="0" w:line="252" w:lineRule="auto"/>
-            </w:pPr>
-            <w:r>
-              <w:rPr>
-                <w:rFonts w:ascii="Noto Sans CJK KR" w:hAnsi="Noto Sans CJK KR"/>
-                <w:color w:val="202124"/>
-                <w:sz w:val="17"/>
-              </w:rPr>
-              <w:t>대상 분할·조정</w:t>
-            </w:r>
-          </w:p>
-        </w:tc>
-        <w:tc>
-          <w:tcPr>
-            <w:tcW w:type="dxa" w:w="2720"/>
-            <w:tcMar>
-              <w:top w:w="70" w:type="dxa"/>
-              <w:start w:w="80" w:type="dxa"/>
-              <w:bottom w:w="70" w:type="dxa"/>
-              <w:end w:w="80" w:type="dxa"/>
-            </w:tcMar>
-            <w:vAlign w:val="top"/>
-          </w:tcPr>
-          <w:p>
-            <w:pPr>
-              <w:spacing w:after="0" w:line="252" w:lineRule="auto"/>
-            </w:pPr>
-            <w:r>
-              <w:rPr>
-                <w:rFonts w:ascii="Noto Sans CJK KR" w:hAnsi="Noto Sans CJK KR"/>
-                <w:color w:val="202124"/>
-                <w:sz w:val="17"/>
-              </w:rPr>
-              <w:t>대량 실행</w:t>
-            </w:r>
-          </w:p>
-        </w:tc>
-        <w:tc>
-          <w:tcPr>
-            <w:tcW w:type="dxa" w:w="2720"/>
-            <w:tcMar>
-              <w:top w:w="70" w:type="dxa"/>
-              <w:start w:w="80" w:type="dxa"/>
-              <w:bottom w:w="70" w:type="dxa"/>
-              <w:end w:w="80" w:type="dxa"/>
-            </w:tcMar>
-            <w:vAlign w:val="top"/>
-          </w:tcPr>
-          <w:p>
-            <w:pPr>
-              <w:spacing w:after="0" w:line="252" w:lineRule="auto"/>
-            </w:pPr>
-            <w:r>
-              <w:rPr>
-                <w:rFonts w:ascii="Noto Sans CJK KR" w:hAnsi="Noto Sans CJK KR"/>
-                <w:color w:val="202124"/>
-                <w:sz w:val="17"/>
-              </w:rPr>
-              <w:t>부분 실패</w:t>
-            </w:r>
-          </w:p>
-        </w:tc>
-      </w:tr>
-      <w:tr>
-        <w:trPr>
-          <w:cantSplit/>
-        </w:trPr>
-        <w:tc>
-          <w:tcPr>
-            <w:tcW w:type="dxa" w:w="2720"/>
-            <w:tcMar>
-              <w:top w:w="70" w:type="dxa"/>
-              <w:start w:w="80" w:type="dxa"/>
-              <w:bottom w:w="70" w:type="dxa"/>
-              <w:end w:w="80" w:type="dxa"/>
-            </w:tcMar>
-            <w:vAlign w:val="top"/>
-            <w:shd w:fill="F4F7FA"/>
-          </w:tcPr>
-          <w:p>
-            <w:pPr>
-              <w:spacing w:after="0" w:line="252" w:lineRule="auto"/>
-            </w:pPr>
-            <w:r>
-              <w:rPr>
-                <w:rFonts w:ascii="Noto Sans CJK KR" w:hAnsi="Noto Sans CJK KR"/>
-                <w:color w:val="202124"/>
-                <w:sz w:val="17"/>
-              </w:rPr>
-              <w:t>Agent</w:t>
-            </w:r>
-          </w:p>
-        </w:tc>
-        <w:tc>
-          <w:tcPr>
-            <w:tcW w:type="dxa" w:w="2720"/>
-            <w:tcMar>
-              <w:top w:w="70" w:type="dxa"/>
-              <w:start w:w="80" w:type="dxa"/>
-              <w:bottom w:w="70" w:type="dxa"/>
-              <w:end w:w="80" w:type="dxa"/>
-            </w:tcMar>
-            <w:vAlign w:val="top"/>
-          </w:tcPr>
-          <w:p>
-            <w:pPr>
-              <w:spacing w:after="0" w:line="252" w:lineRule="auto"/>
-            </w:pPr>
-            <w:r>
-              <w:rPr>
-                <w:rFonts w:ascii="Noto Sans CJK KR" w:hAnsi="Noto Sans CJK KR"/>
-                <w:color w:val="202124"/>
-                <w:sz w:val="17"/>
-              </w:rPr>
-              <w:t>Job Pack/Process 실행·heartbeat</w:t>
-            </w:r>
-          </w:p>
-        </w:tc>
-        <w:tc>
-          <w:tcPr>
-            <w:tcW w:type="dxa" w:w="2720"/>
-            <w:tcMar>
-              <w:top w:w="70" w:type="dxa"/>
-              <w:start w:w="80" w:type="dxa"/>
-              <w:bottom w:w="70" w:type="dxa"/>
-              <w:end w:w="80" w:type="dxa"/>
-            </w:tcMar>
-            <w:vAlign w:val="top"/>
-          </w:tcPr>
-          <w:p>
-            <w:pPr>
-              <w:spacing w:after="0" w:line="252" w:lineRule="auto"/>
-            </w:pPr>
-            <w:r>
-              <w:rPr>
-                <w:rFonts w:ascii="Noto Sans CJK KR" w:hAnsi="Noto Sans CJK KR"/>
-                <w:color w:val="202124"/>
-                <w:sz w:val="17"/>
-              </w:rPr>
-              <w:t>instance/lease</w:t>
-            </w:r>
-          </w:p>
-        </w:tc>
-        <w:tc>
-          <w:tcPr>
-            <w:tcW w:type="dxa" w:w="2720"/>
-            <w:tcMar>
-              <w:top w:w="70" w:type="dxa"/>
-              <w:start w:w="80" w:type="dxa"/>
-              <w:bottom w:w="70" w:type="dxa"/>
-              <w:end w:w="80" w:type="dxa"/>
-            </w:tcMar>
-            <w:vAlign w:val="top"/>
-          </w:tcPr>
-          <w:p>
-            <w:pPr>
-              <w:spacing w:after="0" w:line="252" w:lineRule="auto"/>
-            </w:pPr>
-            <w:r>
-              <w:rPr>
-                <w:rFonts w:ascii="Noto Sans CJK KR" w:hAnsi="Noto Sans CJK KR"/>
-                <w:color w:val="202124"/>
-                <w:sz w:val="17"/>
-              </w:rPr>
-              <w:t>stale agent</w:t>
-            </w:r>
-          </w:p>
-        </w:tc>
-      </w:tr>
-    </w:tbl>
-    <w:p/>
-    <w:p>
-      <w:pPr>
-        <w:pStyle w:val="SourceRail"/>
-      </w:pPr>
-      <w:r>
-        <w:t>Source 길찾기 cpf-gateway/src/main/java/com/cpf/gateway/api/CpfGatewayRoute.java</w:t>
-      </w:r>
-    </w:p>
-    <w:p>
-      <w:pPr>
-        <w:pStyle w:val="Heading1"/>
-        <w:keepNext/>
-        <w:keepLines/>
-        <w:widowControl/>
-      </w:pPr>
-      <w:r>
-        <w:t>10. DB·Runtime·Platform State 계약</w:t>
-      </w:r>
-    </w:p>
-    <w:p>
-      <w:pPr>
-        <w:pStyle w:val="Heading2"/>
-        <w:keepNext/>
-        <w:keepLines/>
-        <w:widowControl/>
-      </w:pPr>
-      <w:r>
-        <w:t>10.1 DB Lifecycle</w:t>
-      </w:r>
-    </w:p>
-    <w:p>
-      <w:pPr>
-        <w:pStyle w:val="BodyRail"/>
-      </w:pPr>
-      <w:r>
-        <w:t>DB 변경은 Canonical Source→Fresh Init→Vendor Render→Migration→Seed→Upgrade→Rollback/Recovery→Runtime Query→Test를 하나의 Lifecycle로 닫습니다.</w:t>
-      </w:r>
-    </w:p>
-    <w:p>
-      <w:pPr>
-        <w:pStyle w:val="BulletRail"/>
-      </w:pPr>
-      <w:r>
-        <w:t>•  DDL 한 파일 변경만으로 완료 처리하지 않습니다.</w:t>
-      </w:r>
-    </w:p>
-    <w:p>
-      <w:pPr>
-        <w:pStyle w:val="BulletRail"/>
-      </w:pPr>
-      <w:r>
-        <w:t>•  Rollback이 위험하거나 불가능하면 명시적 recovery 절차와 Evidence를 남깁니다.</w:t>
-      </w:r>
-    </w:p>
-    <w:p>
-      <w:pPr>
-        <w:pStyle w:val="Heading2"/>
-        <w:keepNext/>
-        <w:keepLines/>
-        <w:widowControl/>
-      </w:pPr>
-      <w:r>
-        <w:t>10.2 Runtime/Topology</w:t>
-      </w:r>
-    </w:p>
-    <w:p>
-      <w:pPr>
-        <w:pStyle w:val="BodyRail"/>
-      </w:pPr>
-      <w:r>
-        <w:t>Runtime/Topology 계약은 systemCode, instanceId, discovery/route와 Same JVM·Remote·다중 인스턴스에서 유지해야 할 identity/호출 의미를 정의합니다.</w:t>
-      </w:r>
-    </w:p>
-    <w:p>
-      <w:pPr>
-        <w:pStyle w:val="BulletRail"/>
-      </w:pPr>
-      <w:r>
-        <w:t>•  systemCode·instanceId·target identity는 discovery, health와 trace에서 같은 Runtime을 가리켜야 합니다.</w:t>
-      </w:r>
-    </w:p>
-    <w:p>
-      <w:pPr>
-        <w:pStyle w:val="BulletRail"/>
-      </w:pPr>
-      <w:r>
-        <w:t>•  instance/route 장애 시 다른 instance로 전환해도 transaction/operation 의미와 실패 추적이 유지되어야 합니다.</w:t>
-      </w:r>
-    </w:p>
-    <w:p>
-      <w:pPr>
-        <w:pStyle w:val="Heading2"/>
-        <w:keepNext/>
-        <w:keepLines/>
-        <w:widowControl/>
-      </w:pPr>
-      <w:r>
-        <w:t>10.3 Feature Flag/Platform State</w:t>
-      </w:r>
-    </w:p>
-    <w:p>
-      <w:pPr>
-        <w:pStyle w:val="BodyRail"/>
-      </w:pPr>
-      <w:r>
-        <w:t>Config와 운영 State는 Source 기본값, environment/profile, 정책/override의 소유권과 우선순위를 분리합니다. Dynamic 변경은 적용 대상·version·reason·rollback 가능성을 추적합니다.</w:t>
-      </w:r>
-    </w:p>
-    <w:p>
-      <w:pPr>
-        <w:pStyle w:val="BulletRail"/>
-      </w:pPr>
-      <w:r>
-        <w:t>•  secret 값을 일반 property dump나 ADM 화면에 노출하지 않습니다.</w:t>
-      </w:r>
-    </w:p>
-    <w:p>
-      <w:pPr>
-        <w:pStyle w:val="BulletRail"/>
-      </w:pPr>
-      <w:r>
-        <w:t>•  동적 변경은 다중 인스턴스 전파와 stale version 충돌을 검증합니다.</w:t>
-      </w:r>
-    </w:p>
-    <w:p>
-      <w:pPr>
-        <w:pStyle w:val="BodyRail"/>
-      </w:pPr>
-      <w:r>
-        <w:t>DB 변경이 Fresh Init부터 Runtime Query까지 닫혔는지 확인합니다.</w:t>
-      </w:r>
-    </w:p>
-    <w:p>
-      <w:pPr>
-        <w:pStyle w:val="TableTitle"/>
-        <w:keepNext/>
-        <w:keepLines/>
-        <w:widowControl/>
-      </w:pPr>
-      <w:r>
-        <w:t>표 10-1. 단계 / Canonical / Vendor 영향 / 검증/복구</w:t>
-      </w:r>
-    </w:p>
-    <w:p>
-      <w:pPr>
-        <w:pStyle w:val="TablePurpose"/>
-        <w:keepNext/>
-        <w:keepLines/>
-        <w:widowControl/>
-      </w:pPr>
-      <w:r>
-        <w:t>비교·선택·확인에 필요한 항목만 압축해 정리합니다.</w:t>
-      </w:r>
-    </w:p>
-    <w:tbl>
-      <w:tblPr>
-        <w:tblW w:type="auto" w:w="0"/>
-        <w:jc w:val="left"/>
-        <w:tblLayout w:type="autofit"/>
-        <w:tblLook w:firstColumn="1" w:firstRow="1" w:lastColumn="0" w:lastRow="0" w:noHBand="0" w:noVBand="1" w:val="04A0"/>
-      </w:tblPr>
-      <w:tblGrid>
-        <w:gridCol w:w="2720"/>
-        <w:gridCol w:w="2720"/>
-        <w:gridCol w:w="2720"/>
-        <w:gridCol w:w="2720"/>
-      </w:tblGrid>
-      <w:tr>
-        <w:trPr>
-          <w:cantSplit/>
-          <w:tblHeader w:val="true"/>
-        </w:trPr>
-        <w:tc>
-          <w:tcPr>
-            <w:tcW w:type="dxa" w:w="2720"/>
-            <w:tcMar>
-              <w:top w:w="70" w:type="dxa"/>
-              <w:start w:w="80" w:type="dxa"/>
-              <w:bottom w:w="70" w:type="dxa"/>
-              <w:end w:w="80" w:type="dxa"/>
-            </w:tcMar>
-            <w:vAlign w:val="top"/>
-            <w:shd w:fill="17324D"/>
-          </w:tcPr>
-          <w:p>
-            <w:r>
-              <w:rPr>
-                <w:rFonts w:ascii="Noto Sans CJK KR" w:hAnsi="Noto Sans CJK KR"/>
-                <w:b/>
-                <w:color w:val="FFFFFF"/>
-                <w:sz w:val="17"/>
-              </w:rPr>
-              <w:t>단계</w:t>
-            </w:r>
-          </w:p>
-        </w:tc>
-        <w:tc>
-          <w:tcPr>
-            <w:tcW w:type="dxa" w:w="2720"/>
-            <w:tcMar>
-              <w:top w:w="70" w:type="dxa"/>
-              <w:start w:w="80" w:type="dxa"/>
-              <w:bottom w:w="70" w:type="dxa"/>
-              <w:end w:w="80" w:type="dxa"/>
-            </w:tcMar>
-            <w:vAlign w:val="top"/>
-            <w:shd w:fill="17324D"/>
-          </w:tcPr>
-          <w:p>
-            <w:r>
-              <w:rPr>
-                <w:rFonts w:ascii="Noto Sans CJK KR" w:hAnsi="Noto Sans CJK KR"/>
-                <w:b/>
-                <w:color w:val="FFFFFF"/>
-                <w:sz w:val="17"/>
-              </w:rPr>
-              <w:t>Canonical</w:t>
-            </w:r>
-          </w:p>
-        </w:tc>
-        <w:tc>
-          <w:tcPr>
-            <w:tcW w:type="dxa" w:w="2720"/>
-            <w:tcMar>
-              <w:top w:w="70" w:type="dxa"/>
-              <w:start w:w="80" w:type="dxa"/>
-              <w:bottom w:w="70" w:type="dxa"/>
-              <w:end w:w="80" w:type="dxa"/>
-            </w:tcMar>
-            <w:vAlign w:val="top"/>
-            <w:shd w:fill="17324D"/>
-          </w:tcPr>
-          <w:p>
-            <w:r>
-              <w:rPr>
-                <w:rFonts w:ascii="Noto Sans CJK KR" w:hAnsi="Noto Sans CJK KR"/>
-                <w:b/>
-                <w:color w:val="FFFFFF"/>
-                <w:sz w:val="17"/>
-              </w:rPr>
-              <w:t>Vendor 영향</w:t>
-            </w:r>
-          </w:p>
-        </w:tc>
-        <w:tc>
-          <w:tcPr>
-            <w:tcW w:type="dxa" w:w="2720"/>
-            <w:tcMar>
-              <w:top w:w="70" w:type="dxa"/>
-              <w:start w:w="80" w:type="dxa"/>
-              <w:bottom w:w="70" w:type="dxa"/>
-              <w:end w:w="80" w:type="dxa"/>
-            </w:tcMar>
-            <w:vAlign w:val="top"/>
-            <w:shd w:fill="17324D"/>
-          </w:tcPr>
-          <w:p>
-            <w:r>
-              <w:rPr>
-                <w:rFonts w:ascii="Noto Sans CJK KR" w:hAnsi="Noto Sans CJK KR"/>
-                <w:b/>
-                <w:color w:val="FFFFFF"/>
-                <w:sz w:val="17"/>
-              </w:rPr>
-              <w:t>검증/복구</w:t>
-            </w:r>
-          </w:p>
-        </w:tc>
-      </w:tr>
-      <w:tr>
-        <w:trPr>
-          <w:cantSplit/>
-        </w:trPr>
-        <w:tc>
-          <w:tcPr>
-            <w:tcW w:type="dxa" w:w="2720"/>
-            <w:tcMar>
-              <w:top w:w="70" w:type="dxa"/>
-              <w:start w:w="80" w:type="dxa"/>
-              <w:bottom w:w="70" w:type="dxa"/>
-              <w:end w:w="80" w:type="dxa"/>
-            </w:tcMar>
-            <w:vAlign w:val="top"/>
-            <w:shd w:fill="F4F7FA"/>
-          </w:tcPr>
-          <w:p>
-            <w:pPr>
-              <w:spacing w:after="0" w:line="252" w:lineRule="auto"/>
-            </w:pPr>
-            <w:r>
-              <w:rPr>
-                <w:rFonts w:ascii="Noto Sans CJK KR" w:hAnsi="Noto Sans CJK KR"/>
-                <w:color w:val="202124"/>
-                <w:sz w:val="17"/>
-              </w:rPr>
-              <w:t>Fresh Init</w:t>
-            </w:r>
-          </w:p>
-        </w:tc>
-        <w:tc>
-          <w:tcPr>
-            <w:tcW w:type="dxa" w:w="2720"/>
-            <w:tcMar>
-              <w:top w:w="70" w:type="dxa"/>
-              <w:start w:w="80" w:type="dxa"/>
-              <w:bottom w:w="70" w:type="dxa"/>
-              <w:end w:w="80" w:type="dxa"/>
-            </w:tcMar>
-            <w:vAlign w:val="top"/>
-          </w:tcPr>
-          <w:p>
-            <w:pPr>
-              <w:spacing w:after="0" w:line="252" w:lineRule="auto"/>
-            </w:pPr>
-            <w:r>
-              <w:rPr>
-                <w:rFonts w:ascii="Noto Sans CJK KR" w:hAnsi="Noto Sans CJK KR"/>
-                <w:color w:val="202124"/>
-                <w:sz w:val="17"/>
-              </w:rPr>
-              <w:t>Canonical schema</w:t>
-            </w:r>
-          </w:p>
-        </w:tc>
-        <w:tc>
-          <w:tcPr>
-            <w:tcW w:type="dxa" w:w="2720"/>
-            <w:tcMar>
-              <w:top w:w="70" w:type="dxa"/>
-              <w:start w:w="80" w:type="dxa"/>
-              <w:bottom w:w="70" w:type="dxa"/>
-              <w:end w:w="80" w:type="dxa"/>
-            </w:tcMar>
-            <w:vAlign w:val="top"/>
-          </w:tcPr>
-          <w:p>
-            <w:pPr>
-              <w:spacing w:after="0" w:line="252" w:lineRule="auto"/>
-            </w:pPr>
-            <w:r>
-              <w:rPr>
-                <w:rFonts w:ascii="Noto Sans CJK KR" w:hAnsi="Noto Sans CJK KR"/>
-                <w:color w:val="202124"/>
-                <w:sz w:val="17"/>
-              </w:rPr>
-              <w:t>Vendor별 DDL</w:t>
-            </w:r>
-          </w:p>
-        </w:tc>
-        <w:tc>
-          <w:tcPr>
-            <w:tcW w:type="dxa" w:w="2720"/>
-            <w:tcMar>
-              <w:top w:w="70" w:type="dxa"/>
-              <w:start w:w="80" w:type="dxa"/>
-              <w:bottom w:w="70" w:type="dxa"/>
-              <w:end w:w="80" w:type="dxa"/>
-            </w:tcMar>
-            <w:vAlign w:val="top"/>
-          </w:tcPr>
-          <w:p>
-            <w:pPr>
-              <w:spacing w:after="0" w:line="252" w:lineRule="auto"/>
-            </w:pPr>
-            <w:r>
-              <w:rPr>
-                <w:rFonts w:ascii="Noto Sans CJK KR" w:hAnsi="Noto Sans CJK KR"/>
-                <w:color w:val="202124"/>
-                <w:sz w:val="17"/>
-              </w:rPr>
-              <w:t>깨끗한 초기화</w:t>
-            </w:r>
-          </w:p>
-        </w:tc>
-      </w:tr>
-      <w:tr>
-        <w:trPr>
-          <w:cantSplit/>
-        </w:trPr>
-        <w:tc>
-          <w:tcPr>
-            <w:tcW w:type="dxa" w:w="2720"/>
-            <w:tcMar>
-              <w:top w:w="70" w:type="dxa"/>
-              <w:start w:w="80" w:type="dxa"/>
-              <w:bottom w:w="70" w:type="dxa"/>
-              <w:end w:w="80" w:type="dxa"/>
-            </w:tcMar>
-            <w:vAlign w:val="top"/>
-            <w:shd w:fill="F4F7FA"/>
-          </w:tcPr>
-          <w:p>
-            <w:pPr>
-              <w:spacing w:after="0" w:line="252" w:lineRule="auto"/>
-            </w:pPr>
-            <w:r>
-              <w:rPr>
-                <w:rFonts w:ascii="Noto Sans CJK KR" w:hAnsi="Noto Sans CJK KR"/>
-                <w:color w:val="202124"/>
-                <w:sz w:val="17"/>
-              </w:rPr>
-              <w:t>Migration</w:t>
-            </w:r>
-          </w:p>
-        </w:tc>
-        <w:tc>
-          <w:tcPr>
-            <w:tcW w:type="dxa" w:w="2720"/>
-            <w:tcMar>
-              <w:top w:w="70" w:type="dxa"/>
-              <w:start w:w="80" w:type="dxa"/>
-              <w:bottom w:w="70" w:type="dxa"/>
-              <w:end w:w="80" w:type="dxa"/>
-            </w:tcMar>
-            <w:vAlign w:val="top"/>
-          </w:tcPr>
-          <w:p>
-            <w:pPr>
-              <w:spacing w:after="0" w:line="252" w:lineRule="auto"/>
-            </w:pPr>
-            <w:r>
-              <w:rPr>
-                <w:rFonts w:ascii="Noto Sans CJK KR" w:hAnsi="Noto Sans CJK KR"/>
-                <w:color w:val="202124"/>
-                <w:sz w:val="17"/>
-              </w:rPr>
-              <w:t>변경 정의</w:t>
-            </w:r>
-          </w:p>
-        </w:tc>
-        <w:tc>
-          <w:tcPr>
-            <w:tcW w:type="dxa" w:w="2720"/>
-            <w:tcMar>
-              <w:top w:w="70" w:type="dxa"/>
-              <w:start w:w="80" w:type="dxa"/>
-              <w:bottom w:w="70" w:type="dxa"/>
-              <w:end w:w="80" w:type="dxa"/>
-            </w:tcMar>
-            <w:vAlign w:val="top"/>
-          </w:tcPr>
-          <w:p>
-            <w:pPr>
-              <w:spacing w:after="0" w:line="252" w:lineRule="auto"/>
-            </w:pPr>
-            <w:r>
-              <w:rPr>
-                <w:rFonts w:ascii="Noto Sans CJK KR" w:hAnsi="Noto Sans CJK KR"/>
-                <w:color w:val="202124"/>
-                <w:sz w:val="17"/>
-              </w:rPr>
-              <w:t>문법/락 차이</w:t>
-            </w:r>
-          </w:p>
-        </w:tc>
-        <w:tc>
-          <w:tcPr>
-            <w:tcW w:type="dxa" w:w="2720"/>
-            <w:tcMar>
-              <w:top w:w="70" w:type="dxa"/>
-              <w:start w:w="80" w:type="dxa"/>
-              <w:bottom w:w="70" w:type="dxa"/>
-              <w:end w:w="80" w:type="dxa"/>
-            </w:tcMar>
-            <w:vAlign w:val="top"/>
-          </w:tcPr>
-          <w:p>
-            <w:pPr>
-              <w:spacing w:after="0" w:line="252" w:lineRule="auto"/>
-            </w:pPr>
-            <w:r>
-              <w:rPr>
-                <w:rFonts w:ascii="Noto Sans CJK KR" w:hAnsi="Noto Sans CJK KR"/>
-                <w:color w:val="202124"/>
-                <w:sz w:val="17"/>
-              </w:rPr>
-              <w:t>upgrade 실행</w:t>
-            </w:r>
-          </w:p>
-        </w:tc>
-      </w:tr>
-      <w:tr>
-        <w:trPr>
-          <w:cantSplit/>
-        </w:trPr>
-        <w:tc>
-          <w:tcPr>
-            <w:tcW w:type="dxa" w:w="2720"/>
-            <w:tcMar>
-              <w:top w:w="70" w:type="dxa"/>
-              <w:start w:w="80" w:type="dxa"/>
-              <w:bottom w:w="70" w:type="dxa"/>
-              <w:end w:w="80" w:type="dxa"/>
-            </w:tcMar>
-            <w:vAlign w:val="top"/>
-            <w:shd w:fill="F4F7FA"/>
-          </w:tcPr>
-          <w:p>
-            <w:pPr>
-              <w:spacing w:after="0" w:line="252" w:lineRule="auto"/>
-            </w:pPr>
-            <w:r>
-              <w:rPr>
-                <w:rFonts w:ascii="Noto Sans CJK KR" w:hAnsi="Noto Sans CJK KR"/>
-                <w:color w:val="202124"/>
-                <w:sz w:val="17"/>
-              </w:rPr>
-              <w:t>Seed</w:t>
-            </w:r>
-          </w:p>
-        </w:tc>
-        <w:tc>
-          <w:tcPr>
-            <w:tcW w:type="dxa" w:w="2720"/>
-            <w:tcMar>
-              <w:top w:w="70" w:type="dxa"/>
-              <w:start w:w="80" w:type="dxa"/>
-              <w:bottom w:w="70" w:type="dxa"/>
-              <w:end w:w="80" w:type="dxa"/>
-            </w:tcMar>
-            <w:vAlign w:val="top"/>
-          </w:tcPr>
-          <w:p>
-            <w:pPr>
-              <w:spacing w:after="0" w:line="252" w:lineRule="auto"/>
-            </w:pPr>
-            <w:r>
-              <w:rPr>
-                <w:rFonts w:ascii="Noto Sans CJK KR" w:hAnsi="Noto Sans CJK KR"/>
-                <w:color w:val="202124"/>
-                <w:sz w:val="17"/>
-              </w:rPr>
-              <w:t>공통 기준 데이터</w:t>
-            </w:r>
-          </w:p>
-        </w:tc>
-        <w:tc>
-          <w:tcPr>
-            <w:tcW w:type="dxa" w:w="2720"/>
-            <w:tcMar>
-              <w:top w:w="70" w:type="dxa"/>
-              <w:start w:w="80" w:type="dxa"/>
-              <w:bottom w:w="70" w:type="dxa"/>
-              <w:end w:w="80" w:type="dxa"/>
-            </w:tcMar>
-            <w:vAlign w:val="top"/>
-          </w:tcPr>
-          <w:p>
-            <w:pPr>
-              <w:spacing w:after="0" w:line="252" w:lineRule="auto"/>
-            </w:pPr>
-            <w:r>
-              <w:rPr>
-                <w:rFonts w:ascii="Noto Sans CJK KR" w:hAnsi="Noto Sans CJK KR"/>
-                <w:color w:val="202124"/>
-                <w:sz w:val="17"/>
-              </w:rPr>
-              <w:t>DML 차이</w:t>
-            </w:r>
-          </w:p>
-        </w:tc>
-        <w:tc>
-          <w:tcPr>
-            <w:tcW w:type="dxa" w:w="2720"/>
-            <w:tcMar>
-              <w:top w:w="70" w:type="dxa"/>
-              <w:start w:w="80" w:type="dxa"/>
-              <w:bottom w:w="70" w:type="dxa"/>
-              <w:end w:w="80" w:type="dxa"/>
-            </w:tcMar>
-            <w:vAlign w:val="top"/>
-          </w:tcPr>
-          <w:p>
-            <w:pPr>
-              <w:spacing w:after="0" w:line="252" w:lineRule="auto"/>
-            </w:pPr>
-            <w:r>
-              <w:rPr>
-                <w:rFonts w:ascii="Noto Sans CJK KR" w:hAnsi="Noto Sans CJK KR"/>
-                <w:color w:val="202124"/>
-                <w:sz w:val="17"/>
-              </w:rPr>
-              <w:t>재실행 안전성</w:t>
-            </w:r>
-          </w:p>
-        </w:tc>
-      </w:tr>
-      <w:tr>
-        <w:trPr>
-          <w:cantSplit/>
-        </w:trPr>
-        <w:tc>
-          <w:tcPr>
-            <w:tcW w:type="dxa" w:w="2720"/>
-            <w:tcMar>
-              <w:top w:w="70" w:type="dxa"/>
-              <w:start w:w="80" w:type="dxa"/>
-              <w:bottom w:w="70" w:type="dxa"/>
-              <w:end w:w="80" w:type="dxa"/>
-            </w:tcMar>
-            <w:vAlign w:val="top"/>
-            <w:shd w:fill="F4F7FA"/>
-          </w:tcPr>
-          <w:p>
-            <w:pPr>
-              <w:spacing w:after="0" w:line="252" w:lineRule="auto"/>
-            </w:pPr>
-            <w:r>
-              <w:rPr>
-                <w:rFonts w:ascii="Noto Sans CJK KR" w:hAnsi="Noto Sans CJK KR"/>
-                <w:color w:val="202124"/>
-                <w:sz w:val="17"/>
-              </w:rPr>
-              <w:t>Rollback/Recovery</w:t>
-            </w:r>
-          </w:p>
-        </w:tc>
-        <w:tc>
-          <w:tcPr>
-            <w:tcW w:type="dxa" w:w="2720"/>
-            <w:tcMar>
-              <w:top w:w="70" w:type="dxa"/>
-              <w:start w:w="80" w:type="dxa"/>
-              <w:bottom w:w="70" w:type="dxa"/>
-              <w:end w:w="80" w:type="dxa"/>
-            </w:tcMar>
-            <w:vAlign w:val="top"/>
-          </w:tcPr>
-          <w:p>
-            <w:pPr>
-              <w:spacing w:after="0" w:line="252" w:lineRule="auto"/>
-            </w:pPr>
-            <w:r>
-              <w:rPr>
-                <w:rFonts w:ascii="Noto Sans CJK KR" w:hAnsi="Noto Sans CJK KR"/>
-                <w:color w:val="202124"/>
-                <w:sz w:val="17"/>
-              </w:rPr>
-              <w:t>역변경/복구</w:t>
-            </w:r>
-          </w:p>
-        </w:tc>
-        <w:tc>
-          <w:tcPr>
-            <w:tcW w:type="dxa" w:w="2720"/>
-            <w:tcMar>
-              <w:top w:w="70" w:type="dxa"/>
-              <w:start w:w="80" w:type="dxa"/>
-              <w:bottom w:w="70" w:type="dxa"/>
-              <w:end w:w="80" w:type="dxa"/>
-            </w:tcMar>
-            <w:vAlign w:val="top"/>
-          </w:tcPr>
-          <w:p>
-            <w:pPr>
-              <w:spacing w:after="0" w:line="252" w:lineRule="auto"/>
-            </w:pPr>
-            <w:r>
-              <w:rPr>
-                <w:rFonts w:ascii="Noto Sans CJK KR" w:hAnsi="Noto Sans CJK KR"/>
-                <w:color w:val="202124"/>
-                <w:sz w:val="17"/>
-              </w:rPr>
-              <w:t>Vendor별 절차</w:t>
-            </w:r>
-          </w:p>
-        </w:tc>
-        <w:tc>
-          <w:tcPr>
-            <w:tcW w:type="dxa" w:w="2720"/>
-            <w:tcMar>
-              <w:top w:w="70" w:type="dxa"/>
-              <w:start w:w="80" w:type="dxa"/>
-              <w:bottom w:w="70" w:type="dxa"/>
-              <w:end w:w="80" w:type="dxa"/>
-            </w:tcMar>
-            <w:vAlign w:val="top"/>
-          </w:tcPr>
-          <w:p>
-            <w:pPr>
-              <w:spacing w:after="0" w:line="252" w:lineRule="auto"/>
-            </w:pPr>
-            <w:r>
-              <w:rPr>
-                <w:rFonts w:ascii="Noto Sans CJK KR" w:hAnsi="Noto Sans CJK KR"/>
-                <w:color w:val="202124"/>
-                <w:sz w:val="17"/>
-              </w:rPr>
-              <w:t>실패 복구 Evidence</w:t>
-            </w:r>
-          </w:p>
-        </w:tc>
-      </w:tr>
-      <w:tr>
-        <w:trPr>
-          <w:cantSplit/>
-        </w:trPr>
-        <w:tc>
-          <w:tcPr>
-            <w:tcW w:type="dxa" w:w="2720"/>
-            <w:tcMar>
-              <w:top w:w="70" w:type="dxa"/>
-              <w:start w:w="80" w:type="dxa"/>
-              <w:bottom w:w="70" w:type="dxa"/>
-              <w:end w:w="80" w:type="dxa"/>
-            </w:tcMar>
-            <w:vAlign w:val="top"/>
-            <w:shd w:fill="F4F7FA"/>
-          </w:tcPr>
-          <w:p>
-            <w:pPr>
-              <w:spacing w:after="0" w:line="252" w:lineRule="auto"/>
-            </w:pPr>
-            <w:r>
-              <w:rPr>
-                <w:rFonts w:ascii="Noto Sans CJK KR" w:hAnsi="Noto Sans CJK KR"/>
-                <w:color w:val="202124"/>
-                <w:sz w:val="17"/>
-              </w:rPr>
-              <w:t>Runtime Query</w:t>
-            </w:r>
-          </w:p>
-        </w:tc>
-        <w:tc>
-          <w:tcPr>
-            <w:tcW w:type="dxa" w:w="2720"/>
-            <w:tcMar>
-              <w:top w:w="70" w:type="dxa"/>
-              <w:start w:w="80" w:type="dxa"/>
-              <w:bottom w:w="70" w:type="dxa"/>
-              <w:end w:w="80" w:type="dxa"/>
-            </w:tcMar>
-            <w:vAlign w:val="top"/>
-          </w:tcPr>
-          <w:p>
-            <w:pPr>
-              <w:spacing w:after="0" w:line="252" w:lineRule="auto"/>
-            </w:pPr>
-            <w:r>
-              <w:rPr>
-                <w:rFonts w:ascii="Noto Sans CJK KR" w:hAnsi="Noto Sans CJK KR"/>
-                <w:color w:val="202124"/>
-                <w:sz w:val="17"/>
-              </w:rPr>
-              <w:t>Repository 의미</w:t>
-            </w:r>
-          </w:p>
-        </w:tc>
-        <w:tc>
-          <w:tcPr>
-            <w:tcW w:type="dxa" w:w="2720"/>
-            <w:tcMar>
-              <w:top w:w="70" w:type="dxa"/>
-              <w:start w:w="80" w:type="dxa"/>
-              <w:bottom w:w="70" w:type="dxa"/>
-              <w:end w:w="80" w:type="dxa"/>
-            </w:tcMar>
-            <w:vAlign w:val="top"/>
-          </w:tcPr>
-          <w:p>
-            <w:pPr>
-              <w:spacing w:after="0" w:line="252" w:lineRule="auto"/>
-            </w:pPr>
-            <w:r>
-              <w:rPr>
-                <w:rFonts w:ascii="Noto Sans CJK KR" w:hAnsi="Noto Sans CJK KR"/>
-                <w:color w:val="202124"/>
-                <w:sz w:val="17"/>
-              </w:rPr>
-              <w:t>SQL 차이</w:t>
-            </w:r>
-          </w:p>
-        </w:tc>
-        <w:tc>
-          <w:tcPr>
-            <w:tcW w:type="dxa" w:w="2720"/>
-            <w:tcMar>
-              <w:top w:w="70" w:type="dxa"/>
-              <w:start w:w="80" w:type="dxa"/>
-              <w:bottom w:w="70" w:type="dxa"/>
-              <w:end w:w="80" w:type="dxa"/>
-            </w:tcMar>
-            <w:vAlign w:val="top"/>
-          </w:tcPr>
-          <w:p>
-            <w:pPr>
-              <w:spacing w:after="0" w:line="252" w:lineRule="auto"/>
-            </w:pPr>
-            <w:r>
-              <w:rPr>
-                <w:rFonts w:ascii="Noto Sans CJK KR" w:hAnsi="Noto Sans CJK KR"/>
-                <w:color w:val="202124"/>
-                <w:sz w:val="17"/>
-              </w:rPr>
-              <w:t>실거래 검증</w:t>
-            </w:r>
-          </w:p>
-        </w:tc>
-      </w:tr>
-    </w:tbl>
-    <w:p/>
-    <w:p>
-      <w:pPr>
-        <w:pStyle w:val="BodyRail"/>
-      </w:pPr>
-      <w:r>
-        <w:t>작업에 사용할 Public API와 실패 주의점을 확인합니다.</w:t>
-      </w:r>
-    </w:p>
-    <w:p>
-      <w:pPr>
-        <w:pStyle w:val="SourceRail"/>
-      </w:pPr>
-      <w:r>
-        <w:t>Source 길찾기 cpf-starters/platform-operations/src/main/java/com/cpf/platform/operations/api/featureflag/CpfFeatureFlagOperations.java</w:t>
-      </w:r>
-    </w:p>
-    <w:p>
-      <w:pPr>
-        <w:pStyle w:val="Heading1"/>
-        <w:keepNext/>
-        <w:keepLines/>
-        <w:widowControl/>
-      </w:pPr>
-      <w:r>
-        <w:t>11. Operations·OpenAPI·Public API</w:t>
-      </w:r>
-    </w:p>
-    <w:p>
-      <w:pPr>
-        <w:pStyle w:val="Heading2"/>
-        <w:keepNext/>
-        <w:keepLines/>
-        <w:widowControl/>
-      </w:pPr>
-      <w:r>
-        <w:t>11.1 Operations</w:t>
-      </w:r>
-    </w:p>
-    <w:p>
-      <w:pPr>
-        <w:pStyle w:val="BodyRail"/>
-      </w:pPr>
-      <w:r>
-        <w:t>Operations 계약은 transaction·operation·instance/Execution 식별자로 상태·Trace·위험 조치를 조회·제어하고 Permission·Reason·Approval·Audit를 연결합니다.</w:t>
-      </w:r>
-    </w:p>
-    <w:p>
-      <w:pPr>
-        <w:pStyle w:val="BulletRail"/>
-      </w:pPr>
-      <w:r>
-        <w:t>•  운영 조회의 transactionId·operationId·instanceId는 실제 Log/Trace/Runtime 상태와 일치해야 합니다.</w:t>
-      </w:r>
-    </w:p>
-    <w:p>
-      <w:pPr>
-        <w:pStyle w:val="BulletRail"/>
-      </w:pPr>
-      <w:r>
-        <w:t>•  위험 조치 실패와 부분 적용도 Audit/Trace에서 최종 결과를 추적할 수 있어야 합니다.</w:t>
-      </w:r>
-    </w:p>
-    <w:p>
-      <w:pPr>
-        <w:pStyle w:val="Heading2"/>
-        <w:keepNext/>
-        <w:keepLines/>
-        <w:widowControl/>
-      </w:pPr>
-      <w:r>
-        <w:t>11.2 OpenAPI</w:t>
-      </w:r>
-    </w:p>
-    <w:p>
-      <w:pPr>
-        <w:pStyle w:val="BodyRail"/>
-      </w:pPr>
-      <w:r>
-        <w:t>OpenAPI는 Controller 계약의 operationId와 오류/DTO를 외부 Consumer Surface로 고정합니다. Frontend는 Generated Client를 실제 화면 Consumer에 연결하고 수기 중복 API wrapper를 줄입니다.</w:t>
-      </w:r>
-    </w:p>
-    <w:p>
-      <w:pPr>
-        <w:pStyle w:val="BulletRail"/>
-      </w:pPr>
-      <w:r>
-        <w:t>•  401·403·404·409·429·500·503 상태를 화면/운영 흐름에서 구분합니다.</w:t>
-      </w:r>
-    </w:p>
-    <w:p>
-      <w:pPr>
-        <w:pStyle w:val="BulletRail"/>
-      </w:pPr>
-      <w:r>
-        <w:t>•  Generated client가 stale하지 않도록 Source→OpenAPI→client→route coverage를 검증합니다.</w:t>
-      </w:r>
-    </w:p>
-    <w:p>
-      <w:pPr>
-        <w:pStyle w:val="Heading2"/>
-        <w:keepNext/>
-        <w:keepLines/>
-        <w:widowControl/>
-      </w:pPr>
-      <w:r>
-        <w:t>11.3 Public API Reference</w:t>
-      </w:r>
-    </w:p>
-    <w:p>
-      <w:pPr>
-        <w:pStyle w:val="BodyRail"/>
-      </w:pPr>
-      <w:r>
-        <w:t>Public API Reference는 고객 Application이 직접 사용할 타입과 operation을 식별하고 실제 Starter/Consumer 경로를 연결합니다. Internal 구현 클래스는 Reference 대상에서 제외합니다.</w:t>
-      </w:r>
-    </w:p>
-    <w:p>
-      <w:pPr>
-        <w:pStyle w:val="BulletRail"/>
-      </w:pPr>
-      <w:r>
-        <w:t>•  확장점에는 lifecycle·호환성·실패 의미를 함께 정의합니다.</w:t>
-      </w:r>
-    </w:p>
-    <w:p>
-      <w:pPr>
-        <w:pStyle w:val="BulletRail"/>
-      </w:pPr>
-      <w:r>
-        <w:t>•  Native Spring/OSS API가 더 적합한 경우 escape hatch를 유지합니다.</w:t>
-      </w:r>
-    </w:p>
-    <w:p>
-      <w:pPr>
-        <w:pStyle w:val="BodyRail"/>
-      </w:pPr>
-      <w:r>
-        <w:t>작업에 사용할 Public API와 실패 주의점을 확인합니다.</w:t>
-      </w:r>
-    </w:p>
-    <w:p>
-      <w:pPr>
-        <w:pStyle w:val="BodyRail"/>
-      </w:pPr>
-      <w:r>
-        <w:t>계약과 실제 Consumer를 확인할 Source 위치를 찾습니다.</w:t>
-      </w:r>
-    </w:p>
-    <w:p>
-      <w:pPr>
-        <w:pStyle w:val="SourceRail"/>
-      </w:pPr>
-      <w:r>
-        <w:t>Source 길찾기 cpf-core/src/main/java/com/cpf/core/api</w:t>
-      </w:r>
-    </w:p>
-    <w:p>
-      <w:pPr>
-        <w:pStyle w:val="Heading1"/>
-        <w:keepNext/>
-        <w:keepLines/>
-        <w:widowControl/>
-      </w:pPr>
-      <w:r>
-        <w:t>12. State·Compatibility·Acceptance</w:t>
-      </w:r>
-    </w:p>
-    <w:p>
-      <w:pPr>
-        <w:pStyle w:val="Heading2"/>
-        <w:keepNext/>
-        <w:keepLines/>
-        <w:widowControl/>
-      </w:pPr>
-      <w:r>
-        <w:t>12.1 State Transition</w:t>
-      </w:r>
-    </w:p>
-    <w:p>
-      <w:pPr>
-        <w:pStyle w:val="BodyRail"/>
-      </w:pPr>
-      <w:r>
-        <w:t>State Transition 계약은 허용 상태, 전이 조건, terminal/UNKNOWN 상태와 각 상태에서 허용되는 다음 행동을 정의합니다.</w:t>
-      </w:r>
-    </w:p>
-    <w:p>
-      <w:pPr>
-        <w:pStyle w:val="BulletRail"/>
-      </w:pPr>
-      <w:r>
-        <w:t>•  State 이름과 transition은 API 응답, 저장 상태와 운영 화면에서 동일하게 표현되어야 합니다.</w:t>
-      </w:r>
-    </w:p>
-    <w:p>
-      <w:pPr>
-        <w:pStyle w:val="BulletRail"/>
-      </w:pPr>
-      <w:r>
-        <w:t>•  허용되지 않은 transition은 409 등 명시적 충돌로 거절하고 상태를 임의 덮어쓰지 않습니다.</w:t>
-      </w:r>
-    </w:p>
-    <w:p>
-      <w:pPr>
-        <w:pStyle w:val="Heading2"/>
-        <w:keepNext/>
-        <w:keepLines/>
-        <w:widowControl/>
-      </w:pPr>
-      <w:r>
-        <w:t>12.2 Compatibility</w:t>
-      </w:r>
-    </w:p>
-    <w:p>
-      <w:pPr>
-        <w:pStyle w:val="BodyRail"/>
-      </w:pPr>
-      <w:r>
-        <w:t>Build/Compatibility는 Java·Gradle·Spring baseline과 Artifact Catalog를 정본으로 맞춥니다. Publication/BOM/SBOM/verification 결과가 다른 Source snapshot을 가리키지 않게 합니다.</w:t>
-      </w:r>
-    </w:p>
-    <w:p>
-      <w:pPr>
-        <w:pStyle w:val="BulletRail"/>
-      </w:pPr>
-      <w:r>
-        <w:t>•  현재 baseline은 Java 25, Gradle 9.1.0, Spring Boot 4.1.0입니다.</w:t>
-      </w:r>
-    </w:p>
-    <w:p>
-      <w:pPr>
-        <w:pStyle w:val="BulletRail"/>
-      </w:pPr>
-      <w:r>
-        <w:t>•  공개 Surface 변경은 consumer compile/runtime과 generated output까지 회귀 검증합니다.</w:t>
-      </w:r>
-    </w:p>
-    <w:p>
-      <w:pPr>
-        <w:pStyle w:val="Heading2"/>
-        <w:keepNext/>
-        <w:keepLines/>
-        <w:widowControl/>
-      </w:pPr>
-      <w:r>
-        <w:t>12.3 Contract Acceptance</w:t>
-      </w:r>
-    </w:p>
-    <w:p>
-      <w:pPr>
-        <w:pStyle w:val="BodyRail"/>
-      </w:pPr>
-      <w:r>
-        <w:t>Contract Acceptance는 문서/Interface 존재가 아니라 실제 Consumer→Runtime→Side Effect→Trace가 계약대로 동작하고 실패·복구까지 일치하는지 판정합니다.</w:t>
-      </w:r>
-    </w:p>
-    <w:p>
-      <w:pPr>
-        <w:pStyle w:val="BulletRail"/>
-      </w:pPr>
-      <w:r>
-        <w:t>•  Acceptance는 Source 계약과 실제 Consumer/Runtime 결과가 같은 identifier와 상태 의미를 갖는지 확인합니다.</w:t>
-      </w:r>
-    </w:p>
-    <w:p>
-      <w:pPr>
-        <w:pStyle w:val="BulletRail"/>
-      </w:pPr>
-      <w:r>
-        <w:t>•  실패·부분 실패·UNKNOWN·복구 시나리오가 실행되지 않았다면 Acceptance 완료로 판정하지 않습니다.</w:t>
-      </w:r>
-    </w:p>
-    <w:p>
-      <w:pPr>
-        <w:pStyle w:val="BodyRail"/>
-      </w:pPr>
-      <w:r>
-        <w:t>현재 상태에서 허용되는 다음 처리와 금지를 확인합니다.</w:t>
-      </w:r>
-    </w:p>
-    <w:p>
-      <w:pPr>
-        <w:pStyle w:val="BodyRail"/>
-      </w:pPr>
-      <w:r>
-        <w:t>현재 Source의 지원 baseline과 제약을 확인합니다.</w:t>
-      </w:r>
-    </w:p>
-    <w:p>
-      <w:pPr>
-        <w:pStyle w:val="SourceRail"/>
-      </w:pPr>
-      <w:r>
-        <w:t>Source 길찾기 gradle/cpf-stack.properties</w:t>
+        <w:t>근거: Source snapshot ZIP-SHA256:B47BCE7700700BF4의 Public 계약과 CPF 정본 문서. Source에 없는 API·옵션은 작성하지 않음.</w:t>
       </w:r>
     </w:p>
     <w:sectPr>
       <w:headerReference w:type="default" r:id="rId9"/>
       <w:footerReference w:type="default" r:id="rId10"/>
-      <w:pgSz w:w="12240" w:h="15840"/>
-      <w:pgMar w:top="510" w:right="680" w:bottom="510" w:left="680" w:header="255" w:footer="312" w:gutter="0"/>
+      <w:pgSz w:w="16838" w:h="11906" w:orient="landscape"/>
+      <w:pgMar w:top="737" w:right="794" w:bottom="794" w:left="794" w:header="397" w:footer="454" w:gutter="0"/>
       <w:cols w:space="720"/>
       <w:docGrid w:linePitch="360"/>
     </w:sectPr>
@@ -5889,16 +3726,21 @@
   <w:p>
     <w:pPr>
       <w:pStyle w:val="Footer"/>
-      <w:jc w:val="right"/>
+      <w:jc w:val="center"/>
     </w:pPr>
     <w:r>
       <w:rPr>
-        <w:color w:val="5F738A"/>
-        <w:sz w:val="16"/>
-      </w:rPr>
-      <w:t xml:space="preserve">Harness v2.1.0  ·  Source 054d894b47f4  ·  </w:t>
+        <w:rFonts w:ascii="Noto Sans KR" w:hAnsi="Noto Sans KR"/>
+        <w:color w:val="5E7186"/>
+        <w:sz w:val="15"/>
+      </w:rPr>
+      <w:t xml:space="preserve">Core Platform Framework  |  </w:t>
     </w:r>
-    <w:fldSimple w:instr="PAGE"/>
+    <w:r>
+      <w:fldChar w:fldCharType="begin"/>
+      <w:instrText xml:space="preserve"> PAGE </w:instrText>
+      <w:fldChar w:fldCharType="end"/>
+    </w:r>
   </w:p>
 </w:ftr>
 </file>
@@ -5906,13 +3748,17 @@
 <file path=word/header1.xml><?xml version="1.0" encoding="utf-8"?>
 <w:hdr xmlns:m="http://schemas.openxmlformats.org/officeDocument/2006/math" xmlns:mc="http://schemas.openxmlformats.org/markup-compatibility/2006" xmlns:mo="http://schemas.microsoft.com/office/mac/office/2008/main" xmlns:mv="urn:schemas-microsoft-com:mac:vml" xmlns:o="urn:schemas-microsoft-com:office:office" xmlns:r="http://schemas.openxmlformats.org/officeDocument/2006/relationships" xmlns:v="urn:schemas-microsoft-com:vml" xmlns:w10="urn:schemas-microsoft-com:office:word" xmlns:w14="http://schemas.microsoft.com/office/word/2010/wordml" xmlns:w="http://schemas.openxmlformats.org/wordprocessingml/2006/main" xmlns:wne="http://schemas.microsoft.com/office/word/2006/wordml" xmlns:wp14="http://schemas.microsoft.com/office/word/2010/wordprocessingDrawing" xmlns:wp="http://schemas.openxmlformats.org/drawingml/2006/wordprocessingDrawing" xmlns:wpc="http://schemas.microsoft.com/office/word/2010/wordprocessingCanvas" xmlns:wpg="http://schemas.microsoft.com/office/word/2010/wordprocessingGroup" xmlns:wpi="http://schemas.microsoft.com/office/word/2010/wordprocessingInk" xmlns:wps="http://schemas.microsoft.com/office/word/2010/wordprocessingShape" mc:Ignorable="w14 wp14">
   <w:p>
-    <w:pPr/>
+    <w:pPr>
+      <w:pStyle w:val="Header"/>
+      <w:jc w:val="right"/>
+    </w:pPr>
     <w:r>
       <w:rPr>
-        <w:color w:val="5F738A"/>
-        <w:sz w:val="16"/>
-      </w:rPr>
-      <w:t>CPF  |  Core Platform Framework</w:t>
+        <w:rFonts w:ascii="Noto Sans KR" w:hAnsi="Noto Sans KR"/>
+        <w:color w:val="5E7186"/>
+        <w:sz w:val="15"/>
+      </w:rPr>
+      <w:t>CPF  ·  Specification 기술 명세</w:t>
     </w:r>
   </w:p>
 </w:hdr>
@@ -6282,12 +4128,12 @@
     <w:qFormat/>
     <w:rsid w:val="00FC693F"/>
     <w:pPr>
-      <w:spacing w:after="100" w:line="281" w:lineRule="auto"/>
+      <w:spacing w:after="86" w:line="283" w:lineRule="auto"/>
     </w:pPr>
     <w:rPr>
-      <w:rFonts w:ascii="Noto Sans CJK KR" w:hAnsi="Noto Sans CJK KR"/>
-      <w:color w:val="202124"/>
-      <w:sz w:val="20"/>
+      <w:rFonts w:ascii="Noto Sans KR" w:hAnsi="Noto Sans KR" w:eastAsia="Noto Sans KR"/>
+      <w:color w:val="243547"/>
+      <w:sz w:val="18"/>
     </w:rPr>
   </w:style>
   <w:style w:type="paragraph" w:styleId="Header">
@@ -6345,11 +4191,11 @@
     <w:pPr>
       <w:keepNext/>
       <w:keepLines/>
-      <w:spacing w:before="560" w:after="240"/>
+      <w:spacing w:before="300" w:after="100"/>
       <w:outlineLvl w:val="0"/>
     </w:pPr>
     <w:rPr>
-      <w:rFonts w:asciiTheme="majorHAnsi" w:eastAsiaTheme="majorEastAsia" w:hAnsiTheme="majorHAnsi" w:cstheme="majorBidi" w:ascii="Noto Sans CJK KR" w:hAnsi="Noto Sans CJK KR"/>
+      <w:rFonts w:asciiTheme="majorHAnsi" w:eastAsiaTheme="majorEastAsia" w:hAnsiTheme="majorHAnsi" w:cstheme="majorBidi" w:ascii="Noto Sans KR" w:hAnsi="Noto Sans KR" w:eastAsia="Noto Sans KR"/>
       <w:b/>
       <w:bCs/>
       <w:color w:val="17324D"/>
@@ -6369,15 +4215,16 @@
     <w:pPr>
       <w:keepNext/>
       <w:keepLines/>
-      <w:spacing w:before="320" w:after="70"/>
+      <w:spacing w:before="200" w:after="60"/>
+      <w:ind w:left="113"/>
       <w:outlineLvl w:val="1"/>
     </w:pPr>
     <w:rPr>
-      <w:rFonts w:asciiTheme="majorHAnsi" w:eastAsiaTheme="majorEastAsia" w:hAnsiTheme="majorHAnsi" w:cstheme="majorBidi" w:ascii="Noto Sans CJK KR" w:hAnsi="Noto Sans CJK KR"/>
+      <w:rFonts w:asciiTheme="majorHAnsi" w:eastAsiaTheme="majorEastAsia" w:hAnsiTheme="majorHAnsi" w:cstheme="majorBidi" w:ascii="Noto Sans KR" w:hAnsi="Noto Sans KR" w:eastAsia="Noto Sans KR"/>
       <w:b/>
       <w:bCs/>
       <w:color w:val="17324D"/>
-      <w:sz w:val="27"/>
+      <w:sz w:val="25"/>
       <w:szCs w:val="26"/>
     </w:rPr>
   </w:style>
@@ -6393,15 +4240,16 @@
     <w:pPr>
       <w:keepNext/>
       <w:keepLines/>
-      <w:spacing w:before="200" w:after="60"/>
+      <w:spacing w:before="140" w:after="40"/>
+      <w:ind w:left="255"/>
       <w:outlineLvl w:val="2"/>
     </w:pPr>
     <w:rPr>
-      <w:rFonts w:asciiTheme="majorHAnsi" w:eastAsiaTheme="majorEastAsia" w:hAnsiTheme="majorHAnsi" w:cstheme="majorBidi" w:ascii="Noto Sans CJK KR" w:hAnsi="Noto Sans CJK KR"/>
+      <w:rFonts w:asciiTheme="majorHAnsi" w:eastAsiaTheme="majorEastAsia" w:hAnsiTheme="majorHAnsi" w:cstheme="majorBidi" w:ascii="Noto Sans KR" w:hAnsi="Noto Sans KR" w:eastAsia="Noto Sans KR"/>
       <w:b/>
       <w:bCs/>
-      <w:color w:val="2563EB"/>
-      <w:sz w:val="23"/>
+      <w:color w:val="7154C7"/>
+      <w:sz w:val="21"/>
     </w:rPr>
   </w:style>
   <w:style w:type="paragraph" w:styleId="Heading4">
@@ -6635,16 +4483,16 @@
       <w:pBdr>
         <w:bottom w:val="single" w:sz="8" w:space="4" w:color="4F81BD" w:themeColor="accent1"/>
       </w:pBdr>
-      <w:spacing w:after="240" w:line="240" w:lineRule="auto" w:before="0"/>
+      <w:spacing w:after="300" w:line="240" w:lineRule="auto"/>
       <w:contextualSpacing/>
     </w:pPr>
     <w:rPr>
-      <w:rFonts w:asciiTheme="majorHAnsi" w:eastAsiaTheme="majorEastAsia" w:hAnsiTheme="majorHAnsi" w:cstheme="majorBidi" w:ascii="Noto Sans CJK KR" w:hAnsi="Noto Sans CJK KR"/>
+      <w:rFonts w:asciiTheme="majorHAnsi" w:eastAsiaTheme="majorEastAsia" w:hAnsiTheme="majorHAnsi" w:cstheme="majorBidi" w:ascii="Noto Sans KR" w:hAnsi="Noto Sans KR" w:eastAsia="Noto Sans KR"/>
       <w:b/>
-      <w:color w:val="17324D"/>
+      <w:color w:val="071A2B"/>
       <w:spacing w:val="5"/>
       <w:kern w:val="28"/>
-      <w:sz w:val="48"/>
+      <w:sz w:val="60"/>
       <w:szCs w:val="52"/>
     </w:rPr>
   </w:style>
@@ -6675,16 +4523,15 @@
       <w:numPr>
         <w:ilvl w:val="1"/>
       </w:numPr>
-      <w:spacing w:after="100"/>
     </w:pPr>
     <w:rPr>
-      <w:rFonts w:asciiTheme="majorHAnsi" w:eastAsiaTheme="majorEastAsia" w:hAnsiTheme="majorHAnsi" w:cstheme="majorBidi" w:ascii="Noto Sans CJK KR" w:hAnsi="Noto Sans CJK KR"/>
+      <w:rFonts w:asciiTheme="majorHAnsi" w:eastAsiaTheme="majorEastAsia" w:hAnsiTheme="majorHAnsi" w:cstheme="majorBidi" w:ascii="Noto Sans KR" w:hAnsi="Noto Sans KR" w:eastAsia="Noto Sans KR"/>
       <w:b w:val="0"/>
       <w:i/>
       <w:iCs/>
-      <w:color w:val="60738A"/>
+      <w:color w:val="5E7186"/>
       <w:spacing w:val="15"/>
-      <w:sz w:val="23"/>
+      <w:sz w:val="22"/>
       <w:szCs w:val="24"/>
     </w:rPr>
   </w:style>
@@ -17976,117 +15823,42 @@
       </w:tcPr>
     </w:tblStylePr>
   </w:style>
-  <w:style w:type="paragraph" w:customStyle="1" w:styleId="BodyRail">
-    <w:name w:val="Body Rail"/>
+  <w:style w:type="paragraph" w:customStyle="1" w:styleId="CPFCode">
+    <w:name w:val="CPF Code"/>
     <w:pPr>
-      <w:spacing w:after="100"/>
+      <w:spacing w:before="40" w:after="80"/>
+      <w:ind w:left="283" w:right="170"/>
+    </w:pPr>
+    <w:rPr>
+      <w:rFonts w:ascii="DejaVu Sans Mono" w:hAnsi="DejaVu Sans Mono" w:eastAsia="DejaVu Sans Mono"/>
+      <w:color w:val="071A2B"/>
+      <w:sz w:val="16"/>
+    </w:rPr>
+  </w:style>
+  <w:style w:type="paragraph" w:customStyle="1" w:styleId="CPFCaption">
+    <w:name w:val="CPF Caption"/>
+    <w:pPr>
+      <w:spacing w:before="40" w:after="100"/>
+      <w:ind w:left="255" w:right="255"/>
+    </w:pPr>
+    <w:rPr>
+      <w:rFonts w:ascii="Noto Sans KR" w:hAnsi="Noto Sans KR" w:eastAsia="Noto Sans KR"/>
+      <w:color w:val="5E7186"/>
+      <w:sz w:val="16"/>
+    </w:rPr>
+  </w:style>
+  <w:style w:type="paragraph" w:customStyle="1" w:styleId="CPFLabel">
+    <w:name w:val="CPF Label"/>
+    <w:pPr>
+      <w:keepNext/>
+      <w:spacing w:before="140" w:after="40"/>
       <w:ind w:left="255"/>
     </w:pPr>
     <w:rPr>
-      <w:rFonts w:ascii="Noto Sans CJK KR" w:hAnsi="Noto Sans CJK KR"/>
-      <w:b w:val="0"/>
-      <w:color w:val="202124"/>
-      <w:sz w:val="20"/>
-    </w:rPr>
-  </w:style>
-  <w:style w:type="paragraph" w:customStyle="1" w:styleId="BulletRail">
-    <w:name w:val="Bullet Rail"/>
-    <w:pPr>
-      <w:spacing w:after="60"/>
-      <w:ind w:left="425" w:hanging="170"/>
-    </w:pPr>
-    <w:rPr>
-      <w:rFonts w:ascii="Noto Sans CJK KR" w:hAnsi="Noto Sans CJK KR"/>
-      <w:b w:val="0"/>
-      <w:color w:val="202124"/>
-      <w:sz w:val="20"/>
-    </w:rPr>
-  </w:style>
-  <w:style w:type="paragraph" w:customStyle="1" w:styleId="FigureCaption">
-    <w:name w:val="Figure Caption"/>
-    <w:pPr>
-      <w:spacing w:after="60"/>
-    </w:pPr>
-    <w:rPr>
-      <w:rFonts w:ascii="Noto Sans CJK KR" w:hAnsi="Noto Sans CJK KR"/>
+      <w:rFonts w:ascii="Noto Sans KR" w:hAnsi="Noto Sans KR" w:eastAsia="Noto Sans KR"/>
       <w:b/>
-      <w:color w:val="17324D"/>
-      <w:sz w:val="18"/>
-    </w:rPr>
-  </w:style>
-  <w:style w:type="paragraph" w:customStyle="1" w:styleId="FigureExplain">
-    <w:name w:val="Figure Explain"/>
-    <w:pPr>
-      <w:spacing w:after="160"/>
-      <w:ind w:left="255"/>
-    </w:pPr>
-    <w:rPr>
-      <w:rFonts w:ascii="Noto Sans CJK KR" w:hAnsi="Noto Sans CJK KR"/>
-      <w:b w:val="0"/>
-      <w:color w:val="60738A"/>
-      <w:sz w:val="18"/>
-    </w:rPr>
-  </w:style>
-  <w:style w:type="paragraph" w:customStyle="1" w:styleId="SourceRail">
-    <w:name w:val="Source Rail"/>
-    <w:pPr>
-      <w:spacing w:after="120"/>
-      <w:ind w:left="255"/>
-    </w:pPr>
-    <w:rPr>
-      <w:rFonts w:ascii="Noto Sans CJK KR" w:hAnsi="Noto Sans CJK KR"/>
-      <w:b w:val="0"/>
-      <w:color w:val="2563EB"/>
-      <w:sz w:val="18"/>
-    </w:rPr>
-  </w:style>
-  <w:style w:type="paragraph" w:customStyle="1" w:styleId="TableTitle">
-    <w:name w:val="Table Title"/>
-    <w:pPr>
-      <w:spacing w:after="40"/>
-    </w:pPr>
-    <w:rPr>
-      <w:rFonts w:ascii="Noto Sans CJK KR" w:hAnsi="Noto Sans CJK KR"/>
-      <w:b/>
-      <w:color w:val="17324D"/>
-      <w:sz w:val="20"/>
-    </w:rPr>
-  </w:style>
-  <w:style w:type="paragraph" w:customStyle="1" w:styleId="TablePurpose">
-    <w:name w:val="Table Purpose"/>
-    <w:pPr>
-      <w:spacing w:after="100"/>
-    </w:pPr>
-    <w:rPr>
-      <w:rFonts w:ascii="Noto Sans CJK KR" w:hAnsi="Noto Sans CJK KR"/>
-      <w:b w:val="0"/>
-      <w:color w:val="60738A"/>
-      <w:sz w:val="18"/>
-    </w:rPr>
-  </w:style>
-  <w:style w:type="paragraph" w:customStyle="1" w:styleId="TOC1">
-    <w:name w:val="TOC 1"/>
-    <w:pPr>
-      <w:spacing w:after="40"/>
-    </w:pPr>
-    <w:rPr>
-      <w:rFonts w:ascii="Noto Sans CJK KR" w:hAnsi="Noto Sans CJK KR"/>
-      <w:b/>
-      <w:color w:val="17324D"/>
+      <w:color w:val="7154C7"/>
       <w:sz w:val="21"/>
-    </w:rPr>
-  </w:style>
-  <w:style w:type="paragraph" w:customStyle="1" w:styleId="TOC2">
-    <w:name w:val="TOC 2"/>
-    <w:pPr>
-      <w:spacing w:after="20"/>
-      <w:ind w:left="340"/>
-    </w:pPr>
-    <w:rPr>
-      <w:rFonts w:ascii="Noto Sans CJK KR" w:hAnsi="Noto Sans CJK KR"/>
-      <w:b w:val="0"/>
-      <w:color w:val="60738A"/>
-      <w:sz w:val="19"/>
     </w:rPr>
   </w:style>
 </w:styles>

--- a/cpf-docs/guides/07_Specification_기술_명세.docx
+++ b/cpf-docs/guides/07_Specification_기술_명세.docx
@@ -40,7 +40,7 @@
     <w:tbl>
       <w:tblPr>
         <w:tblW w:type="auto" w:w="0"/>
-        <w:jc w:val="left"/>
+        <w:jc w:val="center"/>
         <w:tblLayout w:type="fixed"/>
         <w:tblLook w:firstColumn="1" w:firstRow="1" w:lastColumn="0" w:lastRow="0" w:noHBand="0" w:noVBand="1" w:val="04A0"/>
       </w:tblPr>
@@ -54,21 +54,26 @@
         </w:trPr>
         <w:tc>
           <w:tcPr>
-            <w:tcW w:type="dxa" w:w="7625"/>
+            <w:tcW w:type="dxa" w:w="3660"/>
             <w:tcMar>
-              <w:top w:w="100" w:type="dxa"/>
-              <w:start w:w="150" w:type="dxa"/>
-              <w:bottom w:w="100" w:type="dxa"/>
-              <w:end w:w="150" w:type="dxa"/>
+              <w:top w:w="90" w:type="dxa"/>
+              <w:start w:w="100" w:type="dxa"/>
+              <w:bottom w:w="90" w:type="dxa"/>
+              <w:end w:w="100" w:type="dxa"/>
             </w:tcMar>
-            <w:shd w:fill="17324D"/>
+            <w:shd w:fill="223A57"/>
+            <w:vAlign w:val="center"/>
           </w:tcPr>
           <w:p>
+            <w:pPr>
+              <w:spacing w:before="0" w:after="0" w:line="252" w:lineRule="auto"/>
+              <w:jc w:val="left"/>
+            </w:pPr>
             <w:r>
               <w:rPr>
                 <w:b/>
                 <w:color w:val="FFFFFF"/>
-                <w:sz w:val="18"/>
+                <w:sz w:val="16"/>
               </w:rPr>
               <w:t>누가 보는가</w:t>
             </w:r>
@@ -76,18 +81,26 @@
         </w:tc>
         <w:tc>
           <w:tcPr>
-            <w:tcW w:type="dxa" w:w="7625"/>
+            <w:tcW w:type="dxa" w:w="11590"/>
             <w:tcMar>
-              <w:top w:w="100" w:type="dxa"/>
-              <w:start w:w="150" w:type="dxa"/>
-              <w:bottom w:w="100" w:type="dxa"/>
-              <w:end w:w="150" w:type="dxa"/>
+              <w:top w:w="90" w:type="dxa"/>
+              <w:start w:w="100" w:type="dxa"/>
+              <w:bottom w:w="90" w:type="dxa"/>
+              <w:end w:w="100" w:type="dxa"/>
             </w:tcMar>
+            <w:vAlign w:val="center"/>
+            <w:shd w:fill="223A57"/>
           </w:tcPr>
           <w:p>
+            <w:pPr>
+              <w:spacing w:before="0" w:after="0" w:line="252" w:lineRule="auto"/>
+              <w:jc w:val="left"/>
+            </w:pPr>
             <w:r>
               <w:rPr>
-                <w:sz w:val="18"/>
+                <w:b/>
+                <w:color w:val="FFFFFF"/>
+                <w:sz w:val="16"/>
               </w:rPr>
               <w:t>아키텍트·리드 개발자·검수자</w:t>
             </w:r>
@@ -97,21 +110,25 @@
       <w:tr>
         <w:tc>
           <w:tcPr>
-            <w:tcW w:type="dxa" w:w="7625"/>
+            <w:tcW w:type="dxa" w:w="3660"/>
             <w:tcMar>
-              <w:top w:w="100" w:type="dxa"/>
-              <w:start w:w="150" w:type="dxa"/>
-              <w:bottom w:w="100" w:type="dxa"/>
-              <w:end w:w="150" w:type="dxa"/>
+              <w:top w:w="90" w:type="dxa"/>
+              <w:start w:w="100" w:type="dxa"/>
+              <w:bottom w:w="90" w:type="dxa"/>
+              <w:end w:w="100" w:type="dxa"/>
             </w:tcMar>
             <w:shd w:fill="17324D"/>
+            <w:vAlign w:val="center"/>
           </w:tcPr>
           <w:p>
+            <w:pPr>
+              <w:spacing w:before="0" w:after="0" w:line="252" w:lineRule="auto"/>
+            </w:pPr>
             <w:r>
               <w:rPr>
                 <w:b/>
                 <w:color w:val="FFFFFF"/>
-                <w:sz w:val="18"/>
+                <w:sz w:val="17"/>
               </w:rPr>
               <w:t>이 문서로 끝낼 일</w:t>
             </w:r>
@@ -119,18 +136,22 @@
         </w:tc>
         <w:tc>
           <w:tcPr>
-            <w:tcW w:type="dxa" w:w="7625"/>
+            <w:tcW w:type="dxa" w:w="11590"/>
             <w:tcMar>
-              <w:top w:w="100" w:type="dxa"/>
-              <w:start w:w="150" w:type="dxa"/>
-              <w:bottom w:w="100" w:type="dxa"/>
-              <w:end w:w="150" w:type="dxa"/>
+              <w:top w:w="90" w:type="dxa"/>
+              <w:start w:w="100" w:type="dxa"/>
+              <w:bottom w:w="90" w:type="dxa"/>
+              <w:end w:w="100" w:type="dxa"/>
             </w:tcMar>
+            <w:vAlign w:val="center"/>
           </w:tcPr>
           <w:p>
+            <w:pPr>
+              <w:spacing w:before="0" w:after="0" w:line="252" w:lineRule="auto"/>
+            </w:pPr>
             <w:r>
               <w:rPr>
-                <w:sz w:val="18"/>
+                <w:sz w:val="17"/>
               </w:rPr>
               <w:t>구현/문서/환경이 어떤 canonical 계약을 따라야 하는지 확인한다</w:t>
             </w:r>
@@ -140,21 +161,25 @@
       <w:tr>
         <w:tc>
           <w:tcPr>
-            <w:tcW w:type="dxa" w:w="7625"/>
+            <w:tcW w:type="dxa" w:w="3660"/>
             <w:tcMar>
-              <w:top w:w="100" w:type="dxa"/>
-              <w:start w:w="150" w:type="dxa"/>
-              <w:bottom w:w="100" w:type="dxa"/>
-              <w:end w:w="150" w:type="dxa"/>
+              <w:top w:w="90" w:type="dxa"/>
+              <w:start w:w="100" w:type="dxa"/>
+              <w:bottom w:w="90" w:type="dxa"/>
+              <w:end w:w="100" w:type="dxa"/>
             </w:tcMar>
-            <w:shd w:fill="17324D"/>
+            <w:shd w:fill="F5F8FB"/>
+            <w:vAlign w:val="center"/>
           </w:tcPr>
           <w:p>
+            <w:pPr>
+              <w:spacing w:before="0" w:after="0" w:line="252" w:lineRule="auto"/>
+            </w:pPr>
             <w:r>
               <w:rPr>
                 <w:b/>
                 <w:color w:val="FFFFFF"/>
-                <w:sz w:val="18"/>
+                <w:sz w:val="17"/>
               </w:rPr>
               <w:t>기준</w:t>
             </w:r>
@@ -162,20 +187,23 @@
         </w:tc>
         <w:tc>
           <w:tcPr>
-            <w:tcW w:type="dxa" w:w="7625"/>
+            <w:tcW w:type="dxa" w:w="11590"/>
             <w:tcMar>
-              <w:top w:w="100" w:type="dxa"/>
-              <w:start w:w="150" w:type="dxa"/>
-              <w:bottom w:w="100" w:type="dxa"/>
-              <w:end w:w="150" w:type="dxa"/>
+              <w:top w:w="90" w:type="dxa"/>
+              <w:start w:w="100" w:type="dxa"/>
+              <w:bottom w:w="90" w:type="dxa"/>
+              <w:end w:w="100" w:type="dxa"/>
             </w:tcMar>
+            <w:vAlign w:val="center"/>
+            <w:shd w:fill="F5F8FB"/>
           </w:tcPr>
           <w:p>
             <w:r>
               <w:rPr>
-                <w:sz w:val="18"/>
+                <w:color w:val="26374C"/>
+                <w:sz w:val="16"/>
               </w:rPr>
-              <w:t>Harness 2.2.0 · Source 054d894b47f4 · Oracle/PostgreSQL/MariaDB</w:t>
+              <w:t>Harness 2.3.0 · Source A5B7844665F4 · Oracle/PostgreSQL/MariaDB</w:t>
             </w:r>
           </w:p>
         </w:tc>
@@ -224,6 +252,7 @@
     <w:p>
       <w:pPr>
         <w:pStyle w:val="Heading1"/>
+        <w:keepNext/>
       </w:pPr>
       <w:r>
         <w:t>찾아보기</w:t>
@@ -237,414 +266,90 @@
         <w:t>필요한 작업을 먼저 찾고 해당 장으로 이동합니다. 페이지 번호는 최종 PDF 기준입니다.</w:t>
       </w:r>
     </w:p>
-    <w:tbl>
-      <w:tblPr>
-        <w:tblW w:type="auto" w:w="0"/>
-        <w:jc w:val="left"/>
-        <w:tblLayout w:type="fixed"/>
-        <w:tblLook w:firstColumn="1" w:firstRow="1" w:lastColumn="0" w:lastRow="0" w:noHBand="0" w:noVBand="1" w:val="04A0"/>
-      </w:tblPr>
-      <w:tblGrid>
-        <w:gridCol w:w="5083"/>
-        <w:gridCol w:w="5083"/>
-        <w:gridCol w:w="5083"/>
-      </w:tblGrid>
-      <w:tr>
-        <w:trPr>
-          <w:tblHeader w:val="true"/>
-        </w:trPr>
-        <w:tc>
-          <w:tcPr>
-            <w:tcW w:type="dxa" w:w="1247"/>
-            <w:shd w:fill="17324D"/>
-          </w:tcPr>
-          <w:p>
-            <w:r>
-              <w:rPr>
-                <w:b/>
-                <w:color w:val="FFFFFF"/>
-                <w:sz w:val="17"/>
-              </w:rPr>
-              <w:t>구분</w:t>
-            </w:r>
-          </w:p>
-        </w:tc>
-        <w:tc>
-          <w:tcPr>
-            <w:tcW w:type="dxa" w:w="12190"/>
-            <w:shd w:fill="17324D"/>
-          </w:tcPr>
-          <w:p>
-            <w:r>
-              <w:rPr>
-                <w:b/>
-                <w:color w:val="FFFFFF"/>
-                <w:sz w:val="17"/>
-              </w:rPr>
-              <w:t>내용</w:t>
-            </w:r>
-          </w:p>
-        </w:tc>
-        <w:tc>
-          <w:tcPr>
-            <w:tcW w:type="dxa" w:w="1020"/>
-            <w:shd w:fill="17324D"/>
-          </w:tcPr>
-          <w:p>
-            <w:r>
-              <w:rPr>
-                <w:b/>
-                <w:color w:val="FFFFFF"/>
-                <w:sz w:val="17"/>
-              </w:rPr>
-              <w:t>쪽</w:t>
-            </w:r>
-          </w:p>
-        </w:tc>
-      </w:tr>
-      <w:tr>
-        <w:trPr>
-          <w:cantSplit/>
-        </w:trPr>
-        <w:tc>
-          <w:tcPr>
-            <w:tcW w:type="dxa" w:w="1247"/>
-            <w:shd w:fill="E9F6F2"/>
-            <w:tcMar>
-              <w:top w:w="70" w:type="dxa"/>
-              <w:start w:w="100" w:type="dxa"/>
-              <w:bottom w:w="70" w:type="dxa"/>
-              <w:end w:w="100" w:type="dxa"/>
-            </w:tcMar>
-          </w:tcPr>
-          <w:p>
-            <w:r>
-              <w:t>대메뉴</w:t>
-            </w:r>
-          </w:p>
-        </w:tc>
-        <w:tc>
-          <w:tcPr>
-            <w:tcW w:type="dxa" w:w="12190"/>
-            <w:tcMar>
-              <w:top w:w="70" w:type="dxa"/>
-              <w:start w:w="100" w:type="dxa"/>
-              <w:bottom w:w="70" w:type="dxa"/>
-              <w:end w:w="100" w:type="dxa"/>
-            </w:tcMar>
-          </w:tcPr>
-          <w:p>
-            <w:r>
-              <w:rPr>
-                <w:b/>
-              </w:rPr>
-              <w:t>1 제품 범위</w:t>
-            </w:r>
-          </w:p>
-        </w:tc>
-        <w:tc>
-          <w:tcPr>
-            <w:tcW w:type="dxa" w:w="1020"/>
-            <w:tcMar>
-              <w:top w:w="70" w:type="dxa"/>
-              <w:start w:w="100" w:type="dxa"/>
-              <w:bottom w:w="70" w:type="dxa"/>
-              <w:end w:w="100" w:type="dxa"/>
-            </w:tcMar>
-          </w:tcPr>
-          <w:p>
-            <w:r>
-              <w:t>3</w:t>
-            </w:r>
-          </w:p>
-        </w:tc>
-      </w:tr>
-      <w:tr>
-        <w:trPr>
-          <w:cantSplit/>
-        </w:trPr>
-        <w:tc>
-          <w:tcPr>
-            <w:tcW w:type="dxa" w:w="1247"/>
-            <w:shd w:fill="E9F6F2"/>
-            <w:tcMar>
-              <w:top w:w="70" w:type="dxa"/>
-              <w:start w:w="100" w:type="dxa"/>
-              <w:bottom w:w="70" w:type="dxa"/>
-              <w:end w:w="100" w:type="dxa"/>
-            </w:tcMar>
-          </w:tcPr>
-          <w:p>
-            <w:r>
-              <w:t>대메뉴</w:t>
-            </w:r>
-          </w:p>
-        </w:tc>
-        <w:tc>
-          <w:tcPr>
-            <w:tcW w:type="dxa" w:w="12190"/>
-            <w:tcMar>
-              <w:top w:w="70" w:type="dxa"/>
-              <w:start w:w="100" w:type="dxa"/>
-              <w:bottom w:w="70" w:type="dxa"/>
-              <w:end w:w="100" w:type="dxa"/>
-            </w:tcMar>
-          </w:tcPr>
-          <w:p>
-            <w:r>
-              <w:rPr>
-                <w:b/>
-              </w:rPr>
-              <w:t>2 기술 Stack</w:t>
-            </w:r>
-          </w:p>
-        </w:tc>
-        <w:tc>
-          <w:tcPr>
-            <w:tcW w:type="dxa" w:w="1020"/>
-            <w:tcMar>
-              <w:top w:w="70" w:type="dxa"/>
-              <w:start w:w="100" w:type="dxa"/>
-              <w:bottom w:w="70" w:type="dxa"/>
-              <w:end w:w="100" w:type="dxa"/>
-            </w:tcMar>
-          </w:tcPr>
-          <w:p>
-            <w:r>
-              <w:t>3</w:t>
-            </w:r>
-          </w:p>
-        </w:tc>
-      </w:tr>
-      <w:tr>
-        <w:trPr>
-          <w:cantSplit/>
-        </w:trPr>
-        <w:tc>
-          <w:tcPr>
-            <w:tcW w:type="dxa" w:w="1247"/>
-            <w:shd w:fill="E9F6F2"/>
-            <w:tcMar>
-              <w:top w:w="70" w:type="dxa"/>
-              <w:start w:w="100" w:type="dxa"/>
-              <w:bottom w:w="70" w:type="dxa"/>
-              <w:end w:w="100" w:type="dxa"/>
-            </w:tcMar>
-          </w:tcPr>
-          <w:p>
-            <w:r>
-              <w:t>대메뉴</w:t>
-            </w:r>
-          </w:p>
-        </w:tc>
-        <w:tc>
-          <w:tcPr>
-            <w:tcW w:type="dxa" w:w="12190"/>
-            <w:tcMar>
-              <w:top w:w="70" w:type="dxa"/>
-              <w:start w:w="100" w:type="dxa"/>
-              <w:bottom w:w="70" w:type="dxa"/>
-              <w:end w:w="100" w:type="dxa"/>
-            </w:tcMar>
-          </w:tcPr>
-          <w:p>
-            <w:r>
-              <w:rPr>
-                <w:b/>
-              </w:rPr>
-              <w:t>3 Public Contract</w:t>
-            </w:r>
-          </w:p>
-        </w:tc>
-        <w:tc>
-          <w:tcPr>
-            <w:tcW w:type="dxa" w:w="1020"/>
-            <w:tcMar>
-              <w:top w:w="70" w:type="dxa"/>
-              <w:start w:w="100" w:type="dxa"/>
-              <w:bottom w:w="70" w:type="dxa"/>
-              <w:end w:w="100" w:type="dxa"/>
-            </w:tcMar>
-          </w:tcPr>
-          <w:p>
-            <w:r>
-              <w:t>4</w:t>
-            </w:r>
-          </w:p>
-        </w:tc>
-      </w:tr>
-      <w:tr>
-        <w:trPr>
-          <w:cantSplit/>
-        </w:trPr>
-        <w:tc>
-          <w:tcPr>
-            <w:tcW w:type="dxa" w:w="1247"/>
-            <w:shd w:fill="E9F6F2"/>
-            <w:tcMar>
-              <w:top w:w="70" w:type="dxa"/>
-              <w:start w:w="100" w:type="dxa"/>
-              <w:bottom w:w="70" w:type="dxa"/>
-              <w:end w:w="100" w:type="dxa"/>
-            </w:tcMar>
-          </w:tcPr>
-          <w:p>
-            <w:r>
-              <w:t>대메뉴</w:t>
-            </w:r>
-          </w:p>
-        </w:tc>
-        <w:tc>
-          <w:tcPr>
-            <w:tcW w:type="dxa" w:w="12190"/>
-            <w:tcMar>
-              <w:top w:w="70" w:type="dxa"/>
-              <w:start w:w="100" w:type="dxa"/>
-              <w:bottom w:w="70" w:type="dxa"/>
-              <w:end w:w="100" w:type="dxa"/>
-            </w:tcMar>
-          </w:tcPr>
-          <w:p>
-            <w:r>
-              <w:rPr>
-                <w:b/>
-              </w:rPr>
-              <w:t>4 Context · Identity · Operation</w:t>
-            </w:r>
-          </w:p>
-        </w:tc>
-        <w:tc>
-          <w:tcPr>
-            <w:tcW w:type="dxa" w:w="1020"/>
-            <w:tcMar>
-              <w:top w:w="70" w:type="dxa"/>
-              <w:start w:w="100" w:type="dxa"/>
-              <w:bottom w:w="70" w:type="dxa"/>
-              <w:end w:w="100" w:type="dxa"/>
-            </w:tcMar>
-          </w:tcPr>
-          <w:p>
-            <w:r>
-              <w:t>4</w:t>
-            </w:r>
-          </w:p>
-        </w:tc>
-      </w:tr>
-      <w:tr>
-        <w:trPr>
-          <w:cantSplit/>
-        </w:trPr>
-        <w:tc>
-          <w:tcPr>
-            <w:tcW w:type="dxa" w:w="1247"/>
-            <w:shd w:fill="E9F6F2"/>
-            <w:tcMar>
-              <w:top w:w="70" w:type="dxa"/>
-              <w:start w:w="100" w:type="dxa"/>
-              <w:bottom w:w="70" w:type="dxa"/>
-              <w:end w:w="100" w:type="dxa"/>
-            </w:tcMar>
-          </w:tcPr>
-          <w:p>
-            <w:r>
-              <w:t>대메뉴</w:t>
-            </w:r>
-          </w:p>
-        </w:tc>
-        <w:tc>
-          <w:tcPr>
-            <w:tcW w:type="dxa" w:w="12190"/>
-            <w:tcMar>
-              <w:top w:w="70" w:type="dxa"/>
-              <w:start w:w="100" w:type="dxa"/>
-              <w:bottom w:w="70" w:type="dxa"/>
-              <w:end w:w="100" w:type="dxa"/>
-            </w:tcMar>
-          </w:tcPr>
-          <w:p>
-            <w:r>
-              <w:rPr>
-                <w:b/>
-              </w:rPr>
-              <w:t>5 지원 DB</w:t>
-            </w:r>
-          </w:p>
-        </w:tc>
-        <w:tc>
-          <w:tcPr>
-            <w:tcW w:type="dxa" w:w="1020"/>
-            <w:tcMar>
-              <w:top w:w="70" w:type="dxa"/>
-              <w:start w:w="100" w:type="dxa"/>
-              <w:bottom w:w="70" w:type="dxa"/>
-              <w:end w:w="100" w:type="dxa"/>
-            </w:tcMar>
-          </w:tcPr>
-          <w:p>
-            <w:r>
-              <w:t>5</w:t>
-            </w:r>
-          </w:p>
-        </w:tc>
-      </w:tr>
-      <w:tr>
-        <w:trPr>
-          <w:cantSplit/>
-        </w:trPr>
-        <w:tc>
-          <w:tcPr>
-            <w:tcW w:type="dxa" w:w="1247"/>
-            <w:shd w:fill="E9F6F2"/>
-            <w:tcMar>
-              <w:top w:w="70" w:type="dxa"/>
-              <w:start w:w="100" w:type="dxa"/>
-              <w:bottom w:w="70" w:type="dxa"/>
-              <w:end w:w="100" w:type="dxa"/>
-            </w:tcMar>
-          </w:tcPr>
-          <w:p>
-            <w:r>
-              <w:t>대메뉴</w:t>
-            </w:r>
-          </w:p>
-        </w:tc>
-        <w:tc>
-          <w:tcPr>
-            <w:tcW w:type="dxa" w:w="12190"/>
-            <w:tcMar>
-              <w:top w:w="70" w:type="dxa"/>
-              <w:start w:w="100" w:type="dxa"/>
-              <w:bottom w:w="70" w:type="dxa"/>
-              <w:end w:w="100" w:type="dxa"/>
-            </w:tcMar>
-          </w:tcPr>
-          <w:p>
-            <w:r>
-              <w:rPr>
-                <w:b/>
-              </w:rPr>
-              <w:t>6 Topology와 Optionality</w:t>
-            </w:r>
-          </w:p>
-        </w:tc>
-        <w:tc>
-          <w:tcPr>
-            <w:tcW w:type="dxa" w:w="1020"/>
-            <w:tcMar>
-              <w:top w:w="70" w:type="dxa"/>
-              <w:start w:w="100" w:type="dxa"/>
-              <w:bottom w:w="70" w:type="dxa"/>
-              <w:end w:w="100" w:type="dxa"/>
-            </w:tcMar>
-          </w:tcPr>
-          <w:p>
-            <w:r>
-              <w:t>5</w:t>
-            </w:r>
-          </w:p>
-        </w:tc>
-      </w:tr>
-    </w:tbl>
+    <w:p>
+      <w:pPr>
+        <w:spacing w:after="60"/>
+        <w:ind w:left="259"/>
+      </w:pPr>
+      <w:r>
+        <w:rPr>
+          <w:b/>
+          <w:color w:val="1F3349"/>
+          <w:sz w:val="21"/>
+        </w:rPr>
+        <w:t>1 제품 범위</w:t>
+      </w:r>
+    </w:p>
+    <w:p>
+      <w:pPr>
+        <w:spacing w:after="60"/>
+        <w:ind w:left="259"/>
+      </w:pPr>
+      <w:r>
+        <w:rPr>
+          <w:b/>
+          <w:color w:val="1F3349"/>
+          <w:sz w:val="21"/>
+        </w:rPr>
+        <w:t>2 기술 Stack</w:t>
+      </w:r>
+    </w:p>
+    <w:p>
+      <w:pPr>
+        <w:spacing w:after="60"/>
+        <w:ind w:left="259"/>
+      </w:pPr>
+      <w:r>
+        <w:rPr>
+          <w:b/>
+          <w:color w:val="1F3349"/>
+          <w:sz w:val="21"/>
+        </w:rPr>
+        <w:t>3 Public Contract</w:t>
+      </w:r>
+    </w:p>
+    <w:p>
+      <w:pPr>
+        <w:spacing w:after="60"/>
+        <w:ind w:left="259"/>
+      </w:pPr>
+      <w:r>
+        <w:rPr>
+          <w:b/>
+          <w:color w:val="1F3349"/>
+          <w:sz w:val="21"/>
+        </w:rPr>
+        <w:t>4 Context · Identity · Operation</w:t>
+      </w:r>
+    </w:p>
+    <w:p>
+      <w:pPr>
+        <w:spacing w:after="60"/>
+        <w:ind w:left="259"/>
+      </w:pPr>
+      <w:r>
+        <w:rPr>
+          <w:b/>
+          <w:color w:val="1F3349"/>
+          <w:sz w:val="21"/>
+        </w:rPr>
+        <w:t>5 지원 DB</w:t>
+      </w:r>
+    </w:p>
+    <w:p>
+      <w:pPr>
+        <w:spacing w:after="60"/>
+        <w:ind w:left="259"/>
+      </w:pPr>
+      <w:r>
+        <w:rPr>
+          <w:b/>
+          <w:color w:val="1F3349"/>
+          <w:sz w:val="21"/>
+        </w:rPr>
+        <w:t>6 Topology와 Optionality</w:t>
+      </w:r>
+    </w:p>
     <w:p>
       <w:r>
         <w:br w:type="page"/>
@@ -653,15 +358,49 @@
     <w:p>
       <w:pPr>
         <w:pStyle w:val="Heading1"/>
+        <w:keepNext/>
       </w:pPr>
       <w:r>
         <w:t>1 제품 범위</w:t>
       </w:r>
     </w:p>
+    <w:p>
+      <w:pPr>
+        <w:spacing w:before="80" w:after="200"/>
+        <w:ind w:left="173" w:right="58"/>
+        <w:shd w:fill="F3F7FB"/>
+        <w:pBdr>
+          <w:left w:val="single" w:sz="18" w:space="8" w:color="4F46E5"/>
+        </w:pBdr>
+      </w:pPr>
+      <w:r>
+        <w:rPr>
+          <w:b/>
+          <w:color w:val="362D91"/>
+          <w:sz w:val="20"/>
+        </w:rPr>
+        <w:t xml:space="preserve">이 장을 보는 이유  </w:t>
+      </w:r>
+      <w:r>
+        <w:rPr>
+          <w:color w:val="26374C"/>
+          <w:sz w:val="20"/>
+        </w:rPr>
+        <w:t>CPF가 제공하는 Runtime/개발/운영 계약의 범위를 빠르게 확인합니다.</w:t>
+      </w:r>
+    </w:p>
+    <w:p>
+      <w:pPr>
+        <w:pStyle w:val="CPFLabel"/>
+      </w:pPr>
+      <w:r>
+        <w:t>제품 범위</w:t>
+      </w:r>
+    </w:p>
     <w:tbl>
       <w:tblPr>
         <w:tblW w:type="auto" w:w="0"/>
-        <w:jc w:val="left"/>
+        <w:jc w:val="center"/>
         <w:tblLayout w:type="fixed"/>
         <w:tblLook w:firstColumn="1" w:firstRow="1" w:lastColumn="0" w:lastRow="0" w:noHBand="0" w:noVBand="1" w:val="04A0"/>
       </w:tblPr>
@@ -675,78 +414,21 @@
         </w:trPr>
         <w:tc>
           <w:tcPr>
-            <w:tcW w:type="dxa" w:w="1927"/>
-            <w:shd w:fill="17324D"/>
+            <w:tcW w:type="dxa" w:w="3812"/>
+            <w:shd w:fill="223A57"/>
             <w:tcMar>
-              <w:top w:w="110" w:type="dxa"/>
-              <w:start w:w="140" w:type="dxa"/>
-              <w:bottom w:w="110" w:type="dxa"/>
-              <w:end w:w="140" w:type="dxa"/>
+              <w:top w:w="90" w:type="dxa"/>
+              <w:start w:w="100" w:type="dxa"/>
+              <w:bottom w:w="90" w:type="dxa"/>
+              <w:end w:w="100" w:type="dxa"/>
             </w:tcMar>
+            <w:vAlign w:val="center"/>
           </w:tcPr>
           <w:p>
-            <w:r>
-              <w:rPr>
-                <w:b/>
-                <w:color w:val="FFFFFF"/>
-              </w:rPr>
-              <w:t>이 장을 보는 이유</w:t>
-            </w:r>
-          </w:p>
-        </w:tc>
-        <w:tc>
-          <w:tcPr>
-            <w:tcW w:type="dxa" w:w="11623"/>
-            <w:tcMar>
-              <w:top w:w="110" w:type="dxa"/>
-              <w:start w:w="140" w:type="dxa"/>
-              <w:bottom w:w="110" w:type="dxa"/>
-              <w:end w:w="140" w:type="dxa"/>
-            </w:tcMar>
-          </w:tcPr>
-          <w:p>
-            <w:r>
-              <w:t>CPF가 제공하는 Runtime/개발/운영 계약의 범위를 빠르게 확인합니다.</w:t>
-            </w:r>
-          </w:p>
-        </w:tc>
-      </w:tr>
-    </w:tbl>
-    <w:p>
-      <w:pPr>
-        <w:pStyle w:val="CPFLabel"/>
-      </w:pPr>
-      <w:r>
-        <w:t>제품 범위</w:t>
-      </w:r>
-    </w:p>
-    <w:tbl>
-      <w:tblPr>
-        <w:tblW w:type="auto" w:w="0"/>
-        <w:jc w:val="left"/>
-        <w:tblLayout w:type="fixed"/>
-        <w:tblLook w:firstColumn="1" w:firstRow="1" w:lastColumn="0" w:lastRow="0" w:noHBand="0" w:noVBand="1" w:val="04A0"/>
-      </w:tblPr>
-      <w:tblGrid>
-        <w:gridCol w:w="7625"/>
-        <w:gridCol w:w="7625"/>
-      </w:tblGrid>
-      <w:tr>
-        <w:trPr>
-          <w:tblHeader w:val="true"/>
-        </w:trPr>
-        <w:tc>
-          <w:tcPr>
-            <w:tcW w:type="dxa" w:w="2741"/>
-            <w:shd w:fill="17324D"/>
-            <w:tcMar>
-              <w:top w:w="90" w:type="dxa"/>
-              <w:start w:w="110" w:type="dxa"/>
-              <w:bottom w:w="90" w:type="dxa"/>
-              <w:end w:w="110" w:type="dxa"/>
-            </w:tcMar>
-          </w:tcPr>
-          <w:p>
+            <w:pPr>
+              <w:spacing w:before="0" w:after="0" w:line="252" w:lineRule="auto"/>
+              <w:jc w:val="left"/>
+            </w:pPr>
             <w:r>
               <w:rPr>
                 <w:b/>
@@ -759,16 +441,21 @@
         </w:tc>
         <w:tc>
           <w:tcPr>
-            <w:tcW w:type="dxa" w:w="12283"/>
-            <w:shd w:fill="17324D"/>
+            <w:tcW w:type="dxa" w:w="11437"/>
+            <w:shd w:fill="223A57"/>
             <w:tcMar>
               <w:top w:w="90" w:type="dxa"/>
-              <w:start w:w="110" w:type="dxa"/>
+              <w:start w:w="100" w:type="dxa"/>
               <w:bottom w:w="90" w:type="dxa"/>
-              <w:end w:w="110" w:type="dxa"/>
+              <w:end w:w="100" w:type="dxa"/>
             </w:tcMar>
+            <w:vAlign w:val="center"/>
           </w:tcPr>
           <w:p>
+            <w:pPr>
+              <w:spacing w:before="0" w:after="0" w:line="252" w:lineRule="auto"/>
+              <w:jc w:val="left"/>
+            </w:pPr>
             <w:r>
               <w:rPr>
                 <w:b/>
@@ -786,23 +473,23 @@
         </w:trPr>
         <w:tc>
           <w:tcPr>
-            <w:tcW w:type="dxa" w:w="2741"/>
+            <w:tcW w:type="dxa" w:w="3812"/>
             <w:tcMar>
-              <w:top w:w="80" w:type="dxa"/>
+              <w:top w:w="90" w:type="dxa"/>
               <w:start w:w="100" w:type="dxa"/>
-              <w:bottom w:w="80" w:type="dxa"/>
+              <w:bottom w:w="90" w:type="dxa"/>
               <w:end w:w="100" w:type="dxa"/>
             </w:tcMar>
             <w:vAlign w:val="center"/>
           </w:tcPr>
           <w:p>
             <w:pPr>
-              <w:spacing w:after="0" w:line="252" w:lineRule="auto"/>
+              <w:spacing w:after="0" w:line="252" w:lineRule="auto" w:before="0"/>
             </w:pPr>
             <w:r>
               <w:rPr>
                 <w:rFonts w:ascii="Noto Sans KR" w:hAnsi="Noto Sans KR" w:eastAsia="Noto Sans KR"/>
-                <w:sz w:val="16"/>
+                <w:sz w:val="17"/>
               </w:rPr>
               <w:t>Online</w:t>
             </w:r>
@@ -810,23 +497,23 @@
         </w:tc>
         <w:tc>
           <w:tcPr>
-            <w:tcW w:type="dxa" w:w="12283"/>
+            <w:tcW w:type="dxa" w:w="11437"/>
             <w:tcMar>
-              <w:top w:w="80" w:type="dxa"/>
+              <w:top w:w="90" w:type="dxa"/>
               <w:start w:w="100" w:type="dxa"/>
-              <w:bottom w:w="80" w:type="dxa"/>
+              <w:bottom w:w="90" w:type="dxa"/>
               <w:end w:w="100" w:type="dxa"/>
             </w:tcMar>
             <w:vAlign w:val="center"/>
           </w:tcPr>
           <w:p>
             <w:pPr>
-              <w:spacing w:after="0" w:line="252" w:lineRule="auto"/>
+              <w:spacing w:after="0" w:line="252" w:lineRule="auto" w:before="0"/>
             </w:pPr>
             <w:r>
               <w:rPr>
                 <w:rFonts w:ascii="Noto Sans KR" w:hAnsi="Noto Sans KR" w:eastAsia="Noto Sans KR"/>
-                <w:sz w:val="16"/>
+                <w:sz w:val="17"/>
               </w:rPr>
               <w:t>Web/Service/Persistence/Domain Invocation/Integration</w:t>
             </w:r>
@@ -839,24 +526,24 @@
         </w:trPr>
         <w:tc>
           <w:tcPr>
-            <w:tcW w:type="dxa" w:w="2741"/>
+            <w:tcW w:type="dxa" w:w="3812"/>
             <w:tcMar>
-              <w:top w:w="80" w:type="dxa"/>
+              <w:top w:w="90" w:type="dxa"/>
               <w:start w:w="100" w:type="dxa"/>
-              <w:bottom w:w="80" w:type="dxa"/>
+              <w:bottom w:w="90" w:type="dxa"/>
               <w:end w:w="100" w:type="dxa"/>
             </w:tcMar>
             <w:vAlign w:val="center"/>
-            <w:shd w:fill="F7FAFC"/>
+            <w:shd w:fill="F5F8FB"/>
           </w:tcPr>
           <w:p>
             <w:pPr>
-              <w:spacing w:after="0" w:line="252" w:lineRule="auto"/>
+              <w:spacing w:after="0" w:line="252" w:lineRule="auto" w:before="0"/>
             </w:pPr>
             <w:r>
               <w:rPr>
                 <w:rFonts w:ascii="Noto Sans KR" w:hAnsi="Noto Sans KR" w:eastAsia="Noto Sans KR"/>
-                <w:sz w:val="16"/>
+                <w:sz w:val="17"/>
               </w:rPr>
               <w:t>Reliability</w:t>
             </w:r>
@@ -864,24 +551,24 @@
         </w:tc>
         <w:tc>
           <w:tcPr>
-            <w:tcW w:type="dxa" w:w="12283"/>
+            <w:tcW w:type="dxa" w:w="11437"/>
             <w:tcMar>
-              <w:top w:w="80" w:type="dxa"/>
+              <w:top w:w="90" w:type="dxa"/>
               <w:start w:w="100" w:type="dxa"/>
-              <w:bottom w:w="80" w:type="dxa"/>
+              <w:bottom w:w="90" w:type="dxa"/>
               <w:end w:w="100" w:type="dxa"/>
             </w:tcMar>
             <w:vAlign w:val="center"/>
-            <w:shd w:fill="F7FAFC"/>
+            <w:shd w:fill="F5F8FB"/>
           </w:tcPr>
           <w:p>
             <w:pPr>
-              <w:spacing w:after="0" w:line="252" w:lineRule="auto"/>
+              <w:spacing w:after="0" w:line="252" w:lineRule="auto" w:before="0"/>
             </w:pPr>
             <w:r>
               <w:rPr>
                 <w:rFonts w:ascii="Noto Sans KR" w:hAnsi="Noto Sans KR" w:eastAsia="Noto Sans KR"/>
-                <w:sz w:val="16"/>
+                <w:sz w:val="17"/>
               </w:rPr>
               <w:t>Idempotency/Retry/Timeout/UNKNOWN/Reconcile</w:t>
             </w:r>
@@ -894,23 +581,23 @@
         </w:trPr>
         <w:tc>
           <w:tcPr>
-            <w:tcW w:type="dxa" w:w="2741"/>
+            <w:tcW w:type="dxa" w:w="3812"/>
             <w:tcMar>
-              <w:top w:w="80" w:type="dxa"/>
+              <w:top w:w="90" w:type="dxa"/>
               <w:start w:w="100" w:type="dxa"/>
-              <w:bottom w:w="80" w:type="dxa"/>
+              <w:bottom w:w="90" w:type="dxa"/>
               <w:end w:w="100" w:type="dxa"/>
             </w:tcMar>
             <w:vAlign w:val="center"/>
           </w:tcPr>
           <w:p>
             <w:pPr>
-              <w:spacing w:after="0" w:line="252" w:lineRule="auto"/>
+              <w:spacing w:after="0" w:line="252" w:lineRule="auto" w:before="0"/>
             </w:pPr>
             <w:r>
               <w:rPr>
                 <w:rFonts w:ascii="Noto Sans KR" w:hAnsi="Noto Sans KR" w:eastAsia="Noto Sans KR"/>
-                <w:sz w:val="16"/>
+                <w:sz w:val="17"/>
               </w:rPr>
               <w:t>Async</w:t>
             </w:r>
@@ -918,23 +605,23 @@
         </w:tc>
         <w:tc>
           <w:tcPr>
-            <w:tcW w:type="dxa" w:w="12283"/>
+            <w:tcW w:type="dxa" w:w="11437"/>
             <w:tcMar>
-              <w:top w:w="80" w:type="dxa"/>
+              <w:top w:w="90" w:type="dxa"/>
               <w:start w:w="100" w:type="dxa"/>
-              <w:bottom w:w="80" w:type="dxa"/>
+              <w:bottom w:w="90" w:type="dxa"/>
               <w:end w:w="100" w:type="dxa"/>
             </w:tcMar>
             <w:vAlign w:val="center"/>
           </w:tcPr>
           <w:p>
             <w:pPr>
-              <w:spacing w:after="0" w:line="252" w:lineRule="auto"/>
+              <w:spacing w:after="0" w:line="252" w:lineRule="auto" w:before="0"/>
             </w:pPr>
             <w:r>
               <w:rPr>
                 <w:rFonts w:ascii="Noto Sans KR" w:hAnsi="Noto Sans KR" w:eastAsia="Noto Sans KR"/>
-                <w:sz w:val="16"/>
+                <w:sz w:val="17"/>
               </w:rPr>
               <w:t>Messaging/Outbox/Inbox/DLQ/Replay</w:t>
             </w:r>
@@ -947,24 +634,24 @@
         </w:trPr>
         <w:tc>
           <w:tcPr>
-            <w:tcW w:type="dxa" w:w="2741"/>
+            <w:tcW w:type="dxa" w:w="3812"/>
             <w:tcMar>
-              <w:top w:w="80" w:type="dxa"/>
+              <w:top w:w="90" w:type="dxa"/>
               <w:start w:w="100" w:type="dxa"/>
-              <w:bottom w:w="80" w:type="dxa"/>
+              <w:bottom w:w="90" w:type="dxa"/>
               <w:end w:w="100" w:type="dxa"/>
             </w:tcMar>
             <w:vAlign w:val="center"/>
-            <w:shd w:fill="F7FAFC"/>
+            <w:shd w:fill="F5F8FB"/>
           </w:tcPr>
           <w:p>
             <w:pPr>
-              <w:spacing w:after="0" w:line="252" w:lineRule="auto"/>
+              <w:spacing w:after="0" w:line="252" w:lineRule="auto" w:before="0"/>
             </w:pPr>
             <w:r>
               <w:rPr>
                 <w:rFonts w:ascii="Noto Sans KR" w:hAnsi="Noto Sans KR" w:eastAsia="Noto Sans KR"/>
-                <w:sz w:val="16"/>
+                <w:sz w:val="17"/>
               </w:rPr>
               <w:t>Batch</w:t>
             </w:r>
@@ -972,24 +659,24 @@
         </w:tc>
         <w:tc>
           <w:tcPr>
-            <w:tcW w:type="dxa" w:w="12283"/>
+            <w:tcW w:type="dxa" w:w="11437"/>
             <w:tcMar>
-              <w:top w:w="80" w:type="dxa"/>
+              <w:top w:w="90" w:type="dxa"/>
               <w:start w:w="100" w:type="dxa"/>
-              <w:bottom w:w="80" w:type="dxa"/>
+              <w:bottom w:w="90" w:type="dxa"/>
               <w:end w:w="100" w:type="dxa"/>
             </w:tcMar>
             <w:vAlign w:val="center"/>
-            <w:shd w:fill="F7FAFC"/>
+            <w:shd w:fill="F5F8FB"/>
           </w:tcPr>
           <w:p>
             <w:pPr>
-              <w:spacing w:after="0" w:line="252" w:lineRule="auto"/>
+              <w:spacing w:after="0" w:line="252" w:lineRule="auto" w:before="0"/>
             </w:pPr>
             <w:r>
               <w:rPr>
                 <w:rFonts w:ascii="Noto Sans KR" w:hAnsi="Noto Sans KR" w:eastAsia="Noto Sans KR"/>
-                <w:sz w:val="16"/>
+                <w:sz w:val="17"/>
               </w:rPr>
               <w:t>Job/Step/Control/Ledger/Lease/Fencing/Checkpoint</w:t>
             </w:r>
@@ -1002,23 +689,23 @@
         </w:trPr>
         <w:tc>
           <w:tcPr>
-            <w:tcW w:type="dxa" w:w="2741"/>
+            <w:tcW w:type="dxa" w:w="3812"/>
             <w:tcMar>
-              <w:top w:w="80" w:type="dxa"/>
+              <w:top w:w="90" w:type="dxa"/>
               <w:start w:w="100" w:type="dxa"/>
-              <w:bottom w:w="80" w:type="dxa"/>
+              <w:bottom w:w="90" w:type="dxa"/>
               <w:end w:w="100" w:type="dxa"/>
             </w:tcMar>
             <w:vAlign w:val="center"/>
           </w:tcPr>
           <w:p>
             <w:pPr>
-              <w:spacing w:after="0" w:line="252" w:lineRule="auto"/>
+              <w:spacing w:after="0" w:line="252" w:lineRule="auto" w:before="0"/>
             </w:pPr>
             <w:r>
               <w:rPr>
                 <w:rFonts w:ascii="Noto Sans KR" w:hAnsi="Noto Sans KR" w:eastAsia="Noto Sans KR"/>
-                <w:sz w:val="16"/>
+                <w:sz w:val="17"/>
               </w:rPr>
               <w:t>Data</w:t>
             </w:r>
@@ -1026,23 +713,23 @@
         </w:tc>
         <w:tc>
           <w:tcPr>
-            <w:tcW w:type="dxa" w:w="12283"/>
+            <w:tcW w:type="dxa" w:w="11437"/>
             <w:tcMar>
-              <w:top w:w="80" w:type="dxa"/>
+              <w:top w:w="90" w:type="dxa"/>
               <w:start w:w="100" w:type="dxa"/>
-              <w:bottom w:w="80" w:type="dxa"/>
+              <w:bottom w:w="90" w:type="dxa"/>
               <w:end w:w="100" w:type="dxa"/>
             </w:tcMar>
             <w:vAlign w:val="center"/>
           </w:tcPr>
           <w:p>
             <w:pPr>
-              <w:spacing w:after="0" w:line="252" w:lineRule="auto"/>
+              <w:spacing w:after="0" w:line="252" w:lineRule="auto" w:before="0"/>
             </w:pPr>
             <w:r>
               <w:rPr>
                 <w:rFonts w:ascii="Noto Sans KR" w:hAnsi="Noto Sans KR" w:eastAsia="Noto Sans KR"/>
-                <w:sz w:val="16"/>
+                <w:sz w:val="17"/>
               </w:rPr>
               <w:t>JDBC/MyBatis/JPA/Cache/DB3</w:t>
             </w:r>
@@ -1055,24 +742,24 @@
         </w:trPr>
         <w:tc>
           <w:tcPr>
-            <w:tcW w:type="dxa" w:w="2741"/>
+            <w:tcW w:type="dxa" w:w="3812"/>
             <w:tcMar>
-              <w:top w:w="80" w:type="dxa"/>
+              <w:top w:w="90" w:type="dxa"/>
               <w:start w:w="100" w:type="dxa"/>
-              <w:bottom w:w="80" w:type="dxa"/>
+              <w:bottom w:w="90" w:type="dxa"/>
               <w:end w:w="100" w:type="dxa"/>
             </w:tcMar>
             <w:vAlign w:val="center"/>
-            <w:shd w:fill="F7FAFC"/>
+            <w:shd w:fill="F5F8FB"/>
           </w:tcPr>
           <w:p>
             <w:pPr>
-              <w:spacing w:after="0" w:line="252" w:lineRule="auto"/>
+              <w:spacing w:after="0" w:line="252" w:lineRule="auto" w:before="0"/>
             </w:pPr>
             <w:r>
               <w:rPr>
                 <w:rFonts w:ascii="Noto Sans KR" w:hAnsi="Noto Sans KR" w:eastAsia="Noto Sans KR"/>
-                <w:sz w:val="16"/>
+                <w:sz w:val="17"/>
               </w:rPr>
               <w:t>Security</w:t>
             </w:r>
@@ -1080,24 +767,24 @@
         </w:tc>
         <w:tc>
           <w:tcPr>
-            <w:tcW w:type="dxa" w:w="12283"/>
+            <w:tcW w:type="dxa" w:w="11437"/>
             <w:tcMar>
-              <w:top w:w="80" w:type="dxa"/>
+              <w:top w:w="90" w:type="dxa"/>
               <w:start w:w="100" w:type="dxa"/>
-              <w:bottom w:w="80" w:type="dxa"/>
+              <w:bottom w:w="90" w:type="dxa"/>
               <w:end w:w="100" w:type="dxa"/>
             </w:tcMar>
             <w:vAlign w:val="center"/>
-            <w:shd w:fill="F7FAFC"/>
+            <w:shd w:fill="F5F8FB"/>
           </w:tcPr>
           <w:p>
             <w:pPr>
-              <w:spacing w:after="0" w:line="252" w:lineRule="auto"/>
+              <w:spacing w:after="0" w:line="252" w:lineRule="auto" w:before="0"/>
             </w:pPr>
             <w:r>
               <w:rPr>
                 <w:rFonts w:ascii="Noto Sans KR" w:hAnsi="Noto Sans KR" w:eastAsia="Noto Sans KR"/>
-                <w:sz w:val="16"/>
+                <w:sz w:val="17"/>
               </w:rPr>
               <w:t>Permission/Approval/Audit/Masking</w:t>
             </w:r>
@@ -1110,23 +797,23 @@
         </w:trPr>
         <w:tc>
           <w:tcPr>
-            <w:tcW w:type="dxa" w:w="2741"/>
+            <w:tcW w:type="dxa" w:w="3812"/>
             <w:tcMar>
-              <w:top w:w="80" w:type="dxa"/>
+              <w:top w:w="90" w:type="dxa"/>
               <w:start w:w="100" w:type="dxa"/>
-              <w:bottom w:w="80" w:type="dxa"/>
+              <w:bottom w:w="90" w:type="dxa"/>
               <w:end w:w="100" w:type="dxa"/>
             </w:tcMar>
             <w:vAlign w:val="center"/>
           </w:tcPr>
           <w:p>
             <w:pPr>
-              <w:spacing w:after="0" w:line="252" w:lineRule="auto"/>
+              <w:spacing w:after="0" w:line="252" w:lineRule="auto" w:before="0"/>
             </w:pPr>
             <w:r>
               <w:rPr>
                 <w:rFonts w:ascii="Noto Sans KR" w:hAnsi="Noto Sans KR" w:eastAsia="Noto Sans KR"/>
-                <w:sz w:val="16"/>
+                <w:sz w:val="17"/>
               </w:rPr>
               <w:t>Operations</w:t>
             </w:r>
@@ -1134,23 +821,23 @@
         </w:tc>
         <w:tc>
           <w:tcPr>
-            <w:tcW w:type="dxa" w:w="12283"/>
+            <w:tcW w:type="dxa" w:w="11437"/>
             <w:tcMar>
-              <w:top w:w="80" w:type="dxa"/>
+              <w:top w:w="90" w:type="dxa"/>
               <w:start w:w="100" w:type="dxa"/>
-              <w:bottom w:w="80" w:type="dxa"/>
+              <w:bottom w:w="90" w:type="dxa"/>
               <w:end w:w="100" w:type="dxa"/>
             </w:tcMar>
             <w:vAlign w:val="center"/>
           </w:tcPr>
           <w:p>
             <w:pPr>
-              <w:spacing w:after="0" w:line="252" w:lineRule="auto"/>
+              <w:spacing w:after="0" w:line="252" w:lineRule="auto" w:before="0"/>
             </w:pPr>
             <w:r>
               <w:rPr>
                 <w:rFonts w:ascii="Noto Sans KR" w:hAnsi="Noto Sans KR" w:eastAsia="Noto Sans KR"/>
-                <w:sz w:val="16"/>
+                <w:sz w:val="17"/>
               </w:rPr>
               <w:t>ADM/Backoffice/Trace/Health/Recovery/Deployment</w:t>
             </w:r>
@@ -1163,24 +850,24 @@
         </w:trPr>
         <w:tc>
           <w:tcPr>
-            <w:tcW w:type="dxa" w:w="2741"/>
+            <w:tcW w:type="dxa" w:w="3812"/>
             <w:tcMar>
-              <w:top w:w="80" w:type="dxa"/>
+              <w:top w:w="90" w:type="dxa"/>
               <w:start w:w="100" w:type="dxa"/>
-              <w:bottom w:w="80" w:type="dxa"/>
+              <w:bottom w:w="90" w:type="dxa"/>
               <w:end w:w="100" w:type="dxa"/>
             </w:tcMar>
             <w:vAlign w:val="center"/>
-            <w:shd w:fill="F7FAFC"/>
+            <w:shd w:fill="F5F8FB"/>
           </w:tcPr>
           <w:p>
             <w:pPr>
-              <w:spacing w:after="0" w:line="252" w:lineRule="auto"/>
+              <w:spacing w:after="0" w:line="252" w:lineRule="auto" w:before="0"/>
             </w:pPr>
             <w:r>
               <w:rPr>
                 <w:rFonts w:ascii="Noto Sans KR" w:hAnsi="Noto Sans KR" w:eastAsia="Noto Sans KR"/>
-                <w:sz w:val="16"/>
+                <w:sz w:val="17"/>
               </w:rPr>
               <w:t>Generator</w:t>
             </w:r>
@@ -1188,24 +875,24 @@
         </w:tc>
         <w:tc>
           <w:tcPr>
-            <w:tcW w:type="dxa" w:w="12283"/>
+            <w:tcW w:type="dxa" w:w="11437"/>
             <w:tcMar>
-              <w:top w:w="80" w:type="dxa"/>
+              <w:top w:w="90" w:type="dxa"/>
               <w:start w:w="100" w:type="dxa"/>
-              <w:bottom w:w="80" w:type="dxa"/>
+              <w:bottom w:w="90" w:type="dxa"/>
               <w:end w:w="100" w:type="dxa"/>
             </w:tcMar>
             <w:vAlign w:val="center"/>
-            <w:shd w:fill="F7FAFC"/>
+            <w:shd w:fill="F5F8FB"/>
           </w:tcPr>
           <w:p>
             <w:pPr>
-              <w:spacing w:after="0" w:line="252" w:lineRule="auto"/>
+              <w:spacing w:after="0" w:line="252" w:lineRule="auto" w:before="0"/>
             </w:pPr>
             <w:r>
               <w:rPr>
                 <w:rFonts w:ascii="Noto Sans KR" w:hAnsi="Noto Sans KR" w:eastAsia="Noto Sans KR"/>
-                <w:sz w:val="16"/>
+                <w:sz w:val="17"/>
               </w:rPr>
               <w:t>Domain/Starter/DB/OpenAPI/Sample</w:t>
             </w:r>
@@ -1216,15 +903,49 @@
     <w:p>
       <w:pPr>
         <w:pStyle w:val="Heading1"/>
+        <w:keepNext/>
       </w:pPr>
       <w:r>
         <w:t>2 기술 Stack</w:t>
       </w:r>
     </w:p>
+    <w:p>
+      <w:pPr>
+        <w:spacing w:before="80" w:after="200"/>
+        <w:ind w:left="173" w:right="58"/>
+        <w:shd w:fill="F3F7FB"/>
+        <w:pBdr>
+          <w:left w:val="single" w:sz="18" w:space="8" w:color="4F46E5"/>
+        </w:pBdr>
+      </w:pPr>
+      <w:r>
+        <w:rPr>
+          <w:b/>
+          <w:color w:val="362D91"/>
+          <w:sz w:val="20"/>
+        </w:rPr>
+        <w:t xml:space="preserve">이 장을 보는 이유  </w:t>
+      </w:r>
+      <w:r>
+        <w:rPr>
+          <w:color w:val="26374C"/>
+          <w:sz w:val="20"/>
+        </w:rPr>
+        <w:t>실제 Source의 canonical stack properties를 기준으로 개발 환경을 맞춥니다.</w:t>
+      </w:r>
+    </w:p>
+    <w:p>
+      <w:pPr>
+        <w:pStyle w:val="CPFLabel"/>
+      </w:pPr>
+      <w:r>
+        <w:t>Canonical Stack</w:t>
+      </w:r>
+    </w:p>
     <w:tbl>
       <w:tblPr>
         <w:tblW w:type="auto" w:w="0"/>
-        <w:jc w:val="left"/>
+        <w:jc w:val="center"/>
         <w:tblLayout w:type="fixed"/>
         <w:tblLook w:firstColumn="1" w:firstRow="1" w:lastColumn="0" w:lastRow="0" w:noHBand="0" w:noVBand="1" w:val="04A0"/>
       </w:tblPr>
@@ -1238,78 +959,21 @@
         </w:trPr>
         <w:tc>
           <w:tcPr>
-            <w:tcW w:type="dxa" w:w="1927"/>
-            <w:shd w:fill="17324D"/>
+            <w:tcW w:type="dxa" w:w="9912"/>
+            <w:shd w:fill="223A57"/>
             <w:tcMar>
-              <w:top w:w="110" w:type="dxa"/>
-              <w:start w:w="140" w:type="dxa"/>
-              <w:bottom w:w="110" w:type="dxa"/>
-              <w:end w:w="140" w:type="dxa"/>
+              <w:top w:w="90" w:type="dxa"/>
+              <w:start w:w="100" w:type="dxa"/>
+              <w:bottom w:w="90" w:type="dxa"/>
+              <w:end w:w="100" w:type="dxa"/>
             </w:tcMar>
+            <w:vAlign w:val="center"/>
           </w:tcPr>
           <w:p>
-            <w:r>
-              <w:rPr>
-                <w:b/>
-                <w:color w:val="FFFFFF"/>
-              </w:rPr>
-              <w:t>이 장을 보는 이유</w:t>
-            </w:r>
-          </w:p>
-        </w:tc>
-        <w:tc>
-          <w:tcPr>
-            <w:tcW w:type="dxa" w:w="11623"/>
-            <w:tcMar>
-              <w:top w:w="110" w:type="dxa"/>
-              <w:start w:w="140" w:type="dxa"/>
-              <w:bottom w:w="110" w:type="dxa"/>
-              <w:end w:w="140" w:type="dxa"/>
-            </w:tcMar>
-          </w:tcPr>
-          <w:p>
-            <w:r>
-              <w:t>실제 Source의 canonical stack properties를 기준으로 개발 환경을 맞춥니다.</w:t>
-            </w:r>
-          </w:p>
-        </w:tc>
-      </w:tr>
-    </w:tbl>
-    <w:p>
-      <w:pPr>
-        <w:pStyle w:val="CPFLabel"/>
-      </w:pPr>
-      <w:r>
-        <w:t>Canonical Stack</w:t>
-      </w:r>
-    </w:p>
-    <w:tbl>
-      <w:tblPr>
-        <w:tblW w:type="auto" w:w="0"/>
-        <w:jc w:val="left"/>
-        <w:tblLayout w:type="fixed"/>
-        <w:tblLook w:firstColumn="1" w:firstRow="1" w:lastColumn="0" w:lastRow="0" w:noHBand="0" w:noVBand="1" w:val="04A0"/>
-      </w:tblPr>
-      <w:tblGrid>
-        <w:gridCol w:w="7625"/>
-        <w:gridCol w:w="7625"/>
-      </w:tblGrid>
-      <w:tr>
-        <w:trPr>
-          <w:tblHeader w:val="true"/>
-        </w:trPr>
-        <w:tc>
-          <w:tcPr>
-            <w:tcW w:type="dxa" w:w="5008"/>
-            <w:shd w:fill="17324D"/>
-            <w:tcMar>
-              <w:top w:w="90" w:type="dxa"/>
-              <w:start w:w="110" w:type="dxa"/>
-              <w:bottom w:w="90" w:type="dxa"/>
-              <w:end w:w="110" w:type="dxa"/>
-            </w:tcMar>
-          </w:tcPr>
-          <w:p>
+            <w:pPr>
+              <w:spacing w:before="0" w:after="0" w:line="252" w:lineRule="auto"/>
+              <w:jc w:val="left"/>
+            </w:pPr>
             <w:r>
               <w:rPr>
                 <w:b/>
@@ -1322,16 +986,21 @@
         </w:tc>
         <w:tc>
           <w:tcPr>
-            <w:tcW w:type="dxa" w:w="10017"/>
-            <w:shd w:fill="17324D"/>
+            <w:tcW w:type="dxa" w:w="5337"/>
+            <w:shd w:fill="223A57"/>
             <w:tcMar>
               <w:top w:w="90" w:type="dxa"/>
-              <w:start w:w="110" w:type="dxa"/>
+              <w:start w:w="100" w:type="dxa"/>
               <w:bottom w:w="90" w:type="dxa"/>
-              <w:end w:w="110" w:type="dxa"/>
+              <w:end w:w="100" w:type="dxa"/>
             </w:tcMar>
+            <w:vAlign w:val="center"/>
           </w:tcPr>
           <w:p>
+            <w:pPr>
+              <w:spacing w:before="0" w:after="0" w:line="252" w:lineRule="auto"/>
+              <w:jc w:val="left"/>
+            </w:pPr>
             <w:r>
               <w:rPr>
                 <w:b/>
@@ -1349,23 +1018,23 @@
         </w:trPr>
         <w:tc>
           <w:tcPr>
-            <w:tcW w:type="dxa" w:w="5008"/>
+            <w:tcW w:type="dxa" w:w="9912"/>
             <w:tcMar>
-              <w:top w:w="80" w:type="dxa"/>
+              <w:top w:w="90" w:type="dxa"/>
               <w:start w:w="100" w:type="dxa"/>
-              <w:bottom w:w="80" w:type="dxa"/>
+              <w:bottom w:w="90" w:type="dxa"/>
               <w:end w:w="100" w:type="dxa"/>
             </w:tcMar>
             <w:vAlign w:val="center"/>
           </w:tcPr>
           <w:p>
             <w:pPr>
-              <w:spacing w:after="0" w:line="252" w:lineRule="auto"/>
+              <w:spacing w:after="0" w:line="252" w:lineRule="auto" w:before="0"/>
             </w:pPr>
             <w:r>
               <w:rPr>
                 <w:rFonts w:ascii="Noto Sans KR" w:hAnsi="Noto Sans KR" w:eastAsia="Noto Sans KR"/>
-                <w:sz w:val="16"/>
+                <w:sz w:val="17"/>
               </w:rPr>
               <w:t>Java</w:t>
             </w:r>
@@ -1373,23 +1042,23 @@
         </w:tc>
         <w:tc>
           <w:tcPr>
-            <w:tcW w:type="dxa" w:w="10017"/>
+            <w:tcW w:type="dxa" w:w="5337"/>
             <w:tcMar>
-              <w:top w:w="80" w:type="dxa"/>
+              <w:top w:w="90" w:type="dxa"/>
               <w:start w:w="100" w:type="dxa"/>
-              <w:bottom w:w="80" w:type="dxa"/>
+              <w:bottom w:w="90" w:type="dxa"/>
               <w:end w:w="100" w:type="dxa"/>
             </w:tcMar>
             <w:vAlign w:val="center"/>
           </w:tcPr>
           <w:p>
             <w:pPr>
-              <w:spacing w:after="0" w:line="252" w:lineRule="auto"/>
+              <w:spacing w:after="0" w:line="252" w:lineRule="auto" w:before="0"/>
             </w:pPr>
             <w:r>
               <w:rPr>
                 <w:rFonts w:ascii="Noto Sans KR" w:hAnsi="Noto Sans KR" w:eastAsia="Noto Sans KR"/>
-                <w:sz w:val="16"/>
+                <w:sz w:val="17"/>
               </w:rPr>
               <w:t>25</w:t>
             </w:r>
@@ -1402,24 +1071,24 @@
         </w:trPr>
         <w:tc>
           <w:tcPr>
-            <w:tcW w:type="dxa" w:w="5008"/>
+            <w:tcW w:type="dxa" w:w="9912"/>
             <w:tcMar>
-              <w:top w:w="80" w:type="dxa"/>
+              <w:top w:w="90" w:type="dxa"/>
               <w:start w:w="100" w:type="dxa"/>
-              <w:bottom w:w="80" w:type="dxa"/>
+              <w:bottom w:w="90" w:type="dxa"/>
               <w:end w:w="100" w:type="dxa"/>
             </w:tcMar>
             <w:vAlign w:val="center"/>
-            <w:shd w:fill="F7FAFC"/>
+            <w:shd w:fill="F5F8FB"/>
           </w:tcPr>
           <w:p>
             <w:pPr>
-              <w:spacing w:after="0" w:line="252" w:lineRule="auto"/>
+              <w:spacing w:after="0" w:line="252" w:lineRule="auto" w:before="0"/>
             </w:pPr>
             <w:r>
               <w:rPr>
                 <w:rFonts w:ascii="Noto Sans KR" w:hAnsi="Noto Sans KR" w:eastAsia="Noto Sans KR"/>
-                <w:sz w:val="16"/>
+                <w:sz w:val="17"/>
               </w:rPr>
               <w:t>Gradle</w:t>
             </w:r>
@@ -1427,24 +1096,24 @@
         </w:tc>
         <w:tc>
           <w:tcPr>
-            <w:tcW w:type="dxa" w:w="10017"/>
+            <w:tcW w:type="dxa" w:w="5337"/>
             <w:tcMar>
-              <w:top w:w="80" w:type="dxa"/>
+              <w:top w:w="90" w:type="dxa"/>
               <w:start w:w="100" w:type="dxa"/>
-              <w:bottom w:w="80" w:type="dxa"/>
+              <w:bottom w:w="90" w:type="dxa"/>
               <w:end w:w="100" w:type="dxa"/>
             </w:tcMar>
             <w:vAlign w:val="center"/>
-            <w:shd w:fill="F7FAFC"/>
+            <w:shd w:fill="F5F8FB"/>
           </w:tcPr>
           <w:p>
             <w:pPr>
-              <w:spacing w:after="0" w:line="252" w:lineRule="auto"/>
+              <w:spacing w:after="0" w:line="252" w:lineRule="auto" w:before="0"/>
             </w:pPr>
             <w:r>
               <w:rPr>
                 <w:rFonts w:ascii="Noto Sans KR" w:hAnsi="Noto Sans KR" w:eastAsia="Noto Sans KR"/>
-                <w:sz w:val="16"/>
+                <w:sz w:val="17"/>
               </w:rPr>
               <w:t>9.1.0</w:t>
             </w:r>
@@ -1457,23 +1126,23 @@
         </w:trPr>
         <w:tc>
           <w:tcPr>
-            <w:tcW w:type="dxa" w:w="5008"/>
+            <w:tcW w:type="dxa" w:w="9912"/>
             <w:tcMar>
-              <w:top w:w="80" w:type="dxa"/>
+              <w:top w:w="90" w:type="dxa"/>
               <w:start w:w="100" w:type="dxa"/>
-              <w:bottom w:w="80" w:type="dxa"/>
+              <w:bottom w:w="90" w:type="dxa"/>
               <w:end w:w="100" w:type="dxa"/>
             </w:tcMar>
             <w:vAlign w:val="center"/>
           </w:tcPr>
           <w:p>
             <w:pPr>
-              <w:spacing w:after="0" w:line="252" w:lineRule="auto"/>
+              <w:spacing w:after="0" w:line="252" w:lineRule="auto" w:before="0"/>
             </w:pPr>
             <w:r>
               <w:rPr>
                 <w:rFonts w:ascii="Noto Sans KR" w:hAnsi="Noto Sans KR" w:eastAsia="Noto Sans KR"/>
-                <w:sz w:val="16"/>
+                <w:sz w:val="17"/>
               </w:rPr>
               <w:t>Spring Boot</w:t>
             </w:r>
@@ -1481,23 +1150,23 @@
         </w:tc>
         <w:tc>
           <w:tcPr>
-            <w:tcW w:type="dxa" w:w="10017"/>
+            <w:tcW w:type="dxa" w:w="5337"/>
             <w:tcMar>
-              <w:top w:w="80" w:type="dxa"/>
+              <w:top w:w="90" w:type="dxa"/>
               <w:start w:w="100" w:type="dxa"/>
-              <w:bottom w:w="80" w:type="dxa"/>
+              <w:bottom w:w="90" w:type="dxa"/>
               <w:end w:w="100" w:type="dxa"/>
             </w:tcMar>
             <w:vAlign w:val="center"/>
           </w:tcPr>
           <w:p>
             <w:pPr>
-              <w:spacing w:after="0" w:line="252" w:lineRule="auto"/>
+              <w:spacing w:after="0" w:line="252" w:lineRule="auto" w:before="0"/>
             </w:pPr>
             <w:r>
               <w:rPr>
                 <w:rFonts w:ascii="Noto Sans KR" w:hAnsi="Noto Sans KR" w:eastAsia="Noto Sans KR"/>
-                <w:sz w:val="16"/>
+                <w:sz w:val="17"/>
               </w:rPr>
               <w:t>4.1.0</w:t>
             </w:r>
@@ -1510,24 +1179,24 @@
         </w:trPr>
         <w:tc>
           <w:tcPr>
-            <w:tcW w:type="dxa" w:w="5008"/>
+            <w:tcW w:type="dxa" w:w="9912"/>
             <w:tcMar>
-              <w:top w:w="80" w:type="dxa"/>
+              <w:top w:w="90" w:type="dxa"/>
               <w:start w:w="100" w:type="dxa"/>
-              <w:bottom w:w="80" w:type="dxa"/>
+              <w:bottom w:w="90" w:type="dxa"/>
               <w:end w:w="100" w:type="dxa"/>
             </w:tcMar>
             <w:vAlign w:val="center"/>
-            <w:shd w:fill="F7FAFC"/>
+            <w:shd w:fill="F5F8FB"/>
           </w:tcPr>
           <w:p>
             <w:pPr>
-              <w:spacing w:after="0" w:line="252" w:lineRule="auto"/>
+              <w:spacing w:after="0" w:line="252" w:lineRule="auto" w:before="0"/>
             </w:pPr>
             <w:r>
               <w:rPr>
                 <w:rFonts w:ascii="Noto Sans KR" w:hAnsi="Noto Sans KR" w:eastAsia="Noto Sans KR"/>
-                <w:sz w:val="16"/>
+                <w:sz w:val="17"/>
               </w:rPr>
               <w:t>Spring Dependency Management</w:t>
             </w:r>
@@ -1535,24 +1204,24 @@
         </w:tc>
         <w:tc>
           <w:tcPr>
-            <w:tcW w:type="dxa" w:w="10017"/>
+            <w:tcW w:type="dxa" w:w="5337"/>
             <w:tcMar>
-              <w:top w:w="80" w:type="dxa"/>
+              <w:top w:w="90" w:type="dxa"/>
               <w:start w:w="100" w:type="dxa"/>
-              <w:bottom w:w="80" w:type="dxa"/>
+              <w:bottom w:w="90" w:type="dxa"/>
               <w:end w:w="100" w:type="dxa"/>
             </w:tcMar>
             <w:vAlign w:val="center"/>
-            <w:shd w:fill="F7FAFC"/>
+            <w:shd w:fill="F5F8FB"/>
           </w:tcPr>
           <w:p>
             <w:pPr>
-              <w:spacing w:after="0" w:line="252" w:lineRule="auto"/>
+              <w:spacing w:after="0" w:line="252" w:lineRule="auto" w:before="0"/>
             </w:pPr>
             <w:r>
               <w:rPr>
                 <w:rFonts w:ascii="Noto Sans KR" w:hAnsi="Noto Sans KR" w:eastAsia="Noto Sans KR"/>
-                <w:sz w:val="16"/>
+                <w:sz w:val="17"/>
               </w:rPr>
               <w:t>1.1.7</w:t>
             </w:r>
@@ -1565,23 +1234,23 @@
         </w:trPr>
         <w:tc>
           <w:tcPr>
-            <w:tcW w:type="dxa" w:w="5008"/>
+            <w:tcW w:type="dxa" w:w="9912"/>
             <w:tcMar>
-              <w:top w:w="80" w:type="dxa"/>
+              <w:top w:w="90" w:type="dxa"/>
               <w:start w:w="100" w:type="dxa"/>
-              <w:bottom w:w="80" w:type="dxa"/>
+              <w:bottom w:w="90" w:type="dxa"/>
               <w:end w:w="100" w:type="dxa"/>
             </w:tcMar>
             <w:vAlign w:val="center"/>
           </w:tcPr>
           <w:p>
             <w:pPr>
-              <w:spacing w:after="0" w:line="252" w:lineRule="auto"/>
+              <w:spacing w:after="0" w:line="252" w:lineRule="auto" w:before="0"/>
             </w:pPr>
             <w:r>
               <w:rPr>
                 <w:rFonts w:ascii="Noto Sans KR" w:hAnsi="Noto Sans KR" w:eastAsia="Noto Sans KR"/>
-                <w:sz w:val="16"/>
+                <w:sz w:val="17"/>
               </w:rPr>
               <w:t>Spring Cloud</w:t>
             </w:r>
@@ -1589,23 +1258,23 @@
         </w:tc>
         <w:tc>
           <w:tcPr>
-            <w:tcW w:type="dxa" w:w="10017"/>
+            <w:tcW w:type="dxa" w:w="5337"/>
             <w:tcMar>
-              <w:top w:w="80" w:type="dxa"/>
+              <w:top w:w="90" w:type="dxa"/>
               <w:start w:w="100" w:type="dxa"/>
-              <w:bottom w:w="80" w:type="dxa"/>
+              <w:bottom w:w="90" w:type="dxa"/>
               <w:end w:w="100" w:type="dxa"/>
             </w:tcMar>
             <w:vAlign w:val="center"/>
           </w:tcPr>
           <w:p>
             <w:pPr>
-              <w:spacing w:after="0" w:line="252" w:lineRule="auto"/>
+              <w:spacing w:after="0" w:line="252" w:lineRule="auto" w:before="0"/>
             </w:pPr>
             <w:r>
               <w:rPr>
                 <w:rFonts w:ascii="Noto Sans KR" w:hAnsi="Noto Sans KR" w:eastAsia="Noto Sans KR"/>
-                <w:sz w:val="16"/>
+                <w:sz w:val="17"/>
               </w:rPr>
               <w:t>2025.1.2</w:t>
             </w:r>
@@ -1618,24 +1287,24 @@
         </w:trPr>
         <w:tc>
           <w:tcPr>
-            <w:tcW w:type="dxa" w:w="5008"/>
+            <w:tcW w:type="dxa" w:w="9912"/>
             <w:tcMar>
-              <w:top w:w="80" w:type="dxa"/>
+              <w:top w:w="90" w:type="dxa"/>
               <w:start w:w="100" w:type="dxa"/>
-              <w:bottom w:w="80" w:type="dxa"/>
+              <w:bottom w:w="90" w:type="dxa"/>
               <w:end w:w="100" w:type="dxa"/>
             </w:tcMar>
             <w:vAlign w:val="center"/>
-            <w:shd w:fill="F7FAFC"/>
+            <w:shd w:fill="F5F8FB"/>
           </w:tcPr>
           <w:p>
             <w:pPr>
-              <w:spacing w:after="0" w:line="252" w:lineRule="auto"/>
+              <w:spacing w:after="0" w:line="252" w:lineRule="auto" w:before="0"/>
             </w:pPr>
             <w:r>
               <w:rPr>
                 <w:rFonts w:ascii="Noto Sans KR" w:hAnsi="Noto Sans KR" w:eastAsia="Noto Sans KR"/>
-                <w:sz w:val="16"/>
+                <w:sz w:val="17"/>
               </w:rPr>
               <w:t>Spring Batch</w:t>
             </w:r>
@@ -1643,24 +1312,24 @@
         </w:tc>
         <w:tc>
           <w:tcPr>
-            <w:tcW w:type="dxa" w:w="10017"/>
+            <w:tcW w:type="dxa" w:w="5337"/>
             <w:tcMar>
-              <w:top w:w="80" w:type="dxa"/>
+              <w:top w:w="90" w:type="dxa"/>
               <w:start w:w="100" w:type="dxa"/>
-              <w:bottom w:w="80" w:type="dxa"/>
+              <w:bottom w:w="90" w:type="dxa"/>
               <w:end w:w="100" w:type="dxa"/>
             </w:tcMar>
             <w:vAlign w:val="center"/>
-            <w:shd w:fill="F7FAFC"/>
+            <w:shd w:fill="F5F8FB"/>
           </w:tcPr>
           <w:p>
             <w:pPr>
-              <w:spacing w:after="0" w:line="252" w:lineRule="auto"/>
+              <w:spacing w:after="0" w:line="252" w:lineRule="auto" w:before="0"/>
             </w:pPr>
             <w:r>
               <w:rPr>
                 <w:rFonts w:ascii="Noto Sans KR" w:hAnsi="Noto Sans KR" w:eastAsia="Noto Sans KR"/>
-                <w:sz w:val="16"/>
+                <w:sz w:val="17"/>
               </w:rPr>
               <w:t>6.0.4</w:t>
             </w:r>
@@ -1673,23 +1342,23 @@
         </w:trPr>
         <w:tc>
           <w:tcPr>
-            <w:tcW w:type="dxa" w:w="5008"/>
+            <w:tcW w:type="dxa" w:w="9912"/>
             <w:tcMar>
-              <w:top w:w="80" w:type="dxa"/>
+              <w:top w:w="90" w:type="dxa"/>
               <w:start w:w="100" w:type="dxa"/>
-              <w:bottom w:w="80" w:type="dxa"/>
+              <w:bottom w:w="90" w:type="dxa"/>
               <w:end w:w="100" w:type="dxa"/>
             </w:tcMar>
             <w:vAlign w:val="center"/>
           </w:tcPr>
           <w:p>
             <w:pPr>
-              <w:spacing w:after="0" w:line="252" w:lineRule="auto"/>
+              <w:spacing w:after="0" w:line="252" w:lineRule="auto" w:before="0"/>
             </w:pPr>
             <w:r>
               <w:rPr>
                 <w:rFonts w:ascii="Noto Sans KR" w:hAnsi="Noto Sans KR" w:eastAsia="Noto Sans KR"/>
-                <w:sz w:val="16"/>
+                <w:sz w:val="17"/>
               </w:rPr>
               <w:t>MyBatis</w:t>
             </w:r>
@@ -1697,23 +1366,23 @@
         </w:tc>
         <w:tc>
           <w:tcPr>
-            <w:tcW w:type="dxa" w:w="10017"/>
+            <w:tcW w:type="dxa" w:w="5337"/>
             <w:tcMar>
-              <w:top w:w="80" w:type="dxa"/>
+              <w:top w:w="90" w:type="dxa"/>
               <w:start w:w="100" w:type="dxa"/>
-              <w:bottom w:w="80" w:type="dxa"/>
+              <w:bottom w:w="90" w:type="dxa"/>
               <w:end w:w="100" w:type="dxa"/>
             </w:tcMar>
             <w:vAlign w:val="center"/>
           </w:tcPr>
           <w:p>
             <w:pPr>
-              <w:spacing w:after="0" w:line="252" w:lineRule="auto"/>
+              <w:spacing w:after="0" w:line="252" w:lineRule="auto" w:before="0"/>
             </w:pPr>
             <w:r>
               <w:rPr>
                 <w:rFonts w:ascii="Noto Sans KR" w:hAnsi="Noto Sans KR" w:eastAsia="Noto Sans KR"/>
-                <w:sz w:val="16"/>
+                <w:sz w:val="17"/>
               </w:rPr>
               <w:t>3.5.19</w:t>
             </w:r>
@@ -1726,24 +1395,24 @@
         </w:trPr>
         <w:tc>
           <w:tcPr>
-            <w:tcW w:type="dxa" w:w="5008"/>
+            <w:tcW w:type="dxa" w:w="9912"/>
             <w:tcMar>
-              <w:top w:w="80" w:type="dxa"/>
+              <w:top w:w="90" w:type="dxa"/>
               <w:start w:w="100" w:type="dxa"/>
-              <w:bottom w:w="80" w:type="dxa"/>
+              <w:bottom w:w="90" w:type="dxa"/>
               <w:end w:w="100" w:type="dxa"/>
             </w:tcMar>
             <w:vAlign w:val="center"/>
-            <w:shd w:fill="F7FAFC"/>
+            <w:shd w:fill="F5F8FB"/>
           </w:tcPr>
           <w:p>
             <w:pPr>
-              <w:spacing w:after="0" w:line="252" w:lineRule="auto"/>
+              <w:spacing w:after="0" w:line="252" w:lineRule="auto" w:before="0"/>
             </w:pPr>
             <w:r>
               <w:rPr>
                 <w:rFonts w:ascii="Noto Sans KR" w:hAnsi="Noto Sans KR" w:eastAsia="Noto Sans KR"/>
-                <w:sz w:val="16"/>
+                <w:sz w:val="17"/>
               </w:rPr>
               <w:t>springdoc</w:t>
             </w:r>
@@ -1751,24 +1420,24 @@
         </w:tc>
         <w:tc>
           <w:tcPr>
-            <w:tcW w:type="dxa" w:w="10017"/>
+            <w:tcW w:type="dxa" w:w="5337"/>
             <w:tcMar>
-              <w:top w:w="80" w:type="dxa"/>
+              <w:top w:w="90" w:type="dxa"/>
               <w:start w:w="100" w:type="dxa"/>
-              <w:bottom w:w="80" w:type="dxa"/>
+              <w:bottom w:w="90" w:type="dxa"/>
               <w:end w:w="100" w:type="dxa"/>
             </w:tcMar>
             <w:vAlign w:val="center"/>
-            <w:shd w:fill="F7FAFC"/>
+            <w:shd w:fill="F5F8FB"/>
           </w:tcPr>
           <w:p>
             <w:pPr>
-              <w:spacing w:after="0" w:line="252" w:lineRule="auto"/>
+              <w:spacing w:after="0" w:line="252" w:lineRule="auto" w:before="0"/>
             </w:pPr>
             <w:r>
               <w:rPr>
                 <w:rFonts w:ascii="Noto Sans KR" w:hAnsi="Noto Sans KR" w:eastAsia="Noto Sans KR"/>
-                <w:sz w:val="16"/>
+                <w:sz w:val="17"/>
               </w:rPr>
               <w:t>3.0.3</w:t>
             </w:r>
@@ -1781,23 +1450,23 @@
         </w:trPr>
         <w:tc>
           <w:tcPr>
-            <w:tcW w:type="dxa" w:w="5008"/>
+            <w:tcW w:type="dxa" w:w="9912"/>
             <w:tcMar>
-              <w:top w:w="80" w:type="dxa"/>
+              <w:top w:w="90" w:type="dxa"/>
               <w:start w:w="100" w:type="dxa"/>
-              <w:bottom w:w="80" w:type="dxa"/>
+              <w:bottom w:w="90" w:type="dxa"/>
               <w:end w:w="100" w:type="dxa"/>
             </w:tcMar>
             <w:vAlign w:val="center"/>
           </w:tcPr>
           <w:p>
             <w:pPr>
-              <w:spacing w:after="0" w:line="252" w:lineRule="auto"/>
+              <w:spacing w:after="0" w:line="252" w:lineRule="auto" w:before="0"/>
             </w:pPr>
             <w:r>
               <w:rPr>
                 <w:rFonts w:ascii="Noto Sans KR" w:hAnsi="Noto Sans KR" w:eastAsia="Noto Sans KR"/>
-                <w:sz w:val="16"/>
+                <w:sz w:val="17"/>
               </w:rPr>
               <w:t>Servlet Spec</w:t>
             </w:r>
@@ -1805,23 +1474,23 @@
         </w:tc>
         <w:tc>
           <w:tcPr>
-            <w:tcW w:type="dxa" w:w="10017"/>
+            <w:tcW w:type="dxa" w:w="5337"/>
             <w:tcMar>
-              <w:top w:w="80" w:type="dxa"/>
+              <w:top w:w="90" w:type="dxa"/>
               <w:start w:w="100" w:type="dxa"/>
-              <w:bottom w:w="80" w:type="dxa"/>
+              <w:bottom w:w="90" w:type="dxa"/>
               <w:end w:w="100" w:type="dxa"/>
             </w:tcMar>
             <w:vAlign w:val="center"/>
           </w:tcPr>
           <w:p>
             <w:pPr>
-              <w:spacing w:after="0" w:line="252" w:lineRule="auto"/>
+              <w:spacing w:after="0" w:line="252" w:lineRule="auto" w:before="0"/>
             </w:pPr>
             <w:r>
               <w:rPr>
                 <w:rFonts w:ascii="Noto Sans KR" w:hAnsi="Noto Sans KR" w:eastAsia="Noto Sans KR"/>
-                <w:sz w:val="16"/>
+                <w:sz w:val="17"/>
               </w:rPr>
               <w:t>6.1</w:t>
             </w:r>
@@ -1831,74 +1500,51 @@
     </w:tbl>
     <w:p>
       <w:pPr>
+        <w:spacing w:before="60" w:after="160"/>
         <w:ind w:left="255" w:right="113"/>
       </w:pPr>
       <w:r>
+        <w:rPr>
+          <w:color w:val="3467A9"/>
+          <w:sz w:val="16"/>
+        </w:rPr>
         <w:t>Source: gradle/cpf-stack.properties</w:t>
       </w:r>
     </w:p>
     <w:p>
       <w:pPr>
         <w:pStyle w:val="Heading1"/>
+        <w:keepNext/>
       </w:pPr>
       <w:r>
         <w:t>3 Public Contract</w:t>
       </w:r>
     </w:p>
-    <w:tbl>
-      <w:tblPr>
-        <w:tblW w:type="auto" w:w="0"/>
-        <w:jc w:val="left"/>
-        <w:tblLayout w:type="fixed"/>
-        <w:tblLook w:firstColumn="1" w:firstRow="1" w:lastColumn="0" w:lastRow="0" w:noHBand="0" w:noVBand="1" w:val="04A0"/>
-      </w:tblPr>
-      <w:tblGrid>
-        <w:gridCol w:w="7625"/>
-        <w:gridCol w:w="7625"/>
-      </w:tblGrid>
-      <w:tr>
-        <w:trPr>
-          <w:tblHeader w:val="true"/>
-        </w:trPr>
-        <w:tc>
-          <w:tcPr>
-            <w:tcW w:type="dxa" w:w="1927"/>
-            <w:shd w:fill="17324D"/>
-            <w:tcMar>
-              <w:top w:w="110" w:type="dxa"/>
-              <w:start w:w="140" w:type="dxa"/>
-              <w:bottom w:w="110" w:type="dxa"/>
-              <w:end w:w="140" w:type="dxa"/>
-            </w:tcMar>
-          </w:tcPr>
-          <w:p>
-            <w:r>
-              <w:rPr>
-                <w:b/>
-                <w:color w:val="FFFFFF"/>
-              </w:rPr>
-              <w:t>이 장을 보는 이유</w:t>
-            </w:r>
-          </w:p>
-        </w:tc>
-        <w:tc>
-          <w:tcPr>
-            <w:tcW w:type="dxa" w:w="11623"/>
-            <w:tcMar>
-              <w:top w:w="110" w:type="dxa"/>
-              <w:start w:w="140" w:type="dxa"/>
-              <w:bottom w:w="110" w:type="dxa"/>
-              <w:end w:w="140" w:type="dxa"/>
-            </w:tcMar>
-          </w:tcPr>
-          <w:p>
-            <w:r>
-              <w:t>일반 업무 개발자가 의존할 대표 API와 경계를 요약합니다.</w:t>
-            </w:r>
-          </w:p>
-        </w:tc>
-      </w:tr>
-    </w:tbl>
+    <w:p>
+      <w:pPr>
+        <w:spacing w:before="80" w:after="200"/>
+        <w:ind w:left="173" w:right="58"/>
+        <w:shd w:fill="F3F7FB"/>
+        <w:pBdr>
+          <w:left w:val="single" w:sz="18" w:space="8" w:color="4F46E5"/>
+        </w:pBdr>
+      </w:pPr>
+      <w:r>
+        <w:rPr>
+          <w:b/>
+          <w:color w:val="362D91"/>
+          <w:sz w:val="20"/>
+        </w:rPr>
+        <w:t xml:space="preserve">이 장을 보는 이유  </w:t>
+      </w:r>
+      <w:r>
+        <w:rPr>
+          <w:color w:val="26374C"/>
+          <w:sz w:val="20"/>
+        </w:rPr>
+        <w:t>일반 업무 개발자가 의존할 대표 API와 경계를 요약합니다.</w:t>
+      </w:r>
+    </w:p>
     <w:p>
       <w:pPr>
         <w:pStyle w:val="CPFLabel"/>
@@ -1910,7 +1556,7 @@
     <w:tbl>
       <w:tblPr>
         <w:tblW w:type="auto" w:w="0"/>
-        <w:jc w:val="left"/>
+        <w:jc w:val="center"/>
         <w:tblLayout w:type="fixed"/>
         <w:tblLook w:firstColumn="1" w:firstRow="1" w:lastColumn="0" w:lastRow="0" w:noHBand="0" w:noVBand="1" w:val="04A0"/>
       </w:tblPr>
@@ -1925,16 +1571,21 @@
         </w:trPr>
         <w:tc>
           <w:tcPr>
-            <w:tcW w:type="dxa" w:w="2146"/>
-            <w:shd w:fill="17324D"/>
+            <w:tcW w:type="dxa" w:w="3050"/>
+            <w:shd w:fill="223A57"/>
             <w:tcMar>
               <w:top w:w="90" w:type="dxa"/>
-              <w:start w:w="110" w:type="dxa"/>
+              <w:start w:w="100" w:type="dxa"/>
               <w:bottom w:w="90" w:type="dxa"/>
-              <w:end w:w="110" w:type="dxa"/>
+              <w:end w:w="100" w:type="dxa"/>
             </w:tcMar>
+            <w:vAlign w:val="center"/>
           </w:tcPr>
           <w:p>
+            <w:pPr>
+              <w:spacing w:before="0" w:after="0" w:line="252" w:lineRule="auto"/>
+              <w:jc w:val="left"/>
+            </w:pPr>
             <w:r>
               <w:rPr>
                 <w:b/>
@@ -1947,16 +1598,21 @@
         </w:tc>
         <w:tc>
           <w:tcPr>
-            <w:tcW w:type="dxa" w:w="5366"/>
-            <w:shd w:fill="17324D"/>
+            <w:tcW w:type="dxa" w:w="7320"/>
+            <w:shd w:fill="223A57"/>
             <w:tcMar>
               <w:top w:w="90" w:type="dxa"/>
-              <w:start w:w="110" w:type="dxa"/>
+              <w:start w:w="100" w:type="dxa"/>
               <w:bottom w:w="90" w:type="dxa"/>
-              <w:end w:w="110" w:type="dxa"/>
+              <w:end w:w="100" w:type="dxa"/>
             </w:tcMar>
+            <w:vAlign w:val="center"/>
           </w:tcPr>
           <w:p>
+            <w:pPr>
+              <w:spacing w:before="0" w:after="0" w:line="252" w:lineRule="auto"/>
+              <w:jc w:val="left"/>
+            </w:pPr>
             <w:r>
               <w:rPr>
                 <w:b/>
@@ -1969,16 +1625,21 @@
         </w:tc>
         <w:tc>
           <w:tcPr>
-            <w:tcW w:type="dxa" w:w="7512"/>
-            <w:shd w:fill="17324D"/>
+            <w:tcW w:type="dxa" w:w="4880"/>
+            <w:shd w:fill="223A57"/>
             <w:tcMar>
               <w:top w:w="90" w:type="dxa"/>
-              <w:start w:w="110" w:type="dxa"/>
+              <w:start w:w="100" w:type="dxa"/>
               <w:bottom w:w="90" w:type="dxa"/>
-              <w:end w:w="110" w:type="dxa"/>
+              <w:end w:w="100" w:type="dxa"/>
             </w:tcMar>
+            <w:vAlign w:val="center"/>
           </w:tcPr>
           <w:p>
+            <w:pPr>
+              <w:spacing w:before="0" w:after="0" w:line="252" w:lineRule="auto"/>
+              <w:jc w:val="left"/>
+            </w:pPr>
             <w:r>
               <w:rPr>
                 <w:b/>
@@ -1996,23 +1657,23 @@
         </w:trPr>
         <w:tc>
           <w:tcPr>
-            <w:tcW w:type="dxa" w:w="2146"/>
+            <w:tcW w:type="dxa" w:w="3050"/>
             <w:tcMar>
-              <w:top w:w="80" w:type="dxa"/>
+              <w:top w:w="90" w:type="dxa"/>
               <w:start w:w="100" w:type="dxa"/>
-              <w:bottom w:w="80" w:type="dxa"/>
+              <w:bottom w:w="90" w:type="dxa"/>
               <w:end w:w="100" w:type="dxa"/>
             </w:tcMar>
             <w:vAlign w:val="center"/>
           </w:tcPr>
           <w:p>
             <w:pPr>
-              <w:spacing w:after="0" w:line="252" w:lineRule="auto"/>
+              <w:spacing w:after="0" w:line="252" w:lineRule="auto" w:before="0"/>
             </w:pPr>
             <w:r>
               <w:rPr>
                 <w:rFonts w:ascii="Noto Sans KR" w:hAnsi="Noto Sans KR" w:eastAsia="Noto Sans KR"/>
-                <w:sz w:val="16"/>
+                <w:sz w:val="17"/>
               </w:rPr>
               <w:t>Web</w:t>
             </w:r>
@@ -2020,23 +1681,23 @@
         </w:tc>
         <w:tc>
           <w:tcPr>
-            <w:tcW w:type="dxa" w:w="5366"/>
+            <w:tcW w:type="dxa" w:w="7320"/>
             <w:tcMar>
-              <w:top w:w="80" w:type="dxa"/>
+              <w:top w:w="90" w:type="dxa"/>
               <w:start w:w="100" w:type="dxa"/>
-              <w:bottom w:w="80" w:type="dxa"/>
+              <w:bottom w:w="90" w:type="dxa"/>
               <w:end w:w="100" w:type="dxa"/>
             </w:tcMar>
             <w:vAlign w:val="center"/>
           </w:tcPr>
           <w:p>
             <w:pPr>
-              <w:spacing w:after="0" w:line="252" w:lineRule="auto"/>
+              <w:spacing w:after="0" w:line="252" w:lineRule="auto" w:before="0"/>
             </w:pPr>
             <w:r>
               <w:rPr>
                 <w:rFonts w:ascii="Noto Sans KR" w:hAnsi="Noto Sans KR" w:eastAsia="Noto Sans KR"/>
-                <w:sz w:val="16"/>
+                <w:sz w:val="17"/>
               </w:rPr>
               <w:t>@CpfController</w:t>
             </w:r>
@@ -2044,23 +1705,23 @@
         </w:tc>
         <w:tc>
           <w:tcPr>
-            <w:tcW w:type="dxa" w:w="7512"/>
+            <w:tcW w:type="dxa" w:w="4880"/>
             <w:tcMar>
-              <w:top w:w="80" w:type="dxa"/>
+              <w:top w:w="90" w:type="dxa"/>
               <w:start w:w="100" w:type="dxa"/>
-              <w:bottom w:w="80" w:type="dxa"/>
+              <w:bottom w:w="90" w:type="dxa"/>
               <w:end w:w="100" w:type="dxa"/>
             </w:tcMar>
             <w:vAlign w:val="center"/>
           </w:tcPr>
           <w:p>
             <w:pPr>
-              <w:spacing w:after="0" w:line="252" w:lineRule="auto"/>
+              <w:spacing w:after="0" w:line="252" w:lineRule="auto" w:before="0"/>
             </w:pPr>
             <w:r>
               <w:rPr>
                 <w:rFonts w:ascii="Noto Sans KR" w:hAnsi="Noto Sans KR" w:eastAsia="Noto Sans KR"/>
-                <w:sz w:val="16"/>
+                <w:sz w:val="17"/>
               </w:rPr>
               <w:t>업무 HTTP 진입</w:t>
             </w:r>
@@ -2073,24 +1734,24 @@
         </w:trPr>
         <w:tc>
           <w:tcPr>
-            <w:tcW w:type="dxa" w:w="2146"/>
+            <w:tcW w:type="dxa" w:w="3050"/>
             <w:tcMar>
-              <w:top w:w="80" w:type="dxa"/>
+              <w:top w:w="90" w:type="dxa"/>
               <w:start w:w="100" w:type="dxa"/>
-              <w:bottom w:w="80" w:type="dxa"/>
+              <w:bottom w:w="90" w:type="dxa"/>
               <w:end w:w="100" w:type="dxa"/>
             </w:tcMar>
             <w:vAlign w:val="center"/>
-            <w:shd w:fill="F7FAFC"/>
+            <w:shd w:fill="F5F8FB"/>
           </w:tcPr>
           <w:p>
             <w:pPr>
-              <w:spacing w:after="0" w:line="252" w:lineRule="auto"/>
+              <w:spacing w:after="0" w:line="252" w:lineRule="auto" w:before="0"/>
             </w:pPr>
             <w:r>
               <w:rPr>
                 <w:rFonts w:ascii="Noto Sans KR" w:hAnsi="Noto Sans KR" w:eastAsia="Noto Sans KR"/>
-                <w:sz w:val="16"/>
+                <w:sz w:val="17"/>
               </w:rPr>
               <w:t>Service</w:t>
             </w:r>
@@ -2098,24 +1759,24 @@
         </w:tc>
         <w:tc>
           <w:tcPr>
-            <w:tcW w:type="dxa" w:w="5366"/>
+            <w:tcW w:type="dxa" w:w="7320"/>
             <w:tcMar>
-              <w:top w:w="80" w:type="dxa"/>
+              <w:top w:w="90" w:type="dxa"/>
               <w:start w:w="100" w:type="dxa"/>
-              <w:bottom w:w="80" w:type="dxa"/>
+              <w:bottom w:w="90" w:type="dxa"/>
               <w:end w:w="100" w:type="dxa"/>
             </w:tcMar>
             <w:vAlign w:val="center"/>
-            <w:shd w:fill="F7FAFC"/>
+            <w:shd w:fill="F5F8FB"/>
           </w:tcPr>
           <w:p>
             <w:pPr>
-              <w:spacing w:after="0" w:line="252" w:lineRule="auto"/>
+              <w:spacing w:after="0" w:line="252" w:lineRule="auto" w:before="0"/>
             </w:pPr>
             <w:r>
               <w:rPr>
                 <w:rFonts w:ascii="Noto Sans KR" w:hAnsi="Noto Sans KR" w:eastAsia="Noto Sans KR"/>
-                <w:sz w:val="16"/>
+                <w:sz w:val="17"/>
               </w:rPr>
               <w:t>@CpfService</w:t>
             </w:r>
@@ -2123,24 +1784,24 @@
         </w:tc>
         <w:tc>
           <w:tcPr>
-            <w:tcW w:type="dxa" w:w="7512"/>
+            <w:tcW w:type="dxa" w:w="4880"/>
             <w:tcMar>
-              <w:top w:w="80" w:type="dxa"/>
+              <w:top w:w="90" w:type="dxa"/>
               <w:start w:w="100" w:type="dxa"/>
-              <w:bottom w:w="80" w:type="dxa"/>
+              <w:bottom w:w="90" w:type="dxa"/>
               <w:end w:w="100" w:type="dxa"/>
             </w:tcMar>
             <w:vAlign w:val="center"/>
-            <w:shd w:fill="F7FAFC"/>
+            <w:shd w:fill="F5F8FB"/>
           </w:tcPr>
           <w:p>
             <w:pPr>
-              <w:spacing w:after="0" w:line="252" w:lineRule="auto"/>
+              <w:spacing w:after="0" w:line="252" w:lineRule="auto" w:before="0"/>
             </w:pPr>
             <w:r>
               <w:rPr>
                 <w:rFonts w:ascii="Noto Sans KR" w:hAnsi="Noto Sans KR" w:eastAsia="Noto Sans KR"/>
-                <w:sz w:val="16"/>
+                <w:sz w:val="17"/>
               </w:rPr>
               <w:t>업무 규칙</w:t>
             </w:r>
@@ -2153,23 +1814,23 @@
         </w:trPr>
         <w:tc>
           <w:tcPr>
-            <w:tcW w:type="dxa" w:w="2146"/>
+            <w:tcW w:type="dxa" w:w="3050"/>
             <w:tcMar>
-              <w:top w:w="80" w:type="dxa"/>
+              <w:top w:w="90" w:type="dxa"/>
               <w:start w:w="100" w:type="dxa"/>
-              <w:bottom w:w="80" w:type="dxa"/>
+              <w:bottom w:w="90" w:type="dxa"/>
               <w:end w:w="100" w:type="dxa"/>
             </w:tcMar>
             <w:vAlign w:val="center"/>
           </w:tcPr>
           <w:p>
             <w:pPr>
-              <w:spacing w:after="0" w:line="252" w:lineRule="auto"/>
+              <w:spacing w:after="0" w:line="252" w:lineRule="auto" w:before="0"/>
             </w:pPr>
             <w:r>
               <w:rPr>
                 <w:rFonts w:ascii="Noto Sans KR" w:hAnsi="Noto Sans KR" w:eastAsia="Noto Sans KR"/>
-                <w:sz w:val="16"/>
+                <w:sz w:val="17"/>
               </w:rPr>
               <w:t>Persistence</w:t>
             </w:r>
@@ -2177,23 +1838,23 @@
         </w:tc>
         <w:tc>
           <w:tcPr>
-            <w:tcW w:type="dxa" w:w="5366"/>
+            <w:tcW w:type="dxa" w:w="7320"/>
             <w:tcMar>
-              <w:top w:w="80" w:type="dxa"/>
+              <w:top w:w="90" w:type="dxa"/>
               <w:start w:w="100" w:type="dxa"/>
-              <w:bottom w:w="80" w:type="dxa"/>
+              <w:bottom w:w="90" w:type="dxa"/>
               <w:end w:w="100" w:type="dxa"/>
             </w:tcMar>
             <w:vAlign w:val="center"/>
           </w:tcPr>
           <w:p>
             <w:pPr>
-              <w:spacing w:after="0" w:line="252" w:lineRule="auto"/>
+              <w:spacing w:after="0" w:line="252" w:lineRule="auto" w:before="0"/>
             </w:pPr>
             <w:r>
               <w:rPr>
                 <w:rFonts w:ascii="Noto Sans KR" w:hAnsi="Noto Sans KR" w:eastAsia="Noto Sans KR"/>
-                <w:sz w:val="16"/>
+                <w:sz w:val="17"/>
               </w:rPr>
               <w:t>@CpfRepository / @CpfTransactional / CpfCrudRepository</w:t>
             </w:r>
@@ -2201,23 +1862,23 @@
         </w:tc>
         <w:tc>
           <w:tcPr>
-            <w:tcW w:type="dxa" w:w="7512"/>
+            <w:tcW w:type="dxa" w:w="4880"/>
             <w:tcMar>
-              <w:top w:w="80" w:type="dxa"/>
+              <w:top w:w="90" w:type="dxa"/>
               <w:start w:w="100" w:type="dxa"/>
-              <w:bottom w:w="80" w:type="dxa"/>
+              <w:bottom w:w="90" w:type="dxa"/>
               <w:end w:w="100" w:type="dxa"/>
             </w:tcMar>
             <w:vAlign w:val="center"/>
           </w:tcPr>
           <w:p>
             <w:pPr>
-              <w:spacing w:after="0" w:line="252" w:lineRule="auto"/>
+              <w:spacing w:after="0" w:line="252" w:lineRule="auto" w:before="0"/>
             </w:pPr>
             <w:r>
               <w:rPr>
                 <w:rFonts w:ascii="Noto Sans KR" w:hAnsi="Noto Sans KR" w:eastAsia="Noto Sans KR"/>
-                <w:sz w:val="16"/>
+                <w:sz w:val="17"/>
               </w:rPr>
               <w:t>Local DB</w:t>
             </w:r>
@@ -2230,24 +1891,24 @@
         </w:trPr>
         <w:tc>
           <w:tcPr>
-            <w:tcW w:type="dxa" w:w="2146"/>
+            <w:tcW w:type="dxa" w:w="3050"/>
             <w:tcMar>
-              <w:top w:w="80" w:type="dxa"/>
+              <w:top w:w="90" w:type="dxa"/>
               <w:start w:w="100" w:type="dxa"/>
-              <w:bottom w:w="80" w:type="dxa"/>
+              <w:bottom w:w="90" w:type="dxa"/>
               <w:end w:w="100" w:type="dxa"/>
             </w:tcMar>
             <w:vAlign w:val="center"/>
-            <w:shd w:fill="F7FAFC"/>
+            <w:shd w:fill="F5F8FB"/>
           </w:tcPr>
           <w:p>
             <w:pPr>
-              <w:spacing w:after="0" w:line="252" w:lineRule="auto"/>
+              <w:spacing w:after="0" w:line="252" w:lineRule="auto" w:before="0"/>
             </w:pPr>
             <w:r>
               <w:rPr>
                 <w:rFonts w:ascii="Noto Sans KR" w:hAnsi="Noto Sans KR" w:eastAsia="Noto Sans KR"/>
-                <w:sz w:val="16"/>
+                <w:sz w:val="17"/>
               </w:rPr>
               <w:t>Domain</w:t>
             </w:r>
@@ -2255,24 +1916,24 @@
         </w:tc>
         <w:tc>
           <w:tcPr>
-            <w:tcW w:type="dxa" w:w="5366"/>
+            <w:tcW w:type="dxa" w:w="7320"/>
             <w:tcMar>
-              <w:top w:w="80" w:type="dxa"/>
+              <w:top w:w="90" w:type="dxa"/>
               <w:start w:w="100" w:type="dxa"/>
-              <w:bottom w:w="80" w:type="dxa"/>
+              <w:bottom w:w="90" w:type="dxa"/>
               <w:end w:w="100" w:type="dxa"/>
             </w:tcMar>
             <w:vAlign w:val="center"/>
-            <w:shd w:fill="F7FAFC"/>
+            <w:shd w:fill="F5F8FB"/>
           </w:tcPr>
           <w:p>
             <w:pPr>
-              <w:spacing w:after="0" w:line="252" w:lineRule="auto"/>
+              <w:spacing w:after="0" w:line="252" w:lineRule="auto" w:before="0"/>
             </w:pPr>
             <w:r>
               <w:rPr>
                 <w:rFonts w:ascii="Noto Sans KR" w:hAnsi="Noto Sans KR" w:eastAsia="Noto Sans KR"/>
-                <w:sz w:val="16"/>
+                <w:sz w:val="17"/>
               </w:rPr>
               <w:t>CpfDomainClient / @CpfOnlineTransaction</w:t>
             </w:r>
@@ -2280,24 +1941,24 @@
         </w:tc>
         <w:tc>
           <w:tcPr>
-            <w:tcW w:type="dxa" w:w="7512"/>
+            <w:tcW w:type="dxa" w:w="4880"/>
             <w:tcMar>
-              <w:top w:w="80" w:type="dxa"/>
+              <w:top w:w="90" w:type="dxa"/>
               <w:start w:w="100" w:type="dxa"/>
-              <w:bottom w:w="80" w:type="dxa"/>
+              <w:bottom w:w="90" w:type="dxa"/>
               <w:end w:w="100" w:type="dxa"/>
             </w:tcMar>
             <w:vAlign w:val="center"/>
-            <w:shd w:fill="F7FAFC"/>
+            <w:shd w:fill="F5F8FB"/>
           </w:tcPr>
           <w:p>
             <w:pPr>
-              <w:spacing w:after="0" w:line="252" w:lineRule="auto"/>
+              <w:spacing w:after="0" w:line="252" w:lineRule="auto" w:before="0"/>
             </w:pPr>
             <w:r>
               <w:rPr>
                 <w:rFonts w:ascii="Noto Sans KR" w:hAnsi="Noto Sans KR" w:eastAsia="Noto Sans KR"/>
-                <w:sz w:val="16"/>
+                <w:sz w:val="17"/>
               </w:rPr>
               <w:t>CPF-owned Domain 호출/Operation</w:t>
             </w:r>
@@ -2310,23 +1971,23 @@
         </w:trPr>
         <w:tc>
           <w:tcPr>
-            <w:tcW w:type="dxa" w:w="2146"/>
+            <w:tcW w:type="dxa" w:w="3050"/>
             <w:tcMar>
-              <w:top w:w="80" w:type="dxa"/>
+              <w:top w:w="90" w:type="dxa"/>
               <w:start w:w="100" w:type="dxa"/>
-              <w:bottom w:w="80" w:type="dxa"/>
+              <w:bottom w:w="90" w:type="dxa"/>
               <w:end w:w="100" w:type="dxa"/>
             </w:tcMar>
             <w:vAlign w:val="center"/>
           </w:tcPr>
           <w:p>
             <w:pPr>
-              <w:spacing w:after="0" w:line="252" w:lineRule="auto"/>
+              <w:spacing w:after="0" w:line="252" w:lineRule="auto" w:before="0"/>
             </w:pPr>
             <w:r>
               <w:rPr>
                 <w:rFonts w:ascii="Noto Sans KR" w:hAnsi="Noto Sans KR" w:eastAsia="Noto Sans KR"/>
-                <w:sz w:val="16"/>
+                <w:sz w:val="17"/>
               </w:rPr>
               <w:t>Integration</w:t>
             </w:r>
@@ -2334,23 +1995,23 @@
         </w:tc>
         <w:tc>
           <w:tcPr>
-            <w:tcW w:type="dxa" w:w="5366"/>
+            <w:tcW w:type="dxa" w:w="7320"/>
             <w:tcMar>
-              <w:top w:w="80" w:type="dxa"/>
+              <w:top w:w="90" w:type="dxa"/>
               <w:start w:w="100" w:type="dxa"/>
-              <w:bottom w:w="80" w:type="dxa"/>
+              <w:bottom w:w="90" w:type="dxa"/>
               <w:end w:w="100" w:type="dxa"/>
             </w:tcMar>
             <w:vAlign w:val="center"/>
           </w:tcPr>
           <w:p>
             <w:pPr>
-              <w:spacing w:after="0" w:line="252" w:lineRule="auto"/>
+              <w:spacing w:after="0" w:line="252" w:lineRule="auto" w:before="0"/>
             </w:pPr>
             <w:r>
               <w:rPr>
                 <w:rFonts w:ascii="Noto Sans KR" w:hAnsi="Noto Sans KR" w:eastAsia="Noto Sans KR"/>
-                <w:sz w:val="16"/>
+                <w:sz w:val="17"/>
               </w:rPr>
               <w:t>@CpfClient / @CpfTimeout / @CpfRetry</w:t>
             </w:r>
@@ -2358,23 +2019,23 @@
         </w:tc>
         <w:tc>
           <w:tcPr>
-            <w:tcW w:type="dxa" w:w="7512"/>
+            <w:tcW w:type="dxa" w:w="4880"/>
             <w:tcMar>
-              <w:top w:w="80" w:type="dxa"/>
+              <w:top w:w="90" w:type="dxa"/>
               <w:start w:w="100" w:type="dxa"/>
-              <w:bottom w:w="80" w:type="dxa"/>
+              <w:bottom w:w="90" w:type="dxa"/>
               <w:end w:w="100" w:type="dxa"/>
             </w:tcMar>
             <w:vAlign w:val="center"/>
           </w:tcPr>
           <w:p>
             <w:pPr>
-              <w:spacing w:after="0" w:line="252" w:lineRule="auto"/>
+              <w:spacing w:after="0" w:line="252" w:lineRule="auto" w:before="0"/>
             </w:pPr>
             <w:r>
               <w:rPr>
                 <w:rFonts w:ascii="Noto Sans KR" w:hAnsi="Noto Sans KR" w:eastAsia="Noto Sans KR"/>
-                <w:sz w:val="16"/>
+                <w:sz w:val="17"/>
               </w:rPr>
               <w:t>외부 연계</w:t>
             </w:r>
@@ -2387,24 +2048,24 @@
         </w:trPr>
         <w:tc>
           <w:tcPr>
-            <w:tcW w:type="dxa" w:w="2146"/>
+            <w:tcW w:type="dxa" w:w="3050"/>
             <w:tcMar>
-              <w:top w:w="80" w:type="dxa"/>
+              <w:top w:w="90" w:type="dxa"/>
               <w:start w:w="100" w:type="dxa"/>
-              <w:bottom w:w="80" w:type="dxa"/>
+              <w:bottom w:w="90" w:type="dxa"/>
               <w:end w:w="100" w:type="dxa"/>
             </w:tcMar>
             <w:vAlign w:val="center"/>
-            <w:shd w:fill="F7FAFC"/>
+            <w:shd w:fill="F5F8FB"/>
           </w:tcPr>
           <w:p>
             <w:pPr>
-              <w:spacing w:after="0" w:line="252" w:lineRule="auto"/>
+              <w:spacing w:after="0" w:line="252" w:lineRule="auto" w:before="0"/>
             </w:pPr>
             <w:r>
               <w:rPr>
                 <w:rFonts w:ascii="Noto Sans KR" w:hAnsi="Noto Sans KR" w:eastAsia="Noto Sans KR"/>
-                <w:sz w:val="16"/>
+                <w:sz w:val="17"/>
               </w:rPr>
               <w:t>Reliability</w:t>
             </w:r>
@@ -2412,24 +2073,24 @@
         </w:tc>
         <w:tc>
           <w:tcPr>
-            <w:tcW w:type="dxa" w:w="5366"/>
+            <w:tcW w:type="dxa" w:w="7320"/>
             <w:tcMar>
-              <w:top w:w="80" w:type="dxa"/>
+              <w:top w:w="90" w:type="dxa"/>
               <w:start w:w="100" w:type="dxa"/>
-              <w:bottom w:w="80" w:type="dxa"/>
+              <w:bottom w:w="90" w:type="dxa"/>
               <w:end w:w="100" w:type="dxa"/>
             </w:tcMar>
             <w:vAlign w:val="center"/>
-            <w:shd w:fill="F7FAFC"/>
+            <w:shd w:fill="F5F8FB"/>
           </w:tcPr>
           <w:p>
             <w:pPr>
-              <w:spacing w:after="0" w:line="252" w:lineRule="auto"/>
+              <w:spacing w:after="0" w:line="252" w:lineRule="auto" w:before="0"/>
             </w:pPr>
             <w:r>
               <w:rPr>
                 <w:rFonts w:ascii="Noto Sans KR" w:hAnsi="Noto Sans KR" w:eastAsia="Noto Sans KR"/>
-                <w:sz w:val="16"/>
+                <w:sz w:val="17"/>
               </w:rPr>
               <w:t>@CpfIdempotent / CpfResult</w:t>
             </w:r>
@@ -2437,24 +2098,24 @@
         </w:tc>
         <w:tc>
           <w:tcPr>
-            <w:tcW w:type="dxa" w:w="7512"/>
+            <w:tcW w:type="dxa" w:w="4880"/>
             <w:tcMar>
-              <w:top w:w="80" w:type="dxa"/>
+              <w:top w:w="90" w:type="dxa"/>
               <w:start w:w="100" w:type="dxa"/>
-              <w:bottom w:w="80" w:type="dxa"/>
+              <w:bottom w:w="90" w:type="dxa"/>
               <w:end w:w="100" w:type="dxa"/>
             </w:tcMar>
             <w:vAlign w:val="center"/>
-            <w:shd w:fill="F7FAFC"/>
+            <w:shd w:fill="F5F8FB"/>
           </w:tcPr>
           <w:p>
             <w:pPr>
-              <w:spacing w:after="0" w:line="252" w:lineRule="auto"/>
+              <w:spacing w:after="0" w:line="252" w:lineRule="auto" w:before="0"/>
             </w:pPr>
             <w:r>
               <w:rPr>
                 <w:rFonts w:ascii="Noto Sans KR" w:hAnsi="Noto Sans KR" w:eastAsia="Noto Sans KR"/>
-                <w:sz w:val="16"/>
+                <w:sz w:val="17"/>
               </w:rPr>
               <w:t>중복/UNKNOWN</w:t>
             </w:r>
@@ -2467,23 +2128,23 @@
         </w:trPr>
         <w:tc>
           <w:tcPr>
-            <w:tcW w:type="dxa" w:w="2146"/>
+            <w:tcW w:type="dxa" w:w="3050"/>
             <w:tcMar>
-              <w:top w:w="80" w:type="dxa"/>
+              <w:top w:w="90" w:type="dxa"/>
               <w:start w:w="100" w:type="dxa"/>
-              <w:bottom w:w="80" w:type="dxa"/>
+              <w:bottom w:w="90" w:type="dxa"/>
               <w:end w:w="100" w:type="dxa"/>
             </w:tcMar>
             <w:vAlign w:val="center"/>
           </w:tcPr>
           <w:p>
             <w:pPr>
-              <w:spacing w:after="0" w:line="252" w:lineRule="auto"/>
+              <w:spacing w:after="0" w:line="252" w:lineRule="auto" w:before="0"/>
             </w:pPr>
             <w:r>
               <w:rPr>
                 <w:rFonts w:ascii="Noto Sans KR" w:hAnsi="Noto Sans KR" w:eastAsia="Noto Sans KR"/>
-                <w:sz w:val="16"/>
+                <w:sz w:val="17"/>
               </w:rPr>
               <w:t>Security</w:t>
             </w:r>
@@ -2491,23 +2152,23 @@
         </w:tc>
         <w:tc>
           <w:tcPr>
-            <w:tcW w:type="dxa" w:w="5366"/>
+            <w:tcW w:type="dxa" w:w="7320"/>
             <w:tcMar>
-              <w:top w:w="80" w:type="dxa"/>
+              <w:top w:w="90" w:type="dxa"/>
               <w:start w:w="100" w:type="dxa"/>
-              <w:bottom w:w="80" w:type="dxa"/>
+              <w:bottom w:w="90" w:type="dxa"/>
               <w:end w:w="100" w:type="dxa"/>
             </w:tcMar>
             <w:vAlign w:val="center"/>
           </w:tcPr>
           <w:p>
             <w:pPr>
-              <w:spacing w:after="0" w:line="252" w:lineRule="auto"/>
+              <w:spacing w:after="0" w:line="252" w:lineRule="auto" w:before="0"/>
             </w:pPr>
             <w:r>
               <w:rPr>
                 <w:rFonts w:ascii="Noto Sans KR" w:hAnsi="Noto Sans KR" w:eastAsia="Noto Sans KR"/>
-                <w:sz w:val="16"/>
+                <w:sz w:val="17"/>
               </w:rPr>
               <w:t>@CpfPermission / @CpfApprovalRequired / @CpfAudit</w:t>
             </w:r>
@@ -2515,23 +2176,23 @@
         </w:tc>
         <w:tc>
           <w:tcPr>
-            <w:tcW w:type="dxa" w:w="7512"/>
+            <w:tcW w:type="dxa" w:w="4880"/>
             <w:tcMar>
-              <w:top w:w="80" w:type="dxa"/>
+              <w:top w:w="90" w:type="dxa"/>
               <w:start w:w="100" w:type="dxa"/>
-              <w:bottom w:w="80" w:type="dxa"/>
+              <w:bottom w:w="90" w:type="dxa"/>
               <w:end w:w="100" w:type="dxa"/>
             </w:tcMar>
             <w:vAlign w:val="center"/>
           </w:tcPr>
           <w:p>
             <w:pPr>
-              <w:spacing w:after="0" w:line="252" w:lineRule="auto"/>
+              <w:spacing w:after="0" w:line="252" w:lineRule="auto" w:before="0"/>
             </w:pPr>
             <w:r>
               <w:rPr>
                 <w:rFonts w:ascii="Noto Sans KR" w:hAnsi="Noto Sans KR" w:eastAsia="Noto Sans KR"/>
-                <w:sz w:val="16"/>
+                <w:sz w:val="17"/>
               </w:rPr>
               <w:t>권한/승인/감사</w:t>
             </w:r>
@@ -2544,24 +2205,24 @@
         </w:trPr>
         <w:tc>
           <w:tcPr>
-            <w:tcW w:type="dxa" w:w="2146"/>
+            <w:tcW w:type="dxa" w:w="3050"/>
             <w:tcMar>
-              <w:top w:w="80" w:type="dxa"/>
+              <w:top w:w="90" w:type="dxa"/>
               <w:start w:w="100" w:type="dxa"/>
-              <w:bottom w:w="80" w:type="dxa"/>
+              <w:bottom w:w="90" w:type="dxa"/>
               <w:end w:w="100" w:type="dxa"/>
             </w:tcMar>
             <w:vAlign w:val="center"/>
-            <w:shd w:fill="F7FAFC"/>
+            <w:shd w:fill="F5F8FB"/>
           </w:tcPr>
           <w:p>
             <w:pPr>
-              <w:spacing w:after="0" w:line="252" w:lineRule="auto"/>
+              <w:spacing w:after="0" w:line="252" w:lineRule="auto" w:before="0"/>
             </w:pPr>
             <w:r>
               <w:rPr>
                 <w:rFonts w:ascii="Noto Sans KR" w:hAnsi="Noto Sans KR" w:eastAsia="Noto Sans KR"/>
-                <w:sz w:val="16"/>
+                <w:sz w:val="17"/>
               </w:rPr>
               <w:t>Async</w:t>
             </w:r>
@@ -2569,24 +2230,24 @@
         </w:tc>
         <w:tc>
           <w:tcPr>
-            <w:tcW w:type="dxa" w:w="5366"/>
+            <w:tcW w:type="dxa" w:w="7320"/>
             <w:tcMar>
-              <w:top w:w="80" w:type="dxa"/>
+              <w:top w:w="90" w:type="dxa"/>
               <w:start w:w="100" w:type="dxa"/>
-              <w:bottom w:w="80" w:type="dxa"/>
+              <w:bottom w:w="90" w:type="dxa"/>
               <w:end w:w="100" w:type="dxa"/>
             </w:tcMar>
             <w:vAlign w:val="center"/>
-            <w:shd w:fill="F7FAFC"/>
+            <w:shd w:fill="F5F8FB"/>
           </w:tcPr>
           <w:p>
             <w:pPr>
-              <w:spacing w:after="0" w:line="252" w:lineRule="auto"/>
+              <w:spacing w:after="0" w:line="252" w:lineRule="auto" w:before="0"/>
             </w:pPr>
             <w:r>
               <w:rPr>
                 <w:rFonts w:ascii="Noto Sans KR" w:hAnsi="Noto Sans KR" w:eastAsia="Noto Sans KR"/>
-                <w:sz w:val="16"/>
+                <w:sz w:val="17"/>
               </w:rPr>
               <w:t>@CpfMessageListener / CpfMessagingTemplate</w:t>
             </w:r>
@@ -2594,24 +2255,24 @@
         </w:tc>
         <w:tc>
           <w:tcPr>
-            <w:tcW w:type="dxa" w:w="7512"/>
+            <w:tcW w:type="dxa" w:w="4880"/>
             <w:tcMar>
-              <w:top w:w="80" w:type="dxa"/>
+              <w:top w:w="90" w:type="dxa"/>
               <w:start w:w="100" w:type="dxa"/>
-              <w:bottom w:w="80" w:type="dxa"/>
+              <w:bottom w:w="90" w:type="dxa"/>
               <w:end w:w="100" w:type="dxa"/>
             </w:tcMar>
             <w:vAlign w:val="center"/>
-            <w:shd w:fill="F7FAFC"/>
+            <w:shd w:fill="F5F8FB"/>
           </w:tcPr>
           <w:p>
             <w:pPr>
-              <w:spacing w:after="0" w:line="252" w:lineRule="auto"/>
+              <w:spacing w:after="0" w:line="252" w:lineRule="auto" w:before="0"/>
             </w:pPr>
             <w:r>
               <w:rPr>
                 <w:rFonts w:ascii="Noto Sans KR" w:hAnsi="Noto Sans KR" w:eastAsia="Noto Sans KR"/>
-                <w:sz w:val="16"/>
+                <w:sz w:val="17"/>
               </w:rPr>
               <w:t>메시징</w:t>
             </w:r>
@@ -2624,23 +2285,23 @@
         </w:trPr>
         <w:tc>
           <w:tcPr>
-            <w:tcW w:type="dxa" w:w="2146"/>
+            <w:tcW w:type="dxa" w:w="3050"/>
             <w:tcMar>
-              <w:top w:w="80" w:type="dxa"/>
+              <w:top w:w="90" w:type="dxa"/>
               <w:start w:w="100" w:type="dxa"/>
-              <w:bottom w:w="80" w:type="dxa"/>
+              <w:bottom w:w="90" w:type="dxa"/>
               <w:end w:w="100" w:type="dxa"/>
             </w:tcMar>
             <w:vAlign w:val="center"/>
           </w:tcPr>
           <w:p>
             <w:pPr>
-              <w:spacing w:after="0" w:line="252" w:lineRule="auto"/>
+              <w:spacing w:after="0" w:line="252" w:lineRule="auto" w:before="0"/>
             </w:pPr>
             <w:r>
               <w:rPr>
                 <w:rFonts w:ascii="Noto Sans KR" w:hAnsi="Noto Sans KR" w:eastAsia="Noto Sans KR"/>
-                <w:sz w:val="16"/>
+                <w:sz w:val="17"/>
               </w:rPr>
               <w:t>Batch</w:t>
             </w:r>
@@ -2648,23 +2309,23 @@
         </w:tc>
         <w:tc>
           <w:tcPr>
-            <w:tcW w:type="dxa" w:w="5366"/>
+            <w:tcW w:type="dxa" w:w="7320"/>
             <w:tcMar>
-              <w:top w:w="80" w:type="dxa"/>
+              <w:top w:w="90" w:type="dxa"/>
               <w:start w:w="100" w:type="dxa"/>
-              <w:bottom w:w="80" w:type="dxa"/>
+              <w:bottom w:w="90" w:type="dxa"/>
               <w:end w:w="100" w:type="dxa"/>
             </w:tcMar>
             <w:vAlign w:val="center"/>
           </w:tcPr>
           <w:p>
             <w:pPr>
-              <w:spacing w:after="0" w:line="252" w:lineRule="auto"/>
+              <w:spacing w:after="0" w:line="252" w:lineRule="auto" w:before="0"/>
             </w:pPr>
             <w:r>
               <w:rPr>
                 <w:rFonts w:ascii="Noto Sans KR" w:hAnsi="Noto Sans KR" w:eastAsia="Noto Sans KR"/>
-                <w:sz w:val="16"/>
+                <w:sz w:val="17"/>
               </w:rPr>
               <w:t>@CpfBatchJob / @CpfBatchStep</w:t>
             </w:r>
@@ -2672,23 +2333,23 @@
         </w:tc>
         <w:tc>
           <w:tcPr>
-            <w:tcW w:type="dxa" w:w="7512"/>
+            <w:tcW w:type="dxa" w:w="4880"/>
             <w:tcMar>
-              <w:top w:w="80" w:type="dxa"/>
+              <w:top w:w="90" w:type="dxa"/>
               <w:start w:w="100" w:type="dxa"/>
-              <w:bottom w:w="80" w:type="dxa"/>
+              <w:bottom w:w="90" w:type="dxa"/>
               <w:end w:w="100" w:type="dxa"/>
             </w:tcMar>
             <w:vAlign w:val="center"/>
           </w:tcPr>
           <w:p>
             <w:pPr>
-              <w:spacing w:after="0" w:line="252" w:lineRule="auto"/>
+              <w:spacing w:after="0" w:line="252" w:lineRule="auto" w:before="0"/>
             </w:pPr>
             <w:r>
               <w:rPr>
                 <w:rFonts w:ascii="Noto Sans KR" w:hAnsi="Noto Sans KR" w:eastAsia="Noto Sans KR"/>
-                <w:sz w:val="16"/>
+                <w:sz w:val="17"/>
               </w:rPr>
               <w:t>Batch</w:t>
             </w:r>
@@ -2699,65 +2360,37 @@
     <w:p>
       <w:pPr>
         <w:pStyle w:val="Heading1"/>
+        <w:keepNext/>
       </w:pPr>
       <w:r>
         <w:t>4 Context · Identity · Operation</w:t>
       </w:r>
     </w:p>
-    <w:tbl>
-      <w:tblPr>
-        <w:tblW w:type="auto" w:w="0"/>
-        <w:jc w:val="left"/>
-        <w:tblLayout w:type="fixed"/>
-        <w:tblLook w:firstColumn="1" w:firstRow="1" w:lastColumn="0" w:lastRow="0" w:noHBand="0" w:noVBand="1" w:val="04A0"/>
-      </w:tblPr>
-      <w:tblGrid>
-        <w:gridCol w:w="7625"/>
-        <w:gridCol w:w="7625"/>
-      </w:tblGrid>
-      <w:tr>
-        <w:trPr>
-          <w:tblHeader w:val="true"/>
-        </w:trPr>
-        <w:tc>
-          <w:tcPr>
-            <w:tcW w:type="dxa" w:w="1927"/>
-            <w:shd w:fill="17324D"/>
-            <w:tcMar>
-              <w:top w:w="110" w:type="dxa"/>
-              <w:start w:w="140" w:type="dxa"/>
-              <w:bottom w:w="110" w:type="dxa"/>
-              <w:end w:w="140" w:type="dxa"/>
-            </w:tcMar>
-          </w:tcPr>
-          <w:p>
-            <w:r>
-              <w:rPr>
-                <w:b/>
-                <w:color w:val="FFFFFF"/>
-              </w:rPr>
-              <w:t>이 장을 보는 이유</w:t>
-            </w:r>
-          </w:p>
-        </w:tc>
-        <w:tc>
-          <w:tcPr>
-            <w:tcW w:type="dxa" w:w="11623"/>
-            <w:tcMar>
-              <w:top w:w="110" w:type="dxa"/>
-              <w:start w:w="140" w:type="dxa"/>
-              <w:bottom w:w="110" w:type="dxa"/>
-              <w:end w:w="140" w:type="dxa"/>
-            </w:tcMar>
-          </w:tcPr>
-          <w:p>
-            <w:r>
-              <w:t>거래 식별과 Runtime 식별을 혼동하지 않습니다.</w:t>
-            </w:r>
-          </w:p>
-        </w:tc>
-      </w:tr>
-    </w:tbl>
+    <w:p>
+      <w:pPr>
+        <w:spacing w:before="80" w:after="200"/>
+        <w:ind w:left="173" w:right="58"/>
+        <w:shd w:fill="F3F7FB"/>
+        <w:pBdr>
+          <w:left w:val="single" w:sz="18" w:space="8" w:color="4F46E5"/>
+        </w:pBdr>
+      </w:pPr>
+      <w:r>
+        <w:rPr>
+          <w:b/>
+          <w:color w:val="362D91"/>
+          <w:sz w:val="20"/>
+        </w:rPr>
+        <w:t xml:space="preserve">이 장을 보는 이유  </w:t>
+      </w:r>
+      <w:r>
+        <w:rPr>
+          <w:color w:val="26374C"/>
+          <w:sz w:val="20"/>
+        </w:rPr>
+        <w:t>거래 식별과 Runtime 식별을 혼동하지 않습니다.</w:t>
+      </w:r>
+    </w:p>
     <w:p>
       <w:pPr>
         <w:pStyle w:val="CPFLabel"/>
@@ -2769,7 +2402,7 @@
     <w:tbl>
       <w:tblPr>
         <w:tblW w:type="auto" w:w="0"/>
-        <w:jc w:val="left"/>
+        <w:jc w:val="center"/>
         <w:tblLayout w:type="fixed"/>
         <w:tblLook w:firstColumn="1" w:firstRow="1" w:lastColumn="0" w:lastRow="0" w:noHBand="0" w:noVBand="1" w:val="04A0"/>
       </w:tblPr>
@@ -2784,16 +2417,21 @@
         </w:trPr>
         <w:tc>
           <w:tcPr>
-            <w:tcW w:type="dxa" w:w="2842"/>
-            <w:shd w:fill="17324D"/>
+            <w:tcW w:type="dxa" w:w="3050"/>
+            <w:shd w:fill="223A57"/>
             <w:tcMar>
               <w:top w:w="90" w:type="dxa"/>
-              <w:start w:w="110" w:type="dxa"/>
+              <w:start w:w="100" w:type="dxa"/>
               <w:bottom w:w="90" w:type="dxa"/>
-              <w:end w:w="110" w:type="dxa"/>
+              <w:end w:w="100" w:type="dxa"/>
             </w:tcMar>
+            <w:vAlign w:val="center"/>
           </w:tcPr>
           <w:p>
+            <w:pPr>
+              <w:spacing w:before="0" w:after="0" w:line="252" w:lineRule="auto"/>
+              <w:jc w:val="left"/>
+            </w:pPr>
             <w:r>
               <w:rPr>
                 <w:b/>
@@ -2806,16 +2444,21 @@
         </w:tc>
         <w:tc>
           <w:tcPr>
-            <w:tcW w:type="dxa" w:w="5583"/>
-            <w:shd w:fill="17324D"/>
+            <w:tcW w:type="dxa" w:w="7320"/>
+            <w:shd w:fill="223A57"/>
             <w:tcMar>
               <w:top w:w="90" w:type="dxa"/>
-              <w:start w:w="110" w:type="dxa"/>
+              <w:start w:w="100" w:type="dxa"/>
               <w:bottom w:w="90" w:type="dxa"/>
-              <w:end w:w="110" w:type="dxa"/>
+              <w:end w:w="100" w:type="dxa"/>
             </w:tcMar>
+            <w:vAlign w:val="center"/>
           </w:tcPr>
           <w:p>
+            <w:pPr>
+              <w:spacing w:before="0" w:after="0" w:line="252" w:lineRule="auto"/>
+              <w:jc w:val="left"/>
+            </w:pPr>
             <w:r>
               <w:rPr>
                 <w:b/>
@@ -2828,16 +2471,21 @@
         </w:tc>
         <w:tc>
           <w:tcPr>
-            <w:tcW w:type="dxa" w:w="6599"/>
-            <w:shd w:fill="17324D"/>
+            <w:tcW w:type="dxa" w:w="4880"/>
+            <w:shd w:fill="223A57"/>
             <w:tcMar>
               <w:top w:w="90" w:type="dxa"/>
-              <w:start w:w="110" w:type="dxa"/>
+              <w:start w:w="100" w:type="dxa"/>
               <w:bottom w:w="90" w:type="dxa"/>
-              <w:end w:w="110" w:type="dxa"/>
+              <w:end w:w="100" w:type="dxa"/>
             </w:tcMar>
+            <w:vAlign w:val="center"/>
           </w:tcPr>
           <w:p>
+            <w:pPr>
+              <w:spacing w:before="0" w:after="0" w:line="252" w:lineRule="auto"/>
+              <w:jc w:val="left"/>
+            </w:pPr>
             <w:r>
               <w:rPr>
                 <w:b/>
@@ -2855,23 +2503,23 @@
         </w:trPr>
         <w:tc>
           <w:tcPr>
-            <w:tcW w:type="dxa" w:w="2842"/>
+            <w:tcW w:type="dxa" w:w="3050"/>
             <w:tcMar>
-              <w:top w:w="80" w:type="dxa"/>
+              <w:top w:w="90" w:type="dxa"/>
               <w:start w:w="100" w:type="dxa"/>
-              <w:bottom w:w="80" w:type="dxa"/>
+              <w:bottom w:w="90" w:type="dxa"/>
               <w:end w:w="100" w:type="dxa"/>
             </w:tcMar>
             <w:vAlign w:val="center"/>
           </w:tcPr>
           <w:p>
             <w:pPr>
-              <w:spacing w:after="0" w:line="252" w:lineRule="auto"/>
+              <w:spacing w:after="0" w:line="252" w:lineRule="auto" w:before="0"/>
             </w:pPr>
             <w:r>
               <w:rPr>
                 <w:rFonts w:ascii="Noto Sans KR" w:hAnsi="Noto Sans KR" w:eastAsia="Noto Sans KR"/>
-                <w:sz w:val="16"/>
+                <w:sz w:val="17"/>
               </w:rPr>
               <w:t>transactionId</w:t>
             </w:r>
@@ -2879,23 +2527,23 @@
         </w:tc>
         <w:tc>
           <w:tcPr>
-            <w:tcW w:type="dxa" w:w="5583"/>
+            <w:tcW w:type="dxa" w:w="7320"/>
             <w:tcMar>
-              <w:top w:w="80" w:type="dxa"/>
+              <w:top w:w="90" w:type="dxa"/>
               <w:start w:w="100" w:type="dxa"/>
-              <w:bottom w:w="80" w:type="dxa"/>
+              <w:bottom w:w="90" w:type="dxa"/>
               <w:end w:w="100" w:type="dxa"/>
             </w:tcMar>
             <w:vAlign w:val="center"/>
           </w:tcPr>
           <w:p>
             <w:pPr>
-              <w:spacing w:after="0" w:line="252" w:lineRule="auto"/>
+              <w:spacing w:after="0" w:line="252" w:lineRule="auto" w:before="0"/>
             </w:pPr>
             <w:r>
               <w:rPr>
                 <w:rFonts w:ascii="Noto Sans KR" w:hAnsi="Noto Sans KR" w:eastAsia="Noto Sans KR"/>
-                <w:sz w:val="16"/>
+                <w:sz w:val="17"/>
               </w:rPr>
               <w:t>거래 식별</w:t>
             </w:r>
@@ -2903,23 +2551,23 @@
         </w:tc>
         <w:tc>
           <w:tcPr>
-            <w:tcW w:type="dxa" w:w="6599"/>
+            <w:tcW w:type="dxa" w:w="4880"/>
             <w:tcMar>
-              <w:top w:w="80" w:type="dxa"/>
+              <w:top w:w="90" w:type="dxa"/>
               <w:start w:w="100" w:type="dxa"/>
-              <w:bottom w:w="80" w:type="dxa"/>
+              <w:bottom w:w="90" w:type="dxa"/>
               <w:end w:w="100" w:type="dxa"/>
             </w:tcMar>
             <w:vAlign w:val="center"/>
           </w:tcPr>
           <w:p>
             <w:pPr>
-              <w:spacing w:after="0" w:line="252" w:lineRule="auto"/>
+              <w:spacing w:after="0" w:line="252" w:lineRule="auto" w:before="0"/>
             </w:pPr>
             <w:r>
               <w:rPr>
                 <w:rFonts w:ascii="Noto Sans KR" w:hAnsi="Noto Sans KR" w:eastAsia="Noto Sans KR"/>
-                <w:sz w:val="16"/>
+                <w:sz w:val="17"/>
               </w:rPr>
               <w:t>System6</w:t>
             </w:r>
@@ -2932,24 +2580,24 @@
         </w:trPr>
         <w:tc>
           <w:tcPr>
-            <w:tcW w:type="dxa" w:w="2842"/>
+            <w:tcW w:type="dxa" w:w="3050"/>
             <w:tcMar>
-              <w:top w:w="80" w:type="dxa"/>
+              <w:top w:w="90" w:type="dxa"/>
               <w:start w:w="100" w:type="dxa"/>
-              <w:bottom w:w="80" w:type="dxa"/>
+              <w:bottom w:w="90" w:type="dxa"/>
               <w:end w:w="100" w:type="dxa"/>
             </w:tcMar>
             <w:vAlign w:val="center"/>
-            <w:shd w:fill="F7FAFC"/>
+            <w:shd w:fill="F5F8FB"/>
           </w:tcPr>
           <w:p>
             <w:pPr>
-              <w:spacing w:after="0" w:line="252" w:lineRule="auto"/>
+              <w:spacing w:after="0" w:line="252" w:lineRule="auto" w:before="0"/>
             </w:pPr>
             <w:r>
               <w:rPr>
                 <w:rFonts w:ascii="Noto Sans KR" w:hAnsi="Noto Sans KR" w:eastAsia="Noto Sans KR"/>
-                <w:sz w:val="16"/>
+                <w:sz w:val="17"/>
               </w:rPr>
               <w:t>operationId</w:t>
             </w:r>
@@ -2957,24 +2605,24 @@
         </w:tc>
         <w:tc>
           <w:tcPr>
-            <w:tcW w:type="dxa" w:w="5583"/>
+            <w:tcW w:type="dxa" w:w="7320"/>
             <w:tcMar>
-              <w:top w:w="80" w:type="dxa"/>
+              <w:top w:w="90" w:type="dxa"/>
               <w:start w:w="100" w:type="dxa"/>
-              <w:bottom w:w="80" w:type="dxa"/>
+              <w:bottom w:w="90" w:type="dxa"/>
               <w:end w:w="100" w:type="dxa"/>
             </w:tcMar>
             <w:vAlign w:val="center"/>
-            <w:shd w:fill="F7FAFC"/>
+            <w:shd w:fill="F5F8FB"/>
           </w:tcPr>
           <w:p>
             <w:pPr>
-              <w:spacing w:after="0" w:line="252" w:lineRule="auto"/>
+              <w:spacing w:after="0" w:line="252" w:lineRule="auto" w:before="0"/>
             </w:pPr>
             <w:r>
               <w:rPr>
                 <w:rFonts w:ascii="Noto Sans KR" w:hAnsi="Noto Sans KR" w:eastAsia="Noto Sans KR"/>
-                <w:sz w:val="16"/>
+                <w:sz w:val="17"/>
               </w:rPr>
               <w:t>업무 Operation 단일 정본</w:t>
             </w:r>
@@ -2982,24 +2630,24 @@
         </w:tc>
         <w:tc>
           <w:tcPr>
-            <w:tcW w:type="dxa" w:w="6599"/>
+            <w:tcW w:type="dxa" w:w="4880"/>
             <w:tcMar>
-              <w:top w:w="80" w:type="dxa"/>
+              <w:top w:w="90" w:type="dxa"/>
               <w:start w:w="100" w:type="dxa"/>
-              <w:bottom w:w="80" w:type="dxa"/>
+              <w:bottom w:w="90" w:type="dxa"/>
               <w:end w:w="100" w:type="dxa"/>
             </w:tcMar>
             <w:vAlign w:val="center"/>
-            <w:shd w:fill="F7FAFC"/>
+            <w:shd w:fill="F5F8FB"/>
           </w:tcPr>
           <w:p>
             <w:pPr>
-              <w:spacing w:after="0" w:line="252" w:lineRule="auto"/>
+              <w:spacing w:after="0" w:line="252" w:lineRule="auto" w:before="0"/>
             </w:pPr>
             <w:r>
               <w:rPr>
                 <w:rFonts w:ascii="Noto Sans KR" w:hAnsi="Noto Sans KR" w:eastAsia="Noto Sans KR"/>
-                <w:sz w:val="16"/>
+                <w:sz w:val="17"/>
               </w:rPr>
               <w:t>Annotation/OpenAPI/Header/Client/ADM/Log</w:t>
             </w:r>
@@ -3012,23 +2660,23 @@
         </w:trPr>
         <w:tc>
           <w:tcPr>
-            <w:tcW w:type="dxa" w:w="2842"/>
+            <w:tcW w:type="dxa" w:w="3050"/>
             <w:tcMar>
-              <w:top w:w="80" w:type="dxa"/>
+              <w:top w:w="90" w:type="dxa"/>
               <w:start w:w="100" w:type="dxa"/>
-              <w:bottom w:w="80" w:type="dxa"/>
+              <w:bottom w:w="90" w:type="dxa"/>
               <w:end w:w="100" w:type="dxa"/>
             </w:tcMar>
             <w:vAlign w:val="center"/>
           </w:tcPr>
           <w:p>
             <w:pPr>
-              <w:spacing w:after="0" w:line="252" w:lineRule="auto"/>
+              <w:spacing w:after="0" w:line="252" w:lineRule="auto" w:before="0"/>
             </w:pPr>
             <w:r>
               <w:rPr>
                 <w:rFonts w:ascii="Noto Sans KR" w:hAnsi="Noto Sans KR" w:eastAsia="Noto Sans KR"/>
-                <w:sz w:val="16"/>
+                <w:sz w:val="17"/>
               </w:rPr>
               <w:t>instanceId</w:t>
             </w:r>
@@ -3036,23 +2684,23 @@
         </w:tc>
         <w:tc>
           <w:tcPr>
-            <w:tcW w:type="dxa" w:w="5583"/>
+            <w:tcW w:type="dxa" w:w="7320"/>
             <w:tcMar>
-              <w:top w:w="80" w:type="dxa"/>
+              <w:top w:w="90" w:type="dxa"/>
               <w:start w:w="100" w:type="dxa"/>
-              <w:bottom w:w="80" w:type="dxa"/>
+              <w:bottom w:w="90" w:type="dxa"/>
               <w:end w:w="100" w:type="dxa"/>
             </w:tcMar>
             <w:vAlign w:val="center"/>
           </w:tcPr>
           <w:p>
             <w:pPr>
-              <w:spacing w:after="0" w:line="252" w:lineRule="auto"/>
+              <w:spacing w:after="0" w:line="252" w:lineRule="auto" w:before="0"/>
             </w:pPr>
             <w:r>
               <w:rPr>
                 <w:rFonts w:ascii="Noto Sans KR" w:hAnsi="Noto Sans KR" w:eastAsia="Noto Sans KR"/>
-                <w:sz w:val="16"/>
+                <w:sz w:val="17"/>
               </w:rPr>
               <w:t>현재 Runtime Instance</w:t>
             </w:r>
@@ -3060,23 +2708,23 @@
         </w:tc>
         <w:tc>
           <w:tcPr>
-            <w:tcW w:type="dxa" w:w="6599"/>
+            <w:tcW w:type="dxa" w:w="4880"/>
             <w:tcMar>
-              <w:top w:w="80" w:type="dxa"/>
+              <w:top w:w="90" w:type="dxa"/>
               <w:start w:w="100" w:type="dxa"/>
-              <w:bottom w:w="80" w:type="dxa"/>
+              <w:bottom w:w="90" w:type="dxa"/>
               <w:end w:w="100" w:type="dxa"/>
             </w:tcMar>
             <w:vAlign w:val="center"/>
           </w:tcPr>
           <w:p>
             <w:pPr>
-              <w:spacing w:after="0" w:line="252" w:lineRule="auto"/>
+              <w:spacing w:after="0" w:line="252" w:lineRule="auto" w:before="0"/>
             </w:pPr>
             <w:r>
               <w:rPr>
                 <w:rFonts w:ascii="Noto Sans KR" w:hAnsi="Noto Sans KR" w:eastAsia="Noto Sans KR"/>
-                <w:sz w:val="16"/>
+                <w:sz w:val="17"/>
               </w:rPr>
               <w:t>bootstrap 1회 확정, Header 미포함</w:t>
             </w:r>
@@ -3089,24 +2737,24 @@
         </w:trPr>
         <w:tc>
           <w:tcPr>
-            <w:tcW w:type="dxa" w:w="2842"/>
+            <w:tcW w:type="dxa" w:w="3050"/>
             <w:tcMar>
-              <w:top w:w="80" w:type="dxa"/>
+              <w:top w:w="90" w:type="dxa"/>
               <w:start w:w="100" w:type="dxa"/>
-              <w:bottom w:w="80" w:type="dxa"/>
+              <w:bottom w:w="90" w:type="dxa"/>
               <w:end w:w="100" w:type="dxa"/>
             </w:tcMar>
             <w:vAlign w:val="center"/>
-            <w:shd w:fill="F7FAFC"/>
+            <w:shd w:fill="F5F8FB"/>
           </w:tcPr>
           <w:p>
             <w:pPr>
-              <w:spacing w:after="0" w:line="252" w:lineRule="auto"/>
+              <w:spacing w:after="0" w:line="252" w:lineRule="auto" w:before="0"/>
             </w:pPr>
             <w:r>
               <w:rPr>
                 <w:rFonts w:ascii="Noto Sans KR" w:hAnsi="Noto Sans KR" w:eastAsia="Noto Sans KR"/>
-                <w:sz w:val="16"/>
+                <w:sz w:val="17"/>
               </w:rPr>
               <w:t>systemCode</w:t>
             </w:r>
@@ -3114,24 +2762,24 @@
         </w:tc>
         <w:tc>
           <w:tcPr>
-            <w:tcW w:type="dxa" w:w="5583"/>
+            <w:tcW w:type="dxa" w:w="7320"/>
             <w:tcMar>
-              <w:top w:w="80" w:type="dxa"/>
+              <w:top w:w="90" w:type="dxa"/>
               <w:start w:w="100" w:type="dxa"/>
-              <w:bottom w:w="80" w:type="dxa"/>
+              <w:bottom w:w="90" w:type="dxa"/>
               <w:end w:w="100" w:type="dxa"/>
             </w:tcMar>
             <w:vAlign w:val="center"/>
-            <w:shd w:fill="F7FAFC"/>
+            <w:shd w:fill="F5F8FB"/>
           </w:tcPr>
           <w:p>
             <w:pPr>
-              <w:spacing w:after="0" w:line="252" w:lineRule="auto"/>
+              <w:spacing w:after="0" w:line="252" w:lineRule="auto" w:before="0"/>
             </w:pPr>
             <w:r>
               <w:rPr>
                 <w:rFonts w:ascii="Noto Sans KR" w:hAnsi="Noto Sans KR" w:eastAsia="Noto Sans KR"/>
-                <w:sz w:val="16"/>
+                <w:sz w:val="17"/>
               </w:rPr>
               <w:t>현재 System</w:t>
             </w:r>
@@ -3139,24 +2787,24 @@
         </w:tc>
         <w:tc>
           <w:tcPr>
-            <w:tcW w:type="dxa" w:w="6599"/>
+            <w:tcW w:type="dxa" w:w="4880"/>
             <w:tcMar>
-              <w:top w:w="80" w:type="dxa"/>
+              <w:top w:w="90" w:type="dxa"/>
               <w:start w:w="100" w:type="dxa"/>
-              <w:bottom w:w="80" w:type="dxa"/>
+              <w:bottom w:w="90" w:type="dxa"/>
               <w:end w:w="100" w:type="dxa"/>
             </w:tcMar>
             <w:vAlign w:val="center"/>
-            <w:shd w:fill="F7FAFC"/>
+            <w:shd w:fill="F5F8FB"/>
           </w:tcPr>
           <w:p>
             <w:pPr>
-              <w:spacing w:after="0" w:line="252" w:lineRule="auto"/>
+              <w:spacing w:after="0" w:line="252" w:lineRule="auto" w:before="0"/>
             </w:pPr>
             <w:r>
               <w:rPr>
                 <w:rFonts w:ascii="Noto Sans KR" w:hAnsi="Noto Sans KR" w:eastAsia="Noto Sans KR"/>
-                <w:sz w:val="16"/>
+                <w:sz w:val="17"/>
               </w:rPr>
               <w:t>System6 hop</w:t>
             </w:r>
@@ -3169,23 +2817,23 @@
         </w:trPr>
         <w:tc>
           <w:tcPr>
-            <w:tcW w:type="dxa" w:w="2842"/>
+            <w:tcW w:type="dxa" w:w="3050"/>
             <w:tcMar>
-              <w:top w:w="80" w:type="dxa"/>
+              <w:top w:w="90" w:type="dxa"/>
               <w:start w:w="100" w:type="dxa"/>
-              <w:bottom w:w="80" w:type="dxa"/>
+              <w:bottom w:w="90" w:type="dxa"/>
               <w:end w:w="100" w:type="dxa"/>
             </w:tcMar>
             <w:vAlign w:val="center"/>
           </w:tcPr>
           <w:p>
             <w:pPr>
-              <w:spacing w:after="0" w:line="252" w:lineRule="auto"/>
+              <w:spacing w:after="0" w:line="252" w:lineRule="auto" w:before="0"/>
             </w:pPr>
             <w:r>
               <w:rPr>
                 <w:rFonts w:ascii="Noto Sans KR" w:hAnsi="Noto Sans KR" w:eastAsia="Noto Sans KR"/>
-                <w:sz w:val="16"/>
+                <w:sz w:val="17"/>
               </w:rPr>
               <w:t>originalSystemCode</w:t>
             </w:r>
@@ -3193,23 +2841,23 @@
         </w:tc>
         <w:tc>
           <w:tcPr>
-            <w:tcW w:type="dxa" w:w="5583"/>
+            <w:tcW w:type="dxa" w:w="7320"/>
             <w:tcMar>
-              <w:top w:w="80" w:type="dxa"/>
+              <w:top w:w="90" w:type="dxa"/>
               <w:start w:w="100" w:type="dxa"/>
-              <w:bottom w:w="80" w:type="dxa"/>
+              <w:bottom w:w="90" w:type="dxa"/>
               <w:end w:w="100" w:type="dxa"/>
             </w:tcMar>
             <w:vAlign w:val="center"/>
           </w:tcPr>
           <w:p>
             <w:pPr>
-              <w:spacing w:after="0" w:line="252" w:lineRule="auto"/>
+              <w:spacing w:after="0" w:line="252" w:lineRule="auto" w:before="0"/>
             </w:pPr>
             <w:r>
               <w:rPr>
                 <w:rFonts w:ascii="Noto Sans KR" w:hAnsi="Noto Sans KR" w:eastAsia="Noto Sans KR"/>
-                <w:sz w:val="16"/>
+                <w:sz w:val="17"/>
               </w:rPr>
               <w:t>최초 System</w:t>
             </w:r>
@@ -3217,23 +2865,23 @@
         </w:tc>
         <w:tc>
           <w:tcPr>
-            <w:tcW w:type="dxa" w:w="6599"/>
+            <w:tcW w:type="dxa" w:w="4880"/>
             <w:tcMar>
-              <w:top w:w="80" w:type="dxa"/>
+              <w:top w:w="90" w:type="dxa"/>
               <w:start w:w="100" w:type="dxa"/>
-              <w:bottom w:w="80" w:type="dxa"/>
+              <w:bottom w:w="90" w:type="dxa"/>
               <w:end w:w="100" w:type="dxa"/>
             </w:tcMar>
             <w:vAlign w:val="center"/>
           </w:tcPr>
           <w:p>
             <w:pPr>
-              <w:spacing w:after="0" w:line="252" w:lineRule="auto"/>
+              <w:spacing w:after="0" w:line="252" w:lineRule="auto" w:before="0"/>
             </w:pPr>
             <w:r>
               <w:rPr>
                 <w:rFonts w:ascii="Noto Sans KR" w:hAnsi="Noto Sans KR" w:eastAsia="Noto Sans KR"/>
-                <w:sz w:val="16"/>
+                <w:sz w:val="17"/>
               </w:rPr>
               <w:t>불변</w:t>
             </w:r>
@@ -3244,15 +2892,49 @@
     <w:p>
       <w:pPr>
         <w:pStyle w:val="Heading1"/>
+        <w:keepNext/>
       </w:pPr>
       <w:r>
         <w:t>5 지원 DB</w:t>
       </w:r>
     </w:p>
+    <w:p>
+      <w:pPr>
+        <w:spacing w:before="80" w:after="200"/>
+        <w:ind w:left="173" w:right="58"/>
+        <w:shd w:fill="F3F7FB"/>
+        <w:pBdr>
+          <w:left w:val="single" w:sz="18" w:space="8" w:color="4F46E5"/>
+        </w:pBdr>
+      </w:pPr>
+      <w:r>
+        <w:rPr>
+          <w:b/>
+          <w:color w:val="362D91"/>
+          <w:sz w:val="20"/>
+        </w:rPr>
+        <w:t xml:space="preserve">이 장을 보는 이유  </w:t>
+      </w:r>
+      <w:r>
+        <w:rPr>
+          <w:color w:val="26374C"/>
+          <w:sz w:val="20"/>
+        </w:rPr>
+        <w:t>공식 DB Vendor는 세 종류뿐입니다.</w:t>
+      </w:r>
+    </w:p>
+    <w:p>
+      <w:pPr>
+        <w:pStyle w:val="CPFLabel"/>
+      </w:pPr>
+      <w:r>
+        <w:t>DB3</w:t>
+      </w:r>
+    </w:p>
     <w:tbl>
       <w:tblPr>
         <w:tblW w:type="auto" w:w="0"/>
-        <w:jc w:val="left"/>
+        <w:jc w:val="center"/>
         <w:tblLayout w:type="fixed"/>
         <w:tblLook w:firstColumn="1" w:firstRow="1" w:lastColumn="0" w:lastRow="0" w:noHBand="0" w:noVBand="1" w:val="04A0"/>
       </w:tblPr>
@@ -3266,78 +2948,21 @@
         </w:trPr>
         <w:tc>
           <w:tcPr>
-            <w:tcW w:type="dxa" w:w="1927"/>
-            <w:shd w:fill="17324D"/>
+            <w:tcW w:type="dxa" w:w="9912"/>
+            <w:shd w:fill="223A57"/>
             <w:tcMar>
-              <w:top w:w="110" w:type="dxa"/>
-              <w:start w:w="140" w:type="dxa"/>
-              <w:bottom w:w="110" w:type="dxa"/>
-              <w:end w:w="140" w:type="dxa"/>
+              <w:top w:w="90" w:type="dxa"/>
+              <w:start w:w="100" w:type="dxa"/>
+              <w:bottom w:w="90" w:type="dxa"/>
+              <w:end w:w="100" w:type="dxa"/>
             </w:tcMar>
+            <w:vAlign w:val="center"/>
           </w:tcPr>
           <w:p>
-            <w:r>
-              <w:rPr>
-                <w:b/>
-                <w:color w:val="FFFFFF"/>
-              </w:rPr>
-              <w:t>이 장을 보는 이유</w:t>
-            </w:r>
-          </w:p>
-        </w:tc>
-        <w:tc>
-          <w:tcPr>
-            <w:tcW w:type="dxa" w:w="11623"/>
-            <w:tcMar>
-              <w:top w:w="110" w:type="dxa"/>
-              <w:start w:w="140" w:type="dxa"/>
-              <w:bottom w:w="110" w:type="dxa"/>
-              <w:end w:w="140" w:type="dxa"/>
-            </w:tcMar>
-          </w:tcPr>
-          <w:p>
-            <w:r>
-              <w:t>공식 DB Vendor는 세 종류뿐입니다.</w:t>
-            </w:r>
-          </w:p>
-        </w:tc>
-      </w:tr>
-    </w:tbl>
-    <w:p>
-      <w:pPr>
-        <w:pStyle w:val="CPFLabel"/>
-      </w:pPr>
-      <w:r>
-        <w:t>DB3</w:t>
-      </w:r>
-    </w:p>
-    <w:tbl>
-      <w:tblPr>
-        <w:tblW w:type="auto" w:w="0"/>
-        <w:jc w:val="left"/>
-        <w:tblLayout w:type="fixed"/>
-        <w:tblLook w:firstColumn="1" w:firstRow="1" w:lastColumn="0" w:lastRow="0" w:noHBand="0" w:noVBand="1" w:val="04A0"/>
-      </w:tblPr>
-      <w:tblGrid>
-        <w:gridCol w:w="7625"/>
-        <w:gridCol w:w="7625"/>
-      </w:tblGrid>
-      <w:tr>
-        <w:trPr>
-          <w:tblHeader w:val="true"/>
-        </w:trPr>
-        <w:tc>
-          <w:tcPr>
-            <w:tcW w:type="dxa" w:w="7512"/>
-            <w:shd w:fill="17324D"/>
-            <w:tcMar>
-              <w:top w:w="90" w:type="dxa"/>
-              <w:start w:w="110" w:type="dxa"/>
-              <w:bottom w:w="90" w:type="dxa"/>
-              <w:end w:w="110" w:type="dxa"/>
-            </w:tcMar>
-          </w:tcPr>
-          <w:p>
+            <w:pPr>
+              <w:spacing w:before="0" w:after="0" w:line="252" w:lineRule="auto"/>
+              <w:jc w:val="left"/>
+            </w:pPr>
             <w:r>
               <w:rPr>
                 <w:b/>
@@ -3350,16 +2975,21 @@
         </w:tc>
         <w:tc>
           <w:tcPr>
-            <w:tcW w:type="dxa" w:w="7512"/>
-            <w:shd w:fill="17324D"/>
+            <w:tcW w:type="dxa" w:w="5337"/>
+            <w:shd w:fill="223A57"/>
             <w:tcMar>
               <w:top w:w="90" w:type="dxa"/>
-              <w:start w:w="110" w:type="dxa"/>
+              <w:start w:w="100" w:type="dxa"/>
               <w:bottom w:w="90" w:type="dxa"/>
-              <w:end w:w="110" w:type="dxa"/>
+              <w:end w:w="100" w:type="dxa"/>
             </w:tcMar>
+            <w:vAlign w:val="center"/>
           </w:tcPr>
           <w:p>
+            <w:pPr>
+              <w:spacing w:before="0" w:after="0" w:line="252" w:lineRule="auto"/>
+              <w:jc w:val="left"/>
+            </w:pPr>
             <w:r>
               <w:rPr>
                 <w:b/>
@@ -3377,23 +3007,23 @@
         </w:trPr>
         <w:tc>
           <w:tcPr>
-            <w:tcW w:type="dxa" w:w="7512"/>
+            <w:tcW w:type="dxa" w:w="9912"/>
             <w:tcMar>
-              <w:top w:w="80" w:type="dxa"/>
+              <w:top w:w="90" w:type="dxa"/>
               <w:start w:w="100" w:type="dxa"/>
-              <w:bottom w:w="80" w:type="dxa"/>
+              <w:bottom w:w="90" w:type="dxa"/>
               <w:end w:w="100" w:type="dxa"/>
             </w:tcMar>
             <w:vAlign w:val="center"/>
           </w:tcPr>
           <w:p>
             <w:pPr>
-              <w:spacing w:after="0" w:line="252" w:lineRule="auto"/>
+              <w:spacing w:after="0" w:line="252" w:lineRule="auto" w:before="0"/>
             </w:pPr>
             <w:r>
               <w:rPr>
                 <w:rFonts w:ascii="Noto Sans KR" w:hAnsi="Noto Sans KR" w:eastAsia="Noto Sans KR"/>
-                <w:sz w:val="16"/>
+                <w:sz w:val="17"/>
               </w:rPr>
               <w:t>Oracle</w:t>
             </w:r>
@@ -3401,23 +3031,23 @@
         </w:tc>
         <w:tc>
           <w:tcPr>
-            <w:tcW w:type="dxa" w:w="7512"/>
+            <w:tcW w:type="dxa" w:w="5337"/>
             <w:tcMar>
-              <w:top w:w="80" w:type="dxa"/>
+              <w:top w:w="90" w:type="dxa"/>
               <w:start w:w="100" w:type="dxa"/>
-              <w:bottom w:w="80" w:type="dxa"/>
+              <w:bottom w:w="90" w:type="dxa"/>
               <w:end w:w="100" w:type="dxa"/>
             </w:tcMar>
             <w:vAlign w:val="center"/>
           </w:tcPr>
           <w:p>
             <w:pPr>
-              <w:spacing w:after="0" w:line="252" w:lineRule="auto"/>
+              <w:spacing w:after="0" w:line="252" w:lineRule="auto" w:before="0"/>
             </w:pPr>
             <w:r>
               <w:rPr>
                 <w:rFonts w:ascii="Noto Sans KR" w:hAnsi="Noto Sans KR" w:eastAsia="Noto Sans KR"/>
-                <w:sz w:val="16"/>
+                <w:sz w:val="17"/>
               </w:rPr>
               <w:t>공식</w:t>
             </w:r>
@@ -3430,24 +3060,24 @@
         </w:trPr>
         <w:tc>
           <w:tcPr>
-            <w:tcW w:type="dxa" w:w="7512"/>
+            <w:tcW w:type="dxa" w:w="9912"/>
             <w:tcMar>
-              <w:top w:w="80" w:type="dxa"/>
+              <w:top w:w="90" w:type="dxa"/>
               <w:start w:w="100" w:type="dxa"/>
-              <w:bottom w:w="80" w:type="dxa"/>
+              <w:bottom w:w="90" w:type="dxa"/>
               <w:end w:w="100" w:type="dxa"/>
             </w:tcMar>
             <w:vAlign w:val="center"/>
-            <w:shd w:fill="F7FAFC"/>
+            <w:shd w:fill="F5F8FB"/>
           </w:tcPr>
           <w:p>
             <w:pPr>
-              <w:spacing w:after="0" w:line="252" w:lineRule="auto"/>
+              <w:spacing w:after="0" w:line="252" w:lineRule="auto" w:before="0"/>
             </w:pPr>
             <w:r>
               <w:rPr>
                 <w:rFonts w:ascii="Noto Sans KR" w:hAnsi="Noto Sans KR" w:eastAsia="Noto Sans KR"/>
-                <w:sz w:val="16"/>
+                <w:sz w:val="17"/>
               </w:rPr>
               <w:t>PostgreSQL</w:t>
             </w:r>
@@ -3455,24 +3085,24 @@
         </w:tc>
         <w:tc>
           <w:tcPr>
-            <w:tcW w:type="dxa" w:w="7512"/>
+            <w:tcW w:type="dxa" w:w="5337"/>
             <w:tcMar>
-              <w:top w:w="80" w:type="dxa"/>
+              <w:top w:w="90" w:type="dxa"/>
               <w:start w:w="100" w:type="dxa"/>
-              <w:bottom w:w="80" w:type="dxa"/>
+              <w:bottom w:w="90" w:type="dxa"/>
               <w:end w:w="100" w:type="dxa"/>
             </w:tcMar>
             <w:vAlign w:val="center"/>
-            <w:shd w:fill="F7FAFC"/>
+            <w:shd w:fill="F5F8FB"/>
           </w:tcPr>
           <w:p>
             <w:pPr>
-              <w:spacing w:after="0" w:line="252" w:lineRule="auto"/>
+              <w:spacing w:after="0" w:line="252" w:lineRule="auto" w:before="0"/>
             </w:pPr>
             <w:r>
               <w:rPr>
                 <w:rFonts w:ascii="Noto Sans KR" w:hAnsi="Noto Sans KR" w:eastAsia="Noto Sans KR"/>
-                <w:sz w:val="16"/>
+                <w:sz w:val="17"/>
               </w:rPr>
               <w:t>공식</w:t>
             </w:r>
@@ -3485,23 +3115,23 @@
         </w:trPr>
         <w:tc>
           <w:tcPr>
-            <w:tcW w:type="dxa" w:w="7512"/>
+            <w:tcW w:type="dxa" w:w="9912"/>
             <w:tcMar>
-              <w:top w:w="80" w:type="dxa"/>
+              <w:top w:w="90" w:type="dxa"/>
               <w:start w:w="100" w:type="dxa"/>
-              <w:bottom w:w="80" w:type="dxa"/>
+              <w:bottom w:w="90" w:type="dxa"/>
               <w:end w:w="100" w:type="dxa"/>
             </w:tcMar>
             <w:vAlign w:val="center"/>
           </w:tcPr>
           <w:p>
             <w:pPr>
-              <w:spacing w:after="0" w:line="252" w:lineRule="auto"/>
+              <w:spacing w:after="0" w:line="252" w:lineRule="auto" w:before="0"/>
             </w:pPr>
             <w:r>
               <w:rPr>
                 <w:rFonts w:ascii="Noto Sans KR" w:hAnsi="Noto Sans KR" w:eastAsia="Noto Sans KR"/>
-                <w:sz w:val="16"/>
+                <w:sz w:val="17"/>
               </w:rPr>
               <w:t>MariaDB</w:t>
             </w:r>
@@ -3509,23 +3139,23 @@
         </w:tc>
         <w:tc>
           <w:tcPr>
-            <w:tcW w:type="dxa" w:w="7512"/>
+            <w:tcW w:type="dxa" w:w="5337"/>
             <w:tcMar>
-              <w:top w:w="80" w:type="dxa"/>
+              <w:top w:w="90" w:type="dxa"/>
               <w:start w:w="100" w:type="dxa"/>
-              <w:bottom w:w="80" w:type="dxa"/>
+              <w:bottom w:w="90" w:type="dxa"/>
               <w:end w:w="100" w:type="dxa"/>
             </w:tcMar>
             <w:vAlign w:val="center"/>
           </w:tcPr>
           <w:p>
             <w:pPr>
-              <w:spacing w:after="0" w:line="252" w:lineRule="auto"/>
+              <w:spacing w:after="0" w:line="252" w:lineRule="auto" w:before="0"/>
             </w:pPr>
             <w:r>
               <w:rPr>
                 <w:rFonts w:ascii="Noto Sans KR" w:hAnsi="Noto Sans KR" w:eastAsia="Noto Sans KR"/>
-                <w:sz w:val="16"/>
+                <w:sz w:val="17"/>
               </w:rPr>
               <w:t>공식</w:t>
             </w:r>
@@ -3536,7 +3166,7 @@
     <w:tbl>
       <w:tblPr>
         <w:tblW w:type="auto" w:w="0"/>
-        <w:jc w:val="left"/>
+        <w:jc w:val="center"/>
         <w:tblLayout w:type="fixed"/>
         <w:tblLook w:firstColumn="1" w:firstRow="1" w:lastColumn="0" w:lastRow="0" w:noHBand="0" w:noVBand="1" w:val="04A0"/>
       </w:tblPr>
@@ -3550,16 +3180,21 @@
         </w:trPr>
         <w:tc>
           <w:tcPr>
-            <w:tcW w:type="dxa" w:w="1701"/>
-            <w:shd w:fill="17324D"/>
+            <w:tcW w:type="dxa" w:w="3812"/>
+            <w:shd w:fill="223A57"/>
             <w:tcMar>
               <w:top w:w="90" w:type="dxa"/>
-              <w:start w:w="120" w:type="dxa"/>
+              <w:start w:w="100" w:type="dxa"/>
               <w:bottom w:w="90" w:type="dxa"/>
-              <w:end w:w="120" w:type="dxa"/>
+              <w:end w:w="100" w:type="dxa"/>
             </w:tcMar>
+            <w:vAlign w:val="center"/>
           </w:tcPr>
           <w:p>
+            <w:pPr>
+              <w:spacing w:before="0" w:after="0" w:line="252" w:lineRule="auto"/>
+              <w:jc w:val="left"/>
+            </w:pPr>
             <w:r>
               <w:rPr>
                 <w:b/>
@@ -3572,17 +3207,27 @@
         </w:tc>
         <w:tc>
           <w:tcPr>
-            <w:tcW w:type="dxa" w:w="11907"/>
-            <w:shd w:fill="FFF4E5"/>
+            <w:tcW w:type="dxa" w:w="11437"/>
+            <w:shd w:fill="223A57"/>
             <w:tcMar>
               <w:top w:w="90" w:type="dxa"/>
-              <w:start w:w="120" w:type="dxa"/>
+              <w:start w:w="100" w:type="dxa"/>
               <w:bottom w:w="90" w:type="dxa"/>
-              <w:end w:w="120" w:type="dxa"/>
+              <w:end w:w="100" w:type="dxa"/>
             </w:tcMar>
+            <w:vAlign w:val="center"/>
           </w:tcPr>
           <w:p>
+            <w:pPr>
+              <w:spacing w:before="0" w:after="0" w:line="252" w:lineRule="auto"/>
+              <w:jc w:val="left"/>
+            </w:pPr>
             <w:r>
+              <w:rPr>
+                <w:b/>
+                <w:color w:val="FFFFFF"/>
+                <w:sz w:val="16"/>
+              </w:rPr>
               <w:t>MySQL·MSSQL·H2를 공식 지원 Vendor나 Evidence 기준으로 사용하지 않습니다.</w:t>
             </w:r>
           </w:p>
@@ -3592,65 +3237,37 @@
     <w:p>
       <w:pPr>
         <w:pStyle w:val="Heading1"/>
+        <w:keepNext/>
       </w:pPr>
       <w:r>
         <w:t>6 Topology와 Optionality</w:t>
       </w:r>
     </w:p>
-    <w:tbl>
-      <w:tblPr>
-        <w:tblW w:type="auto" w:w="0"/>
-        <w:jc w:val="left"/>
-        <w:tblLayout w:type="fixed"/>
-        <w:tblLook w:firstColumn="1" w:firstRow="1" w:lastColumn="0" w:lastRow="0" w:noHBand="0" w:noVBand="1" w:val="04A0"/>
-      </w:tblPr>
-      <w:tblGrid>
-        <w:gridCol w:w="7625"/>
-        <w:gridCol w:w="7625"/>
-      </w:tblGrid>
-      <w:tr>
-        <w:trPr>
-          <w:tblHeader w:val="true"/>
-        </w:trPr>
-        <w:tc>
-          <w:tcPr>
-            <w:tcW w:type="dxa" w:w="1927"/>
-            <w:shd w:fill="17324D"/>
-            <w:tcMar>
-              <w:top w:w="110" w:type="dxa"/>
-              <w:start w:w="140" w:type="dxa"/>
-              <w:bottom w:w="110" w:type="dxa"/>
-              <w:end w:w="140" w:type="dxa"/>
-            </w:tcMar>
-          </w:tcPr>
-          <w:p>
-            <w:r>
-              <w:rPr>
-                <w:b/>
-                <w:color w:val="FFFFFF"/>
-              </w:rPr>
-              <w:t>이 장을 보는 이유</w:t>
-            </w:r>
-          </w:p>
-        </w:tc>
-        <w:tc>
-          <w:tcPr>
-            <w:tcW w:type="dxa" w:w="11623"/>
-            <w:tcMar>
-              <w:top w:w="110" w:type="dxa"/>
-              <w:start w:w="140" w:type="dxa"/>
-              <w:bottom w:w="110" w:type="dxa"/>
-              <w:end w:w="140" w:type="dxa"/>
-            </w:tcMar>
-          </w:tcPr>
-          <w:p>
-            <w:r>
-              <w:t>동일 JVM·분리 WAS·MSA에서 업무 계약은 유지하고 Transport만 바뀝니다.</w:t>
-            </w:r>
-          </w:p>
-        </w:tc>
-      </w:tr>
-    </w:tbl>
+    <w:p>
+      <w:pPr>
+        <w:spacing w:before="80" w:after="200"/>
+        <w:ind w:left="173" w:right="58"/>
+        <w:shd w:fill="F3F7FB"/>
+        <w:pBdr>
+          <w:left w:val="single" w:sz="18" w:space="8" w:color="4F46E5"/>
+        </w:pBdr>
+      </w:pPr>
+      <w:r>
+        <w:rPr>
+          <w:b/>
+          <w:color w:val="362D91"/>
+          <w:sz w:val="20"/>
+        </w:rPr>
+        <w:t xml:space="preserve">이 장을 보는 이유  </w:t>
+      </w:r>
+      <w:r>
+        <w:rPr>
+          <w:color w:val="26374C"/>
+          <w:sz w:val="20"/>
+        </w:rPr>
+        <w:t>동일 JVM·분리 WAS·MSA에서 업무 계약은 유지하고 Transport만 바뀝니다.</w:t>
+      </w:r>
+    </w:p>
     <w:p>
       <w:pPr>
         <w:spacing w:before="60" w:after="40"/>
@@ -3698,15 +3315,6 @@
       </w:pPr>
       <w:r>
         <w:t>Core/Public 계약을 유지하면서 Runtime topology와 선택형 Gateway/Backoffice를 분리합니다.</w:t>
-      </w:r>
-    </w:p>
-    <w:p>
-      <w:pPr>
-        <w:pStyle w:val="CPFCaption"/>
-        <w:spacing w:before="160"/>
-      </w:pPr>
-      <w:r>
-        <w:t>근거: Source snapshot ZIP-SHA256:B47BCE7700700BF4의 Public 계약과 CPF 정본 문서. Source에 없는 API·옵션은 작성하지 않음.</w:t>
       </w:r>
     </w:p>
     <w:sectPr>
@@ -4128,12 +3736,12 @@
     <w:qFormat/>
     <w:rsid w:val="00FC693F"/>
     <w:pPr>
-      <w:spacing w:after="86" w:line="283" w:lineRule="auto"/>
+      <w:spacing w:after="100" w:line="281" w:lineRule="auto"/>
     </w:pPr>
     <w:rPr>
       <w:rFonts w:ascii="Noto Sans KR" w:hAnsi="Noto Sans KR" w:eastAsia="Noto Sans KR"/>
       <w:color w:val="243547"/>
-      <w:sz w:val="18"/>
+      <w:sz w:val="19"/>
     </w:rPr>
   </w:style>
   <w:style w:type="paragraph" w:styleId="Header">
@@ -4191,7 +3799,7 @@
     <w:pPr>
       <w:keepNext/>
       <w:keepLines/>
-      <w:spacing w:before="300" w:after="100"/>
+      <w:spacing w:before="480" w:after="180"/>
       <w:outlineLvl w:val="0"/>
     </w:pPr>
     <w:rPr>
@@ -4199,7 +3807,7 @@
       <w:b/>
       <w:bCs/>
       <w:color w:val="17324D"/>
-      <w:sz w:val="34"/>
+      <w:sz w:val="38"/>
       <w:szCs w:val="28"/>
     </w:rPr>
   </w:style>
@@ -4215,7 +3823,7 @@
     <w:pPr>
       <w:keepNext/>
       <w:keepLines/>
-      <w:spacing w:before="200" w:after="60"/>
+      <w:spacing w:before="340" w:after="120"/>
       <w:ind w:left="113"/>
       <w:outlineLvl w:val="1"/>
     </w:pPr>
@@ -4223,8 +3831,8 @@
       <w:rFonts w:asciiTheme="majorHAnsi" w:eastAsiaTheme="majorEastAsia" w:hAnsiTheme="majorHAnsi" w:cstheme="majorBidi" w:ascii="Noto Sans KR" w:hAnsi="Noto Sans KR" w:eastAsia="Noto Sans KR"/>
       <w:b/>
       <w:bCs/>
-      <w:color w:val="17324D"/>
-      <w:sz w:val="25"/>
+      <w:color w:val="4F46E5"/>
+      <w:sz w:val="28"/>
       <w:szCs w:val="26"/>
     </w:rPr>
   </w:style>
@@ -4240,7 +3848,7 @@
     <w:pPr>
       <w:keepNext/>
       <w:keepLines/>
-      <w:spacing w:before="140" w:after="40"/>
+      <w:spacing w:before="240" w:after="80"/>
       <w:ind w:left="255"/>
       <w:outlineLvl w:val="2"/>
     </w:pPr>
@@ -4248,8 +3856,8 @@
       <w:rFonts w:asciiTheme="majorHAnsi" w:eastAsiaTheme="majorEastAsia" w:hAnsiTheme="majorHAnsi" w:cstheme="majorBidi" w:ascii="Noto Sans KR" w:hAnsi="Noto Sans KR" w:eastAsia="Noto Sans KR"/>
       <w:b/>
       <w:bCs/>
-      <w:color w:val="7154C7"/>
-      <w:sz w:val="21"/>
+      <w:color w:val="17324D"/>
+      <w:sz w:val="22"/>
     </w:rPr>
   </w:style>
   <w:style w:type="paragraph" w:styleId="Heading4">
@@ -4483,7 +4091,7 @@
       <w:pBdr>
         <w:bottom w:val="single" w:sz="8" w:space="4" w:color="4F81BD" w:themeColor="accent1"/>
       </w:pBdr>
-      <w:spacing w:after="300" w:line="240" w:lineRule="auto"/>
+      <w:spacing w:after="200" w:line="240" w:lineRule="auto"/>
       <w:contextualSpacing/>
     </w:pPr>
     <w:rPr>
@@ -4492,7 +4100,7 @@
       <w:color w:val="071A2B"/>
       <w:spacing w:val="5"/>
       <w:kern w:val="28"/>
-      <w:sz w:val="60"/>
+      <w:sz w:val="50"/>
       <w:szCs w:val="52"/>
     </w:rPr>
   </w:style>

--- a/cpf-docs/guides/07_Specification_기술_명세.docx
+++ b/cpf-docs/guides/07_Specification_기술_명세.docx
@@ -4,14 +4,14 @@
   <w:body>
     <w:p>
       <w:pPr>
-        <w:spacing w:before="280"/>
+        <w:spacing w:before="280" w:after="60"/>
       </w:pPr>
       <w:r>
         <w:rPr>
-          <w:rFonts w:ascii="Noto Sans KR" w:hAnsi="Noto Sans KR"/>
+          <w:rFonts w:ascii="Noto Sans KR" w:hAnsi="Noto Sans KR" w:eastAsia="Noto Sans KR" w:cs="Noto Sans KR"/>
           <w:b/>
-          <w:color w:val="00B882"/>
-          <w:sz w:val="22"/>
+          <w:color w:val="0F9D7A"/>
+          <w:sz w:val="16"/>
         </w:rPr>
         <w:t>CORE PLATFORM FRAMEWORK</w:t>
       </w:r>
@@ -21,6 +21,9 @@
         <w:pStyle w:val="Title"/>
       </w:pPr>
       <w:r>
+        <w:rPr>
+          <w:rFonts w:ascii="Noto Sans KR" w:hAnsi="Noto Sans KR" w:eastAsia="Noto Sans KR" w:cs="Noto Sans KR"/>
+        </w:rPr>
         <w:t>Specification 기술 명세</w:t>
       </w:r>
     </w:p>
@@ -29,218 +32,68 @@
         <w:pStyle w:val="Subtitle"/>
       </w:pPr>
       <w:r>
+        <w:rPr>
+          <w:rFonts w:ascii="Noto Sans KR" w:hAnsi="Noto Sans KR" w:eastAsia="Noto Sans KR" w:cs="Noto Sans KR"/>
+        </w:rPr>
         <w:t>CPF의 제품 범위·Stack·Public Contract·Identity·DB3 명세</w:t>
       </w:r>
     </w:p>
     <w:p>
       <w:pPr>
-        <w:spacing w:before="240" w:after="160"/>
+        <w:pStyle w:val="CPFLead"/>
+        <w:shd w:fill="EEF5FB"/>
+        <w:pBdr>
+          <w:left w:val="single" w:sz="20" w:space="8" w:color="0F9D7A"/>
+        </w:pBdr>
+        <w:spacing w:before="80" w:after="180"/>
+        <w:ind w:left="170" w:right="113"/>
       </w:pPr>
-    </w:p>
-    <w:tbl>
-      <w:tblPr>
-        <w:tblW w:type="auto" w:w="0"/>
-        <w:jc w:val="center"/>
-        <w:tblLayout w:type="fixed"/>
-        <w:tblLook w:firstColumn="1" w:firstRow="1" w:lastColumn="0" w:lastRow="0" w:noHBand="0" w:noVBand="1" w:val="04A0"/>
-      </w:tblPr>
-      <w:tblGrid>
-        <w:gridCol w:w="7625"/>
-        <w:gridCol w:w="7625"/>
-      </w:tblGrid>
-      <w:tr>
-        <w:trPr>
-          <w:tblHeader w:val="true"/>
-        </w:trPr>
-        <w:tc>
-          <w:tcPr>
-            <w:tcW w:type="dxa" w:w="3660"/>
-            <w:tcMar>
-              <w:top w:w="90" w:type="dxa"/>
-              <w:start w:w="100" w:type="dxa"/>
-              <w:bottom w:w="90" w:type="dxa"/>
-              <w:end w:w="100" w:type="dxa"/>
-            </w:tcMar>
-            <w:shd w:fill="223A57"/>
-            <w:vAlign w:val="center"/>
-          </w:tcPr>
-          <w:p>
-            <w:pPr>
-              <w:spacing w:before="0" w:after="0" w:line="252" w:lineRule="auto"/>
-              <w:jc w:val="left"/>
-            </w:pPr>
-            <w:r>
-              <w:rPr>
-                <w:b/>
-                <w:color w:val="FFFFFF"/>
-                <w:sz w:val="16"/>
-              </w:rPr>
-              <w:t>누가 보는가</w:t>
-            </w:r>
-          </w:p>
-        </w:tc>
-        <w:tc>
-          <w:tcPr>
-            <w:tcW w:type="dxa" w:w="11590"/>
-            <w:tcMar>
-              <w:top w:w="90" w:type="dxa"/>
-              <w:start w:w="100" w:type="dxa"/>
-              <w:bottom w:w="90" w:type="dxa"/>
-              <w:end w:w="100" w:type="dxa"/>
-            </w:tcMar>
-            <w:vAlign w:val="center"/>
-            <w:shd w:fill="223A57"/>
-          </w:tcPr>
-          <w:p>
-            <w:pPr>
-              <w:spacing w:before="0" w:after="0" w:line="252" w:lineRule="auto"/>
-              <w:jc w:val="left"/>
-            </w:pPr>
-            <w:r>
-              <w:rPr>
-                <w:b/>
-                <w:color w:val="FFFFFF"/>
-                <w:sz w:val="16"/>
-              </w:rPr>
-              <w:t>아키텍트·리드 개발자·검수자</w:t>
-            </w:r>
-          </w:p>
-        </w:tc>
-      </w:tr>
-      <w:tr>
-        <w:tc>
-          <w:tcPr>
-            <w:tcW w:type="dxa" w:w="3660"/>
-            <w:tcMar>
-              <w:top w:w="90" w:type="dxa"/>
-              <w:start w:w="100" w:type="dxa"/>
-              <w:bottom w:w="90" w:type="dxa"/>
-              <w:end w:w="100" w:type="dxa"/>
-            </w:tcMar>
-            <w:shd w:fill="17324D"/>
-            <w:vAlign w:val="center"/>
-          </w:tcPr>
-          <w:p>
-            <w:pPr>
-              <w:spacing w:before="0" w:after="0" w:line="252" w:lineRule="auto"/>
-            </w:pPr>
-            <w:r>
-              <w:rPr>
-                <w:b/>
-                <w:color w:val="FFFFFF"/>
-                <w:sz w:val="17"/>
-              </w:rPr>
-              <w:t>이 문서로 끝낼 일</w:t>
-            </w:r>
-          </w:p>
-        </w:tc>
-        <w:tc>
-          <w:tcPr>
-            <w:tcW w:type="dxa" w:w="11590"/>
-            <w:tcMar>
-              <w:top w:w="90" w:type="dxa"/>
-              <w:start w:w="100" w:type="dxa"/>
-              <w:bottom w:w="90" w:type="dxa"/>
-              <w:end w:w="100" w:type="dxa"/>
-            </w:tcMar>
-            <w:vAlign w:val="center"/>
-          </w:tcPr>
-          <w:p>
-            <w:pPr>
-              <w:spacing w:before="0" w:after="0" w:line="252" w:lineRule="auto"/>
-            </w:pPr>
-            <w:r>
-              <w:rPr>
-                <w:sz w:val="17"/>
-              </w:rPr>
-              <w:t>구현/문서/환경이 어떤 canonical 계약을 따라야 하는지 확인한다</w:t>
-            </w:r>
-          </w:p>
-        </w:tc>
-      </w:tr>
-      <w:tr>
-        <w:tc>
-          <w:tcPr>
-            <w:tcW w:type="dxa" w:w="3660"/>
-            <w:tcMar>
-              <w:top w:w="90" w:type="dxa"/>
-              <w:start w:w="100" w:type="dxa"/>
-              <w:bottom w:w="90" w:type="dxa"/>
-              <w:end w:w="100" w:type="dxa"/>
-            </w:tcMar>
-            <w:shd w:fill="F5F8FB"/>
-            <w:vAlign w:val="center"/>
-          </w:tcPr>
-          <w:p>
-            <w:pPr>
-              <w:spacing w:before="0" w:after="0" w:line="252" w:lineRule="auto"/>
-            </w:pPr>
-            <w:r>
-              <w:rPr>
-                <w:b/>
-                <w:color w:val="FFFFFF"/>
-                <w:sz w:val="17"/>
-              </w:rPr>
-              <w:t>기준</w:t>
-            </w:r>
-          </w:p>
-        </w:tc>
-        <w:tc>
-          <w:tcPr>
-            <w:tcW w:type="dxa" w:w="11590"/>
-            <w:tcMar>
-              <w:top w:w="90" w:type="dxa"/>
-              <w:start w:w="100" w:type="dxa"/>
-              <w:bottom w:w="90" w:type="dxa"/>
-              <w:end w:w="100" w:type="dxa"/>
-            </w:tcMar>
-            <w:vAlign w:val="center"/>
-            <w:shd w:fill="F5F8FB"/>
-          </w:tcPr>
-          <w:p>
-            <w:r>
-              <w:rPr>
-                <w:color w:val="26374C"/>
-                <w:sz w:val="16"/>
-              </w:rPr>
-              <w:t>Harness 2.3.0 · Source A5B7844665F4 · Oracle/PostgreSQL/MariaDB</w:t>
-            </w:r>
-          </w:p>
-        </w:tc>
-      </w:tr>
-    </w:tbl>
-    <w:p>
-      <w:pPr>
-        <w:spacing w:before="200"/>
-      </w:pPr>
+      <w:r>
+        <w:t>아키텍트·리드 개발자·검수자를 위한 제품 명세입니다. 구현·문서·환경이 따라야 할 Canonical 계약을 확인합니다.</w:t>
+      </w:r>
     </w:p>
     <w:p>
       <w:pPr>
         <w:pStyle w:val="ListBullet"/>
-        <w:spacing w:after="60"/>
+        <w:spacing w:after="64" w:line="269" w:lineRule="auto"/>
         <w:ind w:left="283"/>
       </w:pPr>
       <w:r>
+        <w:rPr>
+          <w:rFonts w:ascii="Noto Sans KR" w:hAnsi="Noto Sans KR" w:eastAsia="Noto Sans KR" w:cs="Noto Sans KR"/>
+          <w:color w:val="243547"/>
+          <w:sz w:val="20"/>
+        </w:rPr>
         <w:t>Source의 기술 Stack을 확인합니다.</w:t>
       </w:r>
     </w:p>
     <w:p>
       <w:pPr>
         <w:pStyle w:val="ListBullet"/>
-        <w:spacing w:after="60"/>
+        <w:spacing w:after="64" w:line="269" w:lineRule="auto"/>
         <w:ind w:left="283"/>
       </w:pPr>
       <w:r>
+        <w:rPr>
+          <w:rFonts w:ascii="Noto Sans KR" w:hAnsi="Noto Sans KR" w:eastAsia="Noto Sans KR" w:cs="Noto Sans KR"/>
+          <w:color w:val="243547"/>
+          <w:sz w:val="20"/>
+        </w:rPr>
         <w:t>Public Contract와 Identity 정본을 확인합니다.</w:t>
       </w:r>
     </w:p>
     <w:p>
       <w:pPr>
         <w:pStyle w:val="ListBullet"/>
-        <w:spacing w:after="60"/>
+        <w:spacing w:after="64" w:line="269" w:lineRule="auto"/>
         <w:ind w:left="283"/>
       </w:pPr>
       <w:r>
+        <w:rPr>
+          <w:rFonts w:ascii="Noto Sans KR" w:hAnsi="Noto Sans KR" w:eastAsia="Noto Sans KR" w:cs="Noto Sans KR"/>
+          <w:color w:val="243547"/>
+          <w:sz w:val="20"/>
+        </w:rPr>
         <w:t>Topology/DB3 지원 범위를 오해 없이 확인합니다.</w:t>
       </w:r>
     </w:p>
@@ -255,6 +108,9 @@
         <w:keepNext/>
       </w:pPr>
       <w:r>
+        <w:rPr>
+          <w:rFonts w:ascii="Noto Sans KR" w:hAnsi="Noto Sans KR" w:eastAsia="Noto Sans KR" w:cs="Noto Sans KR"/>
+        </w:rPr>
         <w:t>찾아보기</w:t>
       </w:r>
     </w:p>
@@ -268,91 +124,182 @@
     </w:p>
     <w:p>
       <w:pPr>
-        <w:spacing w:after="60"/>
+        <w:pStyle w:val="CPFTOCEntry"/>
+        <w:tabs>
+          <w:tab w:pos="15357" w:val="right" w:leader="dot"/>
+        </w:tabs>
+        <w:spacing w:after="56"/>
         <w:ind w:left="259"/>
       </w:pPr>
       <w:r>
         <w:rPr>
-          <w:b/>
-          <w:color w:val="1F3349"/>
-          <w:sz w:val="21"/>
+          <w:rFonts w:ascii="Noto Sans KR" w:hAnsi="Noto Sans KR"/>
+          <w:color w:val="243547"/>
+          <w:sz w:val="20"/>
         </w:rPr>
         <w:t>1 제품 범위</w:t>
+      </w:r>
+      <w:r>
+        <w:tab/>
+      </w:r>
+      <w:r>
+        <w:rPr>
+          <w:rFonts w:ascii="Noto Sans KR" w:hAnsi="Noto Sans KR"/>
+          <w:b/>
+          <w:color w:val="17324D"/>
+          <w:sz w:val="20"/>
+        </w:rPr>
+        <w:t>2</w:t>
       </w:r>
     </w:p>
     <w:p>
       <w:pPr>
-        <w:spacing w:after="60"/>
+        <w:pStyle w:val="CPFTOCEntry"/>
+        <w:tabs>
+          <w:tab w:pos="15357" w:val="right" w:leader="dot"/>
+        </w:tabs>
+        <w:spacing w:after="56"/>
         <w:ind w:left="259"/>
       </w:pPr>
       <w:r>
         <w:rPr>
-          <w:b/>
-          <w:color w:val="1F3349"/>
-          <w:sz w:val="21"/>
+          <w:rFonts w:ascii="Noto Sans KR" w:hAnsi="Noto Sans KR"/>
+          <w:color w:val="243547"/>
+          <w:sz w:val="20"/>
         </w:rPr>
         <w:t>2 기술 Stack</w:t>
+      </w:r>
+      <w:r>
+        <w:tab/>
+      </w:r>
+      <w:r>
+        <w:rPr>
+          <w:rFonts w:ascii="Noto Sans KR" w:hAnsi="Noto Sans KR"/>
+          <w:b/>
+          <w:color w:val="17324D"/>
+          <w:sz w:val="20"/>
+        </w:rPr>
+        <w:t>2</w:t>
       </w:r>
     </w:p>
     <w:p>
       <w:pPr>
-        <w:spacing w:after="60"/>
+        <w:pStyle w:val="CPFTOCEntry"/>
+        <w:tabs>
+          <w:tab w:pos="15357" w:val="right" w:leader="dot"/>
+        </w:tabs>
+        <w:spacing w:after="56"/>
         <w:ind w:left="259"/>
       </w:pPr>
       <w:r>
         <w:rPr>
-          <w:b/>
-          <w:color w:val="1F3349"/>
-          <w:sz w:val="21"/>
+          <w:rFonts w:ascii="Noto Sans KR" w:hAnsi="Noto Sans KR"/>
+          <w:color w:val="243547"/>
+          <w:sz w:val="20"/>
         </w:rPr>
         <w:t>3 Public Contract</w:t>
+      </w:r>
+      <w:r>
+        <w:tab/>
+      </w:r>
+      <w:r>
+        <w:rPr>
+          <w:rFonts w:ascii="Noto Sans KR" w:hAnsi="Noto Sans KR"/>
+          <w:b/>
+          <w:color w:val="17324D"/>
+          <w:sz w:val="20"/>
+        </w:rPr>
+        <w:t>3</w:t>
       </w:r>
     </w:p>
     <w:p>
       <w:pPr>
-        <w:spacing w:after="60"/>
+        <w:pStyle w:val="CPFTOCEntry"/>
+        <w:tabs>
+          <w:tab w:pos="15357" w:val="right" w:leader="dot"/>
+        </w:tabs>
+        <w:spacing w:after="56"/>
         <w:ind w:left="259"/>
       </w:pPr>
       <w:r>
         <w:rPr>
-          <w:b/>
-          <w:color w:val="1F3349"/>
-          <w:sz w:val="21"/>
+          <w:rFonts w:ascii="Noto Sans KR" w:hAnsi="Noto Sans KR"/>
+          <w:color w:val="243547"/>
+          <w:sz w:val="20"/>
         </w:rPr>
         <w:t>4 Context · Identity · Operation</w:t>
+      </w:r>
+      <w:r>
+        <w:tab/>
+      </w:r>
+      <w:r>
+        <w:rPr>
+          <w:rFonts w:ascii="Noto Sans KR" w:hAnsi="Noto Sans KR"/>
+          <w:b/>
+          <w:color w:val="17324D"/>
+          <w:sz w:val="20"/>
+        </w:rPr>
+        <w:t>4</w:t>
       </w:r>
     </w:p>
     <w:p>
       <w:pPr>
-        <w:spacing w:after="60"/>
+        <w:pStyle w:val="CPFTOCEntry"/>
+        <w:tabs>
+          <w:tab w:pos="15357" w:val="right" w:leader="dot"/>
+        </w:tabs>
+        <w:spacing w:after="56"/>
         <w:ind w:left="259"/>
       </w:pPr>
       <w:r>
         <w:rPr>
-          <w:b/>
-          <w:color w:val="1F3349"/>
-          <w:sz w:val="21"/>
+          <w:rFonts w:ascii="Noto Sans KR" w:hAnsi="Noto Sans KR"/>
+          <w:color w:val="243547"/>
+          <w:sz w:val="20"/>
         </w:rPr>
         <w:t>5 지원 DB</w:t>
+      </w:r>
+      <w:r>
+        <w:tab/>
+      </w:r>
+      <w:r>
+        <w:rPr>
+          <w:rFonts w:ascii="Noto Sans KR" w:hAnsi="Noto Sans KR"/>
+          <w:b/>
+          <w:color w:val="17324D"/>
+          <w:sz w:val="20"/>
+        </w:rPr>
+        <w:t>4</w:t>
       </w:r>
     </w:p>
     <w:p>
       <w:pPr>
-        <w:spacing w:after="60"/>
+        <w:pStyle w:val="CPFTOCEntry"/>
+        <w:tabs>
+          <w:tab w:pos="15357" w:val="right" w:leader="dot"/>
+        </w:tabs>
+        <w:spacing w:after="56"/>
         <w:ind w:left="259"/>
       </w:pPr>
       <w:r>
         <w:rPr>
-          <w:b/>
-          <w:color w:val="1F3349"/>
-          <w:sz w:val="21"/>
+          <w:rFonts w:ascii="Noto Sans KR" w:hAnsi="Noto Sans KR"/>
+          <w:color w:val="243547"/>
+          <w:sz w:val="20"/>
         </w:rPr>
         <w:t>6 Topology와 Optionality</w:t>
       </w:r>
-    </w:p>
-    <w:p>
       <w:r>
-        <w:br w:type="page"/>
+        <w:tab/>
+      </w:r>
+      <w:r>
+        <w:rPr>
+          <w:rFonts w:ascii="Noto Sans KR" w:hAnsi="Noto Sans KR"/>
+          <w:b/>
+          <w:color w:val="17324D"/>
+          <w:sz w:val="20"/>
+        </w:rPr>
+        <w:t>5</w:t>
       </w:r>
     </w:p>
     <w:p>
@@ -361,30 +308,25 @@
         <w:keepNext/>
       </w:pPr>
       <w:r>
+        <w:rPr>
+          <w:rFonts w:ascii="Noto Sans KR" w:hAnsi="Noto Sans KR" w:eastAsia="Noto Sans KR" w:cs="Noto Sans KR"/>
+        </w:rPr>
         <w:t>1 제품 범위</w:t>
       </w:r>
     </w:p>
     <w:p>
       <w:pPr>
         <w:spacing w:before="80" w:after="200"/>
-        <w:ind w:left="173" w:right="58"/>
-        <w:shd w:fill="F3F7FB"/>
+        <w:ind w:left="170" w:right="113"/>
+        <w:shd w:fill="F3F7FA"/>
+        <w:pStyle w:val="CPFSectionLead"/>
         <w:pBdr>
-          <w:left w:val="single" w:sz="18" w:space="8" w:color="4F46E5"/>
+          <w:left w:val="single" w:sz="16" w:space="7" w:color="8AA4BE"/>
         </w:pBdr>
       </w:pPr>
       <w:r>
         <w:rPr>
-          <w:b/>
-          <w:color w:val="362D91"/>
-          <w:sz w:val="20"/>
-        </w:rPr>
-        <w:t xml:space="preserve">이 장을 보는 이유  </w:t>
-      </w:r>
-      <w:r>
-        <w:rPr>
-          <w:color w:val="26374C"/>
-          <w:sz w:val="20"/>
+          <w:rFonts w:ascii="Noto Sans KR" w:hAnsi="Noto Sans KR" w:eastAsia="Noto Sans KR" w:cs="Noto Sans KR"/>
         </w:rPr>
         <w:t>CPF가 제공하는 Runtime/개발/운영 계약의 범위를 빠르게 확인합니다.</w:t>
       </w:r>
@@ -394,6 +336,9 @@
         <w:pStyle w:val="CPFLabel"/>
       </w:pPr>
       <w:r>
+        <w:rPr>
+          <w:rFonts w:ascii="Noto Sans KR" w:hAnsi="Noto Sans KR" w:eastAsia="Noto Sans KR" w:cs="Noto Sans KR"/>
+        </w:rPr>
         <w:t>제품 범위</w:t>
       </w:r>
     </w:p>
@@ -410,16 +355,17 @@
       </w:tblGrid>
       <w:tr>
         <w:trPr>
+          <w:trHeight w:hRule="atLeast" w:val="397"/>
           <w:tblHeader w:val="true"/>
         </w:trPr>
         <w:tc>
           <w:tcPr>
-            <w:tcW w:type="dxa" w:w="3812"/>
-            <w:shd w:fill="223A57"/>
+            <w:tcW w:type="dxa" w:w="4060"/>
+            <w:shd w:fill="0D2B45"/>
             <w:tcMar>
-              <w:top w:w="90" w:type="dxa"/>
+              <w:top w:w="70" w:type="dxa"/>
               <w:start w:w="100" w:type="dxa"/>
-              <w:bottom w:w="90" w:type="dxa"/>
+              <w:bottom w:w="70" w:type="dxa"/>
               <w:end w:w="100" w:type="dxa"/>
             </w:tcMar>
             <w:vAlign w:val="center"/>
@@ -427,13 +373,14 @@
           <w:p>
             <w:pPr>
               <w:spacing w:before="0" w:after="0" w:line="252" w:lineRule="auto"/>
-              <w:jc w:val="left"/>
+              <w:jc w:val="center"/>
             </w:pPr>
             <w:r>
               <w:rPr>
+                <w:rFonts w:ascii="Noto Sans KR" w:hAnsi="Noto Sans KR" w:eastAsia="Noto Sans KR" w:cs="Noto Sans KR"/>
                 <w:b/>
                 <w:color w:val="FFFFFF"/>
-                <w:sz w:val="16"/>
+                <w:sz w:val="18"/>
               </w:rPr>
               <w:t>영역</w:t>
             </w:r>
@@ -441,12 +388,12 @@
         </w:tc>
         <w:tc>
           <w:tcPr>
-            <w:tcW w:type="dxa" w:w="11437"/>
-            <w:shd w:fill="223A57"/>
+            <w:tcW w:type="dxa" w:w="11757"/>
+            <w:shd w:fill="0D2B45"/>
             <w:tcMar>
-              <w:top w:w="90" w:type="dxa"/>
+              <w:top w:w="70" w:type="dxa"/>
               <w:start w:w="100" w:type="dxa"/>
-              <w:bottom w:w="90" w:type="dxa"/>
+              <w:bottom w:w="70" w:type="dxa"/>
               <w:end w:w="100" w:type="dxa"/>
             </w:tcMar>
             <w:vAlign w:val="center"/>
@@ -454,13 +401,14 @@
           <w:p>
             <w:pPr>
               <w:spacing w:before="0" w:after="0" w:line="252" w:lineRule="auto"/>
-              <w:jc w:val="left"/>
+              <w:jc w:val="center"/>
             </w:pPr>
             <w:r>
               <w:rPr>
+                <w:rFonts w:ascii="Noto Sans KR" w:hAnsi="Noto Sans KR" w:eastAsia="Noto Sans KR" w:cs="Noto Sans KR"/>
                 <w:b/>
                 <w:color w:val="FFFFFF"/>
-                <w:sz w:val="16"/>
+                <w:sz w:val="18"/>
               </w:rPr>
               <w:t>계약</w:t>
             </w:r>
@@ -470,26 +418,31 @@
       <w:tr>
         <w:trPr>
           <w:cantSplit/>
+          <w:trHeight w:hRule="atLeast" w:val="351"/>
         </w:trPr>
         <w:tc>
           <w:tcPr>
-            <w:tcW w:type="dxa" w:w="3812"/>
+            <w:tcW w:type="dxa" w:w="4060"/>
             <w:tcMar>
-              <w:top w:w="90" w:type="dxa"/>
+              <w:top w:w="70" w:type="dxa"/>
               <w:start w:w="100" w:type="dxa"/>
-              <w:bottom w:w="90" w:type="dxa"/>
+              <w:bottom w:w="70" w:type="dxa"/>
               <w:end w:w="100" w:type="dxa"/>
             </w:tcMar>
             <w:vAlign w:val="center"/>
+            <w:shd w:fill="FFFFFF"/>
           </w:tcPr>
           <w:p>
             <w:pPr>
               <w:spacing w:after="0" w:line="252" w:lineRule="auto" w:before="0"/>
+              <w:jc w:val="left"/>
             </w:pPr>
             <w:r>
               <w:rPr>
-                <w:rFonts w:ascii="Noto Sans KR" w:hAnsi="Noto Sans KR" w:eastAsia="Noto Sans KR"/>
-                <w:sz w:val="17"/>
+                <w:rFonts w:ascii="Noto Sans KR" w:hAnsi="Noto Sans KR" w:eastAsia="Noto Sans KR" w:cs="Noto Sans KR"/>
+                <w:b w:val="0"/>
+                <w:color w:val="243547"/>
+                <w:sz w:val="18"/>
               </w:rPr>
               <w:t>Online</w:t>
             </w:r>
@@ -497,23 +450,27 @@
         </w:tc>
         <w:tc>
           <w:tcPr>
-            <w:tcW w:type="dxa" w:w="11437"/>
+            <w:tcW w:type="dxa" w:w="11757"/>
             <w:tcMar>
-              <w:top w:w="90" w:type="dxa"/>
+              <w:top w:w="70" w:type="dxa"/>
               <w:start w:w="100" w:type="dxa"/>
-              <w:bottom w:w="90" w:type="dxa"/>
+              <w:bottom w:w="70" w:type="dxa"/>
               <w:end w:w="100" w:type="dxa"/>
             </w:tcMar>
             <w:vAlign w:val="center"/>
+            <w:shd w:fill="FFFFFF"/>
           </w:tcPr>
           <w:p>
             <w:pPr>
               <w:spacing w:after="0" w:line="252" w:lineRule="auto" w:before="0"/>
+              <w:jc w:val="left"/>
             </w:pPr>
             <w:r>
               <w:rPr>
-                <w:rFonts w:ascii="Noto Sans KR" w:hAnsi="Noto Sans KR" w:eastAsia="Noto Sans KR"/>
-                <w:sz w:val="17"/>
+                <w:rFonts w:ascii="Noto Sans KR" w:hAnsi="Noto Sans KR" w:eastAsia="Noto Sans KR" w:cs="Noto Sans KR"/>
+                <w:b w:val="0"/>
+                <w:color w:val="243547"/>
+                <w:sz w:val="18"/>
               </w:rPr>
               <w:t>Web/Service/Persistence/Domain Invocation/Integration</w:t>
             </w:r>
@@ -523,27 +480,31 @@
       <w:tr>
         <w:trPr>
           <w:cantSplit/>
+          <w:trHeight w:hRule="atLeast" w:val="351"/>
         </w:trPr>
         <w:tc>
           <w:tcPr>
-            <w:tcW w:type="dxa" w:w="3812"/>
+            <w:tcW w:type="dxa" w:w="4060"/>
             <w:tcMar>
-              <w:top w:w="90" w:type="dxa"/>
+              <w:top w:w="70" w:type="dxa"/>
               <w:start w:w="100" w:type="dxa"/>
-              <w:bottom w:w="90" w:type="dxa"/>
+              <w:bottom w:w="70" w:type="dxa"/>
               <w:end w:w="100" w:type="dxa"/>
             </w:tcMar>
             <w:vAlign w:val="center"/>
-            <w:shd w:fill="F5F8FB"/>
+            <w:shd w:fill="F7FAFC"/>
           </w:tcPr>
           <w:p>
             <w:pPr>
               <w:spacing w:after="0" w:line="252" w:lineRule="auto" w:before="0"/>
+              <w:jc w:val="left"/>
             </w:pPr>
             <w:r>
               <w:rPr>
-                <w:rFonts w:ascii="Noto Sans KR" w:hAnsi="Noto Sans KR" w:eastAsia="Noto Sans KR"/>
-                <w:sz w:val="17"/>
+                <w:rFonts w:ascii="Noto Sans KR" w:hAnsi="Noto Sans KR" w:eastAsia="Noto Sans KR" w:cs="Noto Sans KR"/>
+                <w:b w:val="0"/>
+                <w:color w:val="243547"/>
+                <w:sz w:val="18"/>
               </w:rPr>
               <w:t>Reliability</w:t>
             </w:r>
@@ -551,24 +512,27 @@
         </w:tc>
         <w:tc>
           <w:tcPr>
-            <w:tcW w:type="dxa" w:w="11437"/>
+            <w:tcW w:type="dxa" w:w="11757"/>
             <w:tcMar>
-              <w:top w:w="90" w:type="dxa"/>
+              <w:top w:w="70" w:type="dxa"/>
               <w:start w:w="100" w:type="dxa"/>
-              <w:bottom w:w="90" w:type="dxa"/>
+              <w:bottom w:w="70" w:type="dxa"/>
               <w:end w:w="100" w:type="dxa"/>
             </w:tcMar>
             <w:vAlign w:val="center"/>
-            <w:shd w:fill="F5F8FB"/>
+            <w:shd w:fill="F7FAFC"/>
           </w:tcPr>
           <w:p>
             <w:pPr>
               <w:spacing w:after="0" w:line="252" w:lineRule="auto" w:before="0"/>
+              <w:jc w:val="left"/>
             </w:pPr>
             <w:r>
               <w:rPr>
-                <w:rFonts w:ascii="Noto Sans KR" w:hAnsi="Noto Sans KR" w:eastAsia="Noto Sans KR"/>
-                <w:sz w:val="17"/>
+                <w:rFonts w:ascii="Noto Sans KR" w:hAnsi="Noto Sans KR" w:eastAsia="Noto Sans KR" w:cs="Noto Sans KR"/>
+                <w:b w:val="0"/>
+                <w:color w:val="243547"/>
+                <w:sz w:val="18"/>
               </w:rPr>
               <w:t>Idempotency/Retry/Timeout/UNKNOWN/Reconcile</w:t>
             </w:r>
@@ -578,26 +542,31 @@
       <w:tr>
         <w:trPr>
           <w:cantSplit/>
+          <w:trHeight w:hRule="atLeast" w:val="351"/>
         </w:trPr>
         <w:tc>
           <w:tcPr>
-            <w:tcW w:type="dxa" w:w="3812"/>
+            <w:tcW w:type="dxa" w:w="4060"/>
             <w:tcMar>
-              <w:top w:w="90" w:type="dxa"/>
+              <w:top w:w="70" w:type="dxa"/>
               <w:start w:w="100" w:type="dxa"/>
-              <w:bottom w:w="90" w:type="dxa"/>
+              <w:bottom w:w="70" w:type="dxa"/>
               <w:end w:w="100" w:type="dxa"/>
             </w:tcMar>
             <w:vAlign w:val="center"/>
+            <w:shd w:fill="FFFFFF"/>
           </w:tcPr>
           <w:p>
             <w:pPr>
               <w:spacing w:after="0" w:line="252" w:lineRule="auto" w:before="0"/>
+              <w:jc w:val="left"/>
             </w:pPr>
             <w:r>
               <w:rPr>
-                <w:rFonts w:ascii="Noto Sans KR" w:hAnsi="Noto Sans KR" w:eastAsia="Noto Sans KR"/>
-                <w:sz w:val="17"/>
+                <w:rFonts w:ascii="Noto Sans KR" w:hAnsi="Noto Sans KR" w:eastAsia="Noto Sans KR" w:cs="Noto Sans KR"/>
+                <w:b w:val="0"/>
+                <w:color w:val="243547"/>
+                <w:sz w:val="18"/>
               </w:rPr>
               <w:t>Async</w:t>
             </w:r>
@@ -605,23 +574,27 @@
         </w:tc>
         <w:tc>
           <w:tcPr>
-            <w:tcW w:type="dxa" w:w="11437"/>
+            <w:tcW w:type="dxa" w:w="11757"/>
             <w:tcMar>
-              <w:top w:w="90" w:type="dxa"/>
+              <w:top w:w="70" w:type="dxa"/>
               <w:start w:w="100" w:type="dxa"/>
-              <w:bottom w:w="90" w:type="dxa"/>
+              <w:bottom w:w="70" w:type="dxa"/>
               <w:end w:w="100" w:type="dxa"/>
             </w:tcMar>
             <w:vAlign w:val="center"/>
+            <w:shd w:fill="FFFFFF"/>
           </w:tcPr>
           <w:p>
             <w:pPr>
               <w:spacing w:after="0" w:line="252" w:lineRule="auto" w:before="0"/>
+              <w:jc w:val="left"/>
             </w:pPr>
             <w:r>
               <w:rPr>
-                <w:rFonts w:ascii="Noto Sans KR" w:hAnsi="Noto Sans KR" w:eastAsia="Noto Sans KR"/>
-                <w:sz w:val="17"/>
+                <w:rFonts w:ascii="Noto Sans KR" w:hAnsi="Noto Sans KR" w:eastAsia="Noto Sans KR" w:cs="Noto Sans KR"/>
+                <w:b w:val="0"/>
+                <w:color w:val="243547"/>
+                <w:sz w:val="18"/>
               </w:rPr>
               <w:t>Messaging/Outbox/Inbox/DLQ/Replay</w:t>
             </w:r>
@@ -631,27 +604,31 @@
       <w:tr>
         <w:trPr>
           <w:cantSplit/>
+          <w:trHeight w:hRule="atLeast" w:val="351"/>
         </w:trPr>
         <w:tc>
           <w:tcPr>
-            <w:tcW w:type="dxa" w:w="3812"/>
+            <w:tcW w:type="dxa" w:w="4060"/>
             <w:tcMar>
-              <w:top w:w="90" w:type="dxa"/>
+              <w:top w:w="70" w:type="dxa"/>
               <w:start w:w="100" w:type="dxa"/>
-              <w:bottom w:w="90" w:type="dxa"/>
+              <w:bottom w:w="70" w:type="dxa"/>
               <w:end w:w="100" w:type="dxa"/>
             </w:tcMar>
             <w:vAlign w:val="center"/>
-            <w:shd w:fill="F5F8FB"/>
+            <w:shd w:fill="F7FAFC"/>
           </w:tcPr>
           <w:p>
             <w:pPr>
               <w:spacing w:after="0" w:line="252" w:lineRule="auto" w:before="0"/>
+              <w:jc w:val="left"/>
             </w:pPr>
             <w:r>
               <w:rPr>
-                <w:rFonts w:ascii="Noto Sans KR" w:hAnsi="Noto Sans KR" w:eastAsia="Noto Sans KR"/>
-                <w:sz w:val="17"/>
+                <w:rFonts w:ascii="Noto Sans KR" w:hAnsi="Noto Sans KR" w:eastAsia="Noto Sans KR" w:cs="Noto Sans KR"/>
+                <w:b w:val="0"/>
+                <w:color w:val="243547"/>
+                <w:sz w:val="18"/>
               </w:rPr>
               <w:t>Batch</w:t>
             </w:r>
@@ -659,24 +636,27 @@
         </w:tc>
         <w:tc>
           <w:tcPr>
-            <w:tcW w:type="dxa" w:w="11437"/>
+            <w:tcW w:type="dxa" w:w="11757"/>
             <w:tcMar>
-              <w:top w:w="90" w:type="dxa"/>
+              <w:top w:w="70" w:type="dxa"/>
               <w:start w:w="100" w:type="dxa"/>
-              <w:bottom w:w="90" w:type="dxa"/>
+              <w:bottom w:w="70" w:type="dxa"/>
               <w:end w:w="100" w:type="dxa"/>
             </w:tcMar>
             <w:vAlign w:val="center"/>
-            <w:shd w:fill="F5F8FB"/>
+            <w:shd w:fill="F7FAFC"/>
           </w:tcPr>
           <w:p>
             <w:pPr>
               <w:spacing w:after="0" w:line="252" w:lineRule="auto" w:before="0"/>
+              <w:jc w:val="left"/>
             </w:pPr>
             <w:r>
               <w:rPr>
-                <w:rFonts w:ascii="Noto Sans KR" w:hAnsi="Noto Sans KR" w:eastAsia="Noto Sans KR"/>
-                <w:sz w:val="17"/>
+                <w:rFonts w:ascii="Noto Sans KR" w:hAnsi="Noto Sans KR" w:eastAsia="Noto Sans KR" w:cs="Noto Sans KR"/>
+                <w:b w:val="0"/>
+                <w:color w:val="243547"/>
+                <w:sz w:val="18"/>
               </w:rPr>
               <w:t>Job/Step/Control/Ledger/Lease/Fencing/Checkpoint</w:t>
             </w:r>
@@ -686,26 +666,31 @@
       <w:tr>
         <w:trPr>
           <w:cantSplit/>
+          <w:trHeight w:hRule="atLeast" w:val="351"/>
         </w:trPr>
         <w:tc>
           <w:tcPr>
-            <w:tcW w:type="dxa" w:w="3812"/>
+            <w:tcW w:type="dxa" w:w="4060"/>
             <w:tcMar>
-              <w:top w:w="90" w:type="dxa"/>
+              <w:top w:w="70" w:type="dxa"/>
               <w:start w:w="100" w:type="dxa"/>
-              <w:bottom w:w="90" w:type="dxa"/>
+              <w:bottom w:w="70" w:type="dxa"/>
               <w:end w:w="100" w:type="dxa"/>
             </w:tcMar>
             <w:vAlign w:val="center"/>
+            <w:shd w:fill="FFFFFF"/>
           </w:tcPr>
           <w:p>
             <w:pPr>
               <w:spacing w:after="0" w:line="252" w:lineRule="auto" w:before="0"/>
+              <w:jc w:val="left"/>
             </w:pPr>
             <w:r>
               <w:rPr>
-                <w:rFonts w:ascii="Noto Sans KR" w:hAnsi="Noto Sans KR" w:eastAsia="Noto Sans KR"/>
-                <w:sz w:val="17"/>
+                <w:rFonts w:ascii="Noto Sans KR" w:hAnsi="Noto Sans KR" w:eastAsia="Noto Sans KR" w:cs="Noto Sans KR"/>
+                <w:b w:val="0"/>
+                <w:color w:val="243547"/>
+                <w:sz w:val="18"/>
               </w:rPr>
               <w:t>Data</w:t>
             </w:r>
@@ -713,23 +698,27 @@
         </w:tc>
         <w:tc>
           <w:tcPr>
-            <w:tcW w:type="dxa" w:w="11437"/>
+            <w:tcW w:type="dxa" w:w="11757"/>
             <w:tcMar>
-              <w:top w:w="90" w:type="dxa"/>
+              <w:top w:w="70" w:type="dxa"/>
               <w:start w:w="100" w:type="dxa"/>
-              <w:bottom w:w="90" w:type="dxa"/>
+              <w:bottom w:w="70" w:type="dxa"/>
               <w:end w:w="100" w:type="dxa"/>
             </w:tcMar>
             <w:vAlign w:val="center"/>
+            <w:shd w:fill="FFFFFF"/>
           </w:tcPr>
           <w:p>
             <w:pPr>
               <w:spacing w:after="0" w:line="252" w:lineRule="auto" w:before="0"/>
+              <w:jc w:val="left"/>
             </w:pPr>
             <w:r>
               <w:rPr>
-                <w:rFonts w:ascii="Noto Sans KR" w:hAnsi="Noto Sans KR" w:eastAsia="Noto Sans KR"/>
-                <w:sz w:val="17"/>
+                <w:rFonts w:ascii="Noto Sans KR" w:hAnsi="Noto Sans KR" w:eastAsia="Noto Sans KR" w:cs="Noto Sans KR"/>
+                <w:b w:val="0"/>
+                <w:color w:val="243547"/>
+                <w:sz w:val="18"/>
               </w:rPr>
               <w:t>JDBC/MyBatis/JPA/Cache/DB3</w:t>
             </w:r>
@@ -739,27 +728,31 @@
       <w:tr>
         <w:trPr>
           <w:cantSplit/>
+          <w:trHeight w:hRule="atLeast" w:val="351"/>
         </w:trPr>
         <w:tc>
           <w:tcPr>
-            <w:tcW w:type="dxa" w:w="3812"/>
+            <w:tcW w:type="dxa" w:w="4060"/>
             <w:tcMar>
-              <w:top w:w="90" w:type="dxa"/>
+              <w:top w:w="70" w:type="dxa"/>
               <w:start w:w="100" w:type="dxa"/>
-              <w:bottom w:w="90" w:type="dxa"/>
+              <w:bottom w:w="70" w:type="dxa"/>
               <w:end w:w="100" w:type="dxa"/>
             </w:tcMar>
             <w:vAlign w:val="center"/>
-            <w:shd w:fill="F5F8FB"/>
+            <w:shd w:fill="F7FAFC"/>
           </w:tcPr>
           <w:p>
             <w:pPr>
               <w:spacing w:after="0" w:line="252" w:lineRule="auto" w:before="0"/>
+              <w:jc w:val="left"/>
             </w:pPr>
             <w:r>
               <w:rPr>
-                <w:rFonts w:ascii="Noto Sans KR" w:hAnsi="Noto Sans KR" w:eastAsia="Noto Sans KR"/>
-                <w:sz w:val="17"/>
+                <w:rFonts w:ascii="Noto Sans KR" w:hAnsi="Noto Sans KR" w:eastAsia="Noto Sans KR" w:cs="Noto Sans KR"/>
+                <w:b w:val="0"/>
+                <w:color w:val="243547"/>
+                <w:sz w:val="18"/>
               </w:rPr>
               <w:t>Security</w:t>
             </w:r>
@@ -767,24 +760,27 @@
         </w:tc>
         <w:tc>
           <w:tcPr>
-            <w:tcW w:type="dxa" w:w="11437"/>
+            <w:tcW w:type="dxa" w:w="11757"/>
             <w:tcMar>
-              <w:top w:w="90" w:type="dxa"/>
+              <w:top w:w="70" w:type="dxa"/>
               <w:start w:w="100" w:type="dxa"/>
-              <w:bottom w:w="90" w:type="dxa"/>
+              <w:bottom w:w="70" w:type="dxa"/>
               <w:end w:w="100" w:type="dxa"/>
             </w:tcMar>
             <w:vAlign w:val="center"/>
-            <w:shd w:fill="F5F8FB"/>
+            <w:shd w:fill="F7FAFC"/>
           </w:tcPr>
           <w:p>
             <w:pPr>
               <w:spacing w:after="0" w:line="252" w:lineRule="auto" w:before="0"/>
+              <w:jc w:val="left"/>
             </w:pPr>
             <w:r>
               <w:rPr>
-                <w:rFonts w:ascii="Noto Sans KR" w:hAnsi="Noto Sans KR" w:eastAsia="Noto Sans KR"/>
-                <w:sz w:val="17"/>
+                <w:rFonts w:ascii="Noto Sans KR" w:hAnsi="Noto Sans KR" w:eastAsia="Noto Sans KR" w:cs="Noto Sans KR"/>
+                <w:b w:val="0"/>
+                <w:color w:val="243547"/>
+                <w:sz w:val="18"/>
               </w:rPr>
               <w:t>Permission/Approval/Audit/Masking</w:t>
             </w:r>
@@ -794,26 +790,31 @@
       <w:tr>
         <w:trPr>
           <w:cantSplit/>
+          <w:trHeight w:hRule="atLeast" w:val="351"/>
         </w:trPr>
         <w:tc>
           <w:tcPr>
-            <w:tcW w:type="dxa" w:w="3812"/>
+            <w:tcW w:type="dxa" w:w="4060"/>
             <w:tcMar>
-              <w:top w:w="90" w:type="dxa"/>
+              <w:top w:w="70" w:type="dxa"/>
               <w:start w:w="100" w:type="dxa"/>
-              <w:bottom w:w="90" w:type="dxa"/>
+              <w:bottom w:w="70" w:type="dxa"/>
               <w:end w:w="100" w:type="dxa"/>
             </w:tcMar>
             <w:vAlign w:val="center"/>
+            <w:shd w:fill="FFFFFF"/>
           </w:tcPr>
           <w:p>
             <w:pPr>
               <w:spacing w:after="0" w:line="252" w:lineRule="auto" w:before="0"/>
+              <w:jc w:val="left"/>
             </w:pPr>
             <w:r>
               <w:rPr>
-                <w:rFonts w:ascii="Noto Sans KR" w:hAnsi="Noto Sans KR" w:eastAsia="Noto Sans KR"/>
-                <w:sz w:val="17"/>
+                <w:rFonts w:ascii="Noto Sans KR" w:hAnsi="Noto Sans KR" w:eastAsia="Noto Sans KR" w:cs="Noto Sans KR"/>
+                <w:b w:val="0"/>
+                <w:color w:val="243547"/>
+                <w:sz w:val="18"/>
               </w:rPr>
               <w:t>Operations</w:t>
             </w:r>
@@ -821,23 +822,27 @@
         </w:tc>
         <w:tc>
           <w:tcPr>
-            <w:tcW w:type="dxa" w:w="11437"/>
+            <w:tcW w:type="dxa" w:w="11757"/>
             <w:tcMar>
-              <w:top w:w="90" w:type="dxa"/>
+              <w:top w:w="70" w:type="dxa"/>
               <w:start w:w="100" w:type="dxa"/>
-              <w:bottom w:w="90" w:type="dxa"/>
+              <w:bottom w:w="70" w:type="dxa"/>
               <w:end w:w="100" w:type="dxa"/>
             </w:tcMar>
             <w:vAlign w:val="center"/>
+            <w:shd w:fill="FFFFFF"/>
           </w:tcPr>
           <w:p>
             <w:pPr>
               <w:spacing w:after="0" w:line="252" w:lineRule="auto" w:before="0"/>
+              <w:jc w:val="left"/>
             </w:pPr>
             <w:r>
               <w:rPr>
-                <w:rFonts w:ascii="Noto Sans KR" w:hAnsi="Noto Sans KR" w:eastAsia="Noto Sans KR"/>
-                <w:sz w:val="17"/>
+                <w:rFonts w:ascii="Noto Sans KR" w:hAnsi="Noto Sans KR" w:eastAsia="Noto Sans KR" w:cs="Noto Sans KR"/>
+                <w:b w:val="0"/>
+                <w:color w:val="243547"/>
+                <w:sz w:val="18"/>
               </w:rPr>
               <w:t>ADM/Backoffice/Trace/Health/Recovery/Deployment</w:t>
             </w:r>
@@ -847,27 +852,31 @@
       <w:tr>
         <w:trPr>
           <w:cantSplit/>
+          <w:trHeight w:hRule="atLeast" w:val="351"/>
         </w:trPr>
         <w:tc>
           <w:tcPr>
-            <w:tcW w:type="dxa" w:w="3812"/>
+            <w:tcW w:type="dxa" w:w="4060"/>
             <w:tcMar>
-              <w:top w:w="90" w:type="dxa"/>
+              <w:top w:w="70" w:type="dxa"/>
               <w:start w:w="100" w:type="dxa"/>
-              <w:bottom w:w="90" w:type="dxa"/>
+              <w:bottom w:w="70" w:type="dxa"/>
               <w:end w:w="100" w:type="dxa"/>
             </w:tcMar>
             <w:vAlign w:val="center"/>
-            <w:shd w:fill="F5F8FB"/>
+            <w:shd w:fill="F7FAFC"/>
           </w:tcPr>
           <w:p>
             <w:pPr>
               <w:spacing w:after="0" w:line="252" w:lineRule="auto" w:before="0"/>
+              <w:jc w:val="left"/>
             </w:pPr>
             <w:r>
               <w:rPr>
-                <w:rFonts w:ascii="Noto Sans KR" w:hAnsi="Noto Sans KR" w:eastAsia="Noto Sans KR"/>
-                <w:sz w:val="17"/>
+                <w:rFonts w:ascii="Noto Sans KR" w:hAnsi="Noto Sans KR" w:eastAsia="Noto Sans KR" w:cs="Noto Sans KR"/>
+                <w:b w:val="0"/>
+                <w:color w:val="243547"/>
+                <w:sz w:val="18"/>
               </w:rPr>
               <w:t>Generator</w:t>
             </w:r>
@@ -875,24 +884,27 @@
         </w:tc>
         <w:tc>
           <w:tcPr>
-            <w:tcW w:type="dxa" w:w="11437"/>
+            <w:tcW w:type="dxa" w:w="11757"/>
             <w:tcMar>
-              <w:top w:w="90" w:type="dxa"/>
+              <w:top w:w="70" w:type="dxa"/>
               <w:start w:w="100" w:type="dxa"/>
-              <w:bottom w:w="90" w:type="dxa"/>
+              <w:bottom w:w="70" w:type="dxa"/>
               <w:end w:w="100" w:type="dxa"/>
             </w:tcMar>
             <w:vAlign w:val="center"/>
-            <w:shd w:fill="F5F8FB"/>
+            <w:shd w:fill="F7FAFC"/>
           </w:tcPr>
           <w:p>
             <w:pPr>
               <w:spacing w:after="0" w:line="252" w:lineRule="auto" w:before="0"/>
+              <w:jc w:val="left"/>
             </w:pPr>
             <w:r>
               <w:rPr>
-                <w:rFonts w:ascii="Noto Sans KR" w:hAnsi="Noto Sans KR" w:eastAsia="Noto Sans KR"/>
-                <w:sz w:val="17"/>
+                <w:rFonts w:ascii="Noto Sans KR" w:hAnsi="Noto Sans KR" w:eastAsia="Noto Sans KR" w:cs="Noto Sans KR"/>
+                <w:b w:val="0"/>
+                <w:color w:val="243547"/>
+                <w:sz w:val="18"/>
               </w:rPr>
               <w:t>Domain/Starter/DB/OpenAPI/Sample</w:t>
             </w:r>
@@ -906,30 +918,25 @@
         <w:keepNext/>
       </w:pPr>
       <w:r>
+        <w:rPr>
+          <w:rFonts w:ascii="Noto Sans KR" w:hAnsi="Noto Sans KR" w:eastAsia="Noto Sans KR" w:cs="Noto Sans KR"/>
+        </w:rPr>
         <w:t>2 기술 Stack</w:t>
       </w:r>
     </w:p>
     <w:p>
       <w:pPr>
         <w:spacing w:before="80" w:after="200"/>
-        <w:ind w:left="173" w:right="58"/>
-        <w:shd w:fill="F3F7FB"/>
+        <w:ind w:left="170" w:right="113"/>
+        <w:shd w:fill="F3F7FA"/>
+        <w:pStyle w:val="CPFSectionLead"/>
         <w:pBdr>
-          <w:left w:val="single" w:sz="18" w:space="8" w:color="4F46E5"/>
+          <w:left w:val="single" w:sz="16" w:space="7" w:color="8AA4BE"/>
         </w:pBdr>
       </w:pPr>
       <w:r>
         <w:rPr>
-          <w:b/>
-          <w:color w:val="362D91"/>
-          <w:sz w:val="20"/>
-        </w:rPr>
-        <w:t xml:space="preserve">이 장을 보는 이유  </w:t>
-      </w:r>
-      <w:r>
-        <w:rPr>
-          <w:color w:val="26374C"/>
-          <w:sz w:val="20"/>
+          <w:rFonts w:ascii="Noto Sans KR" w:hAnsi="Noto Sans KR" w:eastAsia="Noto Sans KR" w:cs="Noto Sans KR"/>
         </w:rPr>
         <w:t>실제 Source의 canonical stack properties를 기준으로 개발 환경을 맞춥니다.</w:t>
       </w:r>
@@ -939,6 +946,9 @@
         <w:pStyle w:val="CPFLabel"/>
       </w:pPr>
       <w:r>
+        <w:rPr>
+          <w:rFonts w:ascii="Noto Sans KR" w:hAnsi="Noto Sans KR" w:eastAsia="Noto Sans KR" w:cs="Noto Sans KR"/>
+        </w:rPr>
         <w:t>Canonical Stack</w:t>
       </w:r>
     </w:p>
@@ -955,16 +965,17 @@
       </w:tblGrid>
       <w:tr>
         <w:trPr>
+          <w:trHeight w:hRule="atLeast" w:val="397"/>
           <w:tblHeader w:val="true"/>
         </w:trPr>
         <w:tc>
           <w:tcPr>
-            <w:tcW w:type="dxa" w:w="9912"/>
-            <w:shd w:fill="223A57"/>
+            <w:tcW w:type="dxa" w:w="9663"/>
+            <w:shd w:fill="0D2B45"/>
             <w:tcMar>
-              <w:top w:w="90" w:type="dxa"/>
+              <w:top w:w="70" w:type="dxa"/>
               <w:start w:w="100" w:type="dxa"/>
-              <w:bottom w:w="90" w:type="dxa"/>
+              <w:bottom w:w="70" w:type="dxa"/>
               <w:end w:w="100" w:type="dxa"/>
             </w:tcMar>
             <w:vAlign w:val="center"/>
@@ -972,13 +983,14 @@
           <w:p>
             <w:pPr>
               <w:spacing w:before="0" w:after="0" w:line="252" w:lineRule="auto"/>
-              <w:jc w:val="left"/>
+              <w:jc w:val="center"/>
             </w:pPr>
             <w:r>
               <w:rPr>
+                <w:rFonts w:ascii="Noto Sans KR" w:hAnsi="Noto Sans KR" w:eastAsia="Noto Sans KR" w:cs="Noto Sans KR"/>
                 <w:b/>
                 <w:color w:val="FFFFFF"/>
-                <w:sz w:val="16"/>
+                <w:sz w:val="18"/>
               </w:rPr>
               <w:t>항목</w:t>
             </w:r>
@@ -986,12 +998,12 @@
         </w:tc>
         <w:tc>
           <w:tcPr>
-            <w:tcW w:type="dxa" w:w="5337"/>
-            <w:shd w:fill="223A57"/>
+            <w:tcW w:type="dxa" w:w="6154"/>
+            <w:shd w:fill="0D2B45"/>
             <w:tcMar>
-              <w:top w:w="90" w:type="dxa"/>
+              <w:top w:w="70" w:type="dxa"/>
               <w:start w:w="100" w:type="dxa"/>
-              <w:bottom w:w="90" w:type="dxa"/>
+              <w:bottom w:w="70" w:type="dxa"/>
               <w:end w:w="100" w:type="dxa"/>
             </w:tcMar>
             <w:vAlign w:val="center"/>
@@ -999,13 +1011,14 @@
           <w:p>
             <w:pPr>
               <w:spacing w:before="0" w:after="0" w:line="252" w:lineRule="auto"/>
-              <w:jc w:val="left"/>
+              <w:jc w:val="center"/>
             </w:pPr>
             <w:r>
               <w:rPr>
+                <w:rFonts w:ascii="Noto Sans KR" w:hAnsi="Noto Sans KR" w:eastAsia="Noto Sans KR" w:cs="Noto Sans KR"/>
                 <w:b/>
                 <w:color w:val="FFFFFF"/>
-                <w:sz w:val="16"/>
+                <w:sz w:val="18"/>
               </w:rPr>
               <w:t>버전/값</w:t>
             </w:r>
@@ -1015,26 +1028,31 @@
       <w:tr>
         <w:trPr>
           <w:cantSplit/>
+          <w:trHeight w:hRule="atLeast" w:val="351"/>
         </w:trPr>
         <w:tc>
           <w:tcPr>
-            <w:tcW w:type="dxa" w:w="9912"/>
+            <w:tcW w:type="dxa" w:w="9663"/>
             <w:tcMar>
-              <w:top w:w="90" w:type="dxa"/>
+              <w:top w:w="70" w:type="dxa"/>
               <w:start w:w="100" w:type="dxa"/>
-              <w:bottom w:w="90" w:type="dxa"/>
+              <w:bottom w:w="70" w:type="dxa"/>
               <w:end w:w="100" w:type="dxa"/>
             </w:tcMar>
             <w:vAlign w:val="center"/>
+            <w:shd w:fill="FFFFFF"/>
           </w:tcPr>
           <w:p>
             <w:pPr>
               <w:spacing w:after="0" w:line="252" w:lineRule="auto" w:before="0"/>
+              <w:jc w:val="left"/>
             </w:pPr>
             <w:r>
               <w:rPr>
-                <w:rFonts w:ascii="Noto Sans KR" w:hAnsi="Noto Sans KR" w:eastAsia="Noto Sans KR"/>
-                <w:sz w:val="17"/>
+                <w:rFonts w:ascii="Noto Sans KR" w:hAnsi="Noto Sans KR" w:eastAsia="Noto Sans KR" w:cs="Noto Sans KR"/>
+                <w:b w:val="0"/>
+                <w:color w:val="243547"/>
+                <w:sz w:val="18"/>
               </w:rPr>
               <w:t>Java</w:t>
             </w:r>
@@ -1042,23 +1060,27 @@
         </w:tc>
         <w:tc>
           <w:tcPr>
-            <w:tcW w:type="dxa" w:w="5337"/>
+            <w:tcW w:type="dxa" w:w="6154"/>
             <w:tcMar>
-              <w:top w:w="90" w:type="dxa"/>
+              <w:top w:w="70" w:type="dxa"/>
               <w:start w:w="100" w:type="dxa"/>
-              <w:bottom w:w="90" w:type="dxa"/>
+              <w:bottom w:w="70" w:type="dxa"/>
               <w:end w:w="100" w:type="dxa"/>
             </w:tcMar>
             <w:vAlign w:val="center"/>
+            <w:shd w:fill="FFFFFF"/>
           </w:tcPr>
           <w:p>
             <w:pPr>
               <w:spacing w:after="0" w:line="252" w:lineRule="auto" w:before="0"/>
+              <w:jc w:val="left"/>
             </w:pPr>
             <w:r>
               <w:rPr>
-                <w:rFonts w:ascii="Noto Sans KR" w:hAnsi="Noto Sans KR" w:eastAsia="Noto Sans KR"/>
-                <w:sz w:val="17"/>
+                <w:rFonts w:ascii="Noto Sans KR" w:hAnsi="Noto Sans KR" w:eastAsia="Noto Sans KR" w:cs="Noto Sans KR"/>
+                <w:b w:val="0"/>
+                <w:color w:val="243547"/>
+                <w:sz w:val="18"/>
               </w:rPr>
               <w:t>25</w:t>
             </w:r>
@@ -1068,27 +1090,31 @@
       <w:tr>
         <w:trPr>
           <w:cantSplit/>
+          <w:trHeight w:hRule="atLeast" w:val="351"/>
         </w:trPr>
         <w:tc>
           <w:tcPr>
-            <w:tcW w:type="dxa" w:w="9912"/>
+            <w:tcW w:type="dxa" w:w="9663"/>
             <w:tcMar>
-              <w:top w:w="90" w:type="dxa"/>
+              <w:top w:w="70" w:type="dxa"/>
               <w:start w:w="100" w:type="dxa"/>
-              <w:bottom w:w="90" w:type="dxa"/>
+              <w:bottom w:w="70" w:type="dxa"/>
               <w:end w:w="100" w:type="dxa"/>
             </w:tcMar>
             <w:vAlign w:val="center"/>
-            <w:shd w:fill="F5F8FB"/>
+            <w:shd w:fill="F7FAFC"/>
           </w:tcPr>
           <w:p>
             <w:pPr>
               <w:spacing w:after="0" w:line="252" w:lineRule="auto" w:before="0"/>
+              <w:jc w:val="left"/>
             </w:pPr>
             <w:r>
               <w:rPr>
-                <w:rFonts w:ascii="Noto Sans KR" w:hAnsi="Noto Sans KR" w:eastAsia="Noto Sans KR"/>
-                <w:sz w:val="17"/>
+                <w:rFonts w:ascii="Noto Sans KR" w:hAnsi="Noto Sans KR" w:eastAsia="Noto Sans KR" w:cs="Noto Sans KR"/>
+                <w:b w:val="0"/>
+                <w:color w:val="243547"/>
+                <w:sz w:val="18"/>
               </w:rPr>
               <w:t>Gradle</w:t>
             </w:r>
@@ -1096,24 +1122,27 @@
         </w:tc>
         <w:tc>
           <w:tcPr>
-            <w:tcW w:type="dxa" w:w="5337"/>
+            <w:tcW w:type="dxa" w:w="6154"/>
             <w:tcMar>
-              <w:top w:w="90" w:type="dxa"/>
+              <w:top w:w="70" w:type="dxa"/>
               <w:start w:w="100" w:type="dxa"/>
-              <w:bottom w:w="90" w:type="dxa"/>
+              <w:bottom w:w="70" w:type="dxa"/>
               <w:end w:w="100" w:type="dxa"/>
             </w:tcMar>
             <w:vAlign w:val="center"/>
-            <w:shd w:fill="F5F8FB"/>
+            <w:shd w:fill="F7FAFC"/>
           </w:tcPr>
           <w:p>
             <w:pPr>
               <w:spacing w:after="0" w:line="252" w:lineRule="auto" w:before="0"/>
+              <w:jc w:val="left"/>
             </w:pPr>
             <w:r>
               <w:rPr>
-                <w:rFonts w:ascii="Noto Sans KR" w:hAnsi="Noto Sans KR" w:eastAsia="Noto Sans KR"/>
-                <w:sz w:val="17"/>
+                <w:rFonts w:ascii="Noto Sans KR" w:hAnsi="Noto Sans KR" w:eastAsia="Noto Sans KR" w:cs="Noto Sans KR"/>
+                <w:b w:val="0"/>
+                <w:color w:val="243547"/>
+                <w:sz w:val="18"/>
               </w:rPr>
               <w:t>9.1.0</w:t>
             </w:r>
@@ -1123,26 +1152,31 @@
       <w:tr>
         <w:trPr>
           <w:cantSplit/>
+          <w:trHeight w:hRule="atLeast" w:val="351"/>
         </w:trPr>
         <w:tc>
           <w:tcPr>
-            <w:tcW w:type="dxa" w:w="9912"/>
+            <w:tcW w:type="dxa" w:w="9663"/>
             <w:tcMar>
-              <w:top w:w="90" w:type="dxa"/>
+              <w:top w:w="70" w:type="dxa"/>
               <w:start w:w="100" w:type="dxa"/>
-              <w:bottom w:w="90" w:type="dxa"/>
+              <w:bottom w:w="70" w:type="dxa"/>
               <w:end w:w="100" w:type="dxa"/>
             </w:tcMar>
             <w:vAlign w:val="center"/>
+            <w:shd w:fill="FFFFFF"/>
           </w:tcPr>
           <w:p>
             <w:pPr>
               <w:spacing w:after="0" w:line="252" w:lineRule="auto" w:before="0"/>
+              <w:jc w:val="left"/>
             </w:pPr>
             <w:r>
               <w:rPr>
-                <w:rFonts w:ascii="Noto Sans KR" w:hAnsi="Noto Sans KR" w:eastAsia="Noto Sans KR"/>
-                <w:sz w:val="17"/>
+                <w:rFonts w:ascii="Noto Sans KR" w:hAnsi="Noto Sans KR" w:eastAsia="Noto Sans KR" w:cs="Noto Sans KR"/>
+                <w:b w:val="0"/>
+                <w:color w:val="243547"/>
+                <w:sz w:val="18"/>
               </w:rPr>
               <w:t>Spring Boot</w:t>
             </w:r>
@@ -1150,23 +1184,27 @@
         </w:tc>
         <w:tc>
           <w:tcPr>
-            <w:tcW w:type="dxa" w:w="5337"/>
+            <w:tcW w:type="dxa" w:w="6154"/>
             <w:tcMar>
-              <w:top w:w="90" w:type="dxa"/>
+              <w:top w:w="70" w:type="dxa"/>
               <w:start w:w="100" w:type="dxa"/>
-              <w:bottom w:w="90" w:type="dxa"/>
+              <w:bottom w:w="70" w:type="dxa"/>
               <w:end w:w="100" w:type="dxa"/>
             </w:tcMar>
             <w:vAlign w:val="center"/>
+            <w:shd w:fill="FFFFFF"/>
           </w:tcPr>
           <w:p>
             <w:pPr>
               <w:spacing w:after="0" w:line="252" w:lineRule="auto" w:before="0"/>
+              <w:jc w:val="left"/>
             </w:pPr>
             <w:r>
               <w:rPr>
-                <w:rFonts w:ascii="Noto Sans KR" w:hAnsi="Noto Sans KR" w:eastAsia="Noto Sans KR"/>
-                <w:sz w:val="17"/>
+                <w:rFonts w:ascii="Noto Sans KR" w:hAnsi="Noto Sans KR" w:eastAsia="Noto Sans KR" w:cs="Noto Sans KR"/>
+                <w:b w:val="0"/>
+                <w:color w:val="243547"/>
+                <w:sz w:val="18"/>
               </w:rPr>
               <w:t>4.1.0</w:t>
             </w:r>
@@ -1176,27 +1214,31 @@
       <w:tr>
         <w:trPr>
           <w:cantSplit/>
+          <w:trHeight w:hRule="atLeast" w:val="351"/>
         </w:trPr>
         <w:tc>
           <w:tcPr>
-            <w:tcW w:type="dxa" w:w="9912"/>
+            <w:tcW w:type="dxa" w:w="9663"/>
             <w:tcMar>
-              <w:top w:w="90" w:type="dxa"/>
+              <w:top w:w="70" w:type="dxa"/>
               <w:start w:w="100" w:type="dxa"/>
-              <w:bottom w:w="90" w:type="dxa"/>
+              <w:bottom w:w="70" w:type="dxa"/>
               <w:end w:w="100" w:type="dxa"/>
             </w:tcMar>
             <w:vAlign w:val="center"/>
-            <w:shd w:fill="F5F8FB"/>
+            <w:shd w:fill="F7FAFC"/>
           </w:tcPr>
           <w:p>
             <w:pPr>
               <w:spacing w:after="0" w:line="252" w:lineRule="auto" w:before="0"/>
+              <w:jc w:val="left"/>
             </w:pPr>
             <w:r>
               <w:rPr>
-                <w:rFonts w:ascii="Noto Sans KR" w:hAnsi="Noto Sans KR" w:eastAsia="Noto Sans KR"/>
-                <w:sz w:val="17"/>
+                <w:rFonts w:ascii="Noto Sans KR" w:hAnsi="Noto Sans KR" w:eastAsia="Noto Sans KR" w:cs="Noto Sans KR"/>
+                <w:b w:val="0"/>
+                <w:color w:val="243547"/>
+                <w:sz w:val="18"/>
               </w:rPr>
               <w:t>Spring Dependency Management</w:t>
             </w:r>
@@ -1204,24 +1246,27 @@
         </w:tc>
         <w:tc>
           <w:tcPr>
-            <w:tcW w:type="dxa" w:w="5337"/>
+            <w:tcW w:type="dxa" w:w="6154"/>
             <w:tcMar>
-              <w:top w:w="90" w:type="dxa"/>
+              <w:top w:w="70" w:type="dxa"/>
               <w:start w:w="100" w:type="dxa"/>
-              <w:bottom w:w="90" w:type="dxa"/>
+              <w:bottom w:w="70" w:type="dxa"/>
               <w:end w:w="100" w:type="dxa"/>
             </w:tcMar>
             <w:vAlign w:val="center"/>
-            <w:shd w:fill="F5F8FB"/>
+            <w:shd w:fill="F7FAFC"/>
           </w:tcPr>
           <w:p>
             <w:pPr>
               <w:spacing w:after="0" w:line="252" w:lineRule="auto" w:before="0"/>
+              <w:jc w:val="left"/>
             </w:pPr>
             <w:r>
               <w:rPr>
-                <w:rFonts w:ascii="Noto Sans KR" w:hAnsi="Noto Sans KR" w:eastAsia="Noto Sans KR"/>
-                <w:sz w:val="17"/>
+                <w:rFonts w:ascii="Noto Sans KR" w:hAnsi="Noto Sans KR" w:eastAsia="Noto Sans KR" w:cs="Noto Sans KR"/>
+                <w:b w:val="0"/>
+                <w:color w:val="243547"/>
+                <w:sz w:val="18"/>
               </w:rPr>
               <w:t>1.1.7</w:t>
             </w:r>
@@ -1231,26 +1276,31 @@
       <w:tr>
         <w:trPr>
           <w:cantSplit/>
+          <w:trHeight w:hRule="atLeast" w:val="351"/>
         </w:trPr>
         <w:tc>
           <w:tcPr>
-            <w:tcW w:type="dxa" w:w="9912"/>
+            <w:tcW w:type="dxa" w:w="9663"/>
             <w:tcMar>
-              <w:top w:w="90" w:type="dxa"/>
+              <w:top w:w="70" w:type="dxa"/>
               <w:start w:w="100" w:type="dxa"/>
-              <w:bottom w:w="90" w:type="dxa"/>
+              <w:bottom w:w="70" w:type="dxa"/>
               <w:end w:w="100" w:type="dxa"/>
             </w:tcMar>
             <w:vAlign w:val="center"/>
+            <w:shd w:fill="FFFFFF"/>
           </w:tcPr>
           <w:p>
             <w:pPr>
               <w:spacing w:after="0" w:line="252" w:lineRule="auto" w:before="0"/>
+              <w:jc w:val="left"/>
             </w:pPr>
             <w:r>
               <w:rPr>
-                <w:rFonts w:ascii="Noto Sans KR" w:hAnsi="Noto Sans KR" w:eastAsia="Noto Sans KR"/>
-                <w:sz w:val="17"/>
+                <w:rFonts w:ascii="Noto Sans KR" w:hAnsi="Noto Sans KR" w:eastAsia="Noto Sans KR" w:cs="Noto Sans KR"/>
+                <w:b w:val="0"/>
+                <w:color w:val="243547"/>
+                <w:sz w:val="18"/>
               </w:rPr>
               <w:t>Spring Cloud</w:t>
             </w:r>
@@ -1258,23 +1308,27 @@
         </w:tc>
         <w:tc>
           <w:tcPr>
-            <w:tcW w:type="dxa" w:w="5337"/>
+            <w:tcW w:type="dxa" w:w="6154"/>
             <w:tcMar>
-              <w:top w:w="90" w:type="dxa"/>
+              <w:top w:w="70" w:type="dxa"/>
               <w:start w:w="100" w:type="dxa"/>
-              <w:bottom w:w="90" w:type="dxa"/>
+              <w:bottom w:w="70" w:type="dxa"/>
               <w:end w:w="100" w:type="dxa"/>
             </w:tcMar>
             <w:vAlign w:val="center"/>
+            <w:shd w:fill="FFFFFF"/>
           </w:tcPr>
           <w:p>
             <w:pPr>
               <w:spacing w:after="0" w:line="252" w:lineRule="auto" w:before="0"/>
+              <w:jc w:val="left"/>
             </w:pPr>
             <w:r>
               <w:rPr>
-                <w:rFonts w:ascii="Noto Sans KR" w:hAnsi="Noto Sans KR" w:eastAsia="Noto Sans KR"/>
-                <w:sz w:val="17"/>
+                <w:rFonts w:ascii="Noto Sans KR" w:hAnsi="Noto Sans KR" w:eastAsia="Noto Sans KR" w:cs="Noto Sans KR"/>
+                <w:b w:val="0"/>
+                <w:color w:val="243547"/>
+                <w:sz w:val="18"/>
               </w:rPr>
               <w:t>2025.1.2</w:t>
             </w:r>
@@ -1284,27 +1338,31 @@
       <w:tr>
         <w:trPr>
           <w:cantSplit/>
+          <w:trHeight w:hRule="atLeast" w:val="351"/>
         </w:trPr>
         <w:tc>
           <w:tcPr>
-            <w:tcW w:type="dxa" w:w="9912"/>
+            <w:tcW w:type="dxa" w:w="9663"/>
             <w:tcMar>
-              <w:top w:w="90" w:type="dxa"/>
+              <w:top w:w="70" w:type="dxa"/>
               <w:start w:w="100" w:type="dxa"/>
-              <w:bottom w:w="90" w:type="dxa"/>
+              <w:bottom w:w="70" w:type="dxa"/>
               <w:end w:w="100" w:type="dxa"/>
             </w:tcMar>
             <w:vAlign w:val="center"/>
-            <w:shd w:fill="F5F8FB"/>
+            <w:shd w:fill="F7FAFC"/>
           </w:tcPr>
           <w:p>
             <w:pPr>
               <w:spacing w:after="0" w:line="252" w:lineRule="auto" w:before="0"/>
+              <w:jc w:val="left"/>
             </w:pPr>
             <w:r>
               <w:rPr>
-                <w:rFonts w:ascii="Noto Sans KR" w:hAnsi="Noto Sans KR" w:eastAsia="Noto Sans KR"/>
-                <w:sz w:val="17"/>
+                <w:rFonts w:ascii="Noto Sans KR" w:hAnsi="Noto Sans KR" w:eastAsia="Noto Sans KR" w:cs="Noto Sans KR"/>
+                <w:b w:val="0"/>
+                <w:color w:val="243547"/>
+                <w:sz w:val="18"/>
               </w:rPr>
               <w:t>Spring Batch</w:t>
             </w:r>
@@ -1312,24 +1370,27 @@
         </w:tc>
         <w:tc>
           <w:tcPr>
-            <w:tcW w:type="dxa" w:w="5337"/>
+            <w:tcW w:type="dxa" w:w="6154"/>
             <w:tcMar>
-              <w:top w:w="90" w:type="dxa"/>
+              <w:top w:w="70" w:type="dxa"/>
               <w:start w:w="100" w:type="dxa"/>
-              <w:bottom w:w="90" w:type="dxa"/>
+              <w:bottom w:w="70" w:type="dxa"/>
               <w:end w:w="100" w:type="dxa"/>
             </w:tcMar>
             <w:vAlign w:val="center"/>
-            <w:shd w:fill="F5F8FB"/>
+            <w:shd w:fill="F7FAFC"/>
           </w:tcPr>
           <w:p>
             <w:pPr>
               <w:spacing w:after="0" w:line="252" w:lineRule="auto" w:before="0"/>
+              <w:jc w:val="left"/>
             </w:pPr>
             <w:r>
               <w:rPr>
-                <w:rFonts w:ascii="Noto Sans KR" w:hAnsi="Noto Sans KR" w:eastAsia="Noto Sans KR"/>
-                <w:sz w:val="17"/>
+                <w:rFonts w:ascii="Noto Sans KR" w:hAnsi="Noto Sans KR" w:eastAsia="Noto Sans KR" w:cs="Noto Sans KR"/>
+                <w:b w:val="0"/>
+                <w:color w:val="243547"/>
+                <w:sz w:val="18"/>
               </w:rPr>
               <w:t>6.0.4</w:t>
             </w:r>
@@ -1339,26 +1400,31 @@
       <w:tr>
         <w:trPr>
           <w:cantSplit/>
+          <w:trHeight w:hRule="atLeast" w:val="351"/>
         </w:trPr>
         <w:tc>
           <w:tcPr>
-            <w:tcW w:type="dxa" w:w="9912"/>
+            <w:tcW w:type="dxa" w:w="9663"/>
             <w:tcMar>
-              <w:top w:w="90" w:type="dxa"/>
+              <w:top w:w="70" w:type="dxa"/>
               <w:start w:w="100" w:type="dxa"/>
-              <w:bottom w:w="90" w:type="dxa"/>
+              <w:bottom w:w="70" w:type="dxa"/>
               <w:end w:w="100" w:type="dxa"/>
             </w:tcMar>
             <w:vAlign w:val="center"/>
+            <w:shd w:fill="FFFFFF"/>
           </w:tcPr>
           <w:p>
             <w:pPr>
               <w:spacing w:after="0" w:line="252" w:lineRule="auto" w:before="0"/>
+              <w:jc w:val="left"/>
             </w:pPr>
             <w:r>
               <w:rPr>
-                <w:rFonts w:ascii="Noto Sans KR" w:hAnsi="Noto Sans KR" w:eastAsia="Noto Sans KR"/>
-                <w:sz w:val="17"/>
+                <w:rFonts w:ascii="Noto Sans KR" w:hAnsi="Noto Sans KR" w:eastAsia="Noto Sans KR" w:cs="Noto Sans KR"/>
+                <w:b w:val="0"/>
+                <w:color w:val="243547"/>
+                <w:sz w:val="18"/>
               </w:rPr>
               <w:t>MyBatis</w:t>
             </w:r>
@@ -1366,23 +1432,27 @@
         </w:tc>
         <w:tc>
           <w:tcPr>
-            <w:tcW w:type="dxa" w:w="5337"/>
+            <w:tcW w:type="dxa" w:w="6154"/>
             <w:tcMar>
-              <w:top w:w="90" w:type="dxa"/>
+              <w:top w:w="70" w:type="dxa"/>
               <w:start w:w="100" w:type="dxa"/>
-              <w:bottom w:w="90" w:type="dxa"/>
+              <w:bottom w:w="70" w:type="dxa"/>
               <w:end w:w="100" w:type="dxa"/>
             </w:tcMar>
             <w:vAlign w:val="center"/>
+            <w:shd w:fill="FFFFFF"/>
           </w:tcPr>
           <w:p>
             <w:pPr>
               <w:spacing w:after="0" w:line="252" w:lineRule="auto" w:before="0"/>
+              <w:jc w:val="left"/>
             </w:pPr>
             <w:r>
               <w:rPr>
-                <w:rFonts w:ascii="Noto Sans KR" w:hAnsi="Noto Sans KR" w:eastAsia="Noto Sans KR"/>
-                <w:sz w:val="17"/>
+                <w:rFonts w:ascii="Noto Sans KR" w:hAnsi="Noto Sans KR" w:eastAsia="Noto Sans KR" w:cs="Noto Sans KR"/>
+                <w:b w:val="0"/>
+                <w:color w:val="243547"/>
+                <w:sz w:val="18"/>
               </w:rPr>
               <w:t>3.5.19</w:t>
             </w:r>
@@ -1392,27 +1462,31 @@
       <w:tr>
         <w:trPr>
           <w:cantSplit/>
+          <w:trHeight w:hRule="atLeast" w:val="351"/>
         </w:trPr>
         <w:tc>
           <w:tcPr>
-            <w:tcW w:type="dxa" w:w="9912"/>
+            <w:tcW w:type="dxa" w:w="9663"/>
             <w:tcMar>
-              <w:top w:w="90" w:type="dxa"/>
+              <w:top w:w="70" w:type="dxa"/>
               <w:start w:w="100" w:type="dxa"/>
-              <w:bottom w:w="90" w:type="dxa"/>
+              <w:bottom w:w="70" w:type="dxa"/>
               <w:end w:w="100" w:type="dxa"/>
             </w:tcMar>
             <w:vAlign w:val="center"/>
-            <w:shd w:fill="F5F8FB"/>
+            <w:shd w:fill="F7FAFC"/>
           </w:tcPr>
           <w:p>
             <w:pPr>
               <w:spacing w:after="0" w:line="252" w:lineRule="auto" w:before="0"/>
+              <w:jc w:val="left"/>
             </w:pPr>
             <w:r>
               <w:rPr>
-                <w:rFonts w:ascii="Noto Sans KR" w:hAnsi="Noto Sans KR" w:eastAsia="Noto Sans KR"/>
-                <w:sz w:val="17"/>
+                <w:rFonts w:ascii="Noto Sans KR" w:hAnsi="Noto Sans KR" w:eastAsia="Noto Sans KR" w:cs="Noto Sans KR"/>
+                <w:b w:val="0"/>
+                <w:color w:val="243547"/>
+                <w:sz w:val="18"/>
               </w:rPr>
               <w:t>springdoc</w:t>
             </w:r>
@@ -1420,24 +1494,27 @@
         </w:tc>
         <w:tc>
           <w:tcPr>
-            <w:tcW w:type="dxa" w:w="5337"/>
+            <w:tcW w:type="dxa" w:w="6154"/>
             <w:tcMar>
-              <w:top w:w="90" w:type="dxa"/>
+              <w:top w:w="70" w:type="dxa"/>
               <w:start w:w="100" w:type="dxa"/>
-              <w:bottom w:w="90" w:type="dxa"/>
+              <w:bottom w:w="70" w:type="dxa"/>
               <w:end w:w="100" w:type="dxa"/>
             </w:tcMar>
             <w:vAlign w:val="center"/>
-            <w:shd w:fill="F5F8FB"/>
+            <w:shd w:fill="F7FAFC"/>
           </w:tcPr>
           <w:p>
             <w:pPr>
               <w:spacing w:after="0" w:line="252" w:lineRule="auto" w:before="0"/>
+              <w:jc w:val="left"/>
             </w:pPr>
             <w:r>
               <w:rPr>
-                <w:rFonts w:ascii="Noto Sans KR" w:hAnsi="Noto Sans KR" w:eastAsia="Noto Sans KR"/>
-                <w:sz w:val="17"/>
+                <w:rFonts w:ascii="Noto Sans KR" w:hAnsi="Noto Sans KR" w:eastAsia="Noto Sans KR" w:cs="Noto Sans KR"/>
+                <w:b w:val="0"/>
+                <w:color w:val="243547"/>
+                <w:sz w:val="18"/>
               </w:rPr>
               <w:t>3.0.3</w:t>
             </w:r>
@@ -1447,26 +1524,31 @@
       <w:tr>
         <w:trPr>
           <w:cantSplit/>
+          <w:trHeight w:hRule="atLeast" w:val="351"/>
         </w:trPr>
         <w:tc>
           <w:tcPr>
-            <w:tcW w:type="dxa" w:w="9912"/>
+            <w:tcW w:type="dxa" w:w="9663"/>
             <w:tcMar>
-              <w:top w:w="90" w:type="dxa"/>
+              <w:top w:w="70" w:type="dxa"/>
               <w:start w:w="100" w:type="dxa"/>
-              <w:bottom w:w="90" w:type="dxa"/>
+              <w:bottom w:w="70" w:type="dxa"/>
               <w:end w:w="100" w:type="dxa"/>
             </w:tcMar>
             <w:vAlign w:val="center"/>
+            <w:shd w:fill="FFFFFF"/>
           </w:tcPr>
           <w:p>
             <w:pPr>
               <w:spacing w:after="0" w:line="252" w:lineRule="auto" w:before="0"/>
+              <w:jc w:val="left"/>
             </w:pPr>
             <w:r>
               <w:rPr>
-                <w:rFonts w:ascii="Noto Sans KR" w:hAnsi="Noto Sans KR" w:eastAsia="Noto Sans KR"/>
-                <w:sz w:val="17"/>
+                <w:rFonts w:ascii="Noto Sans KR" w:hAnsi="Noto Sans KR" w:eastAsia="Noto Sans KR" w:cs="Noto Sans KR"/>
+                <w:b w:val="0"/>
+                <w:color w:val="243547"/>
+                <w:sz w:val="18"/>
               </w:rPr>
               <w:t>Servlet Spec</w:t>
             </w:r>
@@ -1474,23 +1556,27 @@
         </w:tc>
         <w:tc>
           <w:tcPr>
-            <w:tcW w:type="dxa" w:w="5337"/>
+            <w:tcW w:type="dxa" w:w="6154"/>
             <w:tcMar>
-              <w:top w:w="90" w:type="dxa"/>
+              <w:top w:w="70" w:type="dxa"/>
               <w:start w:w="100" w:type="dxa"/>
-              <w:bottom w:w="90" w:type="dxa"/>
+              <w:bottom w:w="70" w:type="dxa"/>
               <w:end w:w="100" w:type="dxa"/>
             </w:tcMar>
             <w:vAlign w:val="center"/>
+            <w:shd w:fill="FFFFFF"/>
           </w:tcPr>
           <w:p>
             <w:pPr>
               <w:spacing w:after="0" w:line="252" w:lineRule="auto" w:before="0"/>
+              <w:jc w:val="left"/>
             </w:pPr>
             <w:r>
               <w:rPr>
-                <w:rFonts w:ascii="Noto Sans KR" w:hAnsi="Noto Sans KR" w:eastAsia="Noto Sans KR"/>
-                <w:sz w:val="17"/>
+                <w:rFonts w:ascii="Noto Sans KR" w:hAnsi="Noto Sans KR" w:eastAsia="Noto Sans KR" w:cs="Noto Sans KR"/>
+                <w:b w:val="0"/>
+                <w:color w:val="243547"/>
+                <w:sz w:val="18"/>
               </w:rPr>
               <w:t>6.1</w:t>
             </w:r>
@@ -1500,13 +1586,16 @@
     </w:tbl>
     <w:p>
       <w:pPr>
+        <w:pStyle w:val="CPFSource"/>
         <w:spacing w:before="60" w:after="160"/>
         <w:ind w:left="255" w:right="113"/>
       </w:pPr>
       <w:r>
         <w:rPr>
-          <w:color w:val="3467A9"/>
-          <w:sz w:val="16"/>
+          <w:rFonts w:ascii="Noto Sans KR" w:hAnsi="Noto Sans KR" w:eastAsia="Noto Sans KR" w:cs="Noto Sans KR"/>
+          <w:b w:val="0"/>
+          <w:color w:val="5E7186"/>
+          <w:sz w:val="18"/>
         </w:rPr>
         <w:t>Source: gradle/cpf-stack.properties</w:t>
       </w:r>
@@ -1517,30 +1606,25 @@
         <w:keepNext/>
       </w:pPr>
       <w:r>
+        <w:rPr>
+          <w:rFonts w:ascii="Noto Sans KR" w:hAnsi="Noto Sans KR" w:eastAsia="Noto Sans KR" w:cs="Noto Sans KR"/>
+        </w:rPr>
         <w:t>3 Public Contract</w:t>
       </w:r>
     </w:p>
     <w:p>
       <w:pPr>
         <w:spacing w:before="80" w:after="200"/>
-        <w:ind w:left="173" w:right="58"/>
-        <w:shd w:fill="F3F7FB"/>
+        <w:ind w:left="170" w:right="113"/>
+        <w:shd w:fill="F3F7FA"/>
+        <w:pStyle w:val="CPFSectionLead"/>
         <w:pBdr>
-          <w:left w:val="single" w:sz="18" w:space="8" w:color="4F46E5"/>
+          <w:left w:val="single" w:sz="16" w:space="7" w:color="8AA4BE"/>
         </w:pBdr>
       </w:pPr>
       <w:r>
         <w:rPr>
-          <w:b/>
-          <w:color w:val="362D91"/>
-          <w:sz w:val="20"/>
-        </w:rPr>
-        <w:t xml:space="preserve">이 장을 보는 이유  </w:t>
-      </w:r>
-      <w:r>
-        <w:rPr>
-          <w:color w:val="26374C"/>
-          <w:sz w:val="20"/>
+          <w:rFonts w:ascii="Noto Sans KR" w:hAnsi="Noto Sans KR" w:eastAsia="Noto Sans KR" w:cs="Noto Sans KR"/>
         </w:rPr>
         <w:t>일반 업무 개발자가 의존할 대표 API와 경계를 요약합니다.</w:t>
       </w:r>
@@ -1550,6 +1634,9 @@
         <w:pStyle w:val="CPFLabel"/>
       </w:pPr>
       <w:r>
+        <w:rPr>
+          <w:rFonts w:ascii="Noto Sans KR" w:hAnsi="Noto Sans KR" w:eastAsia="Noto Sans KR" w:cs="Noto Sans KR"/>
+        </w:rPr>
         <w:t>대표 Public Contract</w:t>
       </w:r>
     </w:p>
@@ -1567,16 +1654,17 @@
       </w:tblGrid>
       <w:tr>
         <w:trPr>
+          <w:trHeight w:hRule="atLeast" w:val="397"/>
           <w:tblHeader w:val="true"/>
         </w:trPr>
         <w:tc>
           <w:tcPr>
-            <w:tcW w:type="dxa" w:w="3050"/>
-            <w:shd w:fill="223A57"/>
+            <w:tcW w:type="dxa" w:w="3234"/>
+            <w:shd w:fill="0D2B45"/>
             <w:tcMar>
-              <w:top w:w="90" w:type="dxa"/>
+              <w:top w:w="70" w:type="dxa"/>
               <w:start w:w="100" w:type="dxa"/>
-              <w:bottom w:w="90" w:type="dxa"/>
+              <w:bottom w:w="70" w:type="dxa"/>
               <w:end w:w="100" w:type="dxa"/>
             </w:tcMar>
             <w:vAlign w:val="center"/>
@@ -1584,13 +1672,14 @@
           <w:p>
             <w:pPr>
               <w:spacing w:before="0" w:after="0" w:line="252" w:lineRule="auto"/>
-              <w:jc w:val="left"/>
+              <w:jc w:val="center"/>
             </w:pPr>
             <w:r>
               <w:rPr>
+                <w:rFonts w:ascii="Noto Sans KR" w:hAnsi="Noto Sans KR" w:eastAsia="Noto Sans KR" w:cs="Noto Sans KR"/>
                 <w:b/>
                 <w:color w:val="FFFFFF"/>
-                <w:sz w:val="16"/>
+                <w:sz w:val="18"/>
               </w:rPr>
               <w:t>분류</w:t>
             </w:r>
@@ -1598,12 +1687,12 @@
         </w:tc>
         <w:tc>
           <w:tcPr>
-            <w:tcW w:type="dxa" w:w="7320"/>
-            <w:shd w:fill="223A57"/>
+            <w:tcW w:type="dxa" w:w="7925"/>
+            <w:shd w:fill="0D2B45"/>
             <w:tcMar>
-              <w:top w:w="90" w:type="dxa"/>
+              <w:top w:w="70" w:type="dxa"/>
               <w:start w:w="100" w:type="dxa"/>
-              <w:bottom w:w="90" w:type="dxa"/>
+              <w:bottom w:w="70" w:type="dxa"/>
               <w:end w:w="100" w:type="dxa"/>
             </w:tcMar>
             <w:vAlign w:val="center"/>
@@ -1611,13 +1700,14 @@
           <w:p>
             <w:pPr>
               <w:spacing w:before="0" w:after="0" w:line="252" w:lineRule="auto"/>
-              <w:jc w:val="left"/>
+              <w:jc w:val="center"/>
             </w:pPr>
             <w:r>
               <w:rPr>
+                <w:rFonts w:ascii="Noto Sans KR" w:hAnsi="Noto Sans KR" w:eastAsia="Noto Sans KR" w:cs="Noto Sans KR"/>
                 <w:b/>
                 <w:color w:val="FFFFFF"/>
-                <w:sz w:val="16"/>
+                <w:sz w:val="18"/>
               </w:rPr>
               <w:t>API/Annotation</w:t>
             </w:r>
@@ -1625,12 +1715,12 @@
         </w:tc>
         <w:tc>
           <w:tcPr>
-            <w:tcW w:type="dxa" w:w="4880"/>
-            <w:shd w:fill="223A57"/>
+            <w:tcW w:type="dxa" w:w="4657"/>
+            <w:shd w:fill="0D2B45"/>
             <w:tcMar>
-              <w:top w:w="90" w:type="dxa"/>
+              <w:top w:w="70" w:type="dxa"/>
               <w:start w:w="100" w:type="dxa"/>
-              <w:bottom w:w="90" w:type="dxa"/>
+              <w:bottom w:w="70" w:type="dxa"/>
               <w:end w:w="100" w:type="dxa"/>
             </w:tcMar>
             <w:vAlign w:val="center"/>
@@ -1638,13 +1728,14 @@
           <w:p>
             <w:pPr>
               <w:spacing w:before="0" w:after="0" w:line="252" w:lineRule="auto"/>
-              <w:jc w:val="left"/>
+              <w:jc w:val="center"/>
             </w:pPr>
             <w:r>
               <w:rPr>
+                <w:rFonts w:ascii="Noto Sans KR" w:hAnsi="Noto Sans KR" w:eastAsia="Noto Sans KR" w:cs="Noto Sans KR"/>
                 <w:b/>
                 <w:color w:val="FFFFFF"/>
-                <w:sz w:val="16"/>
+                <w:sz w:val="18"/>
               </w:rPr>
               <w:t>책임</w:t>
             </w:r>
@@ -1654,26 +1745,31 @@
       <w:tr>
         <w:trPr>
           <w:cantSplit/>
+          <w:trHeight w:hRule="atLeast" w:val="351"/>
         </w:trPr>
         <w:tc>
           <w:tcPr>
-            <w:tcW w:type="dxa" w:w="3050"/>
+            <w:tcW w:type="dxa" w:w="3234"/>
             <w:tcMar>
-              <w:top w:w="90" w:type="dxa"/>
+              <w:top w:w="70" w:type="dxa"/>
               <w:start w:w="100" w:type="dxa"/>
-              <w:bottom w:w="90" w:type="dxa"/>
+              <w:bottom w:w="70" w:type="dxa"/>
               <w:end w:w="100" w:type="dxa"/>
             </w:tcMar>
             <w:vAlign w:val="center"/>
+            <w:shd w:fill="FFFFFF"/>
           </w:tcPr>
           <w:p>
             <w:pPr>
               <w:spacing w:after="0" w:line="252" w:lineRule="auto" w:before="0"/>
+              <w:jc w:val="left"/>
             </w:pPr>
             <w:r>
               <w:rPr>
-                <w:rFonts w:ascii="Noto Sans KR" w:hAnsi="Noto Sans KR" w:eastAsia="Noto Sans KR"/>
-                <w:sz w:val="17"/>
+                <w:rFonts w:ascii="Noto Sans KR" w:hAnsi="Noto Sans KR" w:eastAsia="Noto Sans KR" w:cs="Noto Sans KR"/>
+                <w:b w:val="0"/>
+                <w:color w:val="243547"/>
+                <w:sz w:val="18"/>
               </w:rPr>
               <w:t>Web</w:t>
             </w:r>
@@ -1681,23 +1777,27 @@
         </w:tc>
         <w:tc>
           <w:tcPr>
-            <w:tcW w:type="dxa" w:w="7320"/>
+            <w:tcW w:type="dxa" w:w="7925"/>
             <w:tcMar>
-              <w:top w:w="90" w:type="dxa"/>
+              <w:top w:w="70" w:type="dxa"/>
               <w:start w:w="100" w:type="dxa"/>
-              <w:bottom w:w="90" w:type="dxa"/>
+              <w:bottom w:w="70" w:type="dxa"/>
               <w:end w:w="100" w:type="dxa"/>
             </w:tcMar>
             <w:vAlign w:val="center"/>
+            <w:shd w:fill="FFFFFF"/>
           </w:tcPr>
           <w:p>
             <w:pPr>
               <w:spacing w:after="0" w:line="252" w:lineRule="auto" w:before="0"/>
+              <w:jc w:val="left"/>
             </w:pPr>
             <w:r>
               <w:rPr>
-                <w:rFonts w:ascii="Noto Sans KR" w:hAnsi="Noto Sans KR" w:eastAsia="Noto Sans KR"/>
-                <w:sz w:val="17"/>
+                <w:rFonts w:ascii="Noto Sans KR" w:hAnsi="Noto Sans KR" w:eastAsia="Noto Sans KR" w:cs="Noto Sans KR"/>
+                <w:b w:val="0"/>
+                <w:color w:val="243547"/>
+                <w:sz w:val="18"/>
               </w:rPr>
               <w:t>@CpfController</w:t>
             </w:r>
@@ -1705,23 +1805,27 @@
         </w:tc>
         <w:tc>
           <w:tcPr>
-            <w:tcW w:type="dxa" w:w="4880"/>
+            <w:tcW w:type="dxa" w:w="4657"/>
             <w:tcMar>
-              <w:top w:w="90" w:type="dxa"/>
+              <w:top w:w="70" w:type="dxa"/>
               <w:start w:w="100" w:type="dxa"/>
-              <w:bottom w:w="90" w:type="dxa"/>
+              <w:bottom w:w="70" w:type="dxa"/>
               <w:end w:w="100" w:type="dxa"/>
             </w:tcMar>
             <w:vAlign w:val="center"/>
+            <w:shd w:fill="FFFFFF"/>
           </w:tcPr>
           <w:p>
             <w:pPr>
               <w:spacing w:after="0" w:line="252" w:lineRule="auto" w:before="0"/>
+              <w:jc w:val="left"/>
             </w:pPr>
             <w:r>
               <w:rPr>
-                <w:rFonts w:ascii="Noto Sans KR" w:hAnsi="Noto Sans KR" w:eastAsia="Noto Sans KR"/>
-                <w:sz w:val="17"/>
+                <w:rFonts w:ascii="Noto Sans KR" w:hAnsi="Noto Sans KR" w:eastAsia="Noto Sans KR" w:cs="Noto Sans KR"/>
+                <w:b w:val="0"/>
+                <w:color w:val="243547"/>
+                <w:sz w:val="18"/>
               </w:rPr>
               <w:t>업무 HTTP 진입</w:t>
             </w:r>
@@ -1731,27 +1835,31 @@
       <w:tr>
         <w:trPr>
           <w:cantSplit/>
+          <w:trHeight w:hRule="atLeast" w:val="351"/>
         </w:trPr>
         <w:tc>
           <w:tcPr>
-            <w:tcW w:type="dxa" w:w="3050"/>
+            <w:tcW w:type="dxa" w:w="3234"/>
             <w:tcMar>
-              <w:top w:w="90" w:type="dxa"/>
+              <w:top w:w="70" w:type="dxa"/>
               <w:start w:w="100" w:type="dxa"/>
-              <w:bottom w:w="90" w:type="dxa"/>
+              <w:bottom w:w="70" w:type="dxa"/>
               <w:end w:w="100" w:type="dxa"/>
             </w:tcMar>
             <w:vAlign w:val="center"/>
-            <w:shd w:fill="F5F8FB"/>
+            <w:shd w:fill="F7FAFC"/>
           </w:tcPr>
           <w:p>
             <w:pPr>
               <w:spacing w:after="0" w:line="252" w:lineRule="auto" w:before="0"/>
+              <w:jc w:val="left"/>
             </w:pPr>
             <w:r>
               <w:rPr>
-                <w:rFonts w:ascii="Noto Sans KR" w:hAnsi="Noto Sans KR" w:eastAsia="Noto Sans KR"/>
-                <w:sz w:val="17"/>
+                <w:rFonts w:ascii="Noto Sans KR" w:hAnsi="Noto Sans KR" w:eastAsia="Noto Sans KR" w:cs="Noto Sans KR"/>
+                <w:b w:val="0"/>
+                <w:color w:val="243547"/>
+                <w:sz w:val="18"/>
               </w:rPr>
               <w:t>Service</w:t>
             </w:r>
@@ -1759,24 +1867,27 @@
         </w:tc>
         <w:tc>
           <w:tcPr>
-            <w:tcW w:type="dxa" w:w="7320"/>
+            <w:tcW w:type="dxa" w:w="7925"/>
             <w:tcMar>
-              <w:top w:w="90" w:type="dxa"/>
+              <w:top w:w="70" w:type="dxa"/>
               <w:start w:w="100" w:type="dxa"/>
-              <w:bottom w:w="90" w:type="dxa"/>
+              <w:bottom w:w="70" w:type="dxa"/>
               <w:end w:w="100" w:type="dxa"/>
             </w:tcMar>
             <w:vAlign w:val="center"/>
-            <w:shd w:fill="F5F8FB"/>
+            <w:shd w:fill="F7FAFC"/>
           </w:tcPr>
           <w:p>
             <w:pPr>
               <w:spacing w:after="0" w:line="252" w:lineRule="auto" w:before="0"/>
+              <w:jc w:val="left"/>
             </w:pPr>
             <w:r>
               <w:rPr>
-                <w:rFonts w:ascii="Noto Sans KR" w:hAnsi="Noto Sans KR" w:eastAsia="Noto Sans KR"/>
-                <w:sz w:val="17"/>
+                <w:rFonts w:ascii="Noto Sans KR" w:hAnsi="Noto Sans KR" w:eastAsia="Noto Sans KR" w:cs="Noto Sans KR"/>
+                <w:b w:val="0"/>
+                <w:color w:val="243547"/>
+                <w:sz w:val="18"/>
               </w:rPr>
               <w:t>@CpfService</w:t>
             </w:r>
@@ -1784,24 +1895,27 @@
         </w:tc>
         <w:tc>
           <w:tcPr>
-            <w:tcW w:type="dxa" w:w="4880"/>
+            <w:tcW w:type="dxa" w:w="4657"/>
             <w:tcMar>
-              <w:top w:w="90" w:type="dxa"/>
+              <w:top w:w="70" w:type="dxa"/>
               <w:start w:w="100" w:type="dxa"/>
-              <w:bottom w:w="90" w:type="dxa"/>
+              <w:bottom w:w="70" w:type="dxa"/>
               <w:end w:w="100" w:type="dxa"/>
             </w:tcMar>
             <w:vAlign w:val="center"/>
-            <w:shd w:fill="F5F8FB"/>
+            <w:shd w:fill="F7FAFC"/>
           </w:tcPr>
           <w:p>
             <w:pPr>
               <w:spacing w:after="0" w:line="252" w:lineRule="auto" w:before="0"/>
+              <w:jc w:val="left"/>
             </w:pPr>
             <w:r>
               <w:rPr>
-                <w:rFonts w:ascii="Noto Sans KR" w:hAnsi="Noto Sans KR" w:eastAsia="Noto Sans KR"/>
-                <w:sz w:val="17"/>
+                <w:rFonts w:ascii="Noto Sans KR" w:hAnsi="Noto Sans KR" w:eastAsia="Noto Sans KR" w:cs="Noto Sans KR"/>
+                <w:b w:val="0"/>
+                <w:color w:val="243547"/>
+                <w:sz w:val="18"/>
               </w:rPr>
               <w:t>업무 규칙</w:t>
             </w:r>
@@ -1811,26 +1925,31 @@
       <w:tr>
         <w:trPr>
           <w:cantSplit/>
+          <w:trHeight w:hRule="atLeast" w:val="351"/>
         </w:trPr>
         <w:tc>
           <w:tcPr>
-            <w:tcW w:type="dxa" w:w="3050"/>
+            <w:tcW w:type="dxa" w:w="3234"/>
             <w:tcMar>
-              <w:top w:w="90" w:type="dxa"/>
+              <w:top w:w="70" w:type="dxa"/>
               <w:start w:w="100" w:type="dxa"/>
-              <w:bottom w:w="90" w:type="dxa"/>
+              <w:bottom w:w="70" w:type="dxa"/>
               <w:end w:w="100" w:type="dxa"/>
             </w:tcMar>
             <w:vAlign w:val="center"/>
+            <w:shd w:fill="FFFFFF"/>
           </w:tcPr>
           <w:p>
             <w:pPr>
               <w:spacing w:after="0" w:line="252" w:lineRule="auto" w:before="0"/>
+              <w:jc w:val="left"/>
             </w:pPr>
             <w:r>
               <w:rPr>
-                <w:rFonts w:ascii="Noto Sans KR" w:hAnsi="Noto Sans KR" w:eastAsia="Noto Sans KR"/>
-                <w:sz w:val="17"/>
+                <w:rFonts w:ascii="Noto Sans KR" w:hAnsi="Noto Sans KR" w:eastAsia="Noto Sans KR" w:cs="Noto Sans KR"/>
+                <w:b w:val="0"/>
+                <w:color w:val="243547"/>
+                <w:sz w:val="18"/>
               </w:rPr>
               <w:t>Persistence</w:t>
             </w:r>
@@ -1838,23 +1957,27 @@
         </w:tc>
         <w:tc>
           <w:tcPr>
-            <w:tcW w:type="dxa" w:w="7320"/>
+            <w:tcW w:type="dxa" w:w="7925"/>
             <w:tcMar>
-              <w:top w:w="90" w:type="dxa"/>
+              <w:top w:w="70" w:type="dxa"/>
               <w:start w:w="100" w:type="dxa"/>
-              <w:bottom w:w="90" w:type="dxa"/>
+              <w:bottom w:w="70" w:type="dxa"/>
               <w:end w:w="100" w:type="dxa"/>
             </w:tcMar>
             <w:vAlign w:val="center"/>
+            <w:shd w:fill="FFFFFF"/>
           </w:tcPr>
           <w:p>
             <w:pPr>
               <w:spacing w:after="0" w:line="252" w:lineRule="auto" w:before="0"/>
+              <w:jc w:val="left"/>
             </w:pPr>
             <w:r>
               <w:rPr>
-                <w:rFonts w:ascii="Noto Sans KR" w:hAnsi="Noto Sans KR" w:eastAsia="Noto Sans KR"/>
-                <w:sz w:val="17"/>
+                <w:rFonts w:ascii="Noto Sans KR" w:hAnsi="Noto Sans KR" w:eastAsia="Noto Sans KR" w:cs="Noto Sans KR"/>
+                <w:b w:val="0"/>
+                <w:color w:val="243547"/>
+                <w:sz w:val="18"/>
               </w:rPr>
               <w:t>@CpfRepository / @CpfTransactional / CpfCrudRepository</w:t>
             </w:r>
@@ -1862,23 +1985,27 @@
         </w:tc>
         <w:tc>
           <w:tcPr>
-            <w:tcW w:type="dxa" w:w="4880"/>
+            <w:tcW w:type="dxa" w:w="4657"/>
             <w:tcMar>
-              <w:top w:w="90" w:type="dxa"/>
+              <w:top w:w="70" w:type="dxa"/>
               <w:start w:w="100" w:type="dxa"/>
-              <w:bottom w:w="90" w:type="dxa"/>
+              <w:bottom w:w="70" w:type="dxa"/>
               <w:end w:w="100" w:type="dxa"/>
             </w:tcMar>
             <w:vAlign w:val="center"/>
+            <w:shd w:fill="FFFFFF"/>
           </w:tcPr>
           <w:p>
             <w:pPr>
               <w:spacing w:after="0" w:line="252" w:lineRule="auto" w:before="0"/>
+              <w:jc w:val="left"/>
             </w:pPr>
             <w:r>
               <w:rPr>
-                <w:rFonts w:ascii="Noto Sans KR" w:hAnsi="Noto Sans KR" w:eastAsia="Noto Sans KR"/>
-                <w:sz w:val="17"/>
+                <w:rFonts w:ascii="Noto Sans KR" w:hAnsi="Noto Sans KR" w:eastAsia="Noto Sans KR" w:cs="Noto Sans KR"/>
+                <w:b w:val="0"/>
+                <w:color w:val="243547"/>
+                <w:sz w:val="18"/>
               </w:rPr>
               <w:t>Local DB</w:t>
             </w:r>
@@ -1888,27 +2015,31 @@
       <w:tr>
         <w:trPr>
           <w:cantSplit/>
+          <w:trHeight w:hRule="atLeast" w:val="351"/>
         </w:trPr>
         <w:tc>
           <w:tcPr>
-            <w:tcW w:type="dxa" w:w="3050"/>
+            <w:tcW w:type="dxa" w:w="3234"/>
             <w:tcMar>
-              <w:top w:w="90" w:type="dxa"/>
+              <w:top w:w="70" w:type="dxa"/>
               <w:start w:w="100" w:type="dxa"/>
-              <w:bottom w:w="90" w:type="dxa"/>
+              <w:bottom w:w="70" w:type="dxa"/>
               <w:end w:w="100" w:type="dxa"/>
             </w:tcMar>
             <w:vAlign w:val="center"/>
-            <w:shd w:fill="F5F8FB"/>
+            <w:shd w:fill="F7FAFC"/>
           </w:tcPr>
           <w:p>
             <w:pPr>
               <w:spacing w:after="0" w:line="252" w:lineRule="auto" w:before="0"/>
+              <w:jc w:val="left"/>
             </w:pPr>
             <w:r>
               <w:rPr>
-                <w:rFonts w:ascii="Noto Sans KR" w:hAnsi="Noto Sans KR" w:eastAsia="Noto Sans KR"/>
-                <w:sz w:val="17"/>
+                <w:rFonts w:ascii="Noto Sans KR" w:hAnsi="Noto Sans KR" w:eastAsia="Noto Sans KR" w:cs="Noto Sans KR"/>
+                <w:b w:val="0"/>
+                <w:color w:val="243547"/>
+                <w:sz w:val="18"/>
               </w:rPr>
               <w:t>Domain</w:t>
             </w:r>
@@ -1916,24 +2047,27 @@
         </w:tc>
         <w:tc>
           <w:tcPr>
-            <w:tcW w:type="dxa" w:w="7320"/>
+            <w:tcW w:type="dxa" w:w="7925"/>
             <w:tcMar>
-              <w:top w:w="90" w:type="dxa"/>
+              <w:top w:w="70" w:type="dxa"/>
               <w:start w:w="100" w:type="dxa"/>
-              <w:bottom w:w="90" w:type="dxa"/>
+              <w:bottom w:w="70" w:type="dxa"/>
               <w:end w:w="100" w:type="dxa"/>
             </w:tcMar>
             <w:vAlign w:val="center"/>
-            <w:shd w:fill="F5F8FB"/>
+            <w:shd w:fill="F7FAFC"/>
           </w:tcPr>
           <w:p>
             <w:pPr>
               <w:spacing w:after="0" w:line="252" w:lineRule="auto" w:before="0"/>
+              <w:jc w:val="left"/>
             </w:pPr>
             <w:r>
               <w:rPr>
-                <w:rFonts w:ascii="Noto Sans KR" w:hAnsi="Noto Sans KR" w:eastAsia="Noto Sans KR"/>
-                <w:sz w:val="17"/>
+                <w:rFonts w:ascii="Noto Sans KR" w:hAnsi="Noto Sans KR" w:eastAsia="Noto Sans KR" w:cs="Noto Sans KR"/>
+                <w:b w:val="0"/>
+                <w:color w:val="243547"/>
+                <w:sz w:val="18"/>
               </w:rPr>
               <w:t>CpfDomainClient / @CpfOnlineTransaction</w:t>
             </w:r>
@@ -1941,24 +2075,27 @@
         </w:tc>
         <w:tc>
           <w:tcPr>
-            <w:tcW w:type="dxa" w:w="4880"/>
+            <w:tcW w:type="dxa" w:w="4657"/>
             <w:tcMar>
-              <w:top w:w="90" w:type="dxa"/>
+              <w:top w:w="70" w:type="dxa"/>
               <w:start w:w="100" w:type="dxa"/>
-              <w:bottom w:w="90" w:type="dxa"/>
+              <w:bottom w:w="70" w:type="dxa"/>
               <w:end w:w="100" w:type="dxa"/>
             </w:tcMar>
             <w:vAlign w:val="center"/>
-            <w:shd w:fill="F5F8FB"/>
+            <w:shd w:fill="F7FAFC"/>
           </w:tcPr>
           <w:p>
             <w:pPr>
               <w:spacing w:after="0" w:line="252" w:lineRule="auto" w:before="0"/>
+              <w:jc w:val="left"/>
             </w:pPr>
             <w:r>
               <w:rPr>
-                <w:rFonts w:ascii="Noto Sans KR" w:hAnsi="Noto Sans KR" w:eastAsia="Noto Sans KR"/>
-                <w:sz w:val="17"/>
+                <w:rFonts w:ascii="Noto Sans KR" w:hAnsi="Noto Sans KR" w:eastAsia="Noto Sans KR" w:cs="Noto Sans KR"/>
+                <w:b w:val="0"/>
+                <w:color w:val="243547"/>
+                <w:sz w:val="18"/>
               </w:rPr>
               <w:t>CPF-owned Domain 호출/Operation</w:t>
             </w:r>
@@ -1968,26 +2105,31 @@
       <w:tr>
         <w:trPr>
           <w:cantSplit/>
+          <w:trHeight w:hRule="atLeast" w:val="351"/>
         </w:trPr>
         <w:tc>
           <w:tcPr>
-            <w:tcW w:type="dxa" w:w="3050"/>
+            <w:tcW w:type="dxa" w:w="3234"/>
             <w:tcMar>
-              <w:top w:w="90" w:type="dxa"/>
+              <w:top w:w="70" w:type="dxa"/>
               <w:start w:w="100" w:type="dxa"/>
-              <w:bottom w:w="90" w:type="dxa"/>
+              <w:bottom w:w="70" w:type="dxa"/>
               <w:end w:w="100" w:type="dxa"/>
             </w:tcMar>
             <w:vAlign w:val="center"/>
+            <w:shd w:fill="FFFFFF"/>
           </w:tcPr>
           <w:p>
             <w:pPr>
               <w:spacing w:after="0" w:line="252" w:lineRule="auto" w:before="0"/>
+              <w:jc w:val="left"/>
             </w:pPr>
             <w:r>
               <w:rPr>
-                <w:rFonts w:ascii="Noto Sans KR" w:hAnsi="Noto Sans KR" w:eastAsia="Noto Sans KR"/>
-                <w:sz w:val="17"/>
+                <w:rFonts w:ascii="Noto Sans KR" w:hAnsi="Noto Sans KR" w:eastAsia="Noto Sans KR" w:cs="Noto Sans KR"/>
+                <w:b w:val="0"/>
+                <w:color w:val="243547"/>
+                <w:sz w:val="18"/>
               </w:rPr>
               <w:t>Integration</w:t>
             </w:r>
@@ -1995,23 +2137,27 @@
         </w:tc>
         <w:tc>
           <w:tcPr>
-            <w:tcW w:type="dxa" w:w="7320"/>
+            <w:tcW w:type="dxa" w:w="7925"/>
             <w:tcMar>
-              <w:top w:w="90" w:type="dxa"/>
+              <w:top w:w="70" w:type="dxa"/>
               <w:start w:w="100" w:type="dxa"/>
-              <w:bottom w:w="90" w:type="dxa"/>
+              <w:bottom w:w="70" w:type="dxa"/>
               <w:end w:w="100" w:type="dxa"/>
             </w:tcMar>
             <w:vAlign w:val="center"/>
+            <w:shd w:fill="FFFFFF"/>
           </w:tcPr>
           <w:p>
             <w:pPr>
               <w:spacing w:after="0" w:line="252" w:lineRule="auto" w:before="0"/>
+              <w:jc w:val="left"/>
             </w:pPr>
             <w:r>
               <w:rPr>
-                <w:rFonts w:ascii="Noto Sans KR" w:hAnsi="Noto Sans KR" w:eastAsia="Noto Sans KR"/>
-                <w:sz w:val="17"/>
+                <w:rFonts w:ascii="Noto Sans KR" w:hAnsi="Noto Sans KR" w:eastAsia="Noto Sans KR" w:cs="Noto Sans KR"/>
+                <w:b w:val="0"/>
+                <w:color w:val="243547"/>
+                <w:sz w:val="18"/>
               </w:rPr>
               <w:t>@CpfClient / @CpfTimeout / @CpfRetry</w:t>
             </w:r>
@@ -2019,23 +2165,27 @@
         </w:tc>
         <w:tc>
           <w:tcPr>
-            <w:tcW w:type="dxa" w:w="4880"/>
+            <w:tcW w:type="dxa" w:w="4657"/>
             <w:tcMar>
-              <w:top w:w="90" w:type="dxa"/>
+              <w:top w:w="70" w:type="dxa"/>
               <w:start w:w="100" w:type="dxa"/>
-              <w:bottom w:w="90" w:type="dxa"/>
+              <w:bottom w:w="70" w:type="dxa"/>
               <w:end w:w="100" w:type="dxa"/>
             </w:tcMar>
             <w:vAlign w:val="center"/>
+            <w:shd w:fill="FFFFFF"/>
           </w:tcPr>
           <w:p>
             <w:pPr>
               <w:spacing w:after="0" w:line="252" w:lineRule="auto" w:before="0"/>
+              <w:jc w:val="left"/>
             </w:pPr>
             <w:r>
               <w:rPr>
-                <w:rFonts w:ascii="Noto Sans KR" w:hAnsi="Noto Sans KR" w:eastAsia="Noto Sans KR"/>
-                <w:sz w:val="17"/>
+                <w:rFonts w:ascii="Noto Sans KR" w:hAnsi="Noto Sans KR" w:eastAsia="Noto Sans KR" w:cs="Noto Sans KR"/>
+                <w:b w:val="0"/>
+                <w:color w:val="243547"/>
+                <w:sz w:val="18"/>
               </w:rPr>
               <w:t>외부 연계</w:t>
             </w:r>
@@ -2045,27 +2195,31 @@
       <w:tr>
         <w:trPr>
           <w:cantSplit/>
+          <w:trHeight w:hRule="atLeast" w:val="351"/>
         </w:trPr>
         <w:tc>
           <w:tcPr>
-            <w:tcW w:type="dxa" w:w="3050"/>
+            <w:tcW w:type="dxa" w:w="3234"/>
             <w:tcMar>
-              <w:top w:w="90" w:type="dxa"/>
+              <w:top w:w="70" w:type="dxa"/>
               <w:start w:w="100" w:type="dxa"/>
-              <w:bottom w:w="90" w:type="dxa"/>
+              <w:bottom w:w="70" w:type="dxa"/>
               <w:end w:w="100" w:type="dxa"/>
             </w:tcMar>
             <w:vAlign w:val="center"/>
-            <w:shd w:fill="F5F8FB"/>
+            <w:shd w:fill="F7FAFC"/>
           </w:tcPr>
           <w:p>
             <w:pPr>
               <w:spacing w:after="0" w:line="252" w:lineRule="auto" w:before="0"/>
+              <w:jc w:val="left"/>
             </w:pPr>
             <w:r>
               <w:rPr>
-                <w:rFonts w:ascii="Noto Sans KR" w:hAnsi="Noto Sans KR" w:eastAsia="Noto Sans KR"/>
-                <w:sz w:val="17"/>
+                <w:rFonts w:ascii="Noto Sans KR" w:hAnsi="Noto Sans KR" w:eastAsia="Noto Sans KR" w:cs="Noto Sans KR"/>
+                <w:b w:val="0"/>
+                <w:color w:val="243547"/>
+                <w:sz w:val="18"/>
               </w:rPr>
               <w:t>Reliability</w:t>
             </w:r>
@@ -2073,24 +2227,27 @@
         </w:tc>
         <w:tc>
           <w:tcPr>
-            <w:tcW w:type="dxa" w:w="7320"/>
+            <w:tcW w:type="dxa" w:w="7925"/>
             <w:tcMar>
-              <w:top w:w="90" w:type="dxa"/>
+              <w:top w:w="70" w:type="dxa"/>
               <w:start w:w="100" w:type="dxa"/>
-              <w:bottom w:w="90" w:type="dxa"/>
+              <w:bottom w:w="70" w:type="dxa"/>
               <w:end w:w="100" w:type="dxa"/>
             </w:tcMar>
             <w:vAlign w:val="center"/>
-            <w:shd w:fill="F5F8FB"/>
+            <w:shd w:fill="F7FAFC"/>
           </w:tcPr>
           <w:p>
             <w:pPr>
               <w:spacing w:after="0" w:line="252" w:lineRule="auto" w:before="0"/>
+              <w:jc w:val="left"/>
             </w:pPr>
             <w:r>
               <w:rPr>
-                <w:rFonts w:ascii="Noto Sans KR" w:hAnsi="Noto Sans KR" w:eastAsia="Noto Sans KR"/>
-                <w:sz w:val="17"/>
+                <w:rFonts w:ascii="Noto Sans KR" w:hAnsi="Noto Sans KR" w:eastAsia="Noto Sans KR" w:cs="Noto Sans KR"/>
+                <w:b w:val="0"/>
+                <w:color w:val="243547"/>
+                <w:sz w:val="18"/>
               </w:rPr>
               <w:t>@CpfIdempotent / CpfResult</w:t>
             </w:r>
@@ -2098,24 +2255,27 @@
         </w:tc>
         <w:tc>
           <w:tcPr>
-            <w:tcW w:type="dxa" w:w="4880"/>
+            <w:tcW w:type="dxa" w:w="4657"/>
             <w:tcMar>
-              <w:top w:w="90" w:type="dxa"/>
+              <w:top w:w="70" w:type="dxa"/>
               <w:start w:w="100" w:type="dxa"/>
-              <w:bottom w:w="90" w:type="dxa"/>
+              <w:bottom w:w="70" w:type="dxa"/>
               <w:end w:w="100" w:type="dxa"/>
             </w:tcMar>
             <w:vAlign w:val="center"/>
-            <w:shd w:fill="F5F8FB"/>
+            <w:shd w:fill="F7FAFC"/>
           </w:tcPr>
           <w:p>
             <w:pPr>
               <w:spacing w:after="0" w:line="252" w:lineRule="auto" w:before="0"/>
+              <w:jc w:val="left"/>
             </w:pPr>
             <w:r>
               <w:rPr>
-                <w:rFonts w:ascii="Noto Sans KR" w:hAnsi="Noto Sans KR" w:eastAsia="Noto Sans KR"/>
-                <w:sz w:val="17"/>
+                <w:rFonts w:ascii="Noto Sans KR" w:hAnsi="Noto Sans KR" w:eastAsia="Noto Sans KR" w:cs="Noto Sans KR"/>
+                <w:b w:val="0"/>
+                <w:color w:val="243547"/>
+                <w:sz w:val="18"/>
               </w:rPr>
               <w:t>중복/UNKNOWN</w:t>
             </w:r>
@@ -2125,26 +2285,31 @@
       <w:tr>
         <w:trPr>
           <w:cantSplit/>
+          <w:trHeight w:hRule="atLeast" w:val="351"/>
         </w:trPr>
         <w:tc>
           <w:tcPr>
-            <w:tcW w:type="dxa" w:w="3050"/>
+            <w:tcW w:type="dxa" w:w="3234"/>
             <w:tcMar>
-              <w:top w:w="90" w:type="dxa"/>
+              <w:top w:w="70" w:type="dxa"/>
               <w:start w:w="100" w:type="dxa"/>
-              <w:bottom w:w="90" w:type="dxa"/>
+              <w:bottom w:w="70" w:type="dxa"/>
               <w:end w:w="100" w:type="dxa"/>
             </w:tcMar>
             <w:vAlign w:val="center"/>
+            <w:shd w:fill="FFFFFF"/>
           </w:tcPr>
           <w:p>
             <w:pPr>
               <w:spacing w:after="0" w:line="252" w:lineRule="auto" w:before="0"/>
+              <w:jc w:val="left"/>
             </w:pPr>
             <w:r>
               <w:rPr>
-                <w:rFonts w:ascii="Noto Sans KR" w:hAnsi="Noto Sans KR" w:eastAsia="Noto Sans KR"/>
-                <w:sz w:val="17"/>
+                <w:rFonts w:ascii="Noto Sans KR" w:hAnsi="Noto Sans KR" w:eastAsia="Noto Sans KR" w:cs="Noto Sans KR"/>
+                <w:b w:val="0"/>
+                <w:color w:val="243547"/>
+                <w:sz w:val="18"/>
               </w:rPr>
               <w:t>Security</w:t>
             </w:r>
@@ -2152,23 +2317,27 @@
         </w:tc>
         <w:tc>
           <w:tcPr>
-            <w:tcW w:type="dxa" w:w="7320"/>
+            <w:tcW w:type="dxa" w:w="7925"/>
             <w:tcMar>
-              <w:top w:w="90" w:type="dxa"/>
+              <w:top w:w="70" w:type="dxa"/>
               <w:start w:w="100" w:type="dxa"/>
-              <w:bottom w:w="90" w:type="dxa"/>
+              <w:bottom w:w="70" w:type="dxa"/>
               <w:end w:w="100" w:type="dxa"/>
             </w:tcMar>
             <w:vAlign w:val="center"/>
+            <w:shd w:fill="FFFFFF"/>
           </w:tcPr>
           <w:p>
             <w:pPr>
               <w:spacing w:after="0" w:line="252" w:lineRule="auto" w:before="0"/>
+              <w:jc w:val="left"/>
             </w:pPr>
             <w:r>
               <w:rPr>
-                <w:rFonts w:ascii="Noto Sans KR" w:hAnsi="Noto Sans KR" w:eastAsia="Noto Sans KR"/>
-                <w:sz w:val="17"/>
+                <w:rFonts w:ascii="Noto Sans KR" w:hAnsi="Noto Sans KR" w:eastAsia="Noto Sans KR" w:cs="Noto Sans KR"/>
+                <w:b w:val="0"/>
+                <w:color w:val="243547"/>
+                <w:sz w:val="18"/>
               </w:rPr>
               <w:t>@CpfPermission / @CpfApprovalRequired / @CpfAudit</w:t>
             </w:r>
@@ -2176,23 +2345,27 @@
         </w:tc>
         <w:tc>
           <w:tcPr>
-            <w:tcW w:type="dxa" w:w="4880"/>
+            <w:tcW w:type="dxa" w:w="4657"/>
             <w:tcMar>
-              <w:top w:w="90" w:type="dxa"/>
+              <w:top w:w="70" w:type="dxa"/>
               <w:start w:w="100" w:type="dxa"/>
-              <w:bottom w:w="90" w:type="dxa"/>
+              <w:bottom w:w="70" w:type="dxa"/>
               <w:end w:w="100" w:type="dxa"/>
             </w:tcMar>
             <w:vAlign w:val="center"/>
+            <w:shd w:fill="FFFFFF"/>
           </w:tcPr>
           <w:p>
             <w:pPr>
               <w:spacing w:after="0" w:line="252" w:lineRule="auto" w:before="0"/>
+              <w:jc w:val="left"/>
             </w:pPr>
             <w:r>
               <w:rPr>
-                <w:rFonts w:ascii="Noto Sans KR" w:hAnsi="Noto Sans KR" w:eastAsia="Noto Sans KR"/>
-                <w:sz w:val="17"/>
+                <w:rFonts w:ascii="Noto Sans KR" w:hAnsi="Noto Sans KR" w:eastAsia="Noto Sans KR" w:cs="Noto Sans KR"/>
+                <w:b w:val="0"/>
+                <w:color w:val="243547"/>
+                <w:sz w:val="18"/>
               </w:rPr>
               <w:t>권한/승인/감사</w:t>
             </w:r>
@@ -2202,27 +2375,31 @@
       <w:tr>
         <w:trPr>
           <w:cantSplit/>
+          <w:trHeight w:hRule="atLeast" w:val="351"/>
         </w:trPr>
         <w:tc>
           <w:tcPr>
-            <w:tcW w:type="dxa" w:w="3050"/>
+            <w:tcW w:type="dxa" w:w="3234"/>
             <w:tcMar>
-              <w:top w:w="90" w:type="dxa"/>
+              <w:top w:w="70" w:type="dxa"/>
               <w:start w:w="100" w:type="dxa"/>
-              <w:bottom w:w="90" w:type="dxa"/>
+              <w:bottom w:w="70" w:type="dxa"/>
               <w:end w:w="100" w:type="dxa"/>
             </w:tcMar>
             <w:vAlign w:val="center"/>
-            <w:shd w:fill="F5F8FB"/>
+            <w:shd w:fill="F7FAFC"/>
           </w:tcPr>
           <w:p>
             <w:pPr>
               <w:spacing w:after="0" w:line="252" w:lineRule="auto" w:before="0"/>
+              <w:jc w:val="left"/>
             </w:pPr>
             <w:r>
               <w:rPr>
-                <w:rFonts w:ascii="Noto Sans KR" w:hAnsi="Noto Sans KR" w:eastAsia="Noto Sans KR"/>
-                <w:sz w:val="17"/>
+                <w:rFonts w:ascii="Noto Sans KR" w:hAnsi="Noto Sans KR" w:eastAsia="Noto Sans KR" w:cs="Noto Sans KR"/>
+                <w:b w:val="0"/>
+                <w:color w:val="243547"/>
+                <w:sz w:val="18"/>
               </w:rPr>
               <w:t>Async</w:t>
             </w:r>
@@ -2230,24 +2407,27 @@
         </w:tc>
         <w:tc>
           <w:tcPr>
-            <w:tcW w:type="dxa" w:w="7320"/>
+            <w:tcW w:type="dxa" w:w="7925"/>
             <w:tcMar>
-              <w:top w:w="90" w:type="dxa"/>
+              <w:top w:w="70" w:type="dxa"/>
               <w:start w:w="100" w:type="dxa"/>
-              <w:bottom w:w="90" w:type="dxa"/>
+              <w:bottom w:w="70" w:type="dxa"/>
               <w:end w:w="100" w:type="dxa"/>
             </w:tcMar>
             <w:vAlign w:val="center"/>
-            <w:shd w:fill="F5F8FB"/>
+            <w:shd w:fill="F7FAFC"/>
           </w:tcPr>
           <w:p>
             <w:pPr>
               <w:spacing w:after="0" w:line="252" w:lineRule="auto" w:before="0"/>
+              <w:jc w:val="left"/>
             </w:pPr>
             <w:r>
               <w:rPr>
-                <w:rFonts w:ascii="Noto Sans KR" w:hAnsi="Noto Sans KR" w:eastAsia="Noto Sans KR"/>
-                <w:sz w:val="17"/>
+                <w:rFonts w:ascii="Noto Sans KR" w:hAnsi="Noto Sans KR" w:eastAsia="Noto Sans KR" w:cs="Noto Sans KR"/>
+                <w:b w:val="0"/>
+                <w:color w:val="243547"/>
+                <w:sz w:val="18"/>
               </w:rPr>
               <w:t>@CpfMessageListener / CpfMessagingTemplate</w:t>
             </w:r>
@@ -2255,24 +2435,27 @@
         </w:tc>
         <w:tc>
           <w:tcPr>
-            <w:tcW w:type="dxa" w:w="4880"/>
+            <w:tcW w:type="dxa" w:w="4657"/>
             <w:tcMar>
-              <w:top w:w="90" w:type="dxa"/>
+              <w:top w:w="70" w:type="dxa"/>
               <w:start w:w="100" w:type="dxa"/>
-              <w:bottom w:w="90" w:type="dxa"/>
+              <w:bottom w:w="70" w:type="dxa"/>
               <w:end w:w="100" w:type="dxa"/>
             </w:tcMar>
             <w:vAlign w:val="center"/>
-            <w:shd w:fill="F5F8FB"/>
+            <w:shd w:fill="F7FAFC"/>
           </w:tcPr>
           <w:p>
             <w:pPr>
               <w:spacing w:after="0" w:line="252" w:lineRule="auto" w:before="0"/>
+              <w:jc w:val="left"/>
             </w:pPr>
             <w:r>
               <w:rPr>
-                <w:rFonts w:ascii="Noto Sans KR" w:hAnsi="Noto Sans KR" w:eastAsia="Noto Sans KR"/>
-                <w:sz w:val="17"/>
+                <w:rFonts w:ascii="Noto Sans KR" w:hAnsi="Noto Sans KR" w:eastAsia="Noto Sans KR" w:cs="Noto Sans KR"/>
+                <w:b w:val="0"/>
+                <w:color w:val="243547"/>
+                <w:sz w:val="18"/>
               </w:rPr>
               <w:t>메시징</w:t>
             </w:r>
@@ -2282,26 +2465,31 @@
       <w:tr>
         <w:trPr>
           <w:cantSplit/>
+          <w:trHeight w:hRule="atLeast" w:val="351"/>
         </w:trPr>
         <w:tc>
           <w:tcPr>
-            <w:tcW w:type="dxa" w:w="3050"/>
+            <w:tcW w:type="dxa" w:w="3234"/>
             <w:tcMar>
-              <w:top w:w="90" w:type="dxa"/>
+              <w:top w:w="70" w:type="dxa"/>
               <w:start w:w="100" w:type="dxa"/>
-              <w:bottom w:w="90" w:type="dxa"/>
+              <w:bottom w:w="70" w:type="dxa"/>
               <w:end w:w="100" w:type="dxa"/>
             </w:tcMar>
             <w:vAlign w:val="center"/>
+            <w:shd w:fill="FFFFFF"/>
           </w:tcPr>
           <w:p>
             <w:pPr>
               <w:spacing w:after="0" w:line="252" w:lineRule="auto" w:before="0"/>
+              <w:jc w:val="left"/>
             </w:pPr>
             <w:r>
               <w:rPr>
-                <w:rFonts w:ascii="Noto Sans KR" w:hAnsi="Noto Sans KR" w:eastAsia="Noto Sans KR"/>
-                <w:sz w:val="17"/>
+                <w:rFonts w:ascii="Noto Sans KR" w:hAnsi="Noto Sans KR" w:eastAsia="Noto Sans KR" w:cs="Noto Sans KR"/>
+                <w:b w:val="0"/>
+                <w:color w:val="243547"/>
+                <w:sz w:val="18"/>
               </w:rPr>
               <w:t>Batch</w:t>
             </w:r>
@@ -2309,23 +2497,27 @@
         </w:tc>
         <w:tc>
           <w:tcPr>
-            <w:tcW w:type="dxa" w:w="7320"/>
+            <w:tcW w:type="dxa" w:w="7925"/>
             <w:tcMar>
-              <w:top w:w="90" w:type="dxa"/>
+              <w:top w:w="70" w:type="dxa"/>
               <w:start w:w="100" w:type="dxa"/>
-              <w:bottom w:w="90" w:type="dxa"/>
+              <w:bottom w:w="70" w:type="dxa"/>
               <w:end w:w="100" w:type="dxa"/>
             </w:tcMar>
             <w:vAlign w:val="center"/>
+            <w:shd w:fill="FFFFFF"/>
           </w:tcPr>
           <w:p>
             <w:pPr>
               <w:spacing w:after="0" w:line="252" w:lineRule="auto" w:before="0"/>
+              <w:jc w:val="left"/>
             </w:pPr>
             <w:r>
               <w:rPr>
-                <w:rFonts w:ascii="Noto Sans KR" w:hAnsi="Noto Sans KR" w:eastAsia="Noto Sans KR"/>
-                <w:sz w:val="17"/>
+                <w:rFonts w:ascii="Noto Sans KR" w:hAnsi="Noto Sans KR" w:eastAsia="Noto Sans KR" w:cs="Noto Sans KR"/>
+                <w:b w:val="0"/>
+                <w:color w:val="243547"/>
+                <w:sz w:val="18"/>
               </w:rPr>
               <w:t>@CpfBatchJob / @CpfBatchStep</w:t>
             </w:r>
@@ -2333,23 +2525,27 @@
         </w:tc>
         <w:tc>
           <w:tcPr>
-            <w:tcW w:type="dxa" w:w="4880"/>
+            <w:tcW w:type="dxa" w:w="4657"/>
             <w:tcMar>
-              <w:top w:w="90" w:type="dxa"/>
+              <w:top w:w="70" w:type="dxa"/>
               <w:start w:w="100" w:type="dxa"/>
-              <w:bottom w:w="90" w:type="dxa"/>
+              <w:bottom w:w="70" w:type="dxa"/>
               <w:end w:w="100" w:type="dxa"/>
             </w:tcMar>
             <w:vAlign w:val="center"/>
+            <w:shd w:fill="FFFFFF"/>
           </w:tcPr>
           <w:p>
             <w:pPr>
               <w:spacing w:after="0" w:line="252" w:lineRule="auto" w:before="0"/>
+              <w:jc w:val="left"/>
             </w:pPr>
             <w:r>
               <w:rPr>
-                <w:rFonts w:ascii="Noto Sans KR" w:hAnsi="Noto Sans KR" w:eastAsia="Noto Sans KR"/>
-                <w:sz w:val="17"/>
+                <w:rFonts w:ascii="Noto Sans KR" w:hAnsi="Noto Sans KR" w:eastAsia="Noto Sans KR" w:cs="Noto Sans KR"/>
+                <w:b w:val="0"/>
+                <w:color w:val="243547"/>
+                <w:sz w:val="18"/>
               </w:rPr>
               <w:t>Batch</w:t>
             </w:r>
@@ -2363,30 +2559,25 @@
         <w:keepNext/>
       </w:pPr>
       <w:r>
+        <w:rPr>
+          <w:rFonts w:ascii="Noto Sans KR" w:hAnsi="Noto Sans KR" w:eastAsia="Noto Sans KR" w:cs="Noto Sans KR"/>
+        </w:rPr>
         <w:t>4 Context · Identity · Operation</w:t>
       </w:r>
     </w:p>
     <w:p>
       <w:pPr>
         <w:spacing w:before="80" w:after="200"/>
-        <w:ind w:left="173" w:right="58"/>
-        <w:shd w:fill="F3F7FB"/>
+        <w:ind w:left="170" w:right="113"/>
+        <w:shd w:fill="F3F7FA"/>
+        <w:pStyle w:val="CPFSectionLead"/>
         <w:pBdr>
-          <w:left w:val="single" w:sz="18" w:space="8" w:color="4F46E5"/>
+          <w:left w:val="single" w:sz="16" w:space="7" w:color="8AA4BE"/>
         </w:pBdr>
       </w:pPr>
       <w:r>
         <w:rPr>
-          <w:b/>
-          <w:color w:val="362D91"/>
-          <w:sz w:val="20"/>
-        </w:rPr>
-        <w:t xml:space="preserve">이 장을 보는 이유  </w:t>
-      </w:r>
-      <w:r>
-        <w:rPr>
-          <w:color w:val="26374C"/>
-          <w:sz w:val="20"/>
+          <w:rFonts w:ascii="Noto Sans KR" w:hAnsi="Noto Sans KR" w:eastAsia="Noto Sans KR" w:cs="Noto Sans KR"/>
         </w:rPr>
         <w:t>거래 식별과 Runtime 식별을 혼동하지 않습니다.</w:t>
       </w:r>
@@ -2396,6 +2587,9 @@
         <w:pStyle w:val="CPFLabel"/>
       </w:pPr>
       <w:r>
+        <w:rPr>
+          <w:rFonts w:ascii="Noto Sans KR" w:hAnsi="Noto Sans KR" w:eastAsia="Noto Sans KR" w:cs="Noto Sans KR"/>
+        </w:rPr>
         <w:t>Identity</w:t>
       </w:r>
     </w:p>
@@ -2413,16 +2607,17 @@
       </w:tblGrid>
       <w:tr>
         <w:trPr>
+          <w:trHeight w:hRule="atLeast" w:val="397"/>
           <w:tblHeader w:val="true"/>
         </w:trPr>
         <w:tc>
           <w:tcPr>
-            <w:tcW w:type="dxa" w:w="3050"/>
-            <w:shd w:fill="223A57"/>
+            <w:tcW w:type="dxa" w:w="3803"/>
+            <w:shd w:fill="0D2B45"/>
             <w:tcMar>
-              <w:top w:w="90" w:type="dxa"/>
+              <w:top w:w="70" w:type="dxa"/>
               <w:start w:w="100" w:type="dxa"/>
-              <w:bottom w:w="90" w:type="dxa"/>
+              <w:bottom w:w="70" w:type="dxa"/>
               <w:end w:w="100" w:type="dxa"/>
             </w:tcMar>
             <w:vAlign w:val="center"/>
@@ -2430,13 +2625,14 @@
           <w:p>
             <w:pPr>
               <w:spacing w:before="0" w:after="0" w:line="252" w:lineRule="auto"/>
-              <w:jc w:val="left"/>
+              <w:jc w:val="center"/>
             </w:pPr>
             <w:r>
               <w:rPr>
+                <w:rFonts w:ascii="Noto Sans KR" w:hAnsi="Noto Sans KR" w:eastAsia="Noto Sans KR" w:cs="Noto Sans KR"/>
                 <w:b/>
                 <w:color w:val="FFFFFF"/>
-                <w:sz w:val="16"/>
+                <w:sz w:val="18"/>
               </w:rPr>
               <w:t>항목</w:t>
             </w:r>
@@ -2444,12 +2640,12 @@
         </w:tc>
         <w:tc>
           <w:tcPr>
-            <w:tcW w:type="dxa" w:w="7320"/>
-            <w:shd w:fill="223A57"/>
+            <w:tcW w:type="dxa" w:w="5096"/>
+            <w:shd w:fill="0D2B45"/>
             <w:tcMar>
-              <w:top w:w="90" w:type="dxa"/>
+              <w:top w:w="70" w:type="dxa"/>
               <w:start w:w="100" w:type="dxa"/>
-              <w:bottom w:w="90" w:type="dxa"/>
+              <w:bottom w:w="70" w:type="dxa"/>
               <w:end w:w="100" w:type="dxa"/>
             </w:tcMar>
             <w:vAlign w:val="center"/>
@@ -2457,13 +2653,14 @@
           <w:p>
             <w:pPr>
               <w:spacing w:before="0" w:after="0" w:line="252" w:lineRule="auto"/>
-              <w:jc w:val="left"/>
+              <w:jc w:val="center"/>
             </w:pPr>
             <w:r>
               <w:rPr>
+                <w:rFonts w:ascii="Noto Sans KR" w:hAnsi="Noto Sans KR" w:eastAsia="Noto Sans KR" w:cs="Noto Sans KR"/>
                 <w:b/>
                 <w:color w:val="FFFFFF"/>
-                <w:sz w:val="16"/>
+                <w:sz w:val="18"/>
               </w:rPr>
               <w:t>정의</w:t>
             </w:r>
@@ -2471,12 +2668,12 @@
         </w:tc>
         <w:tc>
           <w:tcPr>
-            <w:tcW w:type="dxa" w:w="4880"/>
-            <w:shd w:fill="223A57"/>
+            <w:tcW w:type="dxa" w:w="6918"/>
+            <w:shd w:fill="0D2B45"/>
             <w:tcMar>
-              <w:top w:w="90" w:type="dxa"/>
+              <w:top w:w="70" w:type="dxa"/>
               <w:start w:w="100" w:type="dxa"/>
-              <w:bottom w:w="90" w:type="dxa"/>
+              <w:bottom w:w="70" w:type="dxa"/>
               <w:end w:w="100" w:type="dxa"/>
             </w:tcMar>
             <w:vAlign w:val="center"/>
@@ -2484,13 +2681,14 @@
           <w:p>
             <w:pPr>
               <w:spacing w:before="0" w:after="0" w:line="252" w:lineRule="auto"/>
-              <w:jc w:val="left"/>
+              <w:jc w:val="center"/>
             </w:pPr>
             <w:r>
               <w:rPr>
+                <w:rFonts w:ascii="Noto Sans KR" w:hAnsi="Noto Sans KR" w:eastAsia="Noto Sans KR" w:cs="Noto Sans KR"/>
                 <w:b/>
                 <w:color w:val="FFFFFF"/>
-                <w:sz w:val="16"/>
+                <w:sz w:val="18"/>
               </w:rPr>
               <w:t>전파</w:t>
             </w:r>
@@ -2500,26 +2698,31 @@
       <w:tr>
         <w:trPr>
           <w:cantSplit/>
+          <w:trHeight w:hRule="atLeast" w:val="351"/>
         </w:trPr>
         <w:tc>
           <w:tcPr>
-            <w:tcW w:type="dxa" w:w="3050"/>
+            <w:tcW w:type="dxa" w:w="3803"/>
             <w:tcMar>
-              <w:top w:w="90" w:type="dxa"/>
+              <w:top w:w="70" w:type="dxa"/>
               <w:start w:w="100" w:type="dxa"/>
-              <w:bottom w:w="90" w:type="dxa"/>
+              <w:bottom w:w="70" w:type="dxa"/>
               <w:end w:w="100" w:type="dxa"/>
             </w:tcMar>
             <w:vAlign w:val="center"/>
+            <w:shd w:fill="FFFFFF"/>
           </w:tcPr>
           <w:p>
             <w:pPr>
               <w:spacing w:after="0" w:line="252" w:lineRule="auto" w:before="0"/>
+              <w:jc w:val="left"/>
             </w:pPr>
             <w:r>
               <w:rPr>
-                <w:rFonts w:ascii="Noto Sans KR" w:hAnsi="Noto Sans KR" w:eastAsia="Noto Sans KR"/>
-                <w:sz w:val="17"/>
+                <w:rFonts w:ascii="Noto Sans KR" w:hAnsi="Noto Sans KR" w:eastAsia="Noto Sans KR" w:cs="Noto Sans KR"/>
+                <w:b w:val="0"/>
+                <w:color w:val="243547"/>
+                <w:sz w:val="18"/>
               </w:rPr>
               <w:t>transactionId</w:t>
             </w:r>
@@ -2527,23 +2730,27 @@
         </w:tc>
         <w:tc>
           <w:tcPr>
-            <w:tcW w:type="dxa" w:w="7320"/>
+            <w:tcW w:type="dxa" w:w="5096"/>
             <w:tcMar>
-              <w:top w:w="90" w:type="dxa"/>
+              <w:top w:w="70" w:type="dxa"/>
               <w:start w:w="100" w:type="dxa"/>
-              <w:bottom w:w="90" w:type="dxa"/>
+              <w:bottom w:w="70" w:type="dxa"/>
               <w:end w:w="100" w:type="dxa"/>
             </w:tcMar>
             <w:vAlign w:val="center"/>
+            <w:shd w:fill="FFFFFF"/>
           </w:tcPr>
           <w:p>
             <w:pPr>
               <w:spacing w:after="0" w:line="252" w:lineRule="auto" w:before="0"/>
+              <w:jc w:val="left"/>
             </w:pPr>
             <w:r>
               <w:rPr>
-                <w:rFonts w:ascii="Noto Sans KR" w:hAnsi="Noto Sans KR" w:eastAsia="Noto Sans KR"/>
-                <w:sz w:val="17"/>
+                <w:rFonts w:ascii="Noto Sans KR" w:hAnsi="Noto Sans KR" w:eastAsia="Noto Sans KR" w:cs="Noto Sans KR"/>
+                <w:b w:val="0"/>
+                <w:color w:val="243547"/>
+                <w:sz w:val="18"/>
               </w:rPr>
               <w:t>거래 식별</w:t>
             </w:r>
@@ -2551,23 +2758,27 @@
         </w:tc>
         <w:tc>
           <w:tcPr>
-            <w:tcW w:type="dxa" w:w="4880"/>
+            <w:tcW w:type="dxa" w:w="6918"/>
             <w:tcMar>
-              <w:top w:w="90" w:type="dxa"/>
+              <w:top w:w="70" w:type="dxa"/>
               <w:start w:w="100" w:type="dxa"/>
-              <w:bottom w:w="90" w:type="dxa"/>
+              <w:bottom w:w="70" w:type="dxa"/>
               <w:end w:w="100" w:type="dxa"/>
             </w:tcMar>
             <w:vAlign w:val="center"/>
+            <w:shd w:fill="FFFFFF"/>
           </w:tcPr>
           <w:p>
             <w:pPr>
               <w:spacing w:after="0" w:line="252" w:lineRule="auto" w:before="0"/>
+              <w:jc w:val="left"/>
             </w:pPr>
             <w:r>
               <w:rPr>
-                <w:rFonts w:ascii="Noto Sans KR" w:hAnsi="Noto Sans KR" w:eastAsia="Noto Sans KR"/>
-                <w:sz w:val="17"/>
+                <w:rFonts w:ascii="Noto Sans KR" w:hAnsi="Noto Sans KR" w:eastAsia="Noto Sans KR" w:cs="Noto Sans KR"/>
+                <w:b w:val="0"/>
+                <w:color w:val="243547"/>
+                <w:sz w:val="18"/>
               </w:rPr>
               <w:t>System6</w:t>
             </w:r>
@@ -2577,27 +2788,31 @@
       <w:tr>
         <w:trPr>
           <w:cantSplit/>
+          <w:trHeight w:hRule="atLeast" w:val="351"/>
         </w:trPr>
         <w:tc>
           <w:tcPr>
-            <w:tcW w:type="dxa" w:w="3050"/>
+            <w:tcW w:type="dxa" w:w="3803"/>
             <w:tcMar>
-              <w:top w:w="90" w:type="dxa"/>
+              <w:top w:w="70" w:type="dxa"/>
               <w:start w:w="100" w:type="dxa"/>
-              <w:bottom w:w="90" w:type="dxa"/>
+              <w:bottom w:w="70" w:type="dxa"/>
               <w:end w:w="100" w:type="dxa"/>
             </w:tcMar>
             <w:vAlign w:val="center"/>
-            <w:shd w:fill="F5F8FB"/>
+            <w:shd w:fill="F7FAFC"/>
           </w:tcPr>
           <w:p>
             <w:pPr>
               <w:spacing w:after="0" w:line="252" w:lineRule="auto" w:before="0"/>
+              <w:jc w:val="left"/>
             </w:pPr>
             <w:r>
               <w:rPr>
-                <w:rFonts w:ascii="Noto Sans KR" w:hAnsi="Noto Sans KR" w:eastAsia="Noto Sans KR"/>
-                <w:sz w:val="17"/>
+                <w:rFonts w:ascii="Noto Sans KR" w:hAnsi="Noto Sans KR" w:eastAsia="Noto Sans KR" w:cs="Noto Sans KR"/>
+                <w:b w:val="0"/>
+                <w:color w:val="243547"/>
+                <w:sz w:val="18"/>
               </w:rPr>
               <w:t>operationId</w:t>
             </w:r>
@@ -2605,24 +2820,27 @@
         </w:tc>
         <w:tc>
           <w:tcPr>
-            <w:tcW w:type="dxa" w:w="7320"/>
+            <w:tcW w:type="dxa" w:w="5096"/>
             <w:tcMar>
-              <w:top w:w="90" w:type="dxa"/>
+              <w:top w:w="70" w:type="dxa"/>
               <w:start w:w="100" w:type="dxa"/>
-              <w:bottom w:w="90" w:type="dxa"/>
+              <w:bottom w:w="70" w:type="dxa"/>
               <w:end w:w="100" w:type="dxa"/>
             </w:tcMar>
             <w:vAlign w:val="center"/>
-            <w:shd w:fill="F5F8FB"/>
+            <w:shd w:fill="F7FAFC"/>
           </w:tcPr>
           <w:p>
             <w:pPr>
               <w:spacing w:after="0" w:line="252" w:lineRule="auto" w:before="0"/>
+              <w:jc w:val="left"/>
             </w:pPr>
             <w:r>
               <w:rPr>
-                <w:rFonts w:ascii="Noto Sans KR" w:hAnsi="Noto Sans KR" w:eastAsia="Noto Sans KR"/>
-                <w:sz w:val="17"/>
+                <w:rFonts w:ascii="Noto Sans KR" w:hAnsi="Noto Sans KR" w:eastAsia="Noto Sans KR" w:cs="Noto Sans KR"/>
+                <w:b w:val="0"/>
+                <w:color w:val="243547"/>
+                <w:sz w:val="18"/>
               </w:rPr>
               <w:t>업무 Operation 단일 정본</w:t>
             </w:r>
@@ -2630,24 +2848,27 @@
         </w:tc>
         <w:tc>
           <w:tcPr>
-            <w:tcW w:type="dxa" w:w="4880"/>
+            <w:tcW w:type="dxa" w:w="6918"/>
             <w:tcMar>
-              <w:top w:w="90" w:type="dxa"/>
+              <w:top w:w="70" w:type="dxa"/>
               <w:start w:w="100" w:type="dxa"/>
-              <w:bottom w:w="90" w:type="dxa"/>
+              <w:bottom w:w="70" w:type="dxa"/>
               <w:end w:w="100" w:type="dxa"/>
             </w:tcMar>
             <w:vAlign w:val="center"/>
-            <w:shd w:fill="F5F8FB"/>
+            <w:shd w:fill="F7FAFC"/>
           </w:tcPr>
           <w:p>
             <w:pPr>
               <w:spacing w:after="0" w:line="252" w:lineRule="auto" w:before="0"/>
+              <w:jc w:val="left"/>
             </w:pPr>
             <w:r>
               <w:rPr>
-                <w:rFonts w:ascii="Noto Sans KR" w:hAnsi="Noto Sans KR" w:eastAsia="Noto Sans KR"/>
-                <w:sz w:val="17"/>
+                <w:rFonts w:ascii="Noto Sans KR" w:hAnsi="Noto Sans KR" w:eastAsia="Noto Sans KR" w:cs="Noto Sans KR"/>
+                <w:b w:val="0"/>
+                <w:color w:val="243547"/>
+                <w:sz w:val="18"/>
               </w:rPr>
               <w:t>Annotation/OpenAPI/Header/Client/ADM/Log</w:t>
             </w:r>
@@ -2657,26 +2878,31 @@
       <w:tr>
         <w:trPr>
           <w:cantSplit/>
+          <w:trHeight w:hRule="atLeast" w:val="351"/>
         </w:trPr>
         <w:tc>
           <w:tcPr>
-            <w:tcW w:type="dxa" w:w="3050"/>
+            <w:tcW w:type="dxa" w:w="3803"/>
             <w:tcMar>
-              <w:top w:w="90" w:type="dxa"/>
+              <w:top w:w="70" w:type="dxa"/>
               <w:start w:w="100" w:type="dxa"/>
-              <w:bottom w:w="90" w:type="dxa"/>
+              <w:bottom w:w="70" w:type="dxa"/>
               <w:end w:w="100" w:type="dxa"/>
             </w:tcMar>
             <w:vAlign w:val="center"/>
+            <w:shd w:fill="FFFFFF"/>
           </w:tcPr>
           <w:p>
             <w:pPr>
               <w:spacing w:after="0" w:line="252" w:lineRule="auto" w:before="0"/>
+              <w:jc w:val="left"/>
             </w:pPr>
             <w:r>
               <w:rPr>
-                <w:rFonts w:ascii="Noto Sans KR" w:hAnsi="Noto Sans KR" w:eastAsia="Noto Sans KR"/>
-                <w:sz w:val="17"/>
+                <w:rFonts w:ascii="Noto Sans KR" w:hAnsi="Noto Sans KR" w:eastAsia="Noto Sans KR" w:cs="Noto Sans KR"/>
+                <w:b w:val="0"/>
+                <w:color w:val="243547"/>
+                <w:sz w:val="18"/>
               </w:rPr>
               <w:t>instanceId</w:t>
             </w:r>
@@ -2684,23 +2910,27 @@
         </w:tc>
         <w:tc>
           <w:tcPr>
-            <w:tcW w:type="dxa" w:w="7320"/>
+            <w:tcW w:type="dxa" w:w="5096"/>
             <w:tcMar>
-              <w:top w:w="90" w:type="dxa"/>
+              <w:top w:w="70" w:type="dxa"/>
               <w:start w:w="100" w:type="dxa"/>
-              <w:bottom w:w="90" w:type="dxa"/>
+              <w:bottom w:w="70" w:type="dxa"/>
               <w:end w:w="100" w:type="dxa"/>
             </w:tcMar>
             <w:vAlign w:val="center"/>
+            <w:shd w:fill="FFFFFF"/>
           </w:tcPr>
           <w:p>
             <w:pPr>
               <w:spacing w:after="0" w:line="252" w:lineRule="auto" w:before="0"/>
+              <w:jc w:val="left"/>
             </w:pPr>
             <w:r>
               <w:rPr>
-                <w:rFonts w:ascii="Noto Sans KR" w:hAnsi="Noto Sans KR" w:eastAsia="Noto Sans KR"/>
-                <w:sz w:val="17"/>
+                <w:rFonts w:ascii="Noto Sans KR" w:hAnsi="Noto Sans KR" w:eastAsia="Noto Sans KR" w:cs="Noto Sans KR"/>
+                <w:b w:val="0"/>
+                <w:color w:val="243547"/>
+                <w:sz w:val="18"/>
               </w:rPr>
               <w:t>현재 Runtime Instance</w:t>
             </w:r>
@@ -2708,23 +2938,27 @@
         </w:tc>
         <w:tc>
           <w:tcPr>
-            <w:tcW w:type="dxa" w:w="4880"/>
+            <w:tcW w:type="dxa" w:w="6918"/>
             <w:tcMar>
-              <w:top w:w="90" w:type="dxa"/>
+              <w:top w:w="70" w:type="dxa"/>
               <w:start w:w="100" w:type="dxa"/>
-              <w:bottom w:w="90" w:type="dxa"/>
+              <w:bottom w:w="70" w:type="dxa"/>
               <w:end w:w="100" w:type="dxa"/>
             </w:tcMar>
             <w:vAlign w:val="center"/>
+            <w:shd w:fill="FFFFFF"/>
           </w:tcPr>
           <w:p>
             <w:pPr>
               <w:spacing w:after="0" w:line="252" w:lineRule="auto" w:before="0"/>
+              <w:jc w:val="left"/>
             </w:pPr>
             <w:r>
               <w:rPr>
-                <w:rFonts w:ascii="Noto Sans KR" w:hAnsi="Noto Sans KR" w:eastAsia="Noto Sans KR"/>
-                <w:sz w:val="17"/>
+                <w:rFonts w:ascii="Noto Sans KR" w:hAnsi="Noto Sans KR" w:eastAsia="Noto Sans KR" w:cs="Noto Sans KR"/>
+                <w:b w:val="0"/>
+                <w:color w:val="243547"/>
+                <w:sz w:val="18"/>
               </w:rPr>
               <w:t>bootstrap 1회 확정, Header 미포함</w:t>
             </w:r>
@@ -2734,27 +2968,31 @@
       <w:tr>
         <w:trPr>
           <w:cantSplit/>
+          <w:trHeight w:hRule="atLeast" w:val="351"/>
         </w:trPr>
         <w:tc>
           <w:tcPr>
-            <w:tcW w:type="dxa" w:w="3050"/>
+            <w:tcW w:type="dxa" w:w="3803"/>
             <w:tcMar>
-              <w:top w:w="90" w:type="dxa"/>
+              <w:top w:w="70" w:type="dxa"/>
               <w:start w:w="100" w:type="dxa"/>
-              <w:bottom w:w="90" w:type="dxa"/>
+              <w:bottom w:w="70" w:type="dxa"/>
               <w:end w:w="100" w:type="dxa"/>
             </w:tcMar>
             <w:vAlign w:val="center"/>
-            <w:shd w:fill="F5F8FB"/>
+            <w:shd w:fill="F7FAFC"/>
           </w:tcPr>
           <w:p>
             <w:pPr>
               <w:spacing w:after="0" w:line="252" w:lineRule="auto" w:before="0"/>
+              <w:jc w:val="left"/>
             </w:pPr>
             <w:r>
               <w:rPr>
-                <w:rFonts w:ascii="Noto Sans KR" w:hAnsi="Noto Sans KR" w:eastAsia="Noto Sans KR"/>
-                <w:sz w:val="17"/>
+                <w:rFonts w:ascii="Noto Sans KR" w:hAnsi="Noto Sans KR" w:eastAsia="Noto Sans KR" w:cs="Noto Sans KR"/>
+                <w:b w:val="0"/>
+                <w:color w:val="243547"/>
+                <w:sz w:val="18"/>
               </w:rPr>
               <w:t>systemCode</w:t>
             </w:r>
@@ -2762,24 +3000,27 @@
         </w:tc>
         <w:tc>
           <w:tcPr>
-            <w:tcW w:type="dxa" w:w="7320"/>
+            <w:tcW w:type="dxa" w:w="5096"/>
             <w:tcMar>
-              <w:top w:w="90" w:type="dxa"/>
+              <w:top w:w="70" w:type="dxa"/>
               <w:start w:w="100" w:type="dxa"/>
-              <w:bottom w:w="90" w:type="dxa"/>
+              <w:bottom w:w="70" w:type="dxa"/>
               <w:end w:w="100" w:type="dxa"/>
             </w:tcMar>
             <w:vAlign w:val="center"/>
-            <w:shd w:fill="F5F8FB"/>
+            <w:shd w:fill="F7FAFC"/>
           </w:tcPr>
           <w:p>
             <w:pPr>
               <w:spacing w:after="0" w:line="252" w:lineRule="auto" w:before="0"/>
+              <w:jc w:val="left"/>
             </w:pPr>
             <w:r>
               <w:rPr>
-                <w:rFonts w:ascii="Noto Sans KR" w:hAnsi="Noto Sans KR" w:eastAsia="Noto Sans KR"/>
-                <w:sz w:val="17"/>
+                <w:rFonts w:ascii="Noto Sans KR" w:hAnsi="Noto Sans KR" w:eastAsia="Noto Sans KR" w:cs="Noto Sans KR"/>
+                <w:b w:val="0"/>
+                <w:color w:val="243547"/>
+                <w:sz w:val="18"/>
               </w:rPr>
               <w:t>현재 System</w:t>
             </w:r>
@@ -2787,24 +3028,27 @@
         </w:tc>
         <w:tc>
           <w:tcPr>
-            <w:tcW w:type="dxa" w:w="4880"/>
+            <w:tcW w:type="dxa" w:w="6918"/>
             <w:tcMar>
-              <w:top w:w="90" w:type="dxa"/>
+              <w:top w:w="70" w:type="dxa"/>
               <w:start w:w="100" w:type="dxa"/>
-              <w:bottom w:w="90" w:type="dxa"/>
+              <w:bottom w:w="70" w:type="dxa"/>
               <w:end w:w="100" w:type="dxa"/>
             </w:tcMar>
             <w:vAlign w:val="center"/>
-            <w:shd w:fill="F5F8FB"/>
+            <w:shd w:fill="F7FAFC"/>
           </w:tcPr>
           <w:p>
             <w:pPr>
               <w:spacing w:after="0" w:line="252" w:lineRule="auto" w:before="0"/>
+              <w:jc w:val="left"/>
             </w:pPr>
             <w:r>
               <w:rPr>
-                <w:rFonts w:ascii="Noto Sans KR" w:hAnsi="Noto Sans KR" w:eastAsia="Noto Sans KR"/>
-                <w:sz w:val="17"/>
+                <w:rFonts w:ascii="Noto Sans KR" w:hAnsi="Noto Sans KR" w:eastAsia="Noto Sans KR" w:cs="Noto Sans KR"/>
+                <w:b w:val="0"/>
+                <w:color w:val="243547"/>
+                <w:sz w:val="18"/>
               </w:rPr>
               <w:t>System6 hop</w:t>
             </w:r>
@@ -2814,26 +3058,31 @@
       <w:tr>
         <w:trPr>
           <w:cantSplit/>
+          <w:trHeight w:hRule="atLeast" w:val="351"/>
         </w:trPr>
         <w:tc>
           <w:tcPr>
-            <w:tcW w:type="dxa" w:w="3050"/>
+            <w:tcW w:type="dxa" w:w="3803"/>
             <w:tcMar>
-              <w:top w:w="90" w:type="dxa"/>
+              <w:top w:w="70" w:type="dxa"/>
               <w:start w:w="100" w:type="dxa"/>
-              <w:bottom w:w="90" w:type="dxa"/>
+              <w:bottom w:w="70" w:type="dxa"/>
               <w:end w:w="100" w:type="dxa"/>
             </w:tcMar>
             <w:vAlign w:val="center"/>
+            <w:shd w:fill="FFFFFF"/>
           </w:tcPr>
           <w:p>
             <w:pPr>
               <w:spacing w:after="0" w:line="252" w:lineRule="auto" w:before="0"/>
+              <w:jc w:val="left"/>
             </w:pPr>
             <w:r>
               <w:rPr>
-                <w:rFonts w:ascii="Noto Sans KR" w:hAnsi="Noto Sans KR" w:eastAsia="Noto Sans KR"/>
-                <w:sz w:val="17"/>
+                <w:rFonts w:ascii="Noto Sans KR" w:hAnsi="Noto Sans KR" w:eastAsia="Noto Sans KR" w:cs="Noto Sans KR"/>
+                <w:b w:val="0"/>
+                <w:color w:val="243547"/>
+                <w:sz w:val="18"/>
               </w:rPr>
               <w:t>originalSystemCode</w:t>
             </w:r>
@@ -2841,23 +3090,27 @@
         </w:tc>
         <w:tc>
           <w:tcPr>
-            <w:tcW w:type="dxa" w:w="7320"/>
+            <w:tcW w:type="dxa" w:w="5096"/>
             <w:tcMar>
-              <w:top w:w="90" w:type="dxa"/>
+              <w:top w:w="70" w:type="dxa"/>
               <w:start w:w="100" w:type="dxa"/>
-              <w:bottom w:w="90" w:type="dxa"/>
+              <w:bottom w:w="70" w:type="dxa"/>
               <w:end w:w="100" w:type="dxa"/>
             </w:tcMar>
             <w:vAlign w:val="center"/>
+            <w:shd w:fill="FFFFFF"/>
           </w:tcPr>
           <w:p>
             <w:pPr>
               <w:spacing w:after="0" w:line="252" w:lineRule="auto" w:before="0"/>
+              <w:jc w:val="left"/>
             </w:pPr>
             <w:r>
               <w:rPr>
-                <w:rFonts w:ascii="Noto Sans KR" w:hAnsi="Noto Sans KR" w:eastAsia="Noto Sans KR"/>
-                <w:sz w:val="17"/>
+                <w:rFonts w:ascii="Noto Sans KR" w:hAnsi="Noto Sans KR" w:eastAsia="Noto Sans KR" w:cs="Noto Sans KR"/>
+                <w:b w:val="0"/>
+                <w:color w:val="243547"/>
+                <w:sz w:val="18"/>
               </w:rPr>
               <w:t>최초 System</w:t>
             </w:r>
@@ -2865,23 +3118,27 @@
         </w:tc>
         <w:tc>
           <w:tcPr>
-            <w:tcW w:type="dxa" w:w="4880"/>
+            <w:tcW w:type="dxa" w:w="6918"/>
             <w:tcMar>
-              <w:top w:w="90" w:type="dxa"/>
+              <w:top w:w="70" w:type="dxa"/>
               <w:start w:w="100" w:type="dxa"/>
-              <w:bottom w:w="90" w:type="dxa"/>
+              <w:bottom w:w="70" w:type="dxa"/>
               <w:end w:w="100" w:type="dxa"/>
             </w:tcMar>
             <w:vAlign w:val="center"/>
+            <w:shd w:fill="FFFFFF"/>
           </w:tcPr>
           <w:p>
             <w:pPr>
               <w:spacing w:after="0" w:line="252" w:lineRule="auto" w:before="0"/>
+              <w:jc w:val="left"/>
             </w:pPr>
             <w:r>
               <w:rPr>
-                <w:rFonts w:ascii="Noto Sans KR" w:hAnsi="Noto Sans KR" w:eastAsia="Noto Sans KR"/>
-                <w:sz w:val="17"/>
+                <w:rFonts w:ascii="Noto Sans KR" w:hAnsi="Noto Sans KR" w:eastAsia="Noto Sans KR" w:cs="Noto Sans KR"/>
+                <w:b w:val="0"/>
+                <w:color w:val="243547"/>
+                <w:sz w:val="18"/>
               </w:rPr>
               <w:t>불변</w:t>
             </w:r>
@@ -2895,30 +3152,25 @@
         <w:keepNext/>
       </w:pPr>
       <w:r>
+        <w:rPr>
+          <w:rFonts w:ascii="Noto Sans KR" w:hAnsi="Noto Sans KR" w:eastAsia="Noto Sans KR" w:cs="Noto Sans KR"/>
+        </w:rPr>
         <w:t>5 지원 DB</w:t>
       </w:r>
     </w:p>
     <w:p>
       <w:pPr>
         <w:spacing w:before="80" w:after="200"/>
-        <w:ind w:left="173" w:right="58"/>
-        <w:shd w:fill="F3F7FB"/>
+        <w:ind w:left="170" w:right="113"/>
+        <w:shd w:fill="F3F7FA"/>
+        <w:pStyle w:val="CPFSectionLead"/>
         <w:pBdr>
-          <w:left w:val="single" w:sz="18" w:space="8" w:color="4F46E5"/>
+          <w:left w:val="single" w:sz="16" w:space="7" w:color="8AA4BE"/>
         </w:pBdr>
       </w:pPr>
       <w:r>
         <w:rPr>
-          <w:b/>
-          <w:color w:val="362D91"/>
-          <w:sz w:val="20"/>
-        </w:rPr>
-        <w:t xml:space="preserve">이 장을 보는 이유  </w:t>
-      </w:r>
-      <w:r>
-        <w:rPr>
-          <w:color w:val="26374C"/>
-          <w:sz w:val="20"/>
+          <w:rFonts w:ascii="Noto Sans KR" w:hAnsi="Noto Sans KR" w:eastAsia="Noto Sans KR" w:cs="Noto Sans KR"/>
         </w:rPr>
         <w:t>공식 DB Vendor는 세 종류뿐입니다.</w:t>
       </w:r>
@@ -2928,6 +3180,9 @@
         <w:pStyle w:val="CPFLabel"/>
       </w:pPr>
       <w:r>
+        <w:rPr>
+          <w:rFonts w:ascii="Noto Sans KR" w:hAnsi="Noto Sans KR" w:eastAsia="Noto Sans KR" w:cs="Noto Sans KR"/>
+        </w:rPr>
         <w:t>DB3</w:t>
       </w:r>
     </w:p>
@@ -2944,16 +3199,17 @@
       </w:tblGrid>
       <w:tr>
         <w:trPr>
+          <w:trHeight w:hRule="atLeast" w:val="397"/>
           <w:tblHeader w:val="true"/>
         </w:trPr>
         <w:tc>
           <w:tcPr>
-            <w:tcW w:type="dxa" w:w="9912"/>
-            <w:shd w:fill="223A57"/>
+            <w:tcW w:type="dxa" w:w="8742"/>
+            <w:shd w:fill="0D2B45"/>
             <w:tcMar>
-              <w:top w:w="90" w:type="dxa"/>
+              <w:top w:w="70" w:type="dxa"/>
               <w:start w:w="100" w:type="dxa"/>
-              <w:bottom w:w="90" w:type="dxa"/>
+              <w:bottom w:w="70" w:type="dxa"/>
               <w:end w:w="100" w:type="dxa"/>
             </w:tcMar>
             <w:vAlign w:val="center"/>
@@ -2961,13 +3217,14 @@
           <w:p>
             <w:pPr>
               <w:spacing w:before="0" w:after="0" w:line="252" w:lineRule="auto"/>
-              <w:jc w:val="left"/>
+              <w:jc w:val="center"/>
             </w:pPr>
             <w:r>
               <w:rPr>
+                <w:rFonts w:ascii="Noto Sans KR" w:hAnsi="Noto Sans KR" w:eastAsia="Noto Sans KR" w:cs="Noto Sans KR"/>
                 <w:b/>
                 <w:color w:val="FFFFFF"/>
-                <w:sz w:val="16"/>
+                <w:sz w:val="18"/>
               </w:rPr>
               <w:t>Vendor</w:t>
             </w:r>
@@ -2975,12 +3232,12 @@
         </w:tc>
         <w:tc>
           <w:tcPr>
-            <w:tcW w:type="dxa" w:w="5337"/>
-            <w:shd w:fill="223A57"/>
+            <w:tcW w:type="dxa" w:w="7075"/>
+            <w:shd w:fill="0D2B45"/>
             <w:tcMar>
-              <w:top w:w="90" w:type="dxa"/>
+              <w:top w:w="70" w:type="dxa"/>
               <w:start w:w="100" w:type="dxa"/>
-              <w:bottom w:w="90" w:type="dxa"/>
+              <w:bottom w:w="70" w:type="dxa"/>
               <w:end w:w="100" w:type="dxa"/>
             </w:tcMar>
             <w:vAlign w:val="center"/>
@@ -2988,13 +3245,14 @@
           <w:p>
             <w:pPr>
               <w:spacing w:before="0" w:after="0" w:line="252" w:lineRule="auto"/>
-              <w:jc w:val="left"/>
+              <w:jc w:val="center"/>
             </w:pPr>
             <w:r>
               <w:rPr>
+                <w:rFonts w:ascii="Noto Sans KR" w:hAnsi="Noto Sans KR" w:eastAsia="Noto Sans KR" w:cs="Noto Sans KR"/>
                 <w:b/>
                 <w:color w:val="FFFFFF"/>
-                <w:sz w:val="16"/>
+                <w:sz w:val="18"/>
               </w:rPr>
               <w:t>상태</w:t>
             </w:r>
@@ -3004,26 +3262,31 @@
       <w:tr>
         <w:trPr>
           <w:cantSplit/>
+          <w:trHeight w:hRule="atLeast" w:val="351"/>
         </w:trPr>
         <w:tc>
           <w:tcPr>
-            <w:tcW w:type="dxa" w:w="9912"/>
+            <w:tcW w:type="dxa" w:w="8742"/>
             <w:tcMar>
-              <w:top w:w="90" w:type="dxa"/>
+              <w:top w:w="70" w:type="dxa"/>
               <w:start w:w="100" w:type="dxa"/>
-              <w:bottom w:w="90" w:type="dxa"/>
+              <w:bottom w:w="70" w:type="dxa"/>
               <w:end w:w="100" w:type="dxa"/>
             </w:tcMar>
             <w:vAlign w:val="center"/>
+            <w:shd w:fill="FFFFFF"/>
           </w:tcPr>
           <w:p>
             <w:pPr>
               <w:spacing w:after="0" w:line="252" w:lineRule="auto" w:before="0"/>
+              <w:jc w:val="left"/>
             </w:pPr>
             <w:r>
               <w:rPr>
-                <w:rFonts w:ascii="Noto Sans KR" w:hAnsi="Noto Sans KR" w:eastAsia="Noto Sans KR"/>
-                <w:sz w:val="17"/>
+                <w:rFonts w:ascii="Noto Sans KR" w:hAnsi="Noto Sans KR" w:eastAsia="Noto Sans KR" w:cs="Noto Sans KR"/>
+                <w:b w:val="0"/>
+                <w:color w:val="243547"/>
+                <w:sz w:val="18"/>
               </w:rPr>
               <w:t>Oracle</w:t>
             </w:r>
@@ -3031,23 +3294,27 @@
         </w:tc>
         <w:tc>
           <w:tcPr>
-            <w:tcW w:type="dxa" w:w="5337"/>
+            <w:tcW w:type="dxa" w:w="7075"/>
             <w:tcMar>
-              <w:top w:w="90" w:type="dxa"/>
+              <w:top w:w="70" w:type="dxa"/>
               <w:start w:w="100" w:type="dxa"/>
-              <w:bottom w:w="90" w:type="dxa"/>
+              <w:bottom w:w="70" w:type="dxa"/>
               <w:end w:w="100" w:type="dxa"/>
             </w:tcMar>
             <w:vAlign w:val="center"/>
+            <w:shd w:fill="FFFFFF"/>
           </w:tcPr>
           <w:p>
             <w:pPr>
               <w:spacing w:after="0" w:line="252" w:lineRule="auto" w:before="0"/>
+              <w:jc w:val="left"/>
             </w:pPr>
             <w:r>
               <w:rPr>
-                <w:rFonts w:ascii="Noto Sans KR" w:hAnsi="Noto Sans KR" w:eastAsia="Noto Sans KR"/>
-                <w:sz w:val="17"/>
+                <w:rFonts w:ascii="Noto Sans KR" w:hAnsi="Noto Sans KR" w:eastAsia="Noto Sans KR" w:cs="Noto Sans KR"/>
+                <w:b w:val="0"/>
+                <w:color w:val="243547"/>
+                <w:sz w:val="18"/>
               </w:rPr>
               <w:t>공식</w:t>
             </w:r>
@@ -3057,27 +3324,31 @@
       <w:tr>
         <w:trPr>
           <w:cantSplit/>
+          <w:trHeight w:hRule="atLeast" w:val="351"/>
         </w:trPr>
         <w:tc>
           <w:tcPr>
-            <w:tcW w:type="dxa" w:w="9912"/>
+            <w:tcW w:type="dxa" w:w="8742"/>
             <w:tcMar>
-              <w:top w:w="90" w:type="dxa"/>
+              <w:top w:w="70" w:type="dxa"/>
               <w:start w:w="100" w:type="dxa"/>
-              <w:bottom w:w="90" w:type="dxa"/>
+              <w:bottom w:w="70" w:type="dxa"/>
               <w:end w:w="100" w:type="dxa"/>
             </w:tcMar>
             <w:vAlign w:val="center"/>
-            <w:shd w:fill="F5F8FB"/>
+            <w:shd w:fill="F7FAFC"/>
           </w:tcPr>
           <w:p>
             <w:pPr>
               <w:spacing w:after="0" w:line="252" w:lineRule="auto" w:before="0"/>
+              <w:jc w:val="left"/>
             </w:pPr>
             <w:r>
               <w:rPr>
-                <w:rFonts w:ascii="Noto Sans KR" w:hAnsi="Noto Sans KR" w:eastAsia="Noto Sans KR"/>
-                <w:sz w:val="17"/>
+                <w:rFonts w:ascii="Noto Sans KR" w:hAnsi="Noto Sans KR" w:eastAsia="Noto Sans KR" w:cs="Noto Sans KR"/>
+                <w:b w:val="0"/>
+                <w:color w:val="243547"/>
+                <w:sz w:val="18"/>
               </w:rPr>
               <w:t>PostgreSQL</w:t>
             </w:r>
@@ -3085,24 +3356,27 @@
         </w:tc>
         <w:tc>
           <w:tcPr>
-            <w:tcW w:type="dxa" w:w="5337"/>
+            <w:tcW w:type="dxa" w:w="7075"/>
             <w:tcMar>
-              <w:top w:w="90" w:type="dxa"/>
+              <w:top w:w="70" w:type="dxa"/>
               <w:start w:w="100" w:type="dxa"/>
-              <w:bottom w:w="90" w:type="dxa"/>
+              <w:bottom w:w="70" w:type="dxa"/>
               <w:end w:w="100" w:type="dxa"/>
             </w:tcMar>
             <w:vAlign w:val="center"/>
-            <w:shd w:fill="F5F8FB"/>
+            <w:shd w:fill="F7FAFC"/>
           </w:tcPr>
           <w:p>
             <w:pPr>
               <w:spacing w:after="0" w:line="252" w:lineRule="auto" w:before="0"/>
+              <w:jc w:val="left"/>
             </w:pPr>
             <w:r>
               <w:rPr>
-                <w:rFonts w:ascii="Noto Sans KR" w:hAnsi="Noto Sans KR" w:eastAsia="Noto Sans KR"/>
-                <w:sz w:val="17"/>
+                <w:rFonts w:ascii="Noto Sans KR" w:hAnsi="Noto Sans KR" w:eastAsia="Noto Sans KR" w:cs="Noto Sans KR"/>
+                <w:b w:val="0"/>
+                <w:color w:val="243547"/>
+                <w:sz w:val="18"/>
               </w:rPr>
               <w:t>공식</w:t>
             </w:r>
@@ -3112,26 +3386,31 @@
       <w:tr>
         <w:trPr>
           <w:cantSplit/>
+          <w:trHeight w:hRule="atLeast" w:val="351"/>
         </w:trPr>
         <w:tc>
           <w:tcPr>
-            <w:tcW w:type="dxa" w:w="9912"/>
+            <w:tcW w:type="dxa" w:w="8742"/>
             <w:tcMar>
-              <w:top w:w="90" w:type="dxa"/>
+              <w:top w:w="70" w:type="dxa"/>
               <w:start w:w="100" w:type="dxa"/>
-              <w:bottom w:w="90" w:type="dxa"/>
+              <w:bottom w:w="70" w:type="dxa"/>
               <w:end w:w="100" w:type="dxa"/>
             </w:tcMar>
             <w:vAlign w:val="center"/>
+            <w:shd w:fill="FFFFFF"/>
           </w:tcPr>
           <w:p>
             <w:pPr>
               <w:spacing w:after="0" w:line="252" w:lineRule="auto" w:before="0"/>
+              <w:jc w:val="left"/>
             </w:pPr>
             <w:r>
               <w:rPr>
-                <w:rFonts w:ascii="Noto Sans KR" w:hAnsi="Noto Sans KR" w:eastAsia="Noto Sans KR"/>
-                <w:sz w:val="17"/>
+                <w:rFonts w:ascii="Noto Sans KR" w:hAnsi="Noto Sans KR" w:eastAsia="Noto Sans KR" w:cs="Noto Sans KR"/>
+                <w:b w:val="0"/>
+                <w:color w:val="243547"/>
+                <w:sz w:val="18"/>
               </w:rPr>
               <w:t>MariaDB</w:t>
             </w:r>
@@ -3139,23 +3418,27 @@
         </w:tc>
         <w:tc>
           <w:tcPr>
-            <w:tcW w:type="dxa" w:w="5337"/>
+            <w:tcW w:type="dxa" w:w="7075"/>
             <w:tcMar>
-              <w:top w:w="90" w:type="dxa"/>
+              <w:top w:w="70" w:type="dxa"/>
               <w:start w:w="100" w:type="dxa"/>
-              <w:bottom w:w="90" w:type="dxa"/>
+              <w:bottom w:w="70" w:type="dxa"/>
               <w:end w:w="100" w:type="dxa"/>
             </w:tcMar>
             <w:vAlign w:val="center"/>
+            <w:shd w:fill="FFFFFF"/>
           </w:tcPr>
           <w:p>
             <w:pPr>
               <w:spacing w:after="0" w:line="252" w:lineRule="auto" w:before="0"/>
+              <w:jc w:val="left"/>
             </w:pPr>
             <w:r>
               <w:rPr>
-                <w:rFonts w:ascii="Noto Sans KR" w:hAnsi="Noto Sans KR" w:eastAsia="Noto Sans KR"/>
-                <w:sz w:val="17"/>
+                <w:rFonts w:ascii="Noto Sans KR" w:hAnsi="Noto Sans KR" w:eastAsia="Noto Sans KR" w:cs="Noto Sans KR"/>
+                <w:b w:val="0"/>
+                <w:color w:val="243547"/>
+                <w:sz w:val="18"/>
               </w:rPr>
               <w:t>공식</w:t>
             </w:r>
@@ -3163,16 +3446,94 @@
         </w:tc>
       </w:tr>
     </w:tbl>
+    <w:p>
+      <w:pPr>
+        <w:pStyle w:val="CPFCallout"/>
+        <w:shd w:fill="EEF5FB"/>
+        <w:pBdr>
+          <w:left w:val="single" w:sz="18" w:space="8" w:color="4F46E5"/>
+        </w:pBdr>
+        <w:spacing w:before="80" w:after="140"/>
+        <w:ind w:left="170" w:right="113"/>
+      </w:pPr>
+      <w:r>
+        <w:rPr>
+          <w:rFonts w:ascii="Noto Sans KR" w:hAnsi="Noto Sans KR" w:eastAsia="Noto Sans KR" w:cs="Noto Sans KR"/>
+          <w:b/>
+          <w:color w:val="4F46E5"/>
+        </w:rPr>
+        <w:t xml:space="preserve">제외  </w:t>
+      </w:r>
+      <w:r>
+        <w:rPr>
+          <w:rFonts w:ascii="Noto Sans KR" w:hAnsi="Noto Sans KR" w:eastAsia="Noto Sans KR" w:cs="Noto Sans KR"/>
+        </w:rPr>
+        <w:t>MySQL·MSSQL·H2를 공식 지원 Vendor나 Evidence 기준으로 사용하지 않습니다.</w:t>
+      </w:r>
+    </w:p>
+    <w:p>
+      <w:pPr>
+        <w:pStyle w:val="Heading1"/>
+        <w:keepNext/>
+        <w:spacing w:before="320" w:after="120"/>
+      </w:pPr>
+      <w:r>
+        <w:rPr>
+          <w:rFonts w:ascii="Noto Sans KR" w:hAnsi="Noto Sans KR" w:eastAsia="Noto Sans KR" w:cs="Noto Sans KR"/>
+        </w:rPr>
+        <w:t>6 Topology와 Optionality</w:t>
+      </w:r>
+    </w:p>
+    <w:p>
+      <w:pPr>
+        <w:spacing w:before="20" w:after="80"/>
+        <w:ind w:left="170" w:right="113"/>
+        <w:shd w:fill="F3F7FA"/>
+        <w:pStyle w:val="CPFSectionLead"/>
+        <w:pBdr>
+          <w:left w:val="single" w:sz="16" w:space="7" w:color="8AA4BE"/>
+        </w:pBdr>
+      </w:pPr>
+      <w:r>
+        <w:rPr>
+          <w:rFonts w:ascii="Noto Sans KR" w:hAnsi="Noto Sans KR" w:eastAsia="Noto Sans KR" w:cs="Noto Sans KR"/>
+        </w:rPr>
+        <w:t>동일 JVM·분리 WAS·MSA에서 업무 계약은 유지하고 Transport만 바뀝니다.</w:t>
+      </w:r>
+    </w:p>
+    <w:p>
+      <w:pPr>
+        <w:pStyle w:val="CPFCaption"/>
+        <w:spacing w:before="20" w:after="80"/>
+        <w:jc w:val="left"/>
+      </w:pPr>
+      <w:r>
+        <w:rPr>
+          <w:rFonts w:ascii="Noto Sans KR" w:hAnsi="Noto Sans KR" w:eastAsia="Noto Sans KR" w:cs="Noto Sans KR"/>
+        </w:rPr>
+        <w:t>Core/Public 계약을 유지하면서 Runtime topology와 선택형 Gateway/Backoffice를 분리합니다.</w:t>
+      </w:r>
+    </w:p>
+    <w:p>
+      <w:pPr>
+        <w:pStyle w:val="CPFLabel"/>
+      </w:pPr>
+      <w:r>
+        <w:t>Topology 선택 기준</w:t>
+      </w:r>
+    </w:p>
     <w:tbl>
       <w:tblPr>
         <w:tblW w:type="auto" w:w="0"/>
         <w:jc w:val="center"/>
-        <w:tblLayout w:type="fixed"/>
+        <w:tblLayout w:type="autofit"/>
         <w:tblLook w:firstColumn="1" w:firstRow="1" w:lastColumn="0" w:lastRow="0" w:noHBand="0" w:noVBand="1" w:val="04A0"/>
       </w:tblPr>
       <w:tblGrid>
-        <w:gridCol w:w="7625"/>
-        <w:gridCol w:w="7625"/>
+        <w:gridCol w:w="3954"/>
+        <w:gridCol w:w="3954"/>
+        <w:gridCol w:w="3954"/>
+        <w:gridCol w:w="3954"/>
       </w:tblGrid>
       <w:tr>
         <w:trPr>
@@ -3180,55 +3541,569 @@
         </w:trPr>
         <w:tc>
           <w:tcPr>
-            <w:tcW w:type="dxa" w:w="3812"/>
-            <w:shd w:fill="223A57"/>
+            <w:tcW w:type="dxa" w:w="3954"/>
+            <w:vAlign w:val="center"/>
             <w:tcMar>
-              <w:top w:w="90" w:type="dxa"/>
-              <w:start w:w="100" w:type="dxa"/>
-              <w:bottom w:w="90" w:type="dxa"/>
-              <w:end w:w="100" w:type="dxa"/>
+              <w:top w:w="55" w:type="dxa"/>
+              <w:start w:w="80" w:type="dxa"/>
+              <w:bottom w:w="55" w:type="dxa"/>
+              <w:end w:w="80" w:type="dxa"/>
             </w:tcMar>
-            <w:vAlign w:val="center"/>
+            <w:shd w:fill="0D2B45"/>
           </w:tcPr>
           <w:p>
             <w:pPr>
-              <w:spacing w:before="0" w:after="0" w:line="252" w:lineRule="auto"/>
-              <w:jc w:val="left"/>
+              <w:spacing w:after="0" w:before="0" w:line="252" w:lineRule="auto"/>
+              <w:jc w:val="center"/>
             </w:pPr>
             <w:r>
               <w:rPr>
+                <w:rFonts w:ascii="Noto Sans KR" w:hAnsi="Noto Sans KR"/>
                 <w:b/>
                 <w:color w:val="FFFFFF"/>
-                <w:sz w:val="16"/>
+                <w:sz w:val="18"/>
               </w:rPr>
-              <w:t>제외</w:t>
+              <w:t>상황</w:t>
             </w:r>
           </w:p>
         </w:tc>
         <w:tc>
           <w:tcPr>
-            <w:tcW w:type="dxa" w:w="11437"/>
-            <w:shd w:fill="223A57"/>
+            <w:tcW w:type="dxa" w:w="3954"/>
+            <w:vAlign w:val="center"/>
             <w:tcMar>
-              <w:top w:w="90" w:type="dxa"/>
-              <w:start w:w="100" w:type="dxa"/>
-              <w:bottom w:w="90" w:type="dxa"/>
-              <w:end w:w="100" w:type="dxa"/>
+              <w:top w:w="55" w:type="dxa"/>
+              <w:start w:w="80" w:type="dxa"/>
+              <w:bottom w:w="55" w:type="dxa"/>
+              <w:end w:w="80" w:type="dxa"/>
             </w:tcMar>
-            <w:vAlign w:val="center"/>
+            <w:shd w:fill="0D2B45"/>
           </w:tcPr>
           <w:p>
             <w:pPr>
-              <w:spacing w:before="0" w:after="0" w:line="252" w:lineRule="auto"/>
+              <w:spacing w:after="0" w:before="0" w:line="252" w:lineRule="auto"/>
+              <w:jc w:val="center"/>
+            </w:pPr>
+            <w:r>
+              <w:rPr>
+                <w:rFonts w:ascii="Noto Sans KR" w:hAnsi="Noto Sans KR"/>
+                <w:b/>
+                <w:color w:val="FFFFFF"/>
+                <w:sz w:val="18"/>
+              </w:rPr>
+              <w:t>호출/진입 경계</w:t>
+            </w:r>
+          </w:p>
+        </w:tc>
+        <w:tc>
+          <w:tcPr>
+            <w:tcW w:type="dxa" w:w="3954"/>
+            <w:vAlign w:val="center"/>
+            <w:tcMar>
+              <w:top w:w="55" w:type="dxa"/>
+              <w:start w:w="80" w:type="dxa"/>
+              <w:bottom w:w="55" w:type="dxa"/>
+              <w:end w:w="80" w:type="dxa"/>
+            </w:tcMar>
+            <w:shd w:fill="0D2B45"/>
+          </w:tcPr>
+          <w:p>
+            <w:pPr>
+              <w:spacing w:after="0" w:before="0" w:line="252" w:lineRule="auto"/>
+              <w:jc w:val="center"/>
+            </w:pPr>
+            <w:r>
+              <w:rPr>
+                <w:rFonts w:ascii="Noto Sans KR" w:hAnsi="Noto Sans KR"/>
+                <w:b/>
+                <w:color w:val="FFFFFF"/>
+                <w:sz w:val="18"/>
+              </w:rPr>
+              <w:t>유지되는 계약</w:t>
+            </w:r>
+          </w:p>
+        </w:tc>
+        <w:tc>
+          <w:tcPr>
+            <w:tcW w:type="dxa" w:w="3954"/>
+            <w:vAlign w:val="center"/>
+            <w:tcMar>
+              <w:top w:w="55" w:type="dxa"/>
+              <w:start w:w="80" w:type="dxa"/>
+              <w:bottom w:w="55" w:type="dxa"/>
+              <w:end w:w="80" w:type="dxa"/>
+            </w:tcMar>
+            <w:shd w:fill="0D2B45"/>
+          </w:tcPr>
+          <w:p>
+            <w:pPr>
+              <w:spacing w:after="0" w:before="0" w:line="252" w:lineRule="auto"/>
+              <w:jc w:val="center"/>
+            </w:pPr>
+            <w:r>
+              <w:rPr>
+                <w:rFonts w:ascii="Noto Sans KR" w:hAnsi="Noto Sans KR"/>
+                <w:b/>
+                <w:color w:val="FFFFFF"/>
+                <w:sz w:val="18"/>
+              </w:rPr>
+              <w:t>선택 판단</w:t>
+            </w:r>
+          </w:p>
+        </w:tc>
+      </w:tr>
+      <w:tr>
+        <w:tc>
+          <w:tcPr>
+            <w:tcW w:type="dxa" w:w="3954"/>
+            <w:vAlign w:val="center"/>
+            <w:tcMar>
+              <w:top w:w="55" w:type="dxa"/>
+              <w:start w:w="80" w:type="dxa"/>
+              <w:bottom w:w="55" w:type="dxa"/>
+              <w:end w:w="80" w:type="dxa"/>
+            </w:tcMar>
+            <w:shd w:fill="FFFFFF"/>
+          </w:tcPr>
+          <w:p>
+            <w:pPr>
+              <w:spacing w:after="0" w:before="0" w:line="252" w:lineRule="auto"/>
               <w:jc w:val="left"/>
             </w:pPr>
             <w:r>
               <w:rPr>
-                <w:b/>
-                <w:color w:val="FFFFFF"/>
-                <w:sz w:val="16"/>
+                <w:rFonts w:ascii="Noto Sans KR" w:hAnsi="Noto Sans KR"/>
+                <w:b w:val="0"/>
+                <w:color w:val="243547"/>
+                <w:sz w:val="18"/>
               </w:rPr>
-              <w:t>MySQL·MSSQL·H2를 공식 지원 Vendor나 Evidence 기준으로 사용하지 않습니다.</w:t>
+              <w:t>Same JVM</w:t>
+            </w:r>
+          </w:p>
+        </w:tc>
+        <w:tc>
+          <w:tcPr>
+            <w:tcW w:type="dxa" w:w="3954"/>
+            <w:vAlign w:val="center"/>
+            <w:tcMar>
+              <w:top w:w="55" w:type="dxa"/>
+              <w:start w:w="80" w:type="dxa"/>
+              <w:bottom w:w="55" w:type="dxa"/>
+              <w:end w:w="80" w:type="dxa"/>
+            </w:tcMar>
+            <w:shd w:fill="FFFFFF"/>
+          </w:tcPr>
+          <w:p>
+            <w:pPr>
+              <w:spacing w:after="0" w:before="0" w:line="252" w:lineRule="auto"/>
+              <w:jc w:val="left"/>
+            </w:pPr>
+            <w:r>
+              <w:rPr>
+                <w:rFonts w:ascii="Noto Sans KR" w:hAnsi="Noto Sans KR"/>
+                <w:b w:val="0"/>
+                <w:color w:val="243547"/>
+                <w:sz w:val="18"/>
+              </w:rPr>
+              <w:t>Caller → in-process binding → Owner Domain</w:t>
+            </w:r>
+          </w:p>
+        </w:tc>
+        <w:tc>
+          <w:tcPr>
+            <w:tcW w:type="dxa" w:w="3954"/>
+            <w:vAlign w:val="center"/>
+            <w:tcMar>
+              <w:top w:w="55" w:type="dxa"/>
+              <w:start w:w="80" w:type="dxa"/>
+              <w:bottom w:w="55" w:type="dxa"/>
+              <w:end w:w="80" w:type="dxa"/>
+            </w:tcMar>
+            <w:shd w:fill="FFFFFF"/>
+          </w:tcPr>
+          <w:p>
+            <w:pPr>
+              <w:spacing w:after="0" w:before="0" w:line="252" w:lineRule="auto"/>
+              <w:jc w:val="left"/>
+            </w:pPr>
+            <w:r>
+              <w:rPr>
+                <w:rFonts w:ascii="Noto Sans KR" w:hAnsi="Noto Sans KR"/>
+                <w:b w:val="0"/>
+                <w:color w:val="243547"/>
+                <w:sz w:val="18"/>
+              </w:rPr>
+              <w:t>Domain Operation·CpfContext</w:t>
+            </w:r>
+          </w:p>
+        </w:tc>
+        <w:tc>
+          <w:tcPr>
+            <w:tcW w:type="dxa" w:w="3954"/>
+            <w:vAlign w:val="center"/>
+            <w:tcMar>
+              <w:top w:w="55" w:type="dxa"/>
+              <w:start w:w="80" w:type="dxa"/>
+              <w:bottom w:w="55" w:type="dxa"/>
+              <w:end w:w="80" w:type="dxa"/>
+            </w:tcMar>
+            <w:shd w:fill="FFFFFF"/>
+          </w:tcPr>
+          <w:p>
+            <w:pPr>
+              <w:spacing w:after="0" w:before="0" w:line="252" w:lineRule="auto"/>
+              <w:jc w:val="left"/>
+            </w:pPr>
+            <w:r>
+              <w:rPr>
+                <w:rFonts w:ascii="Noto Sans KR" w:hAnsi="Noto Sans KR"/>
+                <w:b w:val="0"/>
+                <w:color w:val="243547"/>
+                <w:sz w:val="18"/>
+              </w:rPr>
+              <w:t>self-HTTP·Gateway 재경유 금지</w:t>
+            </w:r>
+          </w:p>
+        </w:tc>
+      </w:tr>
+      <w:tr>
+        <w:tc>
+          <w:tcPr>
+            <w:tcW w:type="dxa" w:w="3954"/>
+            <w:vAlign w:val="center"/>
+            <w:tcMar>
+              <w:top w:w="55" w:type="dxa"/>
+              <w:start w:w="80" w:type="dxa"/>
+              <w:bottom w:w="55" w:type="dxa"/>
+              <w:end w:w="80" w:type="dxa"/>
+            </w:tcMar>
+            <w:shd w:fill="F7FAFC"/>
+          </w:tcPr>
+          <w:p>
+            <w:pPr>
+              <w:spacing w:after="0" w:before="0" w:line="252" w:lineRule="auto"/>
+              <w:jc w:val="left"/>
+            </w:pPr>
+            <w:r>
+              <w:rPr>
+                <w:rFonts w:ascii="Noto Sans KR" w:hAnsi="Noto Sans KR"/>
+                <w:b w:val="0"/>
+                <w:color w:val="243547"/>
+                <w:sz w:val="18"/>
+              </w:rPr>
+              <w:t>분리 WAS/MSA</w:t>
+            </w:r>
+          </w:p>
+        </w:tc>
+        <w:tc>
+          <w:tcPr>
+            <w:tcW w:type="dxa" w:w="3954"/>
+            <w:vAlign w:val="center"/>
+            <w:tcMar>
+              <w:top w:w="55" w:type="dxa"/>
+              <w:start w:w="80" w:type="dxa"/>
+              <w:bottom w:w="55" w:type="dxa"/>
+              <w:end w:w="80" w:type="dxa"/>
+            </w:tcMar>
+            <w:shd w:fill="F7FAFC"/>
+          </w:tcPr>
+          <w:p>
+            <w:pPr>
+              <w:spacing w:after="0" w:before="0" w:line="252" w:lineRule="auto"/>
+              <w:jc w:val="left"/>
+            </w:pPr>
+            <w:r>
+              <w:rPr>
+                <w:rFonts w:ascii="Noto Sans KR" w:hAnsi="Noto Sans KR"/>
+                <w:b w:val="0"/>
+                <w:color w:val="243547"/>
+                <w:sz w:val="18"/>
+              </w:rPr>
+              <w:t>Registry/Transport → Owner Domain</w:t>
+            </w:r>
+          </w:p>
+        </w:tc>
+        <w:tc>
+          <w:tcPr>
+            <w:tcW w:type="dxa" w:w="3954"/>
+            <w:vAlign w:val="center"/>
+            <w:tcMar>
+              <w:top w:w="55" w:type="dxa"/>
+              <w:start w:w="80" w:type="dxa"/>
+              <w:bottom w:w="55" w:type="dxa"/>
+              <w:end w:w="80" w:type="dxa"/>
+            </w:tcMar>
+            <w:shd w:fill="F7FAFC"/>
+          </w:tcPr>
+          <w:p>
+            <w:pPr>
+              <w:spacing w:after="0" w:before="0" w:line="252" w:lineRule="auto"/>
+              <w:jc w:val="left"/>
+            </w:pPr>
+            <w:r>
+              <w:rPr>
+                <w:rFonts w:ascii="Noto Sans KR" w:hAnsi="Noto Sans KR"/>
+                <w:b w:val="0"/>
+                <w:color w:val="243547"/>
+                <w:sz w:val="18"/>
+              </w:rPr>
+              <w:t>Domain Operation·System6·결과 상태</w:t>
+            </w:r>
+          </w:p>
+        </w:tc>
+        <w:tc>
+          <w:tcPr>
+            <w:tcW w:type="dxa" w:w="3954"/>
+            <w:vAlign w:val="center"/>
+            <w:tcMar>
+              <w:top w:w="55" w:type="dxa"/>
+              <w:start w:w="80" w:type="dxa"/>
+              <w:bottom w:w="55" w:type="dxa"/>
+              <w:end w:w="80" w:type="dxa"/>
+            </w:tcMar>
+            <w:shd w:fill="F7FAFC"/>
+          </w:tcPr>
+          <w:p>
+            <w:pPr>
+              <w:spacing w:after="0" w:before="0" w:line="252" w:lineRule="auto"/>
+              <w:jc w:val="left"/>
+            </w:pPr>
+            <w:r>
+              <w:rPr>
+                <w:rFonts w:ascii="Noto Sans KR" w:hAnsi="Noto Sans KR"/>
+                <w:b w:val="0"/>
+                <w:color w:val="243547"/>
+                <w:sz w:val="18"/>
+              </w:rPr>
+              <w:t>배포 위치만 바꾸고 업무 계약은 유지</w:t>
+            </w:r>
+          </w:p>
+        </w:tc>
+      </w:tr>
+      <w:tr>
+        <w:tc>
+          <w:tcPr>
+            <w:tcW w:type="dxa" w:w="3954"/>
+            <w:vAlign w:val="center"/>
+            <w:tcMar>
+              <w:top w:w="55" w:type="dxa"/>
+              <w:start w:w="80" w:type="dxa"/>
+              <w:bottom w:w="55" w:type="dxa"/>
+              <w:end w:w="80" w:type="dxa"/>
+            </w:tcMar>
+            <w:shd w:fill="FFFFFF"/>
+          </w:tcPr>
+          <w:p>
+            <w:pPr>
+              <w:spacing w:after="0" w:before="0" w:line="252" w:lineRule="auto"/>
+              <w:jc w:val="left"/>
+            </w:pPr>
+            <w:r>
+              <w:rPr>
+                <w:rFonts w:ascii="Noto Sans KR" w:hAnsi="Noto Sans KR"/>
+                <w:b w:val="0"/>
+                <w:color w:val="243547"/>
+                <w:sz w:val="18"/>
+              </w:rPr>
+              <w:t>외부 Entry</w:t>
+            </w:r>
+          </w:p>
+        </w:tc>
+        <w:tc>
+          <w:tcPr>
+            <w:tcW w:type="dxa" w:w="3954"/>
+            <w:vAlign w:val="center"/>
+            <w:tcMar>
+              <w:top w:w="55" w:type="dxa"/>
+              <w:start w:w="80" w:type="dxa"/>
+              <w:bottom w:w="55" w:type="dxa"/>
+              <w:end w:w="80" w:type="dxa"/>
+            </w:tcMar>
+            <w:shd w:fill="FFFFFF"/>
+          </w:tcPr>
+          <w:p>
+            <w:pPr>
+              <w:spacing w:after="0" w:before="0" w:line="252" w:lineRule="auto"/>
+              <w:jc w:val="left"/>
+            </w:pPr>
+            <w:r>
+              <w:rPr>
+                <w:rFonts w:ascii="Noto Sans KR" w:hAnsi="Noto Sans KR"/>
+                <w:b w:val="0"/>
+                <w:color w:val="243547"/>
+                <w:sz w:val="18"/>
+              </w:rPr>
+              <w:t>External → Gateway(선택) → Target</w:t>
+            </w:r>
+          </w:p>
+        </w:tc>
+        <w:tc>
+          <w:tcPr>
+            <w:tcW w:type="dxa" w:w="3954"/>
+            <w:vAlign w:val="center"/>
+            <w:tcMar>
+              <w:top w:w="55" w:type="dxa"/>
+              <w:start w:w="80" w:type="dxa"/>
+              <w:bottom w:w="55" w:type="dxa"/>
+              <w:end w:w="80" w:type="dxa"/>
+            </w:tcMar>
+            <w:shd w:fill="FFFFFF"/>
+          </w:tcPr>
+          <w:p>
+            <w:pPr>
+              <w:spacing w:after="0" w:before="0" w:line="252" w:lineRule="auto"/>
+              <w:jc w:val="left"/>
+            </w:pPr>
+            <w:r>
+              <w:rPr>
+                <w:rFonts w:ascii="Noto Sans KR" w:hAnsi="Noto Sans KR"/>
+                <w:b w:val="0"/>
+                <w:color w:val="243547"/>
+                <w:sz w:val="18"/>
+              </w:rPr>
+              <w:t>Edge Policy·Target Operation</w:t>
+            </w:r>
+          </w:p>
+        </w:tc>
+        <w:tc>
+          <w:tcPr>
+            <w:tcW w:type="dxa" w:w="3954"/>
+            <w:vAlign w:val="center"/>
+            <w:tcMar>
+              <w:top w:w="55" w:type="dxa"/>
+              <w:start w:w="80" w:type="dxa"/>
+              <w:bottom w:w="55" w:type="dxa"/>
+              <w:end w:w="80" w:type="dxa"/>
+            </w:tcMar>
+            <w:shd w:fill="FFFFFF"/>
+          </w:tcPr>
+          <w:p>
+            <w:pPr>
+              <w:spacing w:after="0" w:before="0" w:line="252" w:lineRule="auto"/>
+              <w:jc w:val="left"/>
+            </w:pPr>
+            <w:r>
+              <w:rPr>
+                <w:rFonts w:ascii="Noto Sans KR" w:hAnsi="Noto Sans KR"/>
+                <w:b w:val="0"/>
+                <w:color w:val="243547"/>
+                <w:sz w:val="18"/>
+              </w:rPr>
+              <w:t>인증·Route·Rate Limit 등 Edge 정책이 필요할 때</w:t>
+            </w:r>
+          </w:p>
+        </w:tc>
+      </w:tr>
+      <w:tr>
+        <w:tc>
+          <w:tcPr>
+            <w:tcW w:type="dxa" w:w="3954"/>
+            <w:vAlign w:val="center"/>
+            <w:tcMar>
+              <w:top w:w="55" w:type="dxa"/>
+              <w:start w:w="80" w:type="dxa"/>
+              <w:bottom w:w="55" w:type="dxa"/>
+              <w:end w:w="80" w:type="dxa"/>
+            </w:tcMar>
+            <w:shd w:fill="F7FAFC"/>
+          </w:tcPr>
+          <w:p>
+            <w:pPr>
+              <w:spacing w:after="0" w:before="0" w:line="252" w:lineRule="auto"/>
+              <w:jc w:val="left"/>
+            </w:pPr>
+            <w:r>
+              <w:rPr>
+                <w:rFonts w:ascii="Noto Sans KR" w:hAnsi="Noto Sans KR"/>
+                <w:b w:val="0"/>
+                <w:color w:val="243547"/>
+                <w:sz w:val="18"/>
+              </w:rPr>
+              <w:t>Backoffice/BFF</w:t>
+            </w:r>
+          </w:p>
+        </w:tc>
+        <w:tc>
+          <w:tcPr>
+            <w:tcW w:type="dxa" w:w="3954"/>
+            <w:vAlign w:val="center"/>
+            <w:tcMar>
+              <w:top w:w="55" w:type="dxa"/>
+              <w:start w:w="80" w:type="dxa"/>
+              <w:bottom w:w="55" w:type="dxa"/>
+              <w:end w:w="80" w:type="dxa"/>
+            </w:tcMar>
+            <w:shd w:fill="F7FAFC"/>
+          </w:tcPr>
+          <w:p>
+            <w:pPr>
+              <w:spacing w:after="0" w:before="0" w:line="252" w:lineRule="auto"/>
+              <w:jc w:val="left"/>
+            </w:pPr>
+            <w:r>
+              <w:rPr>
+                <w:rFonts w:ascii="Noto Sans KR" w:hAnsi="Noto Sans KR"/>
+                <w:b w:val="0"/>
+                <w:color w:val="243547"/>
+                <w:sz w:val="18"/>
+              </w:rPr>
+              <w:t>Channel/BFF → Owner Domain Contract</w:t>
+            </w:r>
+          </w:p>
+        </w:tc>
+        <w:tc>
+          <w:tcPr>
+            <w:tcW w:type="dxa" w:w="3954"/>
+            <w:vAlign w:val="center"/>
+            <w:tcMar>
+              <w:top w:w="55" w:type="dxa"/>
+              <w:start w:w="80" w:type="dxa"/>
+              <w:bottom w:w="55" w:type="dxa"/>
+              <w:end w:w="80" w:type="dxa"/>
+            </w:tcMar>
+            <w:shd w:fill="F7FAFC"/>
+          </w:tcPr>
+          <w:p>
+            <w:pPr>
+              <w:spacing w:after="0" w:before="0" w:line="252" w:lineRule="auto"/>
+              <w:jc w:val="left"/>
+            </w:pPr>
+            <w:r>
+              <w:rPr>
+                <w:rFonts w:ascii="Noto Sans KR" w:hAnsi="Noto Sans KR"/>
+                <w:b w:val="0"/>
+                <w:color w:val="243547"/>
+                <w:sz w:val="18"/>
+              </w:rPr>
+              <w:t>Owner·Permission·Audit</w:t>
+            </w:r>
+          </w:p>
+        </w:tc>
+        <w:tc>
+          <w:tcPr>
+            <w:tcW w:type="dxa" w:w="3954"/>
+            <w:vAlign w:val="center"/>
+            <w:tcMar>
+              <w:top w:w="55" w:type="dxa"/>
+              <w:start w:w="80" w:type="dxa"/>
+              <w:bottom w:w="55" w:type="dxa"/>
+              <w:end w:w="80" w:type="dxa"/>
+            </w:tcMar>
+            <w:shd w:fill="F7FAFC"/>
+          </w:tcPr>
+          <w:p>
+            <w:pPr>
+              <w:spacing w:after="0" w:before="0" w:line="252" w:lineRule="auto"/>
+              <w:jc w:val="left"/>
+            </w:pPr>
+            <w:r>
+              <w:rPr>
+                <w:rFonts w:ascii="Noto Sans KR" w:hAnsi="Noto Sans KR"/>
+                <w:b w:val="0"/>
+                <w:color w:val="243547"/>
+                <w:sz w:val="18"/>
+              </w:rPr>
+              <w:t>선택형 Surface이며 업무 원장을 직접 우회하지 않음</w:t>
             </w:r>
           </w:p>
         </w:tc>
@@ -3236,92 +4111,23 @@
     </w:tbl>
     <w:p>
       <w:pPr>
-        <w:pStyle w:val="Heading1"/>
-        <w:keepNext/>
+        <w:pStyle w:val="CPFCallout"/>
+        <w:shd w:fill="EEF5FB"/>
+        <w:pBdr>
+          <w:left w:val="single" w:sz="16" w:space="7" w:color="4F46E5"/>
+        </w:pBdr>
+        <w:spacing w:before="100" w:after="100"/>
+        <w:ind w:left="170"/>
       </w:pPr>
       <w:r>
-        <w:t>6 Topology와 Optionality</w:t>
-      </w:r>
-    </w:p>
-    <w:p>
-      <w:pPr>
-        <w:spacing w:before="80" w:after="200"/>
-        <w:ind w:left="173" w:right="58"/>
-        <w:shd w:fill="F3F7FB"/>
-        <w:pBdr>
-          <w:left w:val="single" w:sz="18" w:space="8" w:color="4F46E5"/>
-        </w:pBdr>
-      </w:pPr>
-      <w:r>
-        <w:rPr>
-          <w:b/>
-          <w:color w:val="362D91"/>
-          <w:sz w:val="20"/>
-        </w:rPr>
-        <w:t xml:space="preserve">이 장을 보는 이유  </w:t>
-      </w:r>
-      <w:r>
-        <w:rPr>
-          <w:color w:val="26374C"/>
-          <w:sz w:val="20"/>
-        </w:rPr>
-        <w:t>동일 JVM·분리 WAS·MSA에서 업무 계약은 유지하고 Transport만 바뀝니다.</w:t>
-      </w:r>
-    </w:p>
-    <w:p>
-      <w:pPr>
-        <w:spacing w:before="60" w:after="40"/>
-        <w:jc w:val="center"/>
-      </w:pPr>
-      <w:r>
-        <w:drawing>
-          <wp:inline xmlns:a="http://schemas.openxmlformats.org/drawingml/2006/main" xmlns:pic="http://schemas.openxmlformats.org/drawingml/2006/picture">
-            <wp:extent cx="8251545" cy="4584192"/>
-            <wp:docPr id="1" name="Picture 1" descr="CPF topology-independent Architecture" title="CPF topology-independent Architecture"/>
-            <wp:cNvGraphicFramePr>
-              <a:graphicFrameLocks noChangeAspect="1"/>
-            </wp:cNvGraphicFramePr>
-            <a:graphic>
-              <a:graphicData uri="http://schemas.openxmlformats.org/drawingml/2006/picture">
-                <pic:pic>
-                  <pic:nvPicPr>
-                    <pic:cNvPr id="0" name="architecture.png"/>
-                    <pic:cNvPicPr/>
-                  </pic:nvPicPr>
-                  <pic:blipFill>
-                    <a:blip r:embed="rId11"/>
-                    <a:stretch>
-                      <a:fillRect/>
-                    </a:stretch>
-                  </pic:blipFill>
-                  <pic:spPr>
-                    <a:xfrm>
-                      <a:off x="0" y="0"/>
-                      <a:ext cx="8251545" cy="4584192"/>
-                    </a:xfrm>
-                    <a:prstGeom prst="rect"/>
-                  </pic:spPr>
-                </pic:pic>
-              </a:graphicData>
-            </a:graphic>
-          </wp:inline>
-        </w:drawing>
-      </w:r>
-    </w:p>
-    <w:p>
-      <w:pPr>
-        <w:pStyle w:val="CPFCaption"/>
-        <w:jc w:val="left"/>
-      </w:pPr>
-      <w:r>
-        <w:t>Core/Public 계약을 유지하면서 Runtime topology와 선택형 Gateway/Backoffice를 분리합니다.</w:t>
+        <w:t>선택하지 않은 Optional Capability는 Bean·Thread·SQL·Endpoint Side Effect를 남기지 않는 것이 기본 계약입니다.</w:t>
       </w:r>
     </w:p>
     <w:sectPr>
       <w:headerReference w:type="default" r:id="rId9"/>
       <w:footerReference w:type="default" r:id="rId10"/>
       <w:pgSz w:w="16838" w:h="11906" w:orient="landscape"/>
-      <w:pgMar w:top="737" w:right="794" w:bottom="794" w:left="794" w:header="397" w:footer="454" w:gutter="0"/>
+      <w:pgMar w:top="510" w:right="510" w:bottom="510" w:left="510" w:header="255" w:footer="312" w:gutter="0"/>
       <w:cols w:space="720"/>
       <w:docGrid w:linePitch="360"/>
     </w:sectPr>
@@ -3741,7 +4547,7 @@
     <w:rPr>
       <w:rFonts w:ascii="Noto Sans KR" w:hAnsi="Noto Sans KR" w:eastAsia="Noto Sans KR"/>
       <w:color w:val="243547"/>
-      <w:sz w:val="19"/>
+      <w:sz w:val="20"/>
     </w:rPr>
   </w:style>
   <w:style w:type="paragraph" w:styleId="Header">
@@ -3799,7 +4605,7 @@
     <w:pPr>
       <w:keepNext/>
       <w:keepLines/>
-      <w:spacing w:before="480" w:after="180"/>
+      <w:spacing w:before="800" w:after="160"/>
       <w:outlineLvl w:val="0"/>
     </w:pPr>
     <w:rPr>
@@ -3807,7 +4613,7 @@
       <w:b/>
       <w:bCs/>
       <w:color w:val="17324D"/>
-      <w:sz w:val="38"/>
+      <w:sz w:val="34"/>
       <w:szCs w:val="28"/>
     </w:rPr>
   </w:style>
@@ -3823,7 +4629,7 @@
     <w:pPr>
       <w:keepNext/>
       <w:keepLines/>
-      <w:spacing w:before="340" w:after="120"/>
+      <w:spacing w:before="360" w:after="80"/>
       <w:ind w:left="113"/>
       <w:outlineLvl w:val="1"/>
     </w:pPr>
@@ -3832,7 +4638,7 @@
       <w:b/>
       <w:bCs/>
       <w:color w:val="4F46E5"/>
-      <w:sz w:val="28"/>
+      <w:sz w:val="27"/>
       <w:szCs w:val="26"/>
     </w:rPr>
   </w:style>
@@ -3848,7 +4654,7 @@
     <w:pPr>
       <w:keepNext/>
       <w:keepLines/>
-      <w:spacing w:before="240" w:after="80"/>
+      <w:spacing w:before="240" w:after="60"/>
       <w:ind w:left="255"/>
       <w:outlineLvl w:val="2"/>
     </w:pPr>
@@ -3857,7 +4663,7 @@
       <w:b/>
       <w:bCs/>
       <w:color w:val="17324D"/>
-      <w:sz w:val="22"/>
+      <w:sz w:val="23"/>
     </w:rPr>
   </w:style>
   <w:style w:type="paragraph" w:styleId="Heading4">
@@ -4088,10 +4894,12 @@
     <w:qFormat/>
     <w:rsid w:val="00FC693F"/>
     <w:pPr>
+      <w:keepNext/>
+      <w:keepLines/>
       <w:pBdr>
         <w:bottom w:val="single" w:sz="8" w:space="4" w:color="4F81BD" w:themeColor="accent1"/>
       </w:pBdr>
-      <w:spacing w:after="200" w:line="240" w:lineRule="auto"/>
+      <w:spacing w:after="140" w:line="240" w:lineRule="auto" w:before="0"/>
       <w:contextualSpacing/>
     </w:pPr>
     <w:rPr>
@@ -4100,7 +4908,7 @@
       <w:color w:val="071A2B"/>
       <w:spacing w:val="5"/>
       <w:kern w:val="28"/>
-      <w:sz w:val="50"/>
+      <w:sz w:val="48"/>
       <w:szCs w:val="52"/>
     </w:rPr>
   </w:style>
@@ -4128,9 +4936,12 @@
     <w:qFormat/>
     <w:rsid w:val="00FC693F"/>
     <w:pPr>
+      <w:keepNext/>
+      <w:keepLines/>
       <w:numPr>
         <w:ilvl w:val="1"/>
       </w:numPr>
+      <w:spacing w:before="0" w:after="180"/>
     </w:pPr>
     <w:rPr>
       <w:rFonts w:asciiTheme="majorHAnsi" w:eastAsiaTheme="majorEastAsia" w:hAnsiTheme="majorHAnsi" w:cstheme="majorBidi" w:ascii="Noto Sans KR" w:hAnsi="Noto Sans KR" w:eastAsia="Noto Sans KR"/>
@@ -4139,7 +4950,7 @@
       <w:iCs/>
       <w:color w:val="5E7186"/>
       <w:spacing w:val="15"/>
-      <w:sz w:val="22"/>
+      <w:sz w:val="23"/>
       <w:szCs w:val="24"/>
     </w:rPr>
   </w:style>
@@ -15434,39 +16245,119 @@
   <w:style w:type="paragraph" w:customStyle="1" w:styleId="CPFCode">
     <w:name w:val="CPF Code"/>
     <w:pPr>
-      <w:spacing w:before="40" w:after="80"/>
+      <w:spacing w:before="100" w:after="140" w:line="240" w:lineRule="auto"/>
       <w:ind w:left="283" w:right="170"/>
     </w:pPr>
     <w:rPr>
-      <w:rFonts w:ascii="DejaVu Sans Mono" w:hAnsi="DejaVu Sans Mono" w:eastAsia="DejaVu Sans Mono"/>
-      <w:color w:val="071A2B"/>
-      <w:sz w:val="16"/>
+      <w:rFonts w:ascii="Noto Sans KR" w:hAnsi="Noto Sans KR" w:eastAsia="DejaVu Sans Mono"/>
+      <w:b w:val="0"/>
+      <w:color w:val="F4F8FC"/>
+      <w:sz w:val="18"/>
     </w:rPr>
   </w:style>
   <w:style w:type="paragraph" w:customStyle="1" w:styleId="CPFCaption">
     <w:name w:val="CPF Caption"/>
     <w:pPr>
-      <w:spacing w:before="40" w:after="100"/>
+      <w:spacing w:before="60" w:after="160"/>
       <w:ind w:left="255" w:right="255"/>
     </w:pPr>
     <w:rPr>
       <w:rFonts w:ascii="Noto Sans KR" w:hAnsi="Noto Sans KR" w:eastAsia="Noto Sans KR"/>
       <w:color w:val="5E7186"/>
-      <w:sz w:val="16"/>
+      <w:sz w:val="18"/>
     </w:rPr>
   </w:style>
   <w:style w:type="paragraph" w:customStyle="1" w:styleId="CPFLabel">
     <w:name w:val="CPF Label"/>
     <w:pPr>
       <w:keepNext/>
-      <w:spacing w:before="140" w:after="40"/>
+      <w:spacing w:before="200" w:after="80"/>
       <w:ind w:left="255"/>
     </w:pPr>
     <w:rPr>
       <w:rFonts w:ascii="Noto Sans KR" w:hAnsi="Noto Sans KR" w:eastAsia="Noto Sans KR"/>
       <w:b/>
-      <w:color w:val="7154C7"/>
-      <w:sz w:val="21"/>
+      <w:color w:val="4F46E5"/>
+      <w:sz w:val="20"/>
+    </w:rPr>
+  </w:style>
+  <w:style w:type="paragraph" w:customStyle="1" w:styleId="CPFLead">
+    <w:name w:val="CPF Lead"/>
+    <w:basedOn w:val="Normal"/>
+    <w:pPr>
+      <w:spacing w:before="60" w:after="180" w:line="283" w:lineRule="auto"/>
+    </w:pPr>
+    <w:rPr>
+      <w:rFonts w:ascii="Noto Sans KR" w:hAnsi="Noto Sans KR"/>
+      <w:b w:val="0"/>
+      <w:color w:val="243547"/>
+      <w:sz w:val="20"/>
+    </w:rPr>
+  </w:style>
+  <w:style w:type="paragraph" w:customStyle="1" w:styleId="CPFSectionLead">
+    <w:name w:val="CPF Section Lead"/>
+    <w:basedOn w:val="Normal"/>
+    <w:pPr>
+      <w:spacing w:before="40" w:after="160" w:line="276" w:lineRule="auto"/>
+    </w:pPr>
+    <w:rPr>
+      <w:rFonts w:ascii="Noto Sans KR" w:hAnsi="Noto Sans KR"/>
+      <w:b w:val="0"/>
+      <w:color w:val="243547"/>
+      <w:sz w:val="19"/>
+    </w:rPr>
+  </w:style>
+  <w:style w:type="paragraph" w:customStyle="1" w:styleId="CPFCallout">
+    <w:name w:val="CPF Callout"/>
+    <w:basedOn w:val="Normal"/>
+    <w:pPr>
+      <w:spacing w:before="80" w:after="140" w:line="269" w:lineRule="auto"/>
+    </w:pPr>
+    <w:rPr>
+      <w:rFonts w:ascii="Noto Sans KR" w:hAnsi="Noto Sans KR"/>
+      <w:b w:val="0"/>
+      <w:color w:val="243547"/>
+      <w:sz w:val="19"/>
+    </w:rPr>
+  </w:style>
+  <w:style w:type="paragraph" w:customStyle="1" w:styleId="CPFWarning">
+    <w:name w:val="CPF Warning"/>
+    <w:basedOn w:val="Normal"/>
+    <w:pPr>
+      <w:spacing w:before="80" w:after="140" w:line="269" w:lineRule="auto"/>
+    </w:pPr>
+    <w:rPr>
+      <w:rFonts w:ascii="Noto Sans KR" w:hAnsi="Noto Sans KR"/>
+      <w:b w:val="0"/>
+      <w:color w:val="A85600"/>
+      <w:sz w:val="19"/>
+    </w:rPr>
+  </w:style>
+  <w:style w:type="paragraph" w:customStyle="1" w:styleId="CPFSource">
+    <w:name w:val="CPF Source"/>
+    <w:basedOn w:val="Normal"/>
+    <w:pPr>
+      <w:spacing w:before="60" w:after="120" w:line="252" w:lineRule="auto"/>
+    </w:pPr>
+    <w:rPr>
+      <w:rFonts w:ascii="Noto Sans KR" w:hAnsi="Noto Sans KR"/>
+      <w:b w:val="0"/>
+      <w:color w:val="5E7186"/>
+      <w:sz w:val="18"/>
+    </w:rPr>
+  </w:style>
+  <w:style w:type="paragraph" w:customStyle="1" w:styleId="CPFTOCEntry">
+    <w:name w:val="CPF TOC Entry"/>
+    <w:basedOn w:val="Normal"/>
+    <w:pPr>
+      <w:spacing w:before="0" w:after="50" w:line="252" w:lineRule="auto"/>
+      <w:ind w:left="113"/>
+    </w:pPr>
+    <w:rPr>
+      <w:rFonts w:ascii="Noto Sans KR" w:hAnsi="Noto Sans KR"/>
+      <w:b w:val="0"/>
+      <w:color w:val="243547"/>
+      <w:sz w:val="20"/>
     </w:rPr>
   </w:style>
 </w:styles>

--- a/cpf-docs/guides/07_Specification_기술_명세.docx
+++ b/cpf-docs/guides/07_Specification_기술_명세.docx
@@ -321,7 +321,6 @@
         <w:rPr>
           <w:rFonts w:ascii="Noto Sans KR" w:hAnsi="Noto Sans KR" w:eastAsia="Noto Sans KR" w:cs="Noto Sans KR"/>
         </w:rPr>
-        <w:br w:type="page"/>
       </w:r>
     </w:p>
     <w:p>
@@ -1244,16 +1243,16 @@
             <w:shd w:fill="183B63" w:val="clear"/>
             <w:vAlign w:val="center"/>
             <w:tcMar>
-              <w:top w:w="70" w:type="dxa"/>
-              <w:start w:w="90" w:type="dxa"/>
-              <w:bottom w:w="70" w:type="dxa"/>
-              <w:end w:w="90" w:type="dxa"/>
+              <w:top w:w="80" w:type="dxa"/>
+              <w:start w:w="100" w:type="dxa"/>
+              <w:bottom w:w="80" w:type="dxa"/>
+              <w:end w:w="100" w:type="dxa"/>
             </w:tcMar>
           </w:tcPr>
           <w:p>
             <w:pPr>
               <w:pStyle w:val="Normal"/>
-              <w:spacing w:lineRule="auto" w:line="274" w:before="0" w:after="46"/>
+              <w:spacing w:lineRule="auto" w:line="269" w:before="0" w:after="70"/>
               <w:ind w:start="0" w:end="0"/>
               <w:jc w:val="center"/>
               <w:rPr/>
@@ -1262,8 +1261,8 @@
               <w:rPr>
                 <w:rFonts w:ascii="Noto Sans KR" w:hAnsi="Noto Sans KR" w:cs="Noto Sans KR" w:eastAsia="Noto Sans KR"/>
                 <w:b/>
+                <w:sz w:val="19"/>
                 <w:color w:val="FFFFFF"/>
-                <w:sz w:val="18"/>
               </w:rPr>
               <w:t>영역</w:t>
             </w:r>
@@ -1281,16 +1280,16 @@
             <w:shd w:fill="183B63" w:val="clear"/>
             <w:vAlign w:val="center"/>
             <w:tcMar>
-              <w:top w:w="70" w:type="dxa"/>
-              <w:start w:w="90" w:type="dxa"/>
-              <w:bottom w:w="70" w:type="dxa"/>
-              <w:end w:w="90" w:type="dxa"/>
+              <w:top w:w="80" w:type="dxa"/>
+              <w:start w:w="100" w:type="dxa"/>
+              <w:bottom w:w="80" w:type="dxa"/>
+              <w:end w:w="100" w:type="dxa"/>
             </w:tcMar>
           </w:tcPr>
           <w:p>
             <w:pPr>
               <w:pStyle w:val="Normal"/>
-              <w:spacing w:lineRule="auto" w:line="274" w:before="0" w:after="46"/>
+              <w:spacing w:lineRule="auto" w:line="269" w:before="0" w:after="70"/>
               <w:ind w:start="0" w:end="0"/>
               <w:jc w:val="center"/>
               <w:rPr/>
@@ -1299,8 +1298,8 @@
               <w:rPr>
                 <w:rFonts w:ascii="Noto Sans KR" w:hAnsi="Noto Sans KR" w:cs="Noto Sans KR" w:eastAsia="Noto Sans KR"/>
                 <w:b/>
+                <w:sz w:val="19"/>
                 <w:color w:val="FFFFFF"/>
-                <w:sz w:val="18"/>
               </w:rPr>
               <w:t>계약</w:t>
             </w:r>
@@ -1324,16 +1323,16 @@
             <w:shd w:fill="FFFFFF" w:val="clear"/>
             <w:vAlign w:val="center"/>
             <w:tcMar>
-              <w:top w:w="58" w:type="dxa"/>
-              <w:start w:w="90" w:type="dxa"/>
-              <w:bottom w:w="58" w:type="dxa"/>
-              <w:end w:w="90" w:type="dxa"/>
+              <w:top w:w="80" w:type="dxa"/>
+              <w:start w:w="100" w:type="dxa"/>
+              <w:bottom w:w="80" w:type="dxa"/>
+              <w:end w:w="100" w:type="dxa"/>
             </w:tcMar>
           </w:tcPr>
           <w:p>
             <w:pPr>
               <w:pStyle w:val="Normal"/>
-              <w:spacing w:lineRule="auto" w:line="274" w:before="0" w:after="46"/>
+              <w:spacing w:lineRule="auto" w:line="269" w:before="0" w:after="70"/>
               <w:ind w:start="0" w:end="0"/>
               <w:jc w:val="left"/>
               <w:rPr/>
@@ -1361,16 +1360,16 @@
             <w:shd w:fill="FFFFFF" w:val="clear"/>
             <w:vAlign w:val="center"/>
             <w:tcMar>
-              <w:top w:w="58" w:type="dxa"/>
-              <w:start w:w="90" w:type="dxa"/>
-              <w:bottom w:w="58" w:type="dxa"/>
-              <w:end w:w="90" w:type="dxa"/>
+              <w:top w:w="80" w:type="dxa"/>
+              <w:start w:w="100" w:type="dxa"/>
+              <w:bottom w:w="80" w:type="dxa"/>
+              <w:end w:w="100" w:type="dxa"/>
             </w:tcMar>
           </w:tcPr>
           <w:p>
             <w:pPr>
               <w:pStyle w:val="Normal"/>
-              <w:spacing w:lineRule="auto" w:line="274" w:before="0" w:after="46"/>
+              <w:spacing w:lineRule="auto" w:line="269" w:before="0" w:after="70"/>
               <w:ind w:start="0" w:end="0"/>
               <w:jc w:val="left"/>
               <w:rPr/>
@@ -1404,16 +1403,16 @@
             <w:shd w:fill="F4F7FB" w:val="clear"/>
             <w:vAlign w:val="center"/>
             <w:tcMar>
-              <w:top w:w="58" w:type="dxa"/>
-              <w:start w:w="90" w:type="dxa"/>
-              <w:bottom w:w="58" w:type="dxa"/>
-              <w:end w:w="90" w:type="dxa"/>
+              <w:top w:w="80" w:type="dxa"/>
+              <w:start w:w="100" w:type="dxa"/>
+              <w:bottom w:w="80" w:type="dxa"/>
+              <w:end w:w="100" w:type="dxa"/>
             </w:tcMar>
           </w:tcPr>
           <w:p>
             <w:pPr>
               <w:pStyle w:val="Normal"/>
-              <w:spacing w:lineRule="auto" w:line="274" w:before="0" w:after="46"/>
+              <w:spacing w:lineRule="auto" w:line="269" w:before="0" w:after="70"/>
               <w:ind w:start="0" w:end="0"/>
               <w:jc w:val="left"/>
               <w:rPr/>
@@ -1441,16 +1440,16 @@
             <w:shd w:fill="F4F7FB" w:val="clear"/>
             <w:vAlign w:val="center"/>
             <w:tcMar>
-              <w:top w:w="58" w:type="dxa"/>
-              <w:start w:w="90" w:type="dxa"/>
-              <w:bottom w:w="58" w:type="dxa"/>
-              <w:end w:w="90" w:type="dxa"/>
+              <w:top w:w="80" w:type="dxa"/>
+              <w:start w:w="100" w:type="dxa"/>
+              <w:bottom w:w="80" w:type="dxa"/>
+              <w:end w:w="100" w:type="dxa"/>
             </w:tcMar>
           </w:tcPr>
           <w:p>
             <w:pPr>
               <w:pStyle w:val="Normal"/>
-              <w:spacing w:lineRule="auto" w:line="274" w:before="0" w:after="46"/>
+              <w:spacing w:lineRule="auto" w:line="269" w:before="0" w:after="70"/>
               <w:ind w:start="0" w:end="0"/>
               <w:jc w:val="left"/>
               <w:rPr/>
@@ -1484,16 +1483,16 @@
             <w:shd w:fill="FFFFFF" w:val="clear"/>
             <w:vAlign w:val="center"/>
             <w:tcMar>
-              <w:top w:w="58" w:type="dxa"/>
-              <w:start w:w="90" w:type="dxa"/>
-              <w:bottom w:w="58" w:type="dxa"/>
-              <w:end w:w="90" w:type="dxa"/>
+              <w:top w:w="80" w:type="dxa"/>
+              <w:start w:w="100" w:type="dxa"/>
+              <w:bottom w:w="80" w:type="dxa"/>
+              <w:end w:w="100" w:type="dxa"/>
             </w:tcMar>
           </w:tcPr>
           <w:p>
             <w:pPr>
               <w:pStyle w:val="Normal"/>
-              <w:spacing w:lineRule="auto" w:line="274" w:before="0" w:after="46"/>
+              <w:spacing w:lineRule="auto" w:line="269" w:before="0" w:after="70"/>
               <w:ind w:start="0" w:end="0"/>
               <w:jc w:val="left"/>
               <w:rPr/>
@@ -1521,16 +1520,16 @@
             <w:shd w:fill="FFFFFF" w:val="clear"/>
             <w:vAlign w:val="center"/>
             <w:tcMar>
-              <w:top w:w="58" w:type="dxa"/>
-              <w:start w:w="90" w:type="dxa"/>
-              <w:bottom w:w="58" w:type="dxa"/>
-              <w:end w:w="90" w:type="dxa"/>
+              <w:top w:w="80" w:type="dxa"/>
+              <w:start w:w="100" w:type="dxa"/>
+              <w:bottom w:w="80" w:type="dxa"/>
+              <w:end w:w="100" w:type="dxa"/>
             </w:tcMar>
           </w:tcPr>
           <w:p>
             <w:pPr>
               <w:pStyle w:val="Normal"/>
-              <w:spacing w:lineRule="auto" w:line="274" w:before="0" w:after="46"/>
+              <w:spacing w:lineRule="auto" w:line="269" w:before="0" w:after="70"/>
               <w:ind w:start="0" w:end="0"/>
               <w:jc w:val="left"/>
               <w:rPr/>
@@ -1564,16 +1563,16 @@
             <w:shd w:fill="F4F7FB" w:val="clear"/>
             <w:vAlign w:val="center"/>
             <w:tcMar>
-              <w:top w:w="58" w:type="dxa"/>
-              <w:start w:w="90" w:type="dxa"/>
-              <w:bottom w:w="58" w:type="dxa"/>
-              <w:end w:w="90" w:type="dxa"/>
+              <w:top w:w="80" w:type="dxa"/>
+              <w:start w:w="100" w:type="dxa"/>
+              <w:bottom w:w="80" w:type="dxa"/>
+              <w:end w:w="100" w:type="dxa"/>
             </w:tcMar>
           </w:tcPr>
           <w:p>
             <w:pPr>
               <w:pStyle w:val="Normal"/>
-              <w:spacing w:lineRule="auto" w:line="274" w:before="0" w:after="46"/>
+              <w:spacing w:lineRule="auto" w:line="269" w:before="0" w:after="70"/>
               <w:ind w:start="0" w:end="0"/>
               <w:jc w:val="left"/>
               <w:rPr/>
@@ -1601,16 +1600,16 @@
             <w:shd w:fill="F4F7FB" w:val="clear"/>
             <w:vAlign w:val="center"/>
             <w:tcMar>
-              <w:top w:w="58" w:type="dxa"/>
-              <w:start w:w="90" w:type="dxa"/>
-              <w:bottom w:w="58" w:type="dxa"/>
-              <w:end w:w="90" w:type="dxa"/>
+              <w:top w:w="80" w:type="dxa"/>
+              <w:start w:w="100" w:type="dxa"/>
+              <w:bottom w:w="80" w:type="dxa"/>
+              <w:end w:w="100" w:type="dxa"/>
             </w:tcMar>
           </w:tcPr>
           <w:p>
             <w:pPr>
               <w:pStyle w:val="Normal"/>
-              <w:spacing w:lineRule="auto" w:line="274" w:before="0" w:after="46"/>
+              <w:spacing w:lineRule="auto" w:line="269" w:before="0" w:after="70"/>
               <w:ind w:start="0" w:end="0"/>
               <w:jc w:val="left"/>
               <w:rPr/>
@@ -1644,16 +1643,16 @@
             <w:shd w:fill="FFFFFF" w:val="clear"/>
             <w:vAlign w:val="center"/>
             <w:tcMar>
-              <w:top w:w="58" w:type="dxa"/>
-              <w:start w:w="90" w:type="dxa"/>
-              <w:bottom w:w="58" w:type="dxa"/>
-              <w:end w:w="90" w:type="dxa"/>
+              <w:top w:w="80" w:type="dxa"/>
+              <w:start w:w="100" w:type="dxa"/>
+              <w:bottom w:w="80" w:type="dxa"/>
+              <w:end w:w="100" w:type="dxa"/>
             </w:tcMar>
           </w:tcPr>
           <w:p>
             <w:pPr>
               <w:pStyle w:val="Normal"/>
-              <w:spacing w:lineRule="auto" w:line="274" w:before="0" w:after="46"/>
+              <w:spacing w:lineRule="auto" w:line="269" w:before="0" w:after="70"/>
               <w:ind w:start="0" w:end="0"/>
               <w:jc w:val="left"/>
               <w:rPr/>
@@ -1681,16 +1680,16 @@
             <w:shd w:fill="FFFFFF" w:val="clear"/>
             <w:vAlign w:val="center"/>
             <w:tcMar>
-              <w:top w:w="58" w:type="dxa"/>
-              <w:start w:w="90" w:type="dxa"/>
-              <w:bottom w:w="58" w:type="dxa"/>
-              <w:end w:w="90" w:type="dxa"/>
+              <w:top w:w="80" w:type="dxa"/>
+              <w:start w:w="100" w:type="dxa"/>
+              <w:bottom w:w="80" w:type="dxa"/>
+              <w:end w:w="100" w:type="dxa"/>
             </w:tcMar>
           </w:tcPr>
           <w:p>
             <w:pPr>
               <w:pStyle w:val="Normal"/>
-              <w:spacing w:lineRule="auto" w:line="274" w:before="0" w:after="46"/>
+              <w:spacing w:lineRule="auto" w:line="269" w:before="0" w:after="70"/>
               <w:ind w:start="0" w:end="0"/>
               <w:jc w:val="left"/>
               <w:rPr/>
@@ -1724,16 +1723,16 @@
             <w:shd w:fill="F4F7FB" w:val="clear"/>
             <w:vAlign w:val="center"/>
             <w:tcMar>
-              <w:top w:w="58" w:type="dxa"/>
-              <w:start w:w="90" w:type="dxa"/>
-              <w:bottom w:w="58" w:type="dxa"/>
-              <w:end w:w="90" w:type="dxa"/>
+              <w:top w:w="80" w:type="dxa"/>
+              <w:start w:w="100" w:type="dxa"/>
+              <w:bottom w:w="80" w:type="dxa"/>
+              <w:end w:w="100" w:type="dxa"/>
             </w:tcMar>
           </w:tcPr>
           <w:p>
             <w:pPr>
               <w:pStyle w:val="Normal"/>
-              <w:spacing w:lineRule="auto" w:line="274" w:before="0" w:after="46"/>
+              <w:spacing w:lineRule="auto" w:line="269" w:before="0" w:after="70"/>
               <w:ind w:start="0" w:end="0"/>
               <w:jc w:val="left"/>
               <w:rPr/>
@@ -1761,16 +1760,16 @@
             <w:shd w:fill="F4F7FB" w:val="clear"/>
             <w:vAlign w:val="center"/>
             <w:tcMar>
-              <w:top w:w="58" w:type="dxa"/>
-              <w:start w:w="90" w:type="dxa"/>
-              <w:bottom w:w="58" w:type="dxa"/>
-              <w:end w:w="90" w:type="dxa"/>
+              <w:top w:w="80" w:type="dxa"/>
+              <w:start w:w="100" w:type="dxa"/>
+              <w:bottom w:w="80" w:type="dxa"/>
+              <w:end w:w="100" w:type="dxa"/>
             </w:tcMar>
           </w:tcPr>
           <w:p>
             <w:pPr>
               <w:pStyle w:val="Normal"/>
-              <w:spacing w:lineRule="auto" w:line="274" w:before="0" w:after="46"/>
+              <w:spacing w:lineRule="auto" w:line="269" w:before="0" w:after="70"/>
               <w:ind w:start="0" w:end="0"/>
               <w:jc w:val="left"/>
               <w:rPr/>
@@ -1804,16 +1803,16 @@
             <w:shd w:fill="FFFFFF" w:val="clear"/>
             <w:vAlign w:val="center"/>
             <w:tcMar>
-              <w:top w:w="58" w:type="dxa"/>
-              <w:start w:w="90" w:type="dxa"/>
-              <w:bottom w:w="58" w:type="dxa"/>
-              <w:end w:w="90" w:type="dxa"/>
+              <w:top w:w="80" w:type="dxa"/>
+              <w:start w:w="100" w:type="dxa"/>
+              <w:bottom w:w="80" w:type="dxa"/>
+              <w:end w:w="100" w:type="dxa"/>
             </w:tcMar>
           </w:tcPr>
           <w:p>
             <w:pPr>
               <w:pStyle w:val="Normal"/>
-              <w:spacing w:lineRule="auto" w:line="274" w:before="0" w:after="46"/>
+              <w:spacing w:lineRule="auto" w:line="269" w:before="0" w:after="70"/>
               <w:ind w:start="0" w:end="0"/>
               <w:jc w:val="left"/>
               <w:rPr/>
@@ -1841,16 +1840,16 @@
             <w:shd w:fill="FFFFFF" w:val="clear"/>
             <w:vAlign w:val="center"/>
             <w:tcMar>
-              <w:top w:w="58" w:type="dxa"/>
-              <w:start w:w="90" w:type="dxa"/>
-              <w:bottom w:w="58" w:type="dxa"/>
-              <w:end w:w="90" w:type="dxa"/>
+              <w:top w:w="80" w:type="dxa"/>
+              <w:start w:w="100" w:type="dxa"/>
+              <w:bottom w:w="80" w:type="dxa"/>
+              <w:end w:w="100" w:type="dxa"/>
             </w:tcMar>
           </w:tcPr>
           <w:p>
             <w:pPr>
               <w:pStyle w:val="Normal"/>
-              <w:spacing w:lineRule="auto" w:line="274" w:before="0" w:after="46"/>
+              <w:spacing w:lineRule="auto" w:line="269" w:before="0" w:after="70"/>
               <w:ind w:start="0" w:end="0"/>
               <w:jc w:val="left"/>
               <w:rPr/>
@@ -1884,16 +1883,16 @@
             <w:shd w:fill="F4F7FB" w:val="clear"/>
             <w:vAlign w:val="center"/>
             <w:tcMar>
-              <w:top w:w="58" w:type="dxa"/>
-              <w:start w:w="90" w:type="dxa"/>
-              <w:bottom w:w="58" w:type="dxa"/>
-              <w:end w:w="90" w:type="dxa"/>
+              <w:top w:w="80" w:type="dxa"/>
+              <w:start w:w="100" w:type="dxa"/>
+              <w:bottom w:w="80" w:type="dxa"/>
+              <w:end w:w="100" w:type="dxa"/>
             </w:tcMar>
           </w:tcPr>
           <w:p>
             <w:pPr>
               <w:pStyle w:val="Normal"/>
-              <w:spacing w:lineRule="auto" w:line="274" w:before="0" w:after="46"/>
+              <w:spacing w:lineRule="auto" w:line="269" w:before="0" w:after="70"/>
               <w:ind w:start="0" w:end="0"/>
               <w:jc w:val="left"/>
               <w:rPr/>
@@ -1921,16 +1920,16 @@
             <w:shd w:fill="F4F7FB" w:val="clear"/>
             <w:vAlign w:val="center"/>
             <w:tcMar>
-              <w:top w:w="58" w:type="dxa"/>
-              <w:start w:w="90" w:type="dxa"/>
-              <w:bottom w:w="58" w:type="dxa"/>
-              <w:end w:w="90" w:type="dxa"/>
+              <w:top w:w="80" w:type="dxa"/>
+              <w:start w:w="100" w:type="dxa"/>
+              <w:bottom w:w="80" w:type="dxa"/>
+              <w:end w:w="100" w:type="dxa"/>
             </w:tcMar>
           </w:tcPr>
           <w:p>
             <w:pPr>
               <w:pStyle w:val="Normal"/>
-              <w:spacing w:lineRule="auto" w:line="274" w:before="0" w:after="46"/>
+              <w:spacing w:lineRule="auto" w:line="269" w:before="0" w:after="70"/>
               <w:ind w:start="0" w:end="0"/>
               <w:jc w:val="left"/>
               <w:rPr/>
@@ -2138,16 +2137,16 @@
             <w:shd w:fill="183B63" w:val="clear"/>
             <w:vAlign w:val="center"/>
             <w:tcMar>
-              <w:top w:w="70" w:type="dxa"/>
-              <w:start w:w="90" w:type="dxa"/>
-              <w:bottom w:w="70" w:type="dxa"/>
-              <w:end w:w="90" w:type="dxa"/>
+              <w:top w:w="80" w:type="dxa"/>
+              <w:start w:w="100" w:type="dxa"/>
+              <w:bottom w:w="80" w:type="dxa"/>
+              <w:end w:w="100" w:type="dxa"/>
             </w:tcMar>
           </w:tcPr>
           <w:p>
             <w:pPr>
               <w:pStyle w:val="Normal"/>
-              <w:spacing w:lineRule="auto" w:line="274" w:before="0" w:after="46"/>
+              <w:spacing w:lineRule="auto" w:line="269" w:before="0" w:after="70"/>
               <w:ind w:start="0" w:end="0"/>
               <w:jc w:val="center"/>
               <w:rPr/>
@@ -2156,8 +2155,8 @@
               <w:rPr>
                 <w:rFonts w:ascii="Noto Sans KR" w:hAnsi="Noto Sans KR" w:cs="Noto Sans KR" w:eastAsia="Noto Sans KR"/>
                 <w:b/>
+                <w:sz w:val="19"/>
                 <w:color w:val="FFFFFF"/>
-                <w:sz w:val="18"/>
               </w:rPr>
               <w:t>항목</w:t>
             </w:r>
@@ -2175,16 +2174,16 @@
             <w:shd w:fill="183B63" w:val="clear"/>
             <w:vAlign w:val="center"/>
             <w:tcMar>
-              <w:top w:w="70" w:type="dxa"/>
-              <w:start w:w="90" w:type="dxa"/>
-              <w:bottom w:w="70" w:type="dxa"/>
-              <w:end w:w="90" w:type="dxa"/>
+              <w:top w:w="80" w:type="dxa"/>
+              <w:start w:w="100" w:type="dxa"/>
+              <w:bottom w:w="80" w:type="dxa"/>
+              <w:end w:w="100" w:type="dxa"/>
             </w:tcMar>
           </w:tcPr>
           <w:p>
             <w:pPr>
               <w:pStyle w:val="Normal"/>
-              <w:spacing w:lineRule="auto" w:line="274" w:before="0" w:after="46"/>
+              <w:spacing w:lineRule="auto" w:line="269" w:before="0" w:after="70"/>
               <w:ind w:start="0" w:end="0"/>
               <w:jc w:val="center"/>
               <w:rPr/>
@@ -2193,8 +2192,8 @@
               <w:rPr>
                 <w:rFonts w:ascii="Noto Sans KR" w:hAnsi="Noto Sans KR" w:cs="Noto Sans KR" w:eastAsia="Noto Sans KR"/>
                 <w:b/>
+                <w:sz w:val="19"/>
                 <w:color w:val="FFFFFF"/>
-                <w:sz w:val="18"/>
               </w:rPr>
               <w:t>버전</w:t>
             </w:r>
@@ -2202,8 +2201,8 @@
               <w:rPr>
                 <w:rFonts w:eastAsia="Noto Sans KR" w:cs="Noto Sans KR" w:ascii="Noto Sans KR" w:hAnsi="Noto Sans KR"/>
                 <w:b/>
+                <w:sz w:val="19"/>
                 <w:color w:val="FFFFFF"/>
-                <w:sz w:val="18"/>
               </w:rPr>
               <w:t>/</w:t>
             </w:r>
@@ -2211,8 +2210,8 @@
               <w:rPr>
                 <w:rFonts w:ascii="Noto Sans KR" w:hAnsi="Noto Sans KR" w:cs="Noto Sans KR" w:eastAsia="Noto Sans KR"/>
                 <w:b/>
+                <w:sz w:val="19"/>
                 <w:color w:val="FFFFFF"/>
-                <w:sz w:val="18"/>
               </w:rPr>
               <w:t>값</w:t>
             </w:r>
@@ -2236,16 +2235,16 @@
             <w:shd w:fill="FFFFFF" w:val="clear"/>
             <w:vAlign w:val="center"/>
             <w:tcMar>
-              <w:top w:w="58" w:type="dxa"/>
-              <w:start w:w="90" w:type="dxa"/>
-              <w:bottom w:w="58" w:type="dxa"/>
-              <w:end w:w="90" w:type="dxa"/>
+              <w:top w:w="80" w:type="dxa"/>
+              <w:start w:w="100" w:type="dxa"/>
+              <w:bottom w:w="80" w:type="dxa"/>
+              <w:end w:w="100" w:type="dxa"/>
             </w:tcMar>
           </w:tcPr>
           <w:p>
             <w:pPr>
               <w:pStyle w:val="Normal"/>
-              <w:spacing w:lineRule="auto" w:line="274" w:before="0" w:after="46"/>
+              <w:spacing w:lineRule="auto" w:line="269" w:before="0" w:after="70"/>
               <w:ind w:start="0" w:end="0"/>
               <w:jc w:val="left"/>
               <w:rPr/>
@@ -2273,16 +2272,16 @@
             <w:shd w:fill="FFFFFF" w:val="clear"/>
             <w:vAlign w:val="center"/>
             <w:tcMar>
-              <w:top w:w="58" w:type="dxa"/>
-              <w:start w:w="90" w:type="dxa"/>
-              <w:bottom w:w="58" w:type="dxa"/>
-              <w:end w:w="90" w:type="dxa"/>
+              <w:top w:w="80" w:type="dxa"/>
+              <w:start w:w="100" w:type="dxa"/>
+              <w:bottom w:w="80" w:type="dxa"/>
+              <w:end w:w="100" w:type="dxa"/>
             </w:tcMar>
           </w:tcPr>
           <w:p>
             <w:pPr>
               <w:pStyle w:val="Normal"/>
-              <w:spacing w:lineRule="auto" w:line="274" w:before="0" w:after="46"/>
+              <w:spacing w:lineRule="auto" w:line="269" w:before="0" w:after="70"/>
               <w:ind w:start="0" w:end="0"/>
               <w:jc w:val="left"/>
               <w:rPr/>
@@ -2316,16 +2315,16 @@
             <w:shd w:fill="F4F7FB" w:val="clear"/>
             <w:vAlign w:val="center"/>
             <w:tcMar>
-              <w:top w:w="58" w:type="dxa"/>
-              <w:start w:w="90" w:type="dxa"/>
-              <w:bottom w:w="58" w:type="dxa"/>
-              <w:end w:w="90" w:type="dxa"/>
+              <w:top w:w="80" w:type="dxa"/>
+              <w:start w:w="100" w:type="dxa"/>
+              <w:bottom w:w="80" w:type="dxa"/>
+              <w:end w:w="100" w:type="dxa"/>
             </w:tcMar>
           </w:tcPr>
           <w:p>
             <w:pPr>
               <w:pStyle w:val="Normal"/>
-              <w:spacing w:lineRule="auto" w:line="274" w:before="0" w:after="46"/>
+              <w:spacing w:lineRule="auto" w:line="269" w:before="0" w:after="70"/>
               <w:ind w:start="0" w:end="0"/>
               <w:jc w:val="left"/>
               <w:rPr/>
@@ -2353,16 +2352,16 @@
             <w:shd w:fill="F4F7FB" w:val="clear"/>
             <w:vAlign w:val="center"/>
             <w:tcMar>
-              <w:top w:w="58" w:type="dxa"/>
-              <w:start w:w="90" w:type="dxa"/>
-              <w:bottom w:w="58" w:type="dxa"/>
-              <w:end w:w="90" w:type="dxa"/>
+              <w:top w:w="80" w:type="dxa"/>
+              <w:start w:w="100" w:type="dxa"/>
+              <w:bottom w:w="80" w:type="dxa"/>
+              <w:end w:w="100" w:type="dxa"/>
             </w:tcMar>
           </w:tcPr>
           <w:p>
             <w:pPr>
               <w:pStyle w:val="Normal"/>
-              <w:spacing w:lineRule="auto" w:line="274" w:before="0" w:after="46"/>
+              <w:spacing w:lineRule="auto" w:line="269" w:before="0" w:after="70"/>
               <w:ind w:start="0" w:end="0"/>
               <w:jc w:val="left"/>
               <w:rPr/>
@@ -2396,16 +2395,16 @@
             <w:shd w:fill="FFFFFF" w:val="clear"/>
             <w:vAlign w:val="center"/>
             <w:tcMar>
-              <w:top w:w="58" w:type="dxa"/>
-              <w:start w:w="90" w:type="dxa"/>
-              <w:bottom w:w="58" w:type="dxa"/>
-              <w:end w:w="90" w:type="dxa"/>
+              <w:top w:w="80" w:type="dxa"/>
+              <w:start w:w="100" w:type="dxa"/>
+              <w:bottom w:w="80" w:type="dxa"/>
+              <w:end w:w="100" w:type="dxa"/>
             </w:tcMar>
           </w:tcPr>
           <w:p>
             <w:pPr>
               <w:pStyle w:val="Normal"/>
-              <w:spacing w:lineRule="auto" w:line="274" w:before="0" w:after="46"/>
+              <w:spacing w:lineRule="auto" w:line="269" w:before="0" w:after="70"/>
               <w:ind w:start="0" w:end="0"/>
               <w:jc w:val="left"/>
               <w:rPr/>
@@ -2433,16 +2432,16 @@
             <w:shd w:fill="FFFFFF" w:val="clear"/>
             <w:vAlign w:val="center"/>
             <w:tcMar>
-              <w:top w:w="58" w:type="dxa"/>
-              <w:start w:w="90" w:type="dxa"/>
-              <w:bottom w:w="58" w:type="dxa"/>
-              <w:end w:w="90" w:type="dxa"/>
+              <w:top w:w="80" w:type="dxa"/>
+              <w:start w:w="100" w:type="dxa"/>
+              <w:bottom w:w="80" w:type="dxa"/>
+              <w:end w:w="100" w:type="dxa"/>
             </w:tcMar>
           </w:tcPr>
           <w:p>
             <w:pPr>
               <w:pStyle w:val="Normal"/>
-              <w:spacing w:lineRule="auto" w:line="274" w:before="0" w:after="46"/>
+              <w:spacing w:lineRule="auto" w:line="269" w:before="0" w:after="70"/>
               <w:ind w:start="0" w:end="0"/>
               <w:jc w:val="left"/>
               <w:rPr/>
@@ -2476,16 +2475,16 @@
             <w:shd w:fill="F4F7FB" w:val="clear"/>
             <w:vAlign w:val="center"/>
             <w:tcMar>
-              <w:top w:w="58" w:type="dxa"/>
-              <w:start w:w="90" w:type="dxa"/>
-              <w:bottom w:w="58" w:type="dxa"/>
-              <w:end w:w="90" w:type="dxa"/>
+              <w:top w:w="80" w:type="dxa"/>
+              <w:start w:w="100" w:type="dxa"/>
+              <w:bottom w:w="80" w:type="dxa"/>
+              <w:end w:w="100" w:type="dxa"/>
             </w:tcMar>
           </w:tcPr>
           <w:p>
             <w:pPr>
               <w:pStyle w:val="Normal"/>
-              <w:spacing w:lineRule="auto" w:line="274" w:before="0" w:after="46"/>
+              <w:spacing w:lineRule="auto" w:line="269" w:before="0" w:after="70"/>
               <w:ind w:start="0" w:end="0"/>
               <w:jc w:val="left"/>
               <w:rPr/>
@@ -2513,16 +2512,16 @@
             <w:shd w:fill="F4F7FB" w:val="clear"/>
             <w:vAlign w:val="center"/>
             <w:tcMar>
-              <w:top w:w="58" w:type="dxa"/>
-              <w:start w:w="90" w:type="dxa"/>
-              <w:bottom w:w="58" w:type="dxa"/>
-              <w:end w:w="90" w:type="dxa"/>
+              <w:top w:w="80" w:type="dxa"/>
+              <w:start w:w="100" w:type="dxa"/>
+              <w:bottom w:w="80" w:type="dxa"/>
+              <w:end w:w="100" w:type="dxa"/>
             </w:tcMar>
           </w:tcPr>
           <w:p>
             <w:pPr>
               <w:pStyle w:val="Normal"/>
-              <w:spacing w:lineRule="auto" w:line="274" w:before="0" w:after="46"/>
+              <w:spacing w:lineRule="auto" w:line="269" w:before="0" w:after="70"/>
               <w:ind w:start="0" w:end="0"/>
               <w:jc w:val="left"/>
               <w:rPr/>
@@ -2556,16 +2555,16 @@
             <w:shd w:fill="FFFFFF" w:val="clear"/>
             <w:vAlign w:val="center"/>
             <w:tcMar>
-              <w:top w:w="58" w:type="dxa"/>
-              <w:start w:w="90" w:type="dxa"/>
-              <w:bottom w:w="58" w:type="dxa"/>
-              <w:end w:w="90" w:type="dxa"/>
+              <w:top w:w="80" w:type="dxa"/>
+              <w:start w:w="100" w:type="dxa"/>
+              <w:bottom w:w="80" w:type="dxa"/>
+              <w:end w:w="100" w:type="dxa"/>
             </w:tcMar>
           </w:tcPr>
           <w:p>
             <w:pPr>
               <w:pStyle w:val="Normal"/>
-              <w:spacing w:lineRule="auto" w:line="274" w:before="0" w:after="46"/>
+              <w:spacing w:lineRule="auto" w:line="269" w:before="0" w:after="70"/>
               <w:ind w:start="0" w:end="0"/>
               <w:jc w:val="left"/>
               <w:rPr/>
@@ -2593,16 +2592,16 @@
             <w:shd w:fill="FFFFFF" w:val="clear"/>
             <w:vAlign w:val="center"/>
             <w:tcMar>
-              <w:top w:w="58" w:type="dxa"/>
-              <w:start w:w="90" w:type="dxa"/>
-              <w:bottom w:w="58" w:type="dxa"/>
-              <w:end w:w="90" w:type="dxa"/>
+              <w:top w:w="80" w:type="dxa"/>
+              <w:start w:w="100" w:type="dxa"/>
+              <w:bottom w:w="80" w:type="dxa"/>
+              <w:end w:w="100" w:type="dxa"/>
             </w:tcMar>
           </w:tcPr>
           <w:p>
             <w:pPr>
               <w:pStyle w:val="Normal"/>
-              <w:spacing w:lineRule="auto" w:line="274" w:before="0" w:after="46"/>
+              <w:spacing w:lineRule="auto" w:line="269" w:before="0" w:after="70"/>
               <w:ind w:start="0" w:end="0"/>
               <w:jc w:val="left"/>
               <w:rPr/>
@@ -2636,16 +2635,16 @@
             <w:shd w:fill="F4F7FB" w:val="clear"/>
             <w:vAlign w:val="center"/>
             <w:tcMar>
-              <w:top w:w="58" w:type="dxa"/>
-              <w:start w:w="90" w:type="dxa"/>
-              <w:bottom w:w="58" w:type="dxa"/>
-              <w:end w:w="90" w:type="dxa"/>
+              <w:top w:w="80" w:type="dxa"/>
+              <w:start w:w="100" w:type="dxa"/>
+              <w:bottom w:w="80" w:type="dxa"/>
+              <w:end w:w="100" w:type="dxa"/>
             </w:tcMar>
           </w:tcPr>
           <w:p>
             <w:pPr>
               <w:pStyle w:val="Normal"/>
-              <w:spacing w:lineRule="auto" w:line="274" w:before="0" w:after="46"/>
+              <w:spacing w:lineRule="auto" w:line="269" w:before="0" w:after="70"/>
               <w:ind w:start="0" w:end="0"/>
               <w:jc w:val="left"/>
               <w:rPr/>
@@ -2673,16 +2672,16 @@
             <w:shd w:fill="F4F7FB" w:val="clear"/>
             <w:vAlign w:val="center"/>
             <w:tcMar>
-              <w:top w:w="58" w:type="dxa"/>
-              <w:start w:w="90" w:type="dxa"/>
-              <w:bottom w:w="58" w:type="dxa"/>
-              <w:end w:w="90" w:type="dxa"/>
+              <w:top w:w="80" w:type="dxa"/>
+              <w:start w:w="100" w:type="dxa"/>
+              <w:bottom w:w="80" w:type="dxa"/>
+              <w:end w:w="100" w:type="dxa"/>
             </w:tcMar>
           </w:tcPr>
           <w:p>
             <w:pPr>
               <w:pStyle w:val="Normal"/>
-              <w:spacing w:lineRule="auto" w:line="274" w:before="0" w:after="46"/>
+              <w:spacing w:lineRule="auto" w:line="269" w:before="0" w:after="70"/>
               <w:ind w:start="0" w:end="0"/>
               <w:jc w:val="left"/>
               <w:rPr/>
@@ -2716,16 +2715,16 @@
             <w:shd w:fill="FFFFFF" w:val="clear"/>
             <w:vAlign w:val="center"/>
             <w:tcMar>
-              <w:top w:w="58" w:type="dxa"/>
-              <w:start w:w="90" w:type="dxa"/>
-              <w:bottom w:w="58" w:type="dxa"/>
-              <w:end w:w="90" w:type="dxa"/>
+              <w:top w:w="80" w:type="dxa"/>
+              <w:start w:w="100" w:type="dxa"/>
+              <w:bottom w:w="80" w:type="dxa"/>
+              <w:end w:w="100" w:type="dxa"/>
             </w:tcMar>
           </w:tcPr>
           <w:p>
             <w:pPr>
               <w:pStyle w:val="Normal"/>
-              <w:spacing w:lineRule="auto" w:line="274" w:before="0" w:after="46"/>
+              <w:spacing w:lineRule="auto" w:line="269" w:before="0" w:after="70"/>
               <w:ind w:start="0" w:end="0"/>
               <w:jc w:val="left"/>
               <w:rPr/>
@@ -2753,16 +2752,16 @@
             <w:shd w:fill="FFFFFF" w:val="clear"/>
             <w:vAlign w:val="center"/>
             <w:tcMar>
-              <w:top w:w="58" w:type="dxa"/>
-              <w:start w:w="90" w:type="dxa"/>
-              <w:bottom w:w="58" w:type="dxa"/>
-              <w:end w:w="90" w:type="dxa"/>
+              <w:top w:w="80" w:type="dxa"/>
+              <w:start w:w="100" w:type="dxa"/>
+              <w:bottom w:w="80" w:type="dxa"/>
+              <w:end w:w="100" w:type="dxa"/>
             </w:tcMar>
           </w:tcPr>
           <w:p>
             <w:pPr>
               <w:pStyle w:val="Normal"/>
-              <w:spacing w:lineRule="auto" w:line="274" w:before="0" w:after="46"/>
+              <w:spacing w:lineRule="auto" w:line="269" w:before="0" w:after="70"/>
               <w:ind w:start="0" w:end="0"/>
               <w:jc w:val="left"/>
               <w:rPr/>
@@ -2796,16 +2795,16 @@
             <w:shd w:fill="F4F7FB" w:val="clear"/>
             <w:vAlign w:val="center"/>
             <w:tcMar>
-              <w:top w:w="58" w:type="dxa"/>
-              <w:start w:w="90" w:type="dxa"/>
-              <w:bottom w:w="58" w:type="dxa"/>
-              <w:end w:w="90" w:type="dxa"/>
+              <w:top w:w="80" w:type="dxa"/>
+              <w:start w:w="100" w:type="dxa"/>
+              <w:bottom w:w="80" w:type="dxa"/>
+              <w:end w:w="100" w:type="dxa"/>
             </w:tcMar>
           </w:tcPr>
           <w:p>
             <w:pPr>
               <w:pStyle w:val="Normal"/>
-              <w:spacing w:lineRule="auto" w:line="274" w:before="0" w:after="46"/>
+              <w:spacing w:lineRule="auto" w:line="269" w:before="0" w:after="70"/>
               <w:ind w:start="0" w:end="0"/>
               <w:jc w:val="left"/>
               <w:rPr/>
@@ -2833,16 +2832,16 @@
             <w:shd w:fill="F4F7FB" w:val="clear"/>
             <w:vAlign w:val="center"/>
             <w:tcMar>
-              <w:top w:w="58" w:type="dxa"/>
-              <w:start w:w="90" w:type="dxa"/>
-              <w:bottom w:w="58" w:type="dxa"/>
-              <w:end w:w="90" w:type="dxa"/>
+              <w:top w:w="80" w:type="dxa"/>
+              <w:start w:w="100" w:type="dxa"/>
+              <w:bottom w:w="80" w:type="dxa"/>
+              <w:end w:w="100" w:type="dxa"/>
             </w:tcMar>
           </w:tcPr>
           <w:p>
             <w:pPr>
               <w:pStyle w:val="Normal"/>
-              <w:spacing w:lineRule="auto" w:line="274" w:before="0" w:after="46"/>
+              <w:spacing w:lineRule="auto" w:line="269" w:before="0" w:after="70"/>
               <w:ind w:start="0" w:end="0"/>
               <w:jc w:val="left"/>
               <w:rPr/>
@@ -2876,16 +2875,16 @@
             <w:shd w:fill="FFFFFF" w:val="clear"/>
             <w:vAlign w:val="center"/>
             <w:tcMar>
-              <w:top w:w="58" w:type="dxa"/>
-              <w:start w:w="90" w:type="dxa"/>
-              <w:bottom w:w="58" w:type="dxa"/>
-              <w:end w:w="90" w:type="dxa"/>
+              <w:top w:w="80" w:type="dxa"/>
+              <w:start w:w="100" w:type="dxa"/>
+              <w:bottom w:w="80" w:type="dxa"/>
+              <w:end w:w="100" w:type="dxa"/>
             </w:tcMar>
           </w:tcPr>
           <w:p>
             <w:pPr>
               <w:pStyle w:val="Normal"/>
-              <w:spacing w:lineRule="auto" w:line="274" w:before="0" w:after="46"/>
+              <w:spacing w:lineRule="auto" w:line="269" w:before="0" w:after="70"/>
               <w:ind w:start="0" w:end="0"/>
               <w:jc w:val="left"/>
               <w:rPr/>
@@ -2913,16 +2912,16 @@
             <w:shd w:fill="FFFFFF" w:val="clear"/>
             <w:vAlign w:val="center"/>
             <w:tcMar>
-              <w:top w:w="58" w:type="dxa"/>
-              <w:start w:w="90" w:type="dxa"/>
-              <w:bottom w:w="58" w:type="dxa"/>
-              <w:end w:w="90" w:type="dxa"/>
+              <w:top w:w="80" w:type="dxa"/>
+              <w:start w:w="100" w:type="dxa"/>
+              <w:bottom w:w="80" w:type="dxa"/>
+              <w:end w:w="100" w:type="dxa"/>
             </w:tcMar>
           </w:tcPr>
           <w:p>
             <w:pPr>
               <w:pStyle w:val="Normal"/>
-              <w:spacing w:lineRule="auto" w:line="274" w:before="0" w:after="46"/>
+              <w:spacing w:lineRule="auto" w:line="269" w:before="0" w:after="70"/>
               <w:ind w:start="0" w:end="0"/>
               <w:jc w:val="left"/>
               <w:rPr/>
@@ -3157,16 +3156,16 @@
             <w:shd w:fill="183B63" w:val="clear"/>
             <w:vAlign w:val="center"/>
             <w:tcMar>
-              <w:top w:w="70" w:type="dxa"/>
-              <w:start w:w="90" w:type="dxa"/>
-              <w:bottom w:w="70" w:type="dxa"/>
-              <w:end w:w="90" w:type="dxa"/>
+              <w:top w:w="80" w:type="dxa"/>
+              <w:start w:w="100" w:type="dxa"/>
+              <w:bottom w:w="80" w:type="dxa"/>
+              <w:end w:w="100" w:type="dxa"/>
             </w:tcMar>
           </w:tcPr>
           <w:p>
             <w:pPr>
               <w:pStyle w:val="Normal"/>
-              <w:spacing w:lineRule="auto" w:line="274" w:before="0" w:after="46"/>
+              <w:spacing w:lineRule="auto" w:line="269" w:before="0" w:after="70"/>
               <w:ind w:start="0" w:end="0"/>
               <w:jc w:val="center"/>
               <w:rPr/>
@@ -3175,8 +3174,8 @@
               <w:rPr>
                 <w:rFonts w:ascii="Noto Sans KR" w:hAnsi="Noto Sans KR" w:cs="Noto Sans KR" w:eastAsia="Noto Sans KR"/>
                 <w:b/>
+                <w:sz w:val="19"/>
                 <w:color w:val="FFFFFF"/>
-                <w:sz w:val="18"/>
               </w:rPr>
               <w:t>분류</w:t>
             </w:r>
@@ -3194,16 +3193,16 @@
             <w:shd w:fill="183B63" w:val="clear"/>
             <w:vAlign w:val="center"/>
             <w:tcMar>
-              <w:top w:w="70" w:type="dxa"/>
-              <w:start w:w="90" w:type="dxa"/>
-              <w:bottom w:w="70" w:type="dxa"/>
-              <w:end w:w="90" w:type="dxa"/>
+              <w:top w:w="80" w:type="dxa"/>
+              <w:start w:w="100" w:type="dxa"/>
+              <w:bottom w:w="80" w:type="dxa"/>
+              <w:end w:w="100" w:type="dxa"/>
             </w:tcMar>
           </w:tcPr>
           <w:p>
             <w:pPr>
               <w:pStyle w:val="Normal"/>
-              <w:spacing w:lineRule="auto" w:line="274" w:before="0" w:after="46"/>
+              <w:spacing w:lineRule="auto" w:line="269" w:before="0" w:after="70"/>
               <w:ind w:start="0" w:end="0"/>
               <w:jc w:val="center"/>
               <w:rPr/>
@@ -3212,8 +3211,8 @@
               <w:rPr>
                 <w:rFonts w:eastAsia="Noto Sans KR" w:cs="Noto Sans KR" w:ascii="Noto Sans KR" w:hAnsi="Noto Sans KR"/>
                 <w:b/>
+                <w:sz w:val="19"/>
                 <w:color w:val="FFFFFF"/>
-                <w:sz w:val="18"/>
               </w:rPr>
               <w:t>API/Annotation</w:t>
             </w:r>
@@ -3231,16 +3230,16 @@
             <w:shd w:fill="183B63" w:val="clear"/>
             <w:vAlign w:val="center"/>
             <w:tcMar>
-              <w:top w:w="70" w:type="dxa"/>
-              <w:start w:w="90" w:type="dxa"/>
-              <w:bottom w:w="70" w:type="dxa"/>
-              <w:end w:w="90" w:type="dxa"/>
+              <w:top w:w="80" w:type="dxa"/>
+              <w:start w:w="100" w:type="dxa"/>
+              <w:bottom w:w="80" w:type="dxa"/>
+              <w:end w:w="100" w:type="dxa"/>
             </w:tcMar>
           </w:tcPr>
           <w:p>
             <w:pPr>
               <w:pStyle w:val="Normal"/>
-              <w:spacing w:lineRule="auto" w:line="274" w:before="0" w:after="46"/>
+              <w:spacing w:lineRule="auto" w:line="269" w:before="0" w:after="70"/>
               <w:ind w:start="0" w:end="0"/>
               <w:jc w:val="center"/>
               <w:rPr/>
@@ -3249,8 +3248,8 @@
               <w:rPr>
                 <w:rFonts w:ascii="Noto Sans KR" w:hAnsi="Noto Sans KR" w:cs="Noto Sans KR" w:eastAsia="Noto Sans KR"/>
                 <w:b/>
+                <w:sz w:val="19"/>
                 <w:color w:val="FFFFFF"/>
-                <w:sz w:val="18"/>
               </w:rPr>
               <w:t>책임</w:t>
             </w:r>
@@ -3274,16 +3273,16 @@
             <w:shd w:fill="FFFFFF" w:val="clear"/>
             <w:vAlign w:val="center"/>
             <w:tcMar>
-              <w:top w:w="58" w:type="dxa"/>
-              <w:start w:w="90" w:type="dxa"/>
-              <w:bottom w:w="58" w:type="dxa"/>
-              <w:end w:w="90" w:type="dxa"/>
+              <w:top w:w="80" w:type="dxa"/>
+              <w:start w:w="100" w:type="dxa"/>
+              <w:bottom w:w="80" w:type="dxa"/>
+              <w:end w:w="100" w:type="dxa"/>
             </w:tcMar>
           </w:tcPr>
           <w:p>
             <w:pPr>
               <w:pStyle w:val="Normal"/>
-              <w:spacing w:lineRule="auto" w:line="274" w:before="0" w:after="46"/>
+              <w:spacing w:lineRule="auto" w:line="269" w:before="0" w:after="70"/>
               <w:ind w:start="0" w:end="0"/>
               <w:jc w:val="left"/>
               <w:rPr/>
@@ -3311,16 +3310,16 @@
             <w:shd w:fill="FFFFFF" w:val="clear"/>
             <w:vAlign w:val="center"/>
             <w:tcMar>
-              <w:top w:w="58" w:type="dxa"/>
-              <w:start w:w="90" w:type="dxa"/>
-              <w:bottom w:w="58" w:type="dxa"/>
-              <w:end w:w="90" w:type="dxa"/>
+              <w:top w:w="80" w:type="dxa"/>
+              <w:start w:w="100" w:type="dxa"/>
+              <w:bottom w:w="80" w:type="dxa"/>
+              <w:end w:w="100" w:type="dxa"/>
             </w:tcMar>
           </w:tcPr>
           <w:p>
             <w:pPr>
               <w:pStyle w:val="Normal"/>
-              <w:spacing w:lineRule="auto" w:line="274" w:before="0" w:after="46"/>
+              <w:spacing w:lineRule="auto" w:line="269" w:before="0" w:after="70"/>
               <w:ind w:start="0" w:end="0"/>
               <w:jc w:val="left"/>
               <w:rPr/>
@@ -3332,7 +3331,7 @@
                 <w:color w:val="1C3553"/>
                 <w:sz w:val="18"/>
               </w:rPr>
-              <w:t>@CpfRestController</w:t>
+              <w:t>@CpfController</w:t>
             </w:r>
           </w:p>
         </w:tc>
@@ -3348,16 +3347,16 @@
             <w:shd w:fill="FFFFFF" w:val="clear"/>
             <w:vAlign w:val="center"/>
             <w:tcMar>
-              <w:top w:w="58" w:type="dxa"/>
-              <w:start w:w="90" w:type="dxa"/>
-              <w:bottom w:w="58" w:type="dxa"/>
-              <w:end w:w="90" w:type="dxa"/>
+              <w:top w:w="80" w:type="dxa"/>
+              <w:start w:w="100" w:type="dxa"/>
+              <w:bottom w:w="80" w:type="dxa"/>
+              <w:end w:w="100" w:type="dxa"/>
             </w:tcMar>
           </w:tcPr>
           <w:p>
             <w:pPr>
               <w:pStyle w:val="Normal"/>
-              <w:spacing w:lineRule="auto" w:line="274" w:before="0" w:after="46"/>
+              <w:spacing w:lineRule="auto" w:line="269" w:before="0" w:after="70"/>
               <w:ind w:start="0" w:end="0"/>
               <w:jc w:val="left"/>
               <w:rPr/>
@@ -3409,16 +3408,16 @@
             <w:shd w:fill="F4F7FB" w:val="clear"/>
             <w:vAlign w:val="center"/>
             <w:tcMar>
-              <w:top w:w="58" w:type="dxa"/>
-              <w:start w:w="90" w:type="dxa"/>
-              <w:bottom w:w="58" w:type="dxa"/>
-              <w:end w:w="90" w:type="dxa"/>
+              <w:top w:w="80" w:type="dxa"/>
+              <w:start w:w="100" w:type="dxa"/>
+              <w:bottom w:w="80" w:type="dxa"/>
+              <w:end w:w="100" w:type="dxa"/>
             </w:tcMar>
           </w:tcPr>
           <w:p>
             <w:pPr>
               <w:pStyle w:val="Normal"/>
-              <w:spacing w:lineRule="auto" w:line="274" w:before="0" w:after="46"/>
+              <w:spacing w:lineRule="auto" w:line="269" w:before="0" w:after="70"/>
               <w:ind w:start="0" w:end="0"/>
               <w:jc w:val="left"/>
               <w:rPr/>
@@ -3446,16 +3445,16 @@
             <w:shd w:fill="F4F7FB" w:val="clear"/>
             <w:vAlign w:val="center"/>
             <w:tcMar>
-              <w:top w:w="58" w:type="dxa"/>
-              <w:start w:w="90" w:type="dxa"/>
-              <w:bottom w:w="58" w:type="dxa"/>
-              <w:end w:w="90" w:type="dxa"/>
+              <w:top w:w="80" w:type="dxa"/>
+              <w:start w:w="100" w:type="dxa"/>
+              <w:bottom w:w="80" w:type="dxa"/>
+              <w:end w:w="100" w:type="dxa"/>
             </w:tcMar>
           </w:tcPr>
           <w:p>
             <w:pPr>
               <w:pStyle w:val="Normal"/>
-              <w:spacing w:lineRule="auto" w:line="274" w:before="0" w:after="46"/>
+              <w:spacing w:lineRule="auto" w:line="269" w:before="0" w:after="70"/>
               <w:ind w:start="0" w:end="0"/>
               <w:jc w:val="left"/>
               <w:rPr/>
@@ -3483,16 +3482,16 @@
             <w:shd w:fill="F4F7FB" w:val="clear"/>
             <w:vAlign w:val="center"/>
             <w:tcMar>
-              <w:top w:w="58" w:type="dxa"/>
-              <w:start w:w="90" w:type="dxa"/>
-              <w:bottom w:w="58" w:type="dxa"/>
-              <w:end w:w="90" w:type="dxa"/>
+              <w:top w:w="80" w:type="dxa"/>
+              <w:start w:w="100" w:type="dxa"/>
+              <w:bottom w:w="80" w:type="dxa"/>
+              <w:end w:w="100" w:type="dxa"/>
             </w:tcMar>
           </w:tcPr>
           <w:p>
             <w:pPr>
               <w:pStyle w:val="Normal"/>
-              <w:spacing w:lineRule="auto" w:line="274" w:before="0" w:after="46"/>
+              <w:spacing w:lineRule="auto" w:line="269" w:before="0" w:after="70"/>
               <w:ind w:start="0" w:end="0"/>
               <w:jc w:val="left"/>
               <w:rPr/>
@@ -3526,16 +3525,16 @@
             <w:shd w:fill="FFFFFF" w:val="clear"/>
             <w:vAlign w:val="center"/>
             <w:tcMar>
-              <w:top w:w="58" w:type="dxa"/>
-              <w:start w:w="90" w:type="dxa"/>
-              <w:bottom w:w="58" w:type="dxa"/>
-              <w:end w:w="90" w:type="dxa"/>
+              <w:top w:w="80" w:type="dxa"/>
+              <w:start w:w="100" w:type="dxa"/>
+              <w:bottom w:w="80" w:type="dxa"/>
+              <w:end w:w="100" w:type="dxa"/>
             </w:tcMar>
           </w:tcPr>
           <w:p>
             <w:pPr>
               <w:pStyle w:val="Normal"/>
-              <w:spacing w:lineRule="auto" w:line="274" w:before="0" w:after="46"/>
+              <w:spacing w:lineRule="auto" w:line="269" w:before="0" w:after="70"/>
               <w:ind w:start="0" w:end="0"/>
               <w:jc w:val="left"/>
               <w:rPr/>
@@ -3563,16 +3562,16 @@
             <w:shd w:fill="FFFFFF" w:val="clear"/>
             <w:vAlign w:val="center"/>
             <w:tcMar>
-              <w:top w:w="58" w:type="dxa"/>
-              <w:start w:w="90" w:type="dxa"/>
-              <w:bottom w:w="58" w:type="dxa"/>
-              <w:end w:w="90" w:type="dxa"/>
+              <w:top w:w="80" w:type="dxa"/>
+              <w:start w:w="100" w:type="dxa"/>
+              <w:bottom w:w="80" w:type="dxa"/>
+              <w:end w:w="100" w:type="dxa"/>
             </w:tcMar>
           </w:tcPr>
           <w:p>
             <w:pPr>
               <w:pStyle w:val="Normal"/>
-              <w:spacing w:lineRule="auto" w:line="274" w:before="0" w:after="46"/>
+              <w:spacing w:lineRule="auto" w:line="269" w:before="0" w:after="70"/>
               <w:ind w:start="0" w:end="0"/>
               <w:jc w:val="left"/>
               <w:rPr/>
@@ -3600,16 +3599,16 @@
             <w:shd w:fill="FFFFFF" w:val="clear"/>
             <w:vAlign w:val="center"/>
             <w:tcMar>
-              <w:top w:w="58" w:type="dxa"/>
-              <w:start w:w="90" w:type="dxa"/>
-              <w:bottom w:w="58" w:type="dxa"/>
-              <w:end w:w="90" w:type="dxa"/>
+              <w:top w:w="80" w:type="dxa"/>
+              <w:start w:w="100" w:type="dxa"/>
+              <w:bottom w:w="80" w:type="dxa"/>
+              <w:end w:w="100" w:type="dxa"/>
             </w:tcMar>
           </w:tcPr>
           <w:p>
             <w:pPr>
               <w:pStyle w:val="Normal"/>
-              <w:spacing w:lineRule="auto" w:line="274" w:before="0" w:after="46"/>
+              <w:spacing w:lineRule="auto" w:line="269" w:before="0" w:after="70"/>
               <w:ind w:start="0" w:end="0"/>
               <w:jc w:val="left"/>
               <w:rPr/>
@@ -3643,16 +3642,16 @@
             <w:shd w:fill="F4F7FB" w:val="clear"/>
             <w:vAlign w:val="center"/>
             <w:tcMar>
-              <w:top w:w="58" w:type="dxa"/>
-              <w:start w:w="90" w:type="dxa"/>
-              <w:bottom w:w="58" w:type="dxa"/>
-              <w:end w:w="90" w:type="dxa"/>
+              <w:top w:w="80" w:type="dxa"/>
+              <w:start w:w="100" w:type="dxa"/>
+              <w:bottom w:w="80" w:type="dxa"/>
+              <w:end w:w="100" w:type="dxa"/>
             </w:tcMar>
           </w:tcPr>
           <w:p>
             <w:pPr>
               <w:pStyle w:val="Normal"/>
-              <w:spacing w:lineRule="auto" w:line="274" w:before="0" w:after="46"/>
+              <w:spacing w:lineRule="auto" w:line="269" w:before="0" w:after="70"/>
               <w:ind w:start="0" w:end="0"/>
               <w:jc w:val="left"/>
               <w:rPr/>
@@ -3680,16 +3679,16 @@
             <w:shd w:fill="F4F7FB" w:val="clear"/>
             <w:vAlign w:val="center"/>
             <w:tcMar>
-              <w:top w:w="58" w:type="dxa"/>
-              <w:start w:w="90" w:type="dxa"/>
-              <w:bottom w:w="58" w:type="dxa"/>
-              <w:end w:w="90" w:type="dxa"/>
+              <w:top w:w="80" w:type="dxa"/>
+              <w:start w:w="100" w:type="dxa"/>
+              <w:bottom w:w="80" w:type="dxa"/>
+              <w:end w:w="100" w:type="dxa"/>
             </w:tcMar>
           </w:tcPr>
           <w:p>
             <w:pPr>
               <w:pStyle w:val="Normal"/>
-              <w:spacing w:lineRule="auto" w:line="274" w:before="0" w:after="46"/>
+              <w:spacing w:lineRule="auto" w:line="269" w:before="0" w:after="70"/>
               <w:ind w:start="0" w:end="0"/>
               <w:jc w:val="left"/>
               <w:rPr/>
@@ -3717,16 +3716,16 @@
             <w:shd w:fill="F4F7FB" w:val="clear"/>
             <w:vAlign w:val="center"/>
             <w:tcMar>
-              <w:top w:w="58" w:type="dxa"/>
-              <w:start w:w="90" w:type="dxa"/>
-              <w:bottom w:w="58" w:type="dxa"/>
-              <w:end w:w="90" w:type="dxa"/>
+              <w:top w:w="80" w:type="dxa"/>
+              <w:start w:w="100" w:type="dxa"/>
+              <w:bottom w:w="80" w:type="dxa"/>
+              <w:end w:w="100" w:type="dxa"/>
             </w:tcMar>
           </w:tcPr>
           <w:p>
             <w:pPr>
               <w:pStyle w:val="Normal"/>
-              <w:spacing w:lineRule="auto" w:line="274" w:before="0" w:after="46"/>
+              <w:spacing w:lineRule="auto" w:line="269" w:before="0" w:after="70"/>
               <w:ind w:start="0" w:end="0"/>
               <w:jc w:val="left"/>
               <w:rPr/>
@@ -3778,16 +3777,16 @@
             <w:shd w:fill="FFFFFF" w:val="clear"/>
             <w:vAlign w:val="center"/>
             <w:tcMar>
-              <w:top w:w="58" w:type="dxa"/>
-              <w:start w:w="90" w:type="dxa"/>
-              <w:bottom w:w="58" w:type="dxa"/>
-              <w:end w:w="90" w:type="dxa"/>
+              <w:top w:w="80" w:type="dxa"/>
+              <w:start w:w="100" w:type="dxa"/>
+              <w:bottom w:w="80" w:type="dxa"/>
+              <w:end w:w="100" w:type="dxa"/>
             </w:tcMar>
           </w:tcPr>
           <w:p>
             <w:pPr>
               <w:pStyle w:val="Normal"/>
-              <w:spacing w:lineRule="auto" w:line="274" w:before="0" w:after="46"/>
+              <w:spacing w:lineRule="auto" w:line="269" w:before="0" w:after="70"/>
               <w:ind w:start="0" w:end="0"/>
               <w:jc w:val="left"/>
               <w:rPr/>
@@ -3815,16 +3814,16 @@
             <w:shd w:fill="FFFFFF" w:val="clear"/>
             <w:vAlign w:val="center"/>
             <w:tcMar>
-              <w:top w:w="58" w:type="dxa"/>
-              <w:start w:w="90" w:type="dxa"/>
-              <w:bottom w:w="58" w:type="dxa"/>
-              <w:end w:w="90" w:type="dxa"/>
+              <w:top w:w="80" w:type="dxa"/>
+              <w:start w:w="100" w:type="dxa"/>
+              <w:bottom w:w="80" w:type="dxa"/>
+              <w:end w:w="100" w:type="dxa"/>
             </w:tcMar>
           </w:tcPr>
           <w:p>
             <w:pPr>
               <w:pStyle w:val="Normal"/>
-              <w:spacing w:lineRule="auto" w:line="274" w:before="0" w:after="46"/>
+              <w:spacing w:lineRule="auto" w:line="269" w:before="0" w:after="70"/>
               <w:ind w:start="0" w:end="0"/>
               <w:jc w:val="left"/>
               <w:rPr/>
@@ -3836,7 +3835,7 @@
                 <w:color w:val="1C3553"/>
                 <w:sz w:val="18"/>
               </w:rPr>
-              <w:t>@CpfClient / @CpfTimeLimiter / @CpfRetry</w:t>
+              <w:t>@CpfClient / @CpfTimeout / @CpfRetry</w:t>
             </w:r>
           </w:p>
         </w:tc>
@@ -3852,16 +3851,16 @@
             <w:shd w:fill="FFFFFF" w:val="clear"/>
             <w:vAlign w:val="center"/>
             <w:tcMar>
-              <w:top w:w="58" w:type="dxa"/>
-              <w:start w:w="90" w:type="dxa"/>
-              <w:bottom w:w="58" w:type="dxa"/>
-              <w:end w:w="90" w:type="dxa"/>
+              <w:top w:w="80" w:type="dxa"/>
+              <w:start w:w="100" w:type="dxa"/>
+              <w:bottom w:w="80" w:type="dxa"/>
+              <w:end w:w="100" w:type="dxa"/>
             </w:tcMar>
           </w:tcPr>
           <w:p>
             <w:pPr>
               <w:pStyle w:val="Normal"/>
-              <w:spacing w:lineRule="auto" w:line="274" w:before="0" w:after="46"/>
+              <w:spacing w:lineRule="auto" w:line="269" w:before="0" w:after="70"/>
               <w:ind w:start="0" w:end="0"/>
               <w:jc w:val="left"/>
               <w:rPr/>
@@ -3895,16 +3894,16 @@
             <w:shd w:fill="F4F7FB" w:val="clear"/>
             <w:vAlign w:val="center"/>
             <w:tcMar>
-              <w:top w:w="58" w:type="dxa"/>
-              <w:start w:w="90" w:type="dxa"/>
-              <w:bottom w:w="58" w:type="dxa"/>
-              <w:end w:w="90" w:type="dxa"/>
+              <w:top w:w="80" w:type="dxa"/>
+              <w:start w:w="100" w:type="dxa"/>
+              <w:bottom w:w="80" w:type="dxa"/>
+              <w:end w:w="100" w:type="dxa"/>
             </w:tcMar>
           </w:tcPr>
           <w:p>
             <w:pPr>
               <w:pStyle w:val="Normal"/>
-              <w:spacing w:lineRule="auto" w:line="274" w:before="0" w:after="46"/>
+              <w:spacing w:lineRule="auto" w:line="269" w:before="0" w:after="70"/>
               <w:ind w:start="0" w:end="0"/>
               <w:jc w:val="left"/>
               <w:rPr/>
@@ -3932,16 +3931,16 @@
             <w:shd w:fill="F4F7FB" w:val="clear"/>
             <w:vAlign w:val="center"/>
             <w:tcMar>
-              <w:top w:w="58" w:type="dxa"/>
-              <w:start w:w="90" w:type="dxa"/>
-              <w:bottom w:w="58" w:type="dxa"/>
-              <w:end w:w="90" w:type="dxa"/>
+              <w:top w:w="80" w:type="dxa"/>
+              <w:start w:w="100" w:type="dxa"/>
+              <w:bottom w:w="80" w:type="dxa"/>
+              <w:end w:w="100" w:type="dxa"/>
             </w:tcMar>
           </w:tcPr>
           <w:p>
             <w:pPr>
               <w:pStyle w:val="Normal"/>
-              <w:spacing w:lineRule="auto" w:line="274" w:before="0" w:after="46"/>
+              <w:spacing w:lineRule="auto" w:line="269" w:before="0" w:after="70"/>
               <w:ind w:start="0" w:end="0"/>
               <w:jc w:val="left"/>
               <w:rPr/>
@@ -3969,16 +3968,16 @@
             <w:shd w:fill="F4F7FB" w:val="clear"/>
             <w:vAlign w:val="center"/>
             <w:tcMar>
-              <w:top w:w="58" w:type="dxa"/>
-              <w:start w:w="90" w:type="dxa"/>
-              <w:bottom w:w="58" w:type="dxa"/>
-              <w:end w:w="90" w:type="dxa"/>
+              <w:top w:w="80" w:type="dxa"/>
+              <w:start w:w="100" w:type="dxa"/>
+              <w:bottom w:w="80" w:type="dxa"/>
+              <w:end w:w="100" w:type="dxa"/>
             </w:tcMar>
           </w:tcPr>
           <w:p>
             <w:pPr>
               <w:pStyle w:val="Normal"/>
-              <w:spacing w:lineRule="auto" w:line="274" w:before="0" w:after="46"/>
+              <w:spacing w:lineRule="auto" w:line="269" w:before="0" w:after="70"/>
               <w:ind w:start="0" w:end="0"/>
               <w:jc w:val="left"/>
               <w:rPr/>
@@ -4021,16 +4020,16 @@
             <w:shd w:fill="FFFFFF" w:val="clear"/>
             <w:vAlign w:val="center"/>
             <w:tcMar>
-              <w:top w:w="58" w:type="dxa"/>
-              <w:start w:w="90" w:type="dxa"/>
-              <w:bottom w:w="58" w:type="dxa"/>
-              <w:end w:w="90" w:type="dxa"/>
+              <w:top w:w="80" w:type="dxa"/>
+              <w:start w:w="100" w:type="dxa"/>
+              <w:bottom w:w="80" w:type="dxa"/>
+              <w:end w:w="100" w:type="dxa"/>
             </w:tcMar>
           </w:tcPr>
           <w:p>
             <w:pPr>
               <w:pStyle w:val="Normal"/>
-              <w:spacing w:lineRule="auto" w:line="274" w:before="0" w:after="46"/>
+              <w:spacing w:lineRule="auto" w:line="269" w:before="0" w:after="70"/>
               <w:ind w:start="0" w:end="0"/>
               <w:jc w:val="left"/>
               <w:rPr/>
@@ -4058,16 +4057,16 @@
             <w:shd w:fill="FFFFFF" w:val="clear"/>
             <w:vAlign w:val="center"/>
             <w:tcMar>
-              <w:top w:w="58" w:type="dxa"/>
-              <w:start w:w="90" w:type="dxa"/>
-              <w:bottom w:w="58" w:type="dxa"/>
-              <w:end w:w="90" w:type="dxa"/>
+              <w:top w:w="80" w:type="dxa"/>
+              <w:start w:w="100" w:type="dxa"/>
+              <w:bottom w:w="80" w:type="dxa"/>
+              <w:end w:w="100" w:type="dxa"/>
             </w:tcMar>
           </w:tcPr>
           <w:p>
             <w:pPr>
               <w:pStyle w:val="Normal"/>
-              <w:spacing w:lineRule="auto" w:line="274" w:before="0" w:after="46"/>
+              <w:spacing w:lineRule="auto" w:line="269" w:before="0" w:after="70"/>
               <w:ind w:start="0" w:end="0"/>
               <w:jc w:val="left"/>
               <w:rPr/>
@@ -4095,16 +4094,16 @@
             <w:shd w:fill="FFFFFF" w:val="clear"/>
             <w:vAlign w:val="center"/>
             <w:tcMar>
-              <w:top w:w="58" w:type="dxa"/>
-              <w:start w:w="90" w:type="dxa"/>
-              <w:bottom w:w="58" w:type="dxa"/>
-              <w:end w:w="90" w:type="dxa"/>
+              <w:top w:w="80" w:type="dxa"/>
+              <w:start w:w="100" w:type="dxa"/>
+              <w:bottom w:w="80" w:type="dxa"/>
+              <w:end w:w="100" w:type="dxa"/>
             </w:tcMar>
           </w:tcPr>
           <w:p>
             <w:pPr>
               <w:pStyle w:val="Normal"/>
-              <w:spacing w:lineRule="auto" w:line="274" w:before="0" w:after="46"/>
+              <w:spacing w:lineRule="auto" w:line="269" w:before="0" w:after="70"/>
               <w:ind w:start="0" w:end="0"/>
               <w:jc w:val="left"/>
               <w:rPr/>
@@ -4174,16 +4173,16 @@
             <w:shd w:fill="F4F7FB" w:val="clear"/>
             <w:vAlign w:val="center"/>
             <w:tcMar>
-              <w:top w:w="58" w:type="dxa"/>
-              <w:start w:w="90" w:type="dxa"/>
-              <w:bottom w:w="58" w:type="dxa"/>
-              <w:end w:w="90" w:type="dxa"/>
+              <w:top w:w="80" w:type="dxa"/>
+              <w:start w:w="100" w:type="dxa"/>
+              <w:bottom w:w="80" w:type="dxa"/>
+              <w:end w:w="100" w:type="dxa"/>
             </w:tcMar>
           </w:tcPr>
           <w:p>
             <w:pPr>
               <w:pStyle w:val="Normal"/>
-              <w:spacing w:lineRule="auto" w:line="274" w:before="0" w:after="46"/>
+              <w:spacing w:lineRule="auto" w:line="269" w:before="0" w:after="70"/>
               <w:ind w:start="0" w:end="0"/>
               <w:jc w:val="left"/>
               <w:rPr/>
@@ -4211,16 +4210,16 @@
             <w:shd w:fill="F4F7FB" w:val="clear"/>
             <w:vAlign w:val="center"/>
             <w:tcMar>
-              <w:top w:w="58" w:type="dxa"/>
-              <w:start w:w="90" w:type="dxa"/>
-              <w:bottom w:w="58" w:type="dxa"/>
-              <w:end w:w="90" w:type="dxa"/>
+              <w:top w:w="80" w:type="dxa"/>
+              <w:start w:w="100" w:type="dxa"/>
+              <w:bottom w:w="80" w:type="dxa"/>
+              <w:end w:w="100" w:type="dxa"/>
             </w:tcMar>
           </w:tcPr>
           <w:p>
             <w:pPr>
               <w:pStyle w:val="Normal"/>
-              <w:spacing w:lineRule="auto" w:line="274" w:before="0" w:after="46"/>
+              <w:spacing w:lineRule="auto" w:line="269" w:before="0" w:after="70"/>
               <w:ind w:start="0" w:end="0"/>
               <w:jc w:val="left"/>
               <w:rPr/>
@@ -4248,16 +4247,16 @@
             <w:shd w:fill="F4F7FB" w:val="clear"/>
             <w:vAlign w:val="center"/>
             <w:tcMar>
-              <w:top w:w="58" w:type="dxa"/>
-              <w:start w:w="90" w:type="dxa"/>
-              <w:bottom w:w="58" w:type="dxa"/>
-              <w:end w:w="90" w:type="dxa"/>
+              <w:top w:w="80" w:type="dxa"/>
+              <w:start w:w="100" w:type="dxa"/>
+              <w:bottom w:w="80" w:type="dxa"/>
+              <w:end w:w="100" w:type="dxa"/>
             </w:tcMar>
           </w:tcPr>
           <w:p>
             <w:pPr>
               <w:pStyle w:val="Normal"/>
-              <w:spacing w:lineRule="auto" w:line="274" w:before="0" w:after="46"/>
+              <w:spacing w:lineRule="auto" w:line="269" w:before="0" w:after="70"/>
               <w:ind w:start="0" w:end="0"/>
               <w:jc w:val="left"/>
               <w:rPr/>
@@ -4291,16 +4290,16 @@
             <w:shd w:fill="FFFFFF" w:val="clear"/>
             <w:vAlign w:val="center"/>
             <w:tcMar>
-              <w:top w:w="58" w:type="dxa"/>
-              <w:start w:w="90" w:type="dxa"/>
-              <w:bottom w:w="58" w:type="dxa"/>
-              <w:end w:w="90" w:type="dxa"/>
+              <w:top w:w="80" w:type="dxa"/>
+              <w:start w:w="100" w:type="dxa"/>
+              <w:bottom w:w="80" w:type="dxa"/>
+              <w:end w:w="100" w:type="dxa"/>
             </w:tcMar>
           </w:tcPr>
           <w:p>
             <w:pPr>
               <w:pStyle w:val="Normal"/>
-              <w:spacing w:lineRule="auto" w:line="274" w:before="0" w:after="46"/>
+              <w:spacing w:lineRule="auto" w:line="269" w:before="0" w:after="70"/>
               <w:ind w:start="0" w:end="0"/>
               <w:jc w:val="left"/>
               <w:rPr/>
@@ -4328,16 +4327,16 @@
             <w:shd w:fill="FFFFFF" w:val="clear"/>
             <w:vAlign w:val="center"/>
             <w:tcMar>
-              <w:top w:w="58" w:type="dxa"/>
-              <w:start w:w="90" w:type="dxa"/>
-              <w:bottom w:w="58" w:type="dxa"/>
-              <w:end w:w="90" w:type="dxa"/>
+              <w:top w:w="80" w:type="dxa"/>
+              <w:start w:w="100" w:type="dxa"/>
+              <w:bottom w:w="80" w:type="dxa"/>
+              <w:end w:w="100" w:type="dxa"/>
             </w:tcMar>
           </w:tcPr>
           <w:p>
             <w:pPr>
               <w:pStyle w:val="Normal"/>
-              <w:spacing w:lineRule="auto" w:line="274" w:before="0" w:after="46"/>
+              <w:spacing w:lineRule="auto" w:line="269" w:before="0" w:after="70"/>
               <w:ind w:start="0" w:end="0"/>
               <w:jc w:val="left"/>
               <w:rPr/>
@@ -4365,16 +4364,16 @@
             <w:shd w:fill="FFFFFF" w:val="clear"/>
             <w:vAlign w:val="center"/>
             <w:tcMar>
-              <w:top w:w="58" w:type="dxa"/>
-              <w:start w:w="90" w:type="dxa"/>
-              <w:bottom w:w="58" w:type="dxa"/>
-              <w:end w:w="90" w:type="dxa"/>
+              <w:top w:w="80" w:type="dxa"/>
+              <w:start w:w="100" w:type="dxa"/>
+              <w:bottom w:w="80" w:type="dxa"/>
+              <w:end w:w="100" w:type="dxa"/>
             </w:tcMar>
           </w:tcPr>
           <w:p>
             <w:pPr>
               <w:pStyle w:val="Normal"/>
-              <w:spacing w:lineRule="auto" w:line="274" w:before="0" w:after="46"/>
+              <w:spacing w:lineRule="auto" w:line="269" w:before="0" w:after="70"/>
               <w:ind w:start="0" w:end="0"/>
               <w:jc w:val="left"/>
               <w:rPr/>
@@ -4559,16 +4558,16 @@
             <w:shd w:fill="183B63" w:val="clear"/>
             <w:vAlign w:val="center"/>
             <w:tcMar>
-              <w:top w:w="70" w:type="dxa"/>
-              <w:start w:w="90" w:type="dxa"/>
-              <w:bottom w:w="70" w:type="dxa"/>
-              <w:end w:w="90" w:type="dxa"/>
+              <w:top w:w="80" w:type="dxa"/>
+              <w:start w:w="100" w:type="dxa"/>
+              <w:bottom w:w="80" w:type="dxa"/>
+              <w:end w:w="100" w:type="dxa"/>
             </w:tcMar>
           </w:tcPr>
           <w:p>
             <w:pPr>
               <w:pStyle w:val="Normal"/>
-              <w:spacing w:lineRule="auto" w:line="274" w:before="0" w:after="46"/>
+              <w:spacing w:lineRule="auto" w:line="269" w:before="0" w:after="70"/>
               <w:ind w:start="0" w:end="0"/>
               <w:jc w:val="center"/>
               <w:rPr/>
@@ -4577,8 +4576,8 @@
               <w:rPr>
                 <w:rFonts w:ascii="Noto Sans KR" w:hAnsi="Noto Sans KR" w:cs="Noto Sans KR" w:eastAsia="Noto Sans KR"/>
                 <w:b/>
+                <w:sz w:val="19"/>
                 <w:color w:val="FFFFFF"/>
-                <w:sz w:val="18"/>
               </w:rPr>
               <w:t>항목</w:t>
             </w:r>
@@ -4596,16 +4595,16 @@
             <w:shd w:fill="183B63" w:val="clear"/>
             <w:vAlign w:val="center"/>
             <w:tcMar>
-              <w:top w:w="70" w:type="dxa"/>
-              <w:start w:w="90" w:type="dxa"/>
-              <w:bottom w:w="70" w:type="dxa"/>
-              <w:end w:w="90" w:type="dxa"/>
+              <w:top w:w="80" w:type="dxa"/>
+              <w:start w:w="100" w:type="dxa"/>
+              <w:bottom w:w="80" w:type="dxa"/>
+              <w:end w:w="100" w:type="dxa"/>
             </w:tcMar>
           </w:tcPr>
           <w:p>
             <w:pPr>
               <w:pStyle w:val="Normal"/>
-              <w:spacing w:lineRule="auto" w:line="274" w:before="0" w:after="46"/>
+              <w:spacing w:lineRule="auto" w:line="269" w:before="0" w:after="70"/>
               <w:ind w:start="0" w:end="0"/>
               <w:jc w:val="center"/>
               <w:rPr/>
@@ -4614,8 +4613,8 @@
               <w:rPr>
                 <w:rFonts w:ascii="Noto Sans KR" w:hAnsi="Noto Sans KR" w:cs="Noto Sans KR" w:eastAsia="Noto Sans KR"/>
                 <w:b/>
+                <w:sz w:val="19"/>
                 <w:color w:val="FFFFFF"/>
-                <w:sz w:val="18"/>
               </w:rPr>
               <w:t>정의</w:t>
             </w:r>
@@ -4633,16 +4632,16 @@
             <w:shd w:fill="183B63" w:val="clear"/>
             <w:vAlign w:val="center"/>
             <w:tcMar>
-              <w:top w:w="70" w:type="dxa"/>
-              <w:start w:w="90" w:type="dxa"/>
-              <w:bottom w:w="70" w:type="dxa"/>
-              <w:end w:w="90" w:type="dxa"/>
+              <w:top w:w="80" w:type="dxa"/>
+              <w:start w:w="100" w:type="dxa"/>
+              <w:bottom w:w="80" w:type="dxa"/>
+              <w:end w:w="100" w:type="dxa"/>
             </w:tcMar>
           </w:tcPr>
           <w:p>
             <w:pPr>
               <w:pStyle w:val="Normal"/>
-              <w:spacing w:lineRule="auto" w:line="274" w:before="0" w:after="46"/>
+              <w:spacing w:lineRule="auto" w:line="269" w:before="0" w:after="70"/>
               <w:ind w:start="0" w:end="0"/>
               <w:jc w:val="center"/>
               <w:rPr/>
@@ -4651,8 +4650,8 @@
               <w:rPr>
                 <w:rFonts w:ascii="Noto Sans KR" w:hAnsi="Noto Sans KR" w:cs="Noto Sans KR" w:eastAsia="Noto Sans KR"/>
                 <w:b/>
+                <w:sz w:val="19"/>
                 <w:color w:val="FFFFFF"/>
-                <w:sz w:val="18"/>
               </w:rPr>
               <w:t>전파</w:t>
             </w:r>
@@ -4676,16 +4675,16 @@
             <w:shd w:fill="FFFFFF" w:val="clear"/>
             <w:vAlign w:val="center"/>
             <w:tcMar>
-              <w:top w:w="58" w:type="dxa"/>
-              <w:start w:w="90" w:type="dxa"/>
-              <w:bottom w:w="58" w:type="dxa"/>
-              <w:end w:w="90" w:type="dxa"/>
+              <w:top w:w="80" w:type="dxa"/>
+              <w:start w:w="100" w:type="dxa"/>
+              <w:bottom w:w="80" w:type="dxa"/>
+              <w:end w:w="100" w:type="dxa"/>
             </w:tcMar>
           </w:tcPr>
           <w:p>
             <w:pPr>
               <w:pStyle w:val="Normal"/>
-              <w:spacing w:lineRule="auto" w:line="274" w:before="0" w:after="46"/>
+              <w:spacing w:lineRule="auto" w:line="269" w:before="0" w:after="70"/>
               <w:ind w:start="0" w:end="0"/>
               <w:jc w:val="left"/>
               <w:rPr/>
@@ -4713,16 +4712,16 @@
             <w:shd w:fill="FFFFFF" w:val="clear"/>
             <w:vAlign w:val="center"/>
             <w:tcMar>
-              <w:top w:w="58" w:type="dxa"/>
-              <w:start w:w="90" w:type="dxa"/>
-              <w:bottom w:w="58" w:type="dxa"/>
-              <w:end w:w="90" w:type="dxa"/>
+              <w:top w:w="80" w:type="dxa"/>
+              <w:start w:w="100" w:type="dxa"/>
+              <w:bottom w:w="80" w:type="dxa"/>
+              <w:end w:w="100" w:type="dxa"/>
             </w:tcMar>
           </w:tcPr>
           <w:p>
             <w:pPr>
               <w:pStyle w:val="Normal"/>
-              <w:spacing w:lineRule="auto" w:line="274" w:before="0" w:after="46"/>
+              <w:spacing w:lineRule="auto" w:line="269" w:before="0" w:after="70"/>
               <w:ind w:start="0" w:end="0"/>
               <w:jc w:val="left"/>
               <w:rPr/>
@@ -4750,16 +4749,16 @@
             <w:shd w:fill="FFFFFF" w:val="clear"/>
             <w:vAlign w:val="center"/>
             <w:tcMar>
-              <w:top w:w="58" w:type="dxa"/>
-              <w:start w:w="90" w:type="dxa"/>
-              <w:bottom w:w="58" w:type="dxa"/>
-              <w:end w:w="90" w:type="dxa"/>
+              <w:top w:w="80" w:type="dxa"/>
+              <w:start w:w="100" w:type="dxa"/>
+              <w:bottom w:w="80" w:type="dxa"/>
+              <w:end w:w="100" w:type="dxa"/>
             </w:tcMar>
           </w:tcPr>
           <w:p>
             <w:pPr>
               <w:pStyle w:val="Normal"/>
-              <w:spacing w:lineRule="auto" w:line="274" w:before="0" w:after="46"/>
+              <w:spacing w:lineRule="auto" w:line="269" w:before="0" w:after="70"/>
               <w:ind w:start="0" w:end="0"/>
               <w:jc w:val="left"/>
               <w:rPr/>
@@ -4793,16 +4792,16 @@
             <w:shd w:fill="F4F7FB" w:val="clear"/>
             <w:vAlign w:val="center"/>
             <w:tcMar>
-              <w:top w:w="58" w:type="dxa"/>
-              <w:start w:w="90" w:type="dxa"/>
-              <w:bottom w:w="58" w:type="dxa"/>
-              <w:end w:w="90" w:type="dxa"/>
+              <w:top w:w="80" w:type="dxa"/>
+              <w:start w:w="100" w:type="dxa"/>
+              <w:bottom w:w="80" w:type="dxa"/>
+              <w:end w:w="100" w:type="dxa"/>
             </w:tcMar>
           </w:tcPr>
           <w:p>
             <w:pPr>
               <w:pStyle w:val="Normal"/>
-              <w:spacing w:lineRule="auto" w:line="274" w:before="0" w:after="46"/>
+              <w:spacing w:lineRule="auto" w:line="269" w:before="0" w:after="70"/>
               <w:ind w:start="0" w:end="0"/>
               <w:jc w:val="left"/>
               <w:rPr/>
@@ -4830,16 +4829,16 @@
             <w:shd w:fill="F4F7FB" w:val="clear"/>
             <w:vAlign w:val="center"/>
             <w:tcMar>
-              <w:top w:w="58" w:type="dxa"/>
-              <w:start w:w="90" w:type="dxa"/>
-              <w:bottom w:w="58" w:type="dxa"/>
-              <w:end w:w="90" w:type="dxa"/>
+              <w:top w:w="80" w:type="dxa"/>
+              <w:start w:w="100" w:type="dxa"/>
+              <w:bottom w:w="80" w:type="dxa"/>
+              <w:end w:w="100" w:type="dxa"/>
             </w:tcMar>
           </w:tcPr>
           <w:p>
             <w:pPr>
               <w:pStyle w:val="Normal"/>
-              <w:spacing w:lineRule="auto" w:line="274" w:before="0" w:after="46"/>
+              <w:spacing w:lineRule="auto" w:line="269" w:before="0" w:after="70"/>
               <w:ind w:start="0" w:end="0"/>
               <w:jc w:val="left"/>
               <w:rPr/>
@@ -4885,16 +4884,16 @@
             <w:shd w:fill="F4F7FB" w:val="clear"/>
             <w:vAlign w:val="center"/>
             <w:tcMar>
-              <w:top w:w="58" w:type="dxa"/>
-              <w:start w:w="90" w:type="dxa"/>
-              <w:bottom w:w="58" w:type="dxa"/>
-              <w:end w:w="90" w:type="dxa"/>
+              <w:top w:w="80" w:type="dxa"/>
+              <w:start w:w="100" w:type="dxa"/>
+              <w:bottom w:w="80" w:type="dxa"/>
+              <w:end w:w="100" w:type="dxa"/>
             </w:tcMar>
           </w:tcPr>
           <w:p>
             <w:pPr>
               <w:pStyle w:val="Normal"/>
-              <w:spacing w:lineRule="auto" w:line="274" w:before="0" w:after="46"/>
+              <w:spacing w:lineRule="auto" w:line="269" w:before="0" w:after="70"/>
               <w:ind w:start="0" w:end="0"/>
               <w:jc w:val="left"/>
               <w:rPr/>
@@ -4928,16 +4927,16 @@
             <w:shd w:fill="FFFFFF" w:val="clear"/>
             <w:vAlign w:val="center"/>
             <w:tcMar>
-              <w:top w:w="58" w:type="dxa"/>
-              <w:start w:w="90" w:type="dxa"/>
-              <w:bottom w:w="58" w:type="dxa"/>
-              <w:end w:w="90" w:type="dxa"/>
+              <w:top w:w="80" w:type="dxa"/>
+              <w:start w:w="100" w:type="dxa"/>
+              <w:bottom w:w="80" w:type="dxa"/>
+              <w:end w:w="100" w:type="dxa"/>
             </w:tcMar>
           </w:tcPr>
           <w:p>
             <w:pPr>
               <w:pStyle w:val="Normal"/>
-              <w:spacing w:lineRule="auto" w:line="274" w:before="0" w:after="46"/>
+              <w:spacing w:lineRule="auto" w:line="269" w:before="0" w:after="70"/>
               <w:ind w:start="0" w:end="0"/>
               <w:jc w:val="left"/>
               <w:rPr/>
@@ -4965,16 +4964,16 @@
             <w:shd w:fill="FFFFFF" w:val="clear"/>
             <w:vAlign w:val="center"/>
             <w:tcMar>
-              <w:top w:w="58" w:type="dxa"/>
-              <w:start w:w="90" w:type="dxa"/>
-              <w:bottom w:w="58" w:type="dxa"/>
-              <w:end w:w="90" w:type="dxa"/>
+              <w:top w:w="80" w:type="dxa"/>
+              <w:start w:w="100" w:type="dxa"/>
+              <w:bottom w:w="80" w:type="dxa"/>
+              <w:end w:w="100" w:type="dxa"/>
             </w:tcMar>
           </w:tcPr>
           <w:p>
             <w:pPr>
               <w:pStyle w:val="Normal"/>
-              <w:spacing w:lineRule="auto" w:line="274" w:before="0" w:after="46"/>
+              <w:spacing w:lineRule="auto" w:line="269" w:before="0" w:after="70"/>
               <w:ind w:start="0" w:end="0"/>
               <w:jc w:val="left"/>
               <w:rPr/>
@@ -5011,16 +5010,16 @@
             <w:shd w:fill="FFFFFF" w:val="clear"/>
             <w:vAlign w:val="center"/>
             <w:tcMar>
-              <w:top w:w="58" w:type="dxa"/>
-              <w:start w:w="90" w:type="dxa"/>
-              <w:bottom w:w="58" w:type="dxa"/>
-              <w:end w:w="90" w:type="dxa"/>
+              <w:top w:w="80" w:type="dxa"/>
+              <w:start w:w="100" w:type="dxa"/>
+              <w:bottom w:w="80" w:type="dxa"/>
+              <w:end w:w="100" w:type="dxa"/>
             </w:tcMar>
           </w:tcPr>
           <w:p>
             <w:pPr>
               <w:pStyle w:val="Normal"/>
-              <w:spacing w:lineRule="auto" w:line="274" w:before="0" w:after="46"/>
+              <w:spacing w:lineRule="auto" w:line="269" w:before="0" w:after="70"/>
               <w:ind w:start="0" w:end="0"/>
               <w:jc w:val="left"/>
               <w:rPr/>
@@ -5081,16 +5080,16 @@
             <w:shd w:fill="F4F7FB" w:val="clear"/>
             <w:vAlign w:val="center"/>
             <w:tcMar>
-              <w:top w:w="58" w:type="dxa"/>
-              <w:start w:w="90" w:type="dxa"/>
-              <w:bottom w:w="58" w:type="dxa"/>
-              <w:end w:w="90" w:type="dxa"/>
+              <w:top w:w="80" w:type="dxa"/>
+              <w:start w:w="100" w:type="dxa"/>
+              <w:bottom w:w="80" w:type="dxa"/>
+              <w:end w:w="100" w:type="dxa"/>
             </w:tcMar>
           </w:tcPr>
           <w:p>
             <w:pPr>
               <w:pStyle w:val="Normal"/>
-              <w:spacing w:lineRule="auto" w:line="274" w:before="0" w:after="46"/>
+              <w:spacing w:lineRule="auto" w:line="269" w:before="0" w:after="70"/>
               <w:ind w:start="0" w:end="0"/>
               <w:jc w:val="left"/>
               <w:rPr/>
@@ -5118,16 +5117,16 @@
             <w:shd w:fill="F4F7FB" w:val="clear"/>
             <w:vAlign w:val="center"/>
             <w:tcMar>
-              <w:top w:w="58" w:type="dxa"/>
-              <w:start w:w="90" w:type="dxa"/>
-              <w:bottom w:w="58" w:type="dxa"/>
-              <w:end w:w="90" w:type="dxa"/>
+              <w:top w:w="80" w:type="dxa"/>
+              <w:start w:w="100" w:type="dxa"/>
+              <w:bottom w:w="80" w:type="dxa"/>
+              <w:end w:w="100" w:type="dxa"/>
             </w:tcMar>
           </w:tcPr>
           <w:p>
             <w:pPr>
               <w:pStyle w:val="Normal"/>
-              <w:spacing w:lineRule="auto" w:line="274" w:before="0" w:after="46"/>
+              <w:spacing w:lineRule="auto" w:line="269" w:before="0" w:after="70"/>
               <w:ind w:start="0" w:end="0"/>
               <w:jc w:val="left"/>
               <w:rPr/>
@@ -5164,16 +5163,16 @@
             <w:shd w:fill="F4F7FB" w:val="clear"/>
             <w:vAlign w:val="center"/>
             <w:tcMar>
-              <w:top w:w="58" w:type="dxa"/>
-              <w:start w:w="90" w:type="dxa"/>
-              <w:bottom w:w="58" w:type="dxa"/>
-              <w:end w:w="90" w:type="dxa"/>
+              <w:top w:w="80" w:type="dxa"/>
+              <w:start w:w="100" w:type="dxa"/>
+              <w:bottom w:w="80" w:type="dxa"/>
+              <w:end w:w="100" w:type="dxa"/>
             </w:tcMar>
           </w:tcPr>
           <w:p>
             <w:pPr>
               <w:pStyle w:val="Normal"/>
-              <w:spacing w:lineRule="auto" w:line="274" w:before="0" w:after="46"/>
+              <w:spacing w:lineRule="auto" w:line="269" w:before="0" w:after="70"/>
               <w:ind w:start="0" w:end="0"/>
               <w:jc w:val="left"/>
               <w:rPr/>
@@ -5207,16 +5206,16 @@
             <w:shd w:fill="FFFFFF" w:val="clear"/>
             <w:vAlign w:val="center"/>
             <w:tcMar>
-              <w:top w:w="58" w:type="dxa"/>
-              <w:start w:w="90" w:type="dxa"/>
-              <w:bottom w:w="58" w:type="dxa"/>
-              <w:end w:w="90" w:type="dxa"/>
+              <w:top w:w="80" w:type="dxa"/>
+              <w:start w:w="100" w:type="dxa"/>
+              <w:bottom w:w="80" w:type="dxa"/>
+              <w:end w:w="100" w:type="dxa"/>
             </w:tcMar>
           </w:tcPr>
           <w:p>
             <w:pPr>
               <w:pStyle w:val="Normal"/>
-              <w:spacing w:lineRule="auto" w:line="274" w:before="0" w:after="46"/>
+              <w:spacing w:lineRule="auto" w:line="269" w:before="0" w:after="70"/>
               <w:ind w:start="0" w:end="0"/>
               <w:jc w:val="left"/>
               <w:rPr/>
@@ -5244,16 +5243,16 @@
             <w:shd w:fill="FFFFFF" w:val="clear"/>
             <w:vAlign w:val="center"/>
             <w:tcMar>
-              <w:top w:w="58" w:type="dxa"/>
-              <w:start w:w="90" w:type="dxa"/>
-              <w:bottom w:w="58" w:type="dxa"/>
-              <w:end w:w="90" w:type="dxa"/>
+              <w:top w:w="80" w:type="dxa"/>
+              <w:start w:w="100" w:type="dxa"/>
+              <w:bottom w:w="80" w:type="dxa"/>
+              <w:end w:w="100" w:type="dxa"/>
             </w:tcMar>
           </w:tcPr>
           <w:p>
             <w:pPr>
               <w:pStyle w:val="Normal"/>
-              <w:spacing w:lineRule="auto" w:line="274" w:before="0" w:after="46"/>
+              <w:spacing w:lineRule="auto" w:line="269" w:before="0" w:after="70"/>
               <w:ind w:start="0" w:end="0"/>
               <w:jc w:val="left"/>
               <w:rPr/>
@@ -5290,16 +5289,16 @@
             <w:shd w:fill="FFFFFF" w:val="clear"/>
             <w:vAlign w:val="center"/>
             <w:tcMar>
-              <w:top w:w="58" w:type="dxa"/>
-              <w:start w:w="90" w:type="dxa"/>
-              <w:bottom w:w="58" w:type="dxa"/>
-              <w:end w:w="90" w:type="dxa"/>
+              <w:top w:w="80" w:type="dxa"/>
+              <w:start w:w="100" w:type="dxa"/>
+              <w:bottom w:w="80" w:type="dxa"/>
+              <w:end w:w="100" w:type="dxa"/>
             </w:tcMar>
           </w:tcPr>
           <w:p>
             <w:pPr>
               <w:pStyle w:val="Normal"/>
-              <w:spacing w:lineRule="auto" w:line="274" w:before="0" w:after="46"/>
+              <w:spacing w:lineRule="auto" w:line="269" w:before="0" w:after="70"/>
               <w:ind w:start="0" w:end="0"/>
               <w:jc w:val="left"/>
               <w:rPr/>
@@ -5321,6 +5320,7 @@
       <w:pPr>
         <w:pStyle w:val="Heading1"/>
         <w:keepNext w:val="true"/>
+        <w:pageBreakBefore/>
         <w:rPr/>
       </w:pPr>
       <w:bookmarkStart w:id="8" w:name="__RefHeading___Toc4548_1421710836"/>
@@ -5495,16 +5495,16 @@
             <w:shd w:fill="183B63" w:val="clear"/>
             <w:vAlign w:val="center"/>
             <w:tcMar>
-              <w:top w:w="70" w:type="dxa"/>
-              <w:start w:w="90" w:type="dxa"/>
-              <w:bottom w:w="70" w:type="dxa"/>
-              <w:end w:w="90" w:type="dxa"/>
+              <w:top w:w="80" w:type="dxa"/>
+              <w:start w:w="100" w:type="dxa"/>
+              <w:bottom w:w="80" w:type="dxa"/>
+              <w:end w:w="100" w:type="dxa"/>
             </w:tcMar>
           </w:tcPr>
           <w:p>
             <w:pPr>
               <w:pStyle w:val="Normal"/>
-              <w:spacing w:lineRule="auto" w:line="274" w:before="0" w:after="46"/>
+              <w:spacing w:lineRule="auto" w:line="269" w:before="0" w:after="70"/>
               <w:ind w:start="0" w:end="0"/>
               <w:jc w:val="center"/>
               <w:rPr/>
@@ -5513,8 +5513,8 @@
               <w:rPr>
                 <w:rFonts w:eastAsia="Noto Sans KR" w:cs="Noto Sans KR" w:ascii="Noto Sans KR" w:hAnsi="Noto Sans KR"/>
                 <w:b/>
+                <w:sz w:val="19"/>
                 <w:color w:val="FFFFFF"/>
-                <w:sz w:val="18"/>
               </w:rPr>
               <w:t>Vendor</w:t>
             </w:r>
@@ -5532,16 +5532,16 @@
             <w:shd w:fill="183B63" w:val="clear"/>
             <w:vAlign w:val="center"/>
             <w:tcMar>
-              <w:top w:w="70" w:type="dxa"/>
-              <w:start w:w="90" w:type="dxa"/>
-              <w:bottom w:w="70" w:type="dxa"/>
-              <w:end w:w="90" w:type="dxa"/>
+              <w:top w:w="80" w:type="dxa"/>
+              <w:start w:w="100" w:type="dxa"/>
+              <w:bottom w:w="80" w:type="dxa"/>
+              <w:end w:w="100" w:type="dxa"/>
             </w:tcMar>
           </w:tcPr>
           <w:p>
             <w:pPr>
               <w:pStyle w:val="Normal"/>
-              <w:spacing w:lineRule="auto" w:line="274" w:before="0" w:after="46"/>
+              <w:spacing w:lineRule="auto" w:line="269" w:before="0" w:after="70"/>
               <w:ind w:start="0" w:end="0"/>
               <w:jc w:val="center"/>
               <w:rPr/>
@@ -5550,8 +5550,8 @@
               <w:rPr>
                 <w:rFonts w:ascii="Noto Sans KR" w:hAnsi="Noto Sans KR" w:cs="Noto Sans KR" w:eastAsia="Noto Sans KR"/>
                 <w:b/>
+                <w:sz w:val="19"/>
                 <w:color w:val="FFFFFF"/>
-                <w:sz w:val="18"/>
               </w:rPr>
               <w:t>상태</w:t>
             </w:r>
@@ -5575,16 +5575,16 @@
             <w:shd w:fill="FFFFFF" w:val="clear"/>
             <w:vAlign w:val="center"/>
             <w:tcMar>
-              <w:top w:w="58" w:type="dxa"/>
-              <w:start w:w="90" w:type="dxa"/>
-              <w:bottom w:w="58" w:type="dxa"/>
-              <w:end w:w="90" w:type="dxa"/>
+              <w:top w:w="80" w:type="dxa"/>
+              <w:start w:w="100" w:type="dxa"/>
+              <w:bottom w:w="80" w:type="dxa"/>
+              <w:end w:w="100" w:type="dxa"/>
             </w:tcMar>
           </w:tcPr>
           <w:p>
             <w:pPr>
               <w:pStyle w:val="Normal"/>
-              <w:spacing w:lineRule="auto" w:line="274" w:before="0" w:after="46"/>
+              <w:spacing w:lineRule="auto" w:line="269" w:before="0" w:after="70"/>
               <w:ind w:start="0" w:end="0"/>
               <w:jc w:val="left"/>
               <w:rPr/>
@@ -5612,16 +5612,16 @@
             <w:shd w:fill="FFFFFF" w:val="clear"/>
             <w:vAlign w:val="center"/>
             <w:tcMar>
-              <w:top w:w="58" w:type="dxa"/>
-              <w:start w:w="90" w:type="dxa"/>
-              <w:bottom w:w="58" w:type="dxa"/>
-              <w:end w:w="90" w:type="dxa"/>
+              <w:top w:w="80" w:type="dxa"/>
+              <w:start w:w="100" w:type="dxa"/>
+              <w:bottom w:w="80" w:type="dxa"/>
+              <w:end w:w="100" w:type="dxa"/>
             </w:tcMar>
           </w:tcPr>
           <w:p>
             <w:pPr>
               <w:pStyle w:val="Normal"/>
-              <w:spacing w:lineRule="auto" w:line="274" w:before="0" w:after="46"/>
+              <w:spacing w:lineRule="auto" w:line="269" w:before="0" w:after="70"/>
               <w:ind w:start="0" w:end="0"/>
               <w:jc w:val="left"/>
               <w:rPr/>
@@ -5655,16 +5655,16 @@
             <w:shd w:fill="F4F7FB" w:val="clear"/>
             <w:vAlign w:val="center"/>
             <w:tcMar>
-              <w:top w:w="58" w:type="dxa"/>
-              <w:start w:w="90" w:type="dxa"/>
-              <w:bottom w:w="58" w:type="dxa"/>
-              <w:end w:w="90" w:type="dxa"/>
+              <w:top w:w="80" w:type="dxa"/>
+              <w:start w:w="100" w:type="dxa"/>
+              <w:bottom w:w="80" w:type="dxa"/>
+              <w:end w:w="100" w:type="dxa"/>
             </w:tcMar>
           </w:tcPr>
           <w:p>
             <w:pPr>
               <w:pStyle w:val="Normal"/>
-              <w:spacing w:lineRule="auto" w:line="274" w:before="0" w:after="46"/>
+              <w:spacing w:lineRule="auto" w:line="269" w:before="0" w:after="70"/>
               <w:ind w:start="0" w:end="0"/>
               <w:jc w:val="left"/>
               <w:rPr/>
@@ -5692,16 +5692,16 @@
             <w:shd w:fill="F4F7FB" w:val="clear"/>
             <w:vAlign w:val="center"/>
             <w:tcMar>
-              <w:top w:w="58" w:type="dxa"/>
-              <w:start w:w="90" w:type="dxa"/>
-              <w:bottom w:w="58" w:type="dxa"/>
-              <w:end w:w="90" w:type="dxa"/>
+              <w:top w:w="80" w:type="dxa"/>
+              <w:start w:w="100" w:type="dxa"/>
+              <w:bottom w:w="80" w:type="dxa"/>
+              <w:end w:w="100" w:type="dxa"/>
             </w:tcMar>
           </w:tcPr>
           <w:p>
             <w:pPr>
               <w:pStyle w:val="Normal"/>
-              <w:spacing w:lineRule="auto" w:line="274" w:before="0" w:after="46"/>
+              <w:spacing w:lineRule="auto" w:line="269" w:before="0" w:after="70"/>
               <w:ind w:start="0" w:end="0"/>
               <w:jc w:val="left"/>
               <w:rPr/>
@@ -5735,16 +5735,16 @@
             <w:shd w:fill="FFFFFF" w:val="clear"/>
             <w:vAlign w:val="center"/>
             <w:tcMar>
-              <w:top w:w="58" w:type="dxa"/>
-              <w:start w:w="90" w:type="dxa"/>
-              <w:bottom w:w="58" w:type="dxa"/>
-              <w:end w:w="90" w:type="dxa"/>
+              <w:top w:w="80" w:type="dxa"/>
+              <w:start w:w="100" w:type="dxa"/>
+              <w:bottom w:w="80" w:type="dxa"/>
+              <w:end w:w="100" w:type="dxa"/>
             </w:tcMar>
           </w:tcPr>
           <w:p>
             <w:pPr>
               <w:pStyle w:val="Normal"/>
-              <w:spacing w:lineRule="auto" w:line="274" w:before="0" w:after="46"/>
+              <w:spacing w:lineRule="auto" w:line="269" w:before="0" w:after="70"/>
               <w:ind w:start="0" w:end="0"/>
               <w:jc w:val="left"/>
               <w:rPr/>
@@ -5772,16 +5772,16 @@
             <w:shd w:fill="FFFFFF" w:val="clear"/>
             <w:vAlign w:val="center"/>
             <w:tcMar>
-              <w:top w:w="58" w:type="dxa"/>
-              <w:start w:w="90" w:type="dxa"/>
-              <w:bottom w:w="58" w:type="dxa"/>
-              <w:end w:w="90" w:type="dxa"/>
+              <w:top w:w="80" w:type="dxa"/>
+              <w:start w:w="100" w:type="dxa"/>
+              <w:bottom w:w="80" w:type="dxa"/>
+              <w:end w:w="100" w:type="dxa"/>
             </w:tcMar>
           </w:tcPr>
           <w:p>
             <w:pPr>
               <w:pStyle w:val="Normal"/>
-              <w:spacing w:lineRule="auto" w:line="274" w:before="0" w:after="46"/>
+              <w:spacing w:lineRule="auto" w:line="269" w:before="0" w:after="70"/>
               <w:ind w:start="0" w:end="0"/>
               <w:jc w:val="left"/>
               <w:rPr/>
@@ -5865,6 +5865,7 @@
       <w:pPr>
         <w:pStyle w:val="Heading1"/>
         <w:keepNext w:val="true"/>
+        <w:pageBreakBefore/>
         <w:spacing w:before="320" w:after="120"/>
         <w:rPr/>
       </w:pPr>
@@ -6131,16 +6132,16 @@
             <w:shd w:fill="183B63" w:val="clear"/>
             <w:vAlign w:val="center"/>
             <w:tcMar>
-              <w:top w:w="70" w:type="dxa"/>
-              <w:start w:w="90" w:type="dxa"/>
-              <w:bottom w:w="70" w:type="dxa"/>
-              <w:end w:w="90" w:type="dxa"/>
+              <w:top w:w="80" w:type="dxa"/>
+              <w:start w:w="100" w:type="dxa"/>
+              <w:bottom w:w="80" w:type="dxa"/>
+              <w:end w:w="100" w:type="dxa"/>
             </w:tcMar>
           </w:tcPr>
           <w:p>
             <w:pPr>
               <w:pStyle w:val="Normal"/>
-              <w:spacing w:lineRule="auto" w:line="274" w:before="0" w:after="46"/>
+              <w:spacing w:lineRule="auto" w:line="269" w:before="0" w:after="70"/>
               <w:ind w:start="0" w:end="0"/>
               <w:jc w:val="center"/>
               <w:rPr/>
@@ -6149,8 +6150,8 @@
               <w:rPr>
                 <w:rFonts w:ascii="Noto Sans KR" w:hAnsi="Noto Sans KR" w:eastAsia="Noto Sans KR" w:cs="Noto Sans KR"/>
                 <w:b/>
+                <w:sz w:val="19"/>
                 <w:color w:val="FFFFFF"/>
-                <w:sz w:val="18"/>
               </w:rPr>
               <w:t>상황</w:t>
             </w:r>
@@ -6168,16 +6169,16 @@
             <w:shd w:fill="183B63" w:val="clear"/>
             <w:vAlign w:val="center"/>
             <w:tcMar>
-              <w:top w:w="70" w:type="dxa"/>
-              <w:start w:w="90" w:type="dxa"/>
-              <w:bottom w:w="70" w:type="dxa"/>
-              <w:end w:w="90" w:type="dxa"/>
+              <w:top w:w="80" w:type="dxa"/>
+              <w:start w:w="100" w:type="dxa"/>
+              <w:bottom w:w="80" w:type="dxa"/>
+              <w:end w:w="100" w:type="dxa"/>
             </w:tcMar>
           </w:tcPr>
           <w:p>
             <w:pPr>
               <w:pStyle w:val="Normal"/>
-              <w:spacing w:lineRule="auto" w:line="274" w:before="0" w:after="46"/>
+              <w:spacing w:lineRule="auto" w:line="269" w:before="0" w:after="70"/>
               <w:ind w:start="0" w:end="0"/>
               <w:jc w:val="center"/>
               <w:rPr/>
@@ -6186,8 +6187,8 @@
               <w:rPr>
                 <w:rFonts w:ascii="Noto Sans KR" w:hAnsi="Noto Sans KR" w:eastAsia="Noto Sans KR" w:cs="Noto Sans KR"/>
                 <w:b/>
+                <w:sz w:val="19"/>
                 <w:color w:val="FFFFFF"/>
-                <w:sz w:val="18"/>
               </w:rPr>
               <w:t>호출</w:t>
             </w:r>
@@ -6195,8 +6196,8 @@
               <w:rPr>
                 <w:rFonts w:eastAsia="Noto Sans KR" w:ascii="Noto Sans KR" w:hAnsi="Noto Sans KR" w:cs="Noto Sans KR"/>
                 <w:b/>
+                <w:sz w:val="19"/>
                 <w:color w:val="FFFFFF"/>
-                <w:sz w:val="18"/>
               </w:rPr>
               <w:t>/</w:t>
             </w:r>
@@ -6204,8 +6205,8 @@
               <w:rPr>
                 <w:rFonts w:ascii="Noto Sans KR" w:hAnsi="Noto Sans KR" w:eastAsia="Noto Sans KR" w:cs="Noto Sans KR"/>
                 <w:b/>
+                <w:sz w:val="19"/>
                 <w:color w:val="FFFFFF"/>
-                <w:sz w:val="18"/>
               </w:rPr>
               <w:t>진입 경계</w:t>
             </w:r>
@@ -6223,16 +6224,16 @@
             <w:shd w:fill="183B63" w:val="clear"/>
             <w:vAlign w:val="center"/>
             <w:tcMar>
-              <w:top w:w="70" w:type="dxa"/>
-              <w:start w:w="90" w:type="dxa"/>
-              <w:bottom w:w="70" w:type="dxa"/>
-              <w:end w:w="90" w:type="dxa"/>
+              <w:top w:w="80" w:type="dxa"/>
+              <w:start w:w="100" w:type="dxa"/>
+              <w:bottom w:w="80" w:type="dxa"/>
+              <w:end w:w="100" w:type="dxa"/>
             </w:tcMar>
           </w:tcPr>
           <w:p>
             <w:pPr>
               <w:pStyle w:val="Normal"/>
-              <w:spacing w:lineRule="auto" w:line="274" w:before="0" w:after="46"/>
+              <w:spacing w:lineRule="auto" w:line="269" w:before="0" w:after="70"/>
               <w:ind w:start="0" w:end="0"/>
               <w:jc w:val="center"/>
               <w:rPr/>
@@ -6241,8 +6242,8 @@
               <w:rPr>
                 <w:rFonts w:ascii="Noto Sans KR" w:hAnsi="Noto Sans KR" w:eastAsia="Noto Sans KR" w:cs="Noto Sans KR"/>
                 <w:b/>
+                <w:sz w:val="19"/>
                 <w:color w:val="FFFFFF"/>
-                <w:sz w:val="18"/>
               </w:rPr>
               <w:t>유지되는 계약</w:t>
             </w:r>
@@ -6260,16 +6261,16 @@
             <w:shd w:fill="183B63" w:val="clear"/>
             <w:vAlign w:val="center"/>
             <w:tcMar>
-              <w:top w:w="70" w:type="dxa"/>
-              <w:start w:w="90" w:type="dxa"/>
-              <w:bottom w:w="70" w:type="dxa"/>
-              <w:end w:w="90" w:type="dxa"/>
+              <w:top w:w="80" w:type="dxa"/>
+              <w:start w:w="100" w:type="dxa"/>
+              <w:bottom w:w="80" w:type="dxa"/>
+              <w:end w:w="100" w:type="dxa"/>
             </w:tcMar>
           </w:tcPr>
           <w:p>
             <w:pPr>
               <w:pStyle w:val="Normal"/>
-              <w:spacing w:lineRule="auto" w:line="274" w:before="0" w:after="46"/>
+              <w:spacing w:lineRule="auto" w:line="269" w:before="0" w:after="70"/>
               <w:ind w:start="0" w:end="0"/>
               <w:jc w:val="center"/>
               <w:rPr/>
@@ -6278,8 +6279,8 @@
               <w:rPr>
                 <w:rFonts w:ascii="Noto Sans KR" w:hAnsi="Noto Sans KR" w:eastAsia="Noto Sans KR" w:cs="Noto Sans KR"/>
                 <w:b/>
+                <w:sz w:val="19"/>
                 <w:color w:val="FFFFFF"/>
-                <w:sz w:val="18"/>
               </w:rPr>
               <w:t>선택 판단</w:t>
             </w:r>
@@ -6302,16 +6303,16 @@
             <w:shd w:fill="FFFFFF" w:val="clear"/>
             <w:vAlign w:val="center"/>
             <w:tcMar>
-              <w:top w:w="58" w:type="dxa"/>
-              <w:start w:w="90" w:type="dxa"/>
-              <w:bottom w:w="58" w:type="dxa"/>
-              <w:end w:w="90" w:type="dxa"/>
+              <w:top w:w="80" w:type="dxa"/>
+              <w:start w:w="100" w:type="dxa"/>
+              <w:bottom w:w="80" w:type="dxa"/>
+              <w:end w:w="100" w:type="dxa"/>
             </w:tcMar>
           </w:tcPr>
           <w:p>
             <w:pPr>
               <w:pStyle w:val="Normal"/>
-              <w:spacing w:lineRule="auto" w:line="274" w:before="0" w:after="46"/>
+              <w:spacing w:lineRule="auto" w:line="269" w:before="0" w:after="70"/>
               <w:ind w:start="0" w:end="0"/>
               <w:jc w:val="left"/>
               <w:rPr/>
@@ -6339,16 +6340,16 @@
             <w:shd w:fill="FFFFFF" w:val="clear"/>
             <w:vAlign w:val="center"/>
             <w:tcMar>
-              <w:top w:w="58" w:type="dxa"/>
-              <w:start w:w="90" w:type="dxa"/>
-              <w:bottom w:w="58" w:type="dxa"/>
-              <w:end w:w="90" w:type="dxa"/>
+              <w:top w:w="80" w:type="dxa"/>
+              <w:start w:w="100" w:type="dxa"/>
+              <w:bottom w:w="80" w:type="dxa"/>
+              <w:end w:w="100" w:type="dxa"/>
             </w:tcMar>
           </w:tcPr>
           <w:p>
             <w:pPr>
               <w:pStyle w:val="Normal"/>
-              <w:spacing w:lineRule="auto" w:line="274" w:before="0" w:after="46"/>
+              <w:spacing w:lineRule="auto" w:line="269" w:before="0" w:after="70"/>
               <w:ind w:start="0" w:end="0"/>
               <w:jc w:val="left"/>
               <w:rPr/>
@@ -6376,16 +6377,16 @@
             <w:shd w:fill="FFFFFF" w:val="clear"/>
             <w:vAlign w:val="center"/>
             <w:tcMar>
-              <w:top w:w="58" w:type="dxa"/>
-              <w:start w:w="90" w:type="dxa"/>
-              <w:bottom w:w="58" w:type="dxa"/>
-              <w:end w:w="90" w:type="dxa"/>
+              <w:top w:w="80" w:type="dxa"/>
+              <w:start w:w="100" w:type="dxa"/>
+              <w:bottom w:w="80" w:type="dxa"/>
+              <w:end w:w="100" w:type="dxa"/>
             </w:tcMar>
           </w:tcPr>
           <w:p>
             <w:pPr>
               <w:pStyle w:val="Normal"/>
-              <w:spacing w:lineRule="auto" w:line="274" w:before="0" w:after="46"/>
+              <w:spacing w:lineRule="auto" w:line="269" w:before="0" w:after="70"/>
               <w:ind w:start="0" w:end="0"/>
               <w:jc w:val="left"/>
               <w:rPr/>
@@ -6413,16 +6414,16 @@
             <w:shd w:fill="FFFFFF" w:val="clear"/>
             <w:vAlign w:val="center"/>
             <w:tcMar>
-              <w:top w:w="58" w:type="dxa"/>
-              <w:start w:w="90" w:type="dxa"/>
-              <w:bottom w:w="58" w:type="dxa"/>
-              <w:end w:w="90" w:type="dxa"/>
+              <w:top w:w="80" w:type="dxa"/>
+              <w:start w:w="100" w:type="dxa"/>
+              <w:bottom w:w="80" w:type="dxa"/>
+              <w:end w:w="100" w:type="dxa"/>
             </w:tcMar>
           </w:tcPr>
           <w:p>
             <w:pPr>
               <w:pStyle w:val="Normal"/>
-              <w:spacing w:lineRule="auto" w:line="274" w:before="0" w:after="46"/>
+              <w:spacing w:lineRule="auto" w:line="269" w:before="0" w:after="70"/>
               <w:ind w:start="0" w:end="0"/>
               <w:jc w:val="left"/>
               <w:rPr/>
@@ -6464,16 +6465,16 @@
             <w:shd w:fill="F4F7FB" w:val="clear"/>
             <w:vAlign w:val="center"/>
             <w:tcMar>
-              <w:top w:w="58" w:type="dxa"/>
-              <w:start w:w="90" w:type="dxa"/>
-              <w:bottom w:w="58" w:type="dxa"/>
-              <w:end w:w="90" w:type="dxa"/>
+              <w:top w:w="80" w:type="dxa"/>
+              <w:start w:w="100" w:type="dxa"/>
+              <w:bottom w:w="80" w:type="dxa"/>
+              <w:end w:w="100" w:type="dxa"/>
             </w:tcMar>
           </w:tcPr>
           <w:p>
             <w:pPr>
               <w:pStyle w:val="Normal"/>
-              <w:spacing w:lineRule="auto" w:line="274" w:before="0" w:after="46"/>
+              <w:spacing w:lineRule="auto" w:line="269" w:before="0" w:after="70"/>
               <w:ind w:start="0" w:end="0"/>
               <w:jc w:val="left"/>
               <w:rPr/>
@@ -6510,16 +6511,16 @@
             <w:shd w:fill="F4F7FB" w:val="clear"/>
             <w:vAlign w:val="center"/>
             <w:tcMar>
-              <w:top w:w="58" w:type="dxa"/>
-              <w:start w:w="90" w:type="dxa"/>
-              <w:bottom w:w="58" w:type="dxa"/>
-              <w:end w:w="90" w:type="dxa"/>
+              <w:top w:w="80" w:type="dxa"/>
+              <w:start w:w="100" w:type="dxa"/>
+              <w:bottom w:w="80" w:type="dxa"/>
+              <w:end w:w="100" w:type="dxa"/>
             </w:tcMar>
           </w:tcPr>
           <w:p>
             <w:pPr>
               <w:pStyle w:val="Normal"/>
-              <w:spacing w:lineRule="auto" w:line="274" w:before="0" w:after="46"/>
+              <w:spacing w:lineRule="auto" w:line="269" w:before="0" w:after="70"/>
               <w:ind w:start="0" w:end="0"/>
               <w:jc w:val="left"/>
               <w:rPr/>
@@ -6547,16 +6548,16 @@
             <w:shd w:fill="F4F7FB" w:val="clear"/>
             <w:vAlign w:val="center"/>
             <w:tcMar>
-              <w:top w:w="58" w:type="dxa"/>
-              <w:start w:w="90" w:type="dxa"/>
-              <w:bottom w:w="58" w:type="dxa"/>
-              <w:end w:w="90" w:type="dxa"/>
+              <w:top w:w="80" w:type="dxa"/>
+              <w:start w:w="100" w:type="dxa"/>
+              <w:bottom w:w="80" w:type="dxa"/>
+              <w:end w:w="100" w:type="dxa"/>
             </w:tcMar>
           </w:tcPr>
           <w:p>
             <w:pPr>
               <w:pStyle w:val="Normal"/>
-              <w:spacing w:lineRule="auto" w:line="274" w:before="0" w:after="46"/>
+              <w:spacing w:lineRule="auto" w:line="269" w:before="0" w:after="70"/>
               <w:ind w:start="0" w:end="0"/>
               <w:jc w:val="left"/>
               <w:rPr/>
@@ -6593,16 +6594,16 @@
             <w:shd w:fill="F4F7FB" w:val="clear"/>
             <w:vAlign w:val="center"/>
             <w:tcMar>
-              <w:top w:w="58" w:type="dxa"/>
-              <w:start w:w="90" w:type="dxa"/>
-              <w:bottom w:w="58" w:type="dxa"/>
-              <w:end w:w="90" w:type="dxa"/>
+              <w:top w:w="80" w:type="dxa"/>
+              <w:start w:w="100" w:type="dxa"/>
+              <w:bottom w:w="80" w:type="dxa"/>
+              <w:end w:w="100" w:type="dxa"/>
             </w:tcMar>
           </w:tcPr>
           <w:p>
             <w:pPr>
               <w:pStyle w:val="Normal"/>
-              <w:spacing w:lineRule="auto" w:line="274" w:before="0" w:after="46"/>
+              <w:spacing w:lineRule="auto" w:line="269" w:before="0" w:after="70"/>
               <w:ind w:start="0" w:end="0"/>
               <w:jc w:val="left"/>
               <w:rPr/>
@@ -6635,16 +6636,16 @@
             <w:shd w:fill="FFFFFF" w:val="clear"/>
             <w:vAlign w:val="center"/>
             <w:tcMar>
-              <w:top w:w="58" w:type="dxa"/>
-              <w:start w:w="90" w:type="dxa"/>
-              <w:bottom w:w="58" w:type="dxa"/>
-              <w:end w:w="90" w:type="dxa"/>
+              <w:top w:w="80" w:type="dxa"/>
+              <w:start w:w="100" w:type="dxa"/>
+              <w:bottom w:w="80" w:type="dxa"/>
+              <w:end w:w="100" w:type="dxa"/>
             </w:tcMar>
           </w:tcPr>
           <w:p>
             <w:pPr>
               <w:pStyle w:val="Normal"/>
-              <w:spacing w:lineRule="auto" w:line="274" w:before="0" w:after="46"/>
+              <w:spacing w:lineRule="auto" w:line="269" w:before="0" w:after="70"/>
               <w:ind w:start="0" w:end="0"/>
               <w:jc w:val="left"/>
               <w:rPr/>
@@ -6681,16 +6682,16 @@
             <w:shd w:fill="FFFFFF" w:val="clear"/>
             <w:vAlign w:val="center"/>
             <w:tcMar>
-              <w:top w:w="58" w:type="dxa"/>
-              <w:start w:w="90" w:type="dxa"/>
-              <w:bottom w:w="58" w:type="dxa"/>
-              <w:end w:w="90" w:type="dxa"/>
+              <w:top w:w="80" w:type="dxa"/>
+              <w:start w:w="100" w:type="dxa"/>
+              <w:bottom w:w="80" w:type="dxa"/>
+              <w:end w:w="100" w:type="dxa"/>
             </w:tcMar>
           </w:tcPr>
           <w:p>
             <w:pPr>
               <w:pStyle w:val="Normal"/>
-              <w:spacing w:lineRule="auto" w:line="274" w:before="0" w:after="46"/>
+              <w:spacing w:lineRule="auto" w:line="269" w:before="0" w:after="70"/>
               <w:ind w:start="0" w:end="0"/>
               <w:jc w:val="left"/>
               <w:rPr/>
@@ -6736,16 +6737,16 @@
             <w:shd w:fill="FFFFFF" w:val="clear"/>
             <w:vAlign w:val="center"/>
             <w:tcMar>
-              <w:top w:w="58" w:type="dxa"/>
-              <w:start w:w="90" w:type="dxa"/>
-              <w:bottom w:w="58" w:type="dxa"/>
-              <w:end w:w="90" w:type="dxa"/>
+              <w:top w:w="80" w:type="dxa"/>
+              <w:start w:w="100" w:type="dxa"/>
+              <w:bottom w:w="80" w:type="dxa"/>
+              <w:end w:w="100" w:type="dxa"/>
             </w:tcMar>
           </w:tcPr>
           <w:p>
             <w:pPr>
               <w:pStyle w:val="Normal"/>
-              <w:spacing w:lineRule="auto" w:line="274" w:before="0" w:after="46"/>
+              <w:spacing w:lineRule="auto" w:line="269" w:before="0" w:after="70"/>
               <w:ind w:start="0" w:end="0"/>
               <w:jc w:val="left"/>
               <w:rPr/>
@@ -6773,16 +6774,16 @@
             <w:shd w:fill="FFFFFF" w:val="clear"/>
             <w:vAlign w:val="center"/>
             <w:tcMar>
-              <w:top w:w="58" w:type="dxa"/>
-              <w:start w:w="90" w:type="dxa"/>
-              <w:bottom w:w="58" w:type="dxa"/>
-              <w:end w:w="90" w:type="dxa"/>
+              <w:top w:w="80" w:type="dxa"/>
+              <w:start w:w="100" w:type="dxa"/>
+              <w:bottom w:w="80" w:type="dxa"/>
+              <w:end w:w="100" w:type="dxa"/>
             </w:tcMar>
           </w:tcPr>
           <w:p>
             <w:pPr>
               <w:pStyle w:val="Normal"/>
-              <w:spacing w:lineRule="auto" w:line="274" w:before="0" w:after="46"/>
+              <w:spacing w:lineRule="auto" w:line="269" w:before="0" w:after="70"/>
               <w:ind w:start="0" w:end="0"/>
               <w:jc w:val="left"/>
               <w:rPr/>
@@ -6851,16 +6852,16 @@
             <w:shd w:fill="F4F7FB" w:val="clear"/>
             <w:vAlign w:val="center"/>
             <w:tcMar>
-              <w:top w:w="58" w:type="dxa"/>
-              <w:start w:w="90" w:type="dxa"/>
-              <w:bottom w:w="58" w:type="dxa"/>
-              <w:end w:w="90" w:type="dxa"/>
+              <w:top w:w="80" w:type="dxa"/>
+              <w:start w:w="100" w:type="dxa"/>
+              <w:bottom w:w="80" w:type="dxa"/>
+              <w:end w:w="100" w:type="dxa"/>
             </w:tcMar>
           </w:tcPr>
           <w:p>
             <w:pPr>
               <w:pStyle w:val="Normal"/>
-              <w:spacing w:lineRule="auto" w:line="274" w:before="0" w:after="46"/>
+              <w:spacing w:lineRule="auto" w:line="269" w:before="0" w:after="70"/>
               <w:ind w:start="0" w:end="0"/>
               <w:jc w:val="left"/>
               <w:rPr/>
@@ -6888,16 +6889,16 @@
             <w:shd w:fill="F4F7FB" w:val="clear"/>
             <w:vAlign w:val="center"/>
             <w:tcMar>
-              <w:top w:w="58" w:type="dxa"/>
-              <w:start w:w="90" w:type="dxa"/>
-              <w:bottom w:w="58" w:type="dxa"/>
-              <w:end w:w="90" w:type="dxa"/>
+              <w:top w:w="80" w:type="dxa"/>
+              <w:start w:w="100" w:type="dxa"/>
+              <w:bottom w:w="80" w:type="dxa"/>
+              <w:end w:w="100" w:type="dxa"/>
             </w:tcMar>
           </w:tcPr>
           <w:p>
             <w:pPr>
               <w:pStyle w:val="Normal"/>
-              <w:spacing w:lineRule="auto" w:line="274" w:before="0" w:after="46"/>
+              <w:spacing w:lineRule="auto" w:line="269" w:before="0" w:after="70"/>
               <w:ind w:start="0" w:end="0"/>
               <w:jc w:val="left"/>
               <w:rPr/>
@@ -6925,16 +6926,16 @@
             <w:shd w:fill="F4F7FB" w:val="clear"/>
             <w:vAlign w:val="center"/>
             <w:tcMar>
-              <w:top w:w="58" w:type="dxa"/>
-              <w:start w:w="90" w:type="dxa"/>
-              <w:bottom w:w="58" w:type="dxa"/>
-              <w:end w:w="90" w:type="dxa"/>
+              <w:top w:w="80" w:type="dxa"/>
+              <w:start w:w="100" w:type="dxa"/>
+              <w:bottom w:w="80" w:type="dxa"/>
+              <w:end w:w="100" w:type="dxa"/>
             </w:tcMar>
           </w:tcPr>
           <w:p>
             <w:pPr>
               <w:pStyle w:val="Normal"/>
-              <w:spacing w:lineRule="auto" w:line="274" w:before="0" w:after="46"/>
+              <w:spacing w:lineRule="auto" w:line="269" w:before="0" w:after="70"/>
               <w:ind w:start="0" w:end="0"/>
               <w:jc w:val="left"/>
               <w:rPr/>
@@ -6962,16 +6963,16 @@
             <w:shd w:fill="F4F7FB" w:val="clear"/>
             <w:vAlign w:val="center"/>
             <w:tcMar>
-              <w:top w:w="58" w:type="dxa"/>
-              <w:start w:w="90" w:type="dxa"/>
-              <w:bottom w:w="58" w:type="dxa"/>
-              <w:end w:w="90" w:type="dxa"/>
+              <w:top w:w="80" w:type="dxa"/>
+              <w:start w:w="100" w:type="dxa"/>
+              <w:bottom w:w="80" w:type="dxa"/>
+              <w:end w:w="100" w:type="dxa"/>
             </w:tcMar>
           </w:tcPr>
           <w:p>
             <w:pPr>
               <w:pStyle w:val="Normal"/>
-              <w:spacing w:lineRule="auto" w:line="274" w:before="0" w:after="46"/>
+              <w:spacing w:lineRule="auto" w:line="269" w:before="0" w:after="70"/>
               <w:ind w:start="0" w:end="0"/>
               <w:jc w:val="left"/>
               <w:rPr/>
@@ -7058,6 +7059,7 @@
     <w:p>
       <w:pPr>
         <w:pStyle w:val="Heading1"/>
+        <w:pageBreakBefore/>
         <w:rPr/>
       </w:pPr>
       <w:bookmarkStart w:id="12" w:name="__RefHeading___Toc4556_1421710836"/>
@@ -7313,7 +7315,7 @@
         <w:rPr>
           <w:rFonts w:eastAsia="Noto Sans KR" w:ascii="Noto Sans KR" w:hAnsi="Noto Sans KR" w:cs="Noto Sans KR"/>
         </w:rPr>
-        <w:t>@CpfTimeLimiter</w:t>
+        <w:t>@CpfTimeout</w:t>
       </w:r>
       <w:r>
         <w:rPr>
@@ -7367,6 +7369,7 @@
     <w:p>
       <w:pPr>
         <w:pStyle w:val="Heading1"/>
+        <w:pageBreakBefore/>
         <w:rPr/>
       </w:pPr>
       <w:bookmarkStart w:id="15" w:name="__RefHeading___Toc4562_1421710836"/>
@@ -7655,6 +7658,7 @@
     <w:p>
       <w:pPr>
         <w:pStyle w:val="Heading1"/>
+        <w:pageBreakBefore/>
         <w:rPr/>
       </w:pPr>
       <w:bookmarkStart w:id="19" w:name="__RefHeading___Toc4570_1421710836"/>
@@ -7940,6 +7944,7 @@
     <w:p>
       <w:pPr>
         <w:pStyle w:val="Heading1"/>
+        <w:pageBreakBefore/>
         <w:rPr/>
       </w:pPr>
       <w:bookmarkStart w:id="22" w:name="__RefHeading___Toc4576_1421710836"/>
@@ -8199,18 +8204,24 @@
             <w:tcW w:type="dxa" w:w="1104887"/>
             <w:vAlign w:val="center"/>
             <w:shd w:fill="183B63" w:val="clear"/>
+            <w:tcMar>
+              <w:top w:w="80" w:type="dxa"/>
+              <w:start w:w="100" w:type="dxa"/>
+              <w:bottom w:w="80" w:type="dxa"/>
+              <w:end w:w="100" w:type="dxa"/>
+            </w:tcMar>
           </w:tcPr>
           <w:p>
             <w:pPr>
-              <w:spacing w:after="40" w:line="274" w:lineRule="auto"/>
+              <w:spacing w:after="70" w:line="269" w:lineRule="auto"/>
               <w:jc w:val="center"/>
             </w:pPr>
             <w:r>
               <w:rPr>
                 <w:rFonts w:ascii="Noto Sans KR" w:hAnsi="Noto Sans KR" w:eastAsia="Noto Sans KR" w:cs="Noto Sans KR"/>
                 <w:b/>
+                <w:sz w:val="19"/>
                 <w:color w:val="FFFFFF"/>
-                <w:sz w:val="18"/>
               </w:rPr>
               <w:t>계약 축</w:t>
             </w:r>
@@ -8221,18 +8232,24 @@
             <w:tcW w:type="dxa" w:w="5592778"/>
             <w:vAlign w:val="center"/>
             <w:shd w:fill="183B63" w:val="clear"/>
+            <w:tcMar>
+              <w:top w:w="80" w:type="dxa"/>
+              <w:start w:w="100" w:type="dxa"/>
+              <w:bottom w:w="80" w:type="dxa"/>
+              <w:end w:w="100" w:type="dxa"/>
+            </w:tcMar>
           </w:tcPr>
           <w:p>
             <w:pPr>
-              <w:spacing w:after="40" w:line="274" w:lineRule="auto"/>
+              <w:spacing w:after="70" w:line="269" w:lineRule="auto"/>
               <w:jc w:val="center"/>
             </w:pPr>
             <w:r>
               <w:rPr>
                 <w:rFonts w:ascii="Noto Sans KR" w:hAnsi="Noto Sans KR" w:eastAsia="Noto Sans KR" w:cs="Noto Sans KR"/>
                 <w:b/>
+                <w:sz w:val="19"/>
                 <w:color w:val="FFFFFF"/>
-                <w:sz w:val="18"/>
               </w:rPr>
               <w:t>호환성 완료 조건</w:t>
             </w:r>
@@ -8243,18 +8260,24 @@
             <w:tcW w:type="dxa" w:w="3346765"/>
             <w:vAlign w:val="center"/>
             <w:shd w:fill="183B63" w:val="clear"/>
+            <w:tcMar>
+              <w:top w:w="80" w:type="dxa"/>
+              <w:start w:w="100" w:type="dxa"/>
+              <w:bottom w:w="80" w:type="dxa"/>
+              <w:end w:w="100" w:type="dxa"/>
+            </w:tcMar>
           </w:tcPr>
           <w:p>
             <w:pPr>
-              <w:spacing w:after="40" w:line="274" w:lineRule="auto"/>
+              <w:spacing w:after="70" w:line="269" w:lineRule="auto"/>
               <w:jc w:val="center"/>
             </w:pPr>
             <w:r>
               <w:rPr>
                 <w:rFonts w:ascii="Noto Sans KR" w:hAnsi="Noto Sans KR" w:eastAsia="Noto Sans KR" w:cs="Noto Sans KR"/>
                 <w:b/>
+                <w:sz w:val="19"/>
                 <w:color w:val="FFFFFF"/>
-                <w:sz w:val="18"/>
               </w:rPr>
               <w:t>깨지면 안 되는 Consumer</w:t>
             </w:r>
@@ -8270,10 +8293,16 @@
             <w:tcW w:type="dxa" w:w="1104887"/>
             <w:vAlign w:val="center"/>
             <w:shd w:fill="FFFFFF" w:val="clear"/>
+            <w:tcMar>
+              <w:top w:w="80" w:type="dxa"/>
+              <w:start w:w="100" w:type="dxa"/>
+              <w:bottom w:w="80" w:type="dxa"/>
+              <w:end w:w="100" w:type="dxa"/>
+            </w:tcMar>
           </w:tcPr>
           <w:p>
             <w:pPr>
-              <w:spacing w:after="40" w:line="274" w:lineRule="auto"/>
+              <w:spacing w:after="70" w:line="269" w:lineRule="auto"/>
               <w:jc w:val="left"/>
             </w:pPr>
             <w:r>
@@ -8291,10 +8320,16 @@
             <w:tcW w:type="dxa" w:w="5592778"/>
             <w:vAlign w:val="center"/>
             <w:shd w:fill="FFFFFF" w:val="clear"/>
+            <w:tcMar>
+              <w:top w:w="80" w:type="dxa"/>
+              <w:start w:w="100" w:type="dxa"/>
+              <w:bottom w:w="80" w:type="dxa"/>
+              <w:end w:w="100" w:type="dxa"/>
+            </w:tcMar>
           </w:tcPr>
           <w:p>
             <w:pPr>
-              <w:spacing w:after="40" w:line="274" w:lineRule="auto"/>
+              <w:spacing w:after="70" w:line="269" w:lineRule="auto"/>
               <w:jc w:val="left"/>
             </w:pPr>
             <w:r>
@@ -8312,10 +8347,16 @@
             <w:tcW w:type="dxa" w:w="3346765"/>
             <w:vAlign w:val="center"/>
             <w:shd w:fill="FFFFFF" w:val="clear"/>
+            <w:tcMar>
+              <w:top w:w="80" w:type="dxa"/>
+              <w:start w:w="100" w:type="dxa"/>
+              <w:bottom w:w="80" w:type="dxa"/>
+              <w:end w:w="100" w:type="dxa"/>
+            </w:tcMar>
           </w:tcPr>
           <w:p>
             <w:pPr>
-              <w:spacing w:after="40" w:line="274" w:lineRule="auto"/>
+              <w:spacing w:after="70" w:line="269" w:lineRule="auto"/>
               <w:jc w:val="left"/>
             </w:pPr>
             <w:r>
@@ -8338,10 +8379,16 @@
             <w:tcW w:type="dxa" w:w="1104887"/>
             <w:vAlign w:val="center"/>
             <w:shd w:fill="F4F7FB" w:val="clear"/>
+            <w:tcMar>
+              <w:top w:w="80" w:type="dxa"/>
+              <w:start w:w="100" w:type="dxa"/>
+              <w:bottom w:w="80" w:type="dxa"/>
+              <w:end w:w="100" w:type="dxa"/>
+            </w:tcMar>
           </w:tcPr>
           <w:p>
             <w:pPr>
-              <w:spacing w:after="40" w:line="274" w:lineRule="auto"/>
+              <w:spacing w:after="70" w:line="269" w:lineRule="auto"/>
               <w:jc w:val="left"/>
             </w:pPr>
             <w:r>
@@ -8359,10 +8406,16 @@
             <w:tcW w:type="dxa" w:w="5592778"/>
             <w:vAlign w:val="center"/>
             <w:shd w:fill="F4F7FB" w:val="clear"/>
+            <w:tcMar>
+              <w:top w:w="80" w:type="dxa"/>
+              <w:start w:w="100" w:type="dxa"/>
+              <w:bottom w:w="80" w:type="dxa"/>
+              <w:end w:w="100" w:type="dxa"/>
+            </w:tcMar>
           </w:tcPr>
           <w:p>
             <w:pPr>
-              <w:spacing w:after="40" w:line="274" w:lineRule="auto"/>
+              <w:spacing w:after="70" w:line="269" w:lineRule="auto"/>
               <w:jc w:val="left"/>
             </w:pPr>
             <w:r>
@@ -8380,10 +8433,16 @@
             <w:tcW w:type="dxa" w:w="3346765"/>
             <w:vAlign w:val="center"/>
             <w:shd w:fill="F4F7FB" w:val="clear"/>
+            <w:tcMar>
+              <w:top w:w="80" w:type="dxa"/>
+              <w:start w:w="100" w:type="dxa"/>
+              <w:bottom w:w="80" w:type="dxa"/>
+              <w:end w:w="100" w:type="dxa"/>
+            </w:tcMar>
           </w:tcPr>
           <w:p>
             <w:pPr>
-              <w:spacing w:after="40" w:line="274" w:lineRule="auto"/>
+              <w:spacing w:after="70" w:line="269" w:lineRule="auto"/>
               <w:jc w:val="left"/>
             </w:pPr>
             <w:r>
@@ -8406,10 +8465,16 @@
             <w:tcW w:type="dxa" w:w="1104887"/>
             <w:vAlign w:val="center"/>
             <w:shd w:fill="FFFFFF" w:val="clear"/>
+            <w:tcMar>
+              <w:top w:w="80" w:type="dxa"/>
+              <w:start w:w="100" w:type="dxa"/>
+              <w:bottom w:w="80" w:type="dxa"/>
+              <w:end w:w="100" w:type="dxa"/>
+            </w:tcMar>
           </w:tcPr>
           <w:p>
             <w:pPr>
-              <w:spacing w:after="40" w:line="274" w:lineRule="auto"/>
+              <w:spacing w:after="70" w:line="269" w:lineRule="auto"/>
               <w:jc w:val="left"/>
             </w:pPr>
             <w:r>
@@ -8427,10 +8492,16 @@
             <w:tcW w:type="dxa" w:w="5592778"/>
             <w:vAlign w:val="center"/>
             <w:shd w:fill="FFFFFF" w:val="clear"/>
+            <w:tcMar>
+              <w:top w:w="80" w:type="dxa"/>
+              <w:start w:w="100" w:type="dxa"/>
+              <w:bottom w:w="80" w:type="dxa"/>
+              <w:end w:w="100" w:type="dxa"/>
+            </w:tcMar>
           </w:tcPr>
           <w:p>
             <w:pPr>
-              <w:spacing w:after="40" w:line="274" w:lineRule="auto"/>
+              <w:spacing w:after="70" w:line="269" w:lineRule="auto"/>
               <w:jc w:val="left"/>
             </w:pPr>
             <w:r>
@@ -8448,10 +8519,16 @@
             <w:tcW w:type="dxa" w:w="3346765"/>
             <w:vAlign w:val="center"/>
             <w:shd w:fill="FFFFFF" w:val="clear"/>
+            <w:tcMar>
+              <w:top w:w="80" w:type="dxa"/>
+              <w:start w:w="100" w:type="dxa"/>
+              <w:bottom w:w="80" w:type="dxa"/>
+              <w:end w:w="100" w:type="dxa"/>
+            </w:tcMar>
           </w:tcPr>
           <w:p>
             <w:pPr>
-              <w:spacing w:after="40" w:line="274" w:lineRule="auto"/>
+              <w:spacing w:after="70" w:line="269" w:lineRule="auto"/>
               <w:jc w:val="left"/>
             </w:pPr>
             <w:r>
@@ -8474,10 +8551,16 @@
             <w:tcW w:type="dxa" w:w="1104887"/>
             <w:vAlign w:val="center"/>
             <w:shd w:fill="F4F7FB" w:val="clear"/>
+            <w:tcMar>
+              <w:top w:w="80" w:type="dxa"/>
+              <w:start w:w="100" w:type="dxa"/>
+              <w:bottom w:w="80" w:type="dxa"/>
+              <w:end w:w="100" w:type="dxa"/>
+            </w:tcMar>
           </w:tcPr>
           <w:p>
             <w:pPr>
-              <w:spacing w:after="40" w:line="274" w:lineRule="auto"/>
+              <w:spacing w:after="70" w:line="269" w:lineRule="auto"/>
               <w:jc w:val="left"/>
             </w:pPr>
             <w:r>
@@ -8495,10 +8578,16 @@
             <w:tcW w:type="dxa" w:w="5592778"/>
             <w:vAlign w:val="center"/>
             <w:shd w:fill="F4F7FB" w:val="clear"/>
+            <w:tcMar>
+              <w:top w:w="80" w:type="dxa"/>
+              <w:start w:w="100" w:type="dxa"/>
+              <w:bottom w:w="80" w:type="dxa"/>
+              <w:end w:w="100" w:type="dxa"/>
+            </w:tcMar>
           </w:tcPr>
           <w:p>
             <w:pPr>
-              <w:spacing w:after="40" w:line="274" w:lineRule="auto"/>
+              <w:spacing w:after="70" w:line="269" w:lineRule="auto"/>
               <w:jc w:val="left"/>
             </w:pPr>
             <w:r>
@@ -8516,10 +8605,16 @@
             <w:tcW w:type="dxa" w:w="3346765"/>
             <w:vAlign w:val="center"/>
             <w:shd w:fill="F4F7FB" w:val="clear"/>
+            <w:tcMar>
+              <w:top w:w="80" w:type="dxa"/>
+              <w:start w:w="100" w:type="dxa"/>
+              <w:bottom w:w="80" w:type="dxa"/>
+              <w:end w:w="100" w:type="dxa"/>
+            </w:tcMar>
           </w:tcPr>
           <w:p>
             <w:pPr>
-              <w:spacing w:after="40" w:line="274" w:lineRule="auto"/>
+              <w:spacing w:after="70" w:line="269" w:lineRule="auto"/>
               <w:jc w:val="left"/>
             </w:pPr>
             <w:r>
@@ -8542,10 +8637,16 @@
             <w:tcW w:type="dxa" w:w="1104887"/>
             <w:vAlign w:val="center"/>
             <w:shd w:fill="FFFFFF" w:val="clear"/>
+            <w:tcMar>
+              <w:top w:w="80" w:type="dxa"/>
+              <w:start w:w="100" w:type="dxa"/>
+              <w:bottom w:w="80" w:type="dxa"/>
+              <w:end w:w="100" w:type="dxa"/>
+            </w:tcMar>
           </w:tcPr>
           <w:p>
             <w:pPr>
-              <w:spacing w:after="40" w:line="274" w:lineRule="auto"/>
+              <w:spacing w:after="70" w:line="269" w:lineRule="auto"/>
               <w:jc w:val="left"/>
             </w:pPr>
             <w:r>
@@ -8563,10 +8664,16 @@
             <w:tcW w:type="dxa" w:w="5592778"/>
             <w:vAlign w:val="center"/>
             <w:shd w:fill="FFFFFF" w:val="clear"/>
+            <w:tcMar>
+              <w:top w:w="80" w:type="dxa"/>
+              <w:start w:w="100" w:type="dxa"/>
+              <w:bottom w:w="80" w:type="dxa"/>
+              <w:end w:w="100" w:type="dxa"/>
+            </w:tcMar>
           </w:tcPr>
           <w:p>
             <w:pPr>
-              <w:spacing w:after="40" w:line="274" w:lineRule="auto"/>
+              <w:spacing w:after="70" w:line="269" w:lineRule="auto"/>
               <w:jc w:val="left"/>
             </w:pPr>
             <w:r>
@@ -8584,10 +8691,16 @@
             <w:tcW w:type="dxa" w:w="3346765"/>
             <w:vAlign w:val="center"/>
             <w:shd w:fill="FFFFFF" w:val="clear"/>
+            <w:tcMar>
+              <w:top w:w="80" w:type="dxa"/>
+              <w:start w:w="100" w:type="dxa"/>
+              <w:bottom w:w="80" w:type="dxa"/>
+              <w:end w:w="100" w:type="dxa"/>
+            </w:tcMar>
           </w:tcPr>
           <w:p>
             <w:pPr>
-              <w:spacing w:after="40" w:line="274" w:lineRule="auto"/>
+              <w:spacing w:after="70" w:line="269" w:lineRule="auto"/>
               <w:jc w:val="left"/>
             </w:pPr>
             <w:r>
@@ -8610,10 +8723,16 @@
             <w:tcW w:type="dxa" w:w="1104887"/>
             <w:vAlign w:val="center"/>
             <w:shd w:fill="F4F7FB" w:val="clear"/>
+            <w:tcMar>
+              <w:top w:w="80" w:type="dxa"/>
+              <w:start w:w="100" w:type="dxa"/>
+              <w:bottom w:w="80" w:type="dxa"/>
+              <w:end w:w="100" w:type="dxa"/>
+            </w:tcMar>
           </w:tcPr>
           <w:p>
             <w:pPr>
-              <w:spacing w:after="40" w:line="274" w:lineRule="auto"/>
+              <w:spacing w:after="70" w:line="269" w:lineRule="auto"/>
               <w:jc w:val="left"/>
             </w:pPr>
             <w:r>
@@ -8631,10 +8750,16 @@
             <w:tcW w:type="dxa" w:w="5592778"/>
             <w:vAlign w:val="center"/>
             <w:shd w:fill="F4F7FB" w:val="clear"/>
+            <w:tcMar>
+              <w:top w:w="80" w:type="dxa"/>
+              <w:start w:w="100" w:type="dxa"/>
+              <w:bottom w:w="80" w:type="dxa"/>
+              <w:end w:w="100" w:type="dxa"/>
+            </w:tcMar>
           </w:tcPr>
           <w:p>
             <w:pPr>
-              <w:spacing w:after="40" w:line="274" w:lineRule="auto"/>
+              <w:spacing w:after="70" w:line="269" w:lineRule="auto"/>
               <w:jc w:val="left"/>
             </w:pPr>
             <w:r>
@@ -8652,10 +8777,16 @@
             <w:tcW w:type="dxa" w:w="3346765"/>
             <w:vAlign w:val="center"/>
             <w:shd w:fill="F4F7FB" w:val="clear"/>
+            <w:tcMar>
+              <w:top w:w="80" w:type="dxa"/>
+              <w:start w:w="100" w:type="dxa"/>
+              <w:bottom w:w="80" w:type="dxa"/>
+              <w:end w:w="100" w:type="dxa"/>
+            </w:tcMar>
           </w:tcPr>
           <w:p>
             <w:pPr>
-              <w:spacing w:after="40" w:line="274" w:lineRule="auto"/>
+              <w:spacing w:after="70" w:line="269" w:lineRule="auto"/>
               <w:jc w:val="left"/>
             </w:pPr>
             <w:r>
@@ -8678,10 +8809,16 @@
             <w:tcW w:type="dxa" w:w="1104887"/>
             <w:vAlign w:val="center"/>
             <w:shd w:fill="FFFFFF" w:val="clear"/>
+            <w:tcMar>
+              <w:top w:w="80" w:type="dxa"/>
+              <w:start w:w="100" w:type="dxa"/>
+              <w:bottom w:w="80" w:type="dxa"/>
+              <w:end w:w="100" w:type="dxa"/>
+            </w:tcMar>
           </w:tcPr>
           <w:p>
             <w:pPr>
-              <w:spacing w:after="40" w:line="274" w:lineRule="auto"/>
+              <w:spacing w:after="70" w:line="269" w:lineRule="auto"/>
               <w:jc w:val="left"/>
             </w:pPr>
             <w:r>
@@ -8699,10 +8836,16 @@
             <w:tcW w:type="dxa" w:w="5592778"/>
             <w:vAlign w:val="center"/>
             <w:shd w:fill="FFFFFF" w:val="clear"/>
+            <w:tcMar>
+              <w:top w:w="80" w:type="dxa"/>
+              <w:start w:w="100" w:type="dxa"/>
+              <w:bottom w:w="80" w:type="dxa"/>
+              <w:end w:w="100" w:type="dxa"/>
+            </w:tcMar>
           </w:tcPr>
           <w:p>
             <w:pPr>
-              <w:spacing w:after="40" w:line="274" w:lineRule="auto"/>
+              <w:spacing w:after="70" w:line="269" w:lineRule="auto"/>
               <w:jc w:val="left"/>
             </w:pPr>
             <w:r>
@@ -8720,10 +8863,16 @@
             <w:tcW w:type="dxa" w:w="3346765"/>
             <w:vAlign w:val="center"/>
             <w:shd w:fill="FFFFFF" w:val="clear"/>
+            <w:tcMar>
+              <w:top w:w="80" w:type="dxa"/>
+              <w:start w:w="100" w:type="dxa"/>
+              <w:bottom w:w="80" w:type="dxa"/>
+              <w:end w:w="100" w:type="dxa"/>
+            </w:tcMar>
           </w:tcPr>
           <w:p>
             <w:pPr>
-              <w:spacing w:after="40" w:line="274" w:lineRule="auto"/>
+              <w:spacing w:after="70" w:line="269" w:lineRule="auto"/>
               <w:jc w:val="left"/>
             </w:pPr>
             <w:r>
@@ -8744,6 +8893,52 @@
       </w:pPr>
       <w:r>
         <w:t>호환성은 Compile 성공만으로 판정하지 않습니다. 기존 Consumer가 같은 의미로 호출·실패 분기·복구·운영 조회를 수행할 수 있어야 합니다.</w:t>
+      </w:r>
+    </w:p>
+    <w:p>
+      <w:pPr>
+        <w:pStyle w:val="Heading2"/>
+      </w:pPr>
+      <w:r>
+        <w:t>호환성 회귀 확인</w:t>
+      </w:r>
+    </w:p>
+    <w:p>
+      <w:pPr/>
+      <w:r>
+        <w:t>Contract Acceptance는 신규 구현만 보는 검사가 아니라 기존 Consumer가 같은 의미로 계속 동작하는지 확인하는 회귀 계약입니다.</w:t>
+      </w:r>
+    </w:p>
+    <w:p>
+      <w:pPr>
+        <w:pStyle w:val="ListBullet"/>
+      </w:pPr>
+      <w:r>
+        <w:t>Public API/DTO/Annotation 변경 시 기존 Consumer compile뿐 아니라 SUCCESS·BUSINESS_FAILURE·TECHNICAL_FAILURE·UNKNOWN 분기와 Retry/Reconcile 경로를 확인합니다.</w:t>
+      </w:r>
+    </w:p>
+    <w:p>
+      <w:pPr>
+        <w:pStyle w:val="ListBullet"/>
+      </w:pPr>
+      <w:r>
+        <w:t>Same JVM과 Remote/MSA에서 Context/System6/Trace 의미가 동일하고 Gateway가 내부 Domain 호출 경로로 끼어들지 않는지 확인합니다.</w:t>
+      </w:r>
+    </w:p>
+    <w:p>
+      <w:pPr>
+        <w:pStyle w:val="ListBullet"/>
+      </w:pPr>
+      <w:r>
+        <w:t>Oracle/PostgreSQL/MariaDB의 Schema·Migration·Recovery와 Generator 재생성 결과가 동일 Public Contract를 가리키는지 확인합니다.</w:t>
+      </w:r>
+    </w:p>
+    <w:p>
+      <w:pPr>
+        <w:pStyle w:val="ListBullet"/>
+      </w:pPr>
+      <w:r>
+        <w:t>OpenAPI operationId·Generated Client·Frontend/ADM/Backoffice 소비 경로가 최신 Backend 계약과 일치하지 않으면 호환성 PASS로 판정하지 않습니다.</w:t>
       </w:r>
     </w:p>
     <w:sectPr>
@@ -9868,7 +10063,7 @@
     <w:pPr>
       <w:widowControl/>
       <w:bidi w:val="0"/>
-      <w:spacing w:lineRule="auto" w:line="312" w:before="0" w:after="180"/>
+      <w:spacing w:lineRule="auto" w:line="317" w:before="0" w:after="170"/>
       <w:jc w:val="start"/>
     </w:pPr>
     <w:rPr>
@@ -9892,7 +10087,7 @@
       <w:keepNext/>
       <w:keepLines/>
       <w:widowControl/>
-      <w:spacing w:lineRule="auto" w:line="259" w:before="1120" w:after="260"/>
+      <w:spacing w:lineRule="auto" w:line="259" w:before="1160" w:after="240"/>
       <w:outlineLvl w:val="0"/>
     </w:pPr>
     <w:rPr>
@@ -9917,7 +10112,7 @@
       <w:keepNext/>
       <w:keepLines/>
       <w:widowControl/>
-      <w:spacing w:lineRule="auto" w:line="259" w:before="640" w:after="170"/>
+      <w:spacing w:lineRule="auto" w:line="259" w:before="640" w:after="150"/>
       <w:ind w:start="113"/>
       <w:outlineLvl w:val="1"/>
     </w:pPr>
@@ -9943,7 +10138,7 @@
       <w:keepNext/>
       <w:keepLines/>
       <w:widowControl/>
-      <w:spacing w:lineRule="auto" w:line="264" w:before="420" w:after="130"/>
+      <w:spacing w:lineRule="auto" w:line="264" w:before="400" w:after="120"/>
       <w:ind w:start="255"/>
       <w:outlineLvl w:val="2"/>
     </w:pPr>
@@ -11044,7 +11239,7 @@
     <w:pPr>
       <w:keepNext w:val="false"/>
       <w:widowControl/>
-      <w:spacing w:lineRule="auto" w:line="324" w:before="0" w:after="220"/>
+      <w:spacing w:lineRule="auto" w:line="324" w:before="0" w:after="200"/>
     </w:pPr>
     <w:rPr>
       <w:rFonts w:ascii="Noto Sans KR" w:hAnsi="Noto Sans KR" w:eastAsia="Noto Sans KR" w:cs="Noto Sans KR"/>
@@ -11140,7 +11335,7 @@
       <w:keepNext/>
       <w:keepLines/>
       <w:widowControl/>
-      <w:spacing w:lineRule="auto" w:line="276" w:before="180" w:after="100"/>
+      <w:spacing w:lineRule="auto" w:line="276" w:before="180" w:after="120"/>
     </w:pPr>
     <w:rPr>
       <w:rFonts w:ascii="Noto Sans KR" w:hAnsi="Noto Sans KR" w:eastAsia="Noto Sans KR" w:cs="Noto Sans KR"/>
@@ -11156,7 +11351,7 @@
     <w:pPr>
       <w:keepNext w:val="true"/>
       <w:widowControl/>
-      <w:spacing w:lineRule="auto" w:line="288" w:before="0" w:after="140"/>
+      <w:spacing w:lineRule="auto" w:line="288" w:before="0" w:after="120"/>
     </w:pPr>
     <w:rPr>
       <w:rFonts w:ascii="Noto Sans KR" w:hAnsi="Noto Sans KR" w:eastAsia="Noto Sans KR" w:cs="Noto Sans KR"/>

--- a/cpf-docs/guides/07_Specification_기술_명세.docx
+++ b/cpf-docs/guides/07_Specification_기술_명세.docx
@@ -1847,21 +1847,30 @@
             </w:tcMar>
           </w:tcPr>
           <w:p>
-            <w:pPr>
-              <w:pStyle w:val="Normal"/>
-              <w:spacing w:lineRule="auto" w:line="269" w:before="0" w:after="70"/>
-              <w:ind w:start="0" w:end="0"/>
-              <w:jc w:val="left"/>
-              <w:rPr/>
-            </w:pPr>
             <w:r>
-              <w:rPr>
-                <w:rFonts w:eastAsia="Noto Sans KR" w:cs="Noto Sans KR" w:ascii="Noto Sans KR" w:hAnsi="Noto Sans KR"/>
-                <w:b w:val="false"/>
-                <w:color w:val="1C3553"/>
-                <w:sz w:val="18"/>
-              </w:rPr>
-              <w:t>ADM/Backoffice/Trace/Health/Recovery/Deployment</w:t>
+              <w:t>ADM/Trace/Health/Recovery/Deployment</w:t>
+            </w:r>
+          </w:p>
+        </w:tc>
+      </w:tr>
+      <w:tr>
+        <w:tc>
+          <w:tcPr>
+            <w:tcW w:type="dxa" w:w="1688528"/>
+          </w:tcPr>
+          <w:p>
+            <w:r>
+              <w:t>Business Admin</w:t>
+            </w:r>
+          </w:p>
+        </w:tc>
+        <w:tc>
+          <w:tcPr>
+            <w:tcW w:type="dxa" w:w="8355902"/>
+          </w:tcPr>
+          <w:p>
+            <w:r>
+              <w:t>cpf-backoffice/조직·권한·결재·업무 설정</w:t>
             </w:r>
           </w:p>
         </w:tc>
@@ -5959,46 +5968,7 @@
         <w:rPr/>
       </w:pPr>
       <w:r>
-        <w:rPr>
-          <w:rFonts w:eastAsia="Noto Sans KR" w:cs="Noto Sans KR" w:ascii="Noto Sans KR" w:hAnsi="Noto Sans KR"/>
-        </w:rPr>
-        <w:t xml:space="preserve">Core/Public </w:t>
-      </w:r>
-      <w:r>
-        <w:rPr>
-          <w:rFonts w:ascii="Noto Sans KR" w:hAnsi="Noto Sans KR" w:cs="Noto Sans KR" w:eastAsia="Noto Sans KR"/>
-        </w:rPr>
-        <w:t xml:space="preserve">계약을 유지하면서 </w:t>
-      </w:r>
-      <w:r>
-        <w:rPr>
-          <w:rFonts w:eastAsia="Noto Sans KR" w:cs="Noto Sans KR" w:ascii="Noto Sans KR" w:hAnsi="Noto Sans KR"/>
-        </w:rPr>
-        <w:t>Runtime topology</w:t>
-      </w:r>
-      <w:r>
-        <w:rPr>
-          <w:rFonts w:ascii="Noto Sans KR" w:hAnsi="Noto Sans KR" w:cs="Noto Sans KR" w:eastAsia="Noto Sans KR"/>
-        </w:rPr>
-        <w:t xml:space="preserve">와 선택형 </w:t>
-      </w:r>
-      <w:r>
-        <w:rPr>
-          <w:rFonts w:eastAsia="Noto Sans KR" w:cs="Noto Sans KR" w:ascii="Noto Sans KR" w:hAnsi="Noto Sans KR"/>
-        </w:rPr>
-        <w:t>Gateway/Backoffice</w:t>
-      </w:r>
-      <w:r>
-        <w:rPr>
-          <w:rFonts w:ascii="Noto Sans KR" w:hAnsi="Noto Sans KR" w:cs="Noto Sans KR" w:eastAsia="Noto Sans KR"/>
-        </w:rPr>
-        <w:t>를 분리합니다</w:t>
-      </w:r>
-      <w:r>
-        <w:rPr>
-          <w:rFonts w:eastAsia="Noto Sans KR" w:cs="Noto Sans KR" w:ascii="Noto Sans KR" w:hAnsi="Noto Sans KR"/>
-        </w:rPr>
-        <w:t>.</w:t>
+        <w:t>Core/Public 계약을 유지하면서 Gateway·`cpf-backoffice-web` Channel과 `cpf-backoffice` Business Domain의 Runtime 역할을 분리합니다.</w:t>
       </w:r>
     </w:p>
     <w:p>
@@ -6859,21 +6829,8 @@
             </w:tcMar>
           </w:tcPr>
           <w:p>
-            <w:pPr>
-              <w:pStyle w:val="Normal"/>
-              <w:spacing w:lineRule="auto" w:line="269" w:before="0" w:after="70"/>
-              <w:ind w:start="0" w:end="0"/>
-              <w:jc w:val="left"/>
-              <w:rPr/>
-            </w:pPr>
             <w:r>
-              <w:rPr>
-                <w:rFonts w:eastAsia="Noto Sans KR" w:ascii="Noto Sans KR" w:hAnsi="Noto Sans KR" w:cs="Noto Sans KR"/>
-                <w:b w:val="false"/>
-                <w:color w:val="1C3553"/>
-                <w:sz w:val="18"/>
-              </w:rPr>
-              <w:t>Backoffice/BFF</w:t>
+              <w:t>Backoffice Web/BFF</w:t>
             </w:r>
           </w:p>
         </w:tc>
@@ -6896,21 +6853,8 @@
             </w:tcMar>
           </w:tcPr>
           <w:p>
-            <w:pPr>
-              <w:pStyle w:val="Normal"/>
-              <w:spacing w:lineRule="auto" w:line="269" w:before="0" w:after="70"/>
-              <w:ind w:start="0" w:end="0"/>
-              <w:jc w:val="left"/>
-              <w:rPr/>
-            </w:pPr>
             <w:r>
-              <w:rPr>
-                <w:rFonts w:eastAsia="Noto Sans KR" w:ascii="Noto Sans KR" w:hAnsi="Noto Sans KR" w:cs="Noto Sans KR"/>
-                <w:b w:val="false"/>
-                <w:color w:val="1C3553"/>
-                <w:sz w:val="18"/>
-              </w:rPr>
-              <w:t>Channel/BFF → Owner Domain Contract</w:t>
+              <w:t>Browser → cpf-backoffice-web → Gateway(선택) → cpf-backoffice</w:t>
             </w:r>
           </w:p>
         </w:tc>
@@ -6933,21 +6877,8 @@
             </w:tcMar>
           </w:tcPr>
           <w:p>
-            <w:pPr>
-              <w:pStyle w:val="Normal"/>
-              <w:spacing w:lineRule="auto" w:line="269" w:before="0" w:after="70"/>
-              <w:ind w:start="0" w:end="0"/>
-              <w:jc w:val="left"/>
-              <w:rPr/>
-            </w:pPr>
             <w:r>
-              <w:rPr>
-                <w:rFonts w:eastAsia="Noto Sans KR" w:ascii="Noto Sans KR" w:hAnsi="Noto Sans KR" w:cs="Noto Sans KR"/>
-                <w:b w:val="false"/>
-                <w:color w:val="1C3553"/>
-                <w:sz w:val="18"/>
-              </w:rPr>
-              <w:t>Owner·Permission·Audit</w:t>
+              <w:t>Session/CSRF·Public HTTP·Generated Client</w:t>
             </w:r>
           </w:p>
         </w:tc>
@@ -6970,39 +6901,50 @@
             </w:tcMar>
           </w:tcPr>
           <w:p>
-            <w:pPr>
-              <w:pStyle w:val="Normal"/>
-              <w:spacing w:lineRule="auto" w:line="269" w:before="0" w:after="70"/>
-              <w:ind w:start="0" w:end="0"/>
-              <w:jc w:val="left"/>
-              <w:rPr/>
-            </w:pPr>
             <w:r>
-              <w:rPr>
-                <w:rFonts w:ascii="Noto Sans KR" w:hAnsi="Noto Sans KR" w:eastAsia="Noto Sans KR" w:cs="Noto Sans KR"/>
-                <w:b w:val="false"/>
-                <w:color w:val="1C3553"/>
-                <w:sz w:val="18"/>
-              </w:rPr>
-              <w:t xml:space="preserve">선택형 </w:t>
+              <w:t>DB 0, CPF Internal Java 0, Business Domain Java dependency 0</w:t>
             </w:r>
+          </w:p>
+        </w:tc>
+      </w:tr>
+      <w:tr>
+        <w:tc>
+          <w:tcPr>
+            <w:tcW w:type="dxa" w:w="958701"/>
+          </w:tcPr>
+          <w:p>
             <w:r>
-              <w:rPr>
-                <w:rFonts w:eastAsia="Noto Sans KR" w:ascii="Noto Sans KR" w:hAnsi="Noto Sans KR" w:cs="Noto Sans KR"/>
-                <w:b w:val="false"/>
-                <w:color w:val="1C3553"/>
-                <w:sz w:val="18"/>
-              </w:rPr>
-              <w:t>Surface</w:t>
+              <w:t>cpf-backoffice</w:t>
             </w:r>
+          </w:p>
+        </w:tc>
+        <w:tc>
+          <w:tcPr>
+            <w:tcW w:type="dxa" w:w="3103959"/>
+          </w:tcPr>
+          <w:p>
             <w:r>
-              <w:rPr>
-                <w:rFonts w:ascii="Noto Sans KR" w:hAnsi="Noto Sans KR" w:eastAsia="Noto Sans KR" w:cs="Noto Sans KR"/>
-                <w:b w:val="false"/>
-                <w:color w:val="1C3553"/>
-                <w:sz w:val="18"/>
-              </w:rPr>
-              <w:t>이며 업무 원장을 직접 우회하지 않음</w:t>
+              <w:t>MBW → 타 Owner Domain Public Contract</w:t>
+            </w:r>
+          </w:p>
+        </w:tc>
+        <w:tc>
+          <w:tcPr>
+            <w:tcW w:type="dxa" w:w="2532364"/>
+          </w:tcPr>
+          <w:p>
+            <w:r>
+              <w:t>MBW Owner·Permission·Approval·Audit</w:t>
+            </w:r>
+          </w:p>
+        </w:tc>
+        <w:tc>
+          <w:tcPr>
+            <w:tcW w:type="dxa" w:w="3449406"/>
+          </w:tcPr>
+          <w:p>
+            <w:r>
+              <w:t>플랫폼 Control Plane 아님; 타 Domain DB/Repository 직접 접근 금지</w:t>
             </w:r>
           </w:p>
         </w:tc>
@@ -8785,17 +8727,8 @@
             </w:tcMar>
           </w:tcPr>
           <w:p>
-            <w:pPr>
-              <w:spacing w:after="70" w:line="269" w:lineRule="auto"/>
-              <w:jc w:val="left"/>
-            </w:pPr>
             <w:r>
-              <w:rPr>
-                <w:rFonts w:ascii="Noto Sans KR" w:hAnsi="Noto Sans KR" w:eastAsia="Noto Sans KR" w:cs="Noto Sans KR"/>
-                <w:color w:val="1C3553"/>
-                <w:sz w:val="18"/>
-              </w:rPr>
-              <w:t>ADM·Backoffice·Runbook</w:t>
+              <w:t>ADM·Runbook·운영 조회/제어 Surface</w:t>
             </w:r>
           </w:p>
         </w:tc>

--- a/cpf-docs/guides/07_Specification_기술_명세.docx
+++ b/cpf-docs/guides/07_Specification_기술_명세.docx
@@ -8872,6 +8872,128 @@
       </w:pPr>
       <w:r>
         <w:t>OpenAPI operationId·Generated Client·Frontend/ADM/Backoffice 소비 경로가 최신 Backend 계약과 일치하지 않으면 호환성 PASS로 판정하지 않습니다.</w:t>
+      </w:r>
+    </w:p>
+    <w:p>
+      <w:pPr>
+        <w:pStyle w:val="Heading1"/>
+      </w:pPr>
+      <w:r>
+        <w:t>11 Unified CLI·System6·Runtime Identity 계약</w:t>
+      </w:r>
+    </w:p>
+    <w:p>
+      <w:pPr>
+        <w:pStyle w:val="CPFSectionLead"/>
+      </w:pPr>
+      <w:r>
+        <w:t>공식 Tooling Surface와 Runtime 식별 계약을 한 곳에서 조회할 수 있도록 현재 Source 기준을 명시합니다.</w:t>
+      </w:r>
+    </w:p>
+    <w:p>
+      <w:pPr>
+        <w:pStyle w:val="Heading2"/>
+      </w:pPr>
+      <w:r>
+        <w:t>Public Tooling Surface</w:t>
+      </w:r>
+    </w:p>
+    <w:p>
+      <w:pPr>
+        <w:pStyle w:val="ListBullet"/>
+      </w:pPr>
+      <w:r>
+        <w:t>Public: bootstrap, domain-new, domain-sync, build, test, run, stop, reset, status, doctor, version, help</w:t>
+      </w:r>
+    </w:p>
+    <w:p>
+      <w:pPr>
+        <w:pStyle w:val="ListBullet"/>
+      </w:pPr>
+      <w:r>
+        <w:t>Internal Namespace: dev, verify, publish, release. Internal Capability가 투영되지 않은 Profile에서는 접근을 거부합니다.</w:t>
+      </w:r>
+    </w:p>
+    <w:p>
+      <w:pPr>
+        <w:pStyle w:val="Heading2"/>
+      </w:pPr>
+      <w:r>
+        <w:t>Canonical System6</w:t>
+      </w:r>
+    </w:p>
+    <w:p>
+      <w:r>
+        <w:t>업무 Online Transaction은 필요한 경계에서 6개 Context를 Controller 실행 전에 검증합니다. 관리 API·Health/Actuator에 업무 Operation Policy/System6를 억지로 강제하지 않습니다.</w:t>
+      </w:r>
+    </w:p>
+    <w:p>
+      <w:pPr>
+        <w:pStyle w:val="ListBullet"/>
+      </w:pPr>
+      <w:r>
+        <w:t>X-Transaction-Id</w:t>
+      </w:r>
+    </w:p>
+    <w:p>
+      <w:pPr>
+        <w:pStyle w:val="ListBullet"/>
+      </w:pPr>
+      <w:r>
+        <w:t>X-Original-System-Code</w:t>
+      </w:r>
+    </w:p>
+    <w:p>
+      <w:pPr>
+        <w:pStyle w:val="ListBullet"/>
+      </w:pPr>
+      <w:r>
+        <w:t>X-System-Code</w:t>
+      </w:r>
+    </w:p>
+    <w:p>
+      <w:pPr>
+        <w:pStyle w:val="ListBullet"/>
+      </w:pPr>
+      <w:r>
+        <w:t>X-Caller-System-Code</w:t>
+      </w:r>
+    </w:p>
+    <w:p>
+      <w:pPr>
+        <w:pStyle w:val="ListBullet"/>
+      </w:pPr>
+      <w:r>
+        <w:t>X-Target-System-Code</w:t>
+      </w:r>
+    </w:p>
+    <w:p>
+      <w:pPr>
+        <w:pStyle w:val="ListBullet"/>
+      </w:pPr>
+      <w:r>
+        <w:t>X-Target-Operation-Id</w:t>
+      </w:r>
+    </w:p>
+    <w:p>
+      <w:pPr>
+        <w:pStyle w:val="Heading2"/>
+      </w:pPr>
+      <w:r>
+        <w:t>Runtime Instance Identity</w:t>
+      </w:r>
+    </w:p>
+    <w:p>
+      <w:r>
+        <w:t>`instanceId`는 System6 Header가 아니며 `cpf.runtime.instance-id` → `CPF_RUNTIME_INSTANCE_ID` → 실제 Runtime Hostname 순으로 결정합니다. 금지 fallback이나 active 중복이 있으면 READY로 올라가지 않는 것이 계약입니다.</w:t>
+      </w:r>
+    </w:p>
+    <w:p>
+      <w:pPr>
+        <w:pStyle w:val="CPFSource"/>
+      </w:pPr>
+      <w:r>
+        <w:t>Source: cpf-tools/runtime/cli/java/CpfCli.java · cpf-core Context/Identity Contract</w:t>
       </w:r>
     </w:p>
     <w:sectPr>
